--- a/MeinMaterial/Besprechungen/TODO.docx
+++ b/MeinMaterial/Besprechungen/TODO.docx
@@ -4,6 +4,27 @@
   <w:body>
     <w:p>
       <w:r>
+        <w:t>Zu Besprechen</w:t>
+      </w:r>
+    </w:p>
+    <w:p>
+      <w:r>
+        <w:t>Nur Osten: Berlin raus, rein, nur Ostteil rein? (Problem Strukturvariablen nur für gesamtberlin)</w:t>
+      </w:r>
+    </w:p>
+    <w:p>
+      <w:r>
+        <w:t>Steuer entweder 2022 (oder 2021?) bzw kreisweit auch 2023, heißt aber jede gemeinde in kreis hat selben wert</w:t>
+      </w:r>
+    </w:p>
+    <w:p>
+      <w:r>
+        <w:t>Pendler (Ein bzw Auspendler) kann man differenz nehmen (2024, 2021 vorhanden)</w:t>
+      </w:r>
+    </w:p>
+    <w:p/>
+    <w:p>
+      <w:r>
         <w:t>TODO</w:t>
       </w:r>
     </w:p>
@@ -56,12 +77,10 @@
       <w:r>
         <w:t xml:space="preserve"> wenn Strukturvariablen auf </w:t>
       </w:r>
-      <w:proofErr w:type="spellStart"/>
       <w:proofErr w:type="gramStart"/>
       <w:r>
         <w:t>agg.schlüssel</w:t>
       </w:r>
-      <w:proofErr w:type="spellEnd"/>
       <w:proofErr w:type="gramEnd"/>
       <w:r>
         <w:t xml:space="preserve"> aggregiert werden</w:t>
@@ -78,36 +97,21 @@
       <w:r>
         <w:t xml:space="preserve"> </w:t>
       </w:r>
-      <w:proofErr w:type="spellStart"/>
-      <w:r>
-        <w:t>ostdeutschland</w:t>
-      </w:r>
-      <w:proofErr w:type="spellEnd"/>
-      <w:r>
-        <w:t xml:space="preserve"> =</w:t>
+      <w:r>
+        <w:t>ostdeutschland =</w:t>
       </w:r>
     </w:p>
     <w:p>
       <w:r>
         <w:t xml:space="preserve">  </w:t>
       </w:r>
-      <w:proofErr w:type="spellStart"/>
       <w:proofErr w:type="gramStart"/>
       <w:r>
-        <w:t>substr</w:t>
-      </w:r>
-      <w:proofErr w:type="spellEnd"/>
-      <w:r>
-        <w:t>(</w:t>
-      </w:r>
-      <w:proofErr w:type="spellStart"/>
+        <w:t>substr(</w:t>
+      </w:r>
       <w:proofErr w:type="gramEnd"/>
       <w:r>
-        <w:t>agg_schluessel</w:t>
-      </w:r>
-      <w:proofErr w:type="spellEnd"/>
-      <w:r>
-        <w:t xml:space="preserve">, 1, 2) %in% </w:t>
+        <w:t xml:space="preserve">agg_schluessel, 1, 2) %in% </w:t>
       </w:r>
       <w:proofErr w:type="gramStart"/>
       <w:r>
@@ -122,23 +126,16 @@
       <w:r>
         <w:t xml:space="preserve">  </w:t>
       </w:r>
-      <w:proofErr w:type="spellStart"/>
       <w:proofErr w:type="gramStart"/>
       <w:r>
-        <w:t>substr</w:t>
-      </w:r>
-      <w:proofErr w:type="spellEnd"/>
-      <w:r>
-        <w:t>(</w:t>
-      </w:r>
-      <w:proofErr w:type="spellStart"/>
+        <w:t>substr(</w:t>
+      </w:r>
       <w:proofErr w:type="gramEnd"/>
       <w:r>
-        <w:t>agg_schluessel</w:t>
-      </w:r>
-      <w:proofErr w:type="spellEnd"/>
-      <w:r>
-        <w:t>, 1, 3) == "111"</w:t>
+        <w:t>agg_schluessel, 1, 3) == "111"</w:t>
+      </w:r>
+      <w:r>
+        <w:t xml:space="preserve"> # mit Berlin, bis jetzt ausgeschlossen</w:t>
       </w:r>
     </w:p>
     <w:p>
@@ -148,231 +145,6 @@
     </w:p>
     <w:p/>
     <w:p/>
-    <w:p>
-      <w:r>
-        <w:t>Ich habe den aktuellen Code, die Outputs, das README sowie deine Planungsdokumente einschließlich TODO.docx abgeglichen. Es gibt einige wichtige offene Punkte.</w:t>
-      </w:r>
-    </w:p>
-    <w:p>
-      <w:r>
-        <w:rPr>
-          <w:b/>
-          <w:bCs/>
-        </w:rPr>
-        <w:t>1. Ost-Hauptanalyse fehlt</w:t>
-      </w:r>
-      <w:r>
-        <w:br/>
-        <w:t>Die geplante Trennung ist noch nicht implementiert:</w:t>
-      </w:r>
-    </w:p>
-    <w:p>
-      <w:proofErr w:type="spellStart"/>
-      <w:r>
-        <w:t>ostdeutschland</w:t>
-      </w:r>
-      <w:proofErr w:type="spellEnd"/>
-      <w:r>
-        <w:t xml:space="preserve"> =</w:t>
-      </w:r>
-    </w:p>
-    <w:p>
-      <w:r>
-        <w:t xml:space="preserve">  </w:t>
-      </w:r>
-      <w:proofErr w:type="spellStart"/>
-      <w:proofErr w:type="gramStart"/>
-      <w:r>
-        <w:t>substr</w:t>
-      </w:r>
-      <w:proofErr w:type="spellEnd"/>
-      <w:r>
-        <w:t>(</w:t>
-      </w:r>
-      <w:proofErr w:type="spellStart"/>
-      <w:proofErr w:type="gramEnd"/>
-      <w:r>
-        <w:t>agg_schluessel</w:t>
-      </w:r>
-      <w:proofErr w:type="spellEnd"/>
-      <w:r>
-        <w:t xml:space="preserve">, 1, 2) %in% </w:t>
-      </w:r>
-      <w:proofErr w:type="gramStart"/>
-      <w:r>
-        <w:t>c(</w:t>
-      </w:r>
-      <w:proofErr w:type="gramEnd"/>
-      <w:r>
-        <w:t>"12", "13", "14", "15", "16") |</w:t>
-      </w:r>
-    </w:p>
-    <w:p>
-      <w:r>
-        <w:t xml:space="preserve">  </w:t>
-      </w:r>
-      <w:proofErr w:type="spellStart"/>
-      <w:proofErr w:type="gramStart"/>
-      <w:r>
-        <w:t>substr</w:t>
-      </w:r>
-      <w:proofErr w:type="spellEnd"/>
-      <w:r>
-        <w:t>(</w:t>
-      </w:r>
-      <w:proofErr w:type="spellStart"/>
-      <w:proofErr w:type="gramEnd"/>
-      <w:r>
-        <w:t>agg_schluessel</w:t>
-      </w:r>
-      <w:proofErr w:type="spellEnd"/>
-      <w:r>
-        <w:t>, 1, 3) == "111"</w:t>
-      </w:r>
-    </w:p>
-    <w:p>
-      <w:r>
-        <w:t>Aktuell schätzt [02_estimate_</w:t>
-      </w:r>
-      <w:proofErr w:type="gramStart"/>
-      <w:r>
-        <w:t>transitions.R</w:t>
-      </w:r>
-      <w:proofErr w:type="gramEnd"/>
-      <w:r>
-        <w:t xml:space="preserve"> (</w:t>
-      </w:r>
-      <w:proofErr w:type="spellStart"/>
-      <w:r>
-        <w:t>line</w:t>
-      </w:r>
-      <w:proofErr w:type="spellEnd"/>
-      <w:r>
-        <w:t xml:space="preserve"> 67</w:t>
-      </w:r>
-      <w:proofErr w:type="gramStart"/>
-      <w:r>
-        <w:t>)](</w:t>
-      </w:r>
-      <w:proofErr w:type="gramEnd"/>
-      <w:r>
-        <w:t>C:/Users/Leonie/Documents/Studium/Bachelorarbeit/Waehlendenwanderung/Scripts/02_estimate_transitions.R:67) weiterhin alle 5.965 Einheiten gemeinsam.</w:t>
-      </w:r>
-    </w:p>
-    <w:p>
-      <w:r>
-        <w:t>Die Ostdefinition würde ergeben:</w:t>
-      </w:r>
-    </w:p>
-    <w:p>
-      <w:pPr>
-        <w:numPr>
-          <w:ilvl w:val="0"/>
-          <w:numId w:val="1"/>
-        </w:numPr>
-      </w:pPr>
-      <w:r>
-        <w:t>1.084 ostdeutsche Einheiten einschließlich 6 Ostberliner Einheiten</w:t>
-      </w:r>
-    </w:p>
-    <w:p>
-      <w:pPr>
-        <w:numPr>
-          <w:ilvl w:val="0"/>
-          <w:numId w:val="1"/>
-        </w:numPr>
-      </w:pPr>
-      <w:r>
-        <w:t xml:space="preserve">1.083 davon mit vollständigen </w:t>
-      </w:r>
-      <w:proofErr w:type="spellStart"/>
-      <w:r>
-        <w:t>Strukturkovariaten</w:t>
-      </w:r>
-      <w:proofErr w:type="spellEnd"/>
-    </w:p>
-    <w:p>
-      <w:pPr>
-        <w:numPr>
-          <w:ilvl w:val="0"/>
-          <w:numId w:val="1"/>
-        </w:numPr>
-      </w:pPr>
-      <w:r>
-        <w:t>keine Aggregation enthält gleichzeitig ost- und westdeutsche Schlüssel</w:t>
-      </w:r>
-    </w:p>
-    <w:p>
-      <w:r>
-        <w:t>Die Fallzahl reicht grundsätzlich für Regressionen. Die Ostdefinition ist also technisch sauber umsetzbar.</w:t>
-      </w:r>
-    </w:p>
-    <w:p>
-      <w:r>
-        <w:t>Sinnvolle Zielstruktur:</w:t>
-      </w:r>
-    </w:p>
-    <w:p>
-      <w:pPr>
-        <w:numPr>
-          <w:ilvl w:val="0"/>
-          <w:numId w:val="2"/>
-        </w:numPr>
-      </w:pPr>
-      <w:r>
-        <w:t>Deutschlandfit nur für nationale Matrix und Ost-West-Heterogenitätsdiagnose.</w:t>
-      </w:r>
-    </w:p>
-    <w:p>
-      <w:pPr>
-        <w:numPr>
-          <w:ilvl w:val="0"/>
-          <w:numId w:val="2"/>
-        </w:numPr>
-      </w:pPr>
-      <w:r>
-        <w:lastRenderedPageBreak/>
-        <w:t xml:space="preserve">Separater </w:t>
-      </w:r>
-      <w:proofErr w:type="spellStart"/>
-      <w:r>
-        <w:t>Ostfit</w:t>
-      </w:r>
-      <w:proofErr w:type="spellEnd"/>
-      <w:r>
-        <w:t xml:space="preserve"> für die eigentliche Übergangsschätzung.</w:t>
-      </w:r>
-    </w:p>
-    <w:p>
-      <w:pPr>
-        <w:numPr>
-          <w:ilvl w:val="0"/>
-          <w:numId w:val="2"/>
-        </w:numPr>
-      </w:pPr>
-      <w:r>
-        <w:t xml:space="preserve">Regression und Bootstrap ausschließlich auf dem </w:t>
-      </w:r>
-      <w:proofErr w:type="spellStart"/>
-      <w:r>
-        <w:t>Ostfit</w:t>
-      </w:r>
-      <w:proofErr w:type="spellEnd"/>
-      <w:r>
-        <w:t>.</w:t>
-      </w:r>
-    </w:p>
-    <w:p>
-      <w:pPr>
-        <w:numPr>
-          <w:ilvl w:val="0"/>
-          <w:numId w:val="2"/>
-        </w:numPr>
-      </w:pPr>
-      <w:r>
-        <w:t>Deutschland- und Ostoutputs in getrennten Ordnern, damit nichts überschrieben wird.</w:t>
-      </w:r>
-    </w:p>
     <w:p>
       <w:r>
         <w:rPr>
@@ -383,23 +155,7 @@
       </w:r>
       <w:r>
         <w:br/>
-        <w:t xml:space="preserve">Der Code von 02 ist bereits auf </w:t>
-      </w:r>
-      <w:proofErr w:type="spellStart"/>
-      <w:r>
-        <w:t>ungeblocktes</w:t>
-      </w:r>
-      <w:proofErr w:type="spellEnd"/>
-      <w:r>
-        <w:t xml:space="preserve"> </w:t>
-      </w:r>
-      <w:proofErr w:type="spellStart"/>
-      <w:r>
-        <w:t>nslphom_dual</w:t>
-      </w:r>
-      <w:proofErr w:type="spellEnd"/>
-      <w:r>
-        <w:t xml:space="preserve"> umgestellt. Die vorhandenen Hauptoutputs stammen aber weiterhin aus der alten Blockschätzung:</w:t>
+        <w:t>Der Code von 02 ist bereits auf ungeblocktes nslphom_dual umgestellt. Die vorhandenen Hauptoutputs stammen aber weiterhin aus der alten Blockschätzung:</w:t>
       </w:r>
     </w:p>
     <w:p>
@@ -420,29 +176,14 @@
           <w:numId w:val="3"/>
         </w:numPr>
       </w:pPr>
-      <w:proofErr w:type="spellStart"/>
       <w:proofErr w:type="gramStart"/>
       <w:r>
-        <w:t>lphom</w:t>
-      </w:r>
-      <w:proofErr w:type="spellEnd"/>
-      <w:r>
-        <w:t>::</w:t>
-      </w:r>
-      <w:proofErr w:type="spellStart"/>
+        <w:t>lphom::</w:t>
+      </w:r>
       <w:proofErr w:type="gramEnd"/>
       <w:r>
-        <w:t>nslphom</w:t>
-      </w:r>
-      <w:proofErr w:type="spellEnd"/>
-      <w:r>
-        <w:t xml:space="preserve">, nicht </w:t>
-      </w:r>
-      <w:proofErr w:type="spellStart"/>
-      <w:r>
-        <w:t>nslphom_dual</w:t>
-      </w:r>
-      <w:proofErr w:type="spellEnd"/>
+        <w:t>nslphom, nicht nslphom_dual</w:t>
+      </w:r>
     </w:p>
     <w:p>
       <w:pPr>
@@ -451,11 +192,9 @@
           <w:numId w:val="3"/>
         </w:numPr>
       </w:pPr>
-      <w:proofErr w:type="spellStart"/>
       <w:r>
         <w:t>lp_solve</w:t>
       </w:r>
-      <w:proofErr w:type="spellEnd"/>
     </w:p>
     <w:p>
       <w:pPr>
@@ -464,13 +203,8 @@
           <w:numId w:val="3"/>
         </w:numPr>
       </w:pPr>
-      <w:proofErr w:type="spellStart"/>
-      <w:r>
-        <w:t>blocked</w:t>
-      </w:r>
-      <w:proofErr w:type="spellEnd"/>
-      <w:r>
-        <w:t xml:space="preserve"> = TRUE</w:t>
+      <w:r>
+        <w:t>blocked = TRUE</w:t>
       </w:r>
     </w:p>
     <w:p>
@@ -484,148 +218,62 @@
           <w:b/>
           <w:bCs/>
         </w:rPr>
-        <w:t xml:space="preserve">3. </w:t>
-      </w:r>
-      <w:proofErr w:type="spellStart"/>
+        <w:lastRenderedPageBreak/>
+        <w:t>3. Solverentscheidung ist noch nicht belastbar</w:t>
+      </w:r>
+      <w:r>
+        <w:br/>
+        <w:t>Der Ordner testSymphony5965_random_dual enthält zwar 5.965 Einheiten, aber seine gespeicherten Settings sagen:</w:t>
+      </w:r>
+    </w:p>
+    <w:p>
+      <w:r>
+        <w:t>solver = "lp_solve"</w:t>
+      </w:r>
+    </w:p>
+    <w:p>
+      <w:r>
+        <w:t>Auch der Solververgleich meldet:</w:t>
+      </w:r>
+    </w:p>
+    <w:p>
+      <w:r>
+        <w:t>stored_solver_labels_differ = FALSE</w:t>
+      </w:r>
+    </w:p>
+    <w:p>
+      <w:r>
+        <w:t>Damit ist der vorhandene Vergleich nicht als LP-versus-Symphony-Nachweis verwendbar. Die beiden Fits unterscheiden sich zwar, aber ihre Herkunft ist anhand der Metadaten nicht eindeutig belegt.</w:t>
+      </w:r>
+    </w:p>
+    <w:p>
+      <w:r>
+        <w:t>Zusätzlich ist der aktuelle OSQP-Weg standardmäßig ein Hybrid: globale Startmatrix mit OSQP, lokale Probleme weiterhin mit lp_solve, siehe [nslphom_</w:t>
+      </w:r>
+      <w:proofErr w:type="gramStart"/>
+      <w:r>
+        <w:t>functions.R</w:t>
+      </w:r>
+      <w:proofErr w:type="gramEnd"/>
+      <w:r>
+        <w:t xml:space="preserve"> (line 680</w:t>
+      </w:r>
+      <w:proofErr w:type="gramStart"/>
+      <w:r>
+        <w:t>)](</w:t>
+      </w:r>
+      <w:proofErr w:type="gramEnd"/>
+      <w:r>
+        <w:t>C:/Users/Leonie/Documents/Studium/Bachelorarbeit/Waehlendenwanderung/Functions/nslphom_functions.R:680). Für einen echten OSQP-Lauf müsste der lokale Solver ebenfalls festgelegt und validiert werden.</w:t>
+      </w:r>
+    </w:p>
+    <w:p>
       <w:r>
         <w:rPr>
           <w:b/>
           <w:bCs/>
         </w:rPr>
-        <w:t>Solverentscheidung</w:t>
-      </w:r>
-      <w:proofErr w:type="spellEnd"/>
-      <w:r>
-        <w:rPr>
-          <w:b/>
-          <w:bCs/>
-        </w:rPr>
-        <w:t xml:space="preserve"> ist noch nicht belastbar</w:t>
-      </w:r>
-      <w:r>
-        <w:br/>
-        <w:t>Der Ordner testSymphony5965_random_dual enthält zwar 5.965 Einheiten, aber seine gespeicherten Settings sagen:</w:t>
-      </w:r>
-    </w:p>
-    <w:p>
-      <w:proofErr w:type="spellStart"/>
-      <w:r>
-        <w:t>solver</w:t>
-      </w:r>
-      <w:proofErr w:type="spellEnd"/>
-      <w:r>
-        <w:t xml:space="preserve"> = "</w:t>
-      </w:r>
-      <w:proofErr w:type="spellStart"/>
-      <w:r>
-        <w:t>lp_solve</w:t>
-      </w:r>
-      <w:proofErr w:type="spellEnd"/>
-      <w:r>
-        <w:t>"</w:t>
-      </w:r>
-    </w:p>
-    <w:p>
-      <w:r>
-        <w:t xml:space="preserve">Auch der </w:t>
-      </w:r>
-      <w:proofErr w:type="spellStart"/>
-      <w:r>
-        <w:t>Solververgleich</w:t>
-      </w:r>
-      <w:proofErr w:type="spellEnd"/>
-      <w:r>
-        <w:t xml:space="preserve"> meldet:</w:t>
-      </w:r>
-    </w:p>
-    <w:p>
-      <w:proofErr w:type="spellStart"/>
-      <w:r>
-        <w:t>stored_solver_labels_differ</w:t>
-      </w:r>
-      <w:proofErr w:type="spellEnd"/>
-      <w:r>
-        <w:t xml:space="preserve"> = FALSE</w:t>
-      </w:r>
-    </w:p>
-    <w:p>
-      <w:r>
-        <w:t xml:space="preserve">Damit ist der vorhandene Vergleich nicht als LP-versus-Symphony-Nachweis verwendbar. Die beiden </w:t>
-      </w:r>
-      <w:proofErr w:type="spellStart"/>
-      <w:r>
-        <w:t>Fits</w:t>
-      </w:r>
-      <w:proofErr w:type="spellEnd"/>
-      <w:r>
-        <w:t xml:space="preserve"> unterscheiden sich zwar, aber ihre Herkunft ist anhand der Metadaten nicht eindeutig belegt.</w:t>
-      </w:r>
-    </w:p>
-    <w:p>
-      <w:r>
-        <w:t xml:space="preserve">Zusätzlich ist der aktuelle OSQP-Weg standardmäßig ein Hybrid: globale Startmatrix mit OSQP, lokale Probleme weiterhin mit </w:t>
-      </w:r>
-      <w:proofErr w:type="spellStart"/>
-      <w:r>
-        <w:t>lp_solve</w:t>
-      </w:r>
-      <w:proofErr w:type="spellEnd"/>
-      <w:r>
-        <w:t>, siehe [</w:t>
-      </w:r>
-      <w:proofErr w:type="spellStart"/>
-      <w:r>
-        <w:t>nslphom_</w:t>
-      </w:r>
-      <w:proofErr w:type="gramStart"/>
-      <w:r>
-        <w:t>functions.R</w:t>
-      </w:r>
-      <w:proofErr w:type="spellEnd"/>
-      <w:proofErr w:type="gramEnd"/>
-      <w:r>
-        <w:t xml:space="preserve"> (</w:t>
-      </w:r>
-      <w:proofErr w:type="spellStart"/>
-      <w:r>
-        <w:t>line</w:t>
-      </w:r>
-      <w:proofErr w:type="spellEnd"/>
-      <w:r>
-        <w:t xml:space="preserve"> 680</w:t>
-      </w:r>
-      <w:proofErr w:type="gramStart"/>
-      <w:r>
-        <w:t>)](</w:t>
-      </w:r>
-      <w:proofErr w:type="gramEnd"/>
-      <w:r>
-        <w:t>C:/Users/Leonie/Documents/Studium/Bachelorarbeit/Waehlendenwanderung/Functions/nslphom_functions.R:680). Für einen echten OSQP-Lauf müsste der lokale Solver ebenfalls festgelegt und validiert werden.</w:t>
-      </w:r>
-    </w:p>
-    <w:p>
-      <w:r>
-        <w:rPr>
-          <w:b/>
-          <w:bCs/>
-        </w:rPr>
-        <w:t xml:space="preserve">4. Optimales </w:t>
-      </w:r>
-      <w:proofErr w:type="spellStart"/>
-      <w:r>
-        <w:rPr>
-          <w:b/>
-          <w:bCs/>
-        </w:rPr>
-        <w:t>iter_max</w:t>
-      </w:r>
-      <w:proofErr w:type="spellEnd"/>
-      <w:r>
-        <w:rPr>
-          <w:b/>
-          <w:bCs/>
-        </w:rPr>
-        <w:t xml:space="preserve"> ist noch nicht bestimmt</w:t>
+        <w:t>4. Optimales iter_max ist noch nicht bestimmt</w:t>
       </w:r>
       <w:r>
         <w:br/>
@@ -637,15 +285,7 @@
       </w:r>
       <w:proofErr w:type="gramEnd"/>
       <w:r>
-        <w:t xml:space="preserve"> (</w:t>
-      </w:r>
-      <w:proofErr w:type="spellStart"/>
-      <w:r>
-        <w:t>line</w:t>
-      </w:r>
-      <w:proofErr w:type="spellEnd"/>
-      <w:r>
-        <w:t xml:space="preserve"> 25</w:t>
+        <w:t xml:space="preserve"> (line 25</w:t>
       </w:r>
       <w:proofErr w:type="gramStart"/>
       <w:r>
@@ -658,139 +298,7 @@
     </w:p>
     <w:p>
       <w:r>
-        <w:t xml:space="preserve">Außerdem unterstützt dieses Diagnoseskript bisher nur </w:t>
-      </w:r>
-      <w:proofErr w:type="spellStart"/>
-      <w:r>
-        <w:t>lp_solve</w:t>
-      </w:r>
-      <w:proofErr w:type="spellEnd"/>
-      <w:r>
-        <w:t xml:space="preserve"> und </w:t>
-      </w:r>
-      <w:proofErr w:type="spellStart"/>
-      <w:r>
-        <w:t>symphony</w:t>
-      </w:r>
-      <w:proofErr w:type="spellEnd"/>
-      <w:r>
-        <w:t>, nicht OSQP.</w:t>
-      </w:r>
-    </w:p>
-    <w:p>
-      <w:r>
-        <w:rPr>
-          <w:b/>
-          <w:bCs/>
-        </w:rPr>
-        <w:t>5. Bootstrap entspricht nicht mehr dem Hauptmodell</w:t>
-      </w:r>
-      <w:r>
-        <w:br/>
-        <w:t>Der Bootstrap muss deutlich überarbeitet werden:</w:t>
-      </w:r>
-    </w:p>
-    <w:p>
-      <w:pPr>
-        <w:numPr>
-          <w:ilvl w:val="0"/>
-          <w:numId w:val="4"/>
-        </w:numPr>
-      </w:pPr>
-      <w:r>
-        <w:t>Er zieht weiterhin bundesweit statt nur im Osten.</w:t>
-      </w:r>
-    </w:p>
-    <w:p>
-      <w:pPr>
-        <w:numPr>
-          <w:ilvl w:val="0"/>
-          <w:numId w:val="4"/>
-        </w:numPr>
-      </w:pPr>
-      <w:r>
-        <w:t>Standardgröße ist weiterhin 2.000 statt der vollständigen Oststichprobengröße von 1.084.</w:t>
-      </w:r>
-    </w:p>
-    <w:p>
-      <w:pPr>
-        <w:numPr>
-          <w:ilvl w:val="0"/>
-          <w:numId w:val="4"/>
-        </w:numPr>
-      </w:pPr>
-      <w:r>
-        <w:lastRenderedPageBreak/>
-        <w:t xml:space="preserve">Er verwendet einfaches </w:t>
-      </w:r>
-      <w:proofErr w:type="spellStart"/>
-      <w:r>
-        <w:t>nslphom</w:t>
-      </w:r>
-      <w:proofErr w:type="spellEnd"/>
-      <w:r>
-        <w:t xml:space="preserve">, nicht </w:t>
-      </w:r>
-      <w:proofErr w:type="spellStart"/>
-      <w:r>
-        <w:t>nslphom_dual</w:t>
-      </w:r>
-      <w:proofErr w:type="spellEnd"/>
-      <w:r>
-        <w:t>, siehe [</w:t>
-      </w:r>
-      <w:proofErr w:type="spellStart"/>
-      <w:r>
-        <w:t>bootstrap_</w:t>
-      </w:r>
-      <w:proofErr w:type="gramStart"/>
-      <w:r>
-        <w:t>functions.R</w:t>
-      </w:r>
-      <w:proofErr w:type="spellEnd"/>
-      <w:proofErr w:type="gramEnd"/>
-      <w:r>
-        <w:t xml:space="preserve"> (</w:t>
-      </w:r>
-      <w:proofErr w:type="spellStart"/>
-      <w:r>
-        <w:t>line</w:t>
-      </w:r>
-      <w:proofErr w:type="spellEnd"/>
-      <w:r>
-        <w:t xml:space="preserve"> 179</w:t>
-      </w:r>
-      <w:proofErr w:type="gramStart"/>
-      <w:r>
-        <w:t>)](</w:t>
-      </w:r>
-      <w:proofErr w:type="gramEnd"/>
-      <w:r>
-        <w:t>C:/Users/Leonie/Documents/Studium/Bachelorarbeit/Waehlendenwanderung/Functions/bootstrap_functions.R:179).</w:t>
-      </w:r>
-    </w:p>
-    <w:p>
-      <w:pPr>
-        <w:numPr>
-          <w:ilvl w:val="0"/>
-          <w:numId w:val="4"/>
-        </w:numPr>
-      </w:pPr>
-      <w:r>
-        <w:t xml:space="preserve">Bestehende Iterationen werden nur anhand der </w:t>
-      </w:r>
-      <w:proofErr w:type="spellStart"/>
-      <w:r>
-        <w:t>Kovariatennamen</w:t>
-      </w:r>
-      <w:proofErr w:type="spellEnd"/>
-      <w:r>
-        <w:t xml:space="preserve"> validiert. Änderungen an Strukturwerten, Solver, Inputs, Stichprobengröße oder Modelltyp führen nicht automatisch zu einer Neuberechnung.</w:t>
-      </w:r>
-    </w:p>
-    <w:p>
-      <w:r>
-        <w:t>Die vorhandenen Bootstrap-Ergebnisse sind daher nicht für die finale Ost-/Dual-Analyse verwendbar. Der Cache braucht eine Signatur der gesamten Konfiguration und Eingangsdaten.</w:t>
+        <w:t>Außerdem unterstützt dieses Diagnoseskript bisher nur lp_solve und symphony, nicht OSQP.</w:t>
       </w:r>
     </w:p>
     <w:p>
@@ -803,28 +311,15 @@
       </w:r>
       <w:r>
         <w:br/>
-        <w:t>Momentan werden getrennte gewichtete lineare Modelle pro Herkunftsgruppe geschätzt, siehe [</w:t>
-      </w:r>
-      <w:proofErr w:type="spellStart"/>
-      <w:r>
-        <w:t>regression_</w:t>
+        <w:t>Momentan werden getrennte gewichtete lineare Modelle pro Herkunftsgruppe geschätzt, siehe [regression_</w:t>
       </w:r>
       <w:proofErr w:type="gramStart"/>
       <w:r>
         <w:t>functions.R</w:t>
       </w:r>
-      <w:proofErr w:type="spellEnd"/>
       <w:proofErr w:type="gramEnd"/>
       <w:r>
-        <w:t xml:space="preserve"> (</w:t>
-      </w:r>
-      <w:proofErr w:type="spellStart"/>
-      <w:r>
-        <w:t>line</w:t>
-      </w:r>
-      <w:proofErr w:type="spellEnd"/>
-      <w:r>
-        <w:t xml:space="preserve"> 164</w:t>
+        <w:t xml:space="preserve"> (line 164</w:t>
       </w:r>
       <w:proofErr w:type="gramStart"/>
       <w:r>
@@ -848,15 +343,7 @@
         </w:numPr>
       </w:pPr>
       <w:r>
-        <w:t xml:space="preserve">gewichtetes lineares Modell oder geplantes </w:t>
-      </w:r>
-      <w:proofErr w:type="spellStart"/>
-      <w:r>
-        <w:t>Fractional</w:t>
-      </w:r>
-      <w:proofErr w:type="spellEnd"/>
-      <w:r>
-        <w:t>-Logit-Modell</w:t>
+        <w:t>gewichtetes lineares Modell oder geplantes Fractional-Logit-Modell</w:t>
       </w:r>
     </w:p>
     <w:p>
@@ -911,28 +398,12 @@
         </w:numPr>
       </w:pPr>
       <w:r>
-        <w:t>Multiple-</w:t>
-      </w:r>
-      <w:proofErr w:type="spellStart"/>
-      <w:r>
-        <w:t>Testing</w:t>
-      </w:r>
-      <w:proofErr w:type="spellEnd"/>
-      <w:r>
-        <w:t>-Problematik</w:t>
-      </w:r>
-    </w:p>
-    <w:p>
-      <w:r>
-        <w:t xml:space="preserve">Die 14 aktuellen </w:t>
-      </w:r>
-      <w:proofErr w:type="spellStart"/>
-      <w:r>
-        <w:t>Kovariaten</w:t>
-      </w:r>
-      <w:proofErr w:type="spellEnd"/>
-      <w:r>
-        <w:t xml:space="preserve"> sind zudem stark kollinear. Für Ostdeutschland fand ich unter anderem:</w:t>
+        <w:t>Multiple-Testing-Problematik</w:t>
+      </w:r>
+    </w:p>
+    <w:p>
+      <w:r>
+        <w:t>Die 14 aktuellen Kovariaten sind zudem stark kollinear. Für Ostdeutschland fand ich unter anderem:</w:t>
       </w:r>
     </w:p>
     <w:p>
@@ -970,15 +441,8 @@
     </w:p>
     <w:p>
       <w:r>
-        <w:t xml:space="preserve">Vor dem finalen Modell sollte deshalb eine kleinere, theoretisch begründete </w:t>
-      </w:r>
-      <w:proofErr w:type="spellStart"/>
-      <w:r>
-        <w:t>Kovariatenauswahl</w:t>
-      </w:r>
-      <w:proofErr w:type="spellEnd"/>
-      <w:r>
-        <w:t xml:space="preserve"> festgelegt werden.</w:t>
+        <w:lastRenderedPageBreak/>
+        <w:t>Vor dem finalen Modell sollte deshalb eine kleinere, theoretisch begründete Kovariatenauswahl festgelegt werden.</w:t>
       </w:r>
     </w:p>
     <w:p>
@@ -999,15 +463,7 @@
       </w:r>
       <w:proofErr w:type="gramEnd"/>
       <w:r>
-        <w:t xml:space="preserve"> (</w:t>
-      </w:r>
-      <w:proofErr w:type="spellStart"/>
-      <w:r>
-        <w:t>line</w:t>
-      </w:r>
-      <w:proofErr w:type="spellEnd"/>
-      <w:r>
-        <w:t xml:space="preserve"> 146</w:t>
+        <w:t xml:space="preserve"> (line 146</w:t>
       </w:r>
       <w:proofErr w:type="gramStart"/>
       <w:r>
@@ -1042,15 +498,7 @@
         </w:numPr>
       </w:pPr>
       <w:r>
-        <w:t xml:space="preserve">Ostberlin im </w:t>
-      </w:r>
-      <w:proofErr w:type="spellStart"/>
-      <w:r>
-        <w:t>nslphom</w:t>
-      </w:r>
-      <w:proofErr w:type="spellEnd"/>
-      <w:r>
-        <w:t>-Fit behalten, aber aus der Strukturregression ausschließen,</w:t>
+        <w:t>Ostberlin im nslphom-Fit behalten, aber aus der Strukturregression ausschließen,</w:t>
       </w:r>
     </w:p>
     <w:p>
@@ -1066,222 +514,89 @@
     </w:p>
     <w:p>
       <w:r>
-        <w:lastRenderedPageBreak/>
         <w:t>Die erste Variante wäre fachlich am besten.</w:t>
       </w:r>
     </w:p>
-    <w:p>
-      <w:r>
+    <w:p/>
+    <w:p/>
+    <w:p/>
+    <w:p/>
+    <w:p/>
+    <w:p/>
+    <w:p/>
+    <w:p/>
+    <w:p/>
+    <w:p/>
+    <w:p/>
+    <w:p/>
+    <w:p/>
+    <w:p/>
+    <w:p/>
+    <w:p/>
+    <w:p/>
+    <w:p/>
+    <w:p/>
+    <w:p/>
+    <w:p/>
+    <w:p/>
+    <w:p/>
+    <w:p/>
+    <w:p/>
+    <w:p/>
+    <w:p/>
+    <w:p/>
+    <w:p/>
+    <w:p/>
+    <w:p/>
+    <w:p/>
+    <w:p/>
+    <w:p/>
+    <w:p/>
+    <w:p/>
+    <w:p/>
+    <w:p/>
+    <w:p/>
+    <w:p/>
+    <w:p/>
+    <w:p/>
+    <w:p/>
+    <w:p/>
+    <w:p/>
+    <w:p/>
+    <w:p/>
+    <w:p/>
+    <w:p/>
+    <w:p/>
+    <w:p/>
+    <w:p/>
+    <w:p/>
+    <w:p>
+      <w:pPr>
         <w:rPr>
           <w:b/>
           <w:bCs/>
         </w:rPr>
-        <w:t>8. Heterogenitätsbegründung noch nicht vollständig</w:t>
-      </w:r>
-      <w:r>
-        <w:br/>
-        <w:t>Die Karten existieren, aber die Auswertung ist noch nicht final reproduzierbar:</w:t>
-      </w:r>
-    </w:p>
-    <w:p>
-      <w:pPr>
-        <w:numPr>
-          <w:ilvl w:val="0"/>
-          <w:numId w:val="8"/>
-        </w:numPr>
-      </w:pPr>
-      <w:r>
-        <w:t>[09_visualize_</w:t>
-      </w:r>
-      <w:proofErr w:type="gramStart"/>
-      <w:r>
-        <w:t>homogenitaetsannahme.R</w:t>
-      </w:r>
-      <w:proofErr w:type="gramEnd"/>
-      <w:r>
-        <w:t xml:space="preserve"> (</w:t>
-      </w:r>
-      <w:proofErr w:type="spellStart"/>
-      <w:r>
-        <w:t>line</w:t>
-      </w:r>
-      <w:proofErr w:type="spellEnd"/>
-      <w:r>
-        <w:t xml:space="preserve"> 18</w:t>
-      </w:r>
-      <w:proofErr w:type="gramStart"/>
-      <w:r>
-        <w:t>)](</w:t>
-      </w:r>
-      <w:proofErr w:type="gramEnd"/>
-      <w:r>
-        <w:t>C:/Users/Leonie/Documents/Studium/Bachelorarbeit/Waehlendenwanderung/Scripts/09_visualize_homogenitaetsannahme.R:18) zeigt standardmäßig auf einen alten 5.000er-Test.</w:t>
-      </w:r>
-    </w:p>
-    <w:p>
-      <w:pPr>
-        <w:numPr>
-          <w:ilvl w:val="0"/>
-          <w:numId w:val="8"/>
-        </w:numPr>
-      </w:pPr>
-      <w:r>
-        <w:t xml:space="preserve">AfD- und </w:t>
-      </w:r>
-      <w:proofErr w:type="spellStart"/>
-      <w:r>
-        <w:t>Residuenkarten</w:t>
-      </w:r>
-      <w:proofErr w:type="spellEnd"/>
-      <w:r>
-        <w:t xml:space="preserve"> zeigen auf den alten testSymphony5965-Output.</w:t>
-      </w:r>
-    </w:p>
-    <w:p>
-      <w:pPr>
-        <w:numPr>
-          <w:ilvl w:val="0"/>
-          <w:numId w:val="8"/>
-        </w:numPr>
-      </w:pPr>
-      <w:r>
-        <w:t>Die Union-Karte existiert nur als Grafik, nicht reproduzierbar im Skript.</w:t>
-      </w:r>
-    </w:p>
-    <w:p>
-      <w:pPr>
-        <w:numPr>
-          <w:ilvl w:val="0"/>
-          <w:numId w:val="8"/>
-        </w:numPr>
-      </w:pPr>
-      <w:r>
-        <w:t xml:space="preserve">Eine tabellarische Ost-West-Gegenüberstellung von Mittelwert, Median, Quantilen und Größenabhängigkeit des </w:t>
-      </w:r>
-      <w:proofErr w:type="spellStart"/>
-      <w:r>
-        <w:t>EHet</w:t>
-      </w:r>
-      <w:proofErr w:type="spellEnd"/>
-      <w:r>
-        <w:t xml:space="preserve"> fehlt.</w:t>
-      </w:r>
-    </w:p>
-    <w:p>
-      <w:pPr>
-        <w:numPr>
-          <w:ilvl w:val="0"/>
-          <w:numId w:val="8"/>
-        </w:numPr>
-      </w:pPr>
-      <w:r>
-        <w:t xml:space="preserve">Nach einem </w:t>
-      </w:r>
-      <w:proofErr w:type="spellStart"/>
-      <w:r>
-        <w:t>Ostfit</w:t>
-      </w:r>
-      <w:proofErr w:type="spellEnd"/>
-      <w:r>
-        <w:t xml:space="preserve"> müsste geprüft werden, ob </w:t>
-      </w:r>
-      <w:proofErr w:type="spellStart"/>
-      <w:r>
-        <w:t>EHet</w:t>
-      </w:r>
-      <w:proofErr w:type="spellEnd"/>
-      <w:r>
-        <w:t xml:space="preserve"> innerhalb des Ostens tatsächlich deutlich kleiner beziehungsweise weniger systematisch ist.</w:t>
-      </w:r>
-    </w:p>
-    <w:p>
-      <w:r>
-        <w:t>Erst diese Gegenüberstellung trägt die Begründung: „Deutschlandweite Homogenität verletzt, deshalb Hauptanalyse Ostdeutschland.“</w:t>
-      </w:r>
-    </w:p>
-    <w:p>
+      </w:pPr>
       <w:r>
         <w:rPr>
           <w:b/>
           <w:bCs/>
         </w:rPr>
-        <w:t>9. Validierung passt noch nicht vollständig zur finalen Methode</w:t>
-      </w:r>
-      <w:r>
-        <w:br/>
-        <w:t>Die Validierung enthält Zwei- und Drei-Parteien-Simulationen sowie EI und Beta-Recovery. Sie verwendet aber überwiegend:</w:t>
-      </w:r>
-    </w:p>
-    <w:p>
-      <w:pPr>
-        <w:numPr>
-          <w:ilvl w:val="0"/>
-          <w:numId w:val="9"/>
-        </w:numPr>
-      </w:pPr>
-      <w:r>
-        <w:t xml:space="preserve">einfaches </w:t>
-      </w:r>
-      <w:proofErr w:type="spellStart"/>
-      <w:r>
-        <w:t>nslphom</w:t>
-      </w:r>
-      <w:proofErr w:type="spellEnd"/>
-    </w:p>
-    <w:p>
-      <w:pPr>
-        <w:numPr>
-          <w:ilvl w:val="0"/>
-          <w:numId w:val="9"/>
-        </w:numPr>
-      </w:pPr>
-      <w:proofErr w:type="spellStart"/>
-      <w:r>
-        <w:t>lp_solve</w:t>
-      </w:r>
-      <w:proofErr w:type="spellEnd"/>
-    </w:p>
-    <w:p>
-      <w:pPr>
-        <w:numPr>
-          <w:ilvl w:val="0"/>
-          <w:numId w:val="9"/>
-        </w:numPr>
-      </w:pPr>
-      <w:r>
-        <w:t>zwei beziehungsweise drei statt sechs Gruppen</w:t>
-      </w:r>
-    </w:p>
-    <w:p>
-      <w:pPr>
-        <w:numPr>
-          <w:ilvl w:val="0"/>
-          <w:numId w:val="9"/>
-        </w:numPr>
-      </w:pPr>
-      <w:r>
-        <w:t>keine Oststruktur</w:t>
-      </w:r>
-    </w:p>
-    <w:p>
-      <w:pPr>
-        <w:numPr>
-          <w:ilvl w:val="0"/>
-          <w:numId w:val="9"/>
-        </w:numPr>
-      </w:pPr>
-      <w:r>
-        <w:t xml:space="preserve">kein finales </w:t>
-      </w:r>
-      <w:proofErr w:type="spellStart"/>
-      <w:r>
-        <w:t>nslphom_dual</w:t>
-      </w:r>
-      <w:proofErr w:type="spellEnd"/>
-    </w:p>
-    <w:p>
-      <w:r>
-        <w:t>Mindestens ein ergänzender Validierungslauf sollte den finalen Dual-Solver mit sechs Kategorien und ungefähr 1.084 Einheiten nachbilden.</w:t>
+        <w:lastRenderedPageBreak/>
+        <w:t>Lauf</w:t>
+      </w:r>
+    </w:p>
+    <w:p>
+      <w:r>
+        <w:t>Kurz: Ja, die Läufe machen jetzt grundsätzlich Sinn. Das Projekt ist deutlich näher an einem reproduzierbaren Stand als vorher. Aber ich würde morgen nicht blind 00_run_</w:t>
+      </w:r>
+      <w:proofErr w:type="gramStart"/>
+      <w:r>
+        <w:t>pipeline.R</w:t>
+      </w:r>
+      <w:proofErr w:type="gramEnd"/>
+      <w:r>
+        <w:t xml:space="preserve"> starten und hoffen, dass alles sauber durchläuft. Ich würde kontrolliert in Etappen laufen lassen.</w:t>
       </w:r>
     </w:p>
     <w:p>
@@ -1290,179 +605,555 @@
           <w:b/>
           <w:bCs/>
         </w:rPr>
-        <w:t>10. Strukturvariablen und Dokumentation</w:t>
+        <w:t>Wichtigste Einschätzung</w:t>
       </w:r>
       <w:r>
         <w:br/>
-        <w:t>Die Umstellung auf 2023-Niveauwerte ist bereits umgesetzt. Die im TODO noch erwähnten Differenzen 2025 minus 2021 sind damit überholt.</w:t>
-      </w:r>
-    </w:p>
-    <w:p>
-      <w:r>
-        <w:t xml:space="preserve">Die </w:t>
-      </w:r>
-      <w:proofErr w:type="spellStart"/>
-      <w:r>
-        <w:t>variableabhängige</w:t>
-      </w:r>
-      <w:proofErr w:type="spellEnd"/>
-      <w:r>
-        <w:t xml:space="preserve"> Aggregation ist ebenfalls umgesetzt. Ein fachlicher Namenspunkt bleibt: </w:t>
-      </w:r>
-      <w:proofErr w:type="spellStart"/>
-      <w:r>
-        <w:t>a_alo_ausländer</w:t>
-      </w:r>
-      <w:proofErr w:type="spellEnd"/>
-      <w:r>
-        <w:t xml:space="preserve"> ist laut INKAR der </w:t>
-      </w:r>
+        <w:t>Die Kernpipeline ist vorbereitet:</w:t>
+      </w:r>
+    </w:p>
+    <w:p>
+      <w:pPr>
+        <w:numPr>
+          <w:ilvl w:val="0"/>
+          <w:numId w:val="11"/>
+        </w:numPr>
+      </w:pPr>
+      <w:r>
+        <w:t>Wahlmapping wird gespeichert.</w:t>
+      </w:r>
+    </w:p>
+    <w:p>
+      <w:pPr>
+        <w:numPr>
+          <w:ilvl w:val="0"/>
+          <w:numId w:val="11"/>
+        </w:numPr>
+      </w:pPr>
+      <w:r>
+        <w:t>nslphom-Inputs werden gespeichert.</w:t>
+      </w:r>
+    </w:p>
+    <w:p>
+      <w:pPr>
+        <w:numPr>
+          <w:ilvl w:val="0"/>
+          <w:numId w:val="11"/>
+        </w:numPr>
+      </w:pPr>
+      <w:r>
+        <w:t>Ost-Hauptfit speichert lokale Matrizen, globale Matrix, Checks und kompakten Endoutput.</w:t>
+      </w:r>
+    </w:p>
+    <w:p>
+      <w:pPr>
+        <w:numPr>
+          <w:ilvl w:val="0"/>
+          <w:numId w:val="11"/>
+        </w:numPr>
+      </w:pPr>
+      <w:r>
+        <w:t>Deutschlandfit speichert separaten Endoutput und triggert EHet-Diagnose.</w:t>
+      </w:r>
+    </w:p>
+    <w:p>
+      <w:pPr>
+        <w:numPr>
+          <w:ilvl w:val="0"/>
+          <w:numId w:val="11"/>
+        </w:numPr>
+      </w:pPr>
+      <w:r>
+        <w:t>Strukturdatencleaning speichert Zwischenbasis und finale Kovariaten.</w:t>
+      </w:r>
+    </w:p>
+    <w:p>
+      <w:pPr>
+        <w:numPr>
+          <w:ilvl w:val="0"/>
+          <w:numId w:val="11"/>
+        </w:numPr>
+      </w:pPr>
+      <w:r>
+        <w:t>Regression liest Ostfit + Strukturkovariaten.</w:t>
+      </w:r>
+    </w:p>
+    <w:p>
+      <w:pPr>
+        <w:numPr>
+          <w:ilvl w:val="0"/>
+          <w:numId w:val="11"/>
+        </w:numPr>
+      </w:pPr>
+      <w:r>
+        <w:t>Bootstrap speichert Iterationen, Settings, Signatur, Beta-Draws und Intervalle.</w:t>
+      </w:r>
+    </w:p>
+    <w:p>
+      <w:pPr>
+        <w:numPr>
+          <w:ilvl w:val="0"/>
+          <w:numId w:val="11"/>
+        </w:numPr>
+      </w:pPr>
+      <w:r>
+        <w:t>EHet-Auswertung speichert Tabellen, Karten und Regionenzusammenfassungen.</w:t>
+      </w:r>
+    </w:p>
+    <w:p>
+      <w:r>
+        <w:t>Damit kannst du mit den Ergebnissen weiterarbeiten, ohne später alles erneut fitten zu müssen.</w:t>
+      </w:r>
+    </w:p>
+    <w:p>
       <w:r>
         <w:rPr>
           <w:b/>
           <w:bCs/>
         </w:rPr>
-        <w:t>Anteil ausländischer Arbeitsloser an allen Arbeitslosen</w:t>
-      </w:r>
-      <w:r>
-        <w:t>, nicht der Ausländeranteil der Bevölkerung. Code, README und Interpretation müssen das korrekt benennen.</w:t>
-      </w:r>
-    </w:p>
-    <w:p>
-      <w:r>
-        <w:t>Das README ist insgesamt veraltet: Es nennt nur drei Strukturvariablen, obwohl inzwischen 14 verwendet werden, und bildet die geplante Deutschland-/Ostarchitektur sowie die Skripte 09 bis 13 nicht vollständig ab.</w:t>
-      </w:r>
-    </w:p>
-    <w:p>
+        <w:t xml:space="preserve">Was morgen Priorität </w:t>
+      </w:r>
+      <w:proofErr w:type="gramStart"/>
       <w:r>
         <w:rPr>
           <w:b/>
           <w:bCs/>
         </w:rPr>
-        <w:t>Priorität</w:t>
-      </w:r>
+        <w:t>hat</w:t>
+      </w:r>
+      <w:proofErr w:type="gramEnd"/>
       <w:r>
         <w:br/>
-        <w:t>Als Nächstes sollten in dieser Reihenfolge geklärt werden:</w:t>
+        <w:t>Auf dem guten Rechner würde ich diese Reihenfolge nehmen:</w:t>
+      </w:r>
+    </w:p>
+    <w:p>
+      <w:proofErr w:type="gramStart"/>
+      <w:r>
+        <w:t>options(waehlendenwanderung.nslphom</w:t>
+      </w:r>
+      <w:proofErr w:type="gramEnd"/>
+      <w:r>
+        <w:t>_solver = "osqp")</w:t>
+      </w:r>
+    </w:p>
+    <w:p>
+      <w:proofErr w:type="gramStart"/>
+      <w:r>
+        <w:t>options(waehlendenwanderung.nslphom</w:t>
+      </w:r>
+      <w:proofErr w:type="gramEnd"/>
+      <w:r>
+        <w:t>_iter_max = 10L)</w:t>
+      </w:r>
+    </w:p>
+    <w:p/>
+    <w:p>
+      <w:pPr>
+        <w:rPr>
+          <w:lang w:val="en-US"/>
+        </w:rPr>
+      </w:pPr>
+      <w:r>
+        <w:rPr>
+          <w:lang w:val="en-US"/>
+        </w:rPr>
+        <w:t>source("Scripts/02a_fit_deutschland_homogenitaet.R", encoding = "UTF-8")</w:t>
+      </w:r>
+    </w:p>
+    <w:p>
+      <w:pPr>
+        <w:rPr>
+          <w:lang w:val="en-US"/>
+        </w:rPr>
+      </w:pPr>
+      <w:r>
+        <w:rPr>
+          <w:lang w:val="en-US"/>
+        </w:rPr>
+        <w:t>source("Scripts/02_estimate_transitions.R", encoding = "UTF-8")</w:t>
+      </w:r>
+    </w:p>
+    <w:p>
+      <w:pPr>
+        <w:rPr>
+          <w:lang w:val="en-US"/>
+        </w:rPr>
+      </w:pPr>
+      <w:r>
+        <w:rPr>
+          <w:lang w:val="en-US"/>
+        </w:rPr>
+        <w:t>source("Scripts/04_model_transitions.R", encoding = "UTF-8")</w:t>
+      </w:r>
+    </w:p>
+    <w:p>
+      <w:r>
+        <w:t>Danach prüfen:</w:t>
       </w:r>
     </w:p>
     <w:p>
       <w:pPr>
         <w:numPr>
           <w:ilvl w:val="0"/>
-          <w:numId w:val="10"/>
+          <w:numId w:val="12"/>
         </w:numPr>
       </w:pPr>
       <w:r>
-        <w:t xml:space="preserve">finaler Solver und </w:t>
-      </w:r>
-      <w:proofErr w:type="spellStart"/>
-      <w:r>
-        <w:t>iter_max</w:t>
-      </w:r>
-      <w:proofErr w:type="spellEnd"/>
+        <w:t>Data/modeloutput/nslphom/deutschland/vorlaeufig_nslphom_deutschland_endoutput.rds</w:t>
+      </w:r>
     </w:p>
     <w:p>
       <w:pPr>
         <w:numPr>
           <w:ilvl w:val="0"/>
-          <w:numId w:val="10"/>
+          <w:numId w:val="12"/>
         </w:numPr>
       </w:pPr>
       <w:r>
-        <w:lastRenderedPageBreak/>
-        <w:t xml:space="preserve">Deutschlandfit und separater </w:t>
-      </w:r>
-      <w:proofErr w:type="spellStart"/>
-      <w:r>
-        <w:t>Ostfit</w:t>
-      </w:r>
-      <w:proofErr w:type="spellEnd"/>
+        <w:t>Data/modeloutput/nslphom/ostdeutschland/vorlaeufig_nslphom_ost_endoutput.rds</w:t>
+      </w:r>
     </w:p>
     <w:p>
       <w:pPr>
         <w:numPr>
           <w:ilvl w:val="0"/>
-          <w:numId w:val="10"/>
+          <w:numId w:val="12"/>
         </w:numPr>
       </w:pPr>
-      <w:proofErr w:type="spellStart"/>
-      <w:r>
-        <w:t>EHet</w:t>
-      </w:r>
-      <w:proofErr w:type="spellEnd"/>
-      <w:r>
-        <w:t>-Ost-West-Begründung</w:t>
+      <w:r>
+        <w:t>Data/modeloutput/regression/ostdeutschland/</w:t>
       </w:r>
     </w:p>
     <w:p>
       <w:pPr>
         <w:numPr>
           <w:ilvl w:val="0"/>
-          <w:numId w:val="10"/>
+          <w:numId w:val="12"/>
         </w:numPr>
       </w:pPr>
       <w:r>
-        <w:t>Berliner Strukturdatenentscheidung</w:t>
+        <w:t>Data/validierung/homogenitaetsannahme/</w:t>
       </w:r>
     </w:p>
     <w:p>
       <w:pPr>
         <w:numPr>
           <w:ilvl w:val="0"/>
-          <w:numId w:val="10"/>
+          <w:numId w:val="12"/>
         </w:numPr>
       </w:pPr>
-      <w:proofErr w:type="spellStart"/>
-      <w:r>
-        <w:t>Kovariatenauswahl</w:t>
-      </w:r>
-      <w:proofErr w:type="spellEnd"/>
-      <w:r>
-        <w:t xml:space="preserve"> und finales Regressionsmodell</w:t>
+      <w:r>
+        <w:t>Charts/homogenitaetsannahme/</w:t>
+      </w:r>
+    </w:p>
+    <w:p>
+      <w:r>
+        <w:t>Wenn das stabil läuft, dann zusätzlich:</w:t>
+      </w:r>
+    </w:p>
+    <w:p>
+      <w:pPr>
+        <w:rPr>
+          <w:lang w:val="en-US"/>
+        </w:rPr>
+      </w:pPr>
+      <w:r>
+        <w:rPr>
+          <w:lang w:val="en-US"/>
+        </w:rPr>
+        <w:t>source("Scripts/13_find_optimal_iter_max_nslphom_dual.R", encoding = "UTF-8")</w:t>
+      </w:r>
+    </w:p>
+    <w:p>
+      <w:pPr>
+        <w:rPr>
+          <w:lang w:val="en-US"/>
+        </w:rPr>
+      </w:pPr>
+      <w:r>
+        <w:rPr>
+          <w:lang w:val="en-US"/>
+        </w:rPr>
+        <w:t>source("Scripts/05c_validate_final_method_dual_osqp.R", encoding = "UTF-8")</w:t>
+      </w:r>
+    </w:p>
+    <w:p>
+      <w:r>
+        <w:lastRenderedPageBreak/>
+        <w:t>Bootstrap würde ich nur starten, wenn die Hauptfits sauber sind:</w:t>
+      </w:r>
+    </w:p>
+    <w:p>
+      <w:proofErr w:type="gramStart"/>
+      <w:r>
+        <w:t>options(waehlendenwanderung.bootstrap</w:t>
+      </w:r>
+      <w:proofErr w:type="gramEnd"/>
+      <w:r>
+        <w:t>_n = 500L)</w:t>
+      </w:r>
+    </w:p>
+    <w:p>
+      <w:proofErr w:type="gramStart"/>
+      <w:r>
+        <w:t>options(waehlendenwanderung.bootstrap</w:t>
+      </w:r>
+      <w:proofErr w:type="gramEnd"/>
+      <w:r>
+        <w:t>_sample_size = NULL)</w:t>
+      </w:r>
+    </w:p>
+    <w:p>
+      <w:pPr>
+        <w:rPr>
+          <w:lang w:val="en-US"/>
+        </w:rPr>
+      </w:pPr>
+      <w:r>
+        <w:rPr>
+          <w:lang w:val="en-US"/>
+        </w:rPr>
+        <w:t>source("Scripts/08_bootstrap_nslphom_regression.R", encoding = "UTF-8")</w:t>
+      </w:r>
+    </w:p>
+    <w:p>
+      <w:r>
+        <w:t>Aber: 500 Bootstrapläufe mit nslphom_dual können auch auf gutem Rechner sehr lange dauern. Ich würde erst mit bootstrap_n = 5L testen.</w:t>
+      </w:r>
+    </w:p>
+    <w:p>
+      <w:r>
+        <w:rPr>
+          <w:b/>
+          <w:bCs/>
+        </w:rPr>
+        <w:t xml:space="preserve">Was du heute schon </w:t>
+      </w:r>
+      <w:proofErr w:type="gramStart"/>
+      <w:r>
+        <w:rPr>
+          <w:b/>
+          <w:bCs/>
+        </w:rPr>
+        <w:t>laufen lassen kannst</w:t>
+      </w:r>
+      <w:proofErr w:type="gramEnd"/>
+      <w:r>
+        <w:br/>
+        <w:t>Diese Skripte sind nicht der eigentliche Speicherflaschenhals und sollten heute gehen:</w:t>
+      </w:r>
+    </w:p>
+    <w:p>
+      <w:pPr>
+        <w:rPr>
+          <w:lang w:val="en-US"/>
+        </w:rPr>
+      </w:pPr>
+      <w:r>
+        <w:rPr>
+          <w:lang w:val="en-US"/>
+        </w:rPr>
+        <w:t>source("Scripts/mapping_gebiete.R", encoding = "UTF-8")</w:t>
+      </w:r>
+    </w:p>
+    <w:p>
+      <w:pPr>
+        <w:rPr>
+          <w:lang w:val="en-US"/>
+        </w:rPr>
+      </w:pPr>
+      <w:r>
+        <w:rPr>
+          <w:lang w:val="en-US"/>
+        </w:rPr>
+        <w:t>source("Scripts/mapping_wahldaten.R", encoding = "UTF-8")</w:t>
+      </w:r>
+    </w:p>
+    <w:p>
+      <w:pPr>
+        <w:rPr>
+          <w:lang w:val="en-US"/>
+        </w:rPr>
+      </w:pPr>
+      <w:r>
+        <w:rPr>
+          <w:lang w:val="en-US"/>
+        </w:rPr>
+        <w:t>source("Scripts/01_prepare_nslphom_input.R", encoding = "UTF-8")</w:t>
+      </w:r>
+    </w:p>
+    <w:p>
+      <w:pPr>
+        <w:rPr>
+          <w:lang w:val="en-US"/>
+        </w:rPr>
+      </w:pPr>
+      <w:r>
+        <w:rPr>
+          <w:lang w:val="en-US"/>
+        </w:rPr>
+        <w:t>source("Scripts/cleaning_strukturdaten.R", encoding = "UTF-8")</w:t>
+      </w:r>
+    </w:p>
+    <w:p>
+      <w:pPr>
+        <w:rPr>
+          <w:lang w:val="en-US"/>
+        </w:rPr>
+      </w:pPr>
+      <w:r>
+        <w:rPr>
+          <w:lang w:val="en-US"/>
+        </w:rPr>
+        <w:t>source("Scripts/03_prepare_inkar_covariates.R", encoding = "UTF-8")</w:t>
+      </w:r>
+    </w:p>
+    <w:p>
+      <w:r>
+        <w:t>Das ist sinnvoll, weil du gerade Strukturvariablen und Aggregation geändert hast. Danach sind die Inputs für morgen aktuell.</w:t>
+      </w:r>
+    </w:p>
+    <w:p>
+      <w:r>
+        <w:t>Nicht heute nötig: 02, 02a, 08, 13 in voller Größe.</w:t>
+      </w:r>
+    </w:p>
+    <w:p>
+      <w:r>
+        <w:rPr>
+          <w:b/>
+          <w:bCs/>
+        </w:rPr>
+        <w:t xml:space="preserve">Woran es morgen </w:t>
+      </w:r>
+      <w:proofErr w:type="gramStart"/>
+      <w:r>
+        <w:rPr>
+          <w:b/>
+          <w:bCs/>
+        </w:rPr>
+        <w:t>scheitern könnte</w:t>
+      </w:r>
+      <w:proofErr w:type="gramEnd"/>
+      <w:r>
+        <w:br/>
+        <w:t>Die größten Risiken:</w:t>
       </w:r>
     </w:p>
     <w:p>
       <w:pPr>
         <w:numPr>
           <w:ilvl w:val="0"/>
-          <w:numId w:val="10"/>
+          <w:numId w:val="13"/>
         </w:numPr>
       </w:pPr>
       <w:r>
-        <w:t>Ost-/Dual-Bootstrap mit sicherer Cache-Invalidierung</w:t>
+        <w:t>R-Umgebung: Auf meinem Check hier findet Rscript teils lphom nicht, und renv versucht zu bootstrappen. Auf dem guten PC müssen mindestens installiert sein:</w:t>
+      </w:r>
+      <w:r>
+        <w:br/>
+        <w:t xml:space="preserve">lphom, osqp, dplyr, tidyr, ggplot2, scales, </w:t>
+      </w:r>
+      <w:proofErr w:type="gramStart"/>
+      <w:r>
+        <w:t>data.table</w:t>
+      </w:r>
+      <w:proofErr w:type="gramEnd"/>
+      <w:r>
+        <w:t>, sf, Matrix.</w:t>
       </w:r>
     </w:p>
     <w:p>
       <w:pPr>
         <w:numPr>
           <w:ilvl w:val="0"/>
-          <w:numId w:val="10"/>
+          <w:numId w:val="13"/>
         </w:numPr>
       </w:pPr>
       <w:r>
-        <w:t>methodengleiche Validierung</w:t>
+        <w:t>OSQP/Lokal-Solver-Konsistenz: Dein OSQP-Weg nutzt aktuell OSQP für die globale Schätzung und standardmäßig lp_solve lokal, sofern du nicht setzt:</w:t>
+      </w:r>
+    </w:p>
+    <w:p>
+      <w:proofErr w:type="gramStart"/>
+      <w:r>
+        <w:t>options(waehlendenwanderung.osqp</w:t>
+      </w:r>
+      <w:proofErr w:type="gramEnd"/>
+      <w:r>
+        <w:t>_local_solver = "osqp")</w:t>
+      </w:r>
+    </w:p>
+    <w:p>
+      <w:r>
+        <w:t>Wichtig ist: Für Hauptfit, Deutschlandfit, iter_max-Diagnose und Bootstrap denselben Solver-Stand nutzen.</w:t>
       </w:r>
     </w:p>
     <w:p>
       <w:pPr>
         <w:numPr>
           <w:ilvl w:val="0"/>
-          <w:numId w:val="10"/>
+          <w:numId w:val="13"/>
         </w:numPr>
       </w:pPr>
       <w:r>
-        <w:t xml:space="preserve">README und </w:t>
-      </w:r>
-      <w:proofErr w:type="spellStart"/>
-      <w:r>
-        <w:t>Outputbereinigung</w:t>
-      </w:r>
-      <w:proofErr w:type="spellEnd"/>
-    </w:p>
-    <w:p>
-      <w:r>
-        <w:t>Ich habe bei dieser Prüfung keine Dateien verändert.</w:t>
+        <w:t>Rechenzeit: Deutschlandfit + Ostfit + Bootstrap + iter_max + Validierung an einem Tag ist viel. Priorität klar setzen: Deutschlandfit, Ostfit, Regression, EHet zuerst.</w:t>
+      </w:r>
+    </w:p>
+    <w:p>
+      <w:pPr>
+        <w:numPr>
+          <w:ilvl w:val="0"/>
+          <w:numId w:val="13"/>
+        </w:numPr>
+      </w:pPr>
+      <w:r>
+        <w:t>Alte Testoutputs: Nicht interpretieren. test2000, test5000, testSymphony... sind nur technische Alt-/Testläufe.</w:t>
+      </w:r>
+    </w:p>
+    <w:p>
+      <w:pPr>
+        <w:numPr>
+          <w:ilvl w:val="0"/>
+          <w:numId w:val="13"/>
+        </w:numPr>
+        <w:rPr>
+          <w:lang w:val="en-US"/>
+        </w:rPr>
+      </w:pPr>
+      <w:r>
+        <w:t xml:space="preserve">Working tree ist dirty. Das ist nicht schlimm, aber vor dem Transfer auf den guten PC solltest du sicherstellen, dass alle geänderten Skripte wirklich mitkopiert werden. </w:t>
+      </w:r>
+      <w:r>
+        <w:rPr>
+          <w:lang w:val="en-US"/>
+        </w:rPr>
+        <w:t>Besonders:</w:t>
+      </w:r>
+      <w:r>
+        <w:rPr>
+          <w:lang w:val="en-US"/>
+        </w:rPr>
+        <w:br/>
+        <w:t>Functions/nslphom_functions.R, Functions/bootstrap_functions.R, Scripts/02*, 03, 08, 09, 13, cleaning_strukturdaten.R, 05c.</w:t>
+      </w:r>
+    </w:p>
+    <w:p>
+      <w:r>
+        <w:rPr>
+          <w:b/>
+          <w:bCs/>
+        </w:rPr>
+        <w:t>Mein Fazit</w:t>
+      </w:r>
+      <w:r>
+        <w:br/>
+        <w:t xml:space="preserve">Ja, morgen lohnen die Läufe. Das Projekt speichert die relevanten Ergebnisse inzwischen </w:t>
+      </w:r>
+      <w:r>
+        <w:lastRenderedPageBreak/>
+        <w:t>ausreichend gut ab. Ich würde heute die leichten Vorstufen neu erzeugen und morgen strikt zuerst Deutschlandfit und Ostfit prüfen, bevor du Bootstrap oder Validierung startest.</w:t>
       </w:r>
     </w:p>
     <w:p/>
@@ -2748,6 +2439,119 @@
     </w:lvl>
   </w:abstractNum>
   <w:abstractNum w:abstractNumId="9" w15:restartNumberingAfterBreak="0">
+    <w:nsid w:val="4E9C0555"/>
+    <w:multiLevelType w:val="multilevel"/>
+    <w:tmpl w:val="6BECB9E6"/>
+    <w:lvl w:ilvl="0">
+      <w:start w:val="1"/>
+      <w:numFmt w:val="decimal"/>
+      <w:lvlText w:val="%1."/>
+      <w:lvlJc w:val="left"/>
+      <w:pPr>
+        <w:tabs>
+          <w:tab w:val="num" w:pos="720"/>
+        </w:tabs>
+        <w:ind w:left="720" w:hanging="360"/>
+      </w:pPr>
+    </w:lvl>
+    <w:lvl w:ilvl="1" w:tentative="1">
+      <w:start w:val="1"/>
+      <w:numFmt w:val="decimal"/>
+      <w:lvlText w:val="%2."/>
+      <w:lvlJc w:val="left"/>
+      <w:pPr>
+        <w:tabs>
+          <w:tab w:val="num" w:pos="1440"/>
+        </w:tabs>
+        <w:ind w:left="1440" w:hanging="360"/>
+      </w:pPr>
+    </w:lvl>
+    <w:lvl w:ilvl="2" w:tentative="1">
+      <w:start w:val="1"/>
+      <w:numFmt w:val="decimal"/>
+      <w:lvlText w:val="%3."/>
+      <w:lvlJc w:val="left"/>
+      <w:pPr>
+        <w:tabs>
+          <w:tab w:val="num" w:pos="2160"/>
+        </w:tabs>
+        <w:ind w:left="2160" w:hanging="360"/>
+      </w:pPr>
+    </w:lvl>
+    <w:lvl w:ilvl="3" w:tentative="1">
+      <w:start w:val="1"/>
+      <w:numFmt w:val="decimal"/>
+      <w:lvlText w:val="%4."/>
+      <w:lvlJc w:val="left"/>
+      <w:pPr>
+        <w:tabs>
+          <w:tab w:val="num" w:pos="2880"/>
+        </w:tabs>
+        <w:ind w:left="2880" w:hanging="360"/>
+      </w:pPr>
+    </w:lvl>
+    <w:lvl w:ilvl="4" w:tentative="1">
+      <w:start w:val="1"/>
+      <w:numFmt w:val="decimal"/>
+      <w:lvlText w:val="%5."/>
+      <w:lvlJc w:val="left"/>
+      <w:pPr>
+        <w:tabs>
+          <w:tab w:val="num" w:pos="3600"/>
+        </w:tabs>
+        <w:ind w:left="3600" w:hanging="360"/>
+      </w:pPr>
+    </w:lvl>
+    <w:lvl w:ilvl="5" w:tentative="1">
+      <w:start w:val="1"/>
+      <w:numFmt w:val="decimal"/>
+      <w:lvlText w:val="%6."/>
+      <w:lvlJc w:val="left"/>
+      <w:pPr>
+        <w:tabs>
+          <w:tab w:val="num" w:pos="4320"/>
+        </w:tabs>
+        <w:ind w:left="4320" w:hanging="360"/>
+      </w:pPr>
+    </w:lvl>
+    <w:lvl w:ilvl="6" w:tentative="1">
+      <w:start w:val="1"/>
+      <w:numFmt w:val="decimal"/>
+      <w:lvlText w:val="%7."/>
+      <w:lvlJc w:val="left"/>
+      <w:pPr>
+        <w:tabs>
+          <w:tab w:val="num" w:pos="5040"/>
+        </w:tabs>
+        <w:ind w:left="5040" w:hanging="360"/>
+      </w:pPr>
+    </w:lvl>
+    <w:lvl w:ilvl="7" w:tentative="1">
+      <w:start w:val="1"/>
+      <w:numFmt w:val="decimal"/>
+      <w:lvlText w:val="%8."/>
+      <w:lvlJc w:val="left"/>
+      <w:pPr>
+        <w:tabs>
+          <w:tab w:val="num" w:pos="5760"/>
+        </w:tabs>
+        <w:ind w:left="5760" w:hanging="360"/>
+      </w:pPr>
+    </w:lvl>
+    <w:lvl w:ilvl="8" w:tentative="1">
+      <w:start w:val="1"/>
+      <w:numFmt w:val="decimal"/>
+      <w:lvlText w:val="%9."/>
+      <w:lvlJc w:val="left"/>
+      <w:pPr>
+        <w:tabs>
+          <w:tab w:val="num" w:pos="6480"/>
+        </w:tabs>
+        <w:ind w:left="6480" w:hanging="360"/>
+      </w:pPr>
+    </w:lvl>
+  </w:abstractNum>
+  <w:abstractNum w:abstractNumId="10" w15:restartNumberingAfterBreak="0">
     <w:nsid w:val="5242628E"/>
     <w:multiLevelType w:val="multilevel"/>
     <w:tmpl w:val="6CA80002"/>
@@ -2896,8 +2700,306 @@
       </w:rPr>
     </w:lvl>
   </w:abstractNum>
+  <w:abstractNum w:abstractNumId="11" w15:restartNumberingAfterBreak="0">
+    <w:nsid w:val="6BD509A2"/>
+    <w:multiLevelType w:val="multilevel"/>
+    <w:tmpl w:val="5CE88CA6"/>
+    <w:lvl w:ilvl="0">
+      <w:start w:val="1"/>
+      <w:numFmt w:val="bullet"/>
+      <w:lvlText w:val=""/>
+      <w:lvlJc w:val="left"/>
+      <w:pPr>
+        <w:tabs>
+          <w:tab w:val="num" w:pos="720"/>
+        </w:tabs>
+        <w:ind w:left="720" w:hanging="360"/>
+      </w:pPr>
+      <w:rPr>
+        <w:rFonts w:ascii="Symbol" w:hAnsi="Symbol" w:hint="default"/>
+        <w:sz w:val="20"/>
+      </w:rPr>
+    </w:lvl>
+    <w:lvl w:ilvl="1" w:tentative="1">
+      <w:start w:val="1"/>
+      <w:numFmt w:val="bullet"/>
+      <w:lvlText w:val="o"/>
+      <w:lvlJc w:val="left"/>
+      <w:pPr>
+        <w:tabs>
+          <w:tab w:val="num" w:pos="1440"/>
+        </w:tabs>
+        <w:ind w:left="1440" w:hanging="360"/>
+      </w:pPr>
+      <w:rPr>
+        <w:rFonts w:ascii="Courier New" w:hAnsi="Courier New" w:hint="default"/>
+        <w:sz w:val="20"/>
+      </w:rPr>
+    </w:lvl>
+    <w:lvl w:ilvl="2" w:tentative="1">
+      <w:start w:val="1"/>
+      <w:numFmt w:val="bullet"/>
+      <w:lvlText w:val=""/>
+      <w:lvlJc w:val="left"/>
+      <w:pPr>
+        <w:tabs>
+          <w:tab w:val="num" w:pos="2160"/>
+        </w:tabs>
+        <w:ind w:left="2160" w:hanging="360"/>
+      </w:pPr>
+      <w:rPr>
+        <w:rFonts w:ascii="Wingdings" w:hAnsi="Wingdings" w:hint="default"/>
+        <w:sz w:val="20"/>
+      </w:rPr>
+    </w:lvl>
+    <w:lvl w:ilvl="3" w:tentative="1">
+      <w:start w:val="1"/>
+      <w:numFmt w:val="bullet"/>
+      <w:lvlText w:val=""/>
+      <w:lvlJc w:val="left"/>
+      <w:pPr>
+        <w:tabs>
+          <w:tab w:val="num" w:pos="2880"/>
+        </w:tabs>
+        <w:ind w:left="2880" w:hanging="360"/>
+      </w:pPr>
+      <w:rPr>
+        <w:rFonts w:ascii="Wingdings" w:hAnsi="Wingdings" w:hint="default"/>
+        <w:sz w:val="20"/>
+      </w:rPr>
+    </w:lvl>
+    <w:lvl w:ilvl="4" w:tentative="1">
+      <w:start w:val="1"/>
+      <w:numFmt w:val="bullet"/>
+      <w:lvlText w:val=""/>
+      <w:lvlJc w:val="left"/>
+      <w:pPr>
+        <w:tabs>
+          <w:tab w:val="num" w:pos="3600"/>
+        </w:tabs>
+        <w:ind w:left="3600" w:hanging="360"/>
+      </w:pPr>
+      <w:rPr>
+        <w:rFonts w:ascii="Wingdings" w:hAnsi="Wingdings" w:hint="default"/>
+        <w:sz w:val="20"/>
+      </w:rPr>
+    </w:lvl>
+    <w:lvl w:ilvl="5" w:tentative="1">
+      <w:start w:val="1"/>
+      <w:numFmt w:val="bullet"/>
+      <w:lvlText w:val=""/>
+      <w:lvlJc w:val="left"/>
+      <w:pPr>
+        <w:tabs>
+          <w:tab w:val="num" w:pos="4320"/>
+        </w:tabs>
+        <w:ind w:left="4320" w:hanging="360"/>
+      </w:pPr>
+      <w:rPr>
+        <w:rFonts w:ascii="Wingdings" w:hAnsi="Wingdings" w:hint="default"/>
+        <w:sz w:val="20"/>
+      </w:rPr>
+    </w:lvl>
+    <w:lvl w:ilvl="6" w:tentative="1">
+      <w:start w:val="1"/>
+      <w:numFmt w:val="bullet"/>
+      <w:lvlText w:val=""/>
+      <w:lvlJc w:val="left"/>
+      <w:pPr>
+        <w:tabs>
+          <w:tab w:val="num" w:pos="5040"/>
+        </w:tabs>
+        <w:ind w:left="5040" w:hanging="360"/>
+      </w:pPr>
+      <w:rPr>
+        <w:rFonts w:ascii="Wingdings" w:hAnsi="Wingdings" w:hint="default"/>
+        <w:sz w:val="20"/>
+      </w:rPr>
+    </w:lvl>
+    <w:lvl w:ilvl="7" w:tentative="1">
+      <w:start w:val="1"/>
+      <w:numFmt w:val="bullet"/>
+      <w:lvlText w:val=""/>
+      <w:lvlJc w:val="left"/>
+      <w:pPr>
+        <w:tabs>
+          <w:tab w:val="num" w:pos="5760"/>
+        </w:tabs>
+        <w:ind w:left="5760" w:hanging="360"/>
+      </w:pPr>
+      <w:rPr>
+        <w:rFonts w:ascii="Wingdings" w:hAnsi="Wingdings" w:hint="default"/>
+        <w:sz w:val="20"/>
+      </w:rPr>
+    </w:lvl>
+    <w:lvl w:ilvl="8" w:tentative="1">
+      <w:start w:val="1"/>
+      <w:numFmt w:val="bullet"/>
+      <w:lvlText w:val=""/>
+      <w:lvlJc w:val="left"/>
+      <w:pPr>
+        <w:tabs>
+          <w:tab w:val="num" w:pos="6480"/>
+        </w:tabs>
+        <w:ind w:left="6480" w:hanging="360"/>
+      </w:pPr>
+      <w:rPr>
+        <w:rFonts w:ascii="Wingdings" w:hAnsi="Wingdings" w:hint="default"/>
+        <w:sz w:val="20"/>
+      </w:rPr>
+    </w:lvl>
+  </w:abstractNum>
+  <w:abstractNum w:abstractNumId="12" w15:restartNumberingAfterBreak="0">
+    <w:nsid w:val="6D506EF9"/>
+    <w:multiLevelType w:val="multilevel"/>
+    <w:tmpl w:val="3732CD02"/>
+    <w:lvl w:ilvl="0">
+      <w:start w:val="1"/>
+      <w:numFmt w:val="bullet"/>
+      <w:lvlText w:val=""/>
+      <w:lvlJc w:val="left"/>
+      <w:pPr>
+        <w:tabs>
+          <w:tab w:val="num" w:pos="720"/>
+        </w:tabs>
+        <w:ind w:left="720" w:hanging="360"/>
+      </w:pPr>
+      <w:rPr>
+        <w:rFonts w:ascii="Symbol" w:hAnsi="Symbol" w:hint="default"/>
+        <w:sz w:val="20"/>
+      </w:rPr>
+    </w:lvl>
+    <w:lvl w:ilvl="1" w:tentative="1">
+      <w:start w:val="1"/>
+      <w:numFmt w:val="bullet"/>
+      <w:lvlText w:val="o"/>
+      <w:lvlJc w:val="left"/>
+      <w:pPr>
+        <w:tabs>
+          <w:tab w:val="num" w:pos="1440"/>
+        </w:tabs>
+        <w:ind w:left="1440" w:hanging="360"/>
+      </w:pPr>
+      <w:rPr>
+        <w:rFonts w:ascii="Courier New" w:hAnsi="Courier New" w:hint="default"/>
+        <w:sz w:val="20"/>
+      </w:rPr>
+    </w:lvl>
+    <w:lvl w:ilvl="2" w:tentative="1">
+      <w:start w:val="1"/>
+      <w:numFmt w:val="bullet"/>
+      <w:lvlText w:val=""/>
+      <w:lvlJc w:val="left"/>
+      <w:pPr>
+        <w:tabs>
+          <w:tab w:val="num" w:pos="2160"/>
+        </w:tabs>
+        <w:ind w:left="2160" w:hanging="360"/>
+      </w:pPr>
+      <w:rPr>
+        <w:rFonts w:ascii="Wingdings" w:hAnsi="Wingdings" w:hint="default"/>
+        <w:sz w:val="20"/>
+      </w:rPr>
+    </w:lvl>
+    <w:lvl w:ilvl="3" w:tentative="1">
+      <w:start w:val="1"/>
+      <w:numFmt w:val="bullet"/>
+      <w:lvlText w:val=""/>
+      <w:lvlJc w:val="left"/>
+      <w:pPr>
+        <w:tabs>
+          <w:tab w:val="num" w:pos="2880"/>
+        </w:tabs>
+        <w:ind w:left="2880" w:hanging="360"/>
+      </w:pPr>
+      <w:rPr>
+        <w:rFonts w:ascii="Wingdings" w:hAnsi="Wingdings" w:hint="default"/>
+        <w:sz w:val="20"/>
+      </w:rPr>
+    </w:lvl>
+    <w:lvl w:ilvl="4" w:tentative="1">
+      <w:start w:val="1"/>
+      <w:numFmt w:val="bullet"/>
+      <w:lvlText w:val=""/>
+      <w:lvlJc w:val="left"/>
+      <w:pPr>
+        <w:tabs>
+          <w:tab w:val="num" w:pos="3600"/>
+        </w:tabs>
+        <w:ind w:left="3600" w:hanging="360"/>
+      </w:pPr>
+      <w:rPr>
+        <w:rFonts w:ascii="Wingdings" w:hAnsi="Wingdings" w:hint="default"/>
+        <w:sz w:val="20"/>
+      </w:rPr>
+    </w:lvl>
+    <w:lvl w:ilvl="5" w:tentative="1">
+      <w:start w:val="1"/>
+      <w:numFmt w:val="bullet"/>
+      <w:lvlText w:val=""/>
+      <w:lvlJc w:val="left"/>
+      <w:pPr>
+        <w:tabs>
+          <w:tab w:val="num" w:pos="4320"/>
+        </w:tabs>
+        <w:ind w:left="4320" w:hanging="360"/>
+      </w:pPr>
+      <w:rPr>
+        <w:rFonts w:ascii="Wingdings" w:hAnsi="Wingdings" w:hint="default"/>
+        <w:sz w:val="20"/>
+      </w:rPr>
+    </w:lvl>
+    <w:lvl w:ilvl="6" w:tentative="1">
+      <w:start w:val="1"/>
+      <w:numFmt w:val="bullet"/>
+      <w:lvlText w:val=""/>
+      <w:lvlJc w:val="left"/>
+      <w:pPr>
+        <w:tabs>
+          <w:tab w:val="num" w:pos="5040"/>
+        </w:tabs>
+        <w:ind w:left="5040" w:hanging="360"/>
+      </w:pPr>
+      <w:rPr>
+        <w:rFonts w:ascii="Wingdings" w:hAnsi="Wingdings" w:hint="default"/>
+        <w:sz w:val="20"/>
+      </w:rPr>
+    </w:lvl>
+    <w:lvl w:ilvl="7" w:tentative="1">
+      <w:start w:val="1"/>
+      <w:numFmt w:val="bullet"/>
+      <w:lvlText w:val=""/>
+      <w:lvlJc w:val="left"/>
+      <w:pPr>
+        <w:tabs>
+          <w:tab w:val="num" w:pos="5760"/>
+        </w:tabs>
+        <w:ind w:left="5760" w:hanging="360"/>
+      </w:pPr>
+      <w:rPr>
+        <w:rFonts w:ascii="Wingdings" w:hAnsi="Wingdings" w:hint="default"/>
+        <w:sz w:val="20"/>
+      </w:rPr>
+    </w:lvl>
+    <w:lvl w:ilvl="8" w:tentative="1">
+      <w:start w:val="1"/>
+      <w:numFmt w:val="bullet"/>
+      <w:lvlText w:val=""/>
+      <w:lvlJc w:val="left"/>
+      <w:pPr>
+        <w:tabs>
+          <w:tab w:val="num" w:pos="6480"/>
+        </w:tabs>
+        <w:ind w:left="6480" w:hanging="360"/>
+      </w:pPr>
+      <w:rPr>
+        <w:rFonts w:ascii="Wingdings" w:hAnsi="Wingdings" w:hint="default"/>
+        <w:sz w:val="20"/>
+      </w:rPr>
+    </w:lvl>
+  </w:abstractNum>
   <w:num w:numId="1" w16cid:durableId="1714421892">
-    <w:abstractNumId w:val="9"/>
+    <w:abstractNumId w:val="10"/>
   </w:num>
   <w:num w:numId="2" w16cid:durableId="1743790832">
     <w:abstractNumId w:val="0"/>
@@ -2925,6 +3027,15 @@
   </w:num>
   <w:num w:numId="10" w16cid:durableId="1769690678">
     <w:abstractNumId w:val="7"/>
+  </w:num>
+  <w:num w:numId="11" w16cid:durableId="306279264">
+    <w:abstractNumId w:val="11"/>
+  </w:num>
+  <w:num w:numId="12" w16cid:durableId="877351289">
+    <w:abstractNumId w:val="12"/>
+  </w:num>
+  <w:num w:numId="13" w16cid:durableId="699089827">
+    <w:abstractNumId w:val="9"/>
   </w:num>
 </w:numbering>
 </file>

--- a/MeinMaterial/Besprechungen/TODO.docx
+++ b/MeinMaterial/Besprechungen/TODO.docx
@@ -9,18 +9,16 @@
     </w:p>
     <w:p>
       <w:r>
-        <w:t>Nur Osten: Berlin raus, rein, nur Ostteil rein? (Problem Strukturvariablen nur für gesamtberlin)</w:t>
-      </w:r>
-    </w:p>
-    <w:p>
-      <w:r>
-        <w:t>Steuer entweder 2022 (oder 2021?) bzw kreisweit auch 2023, heißt aber jede gemeinde in kreis hat selben wert</w:t>
-      </w:r>
-    </w:p>
-    <w:p>
-      <w:r>
-        <w:t>Pendler (Ein bzw Auspendler) kann man differenz nehmen (2024, 2021 vorhanden)</w:t>
-      </w:r>
+        <w:t xml:space="preserve">Steuer </w:t>
+      </w:r>
+      <w:r>
+        <w:t xml:space="preserve">? welche </w:t>
+      </w:r>
+      <w:proofErr w:type="spellStart"/>
+      <w:r>
+        <w:t>steuer</w:t>
+      </w:r>
+      <w:proofErr w:type="spellEnd"/>
     </w:p>
     <w:p/>
     <w:p>
@@ -31,118 +29,1388 @@
     <w:p/>
     <w:p>
       <w:r>
-        <w:t>Strukturvariablen (Differenzen, für Berlin auf kleiner Granularität nötig?)</w:t>
+        <w:t xml:space="preserve">Variablen nicht nur mitteln sondern teils auch summieren wenn Strukturvariablen auf </w:t>
+      </w:r>
+      <w:proofErr w:type="spellStart"/>
+      <w:r>
+        <w:t>agg.schlüssel</w:t>
+      </w:r>
+      <w:proofErr w:type="spellEnd"/>
+      <w:r>
+        <w:t xml:space="preserve"> aggregiert werden</w:t>
+      </w:r>
+    </w:p>
+    <w:p/>
+    <w:p/>
+    <w:p>
+      <w:r>
+        <w:t>Unterschiede/Gemeinsamkeiten von einer Sache (</w:t>
+      </w:r>
+      <w:proofErr w:type="spellStart"/>
+      <w:r>
+        <w:t>z.b.</w:t>
+      </w:r>
+      <w:proofErr w:type="spellEnd"/>
+      <w:r>
+        <w:t xml:space="preserve"> zwei </w:t>
+      </w:r>
+      <w:proofErr w:type="spellStart"/>
+      <w:r>
+        <w:t>städte</w:t>
+      </w:r>
+      <w:proofErr w:type="spellEnd"/>
+      <w:r>
+        <w:t xml:space="preserve"> strukturvariablen unterschied von 1 variable, </w:t>
+      </w:r>
+      <w:proofErr w:type="spellStart"/>
+      <w:r>
+        <w:t>nslphom</w:t>
+      </w:r>
+      <w:proofErr w:type="spellEnd"/>
+      <w:r>
+        <w:t xml:space="preserve"> Ergebnis unterschied)</w:t>
+      </w:r>
+    </w:p>
+    <w:p/>
+    <w:p/>
+    <w:p>
+      <w:proofErr w:type="spellStart"/>
+      <w:r>
+        <w:t>regressionen</w:t>
+      </w:r>
+      <w:proofErr w:type="spellEnd"/>
+      <w:r>
+        <w:t xml:space="preserve">: </w:t>
+      </w:r>
+      <w:proofErr w:type="spellStart"/>
+      <w:r>
+        <w:t>zufluss</w:t>
+      </w:r>
+      <w:r>
+        <w:t>modell</w:t>
+      </w:r>
+      <w:proofErr w:type="spellEnd"/>
+      <w:r>
+        <w:t>. A</w:t>
+      </w:r>
+      <w:r>
+        <w:t>nteilsmodell</w:t>
+      </w:r>
+      <w:r>
+        <w:t xml:space="preserve"> </w:t>
+      </w:r>
+      <w:proofErr w:type="spellStart"/>
+      <w:r>
+        <w:t>etc</w:t>
+      </w:r>
+      <w:proofErr w:type="spellEnd"/>
+      <w:r>
+        <w:t xml:space="preserve"> wird erstellt. Muss entfernt werden vor </w:t>
+      </w:r>
+      <w:proofErr w:type="spellStart"/>
+      <w:r>
+        <w:t>abgabe</w:t>
+      </w:r>
+      <w:proofErr w:type="spellEnd"/>
+    </w:p>
+    <w:p/>
+    <w:p>
+      <w:proofErr w:type="spellStart"/>
+      <w:r>
+        <w:t>Iter_max</w:t>
+      </w:r>
+      <w:proofErr w:type="spellEnd"/>
+      <w:r>
+        <w:t xml:space="preserve"> für andere </w:t>
+      </w:r>
+      <w:proofErr w:type="spellStart"/>
+      <w:r>
+        <w:t>samples</w:t>
+      </w:r>
+      <w:proofErr w:type="spellEnd"/>
+      <w:r>
+        <w:t xml:space="preserve"> nochmal betrachten</w:t>
+      </w:r>
+    </w:p>
+    <w:p/>
+    <w:p/>
+    <w:p>
+      <w:proofErr w:type="spellStart"/>
+      <w:r>
+        <w:t>Nslphom</w:t>
+      </w:r>
+      <w:proofErr w:type="spellEnd"/>
+      <w:r>
+        <w:t xml:space="preserve"> code verstehen</w:t>
+      </w:r>
+    </w:p>
+    <w:p/>
+    <w:p>
+      <w:r>
+        <w:t xml:space="preserve">Strukturvariablen deskriptiv (alter, </w:t>
+      </w:r>
+      <w:proofErr w:type="spellStart"/>
+      <w:r>
+        <w:t>varianz</w:t>
+      </w:r>
+      <w:proofErr w:type="spellEnd"/>
+      <w:r>
+        <w:t>, …)</w:t>
+      </w:r>
+    </w:p>
+    <w:p>
+      <w:r>
+        <w:t>Standardisierte Strukturvariablen Verteilung betrachten (interessanter wenn zentriert)</w:t>
+      </w:r>
+    </w:p>
+    <w:p/>
+    <w:p/>
+    <w:p/>
+    <w:p>
+      <w:r>
+        <w:t>Wie zentriert die strukturvariablen?</w:t>
+      </w:r>
+    </w:p>
+    <w:p/>
+    <w:p/>
+    <w:p/>
+    <w:p>
+      <w:r>
+        <w:t>Kapiteleinteilung, …</w:t>
+      </w:r>
+      <w:r>
+        <w:t xml:space="preserve"> bis nächstes </w:t>
+      </w:r>
+      <w:proofErr w:type="spellStart"/>
+      <w:r>
+        <w:t>mal</w:t>
+      </w:r>
+      <w:proofErr w:type="spellEnd"/>
+      <w:r>
+        <w:t xml:space="preserve"> vorzeigen</w:t>
+      </w:r>
+    </w:p>
+    <w:p/>
+    <w:p/>
+    <w:p/>
+    <w:p/>
+    <w:p>
+      <w:r>
+        <w:t xml:space="preserve">Variable erstellen: Grenze extremer, </w:t>
+      </w:r>
+      <w:proofErr w:type="spellStart"/>
+      <w:r>
+        <w:t>spatial</w:t>
+      </w:r>
+      <w:proofErr w:type="spellEnd"/>
+      <w:r>
+        <w:t xml:space="preserve"> </w:t>
+      </w:r>
+      <w:proofErr w:type="spellStart"/>
+      <w:r>
+        <w:t>effects</w:t>
+      </w:r>
+      <w:proofErr w:type="spellEnd"/>
+      <w:r>
+        <w:t xml:space="preserve"> mäßig</w:t>
+      </w:r>
+    </w:p>
+    <w:p>
+      <w:r>
+        <w:t>Distanz Wahlkreis zur Grenze</w:t>
+      </w:r>
+    </w:p>
+    <w:p/>
+    <w:p>
+      <w:r>
+        <w:t>Strukturvariablen</w:t>
       </w:r>
       <w:r>
         <w:br/>
+        <w:t>Steuer: Vermögen, Einkommenssteuer</w:t>
+      </w:r>
+    </w:p>
+    <w:p>
+      <w:r>
+        <w:t>Unabhängige Kovariablen</w:t>
+      </w:r>
+    </w:p>
+    <w:p/>
+    <w:p>
+      <w:r>
+        <w:t>Bevölkerungsdichte als variable?</w:t>
       </w:r>
       <w:r>
         <w:br/>
       </w:r>
-      <w:proofErr w:type="gramStart"/>
-      <w:r>
-        <w:t>Genügend</w:t>
-      </w:r>
-      <w:proofErr w:type="gramEnd"/>
-      <w:r>
-        <w:t xml:space="preserve"> Beobachtungen für </w:t>
-      </w:r>
-      <w:proofErr w:type="gramStart"/>
-      <w:r>
-        <w:t>Regression</w:t>
-      </w:r>
-      <w:proofErr w:type="gramEnd"/>
-      <w:r>
-        <w:t xml:space="preserve"> wenn auf Osten beschränkt?</w:t>
-      </w:r>
-    </w:p>
-    <w:p/>
-    <w:p>
-      <w:r>
-        <w:t xml:space="preserve">Variablen nicht nur </w:t>
-      </w:r>
-      <w:proofErr w:type="gramStart"/>
-      <w:r>
-        <w:t>mitteln</w:t>
-      </w:r>
-      <w:proofErr w:type="gramEnd"/>
-      <w:r>
-        <w:t xml:space="preserve"> sondern teils auch </w:t>
-      </w:r>
-      <w:proofErr w:type="gramStart"/>
-      <w:r>
-        <w:t>summieren</w:t>
-      </w:r>
-      <w:proofErr w:type="gramEnd"/>
-      <w:r>
-        <w:t xml:space="preserve"> wenn Strukturvariablen auf </w:t>
-      </w:r>
-      <w:proofErr w:type="gramStart"/>
-      <w:r>
-        <w:t>agg.schlüssel</w:t>
-      </w:r>
-      <w:proofErr w:type="gramEnd"/>
-      <w:r>
-        <w:t xml:space="preserve"> aggregiert werden</w:t>
-      </w:r>
-    </w:p>
-    <w:p/>
-    <w:p/>
-    <w:p>
-      <w:r>
-        <w:t>Osten-Split:</w:t>
-      </w:r>
-    </w:p>
-    <w:p>
+      <w:r>
+        <w:br/>
+        <w:t xml:space="preserve">wie berechnen sich </w:t>
+      </w:r>
+      <w:proofErr w:type="spellStart"/>
+      <w:r>
+        <w:t>variablne</w:t>
+      </w:r>
+      <w:proofErr w:type="spellEnd"/>
+      <w:r>
+        <w:t xml:space="preserve">? </w:t>
+      </w:r>
+      <w:proofErr w:type="spellStart"/>
+      <w:r>
+        <w:t>Z.b.</w:t>
+      </w:r>
+      <w:proofErr w:type="spellEnd"/>
       <w:r>
         <w:t xml:space="preserve"> </w:t>
       </w:r>
-      <w:r>
-        <w:t>ostdeutschland =</w:t>
-      </w:r>
-    </w:p>
-    <w:p>
-      <w:r>
-        <w:t xml:space="preserve">  </w:t>
-      </w:r>
-      <w:proofErr w:type="gramStart"/>
-      <w:r>
-        <w:t>substr(</w:t>
-      </w:r>
-      <w:proofErr w:type="gramEnd"/>
-      <w:r>
-        <w:t xml:space="preserve">agg_schluessel, 1, 2) %in% </w:t>
-      </w:r>
-      <w:proofErr w:type="gramStart"/>
-      <w:r>
-        <w:t>c(</w:t>
-      </w:r>
-      <w:proofErr w:type="gramEnd"/>
-      <w:r>
-        <w:t>"12", "13", "14", "15", "16") |</w:t>
-      </w:r>
-    </w:p>
-    <w:p>
-      <w:r>
-        <w:t xml:space="preserve">  </w:t>
-      </w:r>
-      <w:proofErr w:type="gramStart"/>
-      <w:r>
-        <w:t>substr(</w:t>
-      </w:r>
-      <w:proofErr w:type="gramEnd"/>
-      <w:r>
-        <w:t>agg_schluessel, 1, 3) == "111"</w:t>
-      </w:r>
-      <w:r>
-        <w:t xml:space="preserve"> # mit Berlin, bis jetzt ausgeschlossen</w:t>
-      </w:r>
-    </w:p>
-    <w:p>
-      <w:r>
-        <w:t>mit Ostberlin (111)</w:t>
-      </w:r>
-    </w:p>
+      <w:proofErr w:type="spellStart"/>
+      <w:r>
+        <w:t>ländlichkeit</w:t>
+      </w:r>
+      <w:proofErr w:type="spellEnd"/>
+    </w:p>
+    <w:p/>
+    <w:p>
+      <w:pPr>
+        <w:rPr>
+          <w:lang w:val="en-US"/>
+        </w:rPr>
+      </w:pPr>
+      <w:proofErr w:type="spellStart"/>
+      <w:r>
+        <w:rPr>
+          <w:lang w:val="en-US"/>
+        </w:rPr>
+        <w:t>Variablenselektion</w:t>
+      </w:r>
+      <w:proofErr w:type="spellEnd"/>
+      <w:r>
+        <w:rPr>
+          <w:lang w:val="en-US"/>
+        </w:rPr>
+        <w:br/>
+        <w:t>Cross validation ansatz, p</w:t>
+      </w:r>
+      <w:r>
+        <w:rPr>
+          <w:lang w:val="en-US"/>
+        </w:rPr>
+        <w:t>ower</w:t>
+      </w:r>
+    </w:p>
+    <w:p>
+      <w:pPr>
+        <w:rPr>
+          <w:lang w:val="en-US"/>
+        </w:rPr>
+      </w:pPr>
+    </w:p>
+    <w:tbl>
+      <w:tblPr>
+        <w:tblW w:w="0" w:type="auto"/>
+        <w:tblCellSpacing w:w="15" w:type="dxa"/>
+        <w:tblCellMar>
+          <w:top w:w="15" w:type="dxa"/>
+          <w:left w:w="15" w:type="dxa"/>
+          <w:bottom w:w="15" w:type="dxa"/>
+          <w:right w:w="15" w:type="dxa"/>
+        </w:tblCellMar>
+        <w:tblLook w:val="04A0" w:firstRow="1" w:lastRow="0" w:firstColumn="1" w:lastColumn="0" w:noHBand="0" w:noVBand="1"/>
+      </w:tblPr>
+      <w:tblGrid>
+        <w:gridCol w:w="2828"/>
+        <w:gridCol w:w="1428"/>
+        <w:gridCol w:w="1932"/>
+        <w:gridCol w:w="1131"/>
+        <w:gridCol w:w="1753"/>
+      </w:tblGrid>
+      <w:tr>
+        <w:trPr>
+          <w:tblHeader/>
+          <w:tblCellSpacing w:w="15" w:type="dxa"/>
+        </w:trPr>
+        <w:tc>
+          <w:tcPr>
+            <w:tcW w:w="0" w:type="auto"/>
+            <w:vAlign w:val="center"/>
+            <w:hideMark/>
+          </w:tcPr>
+          <w:p>
+            <w:pPr>
+              <w:rPr>
+                <w:b/>
+                <w:bCs/>
+              </w:rPr>
+            </w:pPr>
+            <w:r>
+              <w:rPr>
+                <w:b/>
+                <w:bCs/>
+              </w:rPr>
+              <w:t>Variable im Modell</w:t>
+            </w:r>
+          </w:p>
+        </w:tc>
+        <w:tc>
+          <w:tcPr>
+            <w:tcW w:w="0" w:type="auto"/>
+            <w:vAlign w:val="center"/>
+            <w:hideMark/>
+          </w:tcPr>
+          <w:p>
+            <w:pPr>
+              <w:rPr>
+                <w:b/>
+                <w:bCs/>
+              </w:rPr>
+            </w:pPr>
+            <w:r>
+              <w:rPr>
+                <w:b/>
+                <w:bCs/>
+              </w:rPr>
+              <w:t>INKAR-Kürzel</w:t>
+            </w:r>
+          </w:p>
+        </w:tc>
+        <w:tc>
+          <w:tcPr>
+            <w:tcW w:w="0" w:type="auto"/>
+            <w:vAlign w:val="center"/>
+            <w:hideMark/>
+          </w:tcPr>
+          <w:p>
+            <w:pPr>
+              <w:rPr>
+                <w:b/>
+                <w:bCs/>
+              </w:rPr>
+            </w:pPr>
+            <w:r>
+              <w:rPr>
+                <w:b/>
+                <w:bCs/>
+              </w:rPr>
+              <w:t>Inhalt</w:t>
+            </w:r>
+          </w:p>
+        </w:tc>
+        <w:tc>
+          <w:tcPr>
+            <w:tcW w:w="0" w:type="auto"/>
+            <w:vAlign w:val="center"/>
+            <w:hideMark/>
+          </w:tcPr>
+          <w:p>
+            <w:pPr>
+              <w:rPr>
+                <w:b/>
+                <w:bCs/>
+              </w:rPr>
+            </w:pPr>
+            <w:r>
+              <w:rPr>
+                <w:b/>
+                <w:bCs/>
+              </w:rPr>
+              <w:t>Einheit / Interpretation</w:t>
+            </w:r>
+          </w:p>
+        </w:tc>
+        <w:tc>
+          <w:tcPr>
+            <w:tcW w:w="0" w:type="auto"/>
+            <w:vAlign w:val="center"/>
+            <w:hideMark/>
+          </w:tcPr>
+          <w:p>
+            <w:pPr>
+              <w:rPr>
+                <w:b/>
+                <w:bCs/>
+              </w:rPr>
+            </w:pPr>
+            <w:r>
+              <w:rPr>
+                <w:b/>
+                <w:bCs/>
+              </w:rPr>
+              <w:t xml:space="preserve">Aggregation auf </w:t>
+            </w:r>
+            <w:proofErr w:type="spellStart"/>
+            <w:r>
+              <w:rPr>
+                <w:b/>
+                <w:bCs/>
+              </w:rPr>
+              <w:t>agg_schluessel</w:t>
+            </w:r>
+            <w:proofErr w:type="spellEnd"/>
+          </w:p>
+        </w:tc>
+      </w:tr>
+      <w:tr>
+        <w:trPr>
+          <w:tblCellSpacing w:w="15" w:type="dxa"/>
+        </w:trPr>
+        <w:tc>
+          <w:tcPr>
+            <w:tcW w:w="0" w:type="auto"/>
+            <w:vAlign w:val="center"/>
+            <w:hideMark/>
+          </w:tcPr>
+          <w:p>
+            <w:r>
+              <w:t>anteilAuslaendischeArbeitslose_2023</w:t>
+            </w:r>
+          </w:p>
+        </w:tc>
+        <w:tc>
+          <w:tcPr>
+            <w:tcW w:w="0" w:type="auto"/>
+            <w:vAlign w:val="center"/>
+            <w:hideMark/>
+          </w:tcPr>
+          <w:p>
+            <w:proofErr w:type="spellStart"/>
+            <w:r>
+              <w:t>a_alo_ausländer</w:t>
+            </w:r>
+            <w:proofErr w:type="spellEnd"/>
+          </w:p>
+        </w:tc>
+        <w:tc>
+          <w:tcPr>
+            <w:tcW w:w="0" w:type="auto"/>
+            <w:vAlign w:val="center"/>
+            <w:hideMark/>
+          </w:tcPr>
+          <w:p>
+            <w:r>
+              <w:t>Anteil ausländischer Arbeitsloser an allen Arbeitslosen</w:t>
+            </w:r>
+          </w:p>
+        </w:tc>
+        <w:tc>
+          <w:tcPr>
+            <w:tcW w:w="0" w:type="auto"/>
+            <w:vAlign w:val="center"/>
+            <w:hideMark/>
+          </w:tcPr>
+          <w:p>
+            <w:r>
+              <w:t>Prozent / Anteil in %</w:t>
+            </w:r>
+          </w:p>
+        </w:tc>
+        <w:tc>
+          <w:tcPr>
+            <w:tcW w:w="0" w:type="auto"/>
+            <w:vAlign w:val="center"/>
+            <w:hideMark/>
+          </w:tcPr>
+          <w:p>
+            <w:r>
+              <w:t xml:space="preserve">gewichtet mit angenäherter Zahl </w:t>
+            </w:r>
+            <w:proofErr w:type="spellStart"/>
+            <w:r>
+              <w:t>Arbeitsloser</w:t>
+            </w:r>
+            <w:proofErr w:type="spellEnd"/>
+            <w:r>
+              <w:t xml:space="preserve">: </w:t>
+            </w:r>
+            <w:proofErr w:type="spellStart"/>
+            <w:r>
+              <w:t>bevoelkerung</w:t>
+            </w:r>
+            <w:proofErr w:type="spellEnd"/>
+            <w:r>
+              <w:t xml:space="preserve"> * </w:t>
+            </w:r>
+            <w:proofErr w:type="spellStart"/>
+            <w:r>
+              <w:t>arbeitslosigkeit</w:t>
+            </w:r>
+            <w:proofErr w:type="spellEnd"/>
+          </w:p>
+        </w:tc>
+      </w:tr>
+      <w:tr>
+        <w:trPr>
+          <w:tblCellSpacing w:w="15" w:type="dxa"/>
+        </w:trPr>
+        <w:tc>
+          <w:tcPr>
+            <w:tcW w:w="0" w:type="auto"/>
+            <w:vAlign w:val="center"/>
+            <w:hideMark/>
+          </w:tcPr>
+          <w:p>
+            <w:r>
+              <w:t>arbeitslosigkeit_2023</w:t>
+            </w:r>
+          </w:p>
+        </w:tc>
+        <w:tc>
+          <w:tcPr>
+            <w:tcW w:w="0" w:type="auto"/>
+            <w:vAlign w:val="center"/>
+            <w:hideMark/>
+          </w:tcPr>
+          <w:p>
+            <w:proofErr w:type="spellStart"/>
+            <w:r>
+              <w:t>q_arbeitslosigkeit</w:t>
+            </w:r>
+            <w:proofErr w:type="spellEnd"/>
+          </w:p>
+        </w:tc>
+        <w:tc>
+          <w:tcPr>
+            <w:tcW w:w="0" w:type="auto"/>
+            <w:vAlign w:val="center"/>
+            <w:hideMark/>
+          </w:tcPr>
+          <w:p>
+            <w:r>
+              <w:t>Arbeitslosigkeit</w:t>
+            </w:r>
+          </w:p>
+        </w:tc>
+        <w:tc>
+          <w:tcPr>
+            <w:tcW w:w="0" w:type="auto"/>
+            <w:vAlign w:val="center"/>
+            <w:hideMark/>
+          </w:tcPr>
+          <w:p>
+            <w:r>
+              <w:t>Prozent / Quote</w:t>
+            </w:r>
+          </w:p>
+        </w:tc>
+        <w:tc>
+          <w:tcPr>
+            <w:tcW w:w="0" w:type="auto"/>
+            <w:vAlign w:val="center"/>
+            <w:hideMark/>
+          </w:tcPr>
+          <w:p>
+            <w:r>
+              <w:t>bevölkerungsgewichtet</w:t>
+            </w:r>
+          </w:p>
+        </w:tc>
+      </w:tr>
+      <w:tr>
+        <w:trPr>
+          <w:tblCellSpacing w:w="15" w:type="dxa"/>
+        </w:trPr>
+        <w:tc>
+          <w:tcPr>
+            <w:tcW w:w="0" w:type="auto"/>
+            <w:vAlign w:val="center"/>
+            <w:hideMark/>
+          </w:tcPr>
+          <w:p>
+            <w:r>
+              <w:t>kaufkraft_2023</w:t>
+            </w:r>
+          </w:p>
+        </w:tc>
+        <w:tc>
+          <w:tcPr>
+            <w:tcW w:w="0" w:type="auto"/>
+            <w:vAlign w:val="center"/>
+            <w:hideMark/>
+          </w:tcPr>
+          <w:p>
+            <w:proofErr w:type="spellStart"/>
+            <w:r>
+              <w:t>q_kaufkraft</w:t>
+            </w:r>
+            <w:proofErr w:type="spellEnd"/>
+          </w:p>
+        </w:tc>
+        <w:tc>
+          <w:tcPr>
+            <w:tcW w:w="0" w:type="auto"/>
+            <w:vAlign w:val="center"/>
+            <w:hideMark/>
+          </w:tcPr>
+          <w:p>
+            <w:r>
+              <w:t>Kaufkraft je Einwohner</w:t>
+            </w:r>
+          </w:p>
+        </w:tc>
+        <w:tc>
+          <w:tcPr>
+            <w:tcW w:w="0" w:type="auto"/>
+            <w:vAlign w:val="center"/>
+            <w:hideMark/>
+          </w:tcPr>
+          <w:p>
+            <w:r>
+              <w:t>vermutlich Euro je Einwohner</w:t>
+            </w:r>
+          </w:p>
+        </w:tc>
+        <w:tc>
+          <w:tcPr>
+            <w:tcW w:w="0" w:type="auto"/>
+            <w:vAlign w:val="center"/>
+            <w:hideMark/>
+          </w:tcPr>
+          <w:p>
+            <w:r>
+              <w:t>bevölkerungsgewichtet</w:t>
+            </w:r>
+          </w:p>
+        </w:tc>
+      </w:tr>
+      <w:tr>
+        <w:trPr>
+          <w:tblCellSpacing w:w="15" w:type="dxa"/>
+        </w:trPr>
+        <w:tc>
+          <w:tcPr>
+            <w:tcW w:w="0" w:type="auto"/>
+            <w:vAlign w:val="center"/>
+            <w:hideMark/>
+          </w:tcPr>
+          <w:p>
+            <w:r>
+              <w:t>beschaeftigte100_2023</w:t>
+            </w:r>
+          </w:p>
+        </w:tc>
+        <w:tc>
+          <w:tcPr>
+            <w:tcW w:w="0" w:type="auto"/>
+            <w:vAlign w:val="center"/>
+            <w:hideMark/>
+          </w:tcPr>
+          <w:p>
+            <w:proofErr w:type="spellStart"/>
+            <w:r>
+              <w:t>q_svw</w:t>
+            </w:r>
+            <w:proofErr w:type="spellEnd"/>
+          </w:p>
+        </w:tc>
+        <w:tc>
+          <w:tcPr>
+            <w:tcW w:w="0" w:type="auto"/>
+            <w:vAlign w:val="center"/>
+            <w:hideMark/>
+          </w:tcPr>
+          <w:p>
+            <w:r>
+              <w:t>Beschäftigtenquote</w:t>
+            </w:r>
+          </w:p>
+        </w:tc>
+        <w:tc>
+          <w:tcPr>
+            <w:tcW w:w="0" w:type="auto"/>
+            <w:vAlign w:val="center"/>
+            <w:hideMark/>
+          </w:tcPr>
+          <w:p>
+            <w:r>
+              <w:t>Beschäftigte je 100 Personen bzw. Prozentquote</w:t>
+            </w:r>
+          </w:p>
+        </w:tc>
+        <w:tc>
+          <w:tcPr>
+            <w:tcW w:w="0" w:type="auto"/>
+            <w:vAlign w:val="center"/>
+            <w:hideMark/>
+          </w:tcPr>
+          <w:p>
+            <w:r>
+              <w:t>bevölkerungsgewichtet</w:t>
+            </w:r>
+          </w:p>
+        </w:tc>
+      </w:tr>
+      <w:tr>
+        <w:trPr>
+          <w:tblCellSpacing w:w="15" w:type="dxa"/>
+        </w:trPr>
+        <w:tc>
+          <w:tcPr>
+            <w:tcW w:w="0" w:type="auto"/>
+            <w:vAlign w:val="center"/>
+            <w:hideMark/>
+          </w:tcPr>
+          <w:p>
+            <w:r>
+              <w:t>bevoelkerung6_2023</w:t>
+            </w:r>
+          </w:p>
+        </w:tc>
+        <w:tc>
+          <w:tcPr>
+            <w:tcW w:w="0" w:type="auto"/>
+            <w:vAlign w:val="center"/>
+            <w:hideMark/>
+          </w:tcPr>
+          <w:p>
+            <w:r>
+              <w:t>a_bev_0006</w:t>
+            </w:r>
+          </w:p>
+        </w:tc>
+        <w:tc>
+          <w:tcPr>
+            <w:tcW w:w="0" w:type="auto"/>
+            <w:vAlign w:val="center"/>
+            <w:hideMark/>
+          </w:tcPr>
+          <w:p>
+            <w:r>
+              <w:t>Anteil Einwohner unter 6 Jahren</w:t>
+            </w:r>
+          </w:p>
+        </w:tc>
+        <w:tc>
+          <w:tcPr>
+            <w:tcW w:w="0" w:type="auto"/>
+            <w:vAlign w:val="center"/>
+            <w:hideMark/>
+          </w:tcPr>
+          <w:p>
+            <w:r>
+              <w:t>Prozent</w:t>
+            </w:r>
+          </w:p>
+        </w:tc>
+        <w:tc>
+          <w:tcPr>
+            <w:tcW w:w="0" w:type="auto"/>
+            <w:vAlign w:val="center"/>
+            <w:hideMark/>
+          </w:tcPr>
+          <w:p>
+            <w:r>
+              <w:t>bevölkerungsgewichtet</w:t>
+            </w:r>
+          </w:p>
+        </w:tc>
+      </w:tr>
+      <w:tr>
+        <w:trPr>
+          <w:tblCellSpacing w:w="15" w:type="dxa"/>
+        </w:trPr>
+        <w:tc>
+          <w:tcPr>
+            <w:tcW w:w="0" w:type="auto"/>
+            <w:vAlign w:val="center"/>
+            <w:hideMark/>
+          </w:tcPr>
+          <w:p>
+            <w:r>
+              <w:lastRenderedPageBreak/>
+              <w:t>bevoelkerung618_2023</w:t>
+            </w:r>
+          </w:p>
+        </w:tc>
+        <w:tc>
+          <w:tcPr>
+            <w:tcW w:w="0" w:type="auto"/>
+            <w:vAlign w:val="center"/>
+            <w:hideMark/>
+          </w:tcPr>
+          <w:p>
+            <w:r>
+              <w:t>a_bev0618</w:t>
+            </w:r>
+          </w:p>
+        </w:tc>
+        <w:tc>
+          <w:tcPr>
+            <w:tcW w:w="0" w:type="auto"/>
+            <w:vAlign w:val="center"/>
+            <w:hideMark/>
+          </w:tcPr>
+          <w:p>
+            <w:r>
+              <w:t>Anteil Einwohner von 6 bis unter 18 Jahren</w:t>
+            </w:r>
+          </w:p>
+        </w:tc>
+        <w:tc>
+          <w:tcPr>
+            <w:tcW w:w="0" w:type="auto"/>
+            <w:vAlign w:val="center"/>
+            <w:hideMark/>
+          </w:tcPr>
+          <w:p>
+            <w:r>
+              <w:t>Prozent</w:t>
+            </w:r>
+          </w:p>
+        </w:tc>
+        <w:tc>
+          <w:tcPr>
+            <w:tcW w:w="0" w:type="auto"/>
+            <w:vAlign w:val="center"/>
+            <w:hideMark/>
+          </w:tcPr>
+          <w:p>
+            <w:r>
+              <w:t>bevölkerungsgewichtet</w:t>
+            </w:r>
+          </w:p>
+        </w:tc>
+      </w:tr>
+      <w:tr>
+        <w:trPr>
+          <w:tblCellSpacing w:w="15" w:type="dxa"/>
+        </w:trPr>
+        <w:tc>
+          <w:tcPr>
+            <w:tcW w:w="0" w:type="auto"/>
+            <w:vAlign w:val="center"/>
+            <w:hideMark/>
+          </w:tcPr>
+          <w:p>
+            <w:r>
+              <w:t>bevoelkerung65_2023</w:t>
+            </w:r>
+          </w:p>
+        </w:tc>
+        <w:tc>
+          <w:tcPr>
+            <w:tcW w:w="0" w:type="auto"/>
+            <w:vAlign w:val="center"/>
+            <w:hideMark/>
+          </w:tcPr>
+          <w:p>
+            <w:r>
+              <w:t>a_bev65um</w:t>
+            </w:r>
+          </w:p>
+        </w:tc>
+        <w:tc>
+          <w:tcPr>
+            <w:tcW w:w="0" w:type="auto"/>
+            <w:vAlign w:val="center"/>
+            <w:hideMark/>
+          </w:tcPr>
+          <w:p>
+            <w:r>
+              <w:t>Anteil Einwohner ab 65 Jahren</w:t>
+            </w:r>
+          </w:p>
+        </w:tc>
+        <w:tc>
+          <w:tcPr>
+            <w:tcW w:w="0" w:type="auto"/>
+            <w:vAlign w:val="center"/>
+            <w:hideMark/>
+          </w:tcPr>
+          <w:p>
+            <w:r>
+              <w:t>Prozent</w:t>
+            </w:r>
+          </w:p>
+        </w:tc>
+        <w:tc>
+          <w:tcPr>
+            <w:tcW w:w="0" w:type="auto"/>
+            <w:vAlign w:val="center"/>
+            <w:hideMark/>
+          </w:tcPr>
+          <w:p>
+            <w:r>
+              <w:t>bevölkerungsgewichtet</w:t>
+            </w:r>
+          </w:p>
+        </w:tc>
+      </w:tr>
+      <w:tr>
+        <w:trPr>
+          <w:tblCellSpacing w:w="15" w:type="dxa"/>
+        </w:trPr>
+        <w:tc>
+          <w:tcPr>
+            <w:tcW w:w="0" w:type="auto"/>
+            <w:vAlign w:val="center"/>
+            <w:hideMark/>
+          </w:tcPr>
+          <w:p>
+            <w:r>
+              <w:t>alterMean_2023</w:t>
+            </w:r>
+          </w:p>
+        </w:tc>
+        <w:tc>
+          <w:tcPr>
+            <w:tcW w:w="0" w:type="auto"/>
+            <w:vAlign w:val="center"/>
+            <w:hideMark/>
+          </w:tcPr>
+          <w:p>
+            <w:proofErr w:type="spellStart"/>
+            <w:r>
+              <w:t>m_bev_alter</w:t>
+            </w:r>
+            <w:proofErr w:type="spellEnd"/>
+          </w:p>
+        </w:tc>
+        <w:tc>
+          <w:tcPr>
+            <w:tcW w:w="0" w:type="auto"/>
+            <w:vAlign w:val="center"/>
+            <w:hideMark/>
+          </w:tcPr>
+          <w:p>
+            <w:r>
+              <w:t>Durchschnittsalter der Bevölkerung</w:t>
+            </w:r>
+          </w:p>
+        </w:tc>
+        <w:tc>
+          <w:tcPr>
+            <w:tcW w:w="0" w:type="auto"/>
+            <w:vAlign w:val="center"/>
+            <w:hideMark/>
+          </w:tcPr>
+          <w:p>
+            <w:r>
+              <w:t>Jahre</w:t>
+            </w:r>
+          </w:p>
+        </w:tc>
+        <w:tc>
+          <w:tcPr>
+            <w:tcW w:w="0" w:type="auto"/>
+            <w:vAlign w:val="center"/>
+            <w:hideMark/>
+          </w:tcPr>
+          <w:p>
+            <w:r>
+              <w:t>bevölkerungsgewichtet</w:t>
+            </w:r>
+          </w:p>
+        </w:tc>
+      </w:tr>
+      <w:tr>
+        <w:trPr>
+          <w:tblCellSpacing w:w="15" w:type="dxa"/>
+        </w:trPr>
+        <w:tc>
+          <w:tcPr>
+            <w:tcW w:w="0" w:type="auto"/>
+            <w:vAlign w:val="center"/>
+            <w:hideMark/>
+          </w:tcPr>
+          <w:p>
+            <w:r>
+              <w:t>haushaltsgroesseMean_2023</w:t>
+            </w:r>
+          </w:p>
+        </w:tc>
+        <w:tc>
+          <w:tcPr>
+            <w:tcW w:w="0" w:type="auto"/>
+            <w:vAlign w:val="center"/>
+            <w:hideMark/>
+          </w:tcPr>
+          <w:p>
+            <w:proofErr w:type="spellStart"/>
+            <w:r>
+              <w:t>q_HH</w:t>
+            </w:r>
+            <w:proofErr w:type="spellEnd"/>
+          </w:p>
+        </w:tc>
+        <w:tc>
+          <w:tcPr>
+            <w:tcW w:w="0" w:type="auto"/>
+            <w:vAlign w:val="center"/>
+            <w:hideMark/>
+          </w:tcPr>
+          <w:p>
+            <w:r>
+              <w:t>durchschnittliche Haushaltsgröße</w:t>
+            </w:r>
+          </w:p>
+        </w:tc>
+        <w:tc>
+          <w:tcPr>
+            <w:tcW w:w="0" w:type="auto"/>
+            <w:vAlign w:val="center"/>
+            <w:hideMark/>
+          </w:tcPr>
+          <w:p>
+            <w:r>
+              <w:t>Personen je Haushalt</w:t>
+            </w:r>
+          </w:p>
+        </w:tc>
+        <w:tc>
+          <w:tcPr>
+            <w:tcW w:w="0" w:type="auto"/>
+            <w:vAlign w:val="center"/>
+            <w:hideMark/>
+          </w:tcPr>
+          <w:p>
+            <w:r>
+              <w:t>speziell: Gesamtbevölkerung / angenäherte Haushaltszahl</w:t>
+            </w:r>
+          </w:p>
+        </w:tc>
+      </w:tr>
+      <w:tr>
+        <w:trPr>
+          <w:tblCellSpacing w:w="15" w:type="dxa"/>
+        </w:trPr>
+        <w:tc>
+          <w:tcPr>
+            <w:tcW w:w="0" w:type="auto"/>
+            <w:vAlign w:val="center"/>
+            <w:hideMark/>
+          </w:tcPr>
+          <w:p>
+            <w:r>
+              <w:t>bevWanderung_2023</w:t>
+            </w:r>
+          </w:p>
+        </w:tc>
+        <w:tc>
+          <w:tcPr>
+            <w:tcW w:w="0" w:type="auto"/>
+            <w:vAlign w:val="center"/>
+            <w:hideMark/>
+          </w:tcPr>
+          <w:p>
+            <w:proofErr w:type="spellStart"/>
+            <w:r>
+              <w:t>i_wans</w:t>
+            </w:r>
+            <w:proofErr w:type="spellEnd"/>
+          </w:p>
+        </w:tc>
+        <w:tc>
+          <w:tcPr>
+            <w:tcW w:w="0" w:type="auto"/>
+            <w:vAlign w:val="center"/>
+            <w:hideMark/>
+          </w:tcPr>
+          <w:p>
+            <w:r>
+              <w:t>Gesamtwanderungssaldo</w:t>
+            </w:r>
+          </w:p>
+        </w:tc>
+        <w:tc>
+          <w:tcPr>
+            <w:tcW w:w="0" w:type="auto"/>
+            <w:vAlign w:val="center"/>
+            <w:hideMark/>
+          </w:tcPr>
+          <w:p>
+            <w:r>
+              <w:t>je 1.000 Einwohner</w:t>
+            </w:r>
+          </w:p>
+        </w:tc>
+        <w:tc>
+          <w:tcPr>
+            <w:tcW w:w="0" w:type="auto"/>
+            <w:vAlign w:val="center"/>
+            <w:hideMark/>
+          </w:tcPr>
+          <w:p>
+            <w:r>
+              <w:t>bevölkerungsgewichtet</w:t>
+            </w:r>
+          </w:p>
+        </w:tc>
+      </w:tr>
+      <w:tr>
+        <w:trPr>
+          <w:tblCellSpacing w:w="15" w:type="dxa"/>
+        </w:trPr>
+        <w:tc>
+          <w:tcPr>
+            <w:tcW w:w="0" w:type="auto"/>
+            <w:vAlign w:val="center"/>
+            <w:hideMark/>
+          </w:tcPr>
+          <w:p>
+            <w:r>
+              <w:t>steuereinnahmen_2023</w:t>
+            </w:r>
+          </w:p>
+        </w:tc>
+        <w:tc>
+          <w:tcPr>
+            <w:tcW w:w="0" w:type="auto"/>
+            <w:vAlign w:val="center"/>
+            <w:hideMark/>
+          </w:tcPr>
+          <w:p>
+            <w:proofErr w:type="spellStart"/>
+            <w:r>
+              <w:t>d_steuereinnahme</w:t>
+            </w:r>
+            <w:proofErr w:type="spellEnd"/>
+          </w:p>
+        </w:tc>
+        <w:tc>
+          <w:tcPr>
+            <w:tcW w:w="0" w:type="auto"/>
+            <w:vAlign w:val="center"/>
+            <w:hideMark/>
+          </w:tcPr>
+          <w:p>
+            <w:r>
+              <w:t>Steuereinnahmen der Gemeinden</w:t>
+            </w:r>
+          </w:p>
+        </w:tc>
+        <w:tc>
+          <w:tcPr>
+            <w:tcW w:w="0" w:type="auto"/>
+            <w:vAlign w:val="center"/>
+            <w:hideMark/>
+          </w:tcPr>
+          <w:p>
+            <w:r>
+              <w:t>vermutlich Euro je Einwohner</w:t>
+            </w:r>
+          </w:p>
+        </w:tc>
+        <w:tc>
+          <w:tcPr>
+            <w:tcW w:w="0" w:type="auto"/>
+            <w:vAlign w:val="center"/>
+            <w:hideMark/>
+          </w:tcPr>
+          <w:p>
+            <w:r>
+              <w:t>Kreiswert, danach den Gemeinden des Kreises zugespielt; bei Aggregation bevölkerungsgewichtet</w:t>
+            </w:r>
+          </w:p>
+        </w:tc>
+      </w:tr>
+      <w:tr>
+        <w:trPr>
+          <w:tblCellSpacing w:w="15" w:type="dxa"/>
+        </w:trPr>
+        <w:tc>
+          <w:tcPr>
+            <w:tcW w:w="0" w:type="auto"/>
+            <w:vAlign w:val="center"/>
+            <w:hideMark/>
+          </w:tcPr>
+          <w:p>
+            <w:r>
+              <w:t>laendlichkeit_2023</w:t>
+            </w:r>
+          </w:p>
+        </w:tc>
+        <w:tc>
+          <w:tcPr>
+            <w:tcW w:w="0" w:type="auto"/>
+            <w:vAlign w:val="center"/>
+            <w:hideMark/>
+          </w:tcPr>
+          <w:p>
+            <w:r>
+              <w:t>a_bevd150_</w:t>
+            </w:r>
+          </w:p>
+        </w:tc>
+        <w:tc>
+          <w:tcPr>
+            <w:tcW w:w="0" w:type="auto"/>
+            <w:vAlign w:val="center"/>
+            <w:hideMark/>
+          </w:tcPr>
+          <w:p>
+            <w:r>
+              <w:t>Anteil Einwohner in Gemeinden mit Bevölkerungsdichte unter 150 Einwohner/km²</w:t>
+            </w:r>
+          </w:p>
+        </w:tc>
+        <w:tc>
+          <w:tcPr>
+            <w:tcW w:w="0" w:type="auto"/>
+            <w:vAlign w:val="center"/>
+            <w:hideMark/>
+          </w:tcPr>
+          <w:p>
+            <w:r>
+              <w:t>Prozent</w:t>
+            </w:r>
+          </w:p>
+        </w:tc>
+        <w:tc>
+          <w:tcPr>
+            <w:tcW w:w="0" w:type="auto"/>
+            <w:vAlign w:val="center"/>
+            <w:hideMark/>
+          </w:tcPr>
+          <w:p>
+            <w:r>
+              <w:t>bevölkerungsgewichtet</w:t>
+            </w:r>
+          </w:p>
+        </w:tc>
+      </w:tr>
+      <w:tr>
+        <w:trPr>
+          <w:tblCellSpacing w:w="15" w:type="dxa"/>
+        </w:trPr>
+        <w:tc>
+          <w:tcPr>
+            <w:tcW w:w="0" w:type="auto"/>
+            <w:vAlign w:val="center"/>
+            <w:hideMark/>
+          </w:tcPr>
+          <w:p>
+            <w:r>
+              <w:t>einwohnerdichte_2023</w:t>
+            </w:r>
+          </w:p>
+        </w:tc>
+        <w:tc>
+          <w:tcPr>
+            <w:tcW w:w="0" w:type="auto"/>
+            <w:vAlign w:val="center"/>
+            <w:hideMark/>
+          </w:tcPr>
+          <w:p>
+            <w:proofErr w:type="spellStart"/>
+            <w:r>
+              <w:t>q_bev_fl</w:t>
+            </w:r>
+            <w:proofErr w:type="spellEnd"/>
+          </w:p>
+        </w:tc>
+        <w:tc>
+          <w:tcPr>
+            <w:tcW w:w="0" w:type="auto"/>
+            <w:vAlign w:val="center"/>
+            <w:hideMark/>
+          </w:tcPr>
+          <w:p>
+            <w:r>
+              <w:t>Einwohnerdichte</w:t>
+            </w:r>
+          </w:p>
+        </w:tc>
+        <w:tc>
+          <w:tcPr>
+            <w:tcW w:w="0" w:type="auto"/>
+            <w:vAlign w:val="center"/>
+            <w:hideMark/>
+          </w:tcPr>
+          <w:p>
+            <w:r>
+              <w:t>Einwohner je km²</w:t>
+            </w:r>
+          </w:p>
+        </w:tc>
+        <w:tc>
+          <w:tcPr>
+            <w:tcW w:w="0" w:type="auto"/>
+            <w:vAlign w:val="center"/>
+            <w:hideMark/>
+          </w:tcPr>
+          <w:p>
+            <w:r>
+              <w:t>speziell: Gesamtbevölkerung / angenäherte Gesamtfläche</w:t>
+            </w:r>
+          </w:p>
+        </w:tc>
+      </w:tr>
+      <w:tr>
+        <w:trPr>
+          <w:tblCellSpacing w:w="15" w:type="dxa"/>
+        </w:trPr>
+        <w:tc>
+          <w:tcPr>
+            <w:tcW w:w="0" w:type="auto"/>
+            <w:vAlign w:val="center"/>
+            <w:hideMark/>
+          </w:tcPr>
+          <w:p>
+            <w:r>
+              <w:t>einwohnerArbeitsplatzDichte_2023</w:t>
+            </w:r>
+          </w:p>
+        </w:tc>
+        <w:tc>
+          <w:tcPr>
+            <w:tcW w:w="0" w:type="auto"/>
+            <w:vAlign w:val="center"/>
+            <w:hideMark/>
+          </w:tcPr>
+          <w:p>
+            <w:proofErr w:type="spellStart"/>
+            <w:r>
+              <w:t>q_bevsva_qkm</w:t>
+            </w:r>
+            <w:proofErr w:type="spellEnd"/>
+          </w:p>
+        </w:tc>
+        <w:tc>
+          <w:tcPr>
+            <w:tcW w:w="0" w:type="auto"/>
+            <w:vAlign w:val="center"/>
+            <w:hideMark/>
+          </w:tcPr>
+          <w:p>
+            <w:r>
+              <w:t>Einwohner-Arbeitsplatz-Dichte</w:t>
+            </w:r>
+          </w:p>
+        </w:tc>
+        <w:tc>
+          <w:tcPr>
+            <w:tcW w:w="0" w:type="auto"/>
+            <w:vAlign w:val="center"/>
+            <w:hideMark/>
+          </w:tcPr>
+          <w:p>
+            <w:r>
+              <w:t>Einwohner + Arbeitsplätze je km²</w:t>
+            </w:r>
+          </w:p>
+        </w:tc>
+        <w:tc>
+          <w:tcPr>
+            <w:tcW w:w="0" w:type="auto"/>
+            <w:vAlign w:val="center"/>
+            <w:hideMark/>
+          </w:tcPr>
+          <w:p>
+            <w:r>
+              <w:t xml:space="preserve">speziell flächengewichtet, Fläche angenähert über </w:t>
+            </w:r>
+            <w:proofErr w:type="spellStart"/>
+            <w:r>
+              <w:t>bevoelkerung</w:t>
+            </w:r>
+            <w:proofErr w:type="spellEnd"/>
+            <w:r>
+              <w:t xml:space="preserve"> / einwohnerdichte</w:t>
+            </w:r>
+          </w:p>
+        </w:tc>
+      </w:tr>
+    </w:tbl>
+    <w:p/>
     <w:p/>
     <w:p/>
     <w:p>
@@ -155,7 +1423,23 @@
       </w:r>
       <w:r>
         <w:br/>
-        <w:t>Der Code von 02 ist bereits auf ungeblocktes nslphom_dual umgestellt. Die vorhandenen Hauptoutputs stammen aber weiterhin aus der alten Blockschätzung:</w:t>
+        <w:t xml:space="preserve">Der Code von 02 ist bereits auf </w:t>
+      </w:r>
+      <w:proofErr w:type="spellStart"/>
+      <w:r>
+        <w:t>ungeblocktes</w:t>
+      </w:r>
+      <w:proofErr w:type="spellEnd"/>
+      <w:r>
+        <w:t xml:space="preserve"> </w:t>
+      </w:r>
+      <w:proofErr w:type="spellStart"/>
+      <w:r>
+        <w:t>nslphom_dual</w:t>
+      </w:r>
+      <w:proofErr w:type="spellEnd"/>
+      <w:r>
+        <w:t xml:space="preserve"> umgestellt. Die vorhandenen Hauptoutputs stammen aber weiterhin aus der alten Blockschätzung:</w:t>
       </w:r>
     </w:p>
     <w:p>
@@ -176,14 +1460,27 @@
           <w:numId w:val="3"/>
         </w:numPr>
       </w:pPr>
-      <w:proofErr w:type="gramStart"/>
-      <w:r>
-        <w:t>lphom::</w:t>
-      </w:r>
-      <w:proofErr w:type="gramEnd"/>
-      <w:r>
-        <w:t>nslphom, nicht nslphom_dual</w:t>
-      </w:r>
+      <w:proofErr w:type="spellStart"/>
+      <w:r>
+        <w:t>lphom</w:t>
+      </w:r>
+      <w:proofErr w:type="spellEnd"/>
+      <w:r>
+        <w:t>::</w:t>
+      </w:r>
+      <w:proofErr w:type="spellStart"/>
+      <w:r>
+        <w:t>nslphom</w:t>
+      </w:r>
+      <w:proofErr w:type="spellEnd"/>
+      <w:r>
+        <w:t xml:space="preserve">, nicht </w:t>
+      </w:r>
+      <w:proofErr w:type="spellStart"/>
+      <w:r>
+        <w:t>nslphom_dual</w:t>
+      </w:r>
+      <w:proofErr w:type="spellEnd"/>
     </w:p>
     <w:p>
       <w:pPr>
@@ -192,9 +1489,11 @@
           <w:numId w:val="3"/>
         </w:numPr>
       </w:pPr>
+      <w:proofErr w:type="spellStart"/>
       <w:r>
         <w:t>lp_solve</w:t>
       </w:r>
+      <w:proofErr w:type="spellEnd"/>
     </w:p>
     <w:p>
       <w:pPr>
@@ -203,8 +1502,13 @@
           <w:numId w:val="3"/>
         </w:numPr>
       </w:pPr>
-      <w:r>
-        <w:t>blocked = TRUE</w:t>
+      <w:proofErr w:type="spellStart"/>
+      <w:r>
+        <w:t>blocked</w:t>
+      </w:r>
+      <w:proofErr w:type="spellEnd"/>
+      <w:r>
+        <w:t xml:space="preserve"> = TRUE</w:t>
       </w:r>
     </w:p>
     <w:p>
@@ -218,87 +1522,168 @@
           <w:b/>
           <w:bCs/>
         </w:rPr>
-        <w:lastRenderedPageBreak/>
-        <w:t>3. Solverentscheidung ist noch nicht belastbar</w:t>
-      </w:r>
-      <w:r>
-        <w:br/>
-        <w:t>Der Ordner testSymphony5965_random_dual enthält zwar 5.965 Einheiten, aber seine gespeicherten Settings sagen:</w:t>
-      </w:r>
-    </w:p>
-    <w:p>
-      <w:r>
-        <w:t>solver = "lp_solve"</w:t>
-      </w:r>
-    </w:p>
-    <w:p>
-      <w:r>
-        <w:t>Auch der Solververgleich meldet:</w:t>
-      </w:r>
-    </w:p>
-    <w:p>
-      <w:r>
-        <w:t>stored_solver_labels_differ = FALSE</w:t>
-      </w:r>
-    </w:p>
-    <w:p>
-      <w:r>
-        <w:t>Damit ist der vorhandene Vergleich nicht als LP-versus-Symphony-Nachweis verwendbar. Die beiden Fits unterscheiden sich zwar, aber ihre Herkunft ist anhand der Metadaten nicht eindeutig belegt.</w:t>
-      </w:r>
-    </w:p>
-    <w:p>
-      <w:r>
-        <w:t>Zusätzlich ist der aktuelle OSQP-Weg standardmäßig ein Hybrid: globale Startmatrix mit OSQP, lokale Probleme weiterhin mit lp_solve, siehe [nslphom_</w:t>
-      </w:r>
-      <w:proofErr w:type="gramStart"/>
-      <w:r>
-        <w:t>functions.R</w:t>
-      </w:r>
-      <w:proofErr w:type="gramEnd"/>
-      <w:r>
-        <w:t xml:space="preserve"> (line 680</w:t>
-      </w:r>
-      <w:proofErr w:type="gramStart"/>
-      <w:r>
-        <w:t>)](</w:t>
-      </w:r>
-      <w:proofErr w:type="gramEnd"/>
-      <w:r>
-        <w:t>C:/Users/Leonie/Documents/Studium/Bachelorarbeit/Waehlendenwanderung/Functions/nslphom_functions.R:680). Für einen echten OSQP-Lauf müsste der lokale Solver ebenfalls festgelegt und validiert werden.</w:t>
-      </w:r>
-    </w:p>
-    <w:p>
+        <w:t xml:space="preserve">3. </w:t>
+      </w:r>
+      <w:proofErr w:type="spellStart"/>
       <w:r>
         <w:rPr>
           <w:b/>
           <w:bCs/>
         </w:rPr>
-        <w:t>4. Optimales iter_max ist noch nicht bestimmt</w:t>
+        <w:t>Solverentscheidung</w:t>
+      </w:r>
+      <w:proofErr w:type="spellEnd"/>
+      <w:r>
+        <w:rPr>
+          <w:b/>
+          <w:bCs/>
+        </w:rPr>
+        <w:t xml:space="preserve"> ist noch nicht belastbar</w:t>
       </w:r>
       <w:r>
         <w:br/>
-        <w:t>[13_find_optimal_iter_max_nslphom_</w:t>
-      </w:r>
-      <w:proofErr w:type="gramStart"/>
-      <w:r>
-        <w:t>dual.R</w:t>
-      </w:r>
-      <w:proofErr w:type="gramEnd"/>
-      <w:r>
-        <w:t xml:space="preserve"> (line 25</w:t>
-      </w:r>
-      <w:proofErr w:type="gramStart"/>
-      <w:r>
-        <w:t>)](</w:t>
-      </w:r>
-      <w:proofErr w:type="gramEnd"/>
-      <w:r>
-        <w:t>C:/Users/Leonie/Documents/Studium/Bachelorarbeit/Waehlendenwanderung/Scripts/13_find_optimal_iter_max_nslphom_dual.R:25) ist implementiert, vorhanden sind aber nur Smoke-Test-Outputs. Ein belastbares Ergebnis für den finalen Solver und die finale Oststichprobe fehlt.</w:t>
-      </w:r>
-    </w:p>
-    <w:p>
-      <w:r>
-        <w:t>Außerdem unterstützt dieses Diagnoseskript bisher nur lp_solve und symphony, nicht OSQP.</w:t>
+        <w:t>Der Ordner testSymphony5965_random_dual enthält zwar 5.965 Einheiten, aber seine gespeicherten Settings sagen:</w:t>
+      </w:r>
+    </w:p>
+    <w:p>
+      <w:proofErr w:type="spellStart"/>
+      <w:r>
+        <w:t>solver</w:t>
+      </w:r>
+      <w:proofErr w:type="spellEnd"/>
+      <w:r>
+        <w:t xml:space="preserve"> = "</w:t>
+      </w:r>
+      <w:proofErr w:type="spellStart"/>
+      <w:r>
+        <w:t>lp_solve</w:t>
+      </w:r>
+      <w:proofErr w:type="spellEnd"/>
+      <w:r>
+        <w:t>"</w:t>
+      </w:r>
+    </w:p>
+    <w:p>
+      <w:r>
+        <w:t xml:space="preserve">Auch der </w:t>
+      </w:r>
+      <w:proofErr w:type="spellStart"/>
+      <w:r>
+        <w:t>Solververgleich</w:t>
+      </w:r>
+      <w:proofErr w:type="spellEnd"/>
+      <w:r>
+        <w:t xml:space="preserve"> meldet:</w:t>
+      </w:r>
+    </w:p>
+    <w:p>
+      <w:proofErr w:type="spellStart"/>
+      <w:r>
+        <w:t>stored_solver_labels_differ</w:t>
+      </w:r>
+      <w:proofErr w:type="spellEnd"/>
+      <w:r>
+        <w:t xml:space="preserve"> = FALSE</w:t>
+      </w:r>
+    </w:p>
+    <w:p>
+      <w:r>
+        <w:t xml:space="preserve">Damit ist der vorhandene Vergleich nicht als LP-versus-Symphony-Nachweis verwendbar. Die beiden </w:t>
+      </w:r>
+      <w:proofErr w:type="spellStart"/>
+      <w:r>
+        <w:t>Fits</w:t>
+      </w:r>
+      <w:proofErr w:type="spellEnd"/>
+      <w:r>
+        <w:t xml:space="preserve"> unterscheiden sich zwar, aber ihre Herkunft ist anhand der Metadaten nicht eindeutig belegt.</w:t>
+      </w:r>
+    </w:p>
+    <w:p>
+      <w:r>
+        <w:t xml:space="preserve">Zusätzlich ist der aktuelle OSQP-Weg standardmäßig ein Hybrid: globale Startmatrix mit OSQP, lokale Probleme weiterhin mit </w:t>
+      </w:r>
+      <w:proofErr w:type="spellStart"/>
+      <w:r>
+        <w:t>lp_solve</w:t>
+      </w:r>
+      <w:proofErr w:type="spellEnd"/>
+      <w:r>
+        <w:t>, siehe [</w:t>
+      </w:r>
+      <w:proofErr w:type="spellStart"/>
+      <w:r>
+        <w:t>nslphom_functions.R</w:t>
+      </w:r>
+      <w:proofErr w:type="spellEnd"/>
+      <w:r>
+        <w:t xml:space="preserve"> (</w:t>
+      </w:r>
+      <w:proofErr w:type="spellStart"/>
+      <w:r>
+        <w:t>line</w:t>
+      </w:r>
+      <w:proofErr w:type="spellEnd"/>
+      <w:r>
+        <w:t xml:space="preserve"> 680)](C:/Users/Leonie/Documents/Studium/Bachelorarbeit/Waehlendenwanderung/Functions/nslphom_functions.R:680). Für einen echten OSQP-Lauf müsste der lokale Solver ebenfalls festgelegt und validiert werden.</w:t>
+      </w:r>
+    </w:p>
+    <w:p>
+      <w:r>
+        <w:rPr>
+          <w:b/>
+          <w:bCs/>
+        </w:rPr>
+        <w:t xml:space="preserve">4. Optimales </w:t>
+      </w:r>
+      <w:proofErr w:type="spellStart"/>
+      <w:r>
+        <w:rPr>
+          <w:b/>
+          <w:bCs/>
+        </w:rPr>
+        <w:t>iter_max</w:t>
+      </w:r>
+      <w:proofErr w:type="spellEnd"/>
+      <w:r>
+        <w:rPr>
+          <w:b/>
+          <w:bCs/>
+        </w:rPr>
+        <w:t xml:space="preserve"> ist noch nicht bestimmt</w:t>
+      </w:r>
+      <w:r>
+        <w:br/>
+        <w:t>[13_find_optimal_iter_max_nslphom_dual.R (</w:t>
+      </w:r>
+      <w:proofErr w:type="spellStart"/>
+      <w:r>
+        <w:t>line</w:t>
+      </w:r>
+      <w:proofErr w:type="spellEnd"/>
+      <w:r>
+        <w:t xml:space="preserve"> 25)](C:/Users/Leonie/Documents/Studium/Bachelorarbeit/Waehlendenwanderung/Scripts/13_find_optimal_iter_max_nslphom_dual.R:25) ist implementiert, vorhanden sind aber nur Smoke-Test-Outputs. Ein belastbares Ergebnis für den finalen Solver und die finale Oststichprobe fehlt.</w:t>
+      </w:r>
+    </w:p>
+    <w:p>
+      <w:r>
+        <w:t xml:space="preserve">Außerdem unterstützt dieses Diagnoseskript bisher nur </w:t>
+      </w:r>
+      <w:proofErr w:type="spellStart"/>
+      <w:r>
+        <w:t>lp_solve</w:t>
+      </w:r>
+      <w:proofErr w:type="spellEnd"/>
+      <w:r>
+        <w:t xml:space="preserve"> und </w:t>
+      </w:r>
+      <w:proofErr w:type="spellStart"/>
+      <w:r>
+        <w:t>symphony</w:t>
+      </w:r>
+      <w:proofErr w:type="spellEnd"/>
+      <w:r>
+        <w:t>, nicht OSQP.</w:t>
       </w:r>
     </w:p>
     <w:p>
@@ -311,23 +1696,23 @@
       </w:r>
       <w:r>
         <w:br/>
-        <w:t>Momentan werden getrennte gewichtete lineare Modelle pro Herkunftsgruppe geschätzt, siehe [regression_</w:t>
-      </w:r>
-      <w:proofErr w:type="gramStart"/>
-      <w:r>
-        <w:t>functions.R</w:t>
-      </w:r>
-      <w:proofErr w:type="gramEnd"/>
-      <w:r>
-        <w:t xml:space="preserve"> (line 164</w:t>
-      </w:r>
-      <w:proofErr w:type="gramStart"/>
-      <w:r>
-        <w:t>)](</w:t>
-      </w:r>
-      <w:proofErr w:type="gramEnd"/>
-      <w:r>
-        <w:t>C:/Users/Leonie/Documents/Studium/Bachelorarbeit/Waehlendenwanderung/Functions/regression_functions.R:164).</w:t>
+        <w:t>Momentan werden getrennte gewichtete lineare Modelle pro Herkunftsgruppe geschätzt, siehe [</w:t>
+      </w:r>
+      <w:proofErr w:type="spellStart"/>
+      <w:r>
+        <w:t>regression_functions.R</w:t>
+      </w:r>
+      <w:proofErr w:type="spellEnd"/>
+      <w:r>
+        <w:t xml:space="preserve"> (</w:t>
+      </w:r>
+      <w:proofErr w:type="spellStart"/>
+      <w:r>
+        <w:t>line</w:t>
+      </w:r>
+      <w:proofErr w:type="spellEnd"/>
+      <w:r>
+        <w:t xml:space="preserve"> 164)](C:/Users/Leonie/Documents/Studium/Bachelorarbeit/Waehlendenwanderung/Functions/regression_functions.R:164).</w:t>
       </w:r>
     </w:p>
     <w:p>
@@ -343,7 +1728,16 @@
         </w:numPr>
       </w:pPr>
       <w:r>
-        <w:t>gewichtetes lineares Modell oder geplantes Fractional-Logit-Modell</w:t>
+        <w:lastRenderedPageBreak/>
+        <w:t xml:space="preserve">gewichtetes lineares Modell oder geplantes </w:t>
+      </w:r>
+      <w:proofErr w:type="spellStart"/>
+      <w:r>
+        <w:t>Fractional</w:t>
+      </w:r>
+      <w:proofErr w:type="spellEnd"/>
+      <w:r>
+        <w:t>-Logit-Modell</w:t>
       </w:r>
     </w:p>
     <w:p>
@@ -398,12 +1792,28 @@
         </w:numPr>
       </w:pPr>
       <w:r>
-        <w:t>Multiple-Testing-Problematik</w:t>
-      </w:r>
-    </w:p>
-    <w:p>
-      <w:r>
-        <w:t>Die 14 aktuellen Kovariaten sind zudem stark kollinear. Für Ostdeutschland fand ich unter anderem:</w:t>
+        <w:t>Multiple-</w:t>
+      </w:r>
+      <w:proofErr w:type="spellStart"/>
+      <w:r>
+        <w:t>Testing</w:t>
+      </w:r>
+      <w:proofErr w:type="spellEnd"/>
+      <w:r>
+        <w:t>-Problematik</w:t>
+      </w:r>
+    </w:p>
+    <w:p>
+      <w:r>
+        <w:t xml:space="preserve">Die 14 aktuellen </w:t>
+      </w:r>
+      <w:proofErr w:type="spellStart"/>
+      <w:r>
+        <w:t>Kovariaten</w:t>
+      </w:r>
+      <w:proofErr w:type="spellEnd"/>
+      <w:r>
+        <w:t xml:space="preserve"> sind zudem stark kollinear. Für Ostdeutschland fand ich unter anderem:</w:t>
       </w:r>
     </w:p>
     <w:p>
@@ -441,8 +1851,15 @@
     </w:p>
     <w:p>
       <w:r>
-        <w:lastRenderedPageBreak/>
-        <w:t>Vor dem finalen Modell sollte deshalb eine kleinere, theoretisch begründete Kovariatenauswahl festgelegt werden.</w:t>
+        <w:t xml:space="preserve">Vor dem finalen Modell sollte deshalb eine kleinere, theoretisch begründete </w:t>
+      </w:r>
+      <w:proofErr w:type="spellStart"/>
+      <w:r>
+        <w:t>Kovariatenauswahl</w:t>
+      </w:r>
+      <w:proofErr w:type="spellEnd"/>
+      <w:r>
+        <w:t xml:space="preserve"> festgelegt werden.</w:t>
       </w:r>
     </w:p>
     <w:p>
@@ -455,23 +1872,15 @@
       </w:r>
       <w:r>
         <w:br/>
-        <w:t>Alle Berliner Einheiten erhalten aktuell über 11000000 dieselben Gesamtberliner INKAR-Werte, siehe [03_prepare_inkar_</w:t>
-      </w:r>
-      <w:proofErr w:type="gramStart"/>
-      <w:r>
-        <w:t>covariates.R</w:t>
-      </w:r>
-      <w:proofErr w:type="gramEnd"/>
-      <w:r>
-        <w:t xml:space="preserve"> (line 146</w:t>
-      </w:r>
-      <w:proofErr w:type="gramStart"/>
-      <w:r>
-        <w:t>)](</w:t>
-      </w:r>
-      <w:proofErr w:type="gramEnd"/>
-      <w:r>
-        <w:t>C:/Users/Leonie/Documents/Studium/Bachelorarbeit/Waehlendenwanderung/Scripts/03_prepare_inkar_covariates.R:146).</w:t>
+        <w:t>Alle Berliner Einheiten erhalten aktuell über 11000000 dieselben Gesamtberliner INKAR-Werte, siehe [03_prepare_inkar_covariates.R (</w:t>
+      </w:r>
+      <w:proofErr w:type="spellStart"/>
+      <w:r>
+        <w:t>line</w:t>
+      </w:r>
+      <w:proofErr w:type="spellEnd"/>
+      <w:r>
+        <w:t xml:space="preserve"> 146)](C:/Users/Leonie/Documents/Studium/Bachelorarbeit/Waehlendenwanderung/Scripts/03_prepare_inkar_covariates.R:146).</w:t>
       </w:r>
     </w:p>
     <w:p>
@@ -498,7 +1907,15 @@
         </w:numPr>
       </w:pPr>
       <w:r>
-        <w:t>Ostberlin im nslphom-Fit behalten, aber aus der Strukturregression ausschließen,</w:t>
+        <w:t xml:space="preserve">Ostberlin im </w:t>
+      </w:r>
+      <w:proofErr w:type="spellStart"/>
+      <w:r>
+        <w:t>nslphom</w:t>
+      </w:r>
+      <w:proofErr w:type="spellEnd"/>
+      <w:r>
+        <w:t>-Fit behalten, aber aus der Strukturregression ausschließen,</w:t>
       </w:r>
     </w:p>
     <w:p>
@@ -582,21 +1999,12 @@
           <w:b/>
           <w:bCs/>
         </w:rPr>
-        <w:lastRenderedPageBreak/>
         <w:t>Lauf</w:t>
       </w:r>
     </w:p>
     <w:p>
       <w:r>
-        <w:t>Kurz: Ja, die Läufe machen jetzt grundsätzlich Sinn. Das Projekt ist deutlich näher an einem reproduzierbaren Stand als vorher. Aber ich würde morgen nicht blind 00_run_</w:t>
-      </w:r>
-      <w:proofErr w:type="gramStart"/>
-      <w:r>
-        <w:t>pipeline.R</w:t>
-      </w:r>
-      <w:proofErr w:type="gramEnd"/>
-      <w:r>
-        <w:t xml:space="preserve"> starten und hoffen, dass alles sauber durchläuft. Ich würde kontrolliert in Etappen laufen lassen.</w:t>
+        <w:t>Kurz: Ja, die Läufe machen jetzt grundsätzlich Sinn. Das Projekt ist deutlich näher an einem reproduzierbaren Stand als vorher. Aber ich würde morgen nicht blind 00_run_pipeline.R starten und hoffen, dass alles sauber durchläuft. Ich würde kontrolliert in Etappen laufen lassen.</w:t>
       </w:r>
     </w:p>
     <w:p>
@@ -619,8 +2027,13 @@
           <w:numId w:val="11"/>
         </w:numPr>
       </w:pPr>
-      <w:r>
-        <w:t>Wahlmapping wird gespeichert.</w:t>
+      <w:proofErr w:type="spellStart"/>
+      <w:r>
+        <w:t>Wahlmapping</w:t>
+      </w:r>
+      <w:proofErr w:type="spellEnd"/>
+      <w:r>
+        <w:t xml:space="preserve"> wird gespeichert.</w:t>
       </w:r>
     </w:p>
     <w:p>
@@ -630,8 +2043,13 @@
           <w:numId w:val="11"/>
         </w:numPr>
       </w:pPr>
-      <w:r>
-        <w:t>nslphom-Inputs werden gespeichert.</w:t>
+      <w:proofErr w:type="spellStart"/>
+      <w:r>
+        <w:t>nslphom</w:t>
+      </w:r>
+      <w:proofErr w:type="spellEnd"/>
+      <w:r>
+        <w:t>-Inputs werden gespeichert.</w:t>
       </w:r>
     </w:p>
     <w:p>
@@ -642,7 +2060,15 @@
         </w:numPr>
       </w:pPr>
       <w:r>
-        <w:t>Ost-Hauptfit speichert lokale Matrizen, globale Matrix, Checks und kompakten Endoutput.</w:t>
+        <w:t>Ost-</w:t>
+      </w:r>
+      <w:proofErr w:type="spellStart"/>
+      <w:r>
+        <w:t>Hauptfit</w:t>
+      </w:r>
+      <w:proofErr w:type="spellEnd"/>
+      <w:r>
+        <w:t xml:space="preserve"> speichert lokale Matrizen, globale Matrix, Checks und kompakten Endoutput.</w:t>
       </w:r>
     </w:p>
     <w:p>
@@ -653,7 +2079,15 @@
         </w:numPr>
       </w:pPr>
       <w:r>
-        <w:t>Deutschlandfit speichert separaten Endoutput und triggert EHet-Diagnose.</w:t>
+        <w:t xml:space="preserve">Deutschlandfit speichert separaten Endoutput und triggert </w:t>
+      </w:r>
+      <w:proofErr w:type="spellStart"/>
+      <w:r>
+        <w:t>EHet</w:t>
+      </w:r>
+      <w:proofErr w:type="spellEnd"/>
+      <w:r>
+        <w:t>-Diagnose.</w:t>
       </w:r>
     </w:p>
     <w:p>
@@ -663,8 +2097,21 @@
           <w:numId w:val="11"/>
         </w:numPr>
       </w:pPr>
-      <w:r>
-        <w:t>Strukturdatencleaning speichert Zwischenbasis und finale Kovariaten.</w:t>
+      <w:proofErr w:type="spellStart"/>
+      <w:r>
+        <w:t>Strukturdatencleaning</w:t>
+      </w:r>
+      <w:proofErr w:type="spellEnd"/>
+      <w:r>
+        <w:t xml:space="preserve"> speichert Zwischenbasis und finale </w:t>
+      </w:r>
+      <w:proofErr w:type="spellStart"/>
+      <w:r>
+        <w:t>Kovariaten</w:t>
+      </w:r>
+      <w:proofErr w:type="spellEnd"/>
+      <w:r>
+        <w:t>.</w:t>
       </w:r>
     </w:p>
     <w:p>
@@ -675,7 +2122,23 @@
         </w:numPr>
       </w:pPr>
       <w:r>
-        <w:t>Regression liest Ostfit + Strukturkovariaten.</w:t>
+        <w:t xml:space="preserve">Regression liest </w:t>
+      </w:r>
+      <w:proofErr w:type="spellStart"/>
+      <w:r>
+        <w:t>Ostfit</w:t>
+      </w:r>
+      <w:proofErr w:type="spellEnd"/>
+      <w:r>
+        <w:t xml:space="preserve"> + </w:t>
+      </w:r>
+      <w:proofErr w:type="spellStart"/>
+      <w:r>
+        <w:t>Strukturkovariaten</w:t>
+      </w:r>
+      <w:proofErr w:type="spellEnd"/>
+      <w:r>
+        <w:t>.</w:t>
       </w:r>
     </w:p>
     <w:p>
@@ -686,7 +2149,15 @@
         </w:numPr>
       </w:pPr>
       <w:r>
-        <w:t>Bootstrap speichert Iterationen, Settings, Signatur, Beta-Draws und Intervalle.</w:t>
+        <w:t>Bootstrap speichert Iterationen, Settings, Signatur, Beta-</w:t>
+      </w:r>
+      <w:proofErr w:type="spellStart"/>
+      <w:r>
+        <w:t>Draws</w:t>
+      </w:r>
+      <w:proofErr w:type="spellEnd"/>
+      <w:r>
+        <w:t xml:space="preserve"> und Intervalle.</w:t>
       </w:r>
     </w:p>
     <w:p>
@@ -696,8 +2167,21 @@
           <w:numId w:val="11"/>
         </w:numPr>
       </w:pPr>
-      <w:r>
-        <w:t>EHet-Auswertung speichert Tabellen, Karten und Regionenzusammenfassungen.</w:t>
+      <w:proofErr w:type="spellStart"/>
+      <w:r>
+        <w:t>EHet</w:t>
+      </w:r>
+      <w:proofErr w:type="spellEnd"/>
+      <w:r>
+        <w:t xml:space="preserve">-Auswertung speichert Tabellen, Karten und </w:t>
+      </w:r>
+      <w:proofErr w:type="spellStart"/>
+      <w:r>
+        <w:t>Regionenzusammenfassungen</w:t>
+      </w:r>
+      <w:proofErr w:type="spellEnd"/>
+      <w:r>
+        <w:t>.</w:t>
       </w:r>
     </w:p>
     <w:p>
@@ -711,43 +2195,333 @@
           <w:b/>
           <w:bCs/>
         </w:rPr>
-        <w:t xml:space="preserve">Was morgen Priorität </w:t>
-      </w:r>
-      <w:proofErr w:type="gramStart"/>
+        <w:t>Was morgen Priorität hat</w:t>
+      </w:r>
+      <w:r>
+        <w:br/>
+        <w:t>Auf dem guten Rechner würde ich diese Reihenfolge nehmen:</w:t>
+      </w:r>
+    </w:p>
+    <w:p>
+      <w:proofErr w:type="spellStart"/>
+      <w:r>
+        <w:t>options</w:t>
+      </w:r>
+      <w:proofErr w:type="spellEnd"/>
+      <w:r>
+        <w:t>(</w:t>
+      </w:r>
+      <w:proofErr w:type="spellStart"/>
+      <w:r>
+        <w:t>waehlendenwanderung.nslphom_solver</w:t>
+      </w:r>
+      <w:proofErr w:type="spellEnd"/>
+      <w:r>
+        <w:t xml:space="preserve"> = "</w:t>
+      </w:r>
+      <w:proofErr w:type="spellStart"/>
+      <w:r>
+        <w:t>osqp</w:t>
+      </w:r>
+      <w:proofErr w:type="spellEnd"/>
+      <w:r>
+        <w:t>")</w:t>
+      </w:r>
+    </w:p>
+    <w:p>
+      <w:proofErr w:type="spellStart"/>
+      <w:r>
+        <w:t>options</w:t>
+      </w:r>
+      <w:proofErr w:type="spellEnd"/>
+      <w:r>
+        <w:t>(</w:t>
+      </w:r>
+      <w:proofErr w:type="spellStart"/>
+      <w:r>
+        <w:t>waehlendenwanderung.nslphom_iter_max</w:t>
+      </w:r>
+      <w:proofErr w:type="spellEnd"/>
+      <w:r>
+        <w:t xml:space="preserve"> = 10L)</w:t>
+      </w:r>
+    </w:p>
+    <w:p/>
+    <w:p>
+      <w:pPr>
+        <w:rPr>
+          <w:lang w:val="en-US"/>
+        </w:rPr>
+      </w:pPr>
+      <w:r>
+        <w:rPr>
+          <w:lang w:val="en-US"/>
+        </w:rPr>
+        <w:t>source("Scripts/02a_fit_deutschland_homogenitaet.R", encoding = "UTF-8")</w:t>
+      </w:r>
+    </w:p>
+    <w:p>
+      <w:pPr>
+        <w:rPr>
+          <w:lang w:val="en-US"/>
+        </w:rPr>
+      </w:pPr>
+      <w:r>
+        <w:rPr>
+          <w:lang w:val="en-US"/>
+        </w:rPr>
+        <w:lastRenderedPageBreak/>
+        <w:t>source("Scripts/02_estimate_transitions.R", encoding = "UTF-8")</w:t>
+      </w:r>
+    </w:p>
+    <w:p>
+      <w:pPr>
+        <w:rPr>
+          <w:lang w:val="en-US"/>
+        </w:rPr>
+      </w:pPr>
+      <w:r>
+        <w:rPr>
+          <w:lang w:val="en-US"/>
+        </w:rPr>
+        <w:t>source("Scripts/04_model_transitions.R", encoding = "UTF-8")</w:t>
+      </w:r>
+    </w:p>
+    <w:p>
+      <w:r>
+        <w:t>Danach prüfen:</w:t>
+      </w:r>
+    </w:p>
+    <w:p>
+      <w:pPr>
+        <w:numPr>
+          <w:ilvl w:val="0"/>
+          <w:numId w:val="12"/>
+        </w:numPr>
+      </w:pPr>
+      <w:r>
+        <w:t>Data/modeloutput/nslphom/deutschland/vorlaeufig_nslphom_deutschland_endoutput.rds</w:t>
+      </w:r>
+    </w:p>
+    <w:p>
+      <w:pPr>
+        <w:numPr>
+          <w:ilvl w:val="0"/>
+          <w:numId w:val="12"/>
+        </w:numPr>
+      </w:pPr>
+      <w:r>
+        <w:t>Data/modeloutput/nslphom/ostdeutschland/vorlaeufig_nslphom_ost_endoutput.rds</w:t>
+      </w:r>
+    </w:p>
+    <w:p>
+      <w:pPr>
+        <w:numPr>
+          <w:ilvl w:val="0"/>
+          <w:numId w:val="12"/>
+        </w:numPr>
+      </w:pPr>
+      <w:r>
+        <w:t>Data/</w:t>
+      </w:r>
+      <w:proofErr w:type="spellStart"/>
+      <w:r>
+        <w:t>modeloutput</w:t>
+      </w:r>
+      <w:proofErr w:type="spellEnd"/>
+      <w:r>
+        <w:t>/</w:t>
+      </w:r>
+      <w:proofErr w:type="spellStart"/>
+      <w:r>
+        <w:t>regression</w:t>
+      </w:r>
+      <w:proofErr w:type="spellEnd"/>
+      <w:r>
+        <w:t>/</w:t>
+      </w:r>
+      <w:proofErr w:type="spellStart"/>
+      <w:r>
+        <w:t>ostdeutschland</w:t>
+      </w:r>
+      <w:proofErr w:type="spellEnd"/>
+      <w:r>
+        <w:t>/</w:t>
+      </w:r>
+    </w:p>
+    <w:p>
+      <w:pPr>
+        <w:numPr>
+          <w:ilvl w:val="0"/>
+          <w:numId w:val="12"/>
+        </w:numPr>
+      </w:pPr>
+      <w:r>
+        <w:t>Data/</w:t>
+      </w:r>
+      <w:proofErr w:type="spellStart"/>
+      <w:r>
+        <w:t>validierung</w:t>
+      </w:r>
+      <w:proofErr w:type="spellEnd"/>
+      <w:r>
+        <w:t>/</w:t>
+      </w:r>
+      <w:proofErr w:type="spellStart"/>
+      <w:r>
+        <w:t>homogenitaetsannahme</w:t>
+      </w:r>
+      <w:proofErr w:type="spellEnd"/>
+      <w:r>
+        <w:t>/</w:t>
+      </w:r>
+    </w:p>
+    <w:p>
+      <w:pPr>
+        <w:numPr>
+          <w:ilvl w:val="0"/>
+          <w:numId w:val="12"/>
+        </w:numPr>
+      </w:pPr>
+      <w:r>
+        <w:t>Charts/</w:t>
+      </w:r>
+      <w:proofErr w:type="spellStart"/>
+      <w:r>
+        <w:t>homogenitaetsannahme</w:t>
+      </w:r>
+      <w:proofErr w:type="spellEnd"/>
+      <w:r>
+        <w:t>/</w:t>
+      </w:r>
+    </w:p>
+    <w:p>
+      <w:r>
+        <w:t>Wenn das stabil läuft, dann zusätzlich:</w:t>
+      </w:r>
+    </w:p>
+    <w:p>
+      <w:pPr>
+        <w:rPr>
+          <w:lang w:val="en-US"/>
+        </w:rPr>
+      </w:pPr>
+      <w:r>
+        <w:rPr>
+          <w:lang w:val="en-US"/>
+        </w:rPr>
+        <w:t>source("Scripts/13_find_optimal_iter_max_nslphom_dual.R", encoding = "UTF-8")</w:t>
+      </w:r>
+    </w:p>
+    <w:p>
+      <w:pPr>
+        <w:rPr>
+          <w:lang w:val="en-US"/>
+        </w:rPr>
+      </w:pPr>
+      <w:r>
+        <w:rPr>
+          <w:lang w:val="en-US"/>
+        </w:rPr>
+        <w:t>source("Scripts/05c_validate_final_method_dual_osqp.R", encoding = "UTF-8")</w:t>
+      </w:r>
+    </w:p>
+    <w:p>
+      <w:r>
+        <w:t xml:space="preserve">Bootstrap würde ich nur starten, wenn die </w:t>
+      </w:r>
+      <w:proofErr w:type="spellStart"/>
+      <w:r>
+        <w:t>Hauptfits</w:t>
+      </w:r>
+      <w:proofErr w:type="spellEnd"/>
+      <w:r>
+        <w:t xml:space="preserve"> sauber sind:</w:t>
+      </w:r>
+    </w:p>
+    <w:p>
+      <w:proofErr w:type="spellStart"/>
+      <w:r>
+        <w:t>options</w:t>
+      </w:r>
+      <w:proofErr w:type="spellEnd"/>
+      <w:r>
+        <w:t>(</w:t>
+      </w:r>
+      <w:proofErr w:type="spellStart"/>
+      <w:r>
+        <w:t>waehlendenwanderung.bootstrap_n</w:t>
+      </w:r>
+      <w:proofErr w:type="spellEnd"/>
+      <w:r>
+        <w:t xml:space="preserve"> = 500L)</w:t>
+      </w:r>
+    </w:p>
+    <w:p>
+      <w:proofErr w:type="spellStart"/>
+      <w:r>
+        <w:t>options</w:t>
+      </w:r>
+      <w:proofErr w:type="spellEnd"/>
+      <w:r>
+        <w:t>(</w:t>
+      </w:r>
+      <w:proofErr w:type="spellStart"/>
+      <w:r>
+        <w:t>waehlendenwanderung.bootstrap_sample_size</w:t>
+      </w:r>
+      <w:proofErr w:type="spellEnd"/>
+      <w:r>
+        <w:t xml:space="preserve"> = NULL)</w:t>
+      </w:r>
+    </w:p>
+    <w:p>
+      <w:pPr>
+        <w:rPr>
+          <w:lang w:val="en-US"/>
+        </w:rPr>
+      </w:pPr>
+      <w:r>
+        <w:rPr>
+          <w:lang w:val="en-US"/>
+        </w:rPr>
+        <w:t>source("Scripts/08_bootstrap_nslphom_regression.R", encoding = "UTF-8")</w:t>
+      </w:r>
+    </w:p>
+    <w:p>
+      <w:r>
+        <w:t xml:space="preserve">Aber: 500 Bootstrapläufe mit </w:t>
+      </w:r>
+      <w:proofErr w:type="spellStart"/>
+      <w:r>
+        <w:t>nslphom_dual</w:t>
+      </w:r>
+      <w:proofErr w:type="spellEnd"/>
+      <w:r>
+        <w:t xml:space="preserve"> können auch auf gutem Rechner sehr lange dauern. Ich würde erst mit </w:t>
+      </w:r>
+      <w:proofErr w:type="spellStart"/>
+      <w:r>
+        <w:t>bootstrap_n</w:t>
+      </w:r>
+      <w:proofErr w:type="spellEnd"/>
+      <w:r>
+        <w:t xml:space="preserve"> = 5L testen.</w:t>
+      </w:r>
+    </w:p>
+    <w:p>
       <w:r>
         <w:rPr>
           <w:b/>
           <w:bCs/>
         </w:rPr>
-        <w:t>hat</w:t>
-      </w:r>
-      <w:proofErr w:type="gramEnd"/>
+        <w:t>Was du heute schon laufen lassen kannst</w:t>
+      </w:r>
       <w:r>
         <w:br/>
-        <w:t>Auf dem guten Rechner würde ich diese Reihenfolge nehmen:</w:t>
-      </w:r>
-    </w:p>
-    <w:p>
-      <w:proofErr w:type="gramStart"/>
-      <w:r>
-        <w:t>options(waehlendenwanderung.nslphom</w:t>
-      </w:r>
-      <w:proofErr w:type="gramEnd"/>
-      <w:r>
-        <w:t>_solver = "osqp")</w:t>
-      </w:r>
-    </w:p>
-    <w:p>
-      <w:proofErr w:type="gramStart"/>
-      <w:r>
-        <w:t>options(waehlendenwanderung.nslphom</w:t>
-      </w:r>
-      <w:proofErr w:type="gramEnd"/>
-      <w:r>
-        <w:t>_iter_max = 10L)</w:t>
-      </w:r>
-    </w:p>
-    <w:p/>
+        <w:t>Diese Skripte sind nicht der eigentliche Speicherflaschenhals und sollten heute gehen:</w:t>
+      </w:r>
+    </w:p>
     <w:p>
       <w:pPr>
         <w:rPr>
@@ -758,20 +2532,21 @@
         <w:rPr>
           <w:lang w:val="en-US"/>
         </w:rPr>
-        <w:t>source("Scripts/02a_fit_deutschland_homogenitaet.R", encoding = "UTF-8")</w:t>
-      </w:r>
-    </w:p>
-    <w:p>
-      <w:pPr>
+        <w:t>source("Scripts/</w:t>
+      </w:r>
+      <w:proofErr w:type="spellStart"/>
+      <w:r>
         <w:rPr>
           <w:lang w:val="en-US"/>
         </w:rPr>
-      </w:pPr>
+        <w:t>mapping_gebiete.R</w:t>
+      </w:r>
+      <w:proofErr w:type="spellEnd"/>
       <w:r>
         <w:rPr>
           <w:lang w:val="en-US"/>
         </w:rPr>
-        <w:t>source("Scripts/02_estimate_transitions.R", encoding = "UTF-8")</w:t>
+        <w:t>", encoding = "UTF-8")</w:t>
       </w:r>
     </w:p>
     <w:p>
@@ -784,85 +2559,21 @@
         <w:rPr>
           <w:lang w:val="en-US"/>
         </w:rPr>
-        <w:t>source("Scripts/04_model_transitions.R", encoding = "UTF-8")</w:t>
-      </w:r>
-    </w:p>
-    <w:p>
-      <w:r>
-        <w:t>Danach prüfen:</w:t>
-      </w:r>
-    </w:p>
-    <w:p>
-      <w:pPr>
-        <w:numPr>
-          <w:ilvl w:val="0"/>
-          <w:numId w:val="12"/>
-        </w:numPr>
-      </w:pPr>
-      <w:r>
-        <w:t>Data/modeloutput/nslphom/deutschland/vorlaeufig_nslphom_deutschland_endoutput.rds</w:t>
-      </w:r>
-    </w:p>
-    <w:p>
-      <w:pPr>
-        <w:numPr>
-          <w:ilvl w:val="0"/>
-          <w:numId w:val="12"/>
-        </w:numPr>
-      </w:pPr>
-      <w:r>
-        <w:t>Data/modeloutput/nslphom/ostdeutschland/vorlaeufig_nslphom_ost_endoutput.rds</w:t>
-      </w:r>
-    </w:p>
-    <w:p>
-      <w:pPr>
-        <w:numPr>
-          <w:ilvl w:val="0"/>
-          <w:numId w:val="12"/>
-        </w:numPr>
-      </w:pPr>
-      <w:r>
-        <w:t>Data/modeloutput/regression/ostdeutschland/</w:t>
-      </w:r>
-    </w:p>
-    <w:p>
-      <w:pPr>
-        <w:numPr>
-          <w:ilvl w:val="0"/>
-          <w:numId w:val="12"/>
-        </w:numPr>
-      </w:pPr>
-      <w:r>
-        <w:t>Data/validierung/homogenitaetsannahme/</w:t>
-      </w:r>
-    </w:p>
-    <w:p>
-      <w:pPr>
-        <w:numPr>
-          <w:ilvl w:val="0"/>
-          <w:numId w:val="12"/>
-        </w:numPr>
-      </w:pPr>
-      <w:r>
-        <w:t>Charts/homogenitaetsannahme/</w:t>
-      </w:r>
-    </w:p>
-    <w:p>
-      <w:r>
-        <w:t>Wenn das stabil läuft, dann zusätzlich:</w:t>
-      </w:r>
-    </w:p>
-    <w:p>
-      <w:pPr>
+        <w:t>source("Scripts/</w:t>
+      </w:r>
+      <w:proofErr w:type="spellStart"/>
+      <w:r>
         <w:rPr>
           <w:lang w:val="en-US"/>
         </w:rPr>
-      </w:pPr>
+        <w:t>mapping_wahldaten.R</w:t>
+      </w:r>
+      <w:proofErr w:type="spellEnd"/>
       <w:r>
         <w:rPr>
           <w:lang w:val="en-US"/>
         </w:rPr>
-        <w:t>source("Scripts/13_find_optimal_iter_max_nslphom_dual.R", encoding = "UTF-8")</w:t>
+        <w:t>", encoding = "UTF-8")</w:t>
       </w:r>
     </w:p>
     <w:p>
@@ -875,33 +2586,7 @@
         <w:rPr>
           <w:lang w:val="en-US"/>
         </w:rPr>
-        <w:t>source("Scripts/05c_validate_final_method_dual_osqp.R", encoding = "UTF-8")</w:t>
-      </w:r>
-    </w:p>
-    <w:p>
-      <w:r>
-        <w:lastRenderedPageBreak/>
-        <w:t>Bootstrap würde ich nur starten, wenn die Hauptfits sauber sind:</w:t>
-      </w:r>
-    </w:p>
-    <w:p>
-      <w:proofErr w:type="gramStart"/>
-      <w:r>
-        <w:t>options(waehlendenwanderung.bootstrap</w:t>
-      </w:r>
-      <w:proofErr w:type="gramEnd"/>
-      <w:r>
-        <w:t>_n = 500L)</w:t>
-      </w:r>
-    </w:p>
-    <w:p>
-      <w:proofErr w:type="gramStart"/>
-      <w:r>
-        <w:t>options(waehlendenwanderung.bootstrap</w:t>
-      </w:r>
-      <w:proofErr w:type="gramEnd"/>
-      <w:r>
-        <w:t>_sample_size = NULL)</w:t>
+        <w:t>source("Scripts/01_prepare_nslphom_input.R", encoding = "UTF-8")</w:t>
       </w:r>
     </w:p>
     <w:p>
@@ -914,12 +2599,44 @@
         <w:rPr>
           <w:lang w:val="en-US"/>
         </w:rPr>
-        <w:t>source("Scripts/08_bootstrap_nslphom_regression.R", encoding = "UTF-8")</w:t>
-      </w:r>
-    </w:p>
-    <w:p>
-      <w:r>
-        <w:t>Aber: 500 Bootstrapläufe mit nslphom_dual können auch auf gutem Rechner sehr lange dauern. Ich würde erst mit bootstrap_n = 5L testen.</w:t>
+        <w:t>source("Scripts/</w:t>
+      </w:r>
+      <w:proofErr w:type="spellStart"/>
+      <w:r>
+        <w:rPr>
+          <w:lang w:val="en-US"/>
+        </w:rPr>
+        <w:t>cleaning_strukturdaten.R</w:t>
+      </w:r>
+      <w:proofErr w:type="spellEnd"/>
+      <w:r>
+        <w:rPr>
+          <w:lang w:val="en-US"/>
+        </w:rPr>
+        <w:t>", encoding = "UTF-8")</w:t>
+      </w:r>
+    </w:p>
+    <w:p>
+      <w:pPr>
+        <w:rPr>
+          <w:lang w:val="en-US"/>
+        </w:rPr>
+      </w:pPr>
+      <w:r>
+        <w:rPr>
+          <w:lang w:val="en-US"/>
+        </w:rPr>
+        <w:t>source("Scripts/03_prepare_inkar_covariates.R", encoding = "UTF-8")</w:t>
+      </w:r>
+    </w:p>
+    <w:p>
+      <w:r>
+        <w:t>Das ist sinnvoll, weil du gerade Strukturvariablen und Aggregation geändert hast. Danach sind die Inputs für morgen aktuell.</w:t>
+      </w:r>
+    </w:p>
+    <w:p>
+      <w:r>
+        <w:t>Nicht heute nötig: 02, 02a, 08, 13 in voller Größe.</w:t>
       </w:r>
     </w:p>
     <w:p>
@@ -928,114 +2645,8 @@
           <w:b/>
           <w:bCs/>
         </w:rPr>
-        <w:t xml:space="preserve">Was du heute schon </w:t>
-      </w:r>
-      <w:proofErr w:type="gramStart"/>
-      <w:r>
-        <w:rPr>
-          <w:b/>
-          <w:bCs/>
-        </w:rPr>
-        <w:t>laufen lassen kannst</w:t>
-      </w:r>
-      <w:proofErr w:type="gramEnd"/>
-      <w:r>
-        <w:br/>
-        <w:t>Diese Skripte sind nicht der eigentliche Speicherflaschenhals und sollten heute gehen:</w:t>
-      </w:r>
-    </w:p>
-    <w:p>
-      <w:pPr>
-        <w:rPr>
-          <w:lang w:val="en-US"/>
-        </w:rPr>
-      </w:pPr>
-      <w:r>
-        <w:rPr>
-          <w:lang w:val="en-US"/>
-        </w:rPr>
-        <w:t>source("Scripts/mapping_gebiete.R", encoding = "UTF-8")</w:t>
-      </w:r>
-    </w:p>
-    <w:p>
-      <w:pPr>
-        <w:rPr>
-          <w:lang w:val="en-US"/>
-        </w:rPr>
-      </w:pPr>
-      <w:r>
-        <w:rPr>
-          <w:lang w:val="en-US"/>
-        </w:rPr>
-        <w:t>source("Scripts/mapping_wahldaten.R", encoding = "UTF-8")</w:t>
-      </w:r>
-    </w:p>
-    <w:p>
-      <w:pPr>
-        <w:rPr>
-          <w:lang w:val="en-US"/>
-        </w:rPr>
-      </w:pPr>
-      <w:r>
-        <w:rPr>
-          <w:lang w:val="en-US"/>
-        </w:rPr>
-        <w:t>source("Scripts/01_prepare_nslphom_input.R", encoding = "UTF-8")</w:t>
-      </w:r>
-    </w:p>
-    <w:p>
-      <w:pPr>
-        <w:rPr>
-          <w:lang w:val="en-US"/>
-        </w:rPr>
-      </w:pPr>
-      <w:r>
-        <w:rPr>
-          <w:lang w:val="en-US"/>
-        </w:rPr>
-        <w:t>source("Scripts/cleaning_strukturdaten.R", encoding = "UTF-8")</w:t>
-      </w:r>
-    </w:p>
-    <w:p>
-      <w:pPr>
-        <w:rPr>
-          <w:lang w:val="en-US"/>
-        </w:rPr>
-      </w:pPr>
-      <w:r>
-        <w:rPr>
-          <w:lang w:val="en-US"/>
-        </w:rPr>
-        <w:t>source("Scripts/03_prepare_inkar_covariates.R", encoding = "UTF-8")</w:t>
-      </w:r>
-    </w:p>
-    <w:p>
-      <w:r>
-        <w:t>Das ist sinnvoll, weil du gerade Strukturvariablen und Aggregation geändert hast. Danach sind die Inputs für morgen aktuell.</w:t>
-      </w:r>
-    </w:p>
-    <w:p>
-      <w:r>
-        <w:t>Nicht heute nötig: 02, 02a, 08, 13 in voller Größe.</w:t>
-      </w:r>
-    </w:p>
-    <w:p>
-      <w:r>
-        <w:rPr>
-          <w:b/>
-          <w:bCs/>
-        </w:rPr>
-        <w:t xml:space="preserve">Woran es morgen </w:t>
-      </w:r>
-      <w:proofErr w:type="gramStart"/>
-      <w:r>
-        <w:rPr>
-          <w:b/>
-          <w:bCs/>
-        </w:rPr>
-        <w:t>scheitern könnte</w:t>
-      </w:r>
-      <w:proofErr w:type="gramEnd"/>
+        <w:t>Woran es morgen scheitern könnte</w:t>
+      </w:r>
       <w:r>
         <w:br/>
         <w:t>Die größten Risiken:</w:t>
@@ -1049,17 +2660,80 @@
         </w:numPr>
       </w:pPr>
       <w:r>
-        <w:t>R-Umgebung: Auf meinem Check hier findet Rscript teils lphom nicht, und renv versucht zu bootstrappen. Auf dem guten PC müssen mindestens installiert sein:</w:t>
+        <w:t xml:space="preserve">R-Umgebung: Auf meinem Check hier findet </w:t>
+      </w:r>
+      <w:proofErr w:type="spellStart"/>
+      <w:r>
+        <w:t>Rscript</w:t>
+      </w:r>
+      <w:proofErr w:type="spellEnd"/>
+      <w:r>
+        <w:t xml:space="preserve"> teils </w:t>
+      </w:r>
+      <w:proofErr w:type="spellStart"/>
+      <w:r>
+        <w:t>lphom</w:t>
+      </w:r>
+      <w:proofErr w:type="spellEnd"/>
+      <w:r>
+        <w:t xml:space="preserve"> nicht, und </w:t>
+      </w:r>
+      <w:proofErr w:type="spellStart"/>
+      <w:r>
+        <w:t>renv</w:t>
+      </w:r>
+      <w:proofErr w:type="spellEnd"/>
+      <w:r>
+        <w:t xml:space="preserve"> versucht zu bootstrappen. Auf dem guten PC müssen mindestens installiert sein:</w:t>
       </w:r>
       <w:r>
         <w:br/>
-        <w:t xml:space="preserve">lphom, osqp, dplyr, tidyr, ggplot2, scales, </w:t>
-      </w:r>
-      <w:proofErr w:type="gramStart"/>
+      </w:r>
+      <w:proofErr w:type="spellStart"/>
+      <w:r>
+        <w:t>lphom</w:t>
+      </w:r>
+      <w:proofErr w:type="spellEnd"/>
+      <w:r>
+        <w:t xml:space="preserve">, </w:t>
+      </w:r>
+      <w:proofErr w:type="spellStart"/>
+      <w:r>
+        <w:t>osqp</w:t>
+      </w:r>
+      <w:proofErr w:type="spellEnd"/>
+      <w:r>
+        <w:t xml:space="preserve">, </w:t>
+      </w:r>
+      <w:proofErr w:type="spellStart"/>
+      <w:r>
+        <w:t>dplyr</w:t>
+      </w:r>
+      <w:proofErr w:type="spellEnd"/>
+      <w:r>
+        <w:t xml:space="preserve">, </w:t>
+      </w:r>
+      <w:proofErr w:type="spellStart"/>
+      <w:r>
+        <w:t>tidyr</w:t>
+      </w:r>
+      <w:proofErr w:type="spellEnd"/>
+      <w:r>
+        <w:t xml:space="preserve">, ggplot2, </w:t>
+      </w:r>
+      <w:proofErr w:type="spellStart"/>
+      <w:r>
+        <w:t>scales</w:t>
+      </w:r>
+      <w:proofErr w:type="spellEnd"/>
+      <w:r>
+        <w:t xml:space="preserve">, </w:t>
+      </w:r>
+      <w:proofErr w:type="spellStart"/>
       <w:r>
         <w:t>data.table</w:t>
       </w:r>
-      <w:proofErr w:type="gramEnd"/>
+      <w:proofErr w:type="spellEnd"/>
       <w:r>
         <w:t>, sf, Matrix.</w:t>
       </w:r>
@@ -1072,22 +2746,63 @@
         </w:numPr>
       </w:pPr>
       <w:r>
-        <w:t>OSQP/Lokal-Solver-Konsistenz: Dein OSQP-Weg nutzt aktuell OSQP für die globale Schätzung und standardmäßig lp_solve lokal, sofern du nicht setzt:</w:t>
-      </w:r>
-    </w:p>
-    <w:p>
-      <w:proofErr w:type="gramStart"/>
-      <w:r>
-        <w:t>options(waehlendenwanderung.osqp</w:t>
-      </w:r>
-      <w:proofErr w:type="gramEnd"/>
-      <w:r>
-        <w:t>_local_solver = "osqp")</w:t>
-      </w:r>
-    </w:p>
-    <w:p>
-      <w:r>
-        <w:t>Wichtig ist: Für Hauptfit, Deutschlandfit, iter_max-Diagnose und Bootstrap denselben Solver-Stand nutzen.</w:t>
+        <w:t xml:space="preserve">OSQP/Lokal-Solver-Konsistenz: Dein OSQP-Weg nutzt aktuell OSQP für die globale Schätzung und standardmäßig </w:t>
+      </w:r>
+      <w:proofErr w:type="spellStart"/>
+      <w:r>
+        <w:t>lp_solve</w:t>
+      </w:r>
+      <w:proofErr w:type="spellEnd"/>
+      <w:r>
+        <w:t xml:space="preserve"> lokal, sofern du nicht setzt:</w:t>
+      </w:r>
+    </w:p>
+    <w:p>
+      <w:proofErr w:type="spellStart"/>
+      <w:r>
+        <w:lastRenderedPageBreak/>
+        <w:t>options</w:t>
+      </w:r>
+      <w:proofErr w:type="spellEnd"/>
+      <w:r>
+        <w:t>(</w:t>
+      </w:r>
+      <w:proofErr w:type="spellStart"/>
+      <w:r>
+        <w:t>waehlendenwanderung.osqp_local_solver</w:t>
+      </w:r>
+      <w:proofErr w:type="spellEnd"/>
+      <w:r>
+        <w:t xml:space="preserve"> = "</w:t>
+      </w:r>
+      <w:proofErr w:type="spellStart"/>
+      <w:r>
+        <w:t>osqp</w:t>
+      </w:r>
+      <w:proofErr w:type="spellEnd"/>
+      <w:r>
+        <w:t>")</w:t>
+      </w:r>
+    </w:p>
+    <w:p>
+      <w:r>
+        <w:t xml:space="preserve">Wichtig ist: Für </w:t>
+      </w:r>
+      <w:proofErr w:type="spellStart"/>
+      <w:r>
+        <w:t>Hauptfit</w:t>
+      </w:r>
+      <w:proofErr w:type="spellEnd"/>
+      <w:r>
+        <w:t xml:space="preserve">, Deutschlandfit, </w:t>
+      </w:r>
+      <w:proofErr w:type="spellStart"/>
+      <w:r>
+        <w:t>iter_max</w:t>
+      </w:r>
+      <w:proofErr w:type="spellEnd"/>
+      <w:r>
+        <w:t>-Diagnose und Bootstrap denselben Solver-Stand nutzen.</w:t>
       </w:r>
     </w:p>
     <w:p>
@@ -1098,7 +2813,39 @@
         </w:numPr>
       </w:pPr>
       <w:r>
-        <w:t>Rechenzeit: Deutschlandfit + Ostfit + Bootstrap + iter_max + Validierung an einem Tag ist viel. Priorität klar setzen: Deutschlandfit, Ostfit, Regression, EHet zuerst.</w:t>
+        <w:t xml:space="preserve">Rechenzeit: Deutschlandfit + </w:t>
+      </w:r>
+      <w:proofErr w:type="spellStart"/>
+      <w:r>
+        <w:t>Ostfit</w:t>
+      </w:r>
+      <w:proofErr w:type="spellEnd"/>
+      <w:r>
+        <w:t xml:space="preserve"> + Bootstrap + </w:t>
+      </w:r>
+      <w:proofErr w:type="spellStart"/>
+      <w:r>
+        <w:t>iter_max</w:t>
+      </w:r>
+      <w:proofErr w:type="spellEnd"/>
+      <w:r>
+        <w:t xml:space="preserve"> + Validierung an einem Tag ist viel. Priorität klar setzen: Deutschlandfit, </w:t>
+      </w:r>
+      <w:proofErr w:type="spellStart"/>
+      <w:r>
+        <w:t>Ostfit</w:t>
+      </w:r>
+      <w:proofErr w:type="spellEnd"/>
+      <w:r>
+        <w:t xml:space="preserve">, Regression, </w:t>
+      </w:r>
+      <w:proofErr w:type="spellStart"/>
+      <w:r>
+        <w:t>EHet</w:t>
+      </w:r>
+      <w:proofErr w:type="spellEnd"/>
+      <w:r>
+        <w:t xml:space="preserve"> zuerst.</w:t>
       </w:r>
     </w:p>
     <w:p>
@@ -1109,7 +2856,15 @@
         </w:numPr>
       </w:pPr>
       <w:r>
-        <w:t>Alte Testoutputs: Nicht interpretieren. test2000, test5000, testSymphony... sind nur technische Alt-/Testläufe.</w:t>
+        <w:t xml:space="preserve">Alte Testoutputs: Nicht interpretieren. test2000, test5000, </w:t>
+      </w:r>
+      <w:proofErr w:type="spellStart"/>
+      <w:r>
+        <w:t>testSymphony</w:t>
+      </w:r>
+      <w:proofErr w:type="spellEnd"/>
+      <w:r>
+        <w:t>... sind nur technische Alt-/Testläufe.</w:t>
       </w:r>
     </w:p>
     <w:p>
@@ -1123,20 +2878,86 @@
         </w:rPr>
       </w:pPr>
       <w:r>
-        <w:t xml:space="preserve">Working tree ist dirty. Das ist nicht schlimm, aber vor dem Transfer auf den guten PC solltest du sicherstellen, dass alle geänderten Skripte wirklich mitkopiert werden. </w:t>
-      </w:r>
+        <w:t xml:space="preserve">Working </w:t>
+      </w:r>
+      <w:proofErr w:type="spellStart"/>
+      <w:r>
+        <w:t>tree</w:t>
+      </w:r>
+      <w:proofErr w:type="spellEnd"/>
+      <w:r>
+        <w:t xml:space="preserve"> ist </w:t>
+      </w:r>
+      <w:proofErr w:type="spellStart"/>
+      <w:r>
+        <w:t>dirty</w:t>
+      </w:r>
+      <w:proofErr w:type="spellEnd"/>
+      <w:r>
+        <w:t xml:space="preserve">. Das ist nicht schlimm, aber vor dem Transfer auf den guten PC solltest du sicherstellen, dass alle geänderten Skripte wirklich mitkopiert werden. </w:t>
+      </w:r>
+      <w:proofErr w:type="spellStart"/>
       <w:r>
         <w:rPr>
           <w:lang w:val="en-US"/>
         </w:rPr>
-        <w:t>Besonders:</w:t>
+        <w:t>Besonders</w:t>
+      </w:r>
+      <w:proofErr w:type="spellEnd"/>
+      <w:r>
+        <w:rPr>
+          <w:lang w:val="en-US"/>
+        </w:rPr>
+        <w:t>:</w:t>
       </w:r>
       <w:r>
         <w:rPr>
           <w:lang w:val="en-US"/>
         </w:rPr>
         <w:br/>
-        <w:t>Functions/nslphom_functions.R, Functions/bootstrap_functions.R, Scripts/02*, 03, 08, 09, 13, cleaning_strukturdaten.R, 05c.</w:t>
+        <w:t>Functions/</w:t>
+      </w:r>
+      <w:proofErr w:type="spellStart"/>
+      <w:r>
+        <w:rPr>
+          <w:lang w:val="en-US"/>
+        </w:rPr>
+        <w:t>nslphom_functions.R</w:t>
+      </w:r>
+      <w:proofErr w:type="spellEnd"/>
+      <w:r>
+        <w:rPr>
+          <w:lang w:val="en-US"/>
+        </w:rPr>
+        <w:t>, Functions/</w:t>
+      </w:r>
+      <w:proofErr w:type="spellStart"/>
+      <w:r>
+        <w:rPr>
+          <w:lang w:val="en-US"/>
+        </w:rPr>
+        <w:t>bootstrap_functions.R</w:t>
+      </w:r>
+      <w:proofErr w:type="spellEnd"/>
+      <w:r>
+        <w:rPr>
+          <w:lang w:val="en-US"/>
+        </w:rPr>
+        <w:t xml:space="preserve">, Scripts/02*, 03, 08, 09, 13, </w:t>
+      </w:r>
+      <w:proofErr w:type="spellStart"/>
+      <w:r>
+        <w:rPr>
+          <w:lang w:val="en-US"/>
+        </w:rPr>
+        <w:t>cleaning_strukturdaten.R</w:t>
+      </w:r>
+      <w:proofErr w:type="spellEnd"/>
+      <w:r>
+        <w:rPr>
+          <w:lang w:val="en-US"/>
+        </w:rPr>
+        <w:t>, 05c.</w:t>
       </w:r>
     </w:p>
     <w:p>
@@ -1149,11 +2970,15 @@
       </w:r>
       <w:r>
         <w:br/>
-        <w:t xml:space="preserve">Ja, morgen lohnen die Läufe. Das Projekt speichert die relevanten Ergebnisse inzwischen </w:t>
-      </w:r>
-      <w:r>
-        <w:lastRenderedPageBreak/>
-        <w:t>ausreichend gut ab. Ich würde heute die leichten Vorstufen neu erzeugen und morgen strikt zuerst Deutschlandfit und Ostfit prüfen, bevor du Bootstrap oder Validierung startest.</w:t>
+        <w:t xml:space="preserve">Ja, morgen lohnen die Läufe. Das Projekt speichert die relevanten Ergebnisse inzwischen ausreichend gut ab. Ich würde heute die leichten Vorstufen neu erzeugen und morgen strikt zuerst Deutschlandfit und </w:t>
+      </w:r>
+      <w:proofErr w:type="spellStart"/>
+      <w:r>
+        <w:t>Ostfit</w:t>
+      </w:r>
+      <w:proofErr w:type="spellEnd"/>
+      <w:r>
+        <w:t xml:space="preserve"> prüfen, bevor du Bootstrap oder Validierung startest.</w:t>
       </w:r>
     </w:p>
     <w:p/>

--- a/MeinMaterial/Besprechungen/TODO.docx
+++ b/MeinMaterial/Besprechungen/TODO.docx
@@ -8,11 +8,16 @@
       </w:r>
     </w:p>
     <w:p>
+      <w:proofErr w:type="gramStart"/>
       <w:r>
         <w:t xml:space="preserve">Steuer </w:t>
       </w:r>
       <w:r>
-        <w:t xml:space="preserve">? welche </w:t>
+        <w:t>?</w:t>
+      </w:r>
+      <w:proofErr w:type="gramEnd"/>
+      <w:r>
+        <w:t xml:space="preserve"> welche </w:t>
       </w:r>
       <w:proofErr w:type="spellStart"/>
       <w:r>
@@ -29,13 +34,31 @@
     <w:p/>
     <w:p>
       <w:r>
-        <w:t xml:space="preserve">Variablen nicht nur mitteln sondern teils auch summieren wenn Strukturvariablen auf </w:t>
-      </w:r>
-      <w:proofErr w:type="spellStart"/>
+        <w:t xml:space="preserve">Variablen nicht nur </w:t>
+      </w:r>
+      <w:proofErr w:type="gramStart"/>
+      <w:r>
+        <w:t>mitteln</w:t>
+      </w:r>
+      <w:proofErr w:type="gramEnd"/>
+      <w:r>
+        <w:t xml:space="preserve"> sondern teils auch </w:t>
+      </w:r>
+      <w:proofErr w:type="gramStart"/>
+      <w:r>
+        <w:t>summieren</w:t>
+      </w:r>
+      <w:proofErr w:type="gramEnd"/>
+      <w:r>
+        <w:t xml:space="preserve"> wenn Strukturvariablen auf </w:t>
+      </w:r>
+      <w:proofErr w:type="spellStart"/>
+      <w:proofErr w:type="gramStart"/>
       <w:r>
         <w:t>agg.schlüssel</w:t>
       </w:r>
       <w:proofErr w:type="spellEnd"/>
+      <w:proofErr w:type="gramEnd"/>
       <w:r>
         <w:t xml:space="preserve"> aggregiert werden</w:t>
       </w:r>
@@ -160,7 +183,15 @@
     </w:p>
     <w:p>
       <w:r>
-        <w:t>Standardisierte Strukturvariablen Verteilung betrachten (interessanter wenn zentriert)</w:t>
+        <w:t>Standardisierte Strukturvariablen Verteilung betrachten (</w:t>
+      </w:r>
+      <w:proofErr w:type="gramStart"/>
+      <w:r>
+        <w:t>interessanter</w:t>
+      </w:r>
+      <w:proofErr w:type="gramEnd"/>
+      <w:r>
+        <w:t xml:space="preserve"> wenn zentriert)</w:t>
       </w:r>
     </w:p>
     <w:p/>
@@ -181,11 +212,11 @@
       <w:r>
         <w:t xml:space="preserve"> bis nächstes </w:t>
       </w:r>
-      <w:proofErr w:type="spellStart"/>
+      <w:proofErr w:type="gramStart"/>
       <w:r>
         <w:t>mal</w:t>
       </w:r>
-      <w:proofErr w:type="spellEnd"/>
+      <w:proofErr w:type="gramEnd"/>
       <w:r>
         <w:t xml:space="preserve"> vorzeigen</w:t>
       </w:r>
@@ -245,19 +276,17 @@
       </w:r>
       <w:r>
         <w:br/>
-        <w:t xml:space="preserve">wie berechnen sich </w:t>
-      </w:r>
-      <w:proofErr w:type="spellStart"/>
-      <w:r>
-        <w:t>variablne</w:t>
-      </w:r>
-      <w:proofErr w:type="spellEnd"/>
-      <w:r>
-        <w:t xml:space="preserve">? </w:t>
-      </w:r>
-      <w:proofErr w:type="spellStart"/>
-      <w:r>
-        <w:t>Z.b.</w:t>
+        <w:t>wie berechnen sich variabl</w:t>
+      </w:r>
+      <w:r>
+        <w:t>en</w:t>
+      </w:r>
+      <w:r>
+        <w:t>? Z</w:t>
+      </w:r>
+      <w:proofErr w:type="spellStart"/>
+      <w:r>
+        <w:t>.b.</w:t>
       </w:r>
       <w:proofErr w:type="spellEnd"/>
       <w:r>
@@ -271,40 +300,42 @@
     </w:p>
     <w:p/>
     <w:p>
-      <w:pPr>
-        <w:rPr>
-          <w:lang w:val="en-US"/>
-        </w:rPr>
-      </w:pPr>
-      <w:proofErr w:type="spellStart"/>
-      <w:r>
-        <w:rPr>
-          <w:lang w:val="en-US"/>
-        </w:rPr>
+      <w:r>
         <w:t>Variablenselektion</w:t>
       </w:r>
-      <w:proofErr w:type="spellEnd"/>
-      <w:r>
-        <w:rPr>
-          <w:lang w:val="en-US"/>
-        </w:rPr>
+      <w:r>
         <w:br/>
-        <w:t>Cross validation ansatz, p</w:t>
-      </w:r>
-      <w:r>
-        <w:rPr>
-          <w:lang w:val="en-US"/>
-        </w:rPr>
-        <w:t>ower</w:t>
-      </w:r>
-    </w:p>
-    <w:p>
-      <w:pPr>
-        <w:rPr>
-          <w:lang w:val="en-US"/>
-        </w:rPr>
-      </w:pPr>
-    </w:p>
+        <w:t xml:space="preserve">Cross </w:t>
+      </w:r>
+      <w:proofErr w:type="spellStart"/>
+      <w:r>
+        <w:t>validation</w:t>
+      </w:r>
+      <w:proofErr w:type="spellEnd"/>
+      <w:r>
+        <w:t xml:space="preserve"> </w:t>
+      </w:r>
+      <w:proofErr w:type="spellStart"/>
+      <w:r>
+        <w:t>ansatz</w:t>
+      </w:r>
+      <w:proofErr w:type="spellEnd"/>
+      <w:r>
+        <w:t>, power</w:t>
+      </w:r>
+    </w:p>
+    <w:p/>
+    <w:p>
+      <w:proofErr w:type="spellStart"/>
+      <w:r>
+        <w:t>Iter_max</w:t>
+      </w:r>
+      <w:proofErr w:type="spellEnd"/>
+      <w:r>
+        <w:t xml:space="preserve"> in Appendix</w:t>
+      </w:r>
+    </w:p>
+    <w:p/>
     <w:tbl>
       <w:tblPr>
         <w:tblW w:w="0" w:type="auto"/>
@@ -511,15 +542,7 @@
           </w:tcPr>
           <w:p>
             <w:r>
-              <w:t xml:space="preserve">gewichtet mit angenäherter Zahl </w:t>
-            </w:r>
-            <w:proofErr w:type="spellStart"/>
-            <w:r>
-              <w:t>Arbeitsloser</w:t>
-            </w:r>
-            <w:proofErr w:type="spellEnd"/>
-            <w:r>
-              <w:t xml:space="preserve">: </w:t>
+              <w:t xml:space="preserve">gewichtet mit angenäherter Zahl Arbeitsloser: </w:t>
             </w:r>
             <w:proofErr w:type="spellStart"/>
             <w:r>
@@ -750,6 +773,7 @@
           </w:tcPr>
           <w:p>
             <w:r>
+              <w:lastRenderedPageBreak/>
               <w:t>bevoelkerung6_2023</w:t>
             </w:r>
           </w:p>
@@ -815,7 +839,6 @@
           </w:tcPr>
           <w:p>
             <w:r>
-              <w:lastRenderedPageBreak/>
               <w:t>bevoelkerung618_2023</w:t>
             </w:r>
           </w:p>
@@ -1384,22 +1407,28 @@
           </w:tcPr>
           <w:p>
             <w:r>
-              <w:t>Einwohner + Arbeitsplätze je km²</w:t>
-            </w:r>
-          </w:p>
-        </w:tc>
-        <w:tc>
-          <w:tcPr>
-            <w:tcW w:w="0" w:type="auto"/>
-            <w:vAlign w:val="center"/>
-            <w:hideMark/>
-          </w:tcPr>
-          <w:p>
-            <w:r>
+              <w:t xml:space="preserve">Einwohner + </w:t>
+            </w:r>
+            <w:r>
+              <w:lastRenderedPageBreak/>
+              <w:t>Arbeitsplätze je km²</w:t>
+            </w:r>
+          </w:p>
+        </w:tc>
+        <w:tc>
+          <w:tcPr>
+            <w:tcW w:w="0" w:type="auto"/>
+            <w:vAlign w:val="center"/>
+            <w:hideMark/>
+          </w:tcPr>
+          <w:p>
+            <w:r>
+              <w:lastRenderedPageBreak/>
               <w:t xml:space="preserve">speziell flächengewichtet, Fläche angenähert über </w:t>
             </w:r>
             <w:proofErr w:type="spellStart"/>
             <w:r>
+              <w:lastRenderedPageBreak/>
               <w:t>bevoelkerung</w:t>
             </w:r>
             <w:proofErr w:type="spellEnd"/>
@@ -1461,6 +1490,7 @@
         </w:numPr>
       </w:pPr>
       <w:proofErr w:type="spellStart"/>
+      <w:proofErr w:type="gramStart"/>
       <w:r>
         <w:t>lphom</w:t>
       </w:r>
@@ -1469,6 +1499,7 @@
         <w:t>::</w:t>
       </w:r>
       <w:proofErr w:type="spellStart"/>
+      <w:proofErr w:type="gramEnd"/>
       <w:r>
         <w:t>nslphom</w:t>
       </w:r>
@@ -1613,9 +1644,14 @@
       </w:r>
       <w:proofErr w:type="spellStart"/>
       <w:r>
-        <w:t>nslphom_functions.R</w:t>
-      </w:r>
-      <w:proofErr w:type="spellEnd"/>
+        <w:t>nslphom_</w:t>
+      </w:r>
+      <w:proofErr w:type="gramStart"/>
+      <w:r>
+        <w:t>functions.R</w:t>
+      </w:r>
+      <w:proofErr w:type="spellEnd"/>
+      <w:proofErr w:type="gramEnd"/>
       <w:r>
         <w:t xml:space="preserve"> (</w:t>
       </w:r>
@@ -1625,7 +1661,15 @@
       </w:r>
       <w:proofErr w:type="spellEnd"/>
       <w:r>
-        <w:t xml:space="preserve"> 680)](C:/Users/Leonie/Documents/Studium/Bachelorarbeit/Waehlendenwanderung/Functions/nslphom_functions.R:680). Für einen echten OSQP-Lauf müsste der lokale Solver ebenfalls festgelegt und validiert werden.</w:t>
+        <w:t xml:space="preserve"> 680</w:t>
+      </w:r>
+      <w:proofErr w:type="gramStart"/>
+      <w:r>
+        <w:t>)](</w:t>
+      </w:r>
+      <w:proofErr w:type="gramEnd"/>
+      <w:r>
+        <w:t>C:/Users/Leonie/Documents/Studium/Bachelorarbeit/Waehlendenwanderung/Functions/nslphom_functions.R:680). Für einen echten OSQP-Lauf müsste der lokale Solver ebenfalls festgelegt und validiert werden.</w:t>
       </w:r>
     </w:p>
     <w:p>
@@ -1654,7 +1698,15 @@
       </w:r>
       <w:r>
         <w:br/>
-        <w:t>[13_find_optimal_iter_max_nslphom_dual.R (</w:t>
+        <w:t>[13_find_optimal_iter_max_nslphom_</w:t>
+      </w:r>
+      <w:proofErr w:type="gramStart"/>
+      <w:r>
+        <w:t>dual.R</w:t>
+      </w:r>
+      <w:proofErr w:type="gramEnd"/>
+      <w:r>
+        <w:t xml:space="preserve"> (</w:t>
       </w:r>
       <w:proofErr w:type="spellStart"/>
       <w:r>
@@ -1662,7 +1714,15 @@
       </w:r>
       <w:proofErr w:type="spellEnd"/>
       <w:r>
-        <w:t xml:space="preserve"> 25)](C:/Users/Leonie/Documents/Studium/Bachelorarbeit/Waehlendenwanderung/Scripts/13_find_optimal_iter_max_nslphom_dual.R:25) ist implementiert, vorhanden sind aber nur Smoke-Test-Outputs. Ein belastbares Ergebnis für den finalen Solver und die finale Oststichprobe fehlt.</w:t>
+        <w:t xml:space="preserve"> 25</w:t>
+      </w:r>
+      <w:proofErr w:type="gramStart"/>
+      <w:r>
+        <w:t>)](</w:t>
+      </w:r>
+      <w:proofErr w:type="gramEnd"/>
+      <w:r>
+        <w:t>C:/Users/Leonie/Documents/Studium/Bachelorarbeit/Waehlendenwanderung/Scripts/13_find_optimal_iter_max_nslphom_dual.R:25) ist implementiert, vorhanden sind aber nur Smoke-Test-Outputs. Ein belastbares Ergebnis für den finalen Solver und die finale Oststichprobe fehlt.</w:t>
       </w:r>
     </w:p>
     <w:p>
@@ -1692,6 +1752,7 @@
           <w:b/>
           <w:bCs/>
         </w:rPr>
+        <w:lastRenderedPageBreak/>
         <w:t>6. Regressionsmodell ist noch vorläufig</w:t>
       </w:r>
       <w:r>
@@ -1700,9 +1761,14 @@
       </w:r>
       <w:proofErr w:type="spellStart"/>
       <w:r>
-        <w:t>regression_functions.R</w:t>
-      </w:r>
-      <w:proofErr w:type="spellEnd"/>
+        <w:t>regression_</w:t>
+      </w:r>
+      <w:proofErr w:type="gramStart"/>
+      <w:r>
+        <w:t>functions.R</w:t>
+      </w:r>
+      <w:proofErr w:type="spellEnd"/>
+      <w:proofErr w:type="gramEnd"/>
       <w:r>
         <w:t xml:space="preserve"> (</w:t>
       </w:r>
@@ -1712,7 +1778,15 @@
       </w:r>
       <w:proofErr w:type="spellEnd"/>
       <w:r>
-        <w:t xml:space="preserve"> 164)](C:/Users/Leonie/Documents/Studium/Bachelorarbeit/Waehlendenwanderung/Functions/regression_functions.R:164).</w:t>
+        <w:t xml:space="preserve"> 164</w:t>
+      </w:r>
+      <w:proofErr w:type="gramStart"/>
+      <w:r>
+        <w:t>)](</w:t>
+      </w:r>
+      <w:proofErr w:type="gramEnd"/>
+      <w:r>
+        <w:t>C:/Users/Leonie/Documents/Studium/Bachelorarbeit/Waehlendenwanderung/Functions/regression_functions.R:164).</w:t>
       </w:r>
     </w:p>
     <w:p>
@@ -1728,7 +1802,6 @@
         </w:numPr>
       </w:pPr>
       <w:r>
-        <w:lastRenderedPageBreak/>
         <w:t xml:space="preserve">gewichtetes lineares Modell oder geplantes </w:t>
       </w:r>
       <w:proofErr w:type="spellStart"/>
@@ -1872,7 +1945,15 @@
       </w:r>
       <w:r>
         <w:br/>
-        <w:t>Alle Berliner Einheiten erhalten aktuell über 11000000 dieselben Gesamtberliner INKAR-Werte, siehe [03_prepare_inkar_covariates.R (</w:t>
+        <w:t>Alle Berliner Einheiten erhalten aktuell über 11000000 dieselben Gesamtberliner INKAR-Werte, siehe [03_prepare_inkar_</w:t>
+      </w:r>
+      <w:proofErr w:type="gramStart"/>
+      <w:r>
+        <w:t>covariates.R</w:t>
+      </w:r>
+      <w:proofErr w:type="gramEnd"/>
+      <w:r>
+        <w:t xml:space="preserve"> (</w:t>
       </w:r>
       <w:proofErr w:type="spellStart"/>
       <w:r>
@@ -1880,7 +1961,15 @@
       </w:r>
       <w:proofErr w:type="spellEnd"/>
       <w:r>
-        <w:t xml:space="preserve"> 146)](C:/Users/Leonie/Documents/Studium/Bachelorarbeit/Waehlendenwanderung/Scripts/03_prepare_inkar_covariates.R:146).</w:t>
+        <w:t xml:space="preserve"> 146</w:t>
+      </w:r>
+      <w:proofErr w:type="gramStart"/>
+      <w:r>
+        <w:t>)](</w:t>
+      </w:r>
+      <w:proofErr w:type="gramEnd"/>
+      <w:r>
+        <w:t>C:/Users/Leonie/Documents/Studium/Bachelorarbeit/Waehlendenwanderung/Scripts/03_prepare_inkar_covariates.R:146).</w:t>
       </w:r>
     </w:p>
     <w:p>
@@ -2004,7 +2093,15 @@
     </w:p>
     <w:p>
       <w:r>
-        <w:t>Kurz: Ja, die Läufe machen jetzt grundsätzlich Sinn. Das Projekt ist deutlich näher an einem reproduzierbaren Stand als vorher. Aber ich würde morgen nicht blind 00_run_pipeline.R starten und hoffen, dass alles sauber durchläuft. Ich würde kontrolliert in Etappen laufen lassen.</w:t>
+        <w:t>Kurz: Ja, die Läufe machen jetzt grundsätzlich Sinn. Das Projekt ist deutlich näher an einem reproduzierbaren Stand als vorher. Aber ich würde morgen nicht blind 00_run_</w:t>
+      </w:r>
+      <w:proofErr w:type="gramStart"/>
+      <w:r>
+        <w:t>pipeline.R</w:t>
+      </w:r>
+      <w:proofErr w:type="gramEnd"/>
+      <w:r>
+        <w:t xml:space="preserve"> starten und hoffen, dass alles sauber durchläuft. Ich würde kontrolliert in Etappen laufen lassen.</w:t>
       </w:r>
     </w:p>
     <w:p>
@@ -2195,8 +2292,17 @@
           <w:b/>
           <w:bCs/>
         </w:rPr>
-        <w:t>Was morgen Priorität hat</w:t>
-      </w:r>
+        <w:t xml:space="preserve">Was morgen Priorität </w:t>
+      </w:r>
+      <w:proofErr w:type="gramStart"/>
+      <w:r>
+        <w:rPr>
+          <w:b/>
+          <w:bCs/>
+        </w:rPr>
+        <w:t>hat</w:t>
+      </w:r>
+      <w:proofErr w:type="gramEnd"/>
       <w:r>
         <w:br/>
         <w:t>Auf dem guten Rechner würde ich diese Reihenfolge nehmen:</w:t>
@@ -2204,7 +2310,9 @@
     </w:p>
     <w:p>
       <w:proofErr w:type="spellStart"/>
-      <w:r>
+      <w:proofErr w:type="gramStart"/>
+      <w:r>
+        <w:lastRenderedPageBreak/>
         <w:t>options</w:t>
       </w:r>
       <w:proofErr w:type="spellEnd"/>
@@ -2213,7 +2321,11 @@
       </w:r>
       <w:proofErr w:type="spellStart"/>
       <w:r>
-        <w:t>waehlendenwanderung.nslphom_solver</w:t>
+        <w:t>waehlendenwanderung.nslphom</w:t>
+      </w:r>
+      <w:proofErr w:type="gramEnd"/>
+      <w:r>
+        <w:t>_solver</w:t>
       </w:r>
       <w:proofErr w:type="spellEnd"/>
       <w:r>
@@ -2230,6 +2342,7 @@
     </w:p>
     <w:p>
       <w:proofErr w:type="spellStart"/>
+      <w:proofErr w:type="gramStart"/>
       <w:r>
         <w:t>options</w:t>
       </w:r>
@@ -2239,7 +2352,11 @@
       </w:r>
       <w:proofErr w:type="spellStart"/>
       <w:r>
-        <w:t>waehlendenwanderung.nslphom_iter_max</w:t>
+        <w:t>waehlendenwanderung.nslphom</w:t>
+      </w:r>
+      <w:proofErr w:type="gramEnd"/>
+      <w:r>
+        <w:t>_iter_max</w:t>
       </w:r>
       <w:proofErr w:type="spellEnd"/>
       <w:r>
@@ -2253,38 +2370,103 @@
           <w:lang w:val="en-US"/>
         </w:rPr>
       </w:pPr>
-      <w:r>
-        <w:rPr>
-          <w:lang w:val="en-US"/>
-        </w:rPr>
-        <w:t>source("Scripts/02a_fit_deutschland_homogenitaet.R", encoding = "UTF-8")</w:t>
-      </w:r>
-    </w:p>
-    <w:p>
-      <w:pPr>
-        <w:rPr>
-          <w:lang w:val="en-US"/>
-        </w:rPr>
-      </w:pPr>
-      <w:r>
-        <w:rPr>
-          <w:lang w:val="en-US"/>
-        </w:rPr>
-        <w:lastRenderedPageBreak/>
-        <w:t>source("Scripts/02_estimate_transitions.R", encoding = "UTF-8")</w:t>
-      </w:r>
-    </w:p>
-    <w:p>
-      <w:pPr>
-        <w:rPr>
-          <w:lang w:val="en-US"/>
-        </w:rPr>
-      </w:pPr>
-      <w:r>
-        <w:rPr>
-          <w:lang w:val="en-US"/>
-        </w:rPr>
-        <w:t>source("Scripts/04_model_transitions.R", encoding = "UTF-8")</w:t>
+      <w:proofErr w:type="gramStart"/>
+      <w:r>
+        <w:rPr>
+          <w:lang w:val="en-US"/>
+        </w:rPr>
+        <w:t>source(</w:t>
+      </w:r>
+      <w:proofErr w:type="gramEnd"/>
+      <w:r>
+        <w:rPr>
+          <w:lang w:val="en-US"/>
+        </w:rPr>
+        <w:t>"Scripts/02a_fit_deutschland_</w:t>
+      </w:r>
+      <w:proofErr w:type="gramStart"/>
+      <w:r>
+        <w:rPr>
+          <w:lang w:val="en-US"/>
+        </w:rPr>
+        <w:t>homogenitaet.R</w:t>
+      </w:r>
+      <w:proofErr w:type="gramEnd"/>
+      <w:r>
+        <w:rPr>
+          <w:lang w:val="en-US"/>
+        </w:rPr>
+        <w:t>", encoding = "UTF-8")</w:t>
+      </w:r>
+    </w:p>
+    <w:p>
+      <w:pPr>
+        <w:rPr>
+          <w:lang w:val="en-US"/>
+        </w:rPr>
+      </w:pPr>
+      <w:proofErr w:type="gramStart"/>
+      <w:r>
+        <w:rPr>
+          <w:lang w:val="en-US"/>
+        </w:rPr>
+        <w:t>source(</w:t>
+      </w:r>
+      <w:proofErr w:type="gramEnd"/>
+      <w:r>
+        <w:rPr>
+          <w:lang w:val="en-US"/>
+        </w:rPr>
+        <w:t>"Scripts/02_estimate_</w:t>
+      </w:r>
+      <w:proofErr w:type="gramStart"/>
+      <w:r>
+        <w:rPr>
+          <w:lang w:val="en-US"/>
+        </w:rPr>
+        <w:t>transitions.R</w:t>
+      </w:r>
+      <w:proofErr w:type="gramEnd"/>
+      <w:r>
+        <w:rPr>
+          <w:lang w:val="en-US"/>
+        </w:rPr>
+        <w:t>", encoding = "UTF-8")</w:t>
+      </w:r>
+    </w:p>
+    <w:p>
+      <w:pPr>
+        <w:rPr>
+          <w:lang w:val="en-US"/>
+        </w:rPr>
+      </w:pPr>
+      <w:proofErr w:type="gramStart"/>
+      <w:r>
+        <w:rPr>
+          <w:lang w:val="en-US"/>
+        </w:rPr>
+        <w:t>source(</w:t>
+      </w:r>
+      <w:proofErr w:type="gramEnd"/>
+      <w:r>
+        <w:rPr>
+          <w:lang w:val="en-US"/>
+        </w:rPr>
+        <w:t>"Scripts/04_model_</w:t>
+      </w:r>
+      <w:proofErr w:type="gramStart"/>
+      <w:r>
+        <w:rPr>
+          <w:lang w:val="en-US"/>
+        </w:rPr>
+        <w:t>transitions.R</w:t>
+      </w:r>
+      <w:proofErr w:type="gramEnd"/>
+      <w:r>
+        <w:rPr>
+          <w:lang w:val="en-US"/>
+        </w:rPr>
+        <w:t>", encoding = "UTF-8")</w:t>
       </w:r>
     </w:p>
     <w:p>
@@ -2406,24 +2588,68 @@
           <w:lang w:val="en-US"/>
         </w:rPr>
       </w:pPr>
-      <w:r>
-        <w:rPr>
-          <w:lang w:val="en-US"/>
-        </w:rPr>
-        <w:t>source("Scripts/13_find_optimal_iter_max_nslphom_dual.R", encoding = "UTF-8")</w:t>
-      </w:r>
-    </w:p>
-    <w:p>
-      <w:pPr>
-        <w:rPr>
-          <w:lang w:val="en-US"/>
-        </w:rPr>
-      </w:pPr>
-      <w:r>
-        <w:rPr>
-          <w:lang w:val="en-US"/>
-        </w:rPr>
-        <w:t>source("Scripts/05c_validate_final_method_dual_osqp.R", encoding = "UTF-8")</w:t>
+      <w:proofErr w:type="gramStart"/>
+      <w:r>
+        <w:rPr>
+          <w:lang w:val="en-US"/>
+        </w:rPr>
+        <w:t>source(</w:t>
+      </w:r>
+      <w:proofErr w:type="gramEnd"/>
+      <w:r>
+        <w:rPr>
+          <w:lang w:val="en-US"/>
+        </w:rPr>
+        <w:t>"Scripts/13_find_optimal_iter_max_nslphom_</w:t>
+      </w:r>
+      <w:proofErr w:type="gramStart"/>
+      <w:r>
+        <w:rPr>
+          <w:lang w:val="en-US"/>
+        </w:rPr>
+        <w:t>dual.R</w:t>
+      </w:r>
+      <w:proofErr w:type="gramEnd"/>
+      <w:r>
+        <w:rPr>
+          <w:lang w:val="en-US"/>
+        </w:rPr>
+        <w:t>", encoding = "UTF-8")</w:t>
+      </w:r>
+    </w:p>
+    <w:p>
+      <w:pPr>
+        <w:rPr>
+          <w:lang w:val="en-US"/>
+        </w:rPr>
+      </w:pPr>
+      <w:proofErr w:type="gramStart"/>
+      <w:r>
+        <w:rPr>
+          <w:lang w:val="en-US"/>
+        </w:rPr>
+        <w:t>source(</w:t>
+      </w:r>
+      <w:proofErr w:type="gramEnd"/>
+      <w:r>
+        <w:rPr>
+          <w:lang w:val="en-US"/>
+        </w:rPr>
+        <w:t>"Scripts/05c_validate_final_method_dual_</w:t>
+      </w:r>
+      <w:proofErr w:type="gramStart"/>
+      <w:r>
+        <w:rPr>
+          <w:lang w:val="en-US"/>
+        </w:rPr>
+        <w:t>osqp.R</w:t>
+      </w:r>
+      <w:proofErr w:type="gramEnd"/>
+      <w:r>
+        <w:rPr>
+          <w:lang w:val="en-US"/>
+        </w:rPr>
+        <w:t>", encoding = "UTF-8")</w:t>
       </w:r>
     </w:p>
     <w:p>
@@ -2441,6 +2667,7 @@
     </w:p>
     <w:p>
       <w:proofErr w:type="spellStart"/>
+      <w:proofErr w:type="gramStart"/>
       <w:r>
         <w:t>options</w:t>
       </w:r>
@@ -2450,7 +2677,11 @@
       </w:r>
       <w:proofErr w:type="spellStart"/>
       <w:r>
-        <w:t>waehlendenwanderung.bootstrap_n</w:t>
+        <w:t>waehlendenwanderung.bootstrap</w:t>
+      </w:r>
+      <w:proofErr w:type="gramEnd"/>
+      <w:r>
+        <w:t>_n</w:t>
       </w:r>
       <w:proofErr w:type="spellEnd"/>
       <w:r>
@@ -2459,6 +2690,7 @@
     </w:p>
     <w:p>
       <w:proofErr w:type="spellStart"/>
+      <w:proofErr w:type="gramStart"/>
       <w:r>
         <w:t>options</w:t>
       </w:r>
@@ -2468,7 +2700,11 @@
       </w:r>
       <w:proofErr w:type="spellStart"/>
       <w:r>
-        <w:t>waehlendenwanderung.bootstrap_sample_size</w:t>
+        <w:t>waehlendenwanderung.bootstrap</w:t>
+      </w:r>
+      <w:proofErr w:type="gramEnd"/>
+      <w:r>
+        <w:t>_sample_size</w:t>
       </w:r>
       <w:proofErr w:type="spellEnd"/>
       <w:r>
@@ -2481,11 +2717,33 @@
           <w:lang w:val="en-US"/>
         </w:rPr>
       </w:pPr>
-      <w:r>
-        <w:rPr>
-          <w:lang w:val="en-US"/>
-        </w:rPr>
-        <w:t>source("Scripts/08_bootstrap_nslphom_regression.R", encoding = "UTF-8")</w:t>
+      <w:proofErr w:type="gramStart"/>
+      <w:r>
+        <w:rPr>
+          <w:lang w:val="en-US"/>
+        </w:rPr>
+        <w:t>source(</w:t>
+      </w:r>
+      <w:proofErr w:type="gramEnd"/>
+      <w:r>
+        <w:rPr>
+          <w:lang w:val="en-US"/>
+        </w:rPr>
+        <w:t>"Scripts/08_bootstrap_nslphom_</w:t>
+      </w:r>
+      <w:proofErr w:type="gramStart"/>
+      <w:r>
+        <w:rPr>
+          <w:lang w:val="en-US"/>
+        </w:rPr>
+        <w:t>regression.R</w:t>
+      </w:r>
+      <w:proofErr w:type="gramEnd"/>
+      <w:r>
+        <w:rPr>
+          <w:lang w:val="en-US"/>
+        </w:rPr>
+        <w:t>", encoding = "UTF-8")</w:t>
       </w:r>
     </w:p>
     <w:p>
@@ -2515,8 +2773,17 @@
           <w:b/>
           <w:bCs/>
         </w:rPr>
-        <w:t>Was du heute schon laufen lassen kannst</w:t>
-      </w:r>
+        <w:t xml:space="preserve">Was du heute schon </w:t>
+      </w:r>
+      <w:proofErr w:type="gramStart"/>
+      <w:r>
+        <w:rPr>
+          <w:b/>
+          <w:bCs/>
+        </w:rPr>
+        <w:t>laufen lassen kannst</w:t>
+      </w:r>
+      <w:proofErr w:type="gramEnd"/>
       <w:r>
         <w:br/>
         <w:t>Diese Skripte sind nicht der eigentliche Speicherflaschenhals und sollten heute gehen:</w:t>
@@ -2528,20 +2795,36 @@
           <w:lang w:val="en-US"/>
         </w:rPr>
       </w:pPr>
-      <w:r>
-        <w:rPr>
-          <w:lang w:val="en-US"/>
-        </w:rPr>
-        <w:t>source("Scripts/</w:t>
-      </w:r>
-      <w:proofErr w:type="spellStart"/>
-      <w:r>
-        <w:rPr>
-          <w:lang w:val="en-US"/>
-        </w:rPr>
-        <w:t>mapping_gebiete.R</w:t>
-      </w:r>
-      <w:proofErr w:type="spellEnd"/>
+      <w:proofErr w:type="gramStart"/>
+      <w:r>
+        <w:rPr>
+          <w:lang w:val="en-US"/>
+        </w:rPr>
+        <w:t>source(</w:t>
+      </w:r>
+      <w:proofErr w:type="gramEnd"/>
+      <w:r>
+        <w:rPr>
+          <w:lang w:val="en-US"/>
+        </w:rPr>
+        <w:t>"Scripts/</w:t>
+      </w:r>
+      <w:proofErr w:type="spellStart"/>
+      <w:r>
+        <w:rPr>
+          <w:lang w:val="en-US"/>
+        </w:rPr>
+        <w:t>mapping_</w:t>
+      </w:r>
+      <w:proofErr w:type="gramStart"/>
+      <w:r>
+        <w:rPr>
+          <w:lang w:val="en-US"/>
+        </w:rPr>
+        <w:t>gebiete.R</w:t>
+      </w:r>
+      <w:proofErr w:type="spellEnd"/>
+      <w:proofErr w:type="gramEnd"/>
       <w:r>
         <w:rPr>
           <w:lang w:val="en-US"/>
@@ -2555,20 +2838,36 @@
           <w:lang w:val="en-US"/>
         </w:rPr>
       </w:pPr>
-      <w:r>
-        <w:rPr>
-          <w:lang w:val="en-US"/>
-        </w:rPr>
-        <w:t>source("Scripts/</w:t>
-      </w:r>
-      <w:proofErr w:type="spellStart"/>
-      <w:r>
-        <w:rPr>
-          <w:lang w:val="en-US"/>
-        </w:rPr>
-        <w:t>mapping_wahldaten.R</w:t>
-      </w:r>
-      <w:proofErr w:type="spellEnd"/>
+      <w:proofErr w:type="gramStart"/>
+      <w:r>
+        <w:rPr>
+          <w:lang w:val="en-US"/>
+        </w:rPr>
+        <w:t>source(</w:t>
+      </w:r>
+      <w:proofErr w:type="gramEnd"/>
+      <w:r>
+        <w:rPr>
+          <w:lang w:val="en-US"/>
+        </w:rPr>
+        <w:t>"Scripts/</w:t>
+      </w:r>
+      <w:proofErr w:type="spellStart"/>
+      <w:r>
+        <w:rPr>
+          <w:lang w:val="en-US"/>
+        </w:rPr>
+        <w:t>mapping_</w:t>
+      </w:r>
+      <w:proofErr w:type="gramStart"/>
+      <w:r>
+        <w:rPr>
+          <w:lang w:val="en-US"/>
+        </w:rPr>
+        <w:t>wahldaten.R</w:t>
+      </w:r>
+      <w:proofErr w:type="spellEnd"/>
+      <w:proofErr w:type="gramEnd"/>
       <w:r>
         <w:rPr>
           <w:lang w:val="en-US"/>
@@ -2582,33 +2881,28 @@
           <w:lang w:val="en-US"/>
         </w:rPr>
       </w:pPr>
-      <w:r>
-        <w:rPr>
-          <w:lang w:val="en-US"/>
-        </w:rPr>
-        <w:t>source("Scripts/01_prepare_nslphom_input.R", encoding = "UTF-8")</w:t>
-      </w:r>
-    </w:p>
-    <w:p>
-      <w:pPr>
-        <w:rPr>
-          <w:lang w:val="en-US"/>
-        </w:rPr>
-      </w:pPr>
-      <w:r>
-        <w:rPr>
-          <w:lang w:val="en-US"/>
-        </w:rPr>
-        <w:t>source("Scripts/</w:t>
-      </w:r>
-      <w:proofErr w:type="spellStart"/>
-      <w:r>
-        <w:rPr>
-          <w:lang w:val="en-US"/>
-        </w:rPr>
-        <w:t>cleaning_strukturdaten.R</w:t>
-      </w:r>
-      <w:proofErr w:type="spellEnd"/>
+      <w:proofErr w:type="gramStart"/>
+      <w:r>
+        <w:rPr>
+          <w:lang w:val="en-US"/>
+        </w:rPr>
+        <w:t>source(</w:t>
+      </w:r>
+      <w:proofErr w:type="gramEnd"/>
+      <w:r>
+        <w:rPr>
+          <w:lang w:val="en-US"/>
+        </w:rPr>
+        <w:t>"Scripts/01_prepare_nslphom_</w:t>
+      </w:r>
+      <w:proofErr w:type="gramStart"/>
+      <w:r>
+        <w:rPr>
+          <w:lang w:val="en-US"/>
+        </w:rPr>
+        <w:t>input.R</w:t>
+      </w:r>
+      <w:proofErr w:type="gramEnd"/>
       <w:r>
         <w:rPr>
           <w:lang w:val="en-US"/>
@@ -2622,11 +2916,76 @@
           <w:lang w:val="en-US"/>
         </w:rPr>
       </w:pPr>
-      <w:r>
-        <w:rPr>
-          <w:lang w:val="en-US"/>
-        </w:rPr>
-        <w:t>source("Scripts/03_prepare_inkar_covariates.R", encoding = "UTF-8")</w:t>
+      <w:proofErr w:type="gramStart"/>
+      <w:r>
+        <w:rPr>
+          <w:lang w:val="en-US"/>
+        </w:rPr>
+        <w:t>source(</w:t>
+      </w:r>
+      <w:proofErr w:type="gramEnd"/>
+      <w:r>
+        <w:rPr>
+          <w:lang w:val="en-US"/>
+        </w:rPr>
+        <w:t>"Scripts/</w:t>
+      </w:r>
+      <w:proofErr w:type="spellStart"/>
+      <w:r>
+        <w:rPr>
+          <w:lang w:val="en-US"/>
+        </w:rPr>
+        <w:t>cleaning_</w:t>
+      </w:r>
+      <w:proofErr w:type="gramStart"/>
+      <w:r>
+        <w:rPr>
+          <w:lang w:val="en-US"/>
+        </w:rPr>
+        <w:t>strukturdaten.R</w:t>
+      </w:r>
+      <w:proofErr w:type="spellEnd"/>
+      <w:proofErr w:type="gramEnd"/>
+      <w:r>
+        <w:rPr>
+          <w:lang w:val="en-US"/>
+        </w:rPr>
+        <w:t>", encoding = "UTF-8")</w:t>
+      </w:r>
+    </w:p>
+    <w:p>
+      <w:pPr>
+        <w:rPr>
+          <w:lang w:val="en-US"/>
+        </w:rPr>
+      </w:pPr>
+      <w:proofErr w:type="gramStart"/>
+      <w:r>
+        <w:rPr>
+          <w:lang w:val="en-US"/>
+        </w:rPr>
+        <w:t>source(</w:t>
+      </w:r>
+      <w:proofErr w:type="gramEnd"/>
+      <w:r>
+        <w:rPr>
+          <w:lang w:val="en-US"/>
+        </w:rPr>
+        <w:t>"Scripts/03_prepare_inkar_</w:t>
+      </w:r>
+      <w:proofErr w:type="gramStart"/>
+      <w:r>
+        <w:rPr>
+          <w:lang w:val="en-US"/>
+        </w:rPr>
+        <w:t>covariates.R</w:t>
+      </w:r>
+      <w:proofErr w:type="gramEnd"/>
+      <w:r>
+        <w:rPr>
+          <w:lang w:val="en-US"/>
+        </w:rPr>
+        <w:t>", encoding = "UTF-8")</w:t>
       </w:r>
     </w:p>
     <w:p>
@@ -2645,8 +3004,18 @@
           <w:b/>
           <w:bCs/>
         </w:rPr>
-        <w:t>Woran es morgen scheitern könnte</w:t>
-      </w:r>
+        <w:lastRenderedPageBreak/>
+        <w:t xml:space="preserve">Woran es morgen </w:t>
+      </w:r>
+      <w:proofErr w:type="gramStart"/>
+      <w:r>
+        <w:rPr>
+          <w:b/>
+          <w:bCs/>
+        </w:rPr>
+        <w:t>scheitern könnte</w:t>
+      </w:r>
+      <w:proofErr w:type="gramEnd"/>
       <w:r>
         <w:br/>
         <w:t>Die größten Risiken:</w:t>
@@ -2730,10 +3099,12 @@
         <w:t xml:space="preserve">, </w:t>
       </w:r>
       <w:proofErr w:type="spellStart"/>
+      <w:proofErr w:type="gramStart"/>
       <w:r>
         <w:t>data.table</w:t>
       </w:r>
       <w:proofErr w:type="spellEnd"/>
+      <w:proofErr w:type="gramEnd"/>
       <w:r>
         <w:t>, sf, Matrix.</w:t>
       </w:r>
@@ -2759,8 +3130,8 @@
     </w:p>
     <w:p>
       <w:proofErr w:type="spellStart"/>
-      <w:r>
-        <w:lastRenderedPageBreak/>
+      <w:proofErr w:type="gramStart"/>
+      <w:r>
         <w:t>options</w:t>
       </w:r>
       <w:proofErr w:type="spellEnd"/>
@@ -2769,7 +3140,11 @@
       </w:r>
       <w:proofErr w:type="spellStart"/>
       <w:r>
-        <w:t>waehlendenwanderung.osqp_local_solver</w:t>
+        <w:t>waehlendenwanderung.osqp</w:t>
+      </w:r>
+      <w:proofErr w:type="gramEnd"/>
+      <w:r>
+        <w:t>_local_solver</w:t>
       </w:r>
       <w:proofErr w:type="spellEnd"/>
       <w:r>
@@ -2922,9 +3297,17 @@
         <w:rPr>
           <w:lang w:val="en-US"/>
         </w:rPr>
-        <w:t>nslphom_functions.R</w:t>
-      </w:r>
-      <w:proofErr w:type="spellEnd"/>
+        <w:t>nslphom_</w:t>
+      </w:r>
+      <w:proofErr w:type="gramStart"/>
+      <w:r>
+        <w:rPr>
+          <w:lang w:val="en-US"/>
+        </w:rPr>
+        <w:t>functions.R</w:t>
+      </w:r>
+      <w:proofErr w:type="spellEnd"/>
+      <w:proofErr w:type="gramEnd"/>
       <w:r>
         <w:rPr>
           <w:lang w:val="en-US"/>
@@ -2936,9 +3319,17 @@
         <w:rPr>
           <w:lang w:val="en-US"/>
         </w:rPr>
-        <w:t>bootstrap_functions.R</w:t>
-      </w:r>
-      <w:proofErr w:type="spellEnd"/>
+        <w:t>bootstrap_</w:t>
+      </w:r>
+      <w:proofErr w:type="gramStart"/>
+      <w:r>
+        <w:rPr>
+          <w:lang w:val="en-US"/>
+        </w:rPr>
+        <w:t>functions.R</w:t>
+      </w:r>
+      <w:proofErr w:type="spellEnd"/>
+      <w:proofErr w:type="gramEnd"/>
       <w:r>
         <w:rPr>
           <w:lang w:val="en-US"/>
@@ -2950,9 +3341,17 @@
         <w:rPr>
           <w:lang w:val="en-US"/>
         </w:rPr>
-        <w:t>cleaning_strukturdaten.R</w:t>
-      </w:r>
-      <w:proofErr w:type="spellEnd"/>
+        <w:t>cleaning_</w:t>
+      </w:r>
+      <w:proofErr w:type="gramStart"/>
+      <w:r>
+        <w:rPr>
+          <w:lang w:val="en-US"/>
+        </w:rPr>
+        <w:t>strukturdaten.R</w:t>
+      </w:r>
+      <w:proofErr w:type="spellEnd"/>
+      <w:proofErr w:type="gramEnd"/>
       <w:r>
         <w:rPr>
           <w:lang w:val="en-US"/>
@@ -5468,6 +5867,7 @@
   <w:style w:type="character" w:default="1" w:styleId="Absatz-Standardschriftart">
     <w:name w:val="Default Paragraph Font"/>
     <w:uiPriority w:val="1"/>
+    <w:semiHidden/>
     <w:unhideWhenUsed/>
   </w:style>
   <w:style w:type="table" w:default="1" w:styleId="NormaleTabelle">

--- a/MeinMaterial/Besprechungen/TODO.docx
+++ b/MeinMaterial/Besprechungen/TODO.docx
@@ -8,16 +8,17 @@
       </w:r>
     </w:p>
     <w:p>
-      <w:proofErr w:type="gramStart"/>
+      <w:r>
+        <w:t>Muss ich was zu den Quellen schreiben/zusammenfassen? Oder nur zitieren?</w:t>
+      </w:r>
+    </w:p>
+    <w:p/>
+    <w:p>
       <w:r>
         <w:t xml:space="preserve">Steuer </w:t>
       </w:r>
       <w:r>
-        <w:t>?</w:t>
-      </w:r>
-      <w:proofErr w:type="gramEnd"/>
-      <w:r>
-        <w:t xml:space="preserve"> welche </w:t>
+        <w:t xml:space="preserve">? welche </w:t>
       </w:r>
       <w:proofErr w:type="spellStart"/>
       <w:r>
@@ -34,31 +35,35 @@
     <w:p/>
     <w:p>
       <w:r>
-        <w:t xml:space="preserve">Variablen nicht nur </w:t>
-      </w:r>
-      <w:proofErr w:type="gramStart"/>
-      <w:r>
-        <w:t>mitteln</w:t>
-      </w:r>
-      <w:proofErr w:type="gramEnd"/>
-      <w:r>
-        <w:t xml:space="preserve"> sondern teils auch </w:t>
-      </w:r>
-      <w:proofErr w:type="gramStart"/>
-      <w:r>
-        <w:t>summieren</w:t>
-      </w:r>
-      <w:proofErr w:type="gramEnd"/>
-      <w:r>
-        <w:t xml:space="preserve"> wenn Strukturvariablen auf </w:t>
-      </w:r>
-      <w:proofErr w:type="spellStart"/>
-      <w:proofErr w:type="gramStart"/>
+        <w:t xml:space="preserve">Laut </w:t>
+      </w:r>
+      <w:proofErr w:type="spellStart"/>
+      <w:r>
+        <w:t>gschwend</w:t>
+      </w:r>
+      <w:proofErr w:type="spellEnd"/>
+      <w:r>
+        <w:t>:</w:t>
+      </w:r>
+      <w:r>
+        <w:br/>
+        <w:t>Literaturempfehlung EI Anwendung: King (1997)</w:t>
+      </w:r>
+      <w:r>
+        <w:br/>
+        <w:t>größte Kritiker von EI: Cho und Gaines (2004)</w:t>
+      </w:r>
+    </w:p>
+    <w:p/>
+    <w:p>
+      <w:r>
+        <w:t xml:space="preserve">Variablen nicht nur mitteln sondern teils auch summieren wenn Strukturvariablen auf </w:t>
+      </w:r>
+      <w:proofErr w:type="spellStart"/>
       <w:r>
         <w:t>agg.schlüssel</w:t>
       </w:r>
       <w:proofErr w:type="spellEnd"/>
-      <w:proofErr w:type="gramEnd"/>
       <w:r>
         <w:t xml:space="preserve"> aggregiert werden</w:t>
       </w:r>
@@ -183,15 +188,7 @@
     </w:p>
     <w:p>
       <w:r>
-        <w:t>Standardisierte Strukturvariablen Verteilung betrachten (</w:t>
-      </w:r>
-      <w:proofErr w:type="gramStart"/>
-      <w:r>
-        <w:t>interessanter</w:t>
-      </w:r>
-      <w:proofErr w:type="gramEnd"/>
-      <w:r>
-        <w:t xml:space="preserve"> wenn zentriert)</w:t>
+        <w:t>Standardisierte Strukturvariablen Verteilung betrachten (interessanter wenn zentriert)</w:t>
       </w:r>
     </w:p>
     <w:p/>
@@ -210,15 +207,7 @@
         <w:t>Kapiteleinteilung, …</w:t>
       </w:r>
       <w:r>
-        <w:t xml:space="preserve"> bis nächstes </w:t>
-      </w:r>
-      <w:proofErr w:type="gramStart"/>
-      <w:r>
-        <w:t>mal</w:t>
-      </w:r>
-      <w:proofErr w:type="gramEnd"/>
-      <w:r>
-        <w:t xml:space="preserve"> vorzeigen</w:t>
+        <w:t xml:space="preserve"> bis nächstes mal vorzeigen</w:t>
       </w:r>
     </w:p>
     <w:p/>
@@ -282,11 +271,11 @@
         <w:t>en</w:t>
       </w:r>
       <w:r>
-        <w:t>? Z</w:t>
-      </w:r>
-      <w:proofErr w:type="spellStart"/>
-      <w:r>
-        <w:t>.b.</w:t>
+        <w:t xml:space="preserve">? </w:t>
+      </w:r>
+      <w:proofErr w:type="spellStart"/>
+      <w:r>
+        <w:t>Z.b.</w:t>
       </w:r>
       <w:proofErr w:type="spellEnd"/>
       <w:r>
@@ -300,42 +289,62 @@
     </w:p>
     <w:p/>
     <w:p>
-      <w:r>
+      <w:pPr>
+        <w:rPr>
+          <w:lang w:val="en-US"/>
+        </w:rPr>
+      </w:pPr>
+      <w:proofErr w:type="spellStart"/>
+      <w:r>
+        <w:rPr>
+          <w:lang w:val="en-US"/>
+        </w:rPr>
         <w:t>Variablenselektion</w:t>
       </w:r>
-      <w:r>
+      <w:proofErr w:type="spellEnd"/>
+      <w:r>
+        <w:rPr>
+          <w:lang w:val="en-US"/>
+        </w:rPr>
         <w:br/>
-        <w:t xml:space="preserve">Cross </w:t>
-      </w:r>
-      <w:proofErr w:type="spellStart"/>
-      <w:r>
-        <w:t>validation</w:t>
-      </w:r>
-      <w:proofErr w:type="spellEnd"/>
-      <w:r>
-        <w:t xml:space="preserve"> </w:t>
-      </w:r>
-      <w:proofErr w:type="spellStart"/>
-      <w:r>
-        <w:t>ansatz</w:t>
-      </w:r>
-      <w:proofErr w:type="spellEnd"/>
-      <w:r>
-        <w:t>, power</w:t>
-      </w:r>
-    </w:p>
-    <w:p/>
-    <w:p>
-      <w:proofErr w:type="spellStart"/>
-      <w:r>
+        <w:t>Cross validation ansatz, power</w:t>
+      </w:r>
+    </w:p>
+    <w:p>
+      <w:pPr>
+        <w:rPr>
+          <w:lang w:val="en-US"/>
+        </w:rPr>
+      </w:pPr>
+    </w:p>
+    <w:p>
+      <w:pPr>
+        <w:rPr>
+          <w:lang w:val="en-US"/>
+        </w:rPr>
+      </w:pPr>
+      <w:proofErr w:type="spellStart"/>
+      <w:r>
+        <w:rPr>
+          <w:lang w:val="en-US"/>
+        </w:rPr>
         <w:t>Iter_max</w:t>
       </w:r>
       <w:proofErr w:type="spellEnd"/>
       <w:r>
+        <w:rPr>
+          <w:lang w:val="en-US"/>
+        </w:rPr>
         <w:t xml:space="preserve"> in Appendix</w:t>
       </w:r>
     </w:p>
-    <w:p/>
+    <w:p>
+      <w:pPr>
+        <w:rPr>
+          <w:lang w:val="en-US"/>
+        </w:rPr>
+      </w:pPr>
+    </w:p>
     <w:tbl>
       <w:tblPr>
         <w:tblW w:w="0" w:type="auto"/>
@@ -639,6 +648,7 @@
           </w:tcPr>
           <w:p>
             <w:r>
+              <w:lastRenderedPageBreak/>
               <w:t>kaufkraft_2023</w:t>
             </w:r>
           </w:p>
@@ -773,7 +783,6 @@
           </w:tcPr>
           <w:p>
             <w:r>
-              <w:lastRenderedPageBreak/>
               <w:t>bevoelkerung6_2023</w:t>
             </w:r>
           </w:p>
@@ -1261,18 +1270,23 @@
           </w:tcPr>
           <w:p>
             <w:r>
-              <w:t>Anteil Einwohner in Gemeinden mit Bevölkerungsdichte unter 150 Einwohner/km²</w:t>
-            </w:r>
-          </w:p>
-        </w:tc>
-        <w:tc>
-          <w:tcPr>
-            <w:tcW w:w="0" w:type="auto"/>
-            <w:vAlign w:val="center"/>
-            <w:hideMark/>
-          </w:tcPr>
-          <w:p>
-            <w:r>
+              <w:t xml:space="preserve">Anteil Einwohner in Gemeinden mit Bevölkerungsdichte </w:t>
+            </w:r>
+            <w:r>
+              <w:lastRenderedPageBreak/>
+              <w:t>unter 150 Einwohner/km²</w:t>
+            </w:r>
+          </w:p>
+        </w:tc>
+        <w:tc>
+          <w:tcPr>
+            <w:tcW w:w="0" w:type="auto"/>
+            <w:vAlign w:val="center"/>
+            <w:hideMark/>
+          </w:tcPr>
+          <w:p>
+            <w:r>
+              <w:lastRenderedPageBreak/>
               <w:t>Prozent</w:t>
             </w:r>
           </w:p>
@@ -1407,28 +1421,22 @@
           </w:tcPr>
           <w:p>
             <w:r>
-              <w:t xml:space="preserve">Einwohner + </w:t>
-            </w:r>
-            <w:r>
-              <w:lastRenderedPageBreak/>
-              <w:t>Arbeitsplätze je km²</w:t>
-            </w:r>
-          </w:p>
-        </w:tc>
-        <w:tc>
-          <w:tcPr>
-            <w:tcW w:w="0" w:type="auto"/>
-            <w:vAlign w:val="center"/>
-            <w:hideMark/>
-          </w:tcPr>
-          <w:p>
-            <w:r>
-              <w:lastRenderedPageBreak/>
+              <w:t>Einwohner + Arbeitsplätze je km²</w:t>
+            </w:r>
+          </w:p>
+        </w:tc>
+        <w:tc>
+          <w:tcPr>
+            <w:tcW w:w="0" w:type="auto"/>
+            <w:vAlign w:val="center"/>
+            <w:hideMark/>
+          </w:tcPr>
+          <w:p>
+            <w:r>
               <w:t xml:space="preserve">speziell flächengewichtet, Fläche angenähert über </w:t>
             </w:r>
             <w:proofErr w:type="spellStart"/>
             <w:r>
-              <w:lastRenderedPageBreak/>
               <w:t>bevoelkerung</w:t>
             </w:r>
             <w:proofErr w:type="spellEnd"/>
@@ -1448,311 +1456,6 @@
           <w:b/>
           <w:bCs/>
         </w:rPr>
-        <w:t>2. Code und Hauptoutputs stimmen nicht überein</w:t>
-      </w:r>
-      <w:r>
-        <w:br/>
-        <w:t xml:space="preserve">Der Code von 02 ist bereits auf </w:t>
-      </w:r>
-      <w:proofErr w:type="spellStart"/>
-      <w:r>
-        <w:t>ungeblocktes</w:t>
-      </w:r>
-      <w:proofErr w:type="spellEnd"/>
-      <w:r>
-        <w:t xml:space="preserve"> </w:t>
-      </w:r>
-      <w:proofErr w:type="spellStart"/>
-      <w:r>
-        <w:t>nslphom_dual</w:t>
-      </w:r>
-      <w:proofErr w:type="spellEnd"/>
-      <w:r>
-        <w:t xml:space="preserve"> umgestellt. Die vorhandenen Hauptoutputs stammen aber weiterhin aus der alten Blockschätzung:</w:t>
-      </w:r>
-    </w:p>
-    <w:p>
-      <w:pPr>
-        <w:numPr>
-          <w:ilvl w:val="0"/>
-          <w:numId w:val="3"/>
-        </w:numPr>
-      </w:pPr>
-      <w:r>
-        <w:t>30 Blöcke</w:t>
-      </w:r>
-    </w:p>
-    <w:p>
-      <w:pPr>
-        <w:numPr>
-          <w:ilvl w:val="0"/>
-          <w:numId w:val="3"/>
-        </w:numPr>
-      </w:pPr>
-      <w:proofErr w:type="spellStart"/>
-      <w:proofErr w:type="gramStart"/>
-      <w:r>
-        <w:t>lphom</w:t>
-      </w:r>
-      <w:proofErr w:type="spellEnd"/>
-      <w:r>
-        <w:t>::</w:t>
-      </w:r>
-      <w:proofErr w:type="spellStart"/>
-      <w:proofErr w:type="gramEnd"/>
-      <w:r>
-        <w:t>nslphom</w:t>
-      </w:r>
-      <w:proofErr w:type="spellEnd"/>
-      <w:r>
-        <w:t xml:space="preserve">, nicht </w:t>
-      </w:r>
-      <w:proofErr w:type="spellStart"/>
-      <w:r>
-        <w:t>nslphom_dual</w:t>
-      </w:r>
-      <w:proofErr w:type="spellEnd"/>
-    </w:p>
-    <w:p>
-      <w:pPr>
-        <w:numPr>
-          <w:ilvl w:val="0"/>
-          <w:numId w:val="3"/>
-        </w:numPr>
-      </w:pPr>
-      <w:proofErr w:type="spellStart"/>
-      <w:r>
-        <w:t>lp_solve</w:t>
-      </w:r>
-      <w:proofErr w:type="spellEnd"/>
-    </w:p>
-    <w:p>
-      <w:pPr>
-        <w:numPr>
-          <w:ilvl w:val="0"/>
-          <w:numId w:val="3"/>
-        </w:numPr>
-      </w:pPr>
-      <w:proofErr w:type="spellStart"/>
-      <w:r>
-        <w:t>blocked</w:t>
-      </w:r>
-      <w:proofErr w:type="spellEnd"/>
-      <w:r>
-        <w:t xml:space="preserve"> = TRUE</w:t>
-      </w:r>
-    </w:p>
-    <w:p>
-      <w:r>
-        <w:t>Die am 19. August neu erzeugten Regressionsoutputs wurden deshalb zwar mit den neuen INKAR-Daten, aber mit den alten blockweisen Übergangsmatrizen geschätzt. Sie sind nicht der geplante finale Modellstand.</w:t>
-      </w:r>
-    </w:p>
-    <w:p>
-      <w:r>
-        <w:rPr>
-          <w:b/>
-          <w:bCs/>
-        </w:rPr>
-        <w:t xml:space="preserve">3. </w:t>
-      </w:r>
-      <w:proofErr w:type="spellStart"/>
-      <w:r>
-        <w:rPr>
-          <w:b/>
-          <w:bCs/>
-        </w:rPr>
-        <w:t>Solverentscheidung</w:t>
-      </w:r>
-      <w:proofErr w:type="spellEnd"/>
-      <w:r>
-        <w:rPr>
-          <w:b/>
-          <w:bCs/>
-        </w:rPr>
-        <w:t xml:space="preserve"> ist noch nicht belastbar</w:t>
-      </w:r>
-      <w:r>
-        <w:br/>
-        <w:t>Der Ordner testSymphony5965_random_dual enthält zwar 5.965 Einheiten, aber seine gespeicherten Settings sagen:</w:t>
-      </w:r>
-    </w:p>
-    <w:p>
-      <w:proofErr w:type="spellStart"/>
-      <w:r>
-        <w:t>solver</w:t>
-      </w:r>
-      <w:proofErr w:type="spellEnd"/>
-      <w:r>
-        <w:t xml:space="preserve"> = "</w:t>
-      </w:r>
-      <w:proofErr w:type="spellStart"/>
-      <w:r>
-        <w:t>lp_solve</w:t>
-      </w:r>
-      <w:proofErr w:type="spellEnd"/>
-      <w:r>
-        <w:t>"</w:t>
-      </w:r>
-    </w:p>
-    <w:p>
-      <w:r>
-        <w:t xml:space="preserve">Auch der </w:t>
-      </w:r>
-      <w:proofErr w:type="spellStart"/>
-      <w:r>
-        <w:t>Solververgleich</w:t>
-      </w:r>
-      <w:proofErr w:type="spellEnd"/>
-      <w:r>
-        <w:t xml:space="preserve"> meldet:</w:t>
-      </w:r>
-    </w:p>
-    <w:p>
-      <w:proofErr w:type="spellStart"/>
-      <w:r>
-        <w:t>stored_solver_labels_differ</w:t>
-      </w:r>
-      <w:proofErr w:type="spellEnd"/>
-      <w:r>
-        <w:t xml:space="preserve"> = FALSE</w:t>
-      </w:r>
-    </w:p>
-    <w:p>
-      <w:r>
-        <w:t xml:space="preserve">Damit ist der vorhandene Vergleich nicht als LP-versus-Symphony-Nachweis verwendbar. Die beiden </w:t>
-      </w:r>
-      <w:proofErr w:type="spellStart"/>
-      <w:r>
-        <w:t>Fits</w:t>
-      </w:r>
-      <w:proofErr w:type="spellEnd"/>
-      <w:r>
-        <w:t xml:space="preserve"> unterscheiden sich zwar, aber ihre Herkunft ist anhand der Metadaten nicht eindeutig belegt.</w:t>
-      </w:r>
-    </w:p>
-    <w:p>
-      <w:r>
-        <w:t xml:space="preserve">Zusätzlich ist der aktuelle OSQP-Weg standardmäßig ein Hybrid: globale Startmatrix mit OSQP, lokale Probleme weiterhin mit </w:t>
-      </w:r>
-      <w:proofErr w:type="spellStart"/>
-      <w:r>
-        <w:t>lp_solve</w:t>
-      </w:r>
-      <w:proofErr w:type="spellEnd"/>
-      <w:r>
-        <w:t>, siehe [</w:t>
-      </w:r>
-      <w:proofErr w:type="spellStart"/>
-      <w:r>
-        <w:t>nslphom_</w:t>
-      </w:r>
-      <w:proofErr w:type="gramStart"/>
-      <w:r>
-        <w:t>functions.R</w:t>
-      </w:r>
-      <w:proofErr w:type="spellEnd"/>
-      <w:proofErr w:type="gramEnd"/>
-      <w:r>
-        <w:t xml:space="preserve"> (</w:t>
-      </w:r>
-      <w:proofErr w:type="spellStart"/>
-      <w:r>
-        <w:t>line</w:t>
-      </w:r>
-      <w:proofErr w:type="spellEnd"/>
-      <w:r>
-        <w:t xml:space="preserve"> 680</w:t>
-      </w:r>
-      <w:proofErr w:type="gramStart"/>
-      <w:r>
-        <w:t>)](</w:t>
-      </w:r>
-      <w:proofErr w:type="gramEnd"/>
-      <w:r>
-        <w:t>C:/Users/Leonie/Documents/Studium/Bachelorarbeit/Waehlendenwanderung/Functions/nslphom_functions.R:680). Für einen echten OSQP-Lauf müsste der lokale Solver ebenfalls festgelegt und validiert werden.</w:t>
-      </w:r>
-    </w:p>
-    <w:p>
-      <w:r>
-        <w:rPr>
-          <w:b/>
-          <w:bCs/>
-        </w:rPr>
-        <w:t xml:space="preserve">4. Optimales </w:t>
-      </w:r>
-      <w:proofErr w:type="spellStart"/>
-      <w:r>
-        <w:rPr>
-          <w:b/>
-          <w:bCs/>
-        </w:rPr>
-        <w:t>iter_max</w:t>
-      </w:r>
-      <w:proofErr w:type="spellEnd"/>
-      <w:r>
-        <w:rPr>
-          <w:b/>
-          <w:bCs/>
-        </w:rPr>
-        <w:t xml:space="preserve"> ist noch nicht bestimmt</w:t>
-      </w:r>
-      <w:r>
-        <w:br/>
-        <w:t>[13_find_optimal_iter_max_nslphom_</w:t>
-      </w:r>
-      <w:proofErr w:type="gramStart"/>
-      <w:r>
-        <w:t>dual.R</w:t>
-      </w:r>
-      <w:proofErr w:type="gramEnd"/>
-      <w:r>
-        <w:t xml:space="preserve"> (</w:t>
-      </w:r>
-      <w:proofErr w:type="spellStart"/>
-      <w:r>
-        <w:t>line</w:t>
-      </w:r>
-      <w:proofErr w:type="spellEnd"/>
-      <w:r>
-        <w:t xml:space="preserve"> 25</w:t>
-      </w:r>
-      <w:proofErr w:type="gramStart"/>
-      <w:r>
-        <w:t>)](</w:t>
-      </w:r>
-      <w:proofErr w:type="gramEnd"/>
-      <w:r>
-        <w:t>C:/Users/Leonie/Documents/Studium/Bachelorarbeit/Waehlendenwanderung/Scripts/13_find_optimal_iter_max_nslphom_dual.R:25) ist implementiert, vorhanden sind aber nur Smoke-Test-Outputs. Ein belastbares Ergebnis für den finalen Solver und die finale Oststichprobe fehlt.</w:t>
-      </w:r>
-    </w:p>
-    <w:p>
-      <w:r>
-        <w:t xml:space="preserve">Außerdem unterstützt dieses Diagnoseskript bisher nur </w:t>
-      </w:r>
-      <w:proofErr w:type="spellStart"/>
-      <w:r>
-        <w:t>lp_solve</w:t>
-      </w:r>
-      <w:proofErr w:type="spellEnd"/>
-      <w:r>
-        <w:t xml:space="preserve"> und </w:t>
-      </w:r>
-      <w:proofErr w:type="spellStart"/>
-      <w:r>
-        <w:t>symphony</w:t>
-      </w:r>
-      <w:proofErr w:type="spellEnd"/>
-      <w:r>
-        <w:t>, nicht OSQP.</w:t>
-      </w:r>
-    </w:p>
-    <w:p>
-      <w:r>
-        <w:rPr>
-          <w:b/>
-          <w:bCs/>
-        </w:rPr>
-        <w:lastRenderedPageBreak/>
         <w:t>6. Regressionsmodell ist noch vorläufig</w:t>
       </w:r>
       <w:r>
@@ -1761,14 +1464,9 @@
       </w:r>
       <w:proofErr w:type="spellStart"/>
       <w:r>
-        <w:t>regression_</w:t>
-      </w:r>
-      <w:proofErr w:type="gramStart"/>
-      <w:r>
-        <w:t>functions.R</w:t>
-      </w:r>
-      <w:proofErr w:type="spellEnd"/>
-      <w:proofErr w:type="gramEnd"/>
+        <w:t>regression_functions.R</w:t>
+      </w:r>
+      <w:proofErr w:type="spellEnd"/>
       <w:r>
         <w:t xml:space="preserve"> (</w:t>
       </w:r>
@@ -1778,15 +1476,7 @@
       </w:r>
       <w:proofErr w:type="spellEnd"/>
       <w:r>
-        <w:t xml:space="preserve"> 164</w:t>
-      </w:r>
-      <w:proofErr w:type="gramStart"/>
-      <w:r>
-        <w:t>)](</w:t>
-      </w:r>
-      <w:proofErr w:type="gramEnd"/>
-      <w:r>
-        <w:t>C:/Users/Leonie/Documents/Studium/Bachelorarbeit/Waehlendenwanderung/Functions/regression_functions.R:164).</w:t>
+        <w:t xml:space="preserve"> 164)](C:/Users/Leonie/Documents/Studium/Bachelorarbeit/Waehlendenwanderung/Functions/regression_functions.R:164).</w:t>
       </w:r>
     </w:p>
     <w:p>
@@ -1924,6 +1614,7 @@
     </w:p>
     <w:p>
       <w:r>
+        <w:lastRenderedPageBreak/>
         <w:t xml:space="preserve">Vor dem finalen Modell sollte deshalb eine kleinere, theoretisch begründete </w:t>
       </w:r>
       <w:proofErr w:type="spellStart"/>
@@ -1933,94 +1624,6 @@
       <w:proofErr w:type="spellEnd"/>
       <w:r>
         <w:t xml:space="preserve"> festgelegt werden.</w:t>
-      </w:r>
-    </w:p>
-    <w:p>
-      <w:r>
-        <w:rPr>
-          <w:b/>
-          <w:bCs/>
-        </w:rPr>
-        <w:t>7. Berliner Strukturdaten</w:t>
-      </w:r>
-      <w:r>
-        <w:br/>
-        <w:t>Alle Berliner Einheiten erhalten aktuell über 11000000 dieselben Gesamtberliner INKAR-Werte, siehe [03_prepare_inkar_</w:t>
-      </w:r>
-      <w:proofErr w:type="gramStart"/>
-      <w:r>
-        <w:t>covariates.R</w:t>
-      </w:r>
-      <w:proofErr w:type="gramEnd"/>
-      <w:r>
-        <w:t xml:space="preserve"> (</w:t>
-      </w:r>
-      <w:proofErr w:type="spellStart"/>
-      <w:r>
-        <w:t>line</w:t>
-      </w:r>
-      <w:proofErr w:type="spellEnd"/>
-      <w:r>
-        <w:t xml:space="preserve"> 146</w:t>
-      </w:r>
-      <w:proofErr w:type="gramStart"/>
-      <w:r>
-        <w:t>)](</w:t>
-      </w:r>
-      <w:proofErr w:type="gramEnd"/>
-      <w:r>
-        <w:t>C:/Users/Leonie/Documents/Studium/Bachelorarbeit/Waehlendenwanderung/Scripts/03_prepare_inkar_covariates.R:146).</w:t>
-      </w:r>
-    </w:p>
-    <w:p>
-      <w:r>
-        <w:t>Für die sechs Ostberliner Einheiten bestehen drei Möglichkeiten:</w:t>
-      </w:r>
-    </w:p>
-    <w:p>
-      <w:pPr>
-        <w:numPr>
-          <w:ilvl w:val="0"/>
-          <w:numId w:val="7"/>
-        </w:numPr>
-      </w:pPr>
-      <w:r>
-        <w:t>kleinräumigere Berliner Strukturdaten beschaffen,</w:t>
-      </w:r>
-    </w:p>
-    <w:p>
-      <w:pPr>
-        <w:numPr>
-          <w:ilvl w:val="0"/>
-          <w:numId w:val="7"/>
-        </w:numPr>
-      </w:pPr>
-      <w:r>
-        <w:t xml:space="preserve">Ostberlin im </w:t>
-      </w:r>
-      <w:proofErr w:type="spellStart"/>
-      <w:r>
-        <w:t>nslphom</w:t>
-      </w:r>
-      <w:proofErr w:type="spellEnd"/>
-      <w:r>
-        <w:t>-Fit behalten, aber aus der Strukturregression ausschließen,</w:t>
-      </w:r>
-    </w:p>
-    <w:p>
-      <w:pPr>
-        <w:numPr>
-          <w:ilvl w:val="0"/>
-          <w:numId w:val="7"/>
-        </w:numPr>
-      </w:pPr>
-      <w:r>
-        <w:t>Gesamtberliner Werte verwenden und diese Einschränkung ausdrücklich dokumentieren.</w:t>
-      </w:r>
-    </w:p>
-    <w:p>
-      <w:r>
-        <w:t>Die erste Variante wäre fachlich am besten.</w:t>
       </w:r>
     </w:p>
     <w:p/>
@@ -2063,227 +1666,964 @@
     <w:p/>
     <w:p/>
     <w:p/>
-    <w:p/>
-    <w:p/>
-    <w:p/>
-    <w:p/>
-    <w:p/>
-    <w:p/>
-    <w:p/>
-    <w:p/>
-    <w:p/>
-    <w:p/>
-    <w:p/>
-    <w:p/>
-    <w:p/>
-    <w:p>
-      <w:pPr>
+    <w:p>
+      <w:proofErr w:type="spellStart"/>
+      <w:r>
+        <w:t>Nslphom</w:t>
+      </w:r>
+      <w:proofErr w:type="spellEnd"/>
+      <w:r>
+        <w:t xml:space="preserve"> verstehen</w:t>
+      </w:r>
+      <w:r>
+        <w:br/>
+      </w:r>
+      <w:r>
+        <w:br/>
+      </w:r>
+      <w:r>
         <w:rPr>
           <w:b/>
           <w:bCs/>
         </w:rPr>
+        <w:t>Empfohlene Lesereihenfolge</w:t>
+      </w:r>
+    </w:p>
+    <w:p>
+      <w:pPr>
+        <w:numPr>
+          <w:ilvl w:val="0"/>
+          <w:numId w:val="14"/>
+        </w:numPr>
       </w:pPr>
       <w:r>
         <w:rPr>
           <w:b/>
           <w:bCs/>
         </w:rPr>
-        <w:t>Lauf</w:t>
-      </w:r>
-    </w:p>
-    <w:p>
-      <w:r>
-        <w:t>Kurz: Ja, die Läufe machen jetzt grundsätzlich Sinn. Das Projekt ist deutlich näher an einem reproduzierbaren Stand als vorher. Aber ich würde morgen nicht blind 00_run_</w:t>
-      </w:r>
-      <w:proofErr w:type="gramStart"/>
-      <w:r>
-        <w:t>pipeline.R</w:t>
-      </w:r>
-      <w:proofErr w:type="gramEnd"/>
-      <w:r>
-        <w:t xml:space="preserve"> starten und hoffen, dass alles sauber durchläuft. Ich würde kontrolliert in Etappen laufen lassen.</w:t>
-      </w:r>
-    </w:p>
-    <w:p>
+        <w:t>Grundidee ökologischer Inferenz</w:t>
+      </w:r>
+      <w:r>
+        <w:br/>
+      </w:r>
+      <w:proofErr w:type="spellStart"/>
+      <w:r>
+        <w:t>Lies</w:t>
+      </w:r>
+      <w:proofErr w:type="spellEnd"/>
+      <w:r>
+        <w:t xml:space="preserve"> zunächst Gschwend vollständig. Das Dokument erklärt Aggregatdatenproblem, ökologische Fehlschlüsse, Identifikationsproblem und zentrale Annahmen, ohne sofort in die Optimierung einzusteigen.</w:t>
+      </w:r>
+      <w:r>
+        <w:br/>
+        <w:t>Gschwend2006_Oekologische_Inferenz.pdf</w:t>
+      </w:r>
+    </w:p>
+    <w:p>
+      <w:pPr>
+        <w:numPr>
+          <w:ilvl w:val="0"/>
+          <w:numId w:val="14"/>
+        </w:numPr>
+      </w:pPr>
       <w:r>
         <w:rPr>
           <w:b/>
           <w:bCs/>
         </w:rPr>
-        <w:t>Wichtigste Einschätzung</w:t>
+        <w:t xml:space="preserve">Das eigentliche </w:t>
+      </w:r>
+      <w:proofErr w:type="spellStart"/>
+      <w:r>
+        <w:rPr>
+          <w:b/>
+          <w:bCs/>
+        </w:rPr>
+        <w:t>lphom</w:t>
+      </w:r>
+      <w:proofErr w:type="spellEnd"/>
+      <w:r>
+        <w:rPr>
+          <w:b/>
+          <w:bCs/>
+        </w:rPr>
+        <w:t>-/</w:t>
+      </w:r>
+      <w:proofErr w:type="spellStart"/>
+      <w:r>
+        <w:rPr>
+          <w:b/>
+          <w:bCs/>
+        </w:rPr>
+        <w:t>nslphom</w:t>
+      </w:r>
+      <w:proofErr w:type="spellEnd"/>
+      <w:r>
+        <w:rPr>
+          <w:b/>
+          <w:bCs/>
+        </w:rPr>
+        <w:t>-Verfahren</w:t>
       </w:r>
       <w:r>
         <w:br/>
-        <w:t>Die Kernpipeline ist vorbereitet:</w:t>
+        <w:t>Die wichtigste Quelle ist das Paper von Pavía und Romero. Besonders relevant sind:</w:t>
+      </w:r>
+    </w:p>
+    <w:p>
+      <w:pPr>
+        <w:numPr>
+          <w:ilvl w:val="1"/>
+          <w:numId w:val="14"/>
+        </w:numPr>
+      </w:pPr>
+      <w:r>
+        <w:t xml:space="preserve">PDF-Seiten 4–10: globales </w:t>
+      </w:r>
+      <w:proofErr w:type="spellStart"/>
+      <w:r>
+        <w:t>lphom</w:t>
+      </w:r>
+      <w:proofErr w:type="spellEnd"/>
+      <w:r>
+        <w:t xml:space="preserve"> und lokale Tabellen</w:t>
+      </w:r>
+    </w:p>
+    <w:p>
+      <w:pPr>
+        <w:numPr>
+          <w:ilvl w:val="1"/>
+          <w:numId w:val="14"/>
+        </w:numPr>
+      </w:pPr>
+      <w:r>
+        <w:t xml:space="preserve">Seiten 11–16: </w:t>
+      </w:r>
+      <w:proofErr w:type="spellStart"/>
+      <w:r>
+        <w:t>tslphom</w:t>
+      </w:r>
+      <w:proofErr w:type="spellEnd"/>
+      <w:r>
+        <w:t xml:space="preserve">, </w:t>
+      </w:r>
+      <w:proofErr w:type="spellStart"/>
+      <w:r>
+        <w:t>nslphom</w:t>
+      </w:r>
+      <w:proofErr w:type="spellEnd"/>
+      <w:r>
+        <w:t xml:space="preserve">, Iterationen und </w:t>
+      </w:r>
+      <w:proofErr w:type="spellStart"/>
+      <w:r>
+        <w:t>HETe</w:t>
+      </w:r>
+      <w:proofErr w:type="spellEnd"/>
+    </w:p>
+    <w:p>
+      <w:pPr>
+        <w:numPr>
+          <w:ilvl w:val="1"/>
+          <w:numId w:val="14"/>
+        </w:numPr>
+      </w:pPr>
+      <w:r>
+        <w:t>Seiten 22–26: Bewertung und duale Schätzung</w:t>
+      </w:r>
+    </w:p>
+    <w:p>
+      <w:pPr>
+        <w:numPr>
+          <w:ilvl w:val="1"/>
+          <w:numId w:val="14"/>
+        </w:numPr>
+      </w:pPr>
+      <w:r>
+        <w:t>Seiten 28–38: Simulation, Heterogenität und Grenzen</w:t>
+      </w:r>
+    </w:p>
+    <w:p>
+      <w:r>
+        <w:t>lphom.pdf</w:t>
       </w:r>
     </w:p>
     <w:p>
       <w:pPr>
         <w:numPr>
           <w:ilvl w:val="0"/>
-          <w:numId w:val="11"/>
+          <w:numId w:val="14"/>
         </w:numPr>
       </w:pPr>
-      <w:proofErr w:type="spellStart"/>
-      <w:r>
-        <w:t>Wahlmapping</w:t>
-      </w:r>
-      <w:proofErr w:type="spellEnd"/>
-      <w:r>
-        <w:t xml:space="preserve"> wird gespeichert.</w:t>
+      <w:r>
+        <w:rPr>
+          <w:b/>
+          <w:bCs/>
+        </w:rPr>
+        <w:t>Evaluation und Fehlermaße</w:t>
+      </w:r>
+      <w:r>
+        <w:br/>
+        <w:t xml:space="preserve">Für EI, WPE, </w:t>
+      </w:r>
+      <w:proofErr w:type="spellStart"/>
+      <w:r>
+        <w:t>HETe</w:t>
+      </w:r>
+      <w:proofErr w:type="spellEnd"/>
+      <w:r>
+        <w:t xml:space="preserve"> und die Bewertung lokaler Tabellen ist diese Quelle zentral:</w:t>
+      </w:r>
+    </w:p>
+    <w:p>
+      <w:pPr>
+        <w:numPr>
+          <w:ilvl w:val="1"/>
+          <w:numId w:val="14"/>
+        </w:numPr>
+      </w:pPr>
+      <w:r>
+        <w:t>PDF-Seiten 6–12: Verfahren und Fehlermaße</w:t>
+      </w:r>
+    </w:p>
+    <w:p>
+      <w:pPr>
+        <w:numPr>
+          <w:ilvl w:val="1"/>
+          <w:numId w:val="14"/>
+        </w:numPr>
+      </w:pPr>
+      <w:r>
+        <w:t>Seiten 23–31: Einfluss von Dateneigenschaften, Genauigkeit und Empfehlungen</w:t>
+      </w:r>
+    </w:p>
+    <w:p>
+      <w:r>
+        <w:t>Evaluation_Ökologische_Inf_Pavia-Romero.pdf</w:t>
       </w:r>
     </w:p>
     <w:p>
       <w:pPr>
         <w:numPr>
           <w:ilvl w:val="0"/>
-          <w:numId w:val="11"/>
+          <w:numId w:val="14"/>
         </w:numPr>
       </w:pPr>
-      <w:proofErr w:type="spellStart"/>
-      <w:r>
-        <w:t>nslphom</w:t>
-      </w:r>
-      <w:proofErr w:type="spellEnd"/>
-      <w:r>
-        <w:t>-Inputs werden gespeichert.</w:t>
+      <w:r>
+        <w:rPr>
+          <w:b/>
+          <w:bCs/>
+        </w:rPr>
+        <w:t xml:space="preserve">Ökologischer Fehlschluss und </w:t>
+      </w:r>
+      <w:proofErr w:type="spellStart"/>
+      <w:r>
+        <w:rPr>
+          <w:b/>
+          <w:bCs/>
+        </w:rPr>
+        <w:t>Kovariaten</w:t>
+      </w:r>
+      <w:proofErr w:type="spellEnd"/>
+      <w:r>
+        <w:br/>
+        <w:t>Dieses Paper ist besonders wichtig für deine spätere Regression auf geschätzte lokale Übergänge. Es erklärt, warum exakt reproduzierte Wahlränder keine korrekten Individualübergänge garantieren und wie unbeobachtete Heterogenität Verzerrungen erzeugt.</w:t>
+      </w:r>
+      <w:r>
+        <w:br/>
+      </w:r>
+      <w:proofErr w:type="spellStart"/>
+      <w:r>
+        <w:t>Estimation</w:t>
+      </w:r>
+      <w:proofErr w:type="spellEnd"/>
+      <w:r>
+        <w:t xml:space="preserve"> </w:t>
+      </w:r>
+      <w:proofErr w:type="spellStart"/>
+      <w:r>
+        <w:t>of</w:t>
+      </w:r>
+      <w:proofErr w:type="spellEnd"/>
+      <w:r>
+        <w:t> </w:t>
+      </w:r>
+      <w:proofErr w:type="spellStart"/>
+      <w:r>
+        <w:t>voter</w:t>
+      </w:r>
+      <w:proofErr w:type="spellEnd"/>
+      <w:r>
+        <w:t xml:space="preserve"> </w:t>
+      </w:r>
+      <w:proofErr w:type="spellStart"/>
+      <w:r>
+        <w:t>transitions</w:t>
+      </w:r>
+      <w:proofErr w:type="spellEnd"/>
+      <w:r>
+        <w:t xml:space="preserve"> and </w:t>
+      </w:r>
+      <w:proofErr w:type="spellStart"/>
+      <w:r>
+        <w:t>the</w:t>
+      </w:r>
+      <w:proofErr w:type="spellEnd"/>
+      <w:r>
+        <w:t> </w:t>
+      </w:r>
+      <w:proofErr w:type="spellStart"/>
+      <w:r>
+        <w:t>ecological</w:t>
+      </w:r>
+      <w:proofErr w:type="spellEnd"/>
+      <w:r>
+        <w:t xml:space="preserve"> fallacy.pdf</w:t>
       </w:r>
     </w:p>
     <w:p>
       <w:pPr>
         <w:numPr>
           <w:ilvl w:val="0"/>
-          <w:numId w:val="11"/>
+          <w:numId w:val="14"/>
         </w:numPr>
       </w:pPr>
       <w:r>
-        <w:t>Ost-</w:t>
-      </w:r>
-      <w:proofErr w:type="spellStart"/>
-      <w:r>
-        <w:t>Hauptfit</w:t>
-      </w:r>
-      <w:proofErr w:type="spellEnd"/>
-      <w:r>
-        <w:t xml:space="preserve"> speichert lokale Matrizen, globale Matrix, Checks und kompakten Endoutput.</w:t>
+        <w:rPr>
+          <w:b/>
+          <w:bCs/>
+        </w:rPr>
+        <w:lastRenderedPageBreak/>
+        <w:t>OSQP selbst</w:t>
+      </w:r>
+      <w:r>
+        <w:br/>
+      </w:r>
+      <w:proofErr w:type="spellStart"/>
+      <w:r>
+        <w:t>Lies</w:t>
+      </w:r>
+      <w:proofErr w:type="spellEnd"/>
+      <w:r>
+        <w:t xml:space="preserve"> hier vor allem PDF-Seiten 1–17:</w:t>
+      </w:r>
+    </w:p>
+    <w:p>
+      <w:pPr>
+        <w:numPr>
+          <w:ilvl w:val="1"/>
+          <w:numId w:val="14"/>
+        </w:numPr>
+      </w:pPr>
+      <w:r>
+        <w:t>allgemeine QP-Formulierung</w:t>
+      </w:r>
+    </w:p>
+    <w:p>
+      <w:pPr>
+        <w:numPr>
+          <w:ilvl w:val="1"/>
+          <w:numId w:val="14"/>
+        </w:numPr>
+      </w:pPr>
+      <w:r>
+        <w:t xml:space="preserve">Nebenbedingungen \(l \le </w:t>
+      </w:r>
+      <w:proofErr w:type="spellStart"/>
+      <w:r>
+        <w:t>Ax</w:t>
+      </w:r>
+      <w:proofErr w:type="spellEnd"/>
+      <w:r>
+        <w:t xml:space="preserve"> \le u\)</w:t>
+      </w:r>
+    </w:p>
+    <w:p>
+      <w:pPr>
+        <w:numPr>
+          <w:ilvl w:val="1"/>
+          <w:numId w:val="14"/>
+        </w:numPr>
+      </w:pPr>
+      <w:r>
+        <w:t>ADMM/Operator Splitting</w:t>
+      </w:r>
+    </w:p>
+    <w:p>
+      <w:pPr>
+        <w:numPr>
+          <w:ilvl w:val="1"/>
+          <w:numId w:val="14"/>
+        </w:numPr>
+      </w:pPr>
+      <w:proofErr w:type="spellStart"/>
+      <w:r>
+        <w:t>Sparse</w:t>
+      </w:r>
+      <w:proofErr w:type="spellEnd"/>
+      <w:r>
+        <w:t>-Matrizen</w:t>
+      </w:r>
+    </w:p>
+    <w:p>
+      <w:pPr>
+        <w:numPr>
+          <w:ilvl w:val="1"/>
+          <w:numId w:val="14"/>
+        </w:numPr>
+      </w:pPr>
+      <w:r>
+        <w:t xml:space="preserve">Abbruchkriterien und </w:t>
+      </w:r>
+      <w:proofErr w:type="spellStart"/>
+      <w:r>
+        <w:t>Polishing</w:t>
+      </w:r>
+      <w:proofErr w:type="spellEnd"/>
+    </w:p>
+    <w:p>
+      <w:r>
+        <w:t xml:space="preserve">Die </w:t>
+      </w:r>
+      <w:proofErr w:type="spellStart"/>
+      <w:r>
+        <w:t>Benchmarkseiten</w:t>
+      </w:r>
+      <w:proofErr w:type="spellEnd"/>
+      <w:r>
+        <w:t xml:space="preserve"> danach sind für deine Arbeit weniger wichtig.</w:t>
+      </w:r>
+      <w:r>
+        <w:br/>
+        <w:t>osqp.pdf</w:t>
+      </w:r>
+    </w:p>
+    <w:p>
+      <w:r>
+        <w:t>Das exakte zusätzliche Paper zur Dual-</w:t>
+      </w:r>
+      <w:proofErr w:type="spellStart"/>
+      <w:r>
+        <w:t>Symmetrisierung</w:t>
+      </w:r>
+      <w:proofErr w:type="spellEnd"/>
+      <w:r>
+        <w:t xml:space="preserve"> ist offenbar nicht separat gespeichert: </w:t>
+      </w:r>
+      <w:r>
+        <w:rPr>
+          <w:b/>
+          <w:bCs/>
+        </w:rPr>
+        <w:t>Pavía und Romero, “</w:t>
+      </w:r>
+      <w:proofErr w:type="spellStart"/>
+      <w:r>
+        <w:rPr>
+          <w:b/>
+          <w:bCs/>
+        </w:rPr>
+        <w:t>Symmetry</w:t>
+      </w:r>
+      <w:proofErr w:type="spellEnd"/>
+      <w:r>
+        <w:rPr>
+          <w:b/>
+          <w:bCs/>
+        </w:rPr>
+        <w:t xml:space="preserve"> </w:t>
+      </w:r>
+      <w:proofErr w:type="spellStart"/>
+      <w:r>
+        <w:rPr>
+          <w:b/>
+          <w:bCs/>
+        </w:rPr>
+        <w:t>estimating</w:t>
+      </w:r>
+      <w:proofErr w:type="spellEnd"/>
+      <w:r>
+        <w:rPr>
+          <w:b/>
+          <w:bCs/>
+        </w:rPr>
+        <w:t xml:space="preserve"> R×C vote </w:t>
+      </w:r>
+      <w:proofErr w:type="spellStart"/>
+      <w:r>
+        <w:rPr>
+          <w:b/>
+          <w:bCs/>
+        </w:rPr>
+        <w:t>transfer</w:t>
+      </w:r>
+      <w:proofErr w:type="spellEnd"/>
+      <w:r>
+        <w:rPr>
+          <w:b/>
+          <w:bCs/>
+        </w:rPr>
+        <w:t xml:space="preserve"> </w:t>
+      </w:r>
+      <w:proofErr w:type="spellStart"/>
+      <w:r>
+        <w:rPr>
+          <w:b/>
+          <w:bCs/>
+        </w:rPr>
+        <w:t>matrices</w:t>
+      </w:r>
+      <w:proofErr w:type="spellEnd"/>
+      <w:r>
+        <w:rPr>
+          <w:b/>
+          <w:bCs/>
+        </w:rPr>
+        <w:t xml:space="preserve"> </w:t>
+      </w:r>
+      <w:proofErr w:type="spellStart"/>
+      <w:r>
+        <w:rPr>
+          <w:b/>
+          <w:bCs/>
+        </w:rPr>
+        <w:t>from</w:t>
+      </w:r>
+      <w:proofErr w:type="spellEnd"/>
+      <w:r>
+        <w:rPr>
+          <w:b/>
+          <w:bCs/>
+        </w:rPr>
+        <w:t xml:space="preserve"> </w:t>
+      </w:r>
+      <w:proofErr w:type="spellStart"/>
+      <w:r>
+        <w:rPr>
+          <w:b/>
+          <w:bCs/>
+        </w:rPr>
+        <w:t>aggregate</w:t>
+      </w:r>
+      <w:proofErr w:type="spellEnd"/>
+      <w:r>
+        <w:rPr>
+          <w:b/>
+          <w:bCs/>
+        </w:rPr>
+        <w:t xml:space="preserve"> </w:t>
+      </w:r>
+      <w:proofErr w:type="spellStart"/>
+      <w:r>
+        <w:rPr>
+          <w:b/>
+          <w:bCs/>
+        </w:rPr>
+        <w:t>data</w:t>
+      </w:r>
+      <w:proofErr w:type="spellEnd"/>
+      <w:r>
+        <w:rPr>
+          <w:b/>
+          <w:bCs/>
+        </w:rPr>
+        <w:t>”</w:t>
+      </w:r>
+      <w:r>
+        <w:t xml:space="preserve">. Es wird aber von deiner installierten </w:t>
+      </w:r>
+      <w:proofErr w:type="spellStart"/>
+      <w:r>
+        <w:t>lphom</w:t>
+      </w:r>
+      <w:proofErr w:type="spellEnd"/>
+      <w:r>
+        <w:t>-Version als zentrale Referenz genannt.</w:t>
+      </w:r>
+    </w:p>
+    <w:p>
+      <w:r>
+        <w:rPr>
+          <w:b/>
+          <w:bCs/>
+        </w:rPr>
+        <w:t>Deinen Code lesen</w:t>
+      </w:r>
+    </w:p>
+    <w:p>
+      <w:proofErr w:type="spellStart"/>
+      <w:r>
+        <w:t>Lies</w:t>
+      </w:r>
+      <w:proofErr w:type="spellEnd"/>
+      <w:r>
+        <w:t xml:space="preserve"> den tatsächlichen Aufrufpfad in dieser Reihenfolge:</w:t>
       </w:r>
     </w:p>
     <w:p>
       <w:pPr>
         <w:numPr>
           <w:ilvl w:val="0"/>
-          <w:numId w:val="11"/>
+          <w:numId w:val="15"/>
         </w:numPr>
       </w:pPr>
       <w:r>
-        <w:t xml:space="preserve">Deutschlandfit speichert separaten Endoutput und triggert </w:t>
-      </w:r>
-      <w:proofErr w:type="spellStart"/>
-      <w:r>
-        <w:t>EHet</w:t>
-      </w:r>
-      <w:proofErr w:type="spellEnd"/>
-      <w:r>
-        <w:t>-Diagnose.</w:t>
+        <w:t>[02_estimate_transitions.R (</w:t>
+      </w:r>
+      <w:proofErr w:type="spellStart"/>
+      <w:r>
+        <w:t>line</w:t>
+      </w:r>
+      <w:proofErr w:type="spellEnd"/>
+      <w:r>
+        <w:t xml:space="preserve"> 12)](C:/Users/Leonie/Documents/Studium/Bachelorarbeit/Waehlendenwanderung/Scripts/02_estimate_transitions.R:12)</w:t>
+      </w:r>
+      <w:r>
+        <w:br/>
+        <w:t xml:space="preserve">Hier stehen Analysegebiet, </w:t>
+      </w:r>
+      <w:proofErr w:type="spellStart"/>
+      <w:r>
+        <w:t>iter_max</w:t>
+      </w:r>
+      <w:proofErr w:type="spellEnd"/>
+      <w:r>
+        <w:t xml:space="preserve"> = 3, Solver, Inputs und gespeicherte Outputs.</w:t>
       </w:r>
     </w:p>
     <w:p>
       <w:pPr>
         <w:numPr>
           <w:ilvl w:val="0"/>
-          <w:numId w:val="11"/>
+          <w:numId w:val="15"/>
         </w:numPr>
       </w:pPr>
-      <w:proofErr w:type="spellStart"/>
-      <w:r>
-        <w:t>Strukturdatencleaning</w:t>
-      </w:r>
-      <w:proofErr w:type="spellEnd"/>
-      <w:r>
-        <w:t xml:space="preserve"> speichert Zwischenbasis und finale </w:t>
-      </w:r>
-      <w:proofErr w:type="spellStart"/>
-      <w:r>
-        <w:t>Kovariaten</w:t>
-      </w:r>
-      <w:proofErr w:type="spellEnd"/>
-      <w:r>
-        <w:t>.</w:t>
+      <w:r>
+        <w:t>[</w:t>
+      </w:r>
+      <w:proofErr w:type="spellStart"/>
+      <w:r>
+        <w:t>fit_nslphom_dual_model</w:t>
+      </w:r>
+      <w:proofErr w:type="spellEnd"/>
+      <w:r>
+        <w:t>() (</w:t>
+      </w:r>
+      <w:proofErr w:type="spellStart"/>
+      <w:r>
+        <w:t>line</w:t>
+      </w:r>
+      <w:proofErr w:type="spellEnd"/>
+      <w:r>
+        <w:t xml:space="preserve"> 1030)](C:/Users/Leonie/Documents/Studium/Bachelorarbeit/Waehlendenwanderung/Functions/nslphom_functions.R:1030)</w:t>
+      </w:r>
+      <w:r>
+        <w:br/>
+        <w:t xml:space="preserve">Diese Funktion entscheidet zwischen deinem OSQP-Wrapper und dem originalen </w:t>
+      </w:r>
+      <w:proofErr w:type="spellStart"/>
+      <w:r>
+        <w:t>lphom</w:t>
+      </w:r>
+      <w:proofErr w:type="spellEnd"/>
+      <w:r>
+        <w:t>::</w:t>
+      </w:r>
+      <w:proofErr w:type="spellStart"/>
+      <w:r>
+        <w:t>nslphom_dual</w:t>
+      </w:r>
+      <w:proofErr w:type="spellEnd"/>
+      <w:r>
+        <w:t>().</w:t>
       </w:r>
     </w:p>
     <w:p>
       <w:pPr>
         <w:numPr>
           <w:ilvl w:val="0"/>
-          <w:numId w:val="11"/>
+          <w:numId w:val="15"/>
         </w:numPr>
       </w:pPr>
       <w:r>
-        <w:t xml:space="preserve">Regression liest </w:t>
-      </w:r>
-      <w:proofErr w:type="spellStart"/>
-      <w:r>
-        <w:t>Ostfit</w:t>
-      </w:r>
-      <w:proofErr w:type="spellEnd"/>
-      <w:r>
-        <w:t xml:space="preserve"> + </w:t>
-      </w:r>
-      <w:proofErr w:type="spellStart"/>
-      <w:r>
-        <w:t>Strukturkovariaten</w:t>
-      </w:r>
-      <w:proofErr w:type="spellEnd"/>
-      <w:r>
-        <w:t>.</w:t>
+        <w:t>[</w:t>
+      </w:r>
+      <w:proofErr w:type="spellStart"/>
+      <w:r>
+        <w:t>nslphom_dual_osqp</w:t>
+      </w:r>
+      <w:proofErr w:type="spellEnd"/>
+      <w:r>
+        <w:t>() (</w:t>
+      </w:r>
+      <w:proofErr w:type="spellStart"/>
+      <w:r>
+        <w:t>line</w:t>
+      </w:r>
+      <w:proofErr w:type="spellEnd"/>
+      <w:r>
+        <w:t xml:space="preserve"> 923)](C:/Users/Leonie/Documents/Studium/Bachelorarbeit/Waehlendenwanderung/Functions/nslphom_functions.R:923)</w:t>
+      </w:r>
+      <w:r>
+        <w:br/>
+        <w:t>Hier werden beide Richtungen geschätzt:</w:t>
+      </w:r>
+    </w:p>
+    <w:p>
+      <w:pPr>
+        <w:numPr>
+          <w:ilvl w:val="1"/>
+          <w:numId w:val="15"/>
+        </w:numPr>
+      </w:pPr>
+      <w:r>
+        <w:t>2021 → 2025</w:t>
+      </w:r>
+    </w:p>
+    <w:p>
+      <w:pPr>
+        <w:numPr>
+          <w:ilvl w:val="1"/>
+          <w:numId w:val="15"/>
+        </w:numPr>
+      </w:pPr>
+      <w:r>
+        <w:t>2025 → 2021</w:t>
+      </w:r>
+    </w:p>
+    <w:p>
+      <w:r>
+        <w:t xml:space="preserve">Die Rückwärtsmatrizen werden transponiert und beide Lösungen invers mit ihrem </w:t>
+      </w:r>
+      <w:proofErr w:type="spellStart"/>
+      <w:r>
+        <w:t>HETe</w:t>
+      </w:r>
+      <w:proofErr w:type="spellEnd"/>
+      <w:r>
+        <w:t xml:space="preserve"> gewichtet.</w:t>
       </w:r>
     </w:p>
     <w:p>
       <w:pPr>
         <w:numPr>
           <w:ilvl w:val="0"/>
-          <w:numId w:val="11"/>
+          <w:numId w:val="15"/>
         </w:numPr>
       </w:pPr>
       <w:r>
-        <w:t>Bootstrap speichert Iterationen, Settings, Signatur, Beta-</w:t>
-      </w:r>
-      <w:proofErr w:type="spellStart"/>
-      <w:r>
-        <w:t>Draws</w:t>
-      </w:r>
-      <w:proofErr w:type="spellEnd"/>
-      <w:r>
-        <w:t xml:space="preserve"> und Intervalle.</w:t>
+        <w:t>[</w:t>
+      </w:r>
+      <w:proofErr w:type="spellStart"/>
+      <w:r>
+        <w:t>nslphom_osqp</w:t>
+      </w:r>
+      <w:proofErr w:type="spellEnd"/>
+      <w:r>
+        <w:t>() (</w:t>
+      </w:r>
+      <w:proofErr w:type="spellStart"/>
+      <w:r>
+        <w:t>line</w:t>
+      </w:r>
+      <w:proofErr w:type="spellEnd"/>
+      <w:r>
+        <w:t xml:space="preserve"> 633)](C:/Users/Leonie/Documents/Studium/Bachelorarbeit/Waehlendenwanderung/Functions/nslphom_functions.R:633)</w:t>
+      </w:r>
+      <w:r>
+        <w:br/>
+        <w:t>Hier steht die eigentliche Iteration:</w:t>
+      </w:r>
+    </w:p>
+    <w:p>
+      <w:pPr>
+        <w:numPr>
+          <w:ilvl w:val="1"/>
+          <w:numId w:val="15"/>
+        </w:numPr>
+      </w:pPr>
+      <w:r>
+        <w:t>globale Startmatrix schätzen</w:t>
+      </w:r>
+    </w:p>
+    <w:p>
+      <w:pPr>
+        <w:numPr>
+          <w:ilvl w:val="1"/>
+          <w:numId w:val="15"/>
+        </w:numPr>
+      </w:pPr>
+      <w:r>
+        <w:t>lokale Matrix je Aggregationseinheit bestimmen</w:t>
+      </w:r>
+    </w:p>
+    <w:p>
+      <w:pPr>
+        <w:numPr>
+          <w:ilvl w:val="1"/>
+          <w:numId w:val="15"/>
+        </w:numPr>
+      </w:pPr>
+      <w:r>
+        <w:t>lokale Matrizen summieren</w:t>
+      </w:r>
+    </w:p>
+    <w:p>
+      <w:pPr>
+        <w:numPr>
+          <w:ilvl w:val="1"/>
+          <w:numId w:val="15"/>
+        </w:numPr>
+      </w:pPr>
+      <w:r>
+        <w:lastRenderedPageBreak/>
+        <w:t>neue globale Matrix berechnen</w:t>
+      </w:r>
+    </w:p>
+    <w:p>
+      <w:pPr>
+        <w:numPr>
+          <w:ilvl w:val="1"/>
+          <w:numId w:val="15"/>
+        </w:numPr>
+      </w:pPr>
+      <w:r>
+        <w:t xml:space="preserve">Iteration mit kleinstem </w:t>
+      </w:r>
+      <w:proofErr w:type="spellStart"/>
+      <w:r>
+        <w:t>HETe</w:t>
+      </w:r>
+      <w:proofErr w:type="spellEnd"/>
+      <w:r>
+        <w:t xml:space="preserve"> auswählen</w:t>
       </w:r>
     </w:p>
     <w:p>
       <w:pPr>
         <w:numPr>
           <w:ilvl w:val="0"/>
-          <w:numId w:val="11"/>
+          <w:numId w:val="15"/>
         </w:numPr>
       </w:pPr>
-      <w:proofErr w:type="spellStart"/>
-      <w:r>
-        <w:t>EHet</w:t>
-      </w:r>
-      <w:proofErr w:type="spellEnd"/>
-      <w:r>
-        <w:t xml:space="preserve">-Auswertung speichert Tabellen, Karten und </w:t>
-      </w:r>
-      <w:proofErr w:type="spellStart"/>
-      <w:r>
-        <w:t>Regionenzusammenfassungen</w:t>
-      </w:r>
-      <w:proofErr w:type="spellEnd"/>
-      <w:r>
-        <w:t>.</w:t>
-      </w:r>
-    </w:p>
-    <w:p>
-      <w:r>
-        <w:t>Damit kannst du mit den Ergebnissen weiterarbeiten, ohne später alles erneut fitten zu müssen.</w:t>
+      <w:r>
+        <w:t>[</w:t>
+      </w:r>
+      <w:proofErr w:type="spellStart"/>
+      <w:r>
+        <w:t>nslphom_lphom_osqp</w:t>
+      </w:r>
+      <w:proofErr w:type="spellEnd"/>
+      <w:r>
+        <w:t>() (</w:t>
+      </w:r>
+      <w:proofErr w:type="spellStart"/>
+      <w:r>
+        <w:t>line</w:t>
+      </w:r>
+      <w:proofErr w:type="spellEnd"/>
+      <w:r>
+        <w:t xml:space="preserve"> 432)](C:/Users/Leonie/Documents/Studium/Bachelorarbeit/Waehlendenwanderung/Functions/nslphom_functions.R:432)</w:t>
+      </w:r>
+      <w:r>
+        <w:br/>
+        <w:t>Erzeugt die globale Startmatrix.</w:t>
+      </w:r>
+    </w:p>
+    <w:p>
+      <w:pPr>
+        <w:numPr>
+          <w:ilvl w:val="0"/>
+          <w:numId w:val="15"/>
+        </w:numPr>
+      </w:pPr>
+      <w:r>
+        <w:t>[model_lphom_apriori_1_2_sparse() (</w:t>
+      </w:r>
+      <w:proofErr w:type="spellStart"/>
+      <w:r>
+        <w:t>line</w:t>
+      </w:r>
+      <w:proofErr w:type="spellEnd"/>
+      <w:r>
+        <w:t xml:space="preserve"> 310)](C:/Users/Leonie/Documents/Studium/Bachelorarbeit/Waehlendenwanderung/Functions/nslphom_functions.R:310)</w:t>
+      </w:r>
+      <w:r>
+        <w:br/>
+        <w:t xml:space="preserve">Hier werden Entscheidungsvariablen, </w:t>
+      </w:r>
+      <w:proofErr w:type="spellStart"/>
+      <w:r>
+        <w:t>Slackvariablen</w:t>
+      </w:r>
+      <w:proofErr w:type="spellEnd"/>
+      <w:r>
+        <w:t xml:space="preserve">, Zeilensummen, Zielränder und Zielfunktion als </w:t>
+      </w:r>
+      <w:proofErr w:type="spellStart"/>
+      <w:r>
+        <w:t>Sparse</w:t>
+      </w:r>
+      <w:proofErr w:type="spellEnd"/>
+      <w:r>
+        <w:t>-Matrix aufgebaut.</w:t>
+      </w:r>
+    </w:p>
+    <w:p>
+      <w:pPr>
+        <w:numPr>
+          <w:ilvl w:val="0"/>
+          <w:numId w:val="15"/>
+        </w:numPr>
+      </w:pPr>
+      <w:r>
+        <w:t>[</w:t>
+      </w:r>
+      <w:proofErr w:type="spellStart"/>
+      <w:r>
+        <w:t>solve_lp_osqp</w:t>
+      </w:r>
+      <w:proofErr w:type="spellEnd"/>
+      <w:r>
+        <w:t>() (</w:t>
+      </w:r>
+      <w:proofErr w:type="spellStart"/>
+      <w:r>
+        <w:t>line</w:t>
+      </w:r>
+      <w:proofErr w:type="spellEnd"/>
+      <w:r>
+        <w:t xml:space="preserve"> 129)](C:/Users/Leonie/Documents/Studium/Bachelorarbeit/Waehlendenwanderung/Functions/nslphom_functions.R:129)</w:t>
+      </w:r>
+      <w:r>
+        <w:br/>
+        <w:t>Übersetzt das lineare Programm in die OSQP-Form:</w:t>
+      </w:r>
+    </w:p>
+    <w:p>
+      <w:r>
+        <w:t>\[ \min \frac12x'Px+q'x,\</w:t>
+      </w:r>
+      <w:proofErr w:type="spellStart"/>
+      <w:r>
+        <w:t>qquad</w:t>
+      </w:r>
+      <w:proofErr w:type="spellEnd"/>
+      <w:r>
+        <w:t xml:space="preserve"> l\le </w:t>
+      </w:r>
+      <w:proofErr w:type="spellStart"/>
+      <w:r>
+        <w:t>Ax</w:t>
+      </w:r>
+      <w:proofErr w:type="spellEnd"/>
+      <w:r>
+        <w:t>\le u \]</w:t>
+      </w:r>
+    </w:p>
+    <w:p>
+      <w:r>
+        <w:t>Für das globale lineare Problem ist grundsätzlich \(P=0\).</w:t>
       </w:r>
     </w:p>
     <w:p>
@@ -2292,382 +2632,85 @@
           <w:b/>
           <w:bCs/>
         </w:rPr>
-        <w:t xml:space="preserve">Was morgen Priorität </w:t>
-      </w:r>
-      <w:proofErr w:type="gramStart"/>
+        <w:t>Wichtige Besonderheit</w:t>
+      </w:r>
+    </w:p>
+    <w:p>
+      <w:r>
+        <w:t xml:space="preserve">Dein Standardlauf ist derzeit ein </w:t>
+      </w:r>
       <w:r>
         <w:rPr>
           <w:b/>
           <w:bCs/>
         </w:rPr>
-        <w:t>hat</w:t>
-      </w:r>
-      <w:proofErr w:type="gramEnd"/>
-      <w:r>
-        <w:br/>
-        <w:t>Auf dem guten Rechner würde ich diese Reihenfolge nehmen:</w:t>
-      </w:r>
-    </w:p>
-    <w:p>
-      <w:proofErr w:type="spellStart"/>
-      <w:proofErr w:type="gramStart"/>
-      <w:r>
-        <w:lastRenderedPageBreak/>
-        <w:t>options</w:t>
-      </w:r>
-      <w:proofErr w:type="spellEnd"/>
-      <w:r>
-        <w:t>(</w:t>
-      </w:r>
-      <w:proofErr w:type="spellStart"/>
-      <w:r>
-        <w:t>waehlendenwanderung.nslphom</w:t>
-      </w:r>
-      <w:proofErr w:type="gramEnd"/>
-      <w:r>
-        <w:t>_solver</w:t>
-      </w:r>
-      <w:proofErr w:type="spellEnd"/>
-      <w:r>
-        <w:t xml:space="preserve"> = "</w:t>
-      </w:r>
-      <w:proofErr w:type="spellStart"/>
-      <w:r>
-        <w:t>osqp</w:t>
-      </w:r>
-      <w:proofErr w:type="spellEnd"/>
-      <w:r>
-        <w:t>")</w:t>
-      </w:r>
-    </w:p>
-    <w:p>
-      <w:proofErr w:type="spellStart"/>
-      <w:proofErr w:type="gramStart"/>
-      <w:r>
-        <w:t>options</w:t>
-      </w:r>
-      <w:proofErr w:type="spellEnd"/>
-      <w:r>
-        <w:t>(</w:t>
-      </w:r>
-      <w:proofErr w:type="spellStart"/>
-      <w:r>
-        <w:t>waehlendenwanderung.nslphom</w:t>
-      </w:r>
-      <w:proofErr w:type="gramEnd"/>
-      <w:r>
-        <w:t>_iter_max</w:t>
-      </w:r>
-      <w:proofErr w:type="spellEnd"/>
-      <w:r>
-        <w:t xml:space="preserve"> = 10L)</w:t>
-      </w:r>
-    </w:p>
-    <w:p/>
-    <w:p>
-      <w:pPr>
-        <w:rPr>
-          <w:lang w:val="en-US"/>
-        </w:rPr>
-      </w:pPr>
-      <w:proofErr w:type="gramStart"/>
-      <w:r>
-        <w:rPr>
-          <w:lang w:val="en-US"/>
-        </w:rPr>
-        <w:t>source(</w:t>
-      </w:r>
-      <w:proofErr w:type="gramEnd"/>
-      <w:r>
-        <w:rPr>
-          <w:lang w:val="en-US"/>
-        </w:rPr>
-        <w:t>"Scripts/02a_fit_deutschland_</w:t>
-      </w:r>
-      <w:proofErr w:type="gramStart"/>
-      <w:r>
-        <w:rPr>
-          <w:lang w:val="en-US"/>
-        </w:rPr>
-        <w:t>homogenitaet.R</w:t>
-      </w:r>
-      <w:proofErr w:type="gramEnd"/>
-      <w:r>
-        <w:rPr>
-          <w:lang w:val="en-US"/>
-        </w:rPr>
-        <w:t>", encoding = "UTF-8")</w:t>
-      </w:r>
-    </w:p>
-    <w:p>
-      <w:pPr>
-        <w:rPr>
-          <w:lang w:val="en-US"/>
-        </w:rPr>
-      </w:pPr>
-      <w:proofErr w:type="gramStart"/>
-      <w:r>
-        <w:rPr>
-          <w:lang w:val="en-US"/>
-        </w:rPr>
-        <w:t>source(</w:t>
-      </w:r>
-      <w:proofErr w:type="gramEnd"/>
-      <w:r>
-        <w:rPr>
-          <w:lang w:val="en-US"/>
-        </w:rPr>
-        <w:t>"Scripts/02_estimate_</w:t>
-      </w:r>
-      <w:proofErr w:type="gramStart"/>
-      <w:r>
-        <w:rPr>
-          <w:lang w:val="en-US"/>
-        </w:rPr>
-        <w:t>transitions.R</w:t>
-      </w:r>
-      <w:proofErr w:type="gramEnd"/>
-      <w:r>
-        <w:rPr>
-          <w:lang w:val="en-US"/>
-        </w:rPr>
-        <w:t>", encoding = "UTF-8")</w:t>
-      </w:r>
-    </w:p>
-    <w:p>
-      <w:pPr>
-        <w:rPr>
-          <w:lang w:val="en-US"/>
-        </w:rPr>
-      </w:pPr>
-      <w:proofErr w:type="gramStart"/>
-      <w:r>
-        <w:rPr>
-          <w:lang w:val="en-US"/>
-        </w:rPr>
-        <w:t>source(</w:t>
-      </w:r>
-      <w:proofErr w:type="gramEnd"/>
-      <w:r>
-        <w:rPr>
-          <w:lang w:val="en-US"/>
-        </w:rPr>
-        <w:t>"Scripts/04_model_</w:t>
-      </w:r>
-      <w:proofErr w:type="gramStart"/>
-      <w:r>
-        <w:rPr>
-          <w:lang w:val="en-US"/>
-        </w:rPr>
-        <w:t>transitions.R</w:t>
-      </w:r>
-      <w:proofErr w:type="gramEnd"/>
-      <w:r>
-        <w:rPr>
-          <w:lang w:val="en-US"/>
-        </w:rPr>
-        <w:t>", encoding = "UTF-8")</w:t>
-      </w:r>
-    </w:p>
-    <w:p>
-      <w:r>
-        <w:t>Danach prüfen:</w:t>
+        <w:t>Hybridverfahren</w:t>
+      </w:r>
+      <w:r>
+        <w:t>:</w:t>
       </w:r>
     </w:p>
     <w:p>
       <w:pPr>
         <w:numPr>
           <w:ilvl w:val="0"/>
-          <w:numId w:val="12"/>
+          <w:numId w:val="16"/>
         </w:numPr>
       </w:pPr>
       <w:r>
-        <w:t>Data/modeloutput/nslphom/deutschland/vorlaeufig_nslphom_deutschland_endoutput.rds</w:t>
+        <w:t>globale Startmatrix: OSQP</w:t>
       </w:r>
     </w:p>
     <w:p>
       <w:pPr>
         <w:numPr>
           <w:ilvl w:val="0"/>
-          <w:numId w:val="12"/>
+          <w:numId w:val="16"/>
         </w:numPr>
       </w:pPr>
       <w:r>
-        <w:t>Data/modeloutput/nslphom/ostdeutschland/vorlaeufig_nslphom_ost_endoutput.rds</w:t>
-      </w:r>
+        <w:t xml:space="preserve">lokale Probleme: standardmäßig </w:t>
+      </w:r>
+      <w:proofErr w:type="spellStart"/>
+      <w:r>
+        <w:t>lp_solve</w:t>
+      </w:r>
+      <w:proofErr w:type="spellEnd"/>
     </w:p>
     <w:p>
       <w:pPr>
         <w:numPr>
           <w:ilvl w:val="0"/>
-          <w:numId w:val="12"/>
+          <w:numId w:val="16"/>
         </w:numPr>
       </w:pPr>
       <w:r>
-        <w:t>Data/</w:t>
-      </w:r>
-      <w:proofErr w:type="spellStart"/>
-      <w:r>
-        <w:t>modeloutput</w:t>
-      </w:r>
-      <w:proofErr w:type="spellEnd"/>
-      <w:r>
-        <w:t>/</w:t>
-      </w:r>
-      <w:proofErr w:type="spellStart"/>
-      <w:r>
-        <w:t>regression</w:t>
-      </w:r>
-      <w:proofErr w:type="spellEnd"/>
-      <w:r>
-        <w:t>/</w:t>
-      </w:r>
-      <w:proofErr w:type="spellStart"/>
-      <w:r>
-        <w:t>ostdeutschland</w:t>
-      </w:r>
-      <w:proofErr w:type="spellEnd"/>
-      <w:r>
-        <w:t>/</w:t>
-      </w:r>
-    </w:p>
-    <w:p>
-      <w:pPr>
-        <w:numPr>
-          <w:ilvl w:val="0"/>
-          <w:numId w:val="12"/>
-        </w:numPr>
-      </w:pPr>
-      <w:r>
-        <w:t>Data/</w:t>
-      </w:r>
-      <w:proofErr w:type="spellStart"/>
-      <w:r>
-        <w:t>validierung</w:t>
-      </w:r>
-      <w:proofErr w:type="spellEnd"/>
-      <w:r>
-        <w:t>/</w:t>
-      </w:r>
-      <w:proofErr w:type="spellStart"/>
-      <w:r>
-        <w:t>homogenitaetsannahme</w:t>
-      </w:r>
-      <w:proofErr w:type="spellEnd"/>
-      <w:r>
-        <w:t>/</w:t>
-      </w:r>
-    </w:p>
-    <w:p>
-      <w:pPr>
-        <w:numPr>
-          <w:ilvl w:val="0"/>
-          <w:numId w:val="12"/>
-        </w:numPr>
-      </w:pPr>
-      <w:r>
-        <w:t>Charts/</w:t>
-      </w:r>
-      <w:proofErr w:type="spellStart"/>
-      <w:r>
-        <w:t>homogenitaetsannahme</w:t>
-      </w:r>
-      <w:proofErr w:type="spellEnd"/>
-      <w:r>
-        <w:t>/</w:t>
-      </w:r>
-    </w:p>
-    <w:p>
-      <w:r>
-        <w:t>Wenn das stabil läuft, dann zusätzlich:</w:t>
-      </w:r>
-    </w:p>
-    <w:p>
-      <w:pPr>
-        <w:rPr>
-          <w:lang w:val="en-US"/>
-        </w:rPr>
-      </w:pPr>
-      <w:proofErr w:type="gramStart"/>
-      <w:r>
-        <w:rPr>
-          <w:lang w:val="en-US"/>
-        </w:rPr>
-        <w:t>source(</w:t>
-      </w:r>
-      <w:proofErr w:type="gramEnd"/>
-      <w:r>
-        <w:rPr>
-          <w:lang w:val="en-US"/>
-        </w:rPr>
-        <w:t>"Scripts/13_find_optimal_iter_max_nslphom_</w:t>
-      </w:r>
-      <w:proofErr w:type="gramStart"/>
-      <w:r>
-        <w:rPr>
-          <w:lang w:val="en-US"/>
-        </w:rPr>
-        <w:t>dual.R</w:t>
-      </w:r>
-      <w:proofErr w:type="gramEnd"/>
-      <w:r>
-        <w:rPr>
-          <w:lang w:val="en-US"/>
-        </w:rPr>
-        <w:t>", encoding = "UTF-8")</w:t>
-      </w:r>
-    </w:p>
-    <w:p>
-      <w:pPr>
-        <w:rPr>
-          <w:lang w:val="en-US"/>
-        </w:rPr>
-      </w:pPr>
-      <w:proofErr w:type="gramStart"/>
-      <w:r>
-        <w:rPr>
-          <w:lang w:val="en-US"/>
-        </w:rPr>
-        <w:t>source(</w:t>
-      </w:r>
-      <w:proofErr w:type="gramEnd"/>
-      <w:r>
-        <w:rPr>
-          <w:lang w:val="en-US"/>
-        </w:rPr>
-        <w:t>"Scripts/05c_validate_final_method_dual_</w:t>
-      </w:r>
-      <w:proofErr w:type="gramStart"/>
-      <w:r>
-        <w:rPr>
-          <w:lang w:val="en-US"/>
-        </w:rPr>
-        <w:t>osqp.R</w:t>
-      </w:r>
-      <w:proofErr w:type="gramEnd"/>
-      <w:r>
-        <w:rPr>
-          <w:lang w:val="en-US"/>
-        </w:rPr>
-        <w:t>", encoding = "UTF-8")</w:t>
-      </w:r>
-    </w:p>
-    <w:p>
-      <w:r>
-        <w:t xml:space="preserve">Bootstrap würde ich nur starten, wenn die </w:t>
-      </w:r>
-      <w:proofErr w:type="spellStart"/>
-      <w:r>
-        <w:t>Hauptfits</w:t>
-      </w:r>
-      <w:proofErr w:type="spellEnd"/>
-      <w:r>
-        <w:t xml:space="preserve"> sauber sind:</w:t>
-      </w:r>
-    </w:p>
-    <w:p>
-      <w:proofErr w:type="spellStart"/>
-      <w:proofErr w:type="gramStart"/>
+        <w:t>Dual-Kombination: dein eigener R-Code</w:t>
+      </w:r>
+    </w:p>
+    <w:p>
+      <w:r>
+        <w:t>Das steht in [</w:t>
+      </w:r>
+      <w:proofErr w:type="spellStart"/>
+      <w:r>
+        <w:t>nslphom_functions.R</w:t>
+      </w:r>
+      <w:proofErr w:type="spellEnd"/>
+      <w:r>
+        <w:t xml:space="preserve"> (</w:t>
+      </w:r>
+      <w:proofErr w:type="spellStart"/>
+      <w:r>
+        <w:t>line</w:t>
+      </w:r>
+      <w:proofErr w:type="spellEnd"/>
+      <w:r>
+        <w:t xml:space="preserve"> 685)](C:/Users/Leonie/Documents/Studium/Bachelorarbeit/Waehlendenwanderung/Functions/nslphom_functions.R:685). Nur mit</w:t>
+      </w:r>
+    </w:p>
+    <w:p>
+      <w:proofErr w:type="spellStart"/>
       <w:r>
         <w:t>options</w:t>
       </w:r>
@@ -2677,707 +2720,924 @@
       </w:r>
       <w:proofErr w:type="spellStart"/>
       <w:r>
-        <w:t>waehlendenwanderung.bootstrap</w:t>
-      </w:r>
-      <w:proofErr w:type="gramEnd"/>
-      <w:r>
-        <w:t>_n</w:t>
-      </w:r>
-      <w:proofErr w:type="spellEnd"/>
-      <w:r>
-        <w:t xml:space="preserve"> = 500L)</w:t>
-      </w:r>
-    </w:p>
-    <w:p>
-      <w:proofErr w:type="spellStart"/>
-      <w:proofErr w:type="gramStart"/>
-      <w:r>
-        <w:t>options</w:t>
-      </w:r>
-      <w:proofErr w:type="spellEnd"/>
-      <w:r>
-        <w:t>(</w:t>
-      </w:r>
-      <w:proofErr w:type="spellStart"/>
-      <w:r>
-        <w:t>waehlendenwanderung.bootstrap</w:t>
-      </w:r>
-      <w:proofErr w:type="gramEnd"/>
-      <w:r>
-        <w:t>_sample_size</w:t>
-      </w:r>
-      <w:proofErr w:type="spellEnd"/>
-      <w:r>
-        <w:t xml:space="preserve"> = NULL)</w:t>
-      </w:r>
-    </w:p>
-    <w:p>
-      <w:pPr>
-        <w:rPr>
-          <w:lang w:val="en-US"/>
-        </w:rPr>
-      </w:pPr>
-      <w:proofErr w:type="gramStart"/>
-      <w:r>
-        <w:rPr>
-          <w:lang w:val="en-US"/>
-        </w:rPr>
-        <w:t>source(</w:t>
-      </w:r>
-      <w:proofErr w:type="gramEnd"/>
-      <w:r>
-        <w:rPr>
-          <w:lang w:val="en-US"/>
-        </w:rPr>
-        <w:t>"Scripts/08_bootstrap_nslphom_</w:t>
-      </w:r>
-      <w:proofErr w:type="gramStart"/>
-      <w:r>
-        <w:rPr>
-          <w:lang w:val="en-US"/>
-        </w:rPr>
-        <w:t>regression.R</w:t>
-      </w:r>
-      <w:proofErr w:type="gramEnd"/>
-      <w:r>
-        <w:rPr>
-          <w:lang w:val="en-US"/>
-        </w:rPr>
-        <w:t>", encoding = "UTF-8")</w:t>
-      </w:r>
-    </w:p>
-    <w:p>
-      <w:r>
-        <w:t xml:space="preserve">Aber: 500 Bootstrapläufe mit </w:t>
-      </w:r>
-      <w:proofErr w:type="spellStart"/>
-      <w:r>
-        <w:t>nslphom_dual</w:t>
-      </w:r>
-      <w:proofErr w:type="spellEnd"/>
-      <w:r>
-        <w:t xml:space="preserve"> können auch auf gutem Rechner sehr lange dauern. Ich würde erst mit </w:t>
-      </w:r>
-      <w:proofErr w:type="spellStart"/>
-      <w:r>
-        <w:t>bootstrap_n</w:t>
-      </w:r>
-      <w:proofErr w:type="spellEnd"/>
-      <w:r>
-        <w:t xml:space="preserve"> = 5L testen.</w:t>
-      </w:r>
-    </w:p>
-    <w:p>
+        <w:t>waehlendenwanderung.osqp_local_solver</w:t>
+      </w:r>
+      <w:proofErr w:type="spellEnd"/>
+      <w:r>
+        <w:t xml:space="preserve"> = "</w:t>
+      </w:r>
+      <w:proofErr w:type="spellStart"/>
+      <w:r>
+        <w:t>osqp</w:t>
+      </w:r>
+      <w:proofErr w:type="spellEnd"/>
+      <w:r>
+        <w:t>")</w:t>
+      </w:r>
+    </w:p>
+    <w:p>
+      <w:r>
+        <w:t>werden auch die lokalen Probleme durch OSQP gelöst.</w:t>
+      </w:r>
+    </w:p>
+    <w:p>
+      <w:pPr>
+        <w:rPr>
+          <w:lang w:val="en-US"/>
+        </w:rPr>
+      </w:pPr>
+      <w:proofErr w:type="spellStart"/>
       <w:r>
         <w:rPr>
           <w:b/>
           <w:bCs/>
-        </w:rPr>
-        <w:t xml:space="preserve">Was du heute schon </w:t>
-      </w:r>
-      <w:proofErr w:type="gramStart"/>
+          <w:lang w:val="en-US"/>
+        </w:rPr>
+        <w:t>Originalcode</w:t>
+      </w:r>
+      <w:proofErr w:type="spellEnd"/>
       <w:r>
         <w:rPr>
           <w:b/>
           <w:bCs/>
-        </w:rPr>
-        <w:t>laufen lassen kannst</w:t>
-      </w:r>
-      <w:proofErr w:type="gramEnd"/>
-      <w:r>
-        <w:br/>
-        <w:t>Diese Skripte sind nicht der eigentliche Speicherflaschenhals und sollten heute gehen:</w:t>
-      </w:r>
-    </w:p>
-    <w:p>
-      <w:pPr>
-        <w:rPr>
-          <w:lang w:val="en-US"/>
-        </w:rPr>
-      </w:pPr>
-      <w:proofErr w:type="gramStart"/>
-      <w:r>
-        <w:rPr>
-          <w:lang w:val="en-US"/>
-        </w:rPr>
-        <w:t>source(</w:t>
-      </w:r>
-      <w:proofErr w:type="gramEnd"/>
-      <w:r>
-        <w:rPr>
-          <w:lang w:val="en-US"/>
-        </w:rPr>
-        <w:t>"Scripts/</w:t>
-      </w:r>
-      <w:proofErr w:type="spellStart"/>
-      <w:r>
-        <w:rPr>
-          <w:lang w:val="en-US"/>
-        </w:rPr>
-        <w:t>mapping_</w:t>
-      </w:r>
-      <w:proofErr w:type="gramStart"/>
-      <w:r>
-        <w:rPr>
-          <w:lang w:val="en-US"/>
-        </w:rPr>
-        <w:t>gebiete.R</w:t>
-      </w:r>
-      <w:proofErr w:type="spellEnd"/>
-      <w:proofErr w:type="gramEnd"/>
-      <w:r>
-        <w:rPr>
-          <w:lang w:val="en-US"/>
-        </w:rPr>
-        <w:t>", encoding = "UTF-8")</w:t>
-      </w:r>
-    </w:p>
-    <w:p>
-      <w:pPr>
-        <w:rPr>
-          <w:lang w:val="en-US"/>
-        </w:rPr>
-      </w:pPr>
-      <w:proofErr w:type="gramStart"/>
-      <w:r>
-        <w:rPr>
-          <w:lang w:val="en-US"/>
-        </w:rPr>
-        <w:t>source(</w:t>
-      </w:r>
-      <w:proofErr w:type="gramEnd"/>
-      <w:r>
-        <w:rPr>
-          <w:lang w:val="en-US"/>
-        </w:rPr>
-        <w:t>"Scripts/</w:t>
-      </w:r>
-      <w:proofErr w:type="spellStart"/>
-      <w:r>
-        <w:rPr>
-          <w:lang w:val="en-US"/>
-        </w:rPr>
-        <w:t>mapping_</w:t>
-      </w:r>
-      <w:proofErr w:type="gramStart"/>
-      <w:r>
-        <w:rPr>
-          <w:lang w:val="en-US"/>
-        </w:rPr>
-        <w:t>wahldaten.R</w:t>
-      </w:r>
-      <w:proofErr w:type="spellEnd"/>
-      <w:proofErr w:type="gramEnd"/>
-      <w:r>
-        <w:rPr>
-          <w:lang w:val="en-US"/>
-        </w:rPr>
-        <w:t>", encoding = "UTF-8")</w:t>
-      </w:r>
-    </w:p>
-    <w:p>
-      <w:pPr>
-        <w:rPr>
-          <w:lang w:val="en-US"/>
-        </w:rPr>
-      </w:pPr>
-      <w:proofErr w:type="gramStart"/>
-      <w:r>
-        <w:rPr>
-          <w:lang w:val="en-US"/>
-        </w:rPr>
-        <w:t>source(</w:t>
-      </w:r>
-      <w:proofErr w:type="gramEnd"/>
-      <w:r>
-        <w:rPr>
-          <w:lang w:val="en-US"/>
-        </w:rPr>
-        <w:t>"Scripts/01_prepare_nslphom_</w:t>
-      </w:r>
-      <w:proofErr w:type="gramStart"/>
-      <w:r>
-        <w:rPr>
-          <w:lang w:val="en-US"/>
-        </w:rPr>
-        <w:t>input.R</w:t>
-      </w:r>
-      <w:proofErr w:type="gramEnd"/>
-      <w:r>
-        <w:rPr>
-          <w:lang w:val="en-US"/>
-        </w:rPr>
-        <w:t>", encoding = "UTF-8")</w:t>
-      </w:r>
-    </w:p>
-    <w:p>
-      <w:pPr>
-        <w:rPr>
-          <w:lang w:val="en-US"/>
-        </w:rPr>
-      </w:pPr>
-      <w:proofErr w:type="gramStart"/>
-      <w:r>
-        <w:rPr>
-          <w:lang w:val="en-US"/>
-        </w:rPr>
-        <w:t>source(</w:t>
-      </w:r>
-      <w:proofErr w:type="gramEnd"/>
-      <w:r>
-        <w:rPr>
-          <w:lang w:val="en-US"/>
-        </w:rPr>
-        <w:t>"Scripts/</w:t>
-      </w:r>
-      <w:proofErr w:type="spellStart"/>
-      <w:r>
-        <w:rPr>
-          <w:lang w:val="en-US"/>
-        </w:rPr>
-        <w:t>cleaning_</w:t>
-      </w:r>
-      <w:proofErr w:type="gramStart"/>
-      <w:r>
-        <w:rPr>
-          <w:lang w:val="en-US"/>
-        </w:rPr>
-        <w:t>strukturdaten.R</w:t>
-      </w:r>
-      <w:proofErr w:type="spellEnd"/>
-      <w:proofErr w:type="gramEnd"/>
-      <w:r>
-        <w:rPr>
-          <w:lang w:val="en-US"/>
-        </w:rPr>
-        <w:t>", encoding = "UTF-8")</w:t>
-      </w:r>
-    </w:p>
-    <w:p>
-      <w:pPr>
-        <w:rPr>
-          <w:lang w:val="en-US"/>
-        </w:rPr>
-      </w:pPr>
-      <w:proofErr w:type="gramStart"/>
-      <w:r>
-        <w:rPr>
-          <w:lang w:val="en-US"/>
-        </w:rPr>
-        <w:t>source(</w:t>
-      </w:r>
-      <w:proofErr w:type="gramEnd"/>
-      <w:r>
-        <w:rPr>
-          <w:lang w:val="en-US"/>
-        </w:rPr>
-        <w:t>"Scripts/03_prepare_inkar_</w:t>
-      </w:r>
-      <w:proofErr w:type="gramStart"/>
-      <w:r>
-        <w:rPr>
-          <w:lang w:val="en-US"/>
-        </w:rPr>
-        <w:t>covariates.R</w:t>
-      </w:r>
-      <w:proofErr w:type="gramEnd"/>
-      <w:r>
-        <w:rPr>
-          <w:lang w:val="en-US"/>
-        </w:rPr>
-        <w:t>", encoding = "UTF-8")</w:t>
-      </w:r>
-    </w:p>
-    <w:p>
-      <w:r>
-        <w:t>Das ist sinnvoll, weil du gerade Strukturvariablen und Aggregation geändert hast. Danach sind die Inputs für morgen aktuell.</w:t>
-      </w:r>
-    </w:p>
-    <w:p>
-      <w:r>
-        <w:t>Nicht heute nötig: 02, 02a, 08, 13 in voller Größe.</w:t>
-      </w:r>
-    </w:p>
-    <w:p>
+          <w:lang w:val="en-US"/>
+        </w:rPr>
+        <w:t xml:space="preserve"> in R </w:t>
+      </w:r>
+      <w:proofErr w:type="spellStart"/>
       <w:r>
         <w:rPr>
           <w:b/>
           <w:bCs/>
-        </w:rPr>
+          <w:lang w:val="en-US"/>
+        </w:rPr>
+        <w:t>ansehen</w:t>
+      </w:r>
+      <w:proofErr w:type="spellEnd"/>
+    </w:p>
+    <w:p>
+      <w:pPr>
+        <w:rPr>
+          <w:lang w:val="en-US"/>
+        </w:rPr>
+      </w:pPr>
+      <w:r>
+        <w:rPr>
+          <w:lang w:val="en-US"/>
+        </w:rPr>
+        <w:t>library(</w:t>
+      </w:r>
+      <w:proofErr w:type="spellStart"/>
+      <w:r>
+        <w:rPr>
+          <w:lang w:val="en-US"/>
+        </w:rPr>
+        <w:t>lphom</w:t>
+      </w:r>
+      <w:proofErr w:type="spellEnd"/>
+      <w:r>
+        <w:rPr>
+          <w:lang w:val="en-US"/>
+        </w:rPr>
+        <w:t>)</w:t>
+      </w:r>
+    </w:p>
+    <w:p>
+      <w:pPr>
+        <w:rPr>
+          <w:lang w:val="en-US"/>
+        </w:rPr>
+      </w:pPr>
+    </w:p>
+    <w:p>
+      <w:pPr>
+        <w:rPr>
+          <w:lang w:val="en-US"/>
+        </w:rPr>
+      </w:pPr>
+      <w:proofErr w:type="spellStart"/>
+      <w:r>
+        <w:rPr>
+          <w:lang w:val="en-US"/>
+        </w:rPr>
+        <w:t>packageVersion</w:t>
+      </w:r>
+      <w:proofErr w:type="spellEnd"/>
+      <w:r>
+        <w:rPr>
+          <w:lang w:val="en-US"/>
+        </w:rPr>
+        <w:t>("</w:t>
+      </w:r>
+      <w:proofErr w:type="spellStart"/>
+      <w:r>
+        <w:rPr>
+          <w:lang w:val="en-US"/>
+        </w:rPr>
+        <w:t>lphom</w:t>
+      </w:r>
+      <w:proofErr w:type="spellEnd"/>
+      <w:r>
+        <w:rPr>
+          <w:lang w:val="en-US"/>
+        </w:rPr>
+        <w:t>")</w:t>
+      </w:r>
+    </w:p>
+    <w:p>
+      <w:pPr>
+        <w:rPr>
+          <w:lang w:val="en-US"/>
+        </w:rPr>
+      </w:pPr>
+      <w:proofErr w:type="spellStart"/>
+      <w:r>
+        <w:rPr>
+          <w:lang w:val="en-US"/>
+        </w:rPr>
+        <w:t>args</w:t>
+      </w:r>
+      <w:proofErr w:type="spellEnd"/>
+      <w:r>
+        <w:rPr>
+          <w:lang w:val="en-US"/>
+        </w:rPr>
+        <w:t>(</w:t>
+      </w:r>
+      <w:proofErr w:type="spellStart"/>
+      <w:r>
+        <w:rPr>
+          <w:lang w:val="en-US"/>
+        </w:rPr>
+        <w:t>nslphom</w:t>
+      </w:r>
+      <w:proofErr w:type="spellEnd"/>
+      <w:r>
+        <w:rPr>
+          <w:lang w:val="en-US"/>
+        </w:rPr>
+        <w:t>)</w:t>
+      </w:r>
+    </w:p>
+    <w:p>
+      <w:pPr>
+        <w:rPr>
+          <w:lang w:val="en-US"/>
+        </w:rPr>
+      </w:pPr>
+      <w:proofErr w:type="spellStart"/>
+      <w:r>
+        <w:rPr>
+          <w:lang w:val="en-US"/>
+        </w:rPr>
+        <w:t>args</w:t>
+      </w:r>
+      <w:proofErr w:type="spellEnd"/>
+      <w:r>
+        <w:rPr>
+          <w:lang w:val="en-US"/>
+        </w:rPr>
+        <w:t>(</w:t>
+      </w:r>
+      <w:proofErr w:type="spellStart"/>
+      <w:r>
+        <w:rPr>
+          <w:lang w:val="en-US"/>
+        </w:rPr>
+        <w:t>nslphom_dual</w:t>
+      </w:r>
+      <w:proofErr w:type="spellEnd"/>
+      <w:r>
+        <w:rPr>
+          <w:lang w:val="en-US"/>
+        </w:rPr>
+        <w:t>)</w:t>
+      </w:r>
+    </w:p>
+    <w:p>
+      <w:pPr>
+        <w:rPr>
+          <w:lang w:val="en-US"/>
+        </w:rPr>
+      </w:pPr>
+    </w:p>
+    <w:p>
+      <w:pPr>
+        <w:rPr>
+          <w:lang w:val="en-US"/>
+        </w:rPr>
+      </w:pPr>
+      <w:proofErr w:type="spellStart"/>
+      <w:r>
+        <w:rPr>
+          <w:lang w:val="en-US"/>
+        </w:rPr>
+        <w:t>getAnywhere</w:t>
+      </w:r>
+      <w:proofErr w:type="spellEnd"/>
+      <w:r>
+        <w:rPr>
+          <w:lang w:val="en-US"/>
+        </w:rPr>
+        <w:t>("</w:t>
+      </w:r>
+      <w:proofErr w:type="spellStart"/>
+      <w:r>
+        <w:rPr>
+          <w:lang w:val="en-US"/>
+        </w:rPr>
+        <w:t>nslphom</w:t>
+      </w:r>
+      <w:proofErr w:type="spellEnd"/>
+      <w:r>
+        <w:rPr>
+          <w:lang w:val="en-US"/>
+        </w:rPr>
+        <w:t>")</w:t>
+      </w:r>
+    </w:p>
+    <w:p>
+      <w:pPr>
+        <w:rPr>
+          <w:lang w:val="en-US"/>
+        </w:rPr>
+      </w:pPr>
+      <w:proofErr w:type="spellStart"/>
+      <w:r>
+        <w:rPr>
+          <w:lang w:val="en-US"/>
+        </w:rPr>
+        <w:t>getAnywhere</w:t>
+      </w:r>
+      <w:proofErr w:type="spellEnd"/>
+      <w:r>
+        <w:rPr>
+          <w:lang w:val="en-US"/>
+        </w:rPr>
+        <w:t>("</w:t>
+      </w:r>
+      <w:proofErr w:type="spellStart"/>
+      <w:r>
+        <w:rPr>
+          <w:lang w:val="en-US"/>
+        </w:rPr>
+        <w:t>nslphom_dual</w:t>
+      </w:r>
+      <w:proofErr w:type="spellEnd"/>
+      <w:r>
+        <w:rPr>
+          <w:lang w:val="en-US"/>
+        </w:rPr>
+        <w:t>")</w:t>
+      </w:r>
+    </w:p>
+    <w:p>
+      <w:r>
         <w:lastRenderedPageBreak/>
-        <w:t xml:space="preserve">Woran es morgen </w:t>
-      </w:r>
-      <w:proofErr w:type="gramStart"/>
-      <w:r>
-        <w:rPr>
-          <w:b/>
-          <w:bCs/>
-        </w:rPr>
-        <w:t>scheitern könnte</w:t>
-      </w:r>
-      <w:proofErr w:type="gramEnd"/>
-      <w:r>
-        <w:br/>
-        <w:t>Die größten Risiken:</w:t>
-      </w:r>
-    </w:p>
-    <w:p>
-      <w:pPr>
-        <w:numPr>
-          <w:ilvl w:val="0"/>
-          <w:numId w:val="13"/>
-        </w:numPr>
-      </w:pPr>
-      <w:r>
-        <w:t xml:space="preserve">R-Umgebung: Auf meinem Check hier findet </w:t>
-      </w:r>
-      <w:proofErr w:type="spellStart"/>
-      <w:r>
-        <w:t>Rscript</w:t>
-      </w:r>
-      <w:proofErr w:type="spellEnd"/>
-      <w:r>
-        <w:t xml:space="preserve"> teils </w:t>
-      </w:r>
-      <w:proofErr w:type="spellStart"/>
-      <w:r>
+        <w:t>Nicht exportierte interne Funktionen findest du so:</w:t>
+      </w:r>
+    </w:p>
+    <w:p>
+      <w:pPr>
+        <w:rPr>
+          <w:lang w:val="en-US"/>
+        </w:rPr>
+      </w:pPr>
+      <w:r>
+        <w:rPr>
+          <w:lang w:val="en-US"/>
+        </w:rPr>
+        <w:t>ls(</w:t>
+      </w:r>
+      <w:proofErr w:type="spellStart"/>
+      <w:r>
+        <w:rPr>
+          <w:lang w:val="en-US"/>
+        </w:rPr>
+        <w:t>asNamespace</w:t>
+      </w:r>
+      <w:proofErr w:type="spellEnd"/>
+      <w:r>
+        <w:rPr>
+          <w:lang w:val="en-US"/>
+        </w:rPr>
+        <w:t>("</w:t>
+      </w:r>
+      <w:proofErr w:type="spellStart"/>
+      <w:r>
+        <w:rPr>
+          <w:lang w:val="en-US"/>
+        </w:rPr>
         <w:t>lphom</w:t>
       </w:r>
       <w:proofErr w:type="spellEnd"/>
       <w:r>
-        <w:t xml:space="preserve"> nicht, und </w:t>
-      </w:r>
-      <w:proofErr w:type="spellStart"/>
-      <w:r>
-        <w:t>renv</w:t>
-      </w:r>
-      <w:proofErr w:type="spellEnd"/>
-      <w:r>
-        <w:t xml:space="preserve"> versucht zu bootstrappen. Auf dem guten PC müssen mindestens installiert sein:</w:t>
-      </w:r>
-      <w:r>
-        <w:br/>
-      </w:r>
-      <w:proofErr w:type="spellStart"/>
-      <w:r>
+        <w:rPr>
+          <w:lang w:val="en-US"/>
+        </w:rPr>
+        <w:t xml:space="preserve">"), </w:t>
+      </w:r>
+      <w:proofErr w:type="spellStart"/>
+      <w:r>
+        <w:rPr>
+          <w:lang w:val="en-US"/>
+        </w:rPr>
+        <w:t>all.names</w:t>
+      </w:r>
+      <w:proofErr w:type="spellEnd"/>
+      <w:r>
+        <w:rPr>
+          <w:lang w:val="en-US"/>
+        </w:rPr>
+        <w:t xml:space="preserve"> = TRUE)</w:t>
+      </w:r>
+    </w:p>
+    <w:p>
+      <w:pPr>
+        <w:rPr>
+          <w:lang w:val="en-US"/>
+        </w:rPr>
+      </w:pPr>
+    </w:p>
+    <w:p>
+      <w:pPr>
+        <w:rPr>
+          <w:lang w:val="en-US"/>
+        </w:rPr>
+      </w:pPr>
+      <w:proofErr w:type="spellStart"/>
+      <w:r>
+        <w:rPr>
+          <w:lang w:val="en-US"/>
+        </w:rPr>
+        <w:t>getFromNamespace</w:t>
+      </w:r>
+      <w:proofErr w:type="spellEnd"/>
+      <w:r>
+        <w:rPr>
+          <w:lang w:val="en-US"/>
+        </w:rPr>
+        <w:t>("</w:t>
+      </w:r>
+      <w:proofErr w:type="spellStart"/>
+      <w:r>
+        <w:rPr>
+          <w:lang w:val="en-US"/>
+        </w:rPr>
+        <w:t>lphom_local_abs</w:t>
+      </w:r>
+      <w:proofErr w:type="spellEnd"/>
+      <w:r>
+        <w:rPr>
+          <w:lang w:val="en-US"/>
+        </w:rPr>
+        <w:t>", "</w:t>
+      </w:r>
+      <w:proofErr w:type="spellStart"/>
+      <w:r>
+        <w:rPr>
+          <w:lang w:val="en-US"/>
+        </w:rPr>
         <w:t>lphom</w:t>
       </w:r>
       <w:proofErr w:type="spellEnd"/>
       <w:r>
-        <w:t xml:space="preserve">, </w:t>
-      </w:r>
-      <w:proofErr w:type="spellStart"/>
-      <w:r>
-        <w:t>osqp</w:t>
-      </w:r>
-      <w:proofErr w:type="spellEnd"/>
-      <w:r>
-        <w:t xml:space="preserve">, </w:t>
-      </w:r>
-      <w:proofErr w:type="spellStart"/>
-      <w:r>
-        <w:t>dplyr</w:t>
-      </w:r>
-      <w:proofErr w:type="spellEnd"/>
-      <w:r>
-        <w:t xml:space="preserve">, </w:t>
-      </w:r>
-      <w:proofErr w:type="spellStart"/>
-      <w:r>
-        <w:t>tidyr</w:t>
-      </w:r>
-      <w:proofErr w:type="spellEnd"/>
-      <w:r>
-        <w:t xml:space="preserve">, ggplot2, </w:t>
-      </w:r>
-      <w:proofErr w:type="spellStart"/>
-      <w:r>
-        <w:t>scales</w:t>
-      </w:r>
-      <w:proofErr w:type="spellEnd"/>
-      <w:r>
-        <w:t xml:space="preserve">, </w:t>
-      </w:r>
-      <w:proofErr w:type="spellStart"/>
-      <w:proofErr w:type="gramStart"/>
-      <w:r>
-        <w:t>data.table</w:t>
-      </w:r>
-      <w:proofErr w:type="spellEnd"/>
-      <w:proofErr w:type="gramEnd"/>
-      <w:r>
-        <w:t>, sf, Matrix.</w:t>
-      </w:r>
-    </w:p>
-    <w:p>
-      <w:pPr>
-        <w:numPr>
-          <w:ilvl w:val="0"/>
-          <w:numId w:val="13"/>
-        </w:numPr>
-      </w:pPr>
-      <w:r>
-        <w:t xml:space="preserve">OSQP/Lokal-Solver-Konsistenz: Dein OSQP-Weg nutzt aktuell OSQP für die globale Schätzung und standardmäßig </w:t>
-      </w:r>
-      <w:proofErr w:type="spellStart"/>
-      <w:r>
-        <w:t>lp_solve</w:t>
-      </w:r>
-      <w:proofErr w:type="spellEnd"/>
-      <w:r>
-        <w:t xml:space="preserve"> lokal, sofern du nicht setzt:</w:t>
-      </w:r>
-    </w:p>
-    <w:p>
-      <w:proofErr w:type="spellStart"/>
-      <w:proofErr w:type="gramStart"/>
-      <w:r>
-        <w:t>options</w:t>
+        <w:rPr>
+          <w:lang w:val="en-US"/>
+        </w:rPr>
+        <w:t>")</w:t>
+      </w:r>
+    </w:p>
+    <w:p>
+      <w:pPr>
+        <w:rPr>
+          <w:lang w:val="en-US"/>
+        </w:rPr>
+      </w:pPr>
+      <w:proofErr w:type="spellStart"/>
+      <w:r>
+        <w:rPr>
+          <w:lang w:val="en-US"/>
+        </w:rPr>
+        <w:t>getFromNamespace</w:t>
+      </w:r>
+      <w:proofErr w:type="spellEnd"/>
+      <w:r>
+        <w:rPr>
+          <w:lang w:val="en-US"/>
+        </w:rPr>
+        <w:t>("</w:t>
+      </w:r>
+      <w:proofErr w:type="spellStart"/>
+      <w:r>
+        <w:rPr>
+          <w:lang w:val="en-US"/>
+        </w:rPr>
+        <w:t>HET_MT.votos_MT.prop_Y</w:t>
+      </w:r>
+      <w:proofErr w:type="spellEnd"/>
+      <w:r>
+        <w:rPr>
+          <w:lang w:val="en-US"/>
+        </w:rPr>
+        <w:t>", "</w:t>
+      </w:r>
+      <w:proofErr w:type="spellStart"/>
+      <w:r>
+        <w:rPr>
+          <w:lang w:val="en-US"/>
+        </w:rPr>
+        <w:t>lphom</w:t>
+      </w:r>
+      <w:proofErr w:type="spellEnd"/>
+      <w:r>
+        <w:rPr>
+          <w:lang w:val="en-US"/>
+        </w:rPr>
+        <w:t>")</w:t>
+      </w:r>
+    </w:p>
+    <w:p>
+      <w:pPr>
+        <w:rPr>
+          <w:lang w:val="en-US"/>
+        </w:rPr>
+      </w:pPr>
+      <w:proofErr w:type="spellStart"/>
+      <w:r>
+        <w:rPr>
+          <w:lang w:val="en-US"/>
+        </w:rPr>
+        <w:t>getFromNamespace</w:t>
+      </w:r>
+      <w:proofErr w:type="spellEnd"/>
+      <w:r>
+        <w:rPr>
+          <w:lang w:val="en-US"/>
+        </w:rPr>
+        <w:t>("model_lphom_apriori_1_2", "</w:t>
+      </w:r>
+      <w:proofErr w:type="spellStart"/>
+      <w:r>
+        <w:rPr>
+          <w:lang w:val="en-US"/>
+        </w:rPr>
+        <w:t>lphom</w:t>
+      </w:r>
+      <w:proofErr w:type="spellEnd"/>
+      <w:r>
+        <w:rPr>
+          <w:lang w:val="en-US"/>
+        </w:rPr>
+        <w:t>")</w:t>
+      </w:r>
+    </w:p>
+    <w:p>
+      <w:pPr>
+        <w:rPr>
+          <w:lang w:val="en-US"/>
+        </w:rPr>
+      </w:pPr>
+      <w:proofErr w:type="spellStart"/>
+      <w:r>
+        <w:rPr>
+          <w:lang w:val="en-US"/>
+        </w:rPr>
+        <w:t>Komfortabler</w:t>
+      </w:r>
+      <w:proofErr w:type="spellEnd"/>
+      <w:r>
+        <w:rPr>
+          <w:lang w:val="en-US"/>
+        </w:rPr>
+        <w:t xml:space="preserve"> </w:t>
+      </w:r>
+      <w:proofErr w:type="spellStart"/>
+      <w:r>
+        <w:rPr>
+          <w:lang w:val="en-US"/>
+        </w:rPr>
+        <w:t>im</w:t>
+      </w:r>
+      <w:proofErr w:type="spellEnd"/>
+      <w:r>
+        <w:rPr>
+          <w:lang w:val="en-US"/>
+        </w:rPr>
+        <w:t xml:space="preserve"> RStudio-</w:t>
+      </w:r>
+      <w:proofErr w:type="spellStart"/>
+      <w:r>
+        <w:rPr>
+          <w:lang w:val="en-US"/>
+        </w:rPr>
+        <w:t>Sourcefenster</w:t>
+      </w:r>
+      <w:proofErr w:type="spellEnd"/>
+      <w:r>
+        <w:rPr>
+          <w:lang w:val="en-US"/>
+        </w:rPr>
+        <w:t>:</w:t>
+      </w:r>
+    </w:p>
+    <w:p>
+      <w:pPr>
+        <w:rPr>
+          <w:lang w:val="en-US"/>
+        </w:rPr>
+      </w:pPr>
+      <w:r>
+        <w:rPr>
+          <w:lang w:val="en-US"/>
+        </w:rPr>
+        <w:t>View(</w:t>
+      </w:r>
+      <w:proofErr w:type="spellStart"/>
+      <w:r>
+        <w:rPr>
+          <w:lang w:val="en-US"/>
+        </w:rPr>
+        <w:t>deparse</w:t>
+      </w:r>
+      <w:proofErr w:type="spellEnd"/>
+      <w:r>
+        <w:rPr>
+          <w:lang w:val="en-US"/>
+        </w:rPr>
+        <w:t>(body(</w:t>
+      </w:r>
+      <w:proofErr w:type="spellStart"/>
+      <w:r>
+        <w:rPr>
+          <w:lang w:val="en-US"/>
+        </w:rPr>
+        <w:t>lphom</w:t>
+      </w:r>
+      <w:proofErr w:type="spellEnd"/>
+      <w:r>
+        <w:rPr>
+          <w:lang w:val="en-US"/>
+        </w:rPr>
+        <w:t>::</w:t>
+      </w:r>
+      <w:proofErr w:type="spellStart"/>
+      <w:r>
+        <w:rPr>
+          <w:lang w:val="en-US"/>
+        </w:rPr>
+        <w:t>nslphom_dual</w:t>
+      </w:r>
+      <w:proofErr w:type="spellEnd"/>
+      <w:r>
+        <w:rPr>
+          <w:lang w:val="en-US"/>
+        </w:rPr>
+        <w:t>)))</w:t>
+      </w:r>
+    </w:p>
+    <w:p>
+      <w:pPr>
+        <w:rPr>
+          <w:lang w:val="en-US"/>
+        </w:rPr>
+      </w:pPr>
+      <w:r>
+        <w:rPr>
+          <w:lang w:val="en-US"/>
+        </w:rPr>
+        <w:t>View(</w:t>
+      </w:r>
+      <w:proofErr w:type="spellStart"/>
+      <w:r>
+        <w:rPr>
+          <w:lang w:val="en-US"/>
+        </w:rPr>
+        <w:t>deparse</w:t>
+      </w:r>
+      <w:proofErr w:type="spellEnd"/>
+      <w:r>
+        <w:rPr>
+          <w:lang w:val="en-US"/>
+        </w:rPr>
+        <w:t>(body(</w:t>
+      </w:r>
+      <w:proofErr w:type="spellStart"/>
+      <w:r>
+        <w:rPr>
+          <w:lang w:val="en-US"/>
+        </w:rPr>
+        <w:t>lphom</w:t>
+      </w:r>
+      <w:proofErr w:type="spellEnd"/>
+      <w:r>
+        <w:rPr>
+          <w:lang w:val="en-US"/>
+        </w:rPr>
+        <w:t>::</w:t>
+      </w:r>
+      <w:proofErr w:type="spellStart"/>
+      <w:r>
+        <w:rPr>
+          <w:lang w:val="en-US"/>
+        </w:rPr>
+        <w:t>nslphom</w:t>
+      </w:r>
+      <w:proofErr w:type="spellEnd"/>
+      <w:r>
+        <w:rPr>
+          <w:lang w:val="en-US"/>
+        </w:rPr>
+        <w:t>)))</w:t>
+      </w:r>
+    </w:p>
+    <w:p>
+      <w:pPr>
+        <w:rPr>
+          <w:lang w:val="en-US"/>
+        </w:rPr>
+      </w:pPr>
+    </w:p>
+    <w:p>
+      <w:pPr>
+        <w:rPr>
+          <w:lang w:val="en-US"/>
+        </w:rPr>
+      </w:pPr>
+      <w:r>
+        <w:rPr>
+          <w:lang w:val="en-US"/>
+        </w:rPr>
+        <w:t>View(</w:t>
+      </w:r>
+      <w:proofErr w:type="spellStart"/>
+      <w:r>
+        <w:rPr>
+          <w:lang w:val="en-US"/>
+        </w:rPr>
+        <w:t>deparse</w:t>
+      </w:r>
+      <w:proofErr w:type="spellEnd"/>
+      <w:r>
+        <w:rPr>
+          <w:lang w:val="en-US"/>
+        </w:rPr>
+        <w:t>(body(</w:t>
+      </w:r>
+    </w:p>
+    <w:p>
+      <w:pPr>
+        <w:rPr>
+          <w:lang w:val="en-US"/>
+        </w:rPr>
+      </w:pPr>
+      <w:r>
+        <w:rPr>
+          <w:lang w:val="en-US"/>
+        </w:rPr>
+        <w:t xml:space="preserve">  </w:t>
+      </w:r>
+      <w:proofErr w:type="spellStart"/>
+      <w:r>
+        <w:rPr>
+          <w:lang w:val="en-US"/>
+        </w:rPr>
+        <w:t>getFromNamespace</w:t>
+      </w:r>
+      <w:proofErr w:type="spellEnd"/>
+      <w:r>
+        <w:rPr>
+          <w:lang w:val="en-US"/>
+        </w:rPr>
+        <w:t>("</w:t>
+      </w:r>
+      <w:proofErr w:type="spellStart"/>
+      <w:r>
+        <w:rPr>
+          <w:lang w:val="en-US"/>
+        </w:rPr>
+        <w:t>lphom_local_abs</w:t>
+      </w:r>
+      <w:proofErr w:type="spellEnd"/>
+      <w:r>
+        <w:rPr>
+          <w:lang w:val="en-US"/>
+        </w:rPr>
+        <w:t>", "</w:t>
+      </w:r>
+      <w:proofErr w:type="spellStart"/>
+      <w:r>
+        <w:rPr>
+          <w:lang w:val="en-US"/>
+        </w:rPr>
+        <w:t>lphom</w:t>
+      </w:r>
+      <w:proofErr w:type="spellEnd"/>
+      <w:r>
+        <w:rPr>
+          <w:lang w:val="en-US"/>
+        </w:rPr>
+        <w:t>")</w:t>
+      </w:r>
+    </w:p>
+    <w:p>
+      <w:r>
+        <w:t>)))</w:t>
+      </w:r>
+    </w:p>
+    <w:p>
+      <w:r>
+        <w:t>Der Ordner R/</w:t>
+      </w:r>
+      <w:proofErr w:type="spellStart"/>
+      <w:r>
+        <w:t>lphom</w:t>
+      </w:r>
+      <w:proofErr w:type="spellEnd"/>
+      <w:r>
+        <w:t xml:space="preserve"> im installierten Paket enthält nur den </w:t>
+      </w:r>
+      <w:proofErr w:type="spellStart"/>
+      <w:r>
+        <w:t>Lazy</w:t>
+      </w:r>
+      <w:proofErr w:type="spellEnd"/>
+      <w:r>
+        <w:t>-Load-Mechanismus, nicht gut lesbaren Quellcode. Den vollständigen Source-</w:t>
+      </w:r>
+      <w:proofErr w:type="spellStart"/>
+      <w:r>
+        <w:t>Tarball</w:t>
+      </w:r>
+      <w:proofErr w:type="spellEnd"/>
+      <w:r>
+        <w:t xml:space="preserve"> erhältst du mit:</w:t>
+      </w:r>
+    </w:p>
+    <w:p>
+      <w:proofErr w:type="spellStart"/>
+      <w:r>
+        <w:t>download.packages</w:t>
       </w:r>
       <w:proofErr w:type="spellEnd"/>
       <w:r>
         <w:t>(</w:t>
       </w:r>
-      <w:proofErr w:type="spellStart"/>
-      <w:r>
-        <w:t>waehlendenwanderung.osqp</w:t>
-      </w:r>
-      <w:proofErr w:type="gramEnd"/>
-      <w:r>
-        <w:t>_local_solver</w:t>
-      </w:r>
-      <w:proofErr w:type="spellEnd"/>
-      <w:r>
+    </w:p>
+    <w:p>
+      <w:r>
+        <w:t xml:space="preserve">  "</w:t>
+      </w:r>
+      <w:proofErr w:type="spellStart"/>
+      <w:r>
+        <w:t>lphom</w:t>
+      </w:r>
+      <w:proofErr w:type="spellEnd"/>
+      <w:r>
+        <w:t>",</w:t>
+      </w:r>
+    </w:p>
+    <w:p>
+      <w:pPr>
+        <w:rPr>
+          <w:lang w:val="en-US"/>
+        </w:rPr>
+      </w:pPr>
+      <w:r>
+        <w:t xml:space="preserve">  </w:t>
+      </w:r>
+      <w:proofErr w:type="spellStart"/>
+      <w:r>
+        <w:rPr>
+          <w:lang w:val="en-US"/>
+        </w:rPr>
+        <w:t>destdir</w:t>
+      </w:r>
+      <w:proofErr w:type="spellEnd"/>
+      <w:r>
+        <w:rPr>
+          <w:lang w:val="en-US"/>
+        </w:rPr>
         <w:t xml:space="preserve"> = "</w:t>
       </w:r>
       <w:proofErr w:type="spellStart"/>
       <w:r>
-        <w:t>osqp</w:t>
-      </w:r>
-      <w:proofErr w:type="spellEnd"/>
-      <w:r>
-        <w:t>")</w:t>
-      </w:r>
-    </w:p>
-    <w:p>
-      <w:r>
-        <w:t xml:space="preserve">Wichtig ist: Für </w:t>
-      </w:r>
-      <w:proofErr w:type="spellStart"/>
-      <w:r>
-        <w:t>Hauptfit</w:t>
-      </w:r>
-      <w:proofErr w:type="spellEnd"/>
-      <w:r>
-        <w:t xml:space="preserve">, Deutschlandfit, </w:t>
-      </w:r>
-      <w:proofErr w:type="spellStart"/>
-      <w:r>
-        <w:t>iter_max</w:t>
-      </w:r>
-      <w:proofErr w:type="spellEnd"/>
-      <w:r>
-        <w:t>-Diagnose und Bootstrap denselben Solver-Stand nutzen.</w:t>
-      </w:r>
-    </w:p>
-    <w:p>
-      <w:pPr>
-        <w:numPr>
-          <w:ilvl w:val="0"/>
-          <w:numId w:val="13"/>
-        </w:numPr>
-      </w:pPr>
-      <w:r>
-        <w:t xml:space="preserve">Rechenzeit: Deutschlandfit + </w:t>
-      </w:r>
-      <w:proofErr w:type="spellStart"/>
-      <w:r>
-        <w:t>Ostfit</w:t>
-      </w:r>
-      <w:proofErr w:type="spellEnd"/>
-      <w:r>
-        <w:t xml:space="preserve"> + Bootstrap + </w:t>
-      </w:r>
-      <w:proofErr w:type="spellStart"/>
-      <w:r>
-        <w:t>iter_max</w:t>
-      </w:r>
-      <w:proofErr w:type="spellEnd"/>
-      <w:r>
-        <w:t xml:space="preserve"> + Validierung an einem Tag ist viel. Priorität klar setzen: Deutschlandfit, </w:t>
-      </w:r>
-      <w:proofErr w:type="spellStart"/>
-      <w:r>
-        <w:t>Ostfit</w:t>
-      </w:r>
-      <w:proofErr w:type="spellEnd"/>
-      <w:r>
-        <w:t xml:space="preserve">, Regression, </w:t>
-      </w:r>
-      <w:proofErr w:type="spellStart"/>
-      <w:r>
-        <w:t>EHet</w:t>
-      </w:r>
-      <w:proofErr w:type="spellEnd"/>
-      <w:r>
-        <w:t xml:space="preserve"> zuerst.</w:t>
-      </w:r>
-    </w:p>
-    <w:p>
-      <w:pPr>
-        <w:numPr>
-          <w:ilvl w:val="0"/>
-          <w:numId w:val="13"/>
-        </w:numPr>
-      </w:pPr>
-      <w:r>
-        <w:t xml:space="preserve">Alte Testoutputs: Nicht interpretieren. test2000, test5000, </w:t>
-      </w:r>
-      <w:proofErr w:type="spellStart"/>
-      <w:r>
-        <w:t>testSymphony</w:t>
-      </w:r>
-      <w:proofErr w:type="spellEnd"/>
-      <w:r>
-        <w:t>... sind nur technische Alt-/Testläufe.</w:t>
-      </w:r>
-    </w:p>
-    <w:p>
-      <w:pPr>
-        <w:numPr>
-          <w:ilvl w:val="0"/>
-          <w:numId w:val="13"/>
-        </w:numPr>
-        <w:rPr>
-          <w:lang w:val="en-US"/>
-        </w:rPr>
-      </w:pPr>
-      <w:r>
-        <w:t xml:space="preserve">Working </w:t>
-      </w:r>
-      <w:proofErr w:type="spellStart"/>
-      <w:r>
-        <w:t>tree</w:t>
-      </w:r>
-      <w:proofErr w:type="spellEnd"/>
-      <w:r>
-        <w:t xml:space="preserve"> ist </w:t>
-      </w:r>
-      <w:proofErr w:type="spellStart"/>
-      <w:r>
-        <w:t>dirty</w:t>
-      </w:r>
-      <w:proofErr w:type="spellEnd"/>
-      <w:r>
-        <w:t xml:space="preserve">. Das ist nicht schlimm, aber vor dem Transfer auf den guten PC solltest du sicherstellen, dass alle geänderten Skripte wirklich mitkopiert werden. </w:t>
-      </w:r>
-      <w:proofErr w:type="spellStart"/>
-      <w:r>
-        <w:rPr>
-          <w:lang w:val="en-US"/>
-        </w:rPr>
-        <w:t>Besonders</w:t>
-      </w:r>
-      <w:proofErr w:type="spellEnd"/>
-      <w:r>
-        <w:rPr>
-          <w:lang w:val="en-US"/>
-        </w:rPr>
-        <w:t>:</w:t>
-      </w:r>
-      <w:r>
-        <w:rPr>
-          <w:lang w:val="en-US"/>
-        </w:rPr>
-        <w:br/>
-        <w:t>Functions/</w:t>
-      </w:r>
-      <w:proofErr w:type="spellStart"/>
-      <w:r>
-        <w:rPr>
-          <w:lang w:val="en-US"/>
-        </w:rPr>
-        <w:t>nslphom_</w:t>
-      </w:r>
-      <w:proofErr w:type="gramStart"/>
-      <w:r>
-        <w:rPr>
-          <w:lang w:val="en-US"/>
-        </w:rPr>
-        <w:t>functions.R</w:t>
-      </w:r>
-      <w:proofErr w:type="spellEnd"/>
-      <w:proofErr w:type="gramEnd"/>
-      <w:r>
-        <w:rPr>
-          <w:lang w:val="en-US"/>
-        </w:rPr>
-        <w:t>, Functions/</w:t>
-      </w:r>
-      <w:proofErr w:type="spellStart"/>
-      <w:r>
-        <w:rPr>
-          <w:lang w:val="en-US"/>
-        </w:rPr>
-        <w:t>bootstrap_</w:t>
-      </w:r>
-      <w:proofErr w:type="gramStart"/>
-      <w:r>
-        <w:rPr>
-          <w:lang w:val="en-US"/>
-        </w:rPr>
-        <w:t>functions.R</w:t>
-      </w:r>
-      <w:proofErr w:type="spellEnd"/>
-      <w:proofErr w:type="gramEnd"/>
-      <w:r>
-        <w:rPr>
-          <w:lang w:val="en-US"/>
-        </w:rPr>
-        <w:t xml:space="preserve">, Scripts/02*, 03, 08, 09, 13, </w:t>
-      </w:r>
-      <w:proofErr w:type="spellStart"/>
-      <w:r>
-        <w:rPr>
-          <w:lang w:val="en-US"/>
-        </w:rPr>
-        <w:t>cleaning_</w:t>
-      </w:r>
-      <w:proofErr w:type="gramStart"/>
-      <w:r>
-        <w:rPr>
-          <w:lang w:val="en-US"/>
-        </w:rPr>
-        <w:t>strukturdaten.R</w:t>
-      </w:r>
-      <w:proofErr w:type="spellEnd"/>
-      <w:proofErr w:type="gramEnd"/>
-      <w:r>
-        <w:rPr>
-          <w:lang w:val="en-US"/>
-        </w:rPr>
-        <w:t>, 05c.</w:t>
-      </w:r>
-    </w:p>
-    <w:p>
-      <w:r>
-        <w:rPr>
-          <w:b/>
-          <w:bCs/>
-        </w:rPr>
-        <w:t>Mein Fazit</w:t>
-      </w:r>
-      <w:r>
-        <w:br/>
-        <w:t xml:space="preserve">Ja, morgen lohnen die Läufe. Das Projekt speichert die relevanten Ergebnisse inzwischen ausreichend gut ab. Ich würde heute die leichten Vorstufen neu erzeugen und morgen strikt zuerst Deutschlandfit und </w:t>
-      </w:r>
-      <w:proofErr w:type="spellStart"/>
-      <w:r>
-        <w:t>Ostfit</w:t>
-      </w:r>
-      <w:proofErr w:type="spellEnd"/>
-      <w:r>
-        <w:t xml:space="preserve"> prüfen, bevor du Bootstrap oder Validierung startest.</w:t>
+        <w:rPr>
+          <w:lang w:val="en-US"/>
+        </w:rPr>
+        <w:t>lphom_source</w:t>
+      </w:r>
+      <w:proofErr w:type="spellEnd"/>
+      <w:r>
+        <w:rPr>
+          <w:lang w:val="en-US"/>
+        </w:rPr>
+        <w:t>",</w:t>
+      </w:r>
+    </w:p>
+    <w:p>
+      <w:pPr>
+        <w:rPr>
+          <w:lang w:val="en-US"/>
+        </w:rPr>
+      </w:pPr>
+      <w:r>
+        <w:rPr>
+          <w:lang w:val="en-US"/>
+        </w:rPr>
+        <w:t xml:space="preserve">  type = "source"</w:t>
+      </w:r>
+    </w:p>
+    <w:p>
+      <w:pPr>
+        <w:rPr>
+          <w:lang w:val="en-US"/>
+        </w:rPr>
+      </w:pPr>
+      <w:r>
+        <w:rPr>
+          <w:lang w:val="en-US"/>
+        </w:rPr>
+        <w:t>)</w:t>
+      </w:r>
+    </w:p>
+    <w:p>
+      <w:pPr>
+        <w:rPr>
+          <w:lang w:val="en-US"/>
+        </w:rPr>
+      </w:pPr>
+    </w:p>
+    <w:p>
+      <w:pPr>
+        <w:rPr>
+          <w:lang w:val="en-US"/>
+        </w:rPr>
+      </w:pPr>
+      <w:proofErr w:type="spellStart"/>
+      <w:r>
+        <w:rPr>
+          <w:lang w:val="en-US"/>
+        </w:rPr>
+        <w:t>untar</w:t>
+      </w:r>
+      <w:proofErr w:type="spellEnd"/>
+      <w:r>
+        <w:rPr>
+          <w:lang w:val="en-US"/>
+        </w:rPr>
+        <w:t>(</w:t>
+      </w:r>
+    </w:p>
+    <w:p>
+      <w:pPr>
+        <w:rPr>
+          <w:lang w:val="en-US"/>
+        </w:rPr>
+      </w:pPr>
+      <w:r>
+        <w:rPr>
+          <w:lang w:val="en-US"/>
+        </w:rPr>
+        <w:t xml:space="preserve">  "</w:t>
+      </w:r>
+      <w:proofErr w:type="spellStart"/>
+      <w:r>
+        <w:rPr>
+          <w:lang w:val="en-US"/>
+        </w:rPr>
+        <w:t>lphom_source</w:t>
+      </w:r>
+      <w:proofErr w:type="spellEnd"/>
+      <w:r>
+        <w:rPr>
+          <w:lang w:val="en-US"/>
+        </w:rPr>
+        <w:t>/lphom_0.3.5-7.tar.gz",</w:t>
+      </w:r>
+    </w:p>
+    <w:p>
+      <w:r>
+        <w:rPr>
+          <w:lang w:val="en-US"/>
+        </w:rPr>
+        <w:t xml:space="preserve">  </w:t>
+      </w:r>
+      <w:proofErr w:type="spellStart"/>
+      <w:r>
+        <w:t>exdir</w:t>
+      </w:r>
+      <w:proofErr w:type="spellEnd"/>
+      <w:r>
+        <w:t xml:space="preserve"> = "</w:t>
+      </w:r>
+      <w:proofErr w:type="spellStart"/>
+      <w:r>
+        <w:t>lphom_source</w:t>
+      </w:r>
+      <w:proofErr w:type="spellEnd"/>
+      <w:r>
+        <w:t>"</w:t>
       </w:r>
     </w:p>
     <w:p/>
@@ -4103,6 +4363,155 @@
     </w:lvl>
   </w:abstractNum>
   <w:abstractNum w:abstractNumId="5" w15:restartNumberingAfterBreak="0">
+    <w:nsid w:val="26734C41"/>
+    <w:multiLevelType w:val="multilevel"/>
+    <w:tmpl w:val="307A0E62"/>
+    <w:lvl w:ilvl="0">
+      <w:start w:val="1"/>
+      <w:numFmt w:val="bullet"/>
+      <w:lvlText w:val=""/>
+      <w:lvlJc w:val="left"/>
+      <w:pPr>
+        <w:tabs>
+          <w:tab w:val="num" w:pos="720"/>
+        </w:tabs>
+        <w:ind w:left="720" w:hanging="360"/>
+      </w:pPr>
+      <w:rPr>
+        <w:rFonts w:ascii="Symbol" w:hAnsi="Symbol" w:hint="default"/>
+        <w:sz w:val="20"/>
+      </w:rPr>
+    </w:lvl>
+    <w:lvl w:ilvl="1" w:tentative="1">
+      <w:start w:val="1"/>
+      <w:numFmt w:val="bullet"/>
+      <w:lvlText w:val="o"/>
+      <w:lvlJc w:val="left"/>
+      <w:pPr>
+        <w:tabs>
+          <w:tab w:val="num" w:pos="1440"/>
+        </w:tabs>
+        <w:ind w:left="1440" w:hanging="360"/>
+      </w:pPr>
+      <w:rPr>
+        <w:rFonts w:ascii="Courier New" w:hAnsi="Courier New" w:hint="default"/>
+        <w:sz w:val="20"/>
+      </w:rPr>
+    </w:lvl>
+    <w:lvl w:ilvl="2" w:tentative="1">
+      <w:start w:val="1"/>
+      <w:numFmt w:val="bullet"/>
+      <w:lvlText w:val=""/>
+      <w:lvlJc w:val="left"/>
+      <w:pPr>
+        <w:tabs>
+          <w:tab w:val="num" w:pos="2160"/>
+        </w:tabs>
+        <w:ind w:left="2160" w:hanging="360"/>
+      </w:pPr>
+      <w:rPr>
+        <w:rFonts w:ascii="Wingdings" w:hAnsi="Wingdings" w:hint="default"/>
+        <w:sz w:val="20"/>
+      </w:rPr>
+    </w:lvl>
+    <w:lvl w:ilvl="3" w:tentative="1">
+      <w:start w:val="1"/>
+      <w:numFmt w:val="bullet"/>
+      <w:lvlText w:val=""/>
+      <w:lvlJc w:val="left"/>
+      <w:pPr>
+        <w:tabs>
+          <w:tab w:val="num" w:pos="2880"/>
+        </w:tabs>
+        <w:ind w:left="2880" w:hanging="360"/>
+      </w:pPr>
+      <w:rPr>
+        <w:rFonts w:ascii="Wingdings" w:hAnsi="Wingdings" w:hint="default"/>
+        <w:sz w:val="20"/>
+      </w:rPr>
+    </w:lvl>
+    <w:lvl w:ilvl="4" w:tentative="1">
+      <w:start w:val="1"/>
+      <w:numFmt w:val="bullet"/>
+      <w:lvlText w:val=""/>
+      <w:lvlJc w:val="left"/>
+      <w:pPr>
+        <w:tabs>
+          <w:tab w:val="num" w:pos="3600"/>
+        </w:tabs>
+        <w:ind w:left="3600" w:hanging="360"/>
+      </w:pPr>
+      <w:rPr>
+        <w:rFonts w:ascii="Wingdings" w:hAnsi="Wingdings" w:hint="default"/>
+        <w:sz w:val="20"/>
+      </w:rPr>
+    </w:lvl>
+    <w:lvl w:ilvl="5" w:tentative="1">
+      <w:start w:val="1"/>
+      <w:numFmt w:val="bullet"/>
+      <w:lvlText w:val=""/>
+      <w:lvlJc w:val="left"/>
+      <w:pPr>
+        <w:tabs>
+          <w:tab w:val="num" w:pos="4320"/>
+        </w:tabs>
+        <w:ind w:left="4320" w:hanging="360"/>
+      </w:pPr>
+      <w:rPr>
+        <w:rFonts w:ascii="Wingdings" w:hAnsi="Wingdings" w:hint="default"/>
+        <w:sz w:val="20"/>
+      </w:rPr>
+    </w:lvl>
+    <w:lvl w:ilvl="6" w:tentative="1">
+      <w:start w:val="1"/>
+      <w:numFmt w:val="bullet"/>
+      <w:lvlText w:val=""/>
+      <w:lvlJc w:val="left"/>
+      <w:pPr>
+        <w:tabs>
+          <w:tab w:val="num" w:pos="5040"/>
+        </w:tabs>
+        <w:ind w:left="5040" w:hanging="360"/>
+      </w:pPr>
+      <w:rPr>
+        <w:rFonts w:ascii="Wingdings" w:hAnsi="Wingdings" w:hint="default"/>
+        <w:sz w:val="20"/>
+      </w:rPr>
+    </w:lvl>
+    <w:lvl w:ilvl="7" w:tentative="1">
+      <w:start w:val="1"/>
+      <w:numFmt w:val="bullet"/>
+      <w:lvlText w:val=""/>
+      <w:lvlJc w:val="left"/>
+      <w:pPr>
+        <w:tabs>
+          <w:tab w:val="num" w:pos="5760"/>
+        </w:tabs>
+        <w:ind w:left="5760" w:hanging="360"/>
+      </w:pPr>
+      <w:rPr>
+        <w:rFonts w:ascii="Wingdings" w:hAnsi="Wingdings" w:hint="default"/>
+        <w:sz w:val="20"/>
+      </w:rPr>
+    </w:lvl>
+    <w:lvl w:ilvl="8" w:tentative="1">
+      <w:start w:val="1"/>
+      <w:numFmt w:val="bullet"/>
+      <w:lvlText w:val=""/>
+      <w:lvlJc w:val="left"/>
+      <w:pPr>
+        <w:tabs>
+          <w:tab w:val="num" w:pos="6480"/>
+        </w:tabs>
+        <w:ind w:left="6480" w:hanging="360"/>
+      </w:pPr>
+      <w:rPr>
+        <w:rFonts w:ascii="Wingdings" w:hAnsi="Wingdings" w:hint="default"/>
+        <w:sz w:val="20"/>
+      </w:rPr>
+    </w:lvl>
+  </w:abstractNum>
+  <w:abstractNum w:abstractNumId="6" w15:restartNumberingAfterBreak="0">
     <w:nsid w:val="31054603"/>
     <w:multiLevelType w:val="multilevel"/>
     <w:tmpl w:val="3C90CBCC"/>
@@ -4251,7 +4660,7 @@
       </w:rPr>
     </w:lvl>
   </w:abstractNum>
-  <w:abstractNum w:abstractNumId="6" w15:restartNumberingAfterBreak="0">
+  <w:abstractNum w:abstractNumId="7" w15:restartNumberingAfterBreak="0">
     <w:nsid w:val="341B4049"/>
     <w:multiLevelType w:val="multilevel"/>
     <w:tmpl w:val="07C69E36"/>
@@ -4400,7 +4809,7 @@
       </w:rPr>
     </w:lvl>
   </w:abstractNum>
-  <w:abstractNum w:abstractNumId="7" w15:restartNumberingAfterBreak="0">
+  <w:abstractNum w:abstractNumId="8" w15:restartNumberingAfterBreak="0">
     <w:nsid w:val="43B12E04"/>
     <w:multiLevelType w:val="multilevel"/>
     <w:tmpl w:val="FB1CF99E"/>
@@ -4513,7 +4922,7 @@
       </w:pPr>
     </w:lvl>
   </w:abstractNum>
-  <w:abstractNum w:abstractNumId="8" w15:restartNumberingAfterBreak="0">
+  <w:abstractNum w:abstractNumId="9" w15:restartNumberingAfterBreak="0">
     <w:nsid w:val="4BFB314E"/>
     <w:multiLevelType w:val="multilevel"/>
     <w:tmpl w:val="8620E33A"/>
@@ -4662,7 +5071,7 @@
       </w:rPr>
     </w:lvl>
   </w:abstractNum>
-  <w:abstractNum w:abstractNumId="9" w15:restartNumberingAfterBreak="0">
+  <w:abstractNum w:abstractNumId="10" w15:restartNumberingAfterBreak="0">
     <w:nsid w:val="4E9C0555"/>
     <w:multiLevelType w:val="multilevel"/>
     <w:tmpl w:val="6BECB9E6"/>
@@ -4775,7 +5184,7 @@
       </w:pPr>
     </w:lvl>
   </w:abstractNum>
-  <w:abstractNum w:abstractNumId="10" w15:restartNumberingAfterBreak="0">
+  <w:abstractNum w:abstractNumId="11" w15:restartNumberingAfterBreak="0">
     <w:nsid w:val="5242628E"/>
     <w:multiLevelType w:val="multilevel"/>
     <w:tmpl w:val="6CA80002"/>
@@ -4924,7 +5333,241 @@
       </w:rPr>
     </w:lvl>
   </w:abstractNum>
-  <w:abstractNum w:abstractNumId="11" w15:restartNumberingAfterBreak="0">
+  <w:abstractNum w:abstractNumId="12" w15:restartNumberingAfterBreak="0">
+    <w:nsid w:val="5259653A"/>
+    <w:multiLevelType w:val="multilevel"/>
+    <w:tmpl w:val="3B9421FA"/>
+    <w:lvl w:ilvl="0">
+      <w:start w:val="1"/>
+      <w:numFmt w:val="decimal"/>
+      <w:lvlText w:val="%1."/>
+      <w:lvlJc w:val="left"/>
+      <w:pPr>
+        <w:tabs>
+          <w:tab w:val="num" w:pos="720"/>
+        </w:tabs>
+        <w:ind w:left="720" w:hanging="360"/>
+      </w:pPr>
+    </w:lvl>
+    <w:lvl w:ilvl="1">
+      <w:start w:val="1"/>
+      <w:numFmt w:val="bullet"/>
+      <w:lvlText w:val="o"/>
+      <w:lvlJc w:val="left"/>
+      <w:pPr>
+        <w:tabs>
+          <w:tab w:val="num" w:pos="1440"/>
+        </w:tabs>
+        <w:ind w:left="1440" w:hanging="360"/>
+      </w:pPr>
+      <w:rPr>
+        <w:rFonts w:ascii="Courier New" w:hAnsi="Courier New" w:hint="default"/>
+        <w:sz w:val="20"/>
+      </w:rPr>
+    </w:lvl>
+    <w:lvl w:ilvl="2" w:tentative="1">
+      <w:start w:val="1"/>
+      <w:numFmt w:val="decimal"/>
+      <w:lvlText w:val="%3."/>
+      <w:lvlJc w:val="left"/>
+      <w:pPr>
+        <w:tabs>
+          <w:tab w:val="num" w:pos="2160"/>
+        </w:tabs>
+        <w:ind w:left="2160" w:hanging="360"/>
+      </w:pPr>
+    </w:lvl>
+    <w:lvl w:ilvl="3" w:tentative="1">
+      <w:start w:val="1"/>
+      <w:numFmt w:val="decimal"/>
+      <w:lvlText w:val="%4."/>
+      <w:lvlJc w:val="left"/>
+      <w:pPr>
+        <w:tabs>
+          <w:tab w:val="num" w:pos="2880"/>
+        </w:tabs>
+        <w:ind w:left="2880" w:hanging="360"/>
+      </w:pPr>
+    </w:lvl>
+    <w:lvl w:ilvl="4" w:tentative="1">
+      <w:start w:val="1"/>
+      <w:numFmt w:val="decimal"/>
+      <w:lvlText w:val="%5."/>
+      <w:lvlJc w:val="left"/>
+      <w:pPr>
+        <w:tabs>
+          <w:tab w:val="num" w:pos="3600"/>
+        </w:tabs>
+        <w:ind w:left="3600" w:hanging="360"/>
+      </w:pPr>
+    </w:lvl>
+    <w:lvl w:ilvl="5" w:tentative="1">
+      <w:start w:val="1"/>
+      <w:numFmt w:val="decimal"/>
+      <w:lvlText w:val="%6."/>
+      <w:lvlJc w:val="left"/>
+      <w:pPr>
+        <w:tabs>
+          <w:tab w:val="num" w:pos="4320"/>
+        </w:tabs>
+        <w:ind w:left="4320" w:hanging="360"/>
+      </w:pPr>
+    </w:lvl>
+    <w:lvl w:ilvl="6" w:tentative="1">
+      <w:start w:val="1"/>
+      <w:numFmt w:val="decimal"/>
+      <w:lvlText w:val="%7."/>
+      <w:lvlJc w:val="left"/>
+      <w:pPr>
+        <w:tabs>
+          <w:tab w:val="num" w:pos="5040"/>
+        </w:tabs>
+        <w:ind w:left="5040" w:hanging="360"/>
+      </w:pPr>
+    </w:lvl>
+    <w:lvl w:ilvl="7" w:tentative="1">
+      <w:start w:val="1"/>
+      <w:numFmt w:val="decimal"/>
+      <w:lvlText w:val="%8."/>
+      <w:lvlJc w:val="left"/>
+      <w:pPr>
+        <w:tabs>
+          <w:tab w:val="num" w:pos="5760"/>
+        </w:tabs>
+        <w:ind w:left="5760" w:hanging="360"/>
+      </w:pPr>
+    </w:lvl>
+    <w:lvl w:ilvl="8" w:tentative="1">
+      <w:start w:val="1"/>
+      <w:numFmt w:val="decimal"/>
+      <w:lvlText w:val="%9."/>
+      <w:lvlJc w:val="left"/>
+      <w:pPr>
+        <w:tabs>
+          <w:tab w:val="num" w:pos="6480"/>
+        </w:tabs>
+        <w:ind w:left="6480" w:hanging="360"/>
+      </w:pPr>
+    </w:lvl>
+  </w:abstractNum>
+  <w:abstractNum w:abstractNumId="13" w15:restartNumberingAfterBreak="0">
+    <w:nsid w:val="6B991D6C"/>
+    <w:multiLevelType w:val="multilevel"/>
+    <w:tmpl w:val="FDD22C96"/>
+    <w:lvl w:ilvl="0">
+      <w:start w:val="1"/>
+      <w:numFmt w:val="decimal"/>
+      <w:lvlText w:val="%1."/>
+      <w:lvlJc w:val="left"/>
+      <w:pPr>
+        <w:tabs>
+          <w:tab w:val="num" w:pos="720"/>
+        </w:tabs>
+        <w:ind w:left="720" w:hanging="360"/>
+      </w:pPr>
+    </w:lvl>
+    <w:lvl w:ilvl="1">
+      <w:start w:val="1"/>
+      <w:numFmt w:val="bullet"/>
+      <w:lvlText w:val="o"/>
+      <w:lvlJc w:val="left"/>
+      <w:pPr>
+        <w:tabs>
+          <w:tab w:val="num" w:pos="1440"/>
+        </w:tabs>
+        <w:ind w:left="1440" w:hanging="360"/>
+      </w:pPr>
+      <w:rPr>
+        <w:rFonts w:ascii="Courier New" w:hAnsi="Courier New" w:hint="default"/>
+        <w:sz w:val="20"/>
+      </w:rPr>
+    </w:lvl>
+    <w:lvl w:ilvl="2" w:tentative="1">
+      <w:start w:val="1"/>
+      <w:numFmt w:val="decimal"/>
+      <w:lvlText w:val="%3."/>
+      <w:lvlJc w:val="left"/>
+      <w:pPr>
+        <w:tabs>
+          <w:tab w:val="num" w:pos="2160"/>
+        </w:tabs>
+        <w:ind w:left="2160" w:hanging="360"/>
+      </w:pPr>
+    </w:lvl>
+    <w:lvl w:ilvl="3" w:tentative="1">
+      <w:start w:val="1"/>
+      <w:numFmt w:val="decimal"/>
+      <w:lvlText w:val="%4."/>
+      <w:lvlJc w:val="left"/>
+      <w:pPr>
+        <w:tabs>
+          <w:tab w:val="num" w:pos="2880"/>
+        </w:tabs>
+        <w:ind w:left="2880" w:hanging="360"/>
+      </w:pPr>
+    </w:lvl>
+    <w:lvl w:ilvl="4" w:tentative="1">
+      <w:start w:val="1"/>
+      <w:numFmt w:val="decimal"/>
+      <w:lvlText w:val="%5."/>
+      <w:lvlJc w:val="left"/>
+      <w:pPr>
+        <w:tabs>
+          <w:tab w:val="num" w:pos="3600"/>
+        </w:tabs>
+        <w:ind w:left="3600" w:hanging="360"/>
+      </w:pPr>
+    </w:lvl>
+    <w:lvl w:ilvl="5" w:tentative="1">
+      <w:start w:val="1"/>
+      <w:numFmt w:val="decimal"/>
+      <w:lvlText w:val="%6."/>
+      <w:lvlJc w:val="left"/>
+      <w:pPr>
+        <w:tabs>
+          <w:tab w:val="num" w:pos="4320"/>
+        </w:tabs>
+        <w:ind w:left="4320" w:hanging="360"/>
+      </w:pPr>
+    </w:lvl>
+    <w:lvl w:ilvl="6" w:tentative="1">
+      <w:start w:val="1"/>
+      <w:numFmt w:val="decimal"/>
+      <w:lvlText w:val="%7."/>
+      <w:lvlJc w:val="left"/>
+      <w:pPr>
+        <w:tabs>
+          <w:tab w:val="num" w:pos="5040"/>
+        </w:tabs>
+        <w:ind w:left="5040" w:hanging="360"/>
+      </w:pPr>
+    </w:lvl>
+    <w:lvl w:ilvl="7" w:tentative="1">
+      <w:start w:val="1"/>
+      <w:numFmt w:val="decimal"/>
+      <w:lvlText w:val="%8."/>
+      <w:lvlJc w:val="left"/>
+      <w:pPr>
+        <w:tabs>
+          <w:tab w:val="num" w:pos="5760"/>
+        </w:tabs>
+        <w:ind w:left="5760" w:hanging="360"/>
+      </w:pPr>
+    </w:lvl>
+    <w:lvl w:ilvl="8" w:tentative="1">
+      <w:start w:val="1"/>
+      <w:numFmt w:val="decimal"/>
+      <w:lvlText w:val="%9."/>
+      <w:lvlJc w:val="left"/>
+      <w:pPr>
+        <w:tabs>
+          <w:tab w:val="num" w:pos="6480"/>
+        </w:tabs>
+        <w:ind w:left="6480" w:hanging="360"/>
+      </w:pPr>
+    </w:lvl>
+  </w:abstractNum>
+  <w:abstractNum w:abstractNumId="14" w15:restartNumberingAfterBreak="0">
     <w:nsid w:val="6BD509A2"/>
     <w:multiLevelType w:val="multilevel"/>
     <w:tmpl w:val="5CE88CA6"/>
@@ -5073,7 +5716,7 @@
       </w:rPr>
     </w:lvl>
   </w:abstractNum>
-  <w:abstractNum w:abstractNumId="12" w15:restartNumberingAfterBreak="0">
+  <w:abstractNum w:abstractNumId="15" w15:restartNumberingAfterBreak="0">
     <w:nsid w:val="6D506EF9"/>
     <w:multiLevelType w:val="multilevel"/>
     <w:tmpl w:val="3732CD02"/>
@@ -5223,7 +5866,7 @@
     </w:lvl>
   </w:abstractNum>
   <w:num w:numId="1" w16cid:durableId="1714421892">
-    <w:abstractNumId w:val="10"/>
+    <w:abstractNumId w:val="11"/>
   </w:num>
   <w:num w:numId="2" w16cid:durableId="1743790832">
     <w:abstractNumId w:val="0"/>
@@ -5232,16 +5875,16 @@
     <w:abstractNumId w:val="1"/>
   </w:num>
   <w:num w:numId="4" w16cid:durableId="297730711">
-    <w:abstractNumId w:val="6"/>
+    <w:abstractNumId w:val="7"/>
   </w:num>
   <w:num w:numId="5" w16cid:durableId="1686857546">
     <w:abstractNumId w:val="3"/>
   </w:num>
   <w:num w:numId="6" w16cid:durableId="1887447754">
-    <w:abstractNumId w:val="8"/>
+    <w:abstractNumId w:val="9"/>
   </w:num>
   <w:num w:numId="7" w16cid:durableId="2075616766">
-    <w:abstractNumId w:val="5"/>
+    <w:abstractNumId w:val="6"/>
   </w:num>
   <w:num w:numId="8" w16cid:durableId="2083331524">
     <w:abstractNumId w:val="2"/>
@@ -5250,16 +5893,25 @@
     <w:abstractNumId w:val="4"/>
   </w:num>
   <w:num w:numId="10" w16cid:durableId="1769690678">
-    <w:abstractNumId w:val="7"/>
+    <w:abstractNumId w:val="8"/>
   </w:num>
   <w:num w:numId="11" w16cid:durableId="306279264">
-    <w:abstractNumId w:val="11"/>
+    <w:abstractNumId w:val="14"/>
   </w:num>
   <w:num w:numId="12" w16cid:durableId="877351289">
+    <w:abstractNumId w:val="15"/>
+  </w:num>
+  <w:num w:numId="13" w16cid:durableId="699089827">
+    <w:abstractNumId w:val="10"/>
+  </w:num>
+  <w:num w:numId="14" w16cid:durableId="1881896109">
     <w:abstractNumId w:val="12"/>
   </w:num>
-  <w:num w:numId="13" w16cid:durableId="699089827">
-    <w:abstractNumId w:val="9"/>
+  <w:num w:numId="15" w16cid:durableId="2366916">
+    <w:abstractNumId w:val="13"/>
+  </w:num>
+  <w:num w:numId="16" w16cid:durableId="127748588">
+    <w:abstractNumId w:val="5"/>
   </w:num>
 </w:numbering>
 </file>
@@ -5867,7 +6519,6 @@
   <w:style w:type="character" w:default="1" w:styleId="Absatz-Standardschriftart">
     <w:name w:val="Default Paragraph Font"/>
     <w:uiPriority w:val="1"/>
-    <w:semiHidden/>
     <w:unhideWhenUsed/>
   </w:style>
   <w:style w:type="table" w:default="1" w:styleId="NormaleTabelle">
@@ -6181,6 +6832,19 @@
       <w:spacing w:val="5"/>
     </w:rPr>
   </w:style>
+  <w:style w:type="paragraph" w:styleId="StandardWeb">
+    <w:name w:val="Normal (Web)"/>
+    <w:basedOn w:val="Standard"/>
+    <w:uiPriority w:val="99"/>
+    <w:semiHidden/>
+    <w:unhideWhenUsed/>
+    <w:rsid w:val="007738B6"/>
+    <w:rPr>
+      <w:rFonts w:ascii="Times New Roman" w:hAnsi="Times New Roman" w:cs="Times New Roman"/>
+      <w:sz w:val="24"/>
+      <w:szCs w:val="24"/>
+    </w:rPr>
+  </w:style>
 </w:styles>
 </file>
 

--- a/MeinMaterial/Besprechungen/TODO.docx
+++ b/MeinMaterial/Besprechungen/TODO.docx
@@ -12,19 +12,29 @@
         <w:t>Muss ich was zu den Quellen schreiben/zusammenfassen? Oder nur zitieren?</w:t>
       </w:r>
     </w:p>
-    <w:p/>
     <w:p>
       <w:r>
+        <w:t>Von Anfang an immer nur auf Osten von Deutschland beziehen und dann später erst erklären warum, oder anfangs ganz deutschland bis ostenerklärung?</w:t>
+      </w:r>
+    </w:p>
+    <w:p>
+      <w:r>
+        <w:t>Erklären der Methoden (nslphom, Regression, …) im Flow oder als eigenes Kapitel?</w:t>
+      </w:r>
+    </w:p>
+    <w:p>
+      <w:r>
+        <w:t>Arbeitslosigkeit miteinbeziehen, wie?</w:t>
+      </w:r>
+    </w:p>
+    <w:p/>
+    <w:p>
+      <w:r>
         <w:t xml:space="preserve">Steuer </w:t>
       </w:r>
       <w:r>
-        <w:t xml:space="preserve">? welche </w:t>
-      </w:r>
-      <w:proofErr w:type="spellStart"/>
-      <w:r>
-        <w:t>steuer</w:t>
-      </w:r>
-      <w:proofErr w:type="spellEnd"/>
+        <w:t>? welche steuer</w:t>
+      </w:r>
     </w:p>
     <w:p/>
     <w:p>
@@ -33,21 +43,34 @@
       </w:r>
     </w:p>
     <w:p/>
+    <w:p/>
     <w:p>
       <w:r>
-        <w:t xml:space="preserve">Laut </w:t>
-      </w:r>
-      <w:proofErr w:type="spellStart"/>
-      <w:r>
-        <w:t>gschwend</w:t>
-      </w:r>
-      <w:proofErr w:type="spellEnd"/>
-      <w:r>
-        <w:t>:</w:t>
+        <w:t xml:space="preserve">Strukturvariablen schauen was noch möglich </w:t>
+      </w:r>
+      <w:proofErr w:type="gramStart"/>
+      <w:r>
+        <w:t>wär</w:t>
+      </w:r>
+      <w:proofErr w:type="gramEnd"/>
+    </w:p>
+    <w:p/>
+    <w:p/>
+    <w:p>
+      <w:r>
+        <w:t>Laut gschwend:</w:t>
       </w:r>
       <w:r>
         <w:br/>
-        <w:t>Literaturempfehlung EI Anwendung: King (1997)</w:t>
+        <w:t xml:space="preserve">Literaturempfehlung </w:t>
+      </w:r>
+      <w:proofErr w:type="gramStart"/>
+      <w:r>
+        <w:t>EI Anwendung</w:t>
+      </w:r>
+      <w:proofErr w:type="gramEnd"/>
+      <w:r>
+        <w:t>: King (1997)</w:t>
       </w:r>
       <w:r>
         <w:br/>
@@ -57,133 +80,52 @@
     <w:p/>
     <w:p>
       <w:r>
-        <w:t xml:space="preserve">Variablen nicht nur mitteln sondern teils auch summieren wenn Strukturvariablen auf </w:t>
-      </w:r>
-      <w:proofErr w:type="spellStart"/>
-      <w:r>
-        <w:t>agg.schlüssel</w:t>
-      </w:r>
-      <w:proofErr w:type="spellEnd"/>
-      <w:r>
-        <w:t xml:space="preserve"> aggregiert werden</w:t>
+        <w:t>Variablen nicht nur mitteln sondern teils auch summieren wenn Strukturvariablen auf agg.schlüssel aggregiert werden</w:t>
       </w:r>
     </w:p>
     <w:p/>
     <w:p/>
     <w:p>
       <w:r>
-        <w:t>Unterschiede/Gemeinsamkeiten von einer Sache (</w:t>
-      </w:r>
-      <w:proofErr w:type="spellStart"/>
-      <w:r>
-        <w:t>z.b.</w:t>
-      </w:r>
-      <w:proofErr w:type="spellEnd"/>
-      <w:r>
-        <w:t xml:space="preserve"> zwei </w:t>
-      </w:r>
-      <w:proofErr w:type="spellStart"/>
-      <w:r>
-        <w:t>städte</w:t>
-      </w:r>
-      <w:proofErr w:type="spellEnd"/>
-      <w:r>
-        <w:t xml:space="preserve"> strukturvariablen unterschied von 1 variable, </w:t>
-      </w:r>
-      <w:proofErr w:type="spellStart"/>
-      <w:r>
-        <w:t>nslphom</w:t>
-      </w:r>
-      <w:proofErr w:type="spellEnd"/>
-      <w:r>
-        <w:t xml:space="preserve"> Ergebnis unterschied)</w:t>
+        <w:t>Unterschiede/Gemeinsamkeiten von einer Sache (z.b. zwei städte strukturvariablen unterschied von 1 variable, nslphom Ergebnis unterschied)</w:t>
       </w:r>
     </w:p>
     <w:p/>
     <w:p/>
     <w:p>
-      <w:proofErr w:type="spellStart"/>
       <w:r>
         <w:t>regressionen</w:t>
       </w:r>
-      <w:proofErr w:type="spellEnd"/>
-      <w:r>
-        <w:t xml:space="preserve">: </w:t>
-      </w:r>
-      <w:proofErr w:type="spellStart"/>
-      <w:r>
-        <w:t>zufluss</w:t>
-      </w:r>
-      <w:r>
-        <w:t>modell</w:t>
-      </w:r>
-      <w:proofErr w:type="spellEnd"/>
-      <w:r>
-        <w:t>. A</w:t>
+      <w:r>
+        <w:t>: zufluss</w:t>
+      </w:r>
+      <w:r>
+        <w:t>modell. A</w:t>
       </w:r>
       <w:r>
         <w:t>nteilsmodell</w:t>
       </w:r>
       <w:r>
-        <w:t xml:space="preserve"> </w:t>
-      </w:r>
-      <w:proofErr w:type="spellStart"/>
-      <w:r>
-        <w:t>etc</w:t>
-      </w:r>
-      <w:proofErr w:type="spellEnd"/>
-      <w:r>
-        <w:t xml:space="preserve"> wird erstellt. Muss entfernt werden vor </w:t>
-      </w:r>
-      <w:proofErr w:type="spellStart"/>
-      <w:r>
-        <w:t>abgabe</w:t>
-      </w:r>
-      <w:proofErr w:type="spellEnd"/>
+        <w:t xml:space="preserve"> etc wird erstellt. Muss entfernt werden vor abgabe</w:t>
+      </w:r>
     </w:p>
     <w:p/>
     <w:p>
-      <w:proofErr w:type="spellStart"/>
-      <w:r>
-        <w:t>Iter_max</w:t>
-      </w:r>
-      <w:proofErr w:type="spellEnd"/>
-      <w:r>
-        <w:t xml:space="preserve"> für andere </w:t>
-      </w:r>
-      <w:proofErr w:type="spellStart"/>
-      <w:r>
-        <w:t>samples</w:t>
-      </w:r>
-      <w:proofErr w:type="spellEnd"/>
-      <w:r>
-        <w:t xml:space="preserve"> nochmal betrachten</w:t>
+      <w:r>
+        <w:t>Iter_max für andere samples nochmal betrachten</w:t>
       </w:r>
     </w:p>
     <w:p/>
     <w:p/>
     <w:p>
-      <w:proofErr w:type="spellStart"/>
-      <w:r>
-        <w:t>Nslphom</w:t>
-      </w:r>
-      <w:proofErr w:type="spellEnd"/>
-      <w:r>
-        <w:t xml:space="preserve"> code verstehen</w:t>
+      <w:r>
+        <w:t>Nslphom code verstehen</w:t>
       </w:r>
     </w:p>
     <w:p/>
     <w:p>
       <w:r>
-        <w:t xml:space="preserve">Strukturvariablen deskriptiv (alter, </w:t>
-      </w:r>
-      <w:proofErr w:type="spellStart"/>
-      <w:r>
-        <w:t>varianz</w:t>
-      </w:r>
-      <w:proofErr w:type="spellEnd"/>
-      <w:r>
-        <w:t>, …)</w:t>
+        <w:t>Strukturvariablen deskriptiv (alter, varianz, …)</w:t>
       </w:r>
     </w:p>
     <w:p>
@@ -216,23 +158,7 @@
     <w:p/>
     <w:p>
       <w:r>
-        <w:t xml:space="preserve">Variable erstellen: Grenze extremer, </w:t>
-      </w:r>
-      <w:proofErr w:type="spellStart"/>
-      <w:r>
-        <w:t>spatial</w:t>
-      </w:r>
-      <w:proofErr w:type="spellEnd"/>
-      <w:r>
-        <w:t xml:space="preserve"> </w:t>
-      </w:r>
-      <w:proofErr w:type="spellStart"/>
-      <w:r>
-        <w:t>effects</w:t>
-      </w:r>
-      <w:proofErr w:type="spellEnd"/>
-      <w:r>
-        <w:t xml:space="preserve"> mäßig</w:t>
+        <w:t>Variable erstellen: Grenze extremer, spatial effects mäßig</w:t>
       </w:r>
     </w:p>
     <w:p>
@@ -271,21 +197,18 @@
         <w:t>en</w:t>
       </w:r>
       <w:r>
-        <w:t xml:space="preserve">? </w:t>
-      </w:r>
-      <w:proofErr w:type="spellStart"/>
-      <w:r>
-        <w:t>Z.b.</w:t>
-      </w:r>
-      <w:proofErr w:type="spellEnd"/>
-      <w:r>
-        <w:t xml:space="preserve"> </w:t>
-      </w:r>
-      <w:proofErr w:type="spellStart"/>
-      <w:r>
-        <w:t>ländlichkeit</w:t>
-      </w:r>
-      <w:proofErr w:type="spellEnd"/>
+        <w:t>? Z.b. ländlichkeit</w:t>
+      </w:r>
+    </w:p>
+    <w:p/>
+    <w:p>
+      <w:r>
+        <w:t>Variablenselektion</w:t>
+      </w:r>
+      <w:r>
+        <w:br/>
+        <w:t>Cross validation ansatz, power</w:t>
+      </w:r>
     </w:p>
     <w:p/>
     <w:p>
@@ -294,48 +217,11 @@
           <w:lang w:val="en-US"/>
         </w:rPr>
       </w:pPr>
-      <w:proofErr w:type="spellStart"/>
       <w:r>
         <w:rPr>
           <w:lang w:val="en-US"/>
         </w:rPr>
-        <w:t>Variablenselektion</w:t>
-      </w:r>
-      <w:proofErr w:type="spellEnd"/>
-      <w:r>
-        <w:rPr>
-          <w:lang w:val="en-US"/>
-        </w:rPr>
-        <w:br/>
-        <w:t>Cross validation ansatz, power</w:t>
-      </w:r>
-    </w:p>
-    <w:p>
-      <w:pPr>
-        <w:rPr>
-          <w:lang w:val="en-US"/>
-        </w:rPr>
-      </w:pPr>
-    </w:p>
-    <w:p>
-      <w:pPr>
-        <w:rPr>
-          <w:lang w:val="en-US"/>
-        </w:rPr>
-      </w:pPr>
-      <w:proofErr w:type="spellStart"/>
-      <w:r>
-        <w:rPr>
-          <w:lang w:val="en-US"/>
-        </w:rPr>
-        <w:t>Iter_max</w:t>
-      </w:r>
-      <w:proofErr w:type="spellEnd"/>
-      <w:r>
-        <w:rPr>
-          <w:lang w:val="en-US"/>
-        </w:rPr>
-        <w:t xml:space="preserve"> in Appendix</w:t>
+        <w:t>Iter_max in Appendix</w:t>
       </w:r>
     </w:p>
     <w:p>
@@ -387,6 +273,7 @@
                 <w:b/>
                 <w:bCs/>
               </w:rPr>
+              <w:lastRenderedPageBreak/>
               <w:t>Variable im Modell</w:t>
             </w:r>
           </w:p>
@@ -475,17 +362,8 @@
                 <w:b/>
                 <w:bCs/>
               </w:rPr>
-              <w:t xml:space="preserve">Aggregation auf </w:t>
-            </w:r>
-            <w:proofErr w:type="spellStart"/>
-            <w:r>
-              <w:rPr>
-                <w:b/>
-                <w:bCs/>
-              </w:rPr>
-              <w:t>agg_schluessel</w:t>
-            </w:r>
-            <w:proofErr w:type="spellEnd"/>
+              <w:t>Aggregation auf agg_schluessel</w:t>
+            </w:r>
           </w:p>
         </w:tc>
       </w:tr>
@@ -512,11 +390,9 @@
             <w:hideMark/>
           </w:tcPr>
           <w:p>
-            <w:proofErr w:type="spellStart"/>
             <w:r>
               <w:t>a_alo_ausländer</w:t>
             </w:r>
-            <w:proofErr w:type="spellEnd"/>
           </w:p>
         </w:tc>
         <w:tc>
@@ -551,21 +427,8 @@
           </w:tcPr>
           <w:p>
             <w:r>
-              <w:t xml:space="preserve">gewichtet mit angenäherter Zahl Arbeitsloser: </w:t>
-            </w:r>
-            <w:proofErr w:type="spellStart"/>
-            <w:r>
-              <w:t>bevoelkerung</w:t>
-            </w:r>
-            <w:proofErr w:type="spellEnd"/>
-            <w:r>
-              <w:t xml:space="preserve"> * </w:t>
-            </w:r>
-            <w:proofErr w:type="spellStart"/>
-            <w:r>
-              <w:t>arbeitslosigkeit</w:t>
-            </w:r>
-            <w:proofErr w:type="spellEnd"/>
+              <w:t>gewichtet mit angenäherter Zahl Arbeitsloser: bevoelkerung * arbeitslosigkeit</w:t>
+            </w:r>
           </w:p>
         </w:tc>
       </w:tr>
@@ -592,11 +455,9 @@
             <w:hideMark/>
           </w:tcPr>
           <w:p>
-            <w:proofErr w:type="spellStart"/>
             <w:r>
               <w:t>q_arbeitslosigkeit</w:t>
             </w:r>
-            <w:proofErr w:type="spellEnd"/>
           </w:p>
         </w:tc>
         <w:tc>
@@ -648,7 +509,6 @@
           </w:tcPr>
           <w:p>
             <w:r>
-              <w:lastRenderedPageBreak/>
               <w:t>kaufkraft_2023</w:t>
             </w:r>
           </w:p>
@@ -660,11 +520,9 @@
             <w:hideMark/>
           </w:tcPr>
           <w:p>
-            <w:proofErr w:type="spellStart"/>
             <w:r>
               <w:t>q_kaufkraft</w:t>
             </w:r>
-            <w:proofErr w:type="spellEnd"/>
           </w:p>
         </w:tc>
         <w:tc>
@@ -727,11 +585,9 @@
             <w:hideMark/>
           </w:tcPr>
           <w:p>
-            <w:proofErr w:type="spellStart"/>
             <w:r>
               <w:t>q_svw</w:t>
             </w:r>
-            <w:proofErr w:type="spellEnd"/>
           </w:p>
         </w:tc>
         <w:tc>
@@ -989,11 +845,9 @@
             <w:hideMark/>
           </w:tcPr>
           <w:p>
-            <w:proofErr w:type="spellStart"/>
             <w:r>
               <w:t>m_bev_alter</w:t>
             </w:r>
-            <w:proofErr w:type="spellEnd"/>
           </w:p>
         </w:tc>
         <w:tc>
@@ -1056,11 +910,9 @@
             <w:hideMark/>
           </w:tcPr>
           <w:p>
-            <w:proofErr w:type="spellStart"/>
             <w:r>
               <w:t>q_HH</w:t>
             </w:r>
-            <w:proofErr w:type="spellEnd"/>
           </w:p>
         </w:tc>
         <w:tc>
@@ -1123,11 +975,9 @@
             <w:hideMark/>
           </w:tcPr>
           <w:p>
-            <w:proofErr w:type="spellStart"/>
             <w:r>
               <w:t>i_wans</w:t>
             </w:r>
-            <w:proofErr w:type="spellEnd"/>
           </w:p>
         </w:tc>
         <w:tc>
@@ -1190,11 +1040,9 @@
             <w:hideMark/>
           </w:tcPr>
           <w:p>
-            <w:proofErr w:type="spellStart"/>
             <w:r>
               <w:t>d_steuereinnahme</w:t>
             </w:r>
-            <w:proofErr w:type="spellEnd"/>
           </w:p>
         </w:tc>
         <w:tc>
@@ -1229,7 +1077,11 @@
           </w:tcPr>
           <w:p>
             <w:r>
-              <w:t>Kreiswert, danach den Gemeinden des Kreises zugespielt; bei Aggregation bevölkerungsgewichtet</w:t>
+              <w:t xml:space="preserve">Kreiswert, danach den Gemeinden des Kreises zugespielt; bei </w:t>
+            </w:r>
+            <w:r>
+              <w:lastRenderedPageBreak/>
+              <w:t>Aggregation bevölkerungsgewichtet</w:t>
             </w:r>
           </w:p>
         </w:tc>
@@ -1246,6 +1098,7 @@
           </w:tcPr>
           <w:p>
             <w:r>
+              <w:lastRenderedPageBreak/>
               <w:t>laendlichkeit_2023</w:t>
             </w:r>
           </w:p>
@@ -1270,23 +1123,18 @@
           </w:tcPr>
           <w:p>
             <w:r>
-              <w:t xml:space="preserve">Anteil Einwohner in Gemeinden mit Bevölkerungsdichte </w:t>
-            </w:r>
-            <w:r>
-              <w:lastRenderedPageBreak/>
-              <w:t>unter 150 Einwohner/km²</w:t>
-            </w:r>
-          </w:p>
-        </w:tc>
-        <w:tc>
-          <w:tcPr>
-            <w:tcW w:w="0" w:type="auto"/>
-            <w:vAlign w:val="center"/>
-            <w:hideMark/>
-          </w:tcPr>
-          <w:p>
-            <w:r>
-              <w:lastRenderedPageBreak/>
+              <w:t>Anteil Einwohner in Gemeinden mit Bevölkerungsdichte unter 150 Einwohner/km²</w:t>
+            </w:r>
+          </w:p>
+        </w:tc>
+        <w:tc>
+          <w:tcPr>
+            <w:tcW w:w="0" w:type="auto"/>
+            <w:vAlign w:val="center"/>
+            <w:hideMark/>
+          </w:tcPr>
+          <w:p>
+            <w:r>
               <w:t>Prozent</w:t>
             </w:r>
           </w:p>
@@ -1327,11 +1175,9 @@
             <w:hideMark/>
           </w:tcPr>
           <w:p>
-            <w:proofErr w:type="spellStart"/>
             <w:r>
               <w:t>q_bev_fl</w:t>
             </w:r>
-            <w:proofErr w:type="spellEnd"/>
           </w:p>
         </w:tc>
         <w:tc>
@@ -1394,11 +1240,9 @@
             <w:hideMark/>
           </w:tcPr>
           <w:p>
-            <w:proofErr w:type="spellStart"/>
             <w:r>
               <w:t>q_bevsva_qkm</w:t>
             </w:r>
-            <w:proofErr w:type="spellEnd"/>
           </w:p>
         </w:tc>
         <w:tc>
@@ -1433,15 +1277,7 @@
           </w:tcPr>
           <w:p>
             <w:r>
-              <w:t xml:space="preserve">speziell flächengewichtet, Fläche angenähert über </w:t>
-            </w:r>
-            <w:proofErr w:type="spellStart"/>
-            <w:r>
-              <w:t>bevoelkerung</w:t>
-            </w:r>
-            <w:proofErr w:type="spellEnd"/>
-            <w:r>
-              <w:t xml:space="preserve"> / einwohnerdichte</w:t>
+              <w:t>speziell flächengewichtet, Fläche angenähert über bevoelkerung / einwohnerdichte</w:t>
             </w:r>
           </w:p>
         </w:tc>
@@ -1460,23 +1296,7 @@
       </w:r>
       <w:r>
         <w:br/>
-        <w:t>Momentan werden getrennte gewichtete lineare Modelle pro Herkunftsgruppe geschätzt, siehe [</w:t>
-      </w:r>
-      <w:proofErr w:type="spellStart"/>
-      <w:r>
-        <w:t>regression_functions.R</w:t>
-      </w:r>
-      <w:proofErr w:type="spellEnd"/>
-      <w:r>
-        <w:t xml:space="preserve"> (</w:t>
-      </w:r>
-      <w:proofErr w:type="spellStart"/>
-      <w:r>
-        <w:t>line</w:t>
-      </w:r>
-      <w:proofErr w:type="spellEnd"/>
-      <w:r>
-        <w:t xml:space="preserve"> 164)](C:/Users/Leonie/Documents/Studium/Bachelorarbeit/Waehlendenwanderung/Functions/regression_functions.R:164).</w:t>
+        <w:t>Momentan werden getrennte gewichtete lineare Modelle pro Herkunftsgruppe geschätzt, siehe [regression_functions.R (line 164)](C:/Users/Leonie/Documents/Studium/Bachelorarbeit/Waehlendenwanderung/Functions/regression_functions.R:164).</w:t>
       </w:r>
     </w:p>
     <w:p>
@@ -1492,15 +1312,7 @@
         </w:numPr>
       </w:pPr>
       <w:r>
-        <w:t xml:space="preserve">gewichtetes lineares Modell oder geplantes </w:t>
-      </w:r>
-      <w:proofErr w:type="spellStart"/>
-      <w:r>
-        <w:t>Fractional</w:t>
-      </w:r>
-      <w:proofErr w:type="spellEnd"/>
-      <w:r>
-        <w:t>-Logit-Modell</w:t>
+        <w:t>gewichtetes lineares Modell oder geplantes Fractional-Logit-Modell</w:t>
       </w:r>
     </w:p>
     <w:p>
@@ -1555,28 +1367,12 @@
         </w:numPr>
       </w:pPr>
       <w:r>
-        <w:t>Multiple-</w:t>
-      </w:r>
-      <w:proofErr w:type="spellStart"/>
-      <w:r>
-        <w:t>Testing</w:t>
-      </w:r>
-      <w:proofErr w:type="spellEnd"/>
-      <w:r>
-        <w:t>-Problematik</w:t>
+        <w:t>Multiple-Testing-Problematik</w:t>
       </w:r>
     </w:p>
     <w:p>
       <w:r>
-        <w:t xml:space="preserve">Die 14 aktuellen </w:t>
-      </w:r>
-      <w:proofErr w:type="spellStart"/>
-      <w:r>
-        <w:t>Kovariaten</w:t>
-      </w:r>
-      <w:proofErr w:type="spellEnd"/>
-      <w:r>
-        <w:t xml:space="preserve"> sind zudem stark kollinear. Für Ostdeutschland fand ich unter anderem:</w:t>
+        <w:t>Die 14 aktuellen Kovariaten sind zudem stark kollinear. Für Ostdeutschland fand ich unter anderem:</w:t>
       </w:r>
     </w:p>
     <w:p>
@@ -1587,6 +1383,7 @@
         </w:numPr>
       </w:pPr>
       <w:r>
+        <w:lastRenderedPageBreak/>
         <w:t>Einwohnerdichte ↔ Einwohner-Arbeitsplatz-Dichte: r = 0,995</w:t>
       </w:r>
     </w:p>
@@ -1614,16 +1411,7 @@
     </w:p>
     <w:p>
       <w:r>
-        <w:lastRenderedPageBreak/>
-        <w:t xml:space="preserve">Vor dem finalen Modell sollte deshalb eine kleinere, theoretisch begründete </w:t>
-      </w:r>
-      <w:proofErr w:type="spellStart"/>
-      <w:r>
-        <w:t>Kovariatenauswahl</w:t>
-      </w:r>
-      <w:proofErr w:type="spellEnd"/>
-      <w:r>
-        <w:t xml:space="preserve"> festgelegt werden.</w:t>
+        <w:t>Vor dem finalen Modell sollte deshalb eine kleinere, theoretisch begründete Kovariatenauswahl festgelegt werden.</w:t>
       </w:r>
     </w:p>
     <w:p/>
@@ -1667,1980 +1455,10 @@
     <w:p/>
     <w:p/>
     <w:p>
-      <w:proofErr w:type="spellStart"/>
-      <w:r>
-        <w:t>Nslphom</w:t>
-      </w:r>
-      <w:proofErr w:type="spellEnd"/>
-      <w:r>
-        <w:t xml:space="preserve"> verstehen</w:t>
-      </w:r>
-      <w:r>
-        <w:br/>
-      </w:r>
-      <w:r>
-        <w:br/>
-      </w:r>
-      <w:r>
-        <w:rPr>
-          <w:b/>
-          <w:bCs/>
-        </w:rPr>
-        <w:t>Empfohlene Lesereihenfolge</w:t>
+      <w:r>
+        <w:t>Nslphom verstehen</w:t>
       </w:r>
     </w:p>
-    <w:p>
-      <w:pPr>
-        <w:numPr>
-          <w:ilvl w:val="0"/>
-          <w:numId w:val="14"/>
-        </w:numPr>
-      </w:pPr>
-      <w:r>
-        <w:rPr>
-          <w:b/>
-          <w:bCs/>
-        </w:rPr>
-        <w:t>Grundidee ökologischer Inferenz</w:t>
-      </w:r>
-      <w:r>
-        <w:br/>
-      </w:r>
-      <w:proofErr w:type="spellStart"/>
-      <w:r>
-        <w:t>Lies</w:t>
-      </w:r>
-      <w:proofErr w:type="spellEnd"/>
-      <w:r>
-        <w:t xml:space="preserve"> zunächst Gschwend vollständig. Das Dokument erklärt Aggregatdatenproblem, ökologische Fehlschlüsse, Identifikationsproblem und zentrale Annahmen, ohne sofort in die Optimierung einzusteigen.</w:t>
-      </w:r>
-      <w:r>
-        <w:br/>
-        <w:t>Gschwend2006_Oekologische_Inferenz.pdf</w:t>
-      </w:r>
-    </w:p>
-    <w:p>
-      <w:pPr>
-        <w:numPr>
-          <w:ilvl w:val="0"/>
-          <w:numId w:val="14"/>
-        </w:numPr>
-      </w:pPr>
-      <w:r>
-        <w:rPr>
-          <w:b/>
-          <w:bCs/>
-        </w:rPr>
-        <w:t xml:space="preserve">Das eigentliche </w:t>
-      </w:r>
-      <w:proofErr w:type="spellStart"/>
-      <w:r>
-        <w:rPr>
-          <w:b/>
-          <w:bCs/>
-        </w:rPr>
-        <w:t>lphom</w:t>
-      </w:r>
-      <w:proofErr w:type="spellEnd"/>
-      <w:r>
-        <w:rPr>
-          <w:b/>
-          <w:bCs/>
-        </w:rPr>
-        <w:t>-/</w:t>
-      </w:r>
-      <w:proofErr w:type="spellStart"/>
-      <w:r>
-        <w:rPr>
-          <w:b/>
-          <w:bCs/>
-        </w:rPr>
-        <w:t>nslphom</w:t>
-      </w:r>
-      <w:proofErr w:type="spellEnd"/>
-      <w:r>
-        <w:rPr>
-          <w:b/>
-          <w:bCs/>
-        </w:rPr>
-        <w:t>-Verfahren</w:t>
-      </w:r>
-      <w:r>
-        <w:br/>
-        <w:t>Die wichtigste Quelle ist das Paper von Pavía und Romero. Besonders relevant sind:</w:t>
-      </w:r>
-    </w:p>
-    <w:p>
-      <w:pPr>
-        <w:numPr>
-          <w:ilvl w:val="1"/>
-          <w:numId w:val="14"/>
-        </w:numPr>
-      </w:pPr>
-      <w:r>
-        <w:t xml:space="preserve">PDF-Seiten 4–10: globales </w:t>
-      </w:r>
-      <w:proofErr w:type="spellStart"/>
-      <w:r>
-        <w:t>lphom</w:t>
-      </w:r>
-      <w:proofErr w:type="spellEnd"/>
-      <w:r>
-        <w:t xml:space="preserve"> und lokale Tabellen</w:t>
-      </w:r>
-    </w:p>
-    <w:p>
-      <w:pPr>
-        <w:numPr>
-          <w:ilvl w:val="1"/>
-          <w:numId w:val="14"/>
-        </w:numPr>
-      </w:pPr>
-      <w:r>
-        <w:t xml:space="preserve">Seiten 11–16: </w:t>
-      </w:r>
-      <w:proofErr w:type="spellStart"/>
-      <w:r>
-        <w:t>tslphom</w:t>
-      </w:r>
-      <w:proofErr w:type="spellEnd"/>
-      <w:r>
-        <w:t xml:space="preserve">, </w:t>
-      </w:r>
-      <w:proofErr w:type="spellStart"/>
-      <w:r>
-        <w:t>nslphom</w:t>
-      </w:r>
-      <w:proofErr w:type="spellEnd"/>
-      <w:r>
-        <w:t xml:space="preserve">, Iterationen und </w:t>
-      </w:r>
-      <w:proofErr w:type="spellStart"/>
-      <w:r>
-        <w:t>HETe</w:t>
-      </w:r>
-      <w:proofErr w:type="spellEnd"/>
-    </w:p>
-    <w:p>
-      <w:pPr>
-        <w:numPr>
-          <w:ilvl w:val="1"/>
-          <w:numId w:val="14"/>
-        </w:numPr>
-      </w:pPr>
-      <w:r>
-        <w:t>Seiten 22–26: Bewertung und duale Schätzung</w:t>
-      </w:r>
-    </w:p>
-    <w:p>
-      <w:pPr>
-        <w:numPr>
-          <w:ilvl w:val="1"/>
-          <w:numId w:val="14"/>
-        </w:numPr>
-      </w:pPr>
-      <w:r>
-        <w:t>Seiten 28–38: Simulation, Heterogenität und Grenzen</w:t>
-      </w:r>
-    </w:p>
-    <w:p>
-      <w:r>
-        <w:t>lphom.pdf</w:t>
-      </w:r>
-    </w:p>
-    <w:p>
-      <w:pPr>
-        <w:numPr>
-          <w:ilvl w:val="0"/>
-          <w:numId w:val="14"/>
-        </w:numPr>
-      </w:pPr>
-      <w:r>
-        <w:rPr>
-          <w:b/>
-          <w:bCs/>
-        </w:rPr>
-        <w:t>Evaluation und Fehlermaße</w:t>
-      </w:r>
-      <w:r>
-        <w:br/>
-        <w:t xml:space="preserve">Für EI, WPE, </w:t>
-      </w:r>
-      <w:proofErr w:type="spellStart"/>
-      <w:r>
-        <w:t>HETe</w:t>
-      </w:r>
-      <w:proofErr w:type="spellEnd"/>
-      <w:r>
-        <w:t xml:space="preserve"> und die Bewertung lokaler Tabellen ist diese Quelle zentral:</w:t>
-      </w:r>
-    </w:p>
-    <w:p>
-      <w:pPr>
-        <w:numPr>
-          <w:ilvl w:val="1"/>
-          <w:numId w:val="14"/>
-        </w:numPr>
-      </w:pPr>
-      <w:r>
-        <w:t>PDF-Seiten 6–12: Verfahren und Fehlermaße</w:t>
-      </w:r>
-    </w:p>
-    <w:p>
-      <w:pPr>
-        <w:numPr>
-          <w:ilvl w:val="1"/>
-          <w:numId w:val="14"/>
-        </w:numPr>
-      </w:pPr>
-      <w:r>
-        <w:t>Seiten 23–31: Einfluss von Dateneigenschaften, Genauigkeit und Empfehlungen</w:t>
-      </w:r>
-    </w:p>
-    <w:p>
-      <w:r>
-        <w:t>Evaluation_Ökologische_Inf_Pavia-Romero.pdf</w:t>
-      </w:r>
-    </w:p>
-    <w:p>
-      <w:pPr>
-        <w:numPr>
-          <w:ilvl w:val="0"/>
-          <w:numId w:val="14"/>
-        </w:numPr>
-      </w:pPr>
-      <w:r>
-        <w:rPr>
-          <w:b/>
-          <w:bCs/>
-        </w:rPr>
-        <w:t xml:space="preserve">Ökologischer Fehlschluss und </w:t>
-      </w:r>
-      <w:proofErr w:type="spellStart"/>
-      <w:r>
-        <w:rPr>
-          <w:b/>
-          <w:bCs/>
-        </w:rPr>
-        <w:t>Kovariaten</w:t>
-      </w:r>
-      <w:proofErr w:type="spellEnd"/>
-      <w:r>
-        <w:br/>
-        <w:t>Dieses Paper ist besonders wichtig für deine spätere Regression auf geschätzte lokale Übergänge. Es erklärt, warum exakt reproduzierte Wahlränder keine korrekten Individualübergänge garantieren und wie unbeobachtete Heterogenität Verzerrungen erzeugt.</w:t>
-      </w:r>
-      <w:r>
-        <w:br/>
-      </w:r>
-      <w:proofErr w:type="spellStart"/>
-      <w:r>
-        <w:t>Estimation</w:t>
-      </w:r>
-      <w:proofErr w:type="spellEnd"/>
-      <w:r>
-        <w:t xml:space="preserve"> </w:t>
-      </w:r>
-      <w:proofErr w:type="spellStart"/>
-      <w:r>
-        <w:t>of</w:t>
-      </w:r>
-      <w:proofErr w:type="spellEnd"/>
-      <w:r>
-        <w:t> </w:t>
-      </w:r>
-      <w:proofErr w:type="spellStart"/>
-      <w:r>
-        <w:t>voter</w:t>
-      </w:r>
-      <w:proofErr w:type="spellEnd"/>
-      <w:r>
-        <w:t xml:space="preserve"> </w:t>
-      </w:r>
-      <w:proofErr w:type="spellStart"/>
-      <w:r>
-        <w:t>transitions</w:t>
-      </w:r>
-      <w:proofErr w:type="spellEnd"/>
-      <w:r>
-        <w:t xml:space="preserve"> and </w:t>
-      </w:r>
-      <w:proofErr w:type="spellStart"/>
-      <w:r>
-        <w:t>the</w:t>
-      </w:r>
-      <w:proofErr w:type="spellEnd"/>
-      <w:r>
-        <w:t> </w:t>
-      </w:r>
-      <w:proofErr w:type="spellStart"/>
-      <w:r>
-        <w:t>ecological</w:t>
-      </w:r>
-      <w:proofErr w:type="spellEnd"/>
-      <w:r>
-        <w:t xml:space="preserve"> fallacy.pdf</w:t>
-      </w:r>
-    </w:p>
-    <w:p>
-      <w:pPr>
-        <w:numPr>
-          <w:ilvl w:val="0"/>
-          <w:numId w:val="14"/>
-        </w:numPr>
-      </w:pPr>
-      <w:r>
-        <w:rPr>
-          <w:b/>
-          <w:bCs/>
-        </w:rPr>
-        <w:lastRenderedPageBreak/>
-        <w:t>OSQP selbst</w:t>
-      </w:r>
-      <w:r>
-        <w:br/>
-      </w:r>
-      <w:proofErr w:type="spellStart"/>
-      <w:r>
-        <w:t>Lies</w:t>
-      </w:r>
-      <w:proofErr w:type="spellEnd"/>
-      <w:r>
-        <w:t xml:space="preserve"> hier vor allem PDF-Seiten 1–17:</w:t>
-      </w:r>
-    </w:p>
-    <w:p>
-      <w:pPr>
-        <w:numPr>
-          <w:ilvl w:val="1"/>
-          <w:numId w:val="14"/>
-        </w:numPr>
-      </w:pPr>
-      <w:r>
-        <w:t>allgemeine QP-Formulierung</w:t>
-      </w:r>
-    </w:p>
-    <w:p>
-      <w:pPr>
-        <w:numPr>
-          <w:ilvl w:val="1"/>
-          <w:numId w:val="14"/>
-        </w:numPr>
-      </w:pPr>
-      <w:r>
-        <w:t xml:space="preserve">Nebenbedingungen \(l \le </w:t>
-      </w:r>
-      <w:proofErr w:type="spellStart"/>
-      <w:r>
-        <w:t>Ax</w:t>
-      </w:r>
-      <w:proofErr w:type="spellEnd"/>
-      <w:r>
-        <w:t xml:space="preserve"> \le u\)</w:t>
-      </w:r>
-    </w:p>
-    <w:p>
-      <w:pPr>
-        <w:numPr>
-          <w:ilvl w:val="1"/>
-          <w:numId w:val="14"/>
-        </w:numPr>
-      </w:pPr>
-      <w:r>
-        <w:t>ADMM/Operator Splitting</w:t>
-      </w:r>
-    </w:p>
-    <w:p>
-      <w:pPr>
-        <w:numPr>
-          <w:ilvl w:val="1"/>
-          <w:numId w:val="14"/>
-        </w:numPr>
-      </w:pPr>
-      <w:proofErr w:type="spellStart"/>
-      <w:r>
-        <w:t>Sparse</w:t>
-      </w:r>
-      <w:proofErr w:type="spellEnd"/>
-      <w:r>
-        <w:t>-Matrizen</w:t>
-      </w:r>
-    </w:p>
-    <w:p>
-      <w:pPr>
-        <w:numPr>
-          <w:ilvl w:val="1"/>
-          <w:numId w:val="14"/>
-        </w:numPr>
-      </w:pPr>
-      <w:r>
-        <w:t xml:space="preserve">Abbruchkriterien und </w:t>
-      </w:r>
-      <w:proofErr w:type="spellStart"/>
-      <w:r>
-        <w:t>Polishing</w:t>
-      </w:r>
-      <w:proofErr w:type="spellEnd"/>
-    </w:p>
-    <w:p>
-      <w:r>
-        <w:t xml:space="preserve">Die </w:t>
-      </w:r>
-      <w:proofErr w:type="spellStart"/>
-      <w:r>
-        <w:t>Benchmarkseiten</w:t>
-      </w:r>
-      <w:proofErr w:type="spellEnd"/>
-      <w:r>
-        <w:t xml:space="preserve"> danach sind für deine Arbeit weniger wichtig.</w:t>
-      </w:r>
-      <w:r>
-        <w:br/>
-        <w:t>osqp.pdf</w:t>
-      </w:r>
-    </w:p>
-    <w:p>
-      <w:r>
-        <w:t>Das exakte zusätzliche Paper zur Dual-</w:t>
-      </w:r>
-      <w:proofErr w:type="spellStart"/>
-      <w:r>
-        <w:t>Symmetrisierung</w:t>
-      </w:r>
-      <w:proofErr w:type="spellEnd"/>
-      <w:r>
-        <w:t xml:space="preserve"> ist offenbar nicht separat gespeichert: </w:t>
-      </w:r>
-      <w:r>
-        <w:rPr>
-          <w:b/>
-          <w:bCs/>
-        </w:rPr>
-        <w:t>Pavía und Romero, “</w:t>
-      </w:r>
-      <w:proofErr w:type="spellStart"/>
-      <w:r>
-        <w:rPr>
-          <w:b/>
-          <w:bCs/>
-        </w:rPr>
-        <w:t>Symmetry</w:t>
-      </w:r>
-      <w:proofErr w:type="spellEnd"/>
-      <w:r>
-        <w:rPr>
-          <w:b/>
-          <w:bCs/>
-        </w:rPr>
-        <w:t xml:space="preserve"> </w:t>
-      </w:r>
-      <w:proofErr w:type="spellStart"/>
-      <w:r>
-        <w:rPr>
-          <w:b/>
-          <w:bCs/>
-        </w:rPr>
-        <w:t>estimating</w:t>
-      </w:r>
-      <w:proofErr w:type="spellEnd"/>
-      <w:r>
-        <w:rPr>
-          <w:b/>
-          <w:bCs/>
-        </w:rPr>
-        <w:t xml:space="preserve"> R×C vote </w:t>
-      </w:r>
-      <w:proofErr w:type="spellStart"/>
-      <w:r>
-        <w:rPr>
-          <w:b/>
-          <w:bCs/>
-        </w:rPr>
-        <w:t>transfer</w:t>
-      </w:r>
-      <w:proofErr w:type="spellEnd"/>
-      <w:r>
-        <w:rPr>
-          <w:b/>
-          <w:bCs/>
-        </w:rPr>
-        <w:t xml:space="preserve"> </w:t>
-      </w:r>
-      <w:proofErr w:type="spellStart"/>
-      <w:r>
-        <w:rPr>
-          <w:b/>
-          <w:bCs/>
-        </w:rPr>
-        <w:t>matrices</w:t>
-      </w:r>
-      <w:proofErr w:type="spellEnd"/>
-      <w:r>
-        <w:rPr>
-          <w:b/>
-          <w:bCs/>
-        </w:rPr>
-        <w:t xml:space="preserve"> </w:t>
-      </w:r>
-      <w:proofErr w:type="spellStart"/>
-      <w:r>
-        <w:rPr>
-          <w:b/>
-          <w:bCs/>
-        </w:rPr>
-        <w:t>from</w:t>
-      </w:r>
-      <w:proofErr w:type="spellEnd"/>
-      <w:r>
-        <w:rPr>
-          <w:b/>
-          <w:bCs/>
-        </w:rPr>
-        <w:t xml:space="preserve"> </w:t>
-      </w:r>
-      <w:proofErr w:type="spellStart"/>
-      <w:r>
-        <w:rPr>
-          <w:b/>
-          <w:bCs/>
-        </w:rPr>
-        <w:t>aggregate</w:t>
-      </w:r>
-      <w:proofErr w:type="spellEnd"/>
-      <w:r>
-        <w:rPr>
-          <w:b/>
-          <w:bCs/>
-        </w:rPr>
-        <w:t xml:space="preserve"> </w:t>
-      </w:r>
-      <w:proofErr w:type="spellStart"/>
-      <w:r>
-        <w:rPr>
-          <w:b/>
-          <w:bCs/>
-        </w:rPr>
-        <w:t>data</w:t>
-      </w:r>
-      <w:proofErr w:type="spellEnd"/>
-      <w:r>
-        <w:rPr>
-          <w:b/>
-          <w:bCs/>
-        </w:rPr>
-        <w:t>”</w:t>
-      </w:r>
-      <w:r>
-        <w:t xml:space="preserve">. Es wird aber von deiner installierten </w:t>
-      </w:r>
-      <w:proofErr w:type="spellStart"/>
-      <w:r>
-        <w:t>lphom</w:t>
-      </w:r>
-      <w:proofErr w:type="spellEnd"/>
-      <w:r>
-        <w:t>-Version als zentrale Referenz genannt.</w:t>
-      </w:r>
-    </w:p>
-    <w:p>
-      <w:r>
-        <w:rPr>
-          <w:b/>
-          <w:bCs/>
-        </w:rPr>
-        <w:t>Deinen Code lesen</w:t>
-      </w:r>
-    </w:p>
-    <w:p>
-      <w:proofErr w:type="spellStart"/>
-      <w:r>
-        <w:t>Lies</w:t>
-      </w:r>
-      <w:proofErr w:type="spellEnd"/>
-      <w:r>
-        <w:t xml:space="preserve"> den tatsächlichen Aufrufpfad in dieser Reihenfolge:</w:t>
-      </w:r>
-    </w:p>
-    <w:p>
-      <w:pPr>
-        <w:numPr>
-          <w:ilvl w:val="0"/>
-          <w:numId w:val="15"/>
-        </w:numPr>
-      </w:pPr>
-      <w:r>
-        <w:t>[02_estimate_transitions.R (</w:t>
-      </w:r>
-      <w:proofErr w:type="spellStart"/>
-      <w:r>
-        <w:t>line</w:t>
-      </w:r>
-      <w:proofErr w:type="spellEnd"/>
-      <w:r>
-        <w:t xml:space="preserve"> 12)](C:/Users/Leonie/Documents/Studium/Bachelorarbeit/Waehlendenwanderung/Scripts/02_estimate_transitions.R:12)</w:t>
-      </w:r>
-      <w:r>
-        <w:br/>
-        <w:t xml:space="preserve">Hier stehen Analysegebiet, </w:t>
-      </w:r>
-      <w:proofErr w:type="spellStart"/>
-      <w:r>
-        <w:t>iter_max</w:t>
-      </w:r>
-      <w:proofErr w:type="spellEnd"/>
-      <w:r>
-        <w:t xml:space="preserve"> = 3, Solver, Inputs und gespeicherte Outputs.</w:t>
-      </w:r>
-    </w:p>
-    <w:p>
-      <w:pPr>
-        <w:numPr>
-          <w:ilvl w:val="0"/>
-          <w:numId w:val="15"/>
-        </w:numPr>
-      </w:pPr>
-      <w:r>
-        <w:t>[</w:t>
-      </w:r>
-      <w:proofErr w:type="spellStart"/>
-      <w:r>
-        <w:t>fit_nslphom_dual_model</w:t>
-      </w:r>
-      <w:proofErr w:type="spellEnd"/>
-      <w:r>
-        <w:t>() (</w:t>
-      </w:r>
-      <w:proofErr w:type="spellStart"/>
-      <w:r>
-        <w:t>line</w:t>
-      </w:r>
-      <w:proofErr w:type="spellEnd"/>
-      <w:r>
-        <w:t xml:space="preserve"> 1030)](C:/Users/Leonie/Documents/Studium/Bachelorarbeit/Waehlendenwanderung/Functions/nslphom_functions.R:1030)</w:t>
-      </w:r>
-      <w:r>
-        <w:br/>
-        <w:t xml:space="preserve">Diese Funktion entscheidet zwischen deinem OSQP-Wrapper und dem originalen </w:t>
-      </w:r>
-      <w:proofErr w:type="spellStart"/>
-      <w:r>
-        <w:t>lphom</w:t>
-      </w:r>
-      <w:proofErr w:type="spellEnd"/>
-      <w:r>
-        <w:t>::</w:t>
-      </w:r>
-      <w:proofErr w:type="spellStart"/>
-      <w:r>
-        <w:t>nslphom_dual</w:t>
-      </w:r>
-      <w:proofErr w:type="spellEnd"/>
-      <w:r>
-        <w:t>().</w:t>
-      </w:r>
-    </w:p>
-    <w:p>
-      <w:pPr>
-        <w:numPr>
-          <w:ilvl w:val="0"/>
-          <w:numId w:val="15"/>
-        </w:numPr>
-      </w:pPr>
-      <w:r>
-        <w:t>[</w:t>
-      </w:r>
-      <w:proofErr w:type="spellStart"/>
-      <w:r>
-        <w:t>nslphom_dual_osqp</w:t>
-      </w:r>
-      <w:proofErr w:type="spellEnd"/>
-      <w:r>
-        <w:t>() (</w:t>
-      </w:r>
-      <w:proofErr w:type="spellStart"/>
-      <w:r>
-        <w:t>line</w:t>
-      </w:r>
-      <w:proofErr w:type="spellEnd"/>
-      <w:r>
-        <w:t xml:space="preserve"> 923)](C:/Users/Leonie/Documents/Studium/Bachelorarbeit/Waehlendenwanderung/Functions/nslphom_functions.R:923)</w:t>
-      </w:r>
-      <w:r>
-        <w:br/>
-        <w:t>Hier werden beide Richtungen geschätzt:</w:t>
-      </w:r>
-    </w:p>
-    <w:p>
-      <w:pPr>
-        <w:numPr>
-          <w:ilvl w:val="1"/>
-          <w:numId w:val="15"/>
-        </w:numPr>
-      </w:pPr>
-      <w:r>
-        <w:t>2021 → 2025</w:t>
-      </w:r>
-    </w:p>
-    <w:p>
-      <w:pPr>
-        <w:numPr>
-          <w:ilvl w:val="1"/>
-          <w:numId w:val="15"/>
-        </w:numPr>
-      </w:pPr>
-      <w:r>
-        <w:t>2025 → 2021</w:t>
-      </w:r>
-    </w:p>
-    <w:p>
-      <w:r>
-        <w:t xml:space="preserve">Die Rückwärtsmatrizen werden transponiert und beide Lösungen invers mit ihrem </w:t>
-      </w:r>
-      <w:proofErr w:type="spellStart"/>
-      <w:r>
-        <w:t>HETe</w:t>
-      </w:r>
-      <w:proofErr w:type="spellEnd"/>
-      <w:r>
-        <w:t xml:space="preserve"> gewichtet.</w:t>
-      </w:r>
-    </w:p>
-    <w:p>
-      <w:pPr>
-        <w:numPr>
-          <w:ilvl w:val="0"/>
-          <w:numId w:val="15"/>
-        </w:numPr>
-      </w:pPr>
-      <w:r>
-        <w:t>[</w:t>
-      </w:r>
-      <w:proofErr w:type="spellStart"/>
-      <w:r>
-        <w:t>nslphom_osqp</w:t>
-      </w:r>
-      <w:proofErr w:type="spellEnd"/>
-      <w:r>
-        <w:t>() (</w:t>
-      </w:r>
-      <w:proofErr w:type="spellStart"/>
-      <w:r>
-        <w:t>line</w:t>
-      </w:r>
-      <w:proofErr w:type="spellEnd"/>
-      <w:r>
-        <w:t xml:space="preserve"> 633)](C:/Users/Leonie/Documents/Studium/Bachelorarbeit/Waehlendenwanderung/Functions/nslphom_functions.R:633)</w:t>
-      </w:r>
-      <w:r>
-        <w:br/>
-        <w:t>Hier steht die eigentliche Iteration:</w:t>
-      </w:r>
-    </w:p>
-    <w:p>
-      <w:pPr>
-        <w:numPr>
-          <w:ilvl w:val="1"/>
-          <w:numId w:val="15"/>
-        </w:numPr>
-      </w:pPr>
-      <w:r>
-        <w:t>globale Startmatrix schätzen</w:t>
-      </w:r>
-    </w:p>
-    <w:p>
-      <w:pPr>
-        <w:numPr>
-          <w:ilvl w:val="1"/>
-          <w:numId w:val="15"/>
-        </w:numPr>
-      </w:pPr>
-      <w:r>
-        <w:t>lokale Matrix je Aggregationseinheit bestimmen</w:t>
-      </w:r>
-    </w:p>
-    <w:p>
-      <w:pPr>
-        <w:numPr>
-          <w:ilvl w:val="1"/>
-          <w:numId w:val="15"/>
-        </w:numPr>
-      </w:pPr>
-      <w:r>
-        <w:t>lokale Matrizen summieren</w:t>
-      </w:r>
-    </w:p>
-    <w:p>
-      <w:pPr>
-        <w:numPr>
-          <w:ilvl w:val="1"/>
-          <w:numId w:val="15"/>
-        </w:numPr>
-      </w:pPr>
-      <w:r>
-        <w:lastRenderedPageBreak/>
-        <w:t>neue globale Matrix berechnen</w:t>
-      </w:r>
-    </w:p>
-    <w:p>
-      <w:pPr>
-        <w:numPr>
-          <w:ilvl w:val="1"/>
-          <w:numId w:val="15"/>
-        </w:numPr>
-      </w:pPr>
-      <w:r>
-        <w:t xml:space="preserve">Iteration mit kleinstem </w:t>
-      </w:r>
-      <w:proofErr w:type="spellStart"/>
-      <w:r>
-        <w:t>HETe</w:t>
-      </w:r>
-      <w:proofErr w:type="spellEnd"/>
-      <w:r>
-        <w:t xml:space="preserve"> auswählen</w:t>
-      </w:r>
-    </w:p>
-    <w:p>
-      <w:pPr>
-        <w:numPr>
-          <w:ilvl w:val="0"/>
-          <w:numId w:val="15"/>
-        </w:numPr>
-      </w:pPr>
-      <w:r>
-        <w:t>[</w:t>
-      </w:r>
-      <w:proofErr w:type="spellStart"/>
-      <w:r>
-        <w:t>nslphom_lphom_osqp</w:t>
-      </w:r>
-      <w:proofErr w:type="spellEnd"/>
-      <w:r>
-        <w:t>() (</w:t>
-      </w:r>
-      <w:proofErr w:type="spellStart"/>
-      <w:r>
-        <w:t>line</w:t>
-      </w:r>
-      <w:proofErr w:type="spellEnd"/>
-      <w:r>
-        <w:t xml:space="preserve"> 432)](C:/Users/Leonie/Documents/Studium/Bachelorarbeit/Waehlendenwanderung/Functions/nslphom_functions.R:432)</w:t>
-      </w:r>
-      <w:r>
-        <w:br/>
-        <w:t>Erzeugt die globale Startmatrix.</w:t>
-      </w:r>
-    </w:p>
-    <w:p>
-      <w:pPr>
-        <w:numPr>
-          <w:ilvl w:val="0"/>
-          <w:numId w:val="15"/>
-        </w:numPr>
-      </w:pPr>
-      <w:r>
-        <w:t>[model_lphom_apriori_1_2_sparse() (</w:t>
-      </w:r>
-      <w:proofErr w:type="spellStart"/>
-      <w:r>
-        <w:t>line</w:t>
-      </w:r>
-      <w:proofErr w:type="spellEnd"/>
-      <w:r>
-        <w:t xml:space="preserve"> 310)](C:/Users/Leonie/Documents/Studium/Bachelorarbeit/Waehlendenwanderung/Functions/nslphom_functions.R:310)</w:t>
-      </w:r>
-      <w:r>
-        <w:br/>
-        <w:t xml:space="preserve">Hier werden Entscheidungsvariablen, </w:t>
-      </w:r>
-      <w:proofErr w:type="spellStart"/>
-      <w:r>
-        <w:t>Slackvariablen</w:t>
-      </w:r>
-      <w:proofErr w:type="spellEnd"/>
-      <w:r>
-        <w:t xml:space="preserve">, Zeilensummen, Zielränder und Zielfunktion als </w:t>
-      </w:r>
-      <w:proofErr w:type="spellStart"/>
-      <w:r>
-        <w:t>Sparse</w:t>
-      </w:r>
-      <w:proofErr w:type="spellEnd"/>
-      <w:r>
-        <w:t>-Matrix aufgebaut.</w:t>
-      </w:r>
-    </w:p>
-    <w:p>
-      <w:pPr>
-        <w:numPr>
-          <w:ilvl w:val="0"/>
-          <w:numId w:val="15"/>
-        </w:numPr>
-      </w:pPr>
-      <w:r>
-        <w:t>[</w:t>
-      </w:r>
-      <w:proofErr w:type="spellStart"/>
-      <w:r>
-        <w:t>solve_lp_osqp</w:t>
-      </w:r>
-      <w:proofErr w:type="spellEnd"/>
-      <w:r>
-        <w:t>() (</w:t>
-      </w:r>
-      <w:proofErr w:type="spellStart"/>
-      <w:r>
-        <w:t>line</w:t>
-      </w:r>
-      <w:proofErr w:type="spellEnd"/>
-      <w:r>
-        <w:t xml:space="preserve"> 129)](C:/Users/Leonie/Documents/Studium/Bachelorarbeit/Waehlendenwanderung/Functions/nslphom_functions.R:129)</w:t>
-      </w:r>
-      <w:r>
-        <w:br/>
-        <w:t>Übersetzt das lineare Programm in die OSQP-Form:</w:t>
-      </w:r>
-    </w:p>
-    <w:p>
-      <w:r>
-        <w:t>\[ \min \frac12x'Px+q'x,\</w:t>
-      </w:r>
-      <w:proofErr w:type="spellStart"/>
-      <w:r>
-        <w:t>qquad</w:t>
-      </w:r>
-      <w:proofErr w:type="spellEnd"/>
-      <w:r>
-        <w:t xml:space="preserve"> l\le </w:t>
-      </w:r>
-      <w:proofErr w:type="spellStart"/>
-      <w:r>
-        <w:t>Ax</w:t>
-      </w:r>
-      <w:proofErr w:type="spellEnd"/>
-      <w:r>
-        <w:t>\le u \]</w:t>
-      </w:r>
-    </w:p>
-    <w:p>
-      <w:r>
-        <w:t>Für das globale lineare Problem ist grundsätzlich \(P=0\).</w:t>
-      </w:r>
-    </w:p>
-    <w:p>
-      <w:r>
-        <w:rPr>
-          <w:b/>
-          <w:bCs/>
-        </w:rPr>
-        <w:t>Wichtige Besonderheit</w:t>
-      </w:r>
-    </w:p>
-    <w:p>
-      <w:r>
-        <w:t xml:space="preserve">Dein Standardlauf ist derzeit ein </w:t>
-      </w:r>
-      <w:r>
-        <w:rPr>
-          <w:b/>
-          <w:bCs/>
-        </w:rPr>
-        <w:t>Hybridverfahren</w:t>
-      </w:r>
-      <w:r>
-        <w:t>:</w:t>
-      </w:r>
-    </w:p>
-    <w:p>
-      <w:pPr>
-        <w:numPr>
-          <w:ilvl w:val="0"/>
-          <w:numId w:val="16"/>
-        </w:numPr>
-      </w:pPr>
-      <w:r>
-        <w:t>globale Startmatrix: OSQP</w:t>
-      </w:r>
-    </w:p>
-    <w:p>
-      <w:pPr>
-        <w:numPr>
-          <w:ilvl w:val="0"/>
-          <w:numId w:val="16"/>
-        </w:numPr>
-      </w:pPr>
-      <w:r>
-        <w:t xml:space="preserve">lokale Probleme: standardmäßig </w:t>
-      </w:r>
-      <w:proofErr w:type="spellStart"/>
-      <w:r>
-        <w:t>lp_solve</w:t>
-      </w:r>
-      <w:proofErr w:type="spellEnd"/>
-    </w:p>
-    <w:p>
-      <w:pPr>
-        <w:numPr>
-          <w:ilvl w:val="0"/>
-          <w:numId w:val="16"/>
-        </w:numPr>
-      </w:pPr>
-      <w:r>
-        <w:t>Dual-Kombination: dein eigener R-Code</w:t>
-      </w:r>
-    </w:p>
-    <w:p>
-      <w:r>
-        <w:t>Das steht in [</w:t>
-      </w:r>
-      <w:proofErr w:type="spellStart"/>
-      <w:r>
-        <w:t>nslphom_functions.R</w:t>
-      </w:r>
-      <w:proofErr w:type="spellEnd"/>
-      <w:r>
-        <w:t xml:space="preserve"> (</w:t>
-      </w:r>
-      <w:proofErr w:type="spellStart"/>
-      <w:r>
-        <w:t>line</w:t>
-      </w:r>
-      <w:proofErr w:type="spellEnd"/>
-      <w:r>
-        <w:t xml:space="preserve"> 685)](C:/Users/Leonie/Documents/Studium/Bachelorarbeit/Waehlendenwanderung/Functions/nslphom_functions.R:685). Nur mit</w:t>
-      </w:r>
-    </w:p>
-    <w:p>
-      <w:proofErr w:type="spellStart"/>
-      <w:r>
-        <w:t>options</w:t>
-      </w:r>
-      <w:proofErr w:type="spellEnd"/>
-      <w:r>
-        <w:t>(</w:t>
-      </w:r>
-      <w:proofErr w:type="spellStart"/>
-      <w:r>
-        <w:t>waehlendenwanderung.osqp_local_solver</w:t>
-      </w:r>
-      <w:proofErr w:type="spellEnd"/>
-      <w:r>
-        <w:t xml:space="preserve"> = "</w:t>
-      </w:r>
-      <w:proofErr w:type="spellStart"/>
-      <w:r>
-        <w:t>osqp</w:t>
-      </w:r>
-      <w:proofErr w:type="spellEnd"/>
-      <w:r>
-        <w:t>")</w:t>
-      </w:r>
-    </w:p>
-    <w:p>
-      <w:r>
-        <w:t>werden auch die lokalen Probleme durch OSQP gelöst.</w:t>
-      </w:r>
-    </w:p>
-    <w:p>
-      <w:pPr>
-        <w:rPr>
-          <w:lang w:val="en-US"/>
-        </w:rPr>
-      </w:pPr>
-      <w:proofErr w:type="spellStart"/>
-      <w:r>
-        <w:rPr>
-          <w:b/>
-          <w:bCs/>
-          <w:lang w:val="en-US"/>
-        </w:rPr>
-        <w:t>Originalcode</w:t>
-      </w:r>
-      <w:proofErr w:type="spellEnd"/>
-      <w:r>
-        <w:rPr>
-          <w:b/>
-          <w:bCs/>
-          <w:lang w:val="en-US"/>
-        </w:rPr>
-        <w:t xml:space="preserve"> in R </w:t>
-      </w:r>
-      <w:proofErr w:type="spellStart"/>
-      <w:r>
-        <w:rPr>
-          <w:b/>
-          <w:bCs/>
-          <w:lang w:val="en-US"/>
-        </w:rPr>
-        <w:t>ansehen</w:t>
-      </w:r>
-      <w:proofErr w:type="spellEnd"/>
-    </w:p>
-    <w:p>
-      <w:pPr>
-        <w:rPr>
-          <w:lang w:val="en-US"/>
-        </w:rPr>
-      </w:pPr>
-      <w:r>
-        <w:rPr>
-          <w:lang w:val="en-US"/>
-        </w:rPr>
-        <w:t>library(</w:t>
-      </w:r>
-      <w:proofErr w:type="spellStart"/>
-      <w:r>
-        <w:rPr>
-          <w:lang w:val="en-US"/>
-        </w:rPr>
-        <w:t>lphom</w:t>
-      </w:r>
-      <w:proofErr w:type="spellEnd"/>
-      <w:r>
-        <w:rPr>
-          <w:lang w:val="en-US"/>
-        </w:rPr>
-        <w:t>)</w:t>
-      </w:r>
-    </w:p>
-    <w:p>
-      <w:pPr>
-        <w:rPr>
-          <w:lang w:val="en-US"/>
-        </w:rPr>
-      </w:pPr>
-    </w:p>
-    <w:p>
-      <w:pPr>
-        <w:rPr>
-          <w:lang w:val="en-US"/>
-        </w:rPr>
-      </w:pPr>
-      <w:proofErr w:type="spellStart"/>
-      <w:r>
-        <w:rPr>
-          <w:lang w:val="en-US"/>
-        </w:rPr>
-        <w:t>packageVersion</w:t>
-      </w:r>
-      <w:proofErr w:type="spellEnd"/>
-      <w:r>
-        <w:rPr>
-          <w:lang w:val="en-US"/>
-        </w:rPr>
-        <w:t>("</w:t>
-      </w:r>
-      <w:proofErr w:type="spellStart"/>
-      <w:r>
-        <w:rPr>
-          <w:lang w:val="en-US"/>
-        </w:rPr>
-        <w:t>lphom</w:t>
-      </w:r>
-      <w:proofErr w:type="spellEnd"/>
-      <w:r>
-        <w:rPr>
-          <w:lang w:val="en-US"/>
-        </w:rPr>
-        <w:t>")</w:t>
-      </w:r>
-    </w:p>
-    <w:p>
-      <w:pPr>
-        <w:rPr>
-          <w:lang w:val="en-US"/>
-        </w:rPr>
-      </w:pPr>
-      <w:proofErr w:type="spellStart"/>
-      <w:r>
-        <w:rPr>
-          <w:lang w:val="en-US"/>
-        </w:rPr>
-        <w:t>args</w:t>
-      </w:r>
-      <w:proofErr w:type="spellEnd"/>
-      <w:r>
-        <w:rPr>
-          <w:lang w:val="en-US"/>
-        </w:rPr>
-        <w:t>(</w:t>
-      </w:r>
-      <w:proofErr w:type="spellStart"/>
-      <w:r>
-        <w:rPr>
-          <w:lang w:val="en-US"/>
-        </w:rPr>
-        <w:t>nslphom</w:t>
-      </w:r>
-      <w:proofErr w:type="spellEnd"/>
-      <w:r>
-        <w:rPr>
-          <w:lang w:val="en-US"/>
-        </w:rPr>
-        <w:t>)</w:t>
-      </w:r>
-    </w:p>
-    <w:p>
-      <w:pPr>
-        <w:rPr>
-          <w:lang w:val="en-US"/>
-        </w:rPr>
-      </w:pPr>
-      <w:proofErr w:type="spellStart"/>
-      <w:r>
-        <w:rPr>
-          <w:lang w:val="en-US"/>
-        </w:rPr>
-        <w:t>args</w:t>
-      </w:r>
-      <w:proofErr w:type="spellEnd"/>
-      <w:r>
-        <w:rPr>
-          <w:lang w:val="en-US"/>
-        </w:rPr>
-        <w:t>(</w:t>
-      </w:r>
-      <w:proofErr w:type="spellStart"/>
-      <w:r>
-        <w:rPr>
-          <w:lang w:val="en-US"/>
-        </w:rPr>
-        <w:t>nslphom_dual</w:t>
-      </w:r>
-      <w:proofErr w:type="spellEnd"/>
-      <w:r>
-        <w:rPr>
-          <w:lang w:val="en-US"/>
-        </w:rPr>
-        <w:t>)</w:t>
-      </w:r>
-    </w:p>
-    <w:p>
-      <w:pPr>
-        <w:rPr>
-          <w:lang w:val="en-US"/>
-        </w:rPr>
-      </w:pPr>
-    </w:p>
-    <w:p>
-      <w:pPr>
-        <w:rPr>
-          <w:lang w:val="en-US"/>
-        </w:rPr>
-      </w:pPr>
-      <w:proofErr w:type="spellStart"/>
-      <w:r>
-        <w:rPr>
-          <w:lang w:val="en-US"/>
-        </w:rPr>
-        <w:t>getAnywhere</w:t>
-      </w:r>
-      <w:proofErr w:type="spellEnd"/>
-      <w:r>
-        <w:rPr>
-          <w:lang w:val="en-US"/>
-        </w:rPr>
-        <w:t>("</w:t>
-      </w:r>
-      <w:proofErr w:type="spellStart"/>
-      <w:r>
-        <w:rPr>
-          <w:lang w:val="en-US"/>
-        </w:rPr>
-        <w:t>nslphom</w:t>
-      </w:r>
-      <w:proofErr w:type="spellEnd"/>
-      <w:r>
-        <w:rPr>
-          <w:lang w:val="en-US"/>
-        </w:rPr>
-        <w:t>")</w:t>
-      </w:r>
-    </w:p>
-    <w:p>
-      <w:pPr>
-        <w:rPr>
-          <w:lang w:val="en-US"/>
-        </w:rPr>
-      </w:pPr>
-      <w:proofErr w:type="spellStart"/>
-      <w:r>
-        <w:rPr>
-          <w:lang w:val="en-US"/>
-        </w:rPr>
-        <w:t>getAnywhere</w:t>
-      </w:r>
-      <w:proofErr w:type="spellEnd"/>
-      <w:r>
-        <w:rPr>
-          <w:lang w:val="en-US"/>
-        </w:rPr>
-        <w:t>("</w:t>
-      </w:r>
-      <w:proofErr w:type="spellStart"/>
-      <w:r>
-        <w:rPr>
-          <w:lang w:val="en-US"/>
-        </w:rPr>
-        <w:t>nslphom_dual</w:t>
-      </w:r>
-      <w:proofErr w:type="spellEnd"/>
-      <w:r>
-        <w:rPr>
-          <w:lang w:val="en-US"/>
-        </w:rPr>
-        <w:t>")</w:t>
-      </w:r>
-    </w:p>
-    <w:p>
-      <w:r>
-        <w:lastRenderedPageBreak/>
-        <w:t>Nicht exportierte interne Funktionen findest du so:</w:t>
-      </w:r>
-    </w:p>
-    <w:p>
-      <w:pPr>
-        <w:rPr>
-          <w:lang w:val="en-US"/>
-        </w:rPr>
-      </w:pPr>
-      <w:r>
-        <w:rPr>
-          <w:lang w:val="en-US"/>
-        </w:rPr>
-        <w:t>ls(</w:t>
-      </w:r>
-      <w:proofErr w:type="spellStart"/>
-      <w:r>
-        <w:rPr>
-          <w:lang w:val="en-US"/>
-        </w:rPr>
-        <w:t>asNamespace</w:t>
-      </w:r>
-      <w:proofErr w:type="spellEnd"/>
-      <w:r>
-        <w:rPr>
-          <w:lang w:val="en-US"/>
-        </w:rPr>
-        <w:t>("</w:t>
-      </w:r>
-      <w:proofErr w:type="spellStart"/>
-      <w:r>
-        <w:rPr>
-          <w:lang w:val="en-US"/>
-        </w:rPr>
-        <w:t>lphom</w:t>
-      </w:r>
-      <w:proofErr w:type="spellEnd"/>
-      <w:r>
-        <w:rPr>
-          <w:lang w:val="en-US"/>
-        </w:rPr>
-        <w:t xml:space="preserve">"), </w:t>
-      </w:r>
-      <w:proofErr w:type="spellStart"/>
-      <w:r>
-        <w:rPr>
-          <w:lang w:val="en-US"/>
-        </w:rPr>
-        <w:t>all.names</w:t>
-      </w:r>
-      <w:proofErr w:type="spellEnd"/>
-      <w:r>
-        <w:rPr>
-          <w:lang w:val="en-US"/>
-        </w:rPr>
-        <w:t xml:space="preserve"> = TRUE)</w:t>
-      </w:r>
-    </w:p>
-    <w:p>
-      <w:pPr>
-        <w:rPr>
-          <w:lang w:val="en-US"/>
-        </w:rPr>
-      </w:pPr>
-    </w:p>
-    <w:p>
-      <w:pPr>
-        <w:rPr>
-          <w:lang w:val="en-US"/>
-        </w:rPr>
-      </w:pPr>
-      <w:proofErr w:type="spellStart"/>
-      <w:r>
-        <w:rPr>
-          <w:lang w:val="en-US"/>
-        </w:rPr>
-        <w:t>getFromNamespace</w:t>
-      </w:r>
-      <w:proofErr w:type="spellEnd"/>
-      <w:r>
-        <w:rPr>
-          <w:lang w:val="en-US"/>
-        </w:rPr>
-        <w:t>("</w:t>
-      </w:r>
-      <w:proofErr w:type="spellStart"/>
-      <w:r>
-        <w:rPr>
-          <w:lang w:val="en-US"/>
-        </w:rPr>
-        <w:t>lphom_local_abs</w:t>
-      </w:r>
-      <w:proofErr w:type="spellEnd"/>
-      <w:r>
-        <w:rPr>
-          <w:lang w:val="en-US"/>
-        </w:rPr>
-        <w:t>", "</w:t>
-      </w:r>
-      <w:proofErr w:type="spellStart"/>
-      <w:r>
-        <w:rPr>
-          <w:lang w:val="en-US"/>
-        </w:rPr>
-        <w:t>lphom</w:t>
-      </w:r>
-      <w:proofErr w:type="spellEnd"/>
-      <w:r>
-        <w:rPr>
-          <w:lang w:val="en-US"/>
-        </w:rPr>
-        <w:t>")</w:t>
-      </w:r>
-    </w:p>
-    <w:p>
-      <w:pPr>
-        <w:rPr>
-          <w:lang w:val="en-US"/>
-        </w:rPr>
-      </w:pPr>
-      <w:proofErr w:type="spellStart"/>
-      <w:r>
-        <w:rPr>
-          <w:lang w:val="en-US"/>
-        </w:rPr>
-        <w:t>getFromNamespace</w:t>
-      </w:r>
-      <w:proofErr w:type="spellEnd"/>
-      <w:r>
-        <w:rPr>
-          <w:lang w:val="en-US"/>
-        </w:rPr>
-        <w:t>("</w:t>
-      </w:r>
-      <w:proofErr w:type="spellStart"/>
-      <w:r>
-        <w:rPr>
-          <w:lang w:val="en-US"/>
-        </w:rPr>
-        <w:t>HET_MT.votos_MT.prop_Y</w:t>
-      </w:r>
-      <w:proofErr w:type="spellEnd"/>
-      <w:r>
-        <w:rPr>
-          <w:lang w:val="en-US"/>
-        </w:rPr>
-        <w:t>", "</w:t>
-      </w:r>
-      <w:proofErr w:type="spellStart"/>
-      <w:r>
-        <w:rPr>
-          <w:lang w:val="en-US"/>
-        </w:rPr>
-        <w:t>lphom</w:t>
-      </w:r>
-      <w:proofErr w:type="spellEnd"/>
-      <w:r>
-        <w:rPr>
-          <w:lang w:val="en-US"/>
-        </w:rPr>
-        <w:t>")</w:t>
-      </w:r>
-    </w:p>
-    <w:p>
-      <w:pPr>
-        <w:rPr>
-          <w:lang w:val="en-US"/>
-        </w:rPr>
-      </w:pPr>
-      <w:proofErr w:type="spellStart"/>
-      <w:r>
-        <w:rPr>
-          <w:lang w:val="en-US"/>
-        </w:rPr>
-        <w:t>getFromNamespace</w:t>
-      </w:r>
-      <w:proofErr w:type="spellEnd"/>
-      <w:r>
-        <w:rPr>
-          <w:lang w:val="en-US"/>
-        </w:rPr>
-        <w:t>("model_lphom_apriori_1_2", "</w:t>
-      </w:r>
-      <w:proofErr w:type="spellStart"/>
-      <w:r>
-        <w:rPr>
-          <w:lang w:val="en-US"/>
-        </w:rPr>
-        <w:t>lphom</w:t>
-      </w:r>
-      <w:proofErr w:type="spellEnd"/>
-      <w:r>
-        <w:rPr>
-          <w:lang w:val="en-US"/>
-        </w:rPr>
-        <w:t>")</w:t>
-      </w:r>
-    </w:p>
-    <w:p>
-      <w:pPr>
-        <w:rPr>
-          <w:lang w:val="en-US"/>
-        </w:rPr>
-      </w:pPr>
-      <w:proofErr w:type="spellStart"/>
-      <w:r>
-        <w:rPr>
-          <w:lang w:val="en-US"/>
-        </w:rPr>
-        <w:t>Komfortabler</w:t>
-      </w:r>
-      <w:proofErr w:type="spellEnd"/>
-      <w:r>
-        <w:rPr>
-          <w:lang w:val="en-US"/>
-        </w:rPr>
-        <w:t xml:space="preserve"> </w:t>
-      </w:r>
-      <w:proofErr w:type="spellStart"/>
-      <w:r>
-        <w:rPr>
-          <w:lang w:val="en-US"/>
-        </w:rPr>
-        <w:t>im</w:t>
-      </w:r>
-      <w:proofErr w:type="spellEnd"/>
-      <w:r>
-        <w:rPr>
-          <w:lang w:val="en-US"/>
-        </w:rPr>
-        <w:t xml:space="preserve"> RStudio-</w:t>
-      </w:r>
-      <w:proofErr w:type="spellStart"/>
-      <w:r>
-        <w:rPr>
-          <w:lang w:val="en-US"/>
-        </w:rPr>
-        <w:t>Sourcefenster</w:t>
-      </w:r>
-      <w:proofErr w:type="spellEnd"/>
-      <w:r>
-        <w:rPr>
-          <w:lang w:val="en-US"/>
-        </w:rPr>
-        <w:t>:</w:t>
-      </w:r>
-    </w:p>
-    <w:p>
-      <w:pPr>
-        <w:rPr>
-          <w:lang w:val="en-US"/>
-        </w:rPr>
-      </w:pPr>
-      <w:r>
-        <w:rPr>
-          <w:lang w:val="en-US"/>
-        </w:rPr>
-        <w:t>View(</w:t>
-      </w:r>
-      <w:proofErr w:type="spellStart"/>
-      <w:r>
-        <w:rPr>
-          <w:lang w:val="en-US"/>
-        </w:rPr>
-        <w:t>deparse</w:t>
-      </w:r>
-      <w:proofErr w:type="spellEnd"/>
-      <w:r>
-        <w:rPr>
-          <w:lang w:val="en-US"/>
-        </w:rPr>
-        <w:t>(body(</w:t>
-      </w:r>
-      <w:proofErr w:type="spellStart"/>
-      <w:r>
-        <w:rPr>
-          <w:lang w:val="en-US"/>
-        </w:rPr>
-        <w:t>lphom</w:t>
-      </w:r>
-      <w:proofErr w:type="spellEnd"/>
-      <w:r>
-        <w:rPr>
-          <w:lang w:val="en-US"/>
-        </w:rPr>
-        <w:t>::</w:t>
-      </w:r>
-      <w:proofErr w:type="spellStart"/>
-      <w:r>
-        <w:rPr>
-          <w:lang w:val="en-US"/>
-        </w:rPr>
-        <w:t>nslphom_dual</w:t>
-      </w:r>
-      <w:proofErr w:type="spellEnd"/>
-      <w:r>
-        <w:rPr>
-          <w:lang w:val="en-US"/>
-        </w:rPr>
-        <w:t>)))</w:t>
-      </w:r>
-    </w:p>
-    <w:p>
-      <w:pPr>
-        <w:rPr>
-          <w:lang w:val="en-US"/>
-        </w:rPr>
-      </w:pPr>
-      <w:r>
-        <w:rPr>
-          <w:lang w:val="en-US"/>
-        </w:rPr>
-        <w:t>View(</w:t>
-      </w:r>
-      <w:proofErr w:type="spellStart"/>
-      <w:r>
-        <w:rPr>
-          <w:lang w:val="en-US"/>
-        </w:rPr>
-        <w:t>deparse</w:t>
-      </w:r>
-      <w:proofErr w:type="spellEnd"/>
-      <w:r>
-        <w:rPr>
-          <w:lang w:val="en-US"/>
-        </w:rPr>
-        <w:t>(body(</w:t>
-      </w:r>
-      <w:proofErr w:type="spellStart"/>
-      <w:r>
-        <w:rPr>
-          <w:lang w:val="en-US"/>
-        </w:rPr>
-        <w:t>lphom</w:t>
-      </w:r>
-      <w:proofErr w:type="spellEnd"/>
-      <w:r>
-        <w:rPr>
-          <w:lang w:val="en-US"/>
-        </w:rPr>
-        <w:t>::</w:t>
-      </w:r>
-      <w:proofErr w:type="spellStart"/>
-      <w:r>
-        <w:rPr>
-          <w:lang w:val="en-US"/>
-        </w:rPr>
-        <w:t>nslphom</w:t>
-      </w:r>
-      <w:proofErr w:type="spellEnd"/>
-      <w:r>
-        <w:rPr>
-          <w:lang w:val="en-US"/>
-        </w:rPr>
-        <w:t>)))</w:t>
-      </w:r>
-    </w:p>
-    <w:p>
-      <w:pPr>
-        <w:rPr>
-          <w:lang w:val="en-US"/>
-        </w:rPr>
-      </w:pPr>
-    </w:p>
-    <w:p>
-      <w:pPr>
-        <w:rPr>
-          <w:lang w:val="en-US"/>
-        </w:rPr>
-      </w:pPr>
-      <w:r>
-        <w:rPr>
-          <w:lang w:val="en-US"/>
-        </w:rPr>
-        <w:t>View(</w:t>
-      </w:r>
-      <w:proofErr w:type="spellStart"/>
-      <w:r>
-        <w:rPr>
-          <w:lang w:val="en-US"/>
-        </w:rPr>
-        <w:t>deparse</w:t>
-      </w:r>
-      <w:proofErr w:type="spellEnd"/>
-      <w:r>
-        <w:rPr>
-          <w:lang w:val="en-US"/>
-        </w:rPr>
-        <w:t>(body(</w:t>
-      </w:r>
-    </w:p>
-    <w:p>
-      <w:pPr>
-        <w:rPr>
-          <w:lang w:val="en-US"/>
-        </w:rPr>
-      </w:pPr>
-      <w:r>
-        <w:rPr>
-          <w:lang w:val="en-US"/>
-        </w:rPr>
-        <w:t xml:space="preserve">  </w:t>
-      </w:r>
-      <w:proofErr w:type="spellStart"/>
-      <w:r>
-        <w:rPr>
-          <w:lang w:val="en-US"/>
-        </w:rPr>
-        <w:t>getFromNamespace</w:t>
-      </w:r>
-      <w:proofErr w:type="spellEnd"/>
-      <w:r>
-        <w:rPr>
-          <w:lang w:val="en-US"/>
-        </w:rPr>
-        <w:t>("</w:t>
-      </w:r>
-      <w:proofErr w:type="spellStart"/>
-      <w:r>
-        <w:rPr>
-          <w:lang w:val="en-US"/>
-        </w:rPr>
-        <w:t>lphom_local_abs</w:t>
-      </w:r>
-      <w:proofErr w:type="spellEnd"/>
-      <w:r>
-        <w:rPr>
-          <w:lang w:val="en-US"/>
-        </w:rPr>
-        <w:t>", "</w:t>
-      </w:r>
-      <w:proofErr w:type="spellStart"/>
-      <w:r>
-        <w:rPr>
-          <w:lang w:val="en-US"/>
-        </w:rPr>
-        <w:t>lphom</w:t>
-      </w:r>
-      <w:proofErr w:type="spellEnd"/>
-      <w:r>
-        <w:rPr>
-          <w:lang w:val="en-US"/>
-        </w:rPr>
-        <w:t>")</w:t>
-      </w:r>
-    </w:p>
-    <w:p>
-      <w:r>
-        <w:t>)))</w:t>
-      </w:r>
-    </w:p>
-    <w:p>
-      <w:r>
-        <w:t>Der Ordner R/</w:t>
-      </w:r>
-      <w:proofErr w:type="spellStart"/>
-      <w:r>
-        <w:t>lphom</w:t>
-      </w:r>
-      <w:proofErr w:type="spellEnd"/>
-      <w:r>
-        <w:t xml:space="preserve"> im installierten Paket enthält nur den </w:t>
-      </w:r>
-      <w:proofErr w:type="spellStart"/>
-      <w:r>
-        <w:t>Lazy</w:t>
-      </w:r>
-      <w:proofErr w:type="spellEnd"/>
-      <w:r>
-        <w:t>-Load-Mechanismus, nicht gut lesbaren Quellcode. Den vollständigen Source-</w:t>
-      </w:r>
-      <w:proofErr w:type="spellStart"/>
-      <w:r>
-        <w:t>Tarball</w:t>
-      </w:r>
-      <w:proofErr w:type="spellEnd"/>
-      <w:r>
-        <w:t xml:space="preserve"> erhältst du mit:</w:t>
-      </w:r>
-    </w:p>
-    <w:p>
-      <w:proofErr w:type="spellStart"/>
-      <w:r>
-        <w:t>download.packages</w:t>
-      </w:r>
-      <w:proofErr w:type="spellEnd"/>
-      <w:r>
-        <w:t>(</w:t>
-      </w:r>
-    </w:p>
-    <w:p>
-      <w:r>
-        <w:t xml:space="preserve">  "</w:t>
-      </w:r>
-      <w:proofErr w:type="spellStart"/>
-      <w:r>
-        <w:t>lphom</w:t>
-      </w:r>
-      <w:proofErr w:type="spellEnd"/>
-      <w:r>
-        <w:t>",</w:t>
-      </w:r>
-    </w:p>
-    <w:p>
-      <w:pPr>
-        <w:rPr>
-          <w:lang w:val="en-US"/>
-        </w:rPr>
-      </w:pPr>
-      <w:r>
-        <w:t xml:space="preserve">  </w:t>
-      </w:r>
-      <w:proofErr w:type="spellStart"/>
-      <w:r>
-        <w:rPr>
-          <w:lang w:val="en-US"/>
-        </w:rPr>
-        <w:t>destdir</w:t>
-      </w:r>
-      <w:proofErr w:type="spellEnd"/>
-      <w:r>
-        <w:rPr>
-          <w:lang w:val="en-US"/>
-        </w:rPr>
-        <w:t xml:space="preserve"> = "</w:t>
-      </w:r>
-      <w:proofErr w:type="spellStart"/>
-      <w:r>
-        <w:rPr>
-          <w:lang w:val="en-US"/>
-        </w:rPr>
-        <w:t>lphom_source</w:t>
-      </w:r>
-      <w:proofErr w:type="spellEnd"/>
-      <w:r>
-        <w:rPr>
-          <w:lang w:val="en-US"/>
-        </w:rPr>
-        <w:t>",</w:t>
-      </w:r>
-    </w:p>
-    <w:p>
-      <w:pPr>
-        <w:rPr>
-          <w:lang w:val="en-US"/>
-        </w:rPr>
-      </w:pPr>
-      <w:r>
-        <w:rPr>
-          <w:lang w:val="en-US"/>
-        </w:rPr>
-        <w:t xml:space="preserve">  type = "source"</w:t>
-      </w:r>
-    </w:p>
-    <w:p>
-      <w:pPr>
-        <w:rPr>
-          <w:lang w:val="en-US"/>
-        </w:rPr>
-      </w:pPr>
-      <w:r>
-        <w:rPr>
-          <w:lang w:val="en-US"/>
-        </w:rPr>
-        <w:t>)</w:t>
-      </w:r>
-    </w:p>
-    <w:p>
-      <w:pPr>
-        <w:rPr>
-          <w:lang w:val="en-US"/>
-        </w:rPr>
-      </w:pPr>
-    </w:p>
-    <w:p>
-      <w:pPr>
-        <w:rPr>
-          <w:lang w:val="en-US"/>
-        </w:rPr>
-      </w:pPr>
-      <w:proofErr w:type="spellStart"/>
-      <w:r>
-        <w:rPr>
-          <w:lang w:val="en-US"/>
-        </w:rPr>
-        <w:t>untar</w:t>
-      </w:r>
-      <w:proofErr w:type="spellEnd"/>
-      <w:r>
-        <w:rPr>
-          <w:lang w:val="en-US"/>
-        </w:rPr>
-        <w:t>(</w:t>
-      </w:r>
-    </w:p>
-    <w:p>
-      <w:pPr>
-        <w:rPr>
-          <w:lang w:val="en-US"/>
-        </w:rPr>
-      </w:pPr>
-      <w:r>
-        <w:rPr>
-          <w:lang w:val="en-US"/>
-        </w:rPr>
-        <w:t xml:space="preserve">  "</w:t>
-      </w:r>
-      <w:proofErr w:type="spellStart"/>
-      <w:r>
-        <w:rPr>
-          <w:lang w:val="en-US"/>
-        </w:rPr>
-        <w:t>lphom_source</w:t>
-      </w:r>
-      <w:proofErr w:type="spellEnd"/>
-      <w:r>
-        <w:rPr>
-          <w:lang w:val="en-US"/>
-        </w:rPr>
-        <w:t>/lphom_0.3.5-7.tar.gz",</w:t>
-      </w:r>
-    </w:p>
-    <w:p>
-      <w:r>
-        <w:rPr>
-          <w:lang w:val="en-US"/>
-        </w:rPr>
-        <w:t xml:space="preserve">  </w:t>
-      </w:r>
-      <w:proofErr w:type="spellStart"/>
-      <w:r>
-        <w:t>exdir</w:t>
-      </w:r>
-      <w:proofErr w:type="spellEnd"/>
-      <w:r>
-        <w:t xml:space="preserve"> = "</w:t>
-      </w:r>
-      <w:proofErr w:type="spellStart"/>
-      <w:r>
-        <w:t>lphom_source</w:t>
-      </w:r>
-      <w:proofErr w:type="spellEnd"/>
-      <w:r>
-        <w:t>"</w:t>
-      </w:r>
-    </w:p>
-    <w:p/>
     <w:sectPr>
       <w:pgSz w:w="11906" w:h="16838"/>
       <w:pgMar w:top="1417" w:right="1417" w:bottom="1134" w:left="1417" w:header="708" w:footer="708" w:gutter="0"/>
@@ -6519,6 +4337,7 @@
   <w:style w:type="character" w:default="1" w:styleId="Absatz-Standardschriftart">
     <w:name w:val="Default Paragraph Font"/>
     <w:uiPriority w:val="1"/>
+    <w:semiHidden/>
     <w:unhideWhenUsed/>
   </w:style>
   <w:style w:type="table" w:default="1" w:styleId="NormaleTabelle">

--- a/MeinMaterial/Besprechungen/TODO.docx
+++ b/MeinMaterial/Besprechungen/TODO.docx
@@ -1,6 +1,6 @@
 
 <file path=word/document.xml><?xml version="1.0" encoding="utf-8"?>
-<w:document xmlns:wpc="http://schemas.microsoft.com/office/word/2010/wordprocessingCanvas" xmlns:cx="http://schemas.microsoft.com/office/drawing/2014/chartex" xmlns:cx1="http://schemas.microsoft.com/office/drawing/2015/9/8/chartex" xmlns:cx2="http://schemas.microsoft.com/office/drawing/2015/10/21/chartex" xmlns:cx3="http://schemas.microsoft.com/office/drawing/2016/5/9/chartex" xmlns:cx4="http://schemas.microsoft.com/office/drawing/2016/5/10/chartex" xmlns:cx5="http://schemas.microsoft.com/office/drawing/2016/5/11/chartex" xmlns:cx6="http://schemas.microsoft.com/office/drawing/2016/5/12/chartex" xmlns:cx7="http://schemas.microsoft.com/office/drawing/2016/5/13/chartex" xmlns:cx8="http://schemas.microsoft.com/office/drawing/2016/5/14/chartex" xmlns:mc="http://schemas.openxmlformats.org/markup-compatibility/2006" xmlns:aink="http://schemas.microsoft.com/office/drawing/2016/ink" xmlns:am3d="http://schemas.microsoft.com/office/drawing/2017/model3d" xmlns:o="urn:schemas-microsoft-com:office:office" xmlns:oel="http://schemas.microsoft.com/office/2019/extlst" xmlns:r="http://schemas.openxmlformats.org/officeDocument/2006/relationships" xmlns:m="http://schemas.openxmlformats.org/officeDocument/2006/math" xmlns:v="urn:schemas-microsoft-com:vml" xmlns:wp14="http://schemas.microsoft.com/office/word/2010/wordprocessingDrawing" xmlns:wp="http://schemas.openxmlformats.org/drawingml/2006/wordprocessingDrawing" xmlns:w10="urn:schemas-microsoft-com:office:word" xmlns:w="http://schemas.openxmlformats.org/wordprocessingml/2006/main" xmlns:w14="http://schemas.microsoft.com/office/word/2010/wordml" xmlns:w15="http://schemas.microsoft.com/office/word/2012/wordml" xmlns:w16cex="http://schemas.microsoft.com/office/word/2018/wordml/cex" xmlns:w16cid="http://schemas.microsoft.com/office/word/2016/wordml/cid" xmlns:w16="http://schemas.microsoft.com/office/word/2018/wordml" xmlns:w16du="http://schemas.microsoft.com/office/word/2023/wordml/word16du" xmlns:w16sdtdh="http://schemas.microsoft.com/office/word/2020/wordml/sdtdatahash" xmlns:w16sdtfl="http://schemas.microsoft.com/office/word/2024/wordml/sdtformatlock" xmlns:w16se="http://schemas.microsoft.com/office/word/2015/wordml/symex" xmlns:wpg="http://schemas.microsoft.com/office/word/2010/wordprocessingGroup" xmlns:wpi="http://schemas.microsoft.com/office/word/2010/wordprocessingInk" xmlns:wne="http://schemas.microsoft.com/office/word/2006/wordml" xmlns:wps="http://schemas.microsoft.com/office/word/2010/wordprocessingShape" mc:Ignorable="w14 w15 w16se w16cid w16 w16cex w16sdtdh w16sdtfl w16du wp14">
+<w:document xmlns:wpc="http://schemas.microsoft.com/office/word/2010/wordprocessingCanvas" xmlns:cx="http://schemas.microsoft.com/office/drawing/2014/chartex" xmlns:cx1="http://schemas.microsoft.com/office/drawing/2015/9/8/chartex" xmlns:cx2="http://schemas.microsoft.com/office/drawing/2015/10/21/chartex" xmlns:cx3="http://schemas.microsoft.com/office/drawing/2016/5/9/chartex" xmlns:cx4="http://schemas.microsoft.com/office/drawing/2016/5/10/chartex" xmlns:cx5="http://schemas.microsoft.com/office/drawing/2016/5/11/chartex" xmlns:cx6="http://schemas.microsoft.com/office/drawing/2016/5/12/chartex" xmlns:cx7="http://schemas.microsoft.com/office/drawing/2016/5/13/chartex" xmlns:cx8="http://schemas.microsoft.com/office/drawing/2016/5/14/chartex" xmlns:mc="http://schemas.openxmlformats.org/markup-compatibility/2006" xmlns:aink="http://schemas.microsoft.com/office/drawing/2016/ink" xmlns:am3d="http://schemas.microsoft.com/office/drawing/2017/model3d" xmlns:o="urn:schemas-microsoft-com:office:office" xmlns:oel="http://schemas.microsoft.com/office/2019/extlst" xmlns:r="http://schemas.openxmlformats.org/officeDocument/2006/relationships" xmlns:m="http://schemas.openxmlformats.org/officeDocument/2006/math" xmlns:v="urn:schemas-microsoft-com:vml" xmlns:wp14="http://schemas.microsoft.com/office/word/2010/wordprocessingDrawing" xmlns:wp="http://schemas.openxmlformats.org/drawingml/2006/wordprocessingDrawing" xmlns:w10="urn:schemas-microsoft-com:office:word" xmlns:w="http://schemas.openxmlformats.org/wordprocessingml/2006/main" xmlns:w14="http://schemas.microsoft.com/office/word/2010/wordml" xmlns:w15="http://schemas.microsoft.com/office/word/2012/wordml" xmlns:w16cei="http://schemas.microsoft.com/office/word/2026/wordml/cei" xmlns:w16cex="http://schemas.microsoft.com/office/word/2018/wordml/cex" xmlns:w16cid="http://schemas.microsoft.com/office/word/2016/wordml/cid" xmlns:w16="http://schemas.microsoft.com/office/word/2018/wordml" xmlns:w16du="http://schemas.microsoft.com/office/word/2023/wordml/word16du" xmlns:w16sdtdh="http://schemas.microsoft.com/office/word/2020/wordml/sdtdatahash" xmlns:w16sdtfl="http://schemas.microsoft.com/office/word/2024/wordml/sdtformatlock" xmlns:w16se="http://schemas.microsoft.com/office/word/2015/wordml/symex" xmlns:wpg="http://schemas.microsoft.com/office/word/2010/wordprocessingGroup" xmlns:wpi="http://schemas.microsoft.com/office/word/2010/wordprocessingInk" xmlns:wne="http://schemas.microsoft.com/office/word/2006/wordml" xmlns:wps="http://schemas.microsoft.com/office/word/2010/wordprocessingShape" mc:Ignorable="w14 w15 w16se w16cid w16 w16cex w16sdtdh w16sdtfl w16du wp14">
   <w:body>
     <w:p>
       <w:r>
@@ -13,27 +13,277 @@
       </w:r>
     </w:p>
     <w:p>
-      <w:r>
-        <w:t>Von Anfang an immer nur auf Osten von Deutschland beziehen und dann später erst erklären warum, oder anfangs ganz deutschland bis ostenerklärung?</w:t>
+      <w:pPr>
+        <w:rPr>
+          <w:sz w:val="6"/>
+          <w:szCs w:val="6"/>
+        </w:rPr>
+      </w:pPr>
+      <w:r>
+        <w:t xml:space="preserve">Steuer </w:t>
+      </w:r>
+      <w:r>
+        <w:t xml:space="preserve">? welche </w:t>
+      </w:r>
+      <w:proofErr w:type="spellStart"/>
+      <w:r>
+        <w:t>steuer</w:t>
+      </w:r>
+      <w:proofErr w:type="spellEnd"/>
+      <w:r>
+        <w:br/>
+      </w:r>
+      <w:r>
+        <w:rPr>
+          <w:b/>
+          <w:bCs/>
+          <w:sz w:val="6"/>
+          <w:szCs w:val="6"/>
+        </w:rPr>
+        <w:t>Gemeindeanteil an der Einkommensteuer je Einwohner</w:t>
+      </w:r>
+      <w:r>
+        <w:rPr>
+          <w:sz w:val="6"/>
+          <w:szCs w:val="6"/>
+        </w:rPr>
+        <w:t xml:space="preserve"> wäre näher an der materiellen Lage der Wohnbevölkerung als die gesamten kommunalen Steuereinnahmen. Er ist aber kein unmittelbares Maß für individuelles </w:t>
+      </w:r>
+      <w:proofErr w:type="spellStart"/>
+      <w:r>
+        <w:rPr>
+          <w:sz w:val="6"/>
+          <w:szCs w:val="6"/>
+        </w:rPr>
+        <w:t>Einkommen.</w:t>
+      </w:r>
+      <w:proofErr w:type="spellEnd"/>
+      <w:r>
+        <w:rPr>
+          <w:sz w:val="6"/>
+          <w:szCs w:val="6"/>
+        </w:rPr>
+        <w:br/>
+      </w:r>
+      <w:r>
+        <w:rPr>
+          <w:b/>
+          <w:bCs/>
+          <w:sz w:val="6"/>
+          <w:szCs w:val="6"/>
+        </w:rPr>
+        <w:t>Dafür spricht:</w:t>
       </w:r>
     </w:p>
     <w:p>
-      <w:r>
-        <w:t>Erklären der Methoden (nslphom, Regression, …) im Flow oder als eigenes Kapitel?</w:t>
+      <w:pPr>
+        <w:pStyle w:val="Listenabsatz"/>
+        <w:numPr>
+          <w:ilvl w:val="0"/>
+          <w:numId w:val="20"/>
+        </w:numPr>
+        <w:rPr>
+          <w:sz w:val="6"/>
+          <w:szCs w:val="6"/>
+        </w:rPr>
+      </w:pPr>
+      <w:r>
+        <w:rPr>
+          <w:sz w:val="6"/>
+          <w:szCs w:val="6"/>
+        </w:rPr>
+        <w:t>Er hängt stärker von den steuerpflichtigen Einkommen der Einwohner ab.</w:t>
       </w:r>
     </w:p>
     <w:p>
-      <w:r>
-        <w:t>Arbeitslosigkeit miteinbeziehen, wie?</w:t>
+      <w:pPr>
+        <w:pStyle w:val="Listenabsatz"/>
+        <w:numPr>
+          <w:ilvl w:val="0"/>
+          <w:numId w:val="20"/>
+        </w:numPr>
+        <w:rPr>
+          <w:sz w:val="6"/>
+          <w:szCs w:val="6"/>
+        </w:rPr>
+      </w:pPr>
+      <w:r>
+        <w:rPr>
+          <w:sz w:val="6"/>
+          <w:szCs w:val="6"/>
+        </w:rPr>
+        <w:t>Gewerbesteuereinnahmen können durch wenige große Betriebe stark schwanken und wenig über die finanzielle Lage der Bevölkerung aussagen.</w:t>
+      </w:r>
+    </w:p>
+    <w:p>
+      <w:pPr>
+        <w:pStyle w:val="Listenabsatz"/>
+        <w:numPr>
+          <w:ilvl w:val="0"/>
+          <w:numId w:val="20"/>
+        </w:numPr>
+        <w:rPr>
+          <w:sz w:val="6"/>
+          <w:szCs w:val="6"/>
+        </w:rPr>
+      </w:pPr>
+      <w:r>
+        <w:rPr>
+          <w:sz w:val="6"/>
+          <w:szCs w:val="6"/>
+        </w:rPr>
+        <w:t>Für deine Fragestellung wäre die Interpretation klarer: Regionen mit höherer beziehungsweise niedrigerer einkommensteuerlicher Basis.</w:t>
+      </w:r>
+    </w:p>
+    <w:p>
+      <w:pPr>
+        <w:pStyle w:val="Listenabsatz"/>
+        <w:numPr>
+          <w:ilvl w:val="0"/>
+          <w:numId w:val="20"/>
+        </w:numPr>
+        <w:rPr>
+          <w:sz w:val="6"/>
+          <w:szCs w:val="6"/>
+        </w:rPr>
+      </w:pPr>
+      <w:r>
+        <w:rPr>
+          <w:sz w:val="6"/>
+          <w:szCs w:val="6"/>
+        </w:rPr>
+        <w:t xml:space="preserve">Gerade bei kleinen Gemeinden dürfte die Einkommensteuer weniger sprunghaft sein als die </w:t>
+      </w:r>
+      <w:proofErr w:type="spellStart"/>
+      <w:r>
+        <w:rPr>
+          <w:sz w:val="6"/>
+          <w:szCs w:val="6"/>
+        </w:rPr>
+        <w:t>Gewerbesteuer.</w:t>
+      </w:r>
+      <w:proofErr w:type="spellEnd"/>
+      <w:r>
+        <w:rPr>
+          <w:sz w:val="6"/>
+          <w:szCs w:val="6"/>
+        </w:rPr>
+        <w:br/>
+      </w:r>
+      <w:r>
+        <w:rPr>
+          <w:b/>
+          <w:bCs/>
+          <w:sz w:val="6"/>
+          <w:szCs w:val="6"/>
+        </w:rPr>
+        <w:t>Dagegen spricht:</w:t>
+      </w:r>
+    </w:p>
+    <w:p>
+      <w:pPr>
+        <w:pStyle w:val="Listenabsatz"/>
+        <w:numPr>
+          <w:ilvl w:val="0"/>
+          <w:numId w:val="20"/>
+        </w:numPr>
+        <w:rPr>
+          <w:sz w:val="6"/>
+          <w:szCs w:val="6"/>
+        </w:rPr>
+      </w:pPr>
+      <w:r>
+        <w:rPr>
+          <w:sz w:val="6"/>
+          <w:szCs w:val="6"/>
+        </w:rPr>
+        <w:t>Der Gemeindeanteil wird über gesetzliche Verteilungsschlüssel und Einkommenshöchstbeträge verteilt. Besonders hohe Einkommen schlagen daher nicht vollständig durch.</w:t>
+      </w:r>
+    </w:p>
+    <w:p>
+      <w:pPr>
+        <w:pStyle w:val="Listenabsatz"/>
+        <w:numPr>
+          <w:ilvl w:val="0"/>
+          <w:numId w:val="20"/>
+        </w:numPr>
+        <w:rPr>
+          <w:sz w:val="6"/>
+          <w:szCs w:val="6"/>
+        </w:rPr>
+      </w:pPr>
+      <w:r>
+        <w:rPr>
+          <w:sz w:val="6"/>
+          <w:szCs w:val="6"/>
+        </w:rPr>
+        <w:t>Er erfasst nur steuerpflichtiges Einkommen. Renten, Transferleistungen, Vermögen und Haushaltskosten werden nur unvollständig abgebildet.</w:t>
+      </w:r>
+    </w:p>
+    <w:p>
+      <w:pPr>
+        <w:pStyle w:val="Listenabsatz"/>
+        <w:numPr>
+          <w:ilvl w:val="0"/>
+          <w:numId w:val="20"/>
+        </w:numPr>
+        <w:rPr>
+          <w:sz w:val="6"/>
+          <w:szCs w:val="6"/>
+        </w:rPr>
+      </w:pPr>
+      <w:r>
+        <w:rPr>
+          <w:sz w:val="6"/>
+          <w:szCs w:val="6"/>
+        </w:rPr>
+        <w:t>Die Kennzahl wird von der Bevölkerungsstruktur beeinflusst: Eine Gemeinde mit vielen Kindern, Rentnern oder Studierenden kann geringe Einnahmen haben, ohne dass alle Einwohner materiell schlecht gestellt sind.</w:t>
+      </w:r>
+    </w:p>
+    <w:p>
+      <w:pPr>
+        <w:pStyle w:val="Listenabsatz"/>
+        <w:numPr>
+          <w:ilvl w:val="0"/>
+          <w:numId w:val="20"/>
+        </w:numPr>
+        <w:rPr>
+          <w:sz w:val="6"/>
+          <w:szCs w:val="6"/>
+        </w:rPr>
+      </w:pPr>
+      <w:r>
+        <w:rPr>
+          <w:sz w:val="6"/>
+          <w:szCs w:val="6"/>
+        </w:rPr>
+        <w:t>Bei kleinen Gemeinden können einzelne Gruppen gut verdienender Einwohner trotzdem einen starken Einfluss haben.</w:t>
+      </w:r>
+    </w:p>
+    <w:p>
+      <w:pPr>
+        <w:pStyle w:val="Listenabsatz"/>
+        <w:numPr>
+          <w:ilvl w:val="0"/>
+          <w:numId w:val="20"/>
+        </w:numPr>
+        <w:rPr>
+          <w:sz w:val="6"/>
+          <w:szCs w:val="6"/>
+        </w:rPr>
+      </w:pPr>
+      <w:r>
+        <w:rPr>
+          <w:sz w:val="6"/>
+          <w:szCs w:val="6"/>
+        </w:rPr>
+        <w:t>Sie misst eher die lokale Einkommensteuerbasis als konkrete finanzielle Belastungen oder Deprivation.</w:t>
       </w:r>
     </w:p>
     <w:p/>
     <w:p>
       <w:r>
-        <w:t xml:space="preserve">Steuer </w:t>
-      </w:r>
-      <w:r>
-        <w:t>? welche steuer</w:t>
+        <w:t>strukturvariablen z-standardisiert, passt oder?</w:t>
       </w:r>
     </w:p>
     <w:p/>
@@ -46,13 +296,21 @@
     <w:p/>
     <w:p>
       <w:r>
-        <w:t xml:space="preserve">Strukturvariablen schauen was noch möglich </w:t>
-      </w:r>
-      <w:proofErr w:type="gramStart"/>
-      <w:r>
-        <w:t>wär</w:t>
-      </w:r>
-      <w:proofErr w:type="gramEnd"/>
+        <w:t>Von Anfang an immer nur auf Osten von Deutschland beziehen und dann später erst erklären warum</w:t>
+      </w:r>
+    </w:p>
+    <w:p>
+      <w:r>
+        <w:t>Erklären der Methoden (</w:t>
+      </w:r>
+      <w:proofErr w:type="spellStart"/>
+      <w:r>
+        <w:t>nslphom</w:t>
+      </w:r>
+      <w:proofErr w:type="spellEnd"/>
+      <w:r>
+        <w:t xml:space="preserve">, Regression, …) im Flow </w:t>
+      </w:r>
     </w:p>
     <w:p/>
     <w:p/>
@@ -62,15 +320,7 @@
       </w:r>
       <w:r>
         <w:br/>
-        <w:t xml:space="preserve">Literaturempfehlung </w:t>
-      </w:r>
-      <w:proofErr w:type="gramStart"/>
-      <w:r>
-        <w:t>EI Anwendung</w:t>
-      </w:r>
-      <w:proofErr w:type="gramEnd"/>
-      <w:r>
-        <w:t>: King (1997)</w:t>
+        <w:t>Literaturempfehlung EI Anwendung: King (1997)</w:t>
       </w:r>
       <w:r>
         <w:br/>
@@ -119,6 +369,7 @@
     <w:p/>
     <w:p>
       <w:r>
+        <w:lastRenderedPageBreak/>
         <w:t>Nslphom code verstehen</w:t>
       </w:r>
     </w:p>
@@ -131,25 +382,6 @@
     <w:p>
       <w:r>
         <w:t>Standardisierte Strukturvariablen Verteilung betrachten (interessanter wenn zentriert)</w:t>
-      </w:r>
-    </w:p>
-    <w:p/>
-    <w:p/>
-    <w:p/>
-    <w:p>
-      <w:r>
-        <w:t>Wie zentriert die strukturvariablen?</w:t>
-      </w:r>
-    </w:p>
-    <w:p/>
-    <w:p/>
-    <w:p/>
-    <w:p>
-      <w:r>
-        <w:t>Kapiteleinteilung, …</w:t>
-      </w:r>
-      <w:r>
-        <w:t xml:space="preserve"> bis nächstes mal vorzeigen</w:t>
       </w:r>
     </w:p>
     <w:p/>
@@ -158,10 +390,27 @@
     <w:p/>
     <w:p>
       <w:r>
-        <w:t>Variable erstellen: Grenze extremer, spatial effects mäßig</w:t>
-      </w:r>
-    </w:p>
-    <w:p>
+        <w:t xml:space="preserve">Variable erstellen: Grenze extremer, </w:t>
+      </w:r>
+      <w:proofErr w:type="spellStart"/>
+      <w:r>
+        <w:t>spatial</w:t>
+      </w:r>
+      <w:proofErr w:type="spellEnd"/>
+      <w:r>
+        <w:t xml:space="preserve"> </w:t>
+      </w:r>
+      <w:proofErr w:type="spellStart"/>
+      <w:r>
+        <w:t>effects</w:t>
+      </w:r>
+      <w:proofErr w:type="spellEnd"/>
+      <w:r>
+        <w:t xml:space="preserve"> mäßig</w:t>
+      </w:r>
+      <w:r>
+        <w:t xml:space="preserve"> </w:t>
+      </w:r>
       <w:r>
         <w:t>Distanz Wahlkreis zur Grenze</w:t>
       </w:r>
@@ -191,1098 +440,38 @@
       </w:r>
       <w:r>
         <w:br/>
-        <w:t>wie berechnen sich variabl</w:t>
-      </w:r>
-      <w:r>
-        <w:t>en</w:t>
-      </w:r>
-      <w:r>
-        <w:t>? Z.b. ländlichkeit</w:t>
       </w:r>
     </w:p>
     <w:p/>
     <w:p>
-      <w:r>
-        <w:t>Variablenselektion</w:t>
-      </w:r>
-      <w:r>
-        <w:br/>
-        <w:t>Cross validation ansatz, power</w:t>
-      </w:r>
-    </w:p>
-    <w:p/>
-    <w:p>
       <w:pPr>
         <w:rPr>
           <w:lang w:val="en-US"/>
         </w:rPr>
       </w:pPr>
+      <w:proofErr w:type="spellStart"/>
       <w:r>
         <w:rPr>
           <w:lang w:val="en-US"/>
         </w:rPr>
-        <w:t>Iter_max in Appendix</w:t>
-      </w:r>
-    </w:p>
-    <w:p>
-      <w:pPr>
+        <w:t>Variablenselektion</w:t>
+      </w:r>
+      <w:proofErr w:type="spellEnd"/>
+      <w:r>
         <w:rPr>
           <w:lang w:val="en-US"/>
         </w:rPr>
-      </w:pPr>
+        <w:br/>
+        <w:t>Cross validation ansatz, power</w:t>
+      </w:r>
     </w:p>
-    <w:tbl>
-      <w:tblPr>
-        <w:tblW w:w="0" w:type="auto"/>
-        <w:tblCellSpacing w:w="15" w:type="dxa"/>
-        <w:tblCellMar>
-          <w:top w:w="15" w:type="dxa"/>
-          <w:left w:w="15" w:type="dxa"/>
-          <w:bottom w:w="15" w:type="dxa"/>
-          <w:right w:w="15" w:type="dxa"/>
-        </w:tblCellMar>
-        <w:tblLook w:val="04A0" w:firstRow="1" w:lastRow="0" w:firstColumn="1" w:lastColumn="0" w:noHBand="0" w:noVBand="1"/>
-      </w:tblPr>
-      <w:tblGrid>
-        <w:gridCol w:w="2828"/>
-        <w:gridCol w:w="1428"/>
-        <w:gridCol w:w="1932"/>
-        <w:gridCol w:w="1131"/>
-        <w:gridCol w:w="1753"/>
-      </w:tblGrid>
-      <w:tr>
-        <w:trPr>
-          <w:tblHeader/>
-          <w:tblCellSpacing w:w="15" w:type="dxa"/>
-        </w:trPr>
-        <w:tc>
-          <w:tcPr>
-            <w:tcW w:w="0" w:type="auto"/>
-            <w:vAlign w:val="center"/>
-            <w:hideMark/>
-          </w:tcPr>
-          <w:p>
-            <w:pPr>
-              <w:rPr>
-                <w:b/>
-                <w:bCs/>
-              </w:rPr>
-            </w:pPr>
-            <w:r>
-              <w:rPr>
-                <w:b/>
-                <w:bCs/>
-              </w:rPr>
-              <w:lastRenderedPageBreak/>
-              <w:t>Variable im Modell</w:t>
-            </w:r>
-          </w:p>
-        </w:tc>
-        <w:tc>
-          <w:tcPr>
-            <w:tcW w:w="0" w:type="auto"/>
-            <w:vAlign w:val="center"/>
-            <w:hideMark/>
-          </w:tcPr>
-          <w:p>
-            <w:pPr>
-              <w:rPr>
-                <w:b/>
-                <w:bCs/>
-              </w:rPr>
-            </w:pPr>
-            <w:r>
-              <w:rPr>
-                <w:b/>
-                <w:bCs/>
-              </w:rPr>
-              <w:t>INKAR-Kürzel</w:t>
-            </w:r>
-          </w:p>
-        </w:tc>
-        <w:tc>
-          <w:tcPr>
-            <w:tcW w:w="0" w:type="auto"/>
-            <w:vAlign w:val="center"/>
-            <w:hideMark/>
-          </w:tcPr>
-          <w:p>
-            <w:pPr>
-              <w:rPr>
-                <w:b/>
-                <w:bCs/>
-              </w:rPr>
-            </w:pPr>
-            <w:r>
-              <w:rPr>
-                <w:b/>
-                <w:bCs/>
-              </w:rPr>
-              <w:t>Inhalt</w:t>
-            </w:r>
-          </w:p>
-        </w:tc>
-        <w:tc>
-          <w:tcPr>
-            <w:tcW w:w="0" w:type="auto"/>
-            <w:vAlign w:val="center"/>
-            <w:hideMark/>
-          </w:tcPr>
-          <w:p>
-            <w:pPr>
-              <w:rPr>
-                <w:b/>
-                <w:bCs/>
-              </w:rPr>
-            </w:pPr>
-            <w:r>
-              <w:rPr>
-                <w:b/>
-                <w:bCs/>
-              </w:rPr>
-              <w:t>Einheit / Interpretation</w:t>
-            </w:r>
-          </w:p>
-        </w:tc>
-        <w:tc>
-          <w:tcPr>
-            <w:tcW w:w="0" w:type="auto"/>
-            <w:vAlign w:val="center"/>
-            <w:hideMark/>
-          </w:tcPr>
-          <w:p>
-            <w:pPr>
-              <w:rPr>
-                <w:b/>
-                <w:bCs/>
-              </w:rPr>
-            </w:pPr>
-            <w:r>
-              <w:rPr>
-                <w:b/>
-                <w:bCs/>
-              </w:rPr>
-              <w:t>Aggregation auf agg_schluessel</w:t>
-            </w:r>
-          </w:p>
-        </w:tc>
-      </w:tr>
-      <w:tr>
-        <w:trPr>
-          <w:tblCellSpacing w:w="15" w:type="dxa"/>
-        </w:trPr>
-        <w:tc>
-          <w:tcPr>
-            <w:tcW w:w="0" w:type="auto"/>
-            <w:vAlign w:val="center"/>
-            <w:hideMark/>
-          </w:tcPr>
-          <w:p>
-            <w:r>
-              <w:t>anteilAuslaendischeArbeitslose_2023</w:t>
-            </w:r>
-          </w:p>
-        </w:tc>
-        <w:tc>
-          <w:tcPr>
-            <w:tcW w:w="0" w:type="auto"/>
-            <w:vAlign w:val="center"/>
-            <w:hideMark/>
-          </w:tcPr>
-          <w:p>
-            <w:r>
-              <w:t>a_alo_ausländer</w:t>
-            </w:r>
-          </w:p>
-        </w:tc>
-        <w:tc>
-          <w:tcPr>
-            <w:tcW w:w="0" w:type="auto"/>
-            <w:vAlign w:val="center"/>
-            <w:hideMark/>
-          </w:tcPr>
-          <w:p>
-            <w:r>
-              <w:t>Anteil ausländischer Arbeitsloser an allen Arbeitslosen</w:t>
-            </w:r>
-          </w:p>
-        </w:tc>
-        <w:tc>
-          <w:tcPr>
-            <w:tcW w:w="0" w:type="auto"/>
-            <w:vAlign w:val="center"/>
-            <w:hideMark/>
-          </w:tcPr>
-          <w:p>
-            <w:r>
-              <w:t>Prozent / Anteil in %</w:t>
-            </w:r>
-          </w:p>
-        </w:tc>
-        <w:tc>
-          <w:tcPr>
-            <w:tcW w:w="0" w:type="auto"/>
-            <w:vAlign w:val="center"/>
-            <w:hideMark/>
-          </w:tcPr>
-          <w:p>
-            <w:r>
-              <w:t>gewichtet mit angenäherter Zahl Arbeitsloser: bevoelkerung * arbeitslosigkeit</w:t>
-            </w:r>
-          </w:p>
-        </w:tc>
-      </w:tr>
-      <w:tr>
-        <w:trPr>
-          <w:tblCellSpacing w:w="15" w:type="dxa"/>
-        </w:trPr>
-        <w:tc>
-          <w:tcPr>
-            <w:tcW w:w="0" w:type="auto"/>
-            <w:vAlign w:val="center"/>
-            <w:hideMark/>
-          </w:tcPr>
-          <w:p>
-            <w:r>
-              <w:t>arbeitslosigkeit_2023</w:t>
-            </w:r>
-          </w:p>
-        </w:tc>
-        <w:tc>
-          <w:tcPr>
-            <w:tcW w:w="0" w:type="auto"/>
-            <w:vAlign w:val="center"/>
-            <w:hideMark/>
-          </w:tcPr>
-          <w:p>
-            <w:r>
-              <w:t>q_arbeitslosigkeit</w:t>
-            </w:r>
-          </w:p>
-        </w:tc>
-        <w:tc>
-          <w:tcPr>
-            <w:tcW w:w="0" w:type="auto"/>
-            <w:vAlign w:val="center"/>
-            <w:hideMark/>
-          </w:tcPr>
-          <w:p>
-            <w:r>
-              <w:t>Arbeitslosigkeit</w:t>
-            </w:r>
-          </w:p>
-        </w:tc>
-        <w:tc>
-          <w:tcPr>
-            <w:tcW w:w="0" w:type="auto"/>
-            <w:vAlign w:val="center"/>
-            <w:hideMark/>
-          </w:tcPr>
-          <w:p>
-            <w:r>
-              <w:t>Prozent / Quote</w:t>
-            </w:r>
-          </w:p>
-        </w:tc>
-        <w:tc>
-          <w:tcPr>
-            <w:tcW w:w="0" w:type="auto"/>
-            <w:vAlign w:val="center"/>
-            <w:hideMark/>
-          </w:tcPr>
-          <w:p>
-            <w:r>
-              <w:t>bevölkerungsgewichtet</w:t>
-            </w:r>
-          </w:p>
-        </w:tc>
-      </w:tr>
-      <w:tr>
-        <w:trPr>
-          <w:tblCellSpacing w:w="15" w:type="dxa"/>
-        </w:trPr>
-        <w:tc>
-          <w:tcPr>
-            <w:tcW w:w="0" w:type="auto"/>
-            <w:vAlign w:val="center"/>
-            <w:hideMark/>
-          </w:tcPr>
-          <w:p>
-            <w:r>
-              <w:t>kaufkraft_2023</w:t>
-            </w:r>
-          </w:p>
-        </w:tc>
-        <w:tc>
-          <w:tcPr>
-            <w:tcW w:w="0" w:type="auto"/>
-            <w:vAlign w:val="center"/>
-            <w:hideMark/>
-          </w:tcPr>
-          <w:p>
-            <w:r>
-              <w:t>q_kaufkraft</w:t>
-            </w:r>
-          </w:p>
-        </w:tc>
-        <w:tc>
-          <w:tcPr>
-            <w:tcW w:w="0" w:type="auto"/>
-            <w:vAlign w:val="center"/>
-            <w:hideMark/>
-          </w:tcPr>
-          <w:p>
-            <w:r>
-              <w:t>Kaufkraft je Einwohner</w:t>
-            </w:r>
-          </w:p>
-        </w:tc>
-        <w:tc>
-          <w:tcPr>
-            <w:tcW w:w="0" w:type="auto"/>
-            <w:vAlign w:val="center"/>
-            <w:hideMark/>
-          </w:tcPr>
-          <w:p>
-            <w:r>
-              <w:t>vermutlich Euro je Einwohner</w:t>
-            </w:r>
-          </w:p>
-        </w:tc>
-        <w:tc>
-          <w:tcPr>
-            <w:tcW w:w="0" w:type="auto"/>
-            <w:vAlign w:val="center"/>
-            <w:hideMark/>
-          </w:tcPr>
-          <w:p>
-            <w:r>
-              <w:t>bevölkerungsgewichtet</w:t>
-            </w:r>
-          </w:p>
-        </w:tc>
-      </w:tr>
-      <w:tr>
-        <w:trPr>
-          <w:tblCellSpacing w:w="15" w:type="dxa"/>
-        </w:trPr>
-        <w:tc>
-          <w:tcPr>
-            <w:tcW w:w="0" w:type="auto"/>
-            <w:vAlign w:val="center"/>
-            <w:hideMark/>
-          </w:tcPr>
-          <w:p>
-            <w:r>
-              <w:t>beschaeftigte100_2023</w:t>
-            </w:r>
-          </w:p>
-        </w:tc>
-        <w:tc>
-          <w:tcPr>
-            <w:tcW w:w="0" w:type="auto"/>
-            <w:vAlign w:val="center"/>
-            <w:hideMark/>
-          </w:tcPr>
-          <w:p>
-            <w:r>
-              <w:t>q_svw</w:t>
-            </w:r>
-          </w:p>
-        </w:tc>
-        <w:tc>
-          <w:tcPr>
-            <w:tcW w:w="0" w:type="auto"/>
-            <w:vAlign w:val="center"/>
-            <w:hideMark/>
-          </w:tcPr>
-          <w:p>
-            <w:r>
-              <w:t>Beschäftigtenquote</w:t>
-            </w:r>
-          </w:p>
-        </w:tc>
-        <w:tc>
-          <w:tcPr>
-            <w:tcW w:w="0" w:type="auto"/>
-            <w:vAlign w:val="center"/>
-            <w:hideMark/>
-          </w:tcPr>
-          <w:p>
-            <w:r>
-              <w:t>Beschäftigte je 100 Personen bzw. Prozentquote</w:t>
-            </w:r>
-          </w:p>
-        </w:tc>
-        <w:tc>
-          <w:tcPr>
-            <w:tcW w:w="0" w:type="auto"/>
-            <w:vAlign w:val="center"/>
-            <w:hideMark/>
-          </w:tcPr>
-          <w:p>
-            <w:r>
-              <w:t>bevölkerungsgewichtet</w:t>
-            </w:r>
-          </w:p>
-        </w:tc>
-      </w:tr>
-      <w:tr>
-        <w:trPr>
-          <w:tblCellSpacing w:w="15" w:type="dxa"/>
-        </w:trPr>
-        <w:tc>
-          <w:tcPr>
-            <w:tcW w:w="0" w:type="auto"/>
-            <w:vAlign w:val="center"/>
-            <w:hideMark/>
-          </w:tcPr>
-          <w:p>
-            <w:r>
-              <w:t>bevoelkerung6_2023</w:t>
-            </w:r>
-          </w:p>
-        </w:tc>
-        <w:tc>
-          <w:tcPr>
-            <w:tcW w:w="0" w:type="auto"/>
-            <w:vAlign w:val="center"/>
-            <w:hideMark/>
-          </w:tcPr>
-          <w:p>
-            <w:r>
-              <w:t>a_bev_0006</w:t>
-            </w:r>
-          </w:p>
-        </w:tc>
-        <w:tc>
-          <w:tcPr>
-            <w:tcW w:w="0" w:type="auto"/>
-            <w:vAlign w:val="center"/>
-            <w:hideMark/>
-          </w:tcPr>
-          <w:p>
-            <w:r>
-              <w:t>Anteil Einwohner unter 6 Jahren</w:t>
-            </w:r>
-          </w:p>
-        </w:tc>
-        <w:tc>
-          <w:tcPr>
-            <w:tcW w:w="0" w:type="auto"/>
-            <w:vAlign w:val="center"/>
-            <w:hideMark/>
-          </w:tcPr>
-          <w:p>
-            <w:r>
-              <w:t>Prozent</w:t>
-            </w:r>
-          </w:p>
-        </w:tc>
-        <w:tc>
-          <w:tcPr>
-            <w:tcW w:w="0" w:type="auto"/>
-            <w:vAlign w:val="center"/>
-            <w:hideMark/>
-          </w:tcPr>
-          <w:p>
-            <w:r>
-              <w:t>bevölkerungsgewichtet</w:t>
-            </w:r>
-          </w:p>
-        </w:tc>
-      </w:tr>
-      <w:tr>
-        <w:trPr>
-          <w:tblCellSpacing w:w="15" w:type="dxa"/>
-        </w:trPr>
-        <w:tc>
-          <w:tcPr>
-            <w:tcW w:w="0" w:type="auto"/>
-            <w:vAlign w:val="center"/>
-            <w:hideMark/>
-          </w:tcPr>
-          <w:p>
-            <w:r>
-              <w:t>bevoelkerung618_2023</w:t>
-            </w:r>
-          </w:p>
-        </w:tc>
-        <w:tc>
-          <w:tcPr>
-            <w:tcW w:w="0" w:type="auto"/>
-            <w:vAlign w:val="center"/>
-            <w:hideMark/>
-          </w:tcPr>
-          <w:p>
-            <w:r>
-              <w:t>a_bev0618</w:t>
-            </w:r>
-          </w:p>
-        </w:tc>
-        <w:tc>
-          <w:tcPr>
-            <w:tcW w:w="0" w:type="auto"/>
-            <w:vAlign w:val="center"/>
-            <w:hideMark/>
-          </w:tcPr>
-          <w:p>
-            <w:r>
-              <w:t>Anteil Einwohner von 6 bis unter 18 Jahren</w:t>
-            </w:r>
-          </w:p>
-        </w:tc>
-        <w:tc>
-          <w:tcPr>
-            <w:tcW w:w="0" w:type="auto"/>
-            <w:vAlign w:val="center"/>
-            <w:hideMark/>
-          </w:tcPr>
-          <w:p>
-            <w:r>
-              <w:t>Prozent</w:t>
-            </w:r>
-          </w:p>
-        </w:tc>
-        <w:tc>
-          <w:tcPr>
-            <w:tcW w:w="0" w:type="auto"/>
-            <w:vAlign w:val="center"/>
-            <w:hideMark/>
-          </w:tcPr>
-          <w:p>
-            <w:r>
-              <w:t>bevölkerungsgewichtet</w:t>
-            </w:r>
-          </w:p>
-        </w:tc>
-      </w:tr>
-      <w:tr>
-        <w:trPr>
-          <w:tblCellSpacing w:w="15" w:type="dxa"/>
-        </w:trPr>
-        <w:tc>
-          <w:tcPr>
-            <w:tcW w:w="0" w:type="auto"/>
-            <w:vAlign w:val="center"/>
-            <w:hideMark/>
-          </w:tcPr>
-          <w:p>
-            <w:r>
-              <w:t>bevoelkerung65_2023</w:t>
-            </w:r>
-          </w:p>
-        </w:tc>
-        <w:tc>
-          <w:tcPr>
-            <w:tcW w:w="0" w:type="auto"/>
-            <w:vAlign w:val="center"/>
-            <w:hideMark/>
-          </w:tcPr>
-          <w:p>
-            <w:r>
-              <w:t>a_bev65um</w:t>
-            </w:r>
-          </w:p>
-        </w:tc>
-        <w:tc>
-          <w:tcPr>
-            <w:tcW w:w="0" w:type="auto"/>
-            <w:vAlign w:val="center"/>
-            <w:hideMark/>
-          </w:tcPr>
-          <w:p>
-            <w:r>
-              <w:t>Anteil Einwohner ab 65 Jahren</w:t>
-            </w:r>
-          </w:p>
-        </w:tc>
-        <w:tc>
-          <w:tcPr>
-            <w:tcW w:w="0" w:type="auto"/>
-            <w:vAlign w:val="center"/>
-            <w:hideMark/>
-          </w:tcPr>
-          <w:p>
-            <w:r>
-              <w:t>Prozent</w:t>
-            </w:r>
-          </w:p>
-        </w:tc>
-        <w:tc>
-          <w:tcPr>
-            <w:tcW w:w="0" w:type="auto"/>
-            <w:vAlign w:val="center"/>
-            <w:hideMark/>
-          </w:tcPr>
-          <w:p>
-            <w:r>
-              <w:t>bevölkerungsgewichtet</w:t>
-            </w:r>
-          </w:p>
-        </w:tc>
-      </w:tr>
-      <w:tr>
-        <w:trPr>
-          <w:tblCellSpacing w:w="15" w:type="dxa"/>
-        </w:trPr>
-        <w:tc>
-          <w:tcPr>
-            <w:tcW w:w="0" w:type="auto"/>
-            <w:vAlign w:val="center"/>
-            <w:hideMark/>
-          </w:tcPr>
-          <w:p>
-            <w:r>
-              <w:t>alterMean_2023</w:t>
-            </w:r>
-          </w:p>
-        </w:tc>
-        <w:tc>
-          <w:tcPr>
-            <w:tcW w:w="0" w:type="auto"/>
-            <w:vAlign w:val="center"/>
-            <w:hideMark/>
-          </w:tcPr>
-          <w:p>
-            <w:r>
-              <w:t>m_bev_alter</w:t>
-            </w:r>
-          </w:p>
-        </w:tc>
-        <w:tc>
-          <w:tcPr>
-            <w:tcW w:w="0" w:type="auto"/>
-            <w:vAlign w:val="center"/>
-            <w:hideMark/>
-          </w:tcPr>
-          <w:p>
-            <w:r>
-              <w:t>Durchschnittsalter der Bevölkerung</w:t>
-            </w:r>
-          </w:p>
-        </w:tc>
-        <w:tc>
-          <w:tcPr>
-            <w:tcW w:w="0" w:type="auto"/>
-            <w:vAlign w:val="center"/>
-            <w:hideMark/>
-          </w:tcPr>
-          <w:p>
-            <w:r>
-              <w:t>Jahre</w:t>
-            </w:r>
-          </w:p>
-        </w:tc>
-        <w:tc>
-          <w:tcPr>
-            <w:tcW w:w="0" w:type="auto"/>
-            <w:vAlign w:val="center"/>
-            <w:hideMark/>
-          </w:tcPr>
-          <w:p>
-            <w:r>
-              <w:t>bevölkerungsgewichtet</w:t>
-            </w:r>
-          </w:p>
-        </w:tc>
-      </w:tr>
-      <w:tr>
-        <w:trPr>
-          <w:tblCellSpacing w:w="15" w:type="dxa"/>
-        </w:trPr>
-        <w:tc>
-          <w:tcPr>
-            <w:tcW w:w="0" w:type="auto"/>
-            <w:vAlign w:val="center"/>
-            <w:hideMark/>
-          </w:tcPr>
-          <w:p>
-            <w:r>
-              <w:t>haushaltsgroesseMean_2023</w:t>
-            </w:r>
-          </w:p>
-        </w:tc>
-        <w:tc>
-          <w:tcPr>
-            <w:tcW w:w="0" w:type="auto"/>
-            <w:vAlign w:val="center"/>
-            <w:hideMark/>
-          </w:tcPr>
-          <w:p>
-            <w:r>
-              <w:t>q_HH</w:t>
-            </w:r>
-          </w:p>
-        </w:tc>
-        <w:tc>
-          <w:tcPr>
-            <w:tcW w:w="0" w:type="auto"/>
-            <w:vAlign w:val="center"/>
-            <w:hideMark/>
-          </w:tcPr>
-          <w:p>
-            <w:r>
-              <w:t>durchschnittliche Haushaltsgröße</w:t>
-            </w:r>
-          </w:p>
-        </w:tc>
-        <w:tc>
-          <w:tcPr>
-            <w:tcW w:w="0" w:type="auto"/>
-            <w:vAlign w:val="center"/>
-            <w:hideMark/>
-          </w:tcPr>
-          <w:p>
-            <w:r>
-              <w:t>Personen je Haushalt</w:t>
-            </w:r>
-          </w:p>
-        </w:tc>
-        <w:tc>
-          <w:tcPr>
-            <w:tcW w:w="0" w:type="auto"/>
-            <w:vAlign w:val="center"/>
-            <w:hideMark/>
-          </w:tcPr>
-          <w:p>
-            <w:r>
-              <w:t>speziell: Gesamtbevölkerung / angenäherte Haushaltszahl</w:t>
-            </w:r>
-          </w:p>
-        </w:tc>
-      </w:tr>
-      <w:tr>
-        <w:trPr>
-          <w:tblCellSpacing w:w="15" w:type="dxa"/>
-        </w:trPr>
-        <w:tc>
-          <w:tcPr>
-            <w:tcW w:w="0" w:type="auto"/>
-            <w:vAlign w:val="center"/>
-            <w:hideMark/>
-          </w:tcPr>
-          <w:p>
-            <w:r>
-              <w:t>bevWanderung_2023</w:t>
-            </w:r>
-          </w:p>
-        </w:tc>
-        <w:tc>
-          <w:tcPr>
-            <w:tcW w:w="0" w:type="auto"/>
-            <w:vAlign w:val="center"/>
-            <w:hideMark/>
-          </w:tcPr>
-          <w:p>
-            <w:r>
-              <w:t>i_wans</w:t>
-            </w:r>
-          </w:p>
-        </w:tc>
-        <w:tc>
-          <w:tcPr>
-            <w:tcW w:w="0" w:type="auto"/>
-            <w:vAlign w:val="center"/>
-            <w:hideMark/>
-          </w:tcPr>
-          <w:p>
-            <w:r>
-              <w:t>Gesamtwanderungssaldo</w:t>
-            </w:r>
-          </w:p>
-        </w:tc>
-        <w:tc>
-          <w:tcPr>
-            <w:tcW w:w="0" w:type="auto"/>
-            <w:vAlign w:val="center"/>
-            <w:hideMark/>
-          </w:tcPr>
-          <w:p>
-            <w:r>
-              <w:t>je 1.000 Einwohner</w:t>
-            </w:r>
-          </w:p>
-        </w:tc>
-        <w:tc>
-          <w:tcPr>
-            <w:tcW w:w="0" w:type="auto"/>
-            <w:vAlign w:val="center"/>
-            <w:hideMark/>
-          </w:tcPr>
-          <w:p>
-            <w:r>
-              <w:t>bevölkerungsgewichtet</w:t>
-            </w:r>
-          </w:p>
-        </w:tc>
-      </w:tr>
-      <w:tr>
-        <w:trPr>
-          <w:tblCellSpacing w:w="15" w:type="dxa"/>
-        </w:trPr>
-        <w:tc>
-          <w:tcPr>
-            <w:tcW w:w="0" w:type="auto"/>
-            <w:vAlign w:val="center"/>
-            <w:hideMark/>
-          </w:tcPr>
-          <w:p>
-            <w:r>
-              <w:t>steuereinnahmen_2023</w:t>
-            </w:r>
-          </w:p>
-        </w:tc>
-        <w:tc>
-          <w:tcPr>
-            <w:tcW w:w="0" w:type="auto"/>
-            <w:vAlign w:val="center"/>
-            <w:hideMark/>
-          </w:tcPr>
-          <w:p>
-            <w:r>
-              <w:t>d_steuereinnahme</w:t>
-            </w:r>
-          </w:p>
-        </w:tc>
-        <w:tc>
-          <w:tcPr>
-            <w:tcW w:w="0" w:type="auto"/>
-            <w:vAlign w:val="center"/>
-            <w:hideMark/>
-          </w:tcPr>
-          <w:p>
-            <w:r>
-              <w:t>Steuereinnahmen der Gemeinden</w:t>
-            </w:r>
-          </w:p>
-        </w:tc>
-        <w:tc>
-          <w:tcPr>
-            <w:tcW w:w="0" w:type="auto"/>
-            <w:vAlign w:val="center"/>
-            <w:hideMark/>
-          </w:tcPr>
-          <w:p>
-            <w:r>
-              <w:t>vermutlich Euro je Einwohner</w:t>
-            </w:r>
-          </w:p>
-        </w:tc>
-        <w:tc>
-          <w:tcPr>
-            <w:tcW w:w="0" w:type="auto"/>
-            <w:vAlign w:val="center"/>
-            <w:hideMark/>
-          </w:tcPr>
-          <w:p>
-            <w:r>
-              <w:t xml:space="preserve">Kreiswert, danach den Gemeinden des Kreises zugespielt; bei </w:t>
-            </w:r>
-            <w:r>
-              <w:lastRenderedPageBreak/>
-              <w:t>Aggregation bevölkerungsgewichtet</w:t>
-            </w:r>
-          </w:p>
-        </w:tc>
-      </w:tr>
-      <w:tr>
-        <w:trPr>
-          <w:tblCellSpacing w:w="15" w:type="dxa"/>
-        </w:trPr>
-        <w:tc>
-          <w:tcPr>
-            <w:tcW w:w="0" w:type="auto"/>
-            <w:vAlign w:val="center"/>
-            <w:hideMark/>
-          </w:tcPr>
-          <w:p>
-            <w:r>
-              <w:lastRenderedPageBreak/>
-              <w:t>laendlichkeit_2023</w:t>
-            </w:r>
-          </w:p>
-        </w:tc>
-        <w:tc>
-          <w:tcPr>
-            <w:tcW w:w="0" w:type="auto"/>
-            <w:vAlign w:val="center"/>
-            <w:hideMark/>
-          </w:tcPr>
-          <w:p>
-            <w:r>
-              <w:t>a_bevd150_</w:t>
-            </w:r>
-          </w:p>
-        </w:tc>
-        <w:tc>
-          <w:tcPr>
-            <w:tcW w:w="0" w:type="auto"/>
-            <w:vAlign w:val="center"/>
-            <w:hideMark/>
-          </w:tcPr>
-          <w:p>
-            <w:r>
-              <w:t>Anteil Einwohner in Gemeinden mit Bevölkerungsdichte unter 150 Einwohner/km²</w:t>
-            </w:r>
-          </w:p>
-        </w:tc>
-        <w:tc>
-          <w:tcPr>
-            <w:tcW w:w="0" w:type="auto"/>
-            <w:vAlign w:val="center"/>
-            <w:hideMark/>
-          </w:tcPr>
-          <w:p>
-            <w:r>
-              <w:t>Prozent</w:t>
-            </w:r>
-          </w:p>
-        </w:tc>
-        <w:tc>
-          <w:tcPr>
-            <w:tcW w:w="0" w:type="auto"/>
-            <w:vAlign w:val="center"/>
-            <w:hideMark/>
-          </w:tcPr>
-          <w:p>
-            <w:r>
-              <w:t>bevölkerungsgewichtet</w:t>
-            </w:r>
-          </w:p>
-        </w:tc>
-      </w:tr>
-      <w:tr>
-        <w:trPr>
-          <w:tblCellSpacing w:w="15" w:type="dxa"/>
-        </w:trPr>
-        <w:tc>
-          <w:tcPr>
-            <w:tcW w:w="0" w:type="auto"/>
-            <w:vAlign w:val="center"/>
-            <w:hideMark/>
-          </w:tcPr>
-          <w:p>
-            <w:r>
-              <w:t>einwohnerdichte_2023</w:t>
-            </w:r>
-          </w:p>
-        </w:tc>
-        <w:tc>
-          <w:tcPr>
-            <w:tcW w:w="0" w:type="auto"/>
-            <w:vAlign w:val="center"/>
-            <w:hideMark/>
-          </w:tcPr>
-          <w:p>
-            <w:r>
-              <w:t>q_bev_fl</w:t>
-            </w:r>
-          </w:p>
-        </w:tc>
-        <w:tc>
-          <w:tcPr>
-            <w:tcW w:w="0" w:type="auto"/>
-            <w:vAlign w:val="center"/>
-            <w:hideMark/>
-          </w:tcPr>
-          <w:p>
-            <w:r>
-              <w:t>Einwohnerdichte</w:t>
-            </w:r>
-          </w:p>
-        </w:tc>
-        <w:tc>
-          <w:tcPr>
-            <w:tcW w:w="0" w:type="auto"/>
-            <w:vAlign w:val="center"/>
-            <w:hideMark/>
-          </w:tcPr>
-          <w:p>
-            <w:r>
-              <w:t>Einwohner je km²</w:t>
-            </w:r>
-          </w:p>
-        </w:tc>
-        <w:tc>
-          <w:tcPr>
-            <w:tcW w:w="0" w:type="auto"/>
-            <w:vAlign w:val="center"/>
-            <w:hideMark/>
-          </w:tcPr>
-          <w:p>
-            <w:r>
-              <w:t>speziell: Gesamtbevölkerung / angenäherte Gesamtfläche</w:t>
-            </w:r>
-          </w:p>
-        </w:tc>
-      </w:tr>
-      <w:tr>
-        <w:trPr>
-          <w:tblCellSpacing w:w="15" w:type="dxa"/>
-        </w:trPr>
-        <w:tc>
-          <w:tcPr>
-            <w:tcW w:w="0" w:type="auto"/>
-            <w:vAlign w:val="center"/>
-            <w:hideMark/>
-          </w:tcPr>
-          <w:p>
-            <w:r>
-              <w:t>einwohnerArbeitsplatzDichte_2023</w:t>
-            </w:r>
-          </w:p>
-        </w:tc>
-        <w:tc>
-          <w:tcPr>
-            <w:tcW w:w="0" w:type="auto"/>
-            <w:vAlign w:val="center"/>
-            <w:hideMark/>
-          </w:tcPr>
-          <w:p>
-            <w:r>
-              <w:t>q_bevsva_qkm</w:t>
-            </w:r>
-          </w:p>
-        </w:tc>
-        <w:tc>
-          <w:tcPr>
-            <w:tcW w:w="0" w:type="auto"/>
-            <w:vAlign w:val="center"/>
-            <w:hideMark/>
-          </w:tcPr>
-          <w:p>
-            <w:r>
-              <w:t>Einwohner-Arbeitsplatz-Dichte</w:t>
-            </w:r>
-          </w:p>
-        </w:tc>
-        <w:tc>
-          <w:tcPr>
-            <w:tcW w:w="0" w:type="auto"/>
-            <w:vAlign w:val="center"/>
-            <w:hideMark/>
-          </w:tcPr>
-          <w:p>
-            <w:r>
-              <w:t>Einwohner + Arbeitsplätze je km²</w:t>
-            </w:r>
-          </w:p>
-        </w:tc>
-        <w:tc>
-          <w:tcPr>
-            <w:tcW w:w="0" w:type="auto"/>
-            <w:vAlign w:val="center"/>
-            <w:hideMark/>
-          </w:tcPr>
-          <w:p>
-            <w:r>
-              <w:t>speziell flächengewichtet, Fläche angenähert über bevoelkerung / einwohnerdichte</w:t>
-            </w:r>
-          </w:p>
-        </w:tc>
-      </w:tr>
-    </w:tbl>
+    <w:p>
+      <w:pPr>
+        <w:rPr>
+          <w:lang w:val="en-US"/>
+        </w:rPr>
+      </w:pPr>
+    </w:p>
     <w:p/>
     <w:p/>
     <w:p/>
@@ -1367,6 +556,7 @@
         </w:numPr>
       </w:pPr>
       <w:r>
+        <w:lastRenderedPageBreak/>
         <w:t>Multiple-Testing-Problematik</w:t>
       </w:r>
     </w:p>
@@ -1383,7 +573,6 @@
         </w:numPr>
       </w:pPr>
       <w:r>
-        <w:lastRenderedPageBreak/>
         <w:t>Einwohnerdichte ↔ Einwohner-Arbeitsplatz-Dichte: r = 0,995</w:t>
       </w:r>
     </w:p>
@@ -1415,50 +604,6 @@
       </w:r>
     </w:p>
     <w:p/>
-    <w:p/>
-    <w:p/>
-    <w:p/>
-    <w:p/>
-    <w:p/>
-    <w:p/>
-    <w:p/>
-    <w:p/>
-    <w:p/>
-    <w:p/>
-    <w:p/>
-    <w:p/>
-    <w:p/>
-    <w:p/>
-    <w:p/>
-    <w:p/>
-    <w:p/>
-    <w:p/>
-    <w:p/>
-    <w:p/>
-    <w:p/>
-    <w:p/>
-    <w:p/>
-    <w:p/>
-    <w:p/>
-    <w:p/>
-    <w:p/>
-    <w:p/>
-    <w:p/>
-    <w:p/>
-    <w:p/>
-    <w:p/>
-    <w:p/>
-    <w:p/>
-    <w:p/>
-    <w:p/>
-    <w:p/>
-    <w:p/>
-    <w:p/>
-    <w:p>
-      <w:r>
-        <w:t>Nslphom verstehen</w:t>
-      </w:r>
-    </w:p>
     <w:sectPr>
       <w:pgSz w:w="11906" w:h="16838"/>
       <w:pgMar w:top="1417" w:right="1417" w:bottom="1134" w:left="1417" w:header="708" w:footer="708" w:gutter="0"/>
@@ -1470,7 +615,7 @@
 </file>
 
 <file path=word/numbering.xml><?xml version="1.0" encoding="utf-8"?>
-<w:numbering xmlns:wpc="http://schemas.microsoft.com/office/word/2010/wordprocessingCanvas" xmlns:cx="http://schemas.microsoft.com/office/drawing/2014/chartex" xmlns:cx1="http://schemas.microsoft.com/office/drawing/2015/9/8/chartex" xmlns:cx2="http://schemas.microsoft.com/office/drawing/2015/10/21/chartex" xmlns:cx3="http://schemas.microsoft.com/office/drawing/2016/5/9/chartex" xmlns:cx4="http://schemas.microsoft.com/office/drawing/2016/5/10/chartex" xmlns:cx5="http://schemas.microsoft.com/office/drawing/2016/5/11/chartex" xmlns:cx6="http://schemas.microsoft.com/office/drawing/2016/5/12/chartex" xmlns:cx7="http://schemas.microsoft.com/office/drawing/2016/5/13/chartex" xmlns:cx8="http://schemas.microsoft.com/office/drawing/2016/5/14/chartex" xmlns:mc="http://schemas.openxmlformats.org/markup-compatibility/2006" xmlns:aink="http://schemas.microsoft.com/office/drawing/2016/ink" xmlns:am3d="http://schemas.microsoft.com/office/drawing/2017/model3d" xmlns:o="urn:schemas-microsoft-com:office:office" xmlns:oel="http://schemas.microsoft.com/office/2019/extlst" xmlns:r="http://schemas.openxmlformats.org/officeDocument/2006/relationships" xmlns:m="http://schemas.openxmlformats.org/officeDocument/2006/math" xmlns:v="urn:schemas-microsoft-com:vml" xmlns:wp14="http://schemas.microsoft.com/office/word/2010/wordprocessingDrawing" xmlns:wp="http://schemas.openxmlformats.org/drawingml/2006/wordprocessingDrawing" xmlns:w10="urn:schemas-microsoft-com:office:word" xmlns:w="http://schemas.openxmlformats.org/wordprocessingml/2006/main" xmlns:w14="http://schemas.microsoft.com/office/word/2010/wordml" xmlns:w15="http://schemas.microsoft.com/office/word/2012/wordml" xmlns:w16cex="http://schemas.microsoft.com/office/word/2018/wordml/cex" xmlns:w16cid="http://schemas.microsoft.com/office/word/2016/wordml/cid" xmlns:w16="http://schemas.microsoft.com/office/word/2018/wordml" xmlns:w16du="http://schemas.microsoft.com/office/word/2023/wordml/word16du" xmlns:w16sdtdh="http://schemas.microsoft.com/office/word/2020/wordml/sdtdatahash" xmlns:w16sdtfl="http://schemas.microsoft.com/office/word/2024/wordml/sdtformatlock" xmlns:w16se="http://schemas.microsoft.com/office/word/2015/wordml/symex" xmlns:wpg="http://schemas.microsoft.com/office/word/2010/wordprocessingGroup" xmlns:wpi="http://schemas.microsoft.com/office/word/2010/wordprocessingInk" xmlns:wne="http://schemas.microsoft.com/office/word/2006/wordml" xmlns:wps="http://schemas.microsoft.com/office/word/2010/wordprocessingShape" mc:Ignorable="w14 w15 w16se w16cid w16 w16cex w16sdtdh w16sdtfl w16du wp14">
+<w:numbering xmlns:wpc="http://schemas.microsoft.com/office/word/2010/wordprocessingCanvas" xmlns:cx="http://schemas.microsoft.com/office/drawing/2014/chartex" xmlns:cx1="http://schemas.microsoft.com/office/drawing/2015/9/8/chartex" xmlns:cx2="http://schemas.microsoft.com/office/drawing/2015/10/21/chartex" xmlns:cx3="http://schemas.microsoft.com/office/drawing/2016/5/9/chartex" xmlns:cx4="http://schemas.microsoft.com/office/drawing/2016/5/10/chartex" xmlns:cx5="http://schemas.microsoft.com/office/drawing/2016/5/11/chartex" xmlns:cx6="http://schemas.microsoft.com/office/drawing/2016/5/12/chartex" xmlns:cx7="http://schemas.microsoft.com/office/drawing/2016/5/13/chartex" xmlns:cx8="http://schemas.microsoft.com/office/drawing/2016/5/14/chartex" xmlns:mc="http://schemas.openxmlformats.org/markup-compatibility/2006" xmlns:aink="http://schemas.microsoft.com/office/drawing/2016/ink" xmlns:am3d="http://schemas.microsoft.com/office/drawing/2017/model3d" xmlns:o="urn:schemas-microsoft-com:office:office" xmlns:oel="http://schemas.microsoft.com/office/2019/extlst" xmlns:r="http://schemas.openxmlformats.org/officeDocument/2006/relationships" xmlns:m="http://schemas.openxmlformats.org/officeDocument/2006/math" xmlns:v="urn:schemas-microsoft-com:vml" xmlns:wp14="http://schemas.microsoft.com/office/word/2010/wordprocessingDrawing" xmlns:wp="http://schemas.openxmlformats.org/drawingml/2006/wordprocessingDrawing" xmlns:w10="urn:schemas-microsoft-com:office:word" xmlns:w="http://schemas.openxmlformats.org/wordprocessingml/2006/main" xmlns:w14="http://schemas.microsoft.com/office/word/2010/wordml" xmlns:w15="http://schemas.microsoft.com/office/word/2012/wordml" xmlns:w16cei="http://schemas.microsoft.com/office/word/2026/wordml/cei" xmlns:w16cex="http://schemas.microsoft.com/office/word/2018/wordml/cex" xmlns:w16cid="http://schemas.microsoft.com/office/word/2016/wordml/cid" xmlns:w16="http://schemas.microsoft.com/office/word/2018/wordml" xmlns:w16du="http://schemas.microsoft.com/office/word/2023/wordml/word16du" xmlns:w16sdtdh="http://schemas.microsoft.com/office/word/2020/wordml/sdtdatahash" xmlns:w16sdtfl="http://schemas.microsoft.com/office/word/2024/wordml/sdtformatlock" xmlns:w16se="http://schemas.microsoft.com/office/word/2015/wordml/symex" xmlns:wpg="http://schemas.microsoft.com/office/word/2010/wordprocessingGroup" xmlns:wpi="http://schemas.microsoft.com/office/word/2010/wordprocessingInk" xmlns:wne="http://schemas.microsoft.com/office/word/2006/wordml" xmlns:wps="http://schemas.microsoft.com/office/word/2010/wordprocessingShape" mc:Ignorable="w14 w15 w16se w16cid w16 w16cex w16sdtdh w16sdtfl w16du wp14">
   <w:abstractNum w:abstractNumId="0" w15:restartNumberingAfterBreak="0">
     <w:nsid w:val="04D63BDA"/>
     <w:multiLevelType w:val="multilevel"/>
@@ -1883,6 +1028,155 @@
     </w:lvl>
   </w:abstractNum>
   <w:abstractNum w:abstractNumId="3" w15:restartNumberingAfterBreak="0">
+    <w:nsid w:val="0EBB5DF8"/>
+    <w:multiLevelType w:val="multilevel"/>
+    <w:tmpl w:val="7F6A67B2"/>
+    <w:lvl w:ilvl="0">
+      <w:start w:val="1"/>
+      <w:numFmt w:val="bullet"/>
+      <w:lvlText w:val=""/>
+      <w:lvlJc w:val="left"/>
+      <w:pPr>
+        <w:tabs>
+          <w:tab w:val="num" w:pos="720"/>
+        </w:tabs>
+        <w:ind w:left="720" w:hanging="360"/>
+      </w:pPr>
+      <w:rPr>
+        <w:rFonts w:ascii="Symbol" w:hAnsi="Symbol" w:hint="default"/>
+        <w:sz w:val="20"/>
+      </w:rPr>
+    </w:lvl>
+    <w:lvl w:ilvl="1" w:tentative="1">
+      <w:start w:val="1"/>
+      <w:numFmt w:val="bullet"/>
+      <w:lvlText w:val="o"/>
+      <w:lvlJc w:val="left"/>
+      <w:pPr>
+        <w:tabs>
+          <w:tab w:val="num" w:pos="1440"/>
+        </w:tabs>
+        <w:ind w:left="1440" w:hanging="360"/>
+      </w:pPr>
+      <w:rPr>
+        <w:rFonts w:ascii="Courier New" w:hAnsi="Courier New" w:hint="default"/>
+        <w:sz w:val="20"/>
+      </w:rPr>
+    </w:lvl>
+    <w:lvl w:ilvl="2" w:tentative="1">
+      <w:start w:val="1"/>
+      <w:numFmt w:val="bullet"/>
+      <w:lvlText w:val=""/>
+      <w:lvlJc w:val="left"/>
+      <w:pPr>
+        <w:tabs>
+          <w:tab w:val="num" w:pos="2160"/>
+        </w:tabs>
+        <w:ind w:left="2160" w:hanging="360"/>
+      </w:pPr>
+      <w:rPr>
+        <w:rFonts w:ascii="Wingdings" w:hAnsi="Wingdings" w:hint="default"/>
+        <w:sz w:val="20"/>
+      </w:rPr>
+    </w:lvl>
+    <w:lvl w:ilvl="3" w:tentative="1">
+      <w:start w:val="1"/>
+      <w:numFmt w:val="bullet"/>
+      <w:lvlText w:val=""/>
+      <w:lvlJc w:val="left"/>
+      <w:pPr>
+        <w:tabs>
+          <w:tab w:val="num" w:pos="2880"/>
+        </w:tabs>
+        <w:ind w:left="2880" w:hanging="360"/>
+      </w:pPr>
+      <w:rPr>
+        <w:rFonts w:ascii="Wingdings" w:hAnsi="Wingdings" w:hint="default"/>
+        <w:sz w:val="20"/>
+      </w:rPr>
+    </w:lvl>
+    <w:lvl w:ilvl="4" w:tentative="1">
+      <w:start w:val="1"/>
+      <w:numFmt w:val="bullet"/>
+      <w:lvlText w:val=""/>
+      <w:lvlJc w:val="left"/>
+      <w:pPr>
+        <w:tabs>
+          <w:tab w:val="num" w:pos="3600"/>
+        </w:tabs>
+        <w:ind w:left="3600" w:hanging="360"/>
+      </w:pPr>
+      <w:rPr>
+        <w:rFonts w:ascii="Wingdings" w:hAnsi="Wingdings" w:hint="default"/>
+        <w:sz w:val="20"/>
+      </w:rPr>
+    </w:lvl>
+    <w:lvl w:ilvl="5" w:tentative="1">
+      <w:start w:val="1"/>
+      <w:numFmt w:val="bullet"/>
+      <w:lvlText w:val=""/>
+      <w:lvlJc w:val="left"/>
+      <w:pPr>
+        <w:tabs>
+          <w:tab w:val="num" w:pos="4320"/>
+        </w:tabs>
+        <w:ind w:left="4320" w:hanging="360"/>
+      </w:pPr>
+      <w:rPr>
+        <w:rFonts w:ascii="Wingdings" w:hAnsi="Wingdings" w:hint="default"/>
+        <w:sz w:val="20"/>
+      </w:rPr>
+    </w:lvl>
+    <w:lvl w:ilvl="6" w:tentative="1">
+      <w:start w:val="1"/>
+      <w:numFmt w:val="bullet"/>
+      <w:lvlText w:val=""/>
+      <w:lvlJc w:val="left"/>
+      <w:pPr>
+        <w:tabs>
+          <w:tab w:val="num" w:pos="5040"/>
+        </w:tabs>
+        <w:ind w:left="5040" w:hanging="360"/>
+      </w:pPr>
+      <w:rPr>
+        <w:rFonts w:ascii="Wingdings" w:hAnsi="Wingdings" w:hint="default"/>
+        <w:sz w:val="20"/>
+      </w:rPr>
+    </w:lvl>
+    <w:lvl w:ilvl="7" w:tentative="1">
+      <w:start w:val="1"/>
+      <w:numFmt w:val="bullet"/>
+      <w:lvlText w:val=""/>
+      <w:lvlJc w:val="left"/>
+      <w:pPr>
+        <w:tabs>
+          <w:tab w:val="num" w:pos="5760"/>
+        </w:tabs>
+        <w:ind w:left="5760" w:hanging="360"/>
+      </w:pPr>
+      <w:rPr>
+        <w:rFonts w:ascii="Wingdings" w:hAnsi="Wingdings" w:hint="default"/>
+        <w:sz w:val="20"/>
+      </w:rPr>
+    </w:lvl>
+    <w:lvl w:ilvl="8" w:tentative="1">
+      <w:start w:val="1"/>
+      <w:numFmt w:val="bullet"/>
+      <w:lvlText w:val=""/>
+      <w:lvlJc w:val="left"/>
+      <w:pPr>
+        <w:tabs>
+          <w:tab w:val="num" w:pos="6480"/>
+        </w:tabs>
+        <w:ind w:left="6480" w:hanging="360"/>
+      </w:pPr>
+      <w:rPr>
+        <w:rFonts w:ascii="Wingdings" w:hAnsi="Wingdings" w:hint="default"/>
+        <w:sz w:val="20"/>
+      </w:rPr>
+    </w:lvl>
+  </w:abstractNum>
+  <w:abstractNum w:abstractNumId="4" w15:restartNumberingAfterBreak="0">
     <w:nsid w:val="1A6432B9"/>
     <w:multiLevelType w:val="multilevel"/>
     <w:tmpl w:val="4F7A89CC"/>
@@ -2031,7 +1325,7 @@
       </w:rPr>
     </w:lvl>
   </w:abstractNum>
-  <w:abstractNum w:abstractNumId="4" w15:restartNumberingAfterBreak="0">
+  <w:abstractNum w:abstractNumId="5" w15:restartNumberingAfterBreak="0">
     <w:nsid w:val="1E8B77FF"/>
     <w:multiLevelType w:val="multilevel"/>
     <w:tmpl w:val="A05C77A2"/>
@@ -2180,7 +1474,7 @@
       </w:rPr>
     </w:lvl>
   </w:abstractNum>
-  <w:abstractNum w:abstractNumId="5" w15:restartNumberingAfterBreak="0">
+  <w:abstractNum w:abstractNumId="6" w15:restartNumberingAfterBreak="0">
     <w:nsid w:val="26734C41"/>
     <w:multiLevelType w:val="multilevel"/>
     <w:tmpl w:val="307A0E62"/>
@@ -2329,7 +1623,7 @@
       </w:rPr>
     </w:lvl>
   </w:abstractNum>
-  <w:abstractNum w:abstractNumId="6" w15:restartNumberingAfterBreak="0">
+  <w:abstractNum w:abstractNumId="7" w15:restartNumberingAfterBreak="0">
     <w:nsid w:val="31054603"/>
     <w:multiLevelType w:val="multilevel"/>
     <w:tmpl w:val="3C90CBCC"/>
@@ -2478,7 +1772,7 @@
       </w:rPr>
     </w:lvl>
   </w:abstractNum>
-  <w:abstractNum w:abstractNumId="7" w15:restartNumberingAfterBreak="0">
+  <w:abstractNum w:abstractNumId="8" w15:restartNumberingAfterBreak="0">
     <w:nsid w:val="341B4049"/>
     <w:multiLevelType w:val="multilevel"/>
     <w:tmpl w:val="07C69E36"/>
@@ -2627,7 +1921,120 @@
       </w:rPr>
     </w:lvl>
   </w:abstractNum>
-  <w:abstractNum w:abstractNumId="8" w15:restartNumberingAfterBreak="0">
+  <w:abstractNum w:abstractNumId="9" w15:restartNumberingAfterBreak="0">
+    <w:nsid w:val="3BA26909"/>
+    <w:multiLevelType w:val="hybridMultilevel"/>
+    <w:tmpl w:val="B320573C"/>
+    <w:lvl w:ilvl="0" w:tplc="04070001">
+      <w:start w:val="1"/>
+      <w:numFmt w:val="bullet"/>
+      <w:lvlText w:val=""/>
+      <w:lvlJc w:val="left"/>
+      <w:pPr>
+        <w:ind w:left="1080" w:hanging="360"/>
+      </w:pPr>
+      <w:rPr>
+        <w:rFonts w:ascii="Symbol" w:hAnsi="Symbol" w:hint="default"/>
+      </w:rPr>
+    </w:lvl>
+    <w:lvl w:ilvl="1" w:tplc="04070003" w:tentative="1">
+      <w:start w:val="1"/>
+      <w:numFmt w:val="bullet"/>
+      <w:lvlText w:val="o"/>
+      <w:lvlJc w:val="left"/>
+      <w:pPr>
+        <w:ind w:left="1800" w:hanging="360"/>
+      </w:pPr>
+      <w:rPr>
+        <w:rFonts w:ascii="Courier New" w:hAnsi="Courier New" w:cs="Courier New" w:hint="default"/>
+      </w:rPr>
+    </w:lvl>
+    <w:lvl w:ilvl="2" w:tplc="04070005" w:tentative="1">
+      <w:start w:val="1"/>
+      <w:numFmt w:val="bullet"/>
+      <w:lvlText w:val=""/>
+      <w:lvlJc w:val="left"/>
+      <w:pPr>
+        <w:ind w:left="2520" w:hanging="360"/>
+      </w:pPr>
+      <w:rPr>
+        <w:rFonts w:ascii="Wingdings" w:hAnsi="Wingdings" w:hint="default"/>
+      </w:rPr>
+    </w:lvl>
+    <w:lvl w:ilvl="3" w:tplc="04070001" w:tentative="1">
+      <w:start w:val="1"/>
+      <w:numFmt w:val="bullet"/>
+      <w:lvlText w:val=""/>
+      <w:lvlJc w:val="left"/>
+      <w:pPr>
+        <w:ind w:left="3240" w:hanging="360"/>
+      </w:pPr>
+      <w:rPr>
+        <w:rFonts w:ascii="Symbol" w:hAnsi="Symbol" w:hint="default"/>
+      </w:rPr>
+    </w:lvl>
+    <w:lvl w:ilvl="4" w:tplc="04070003" w:tentative="1">
+      <w:start w:val="1"/>
+      <w:numFmt w:val="bullet"/>
+      <w:lvlText w:val="o"/>
+      <w:lvlJc w:val="left"/>
+      <w:pPr>
+        <w:ind w:left="3960" w:hanging="360"/>
+      </w:pPr>
+      <w:rPr>
+        <w:rFonts w:ascii="Courier New" w:hAnsi="Courier New" w:cs="Courier New" w:hint="default"/>
+      </w:rPr>
+    </w:lvl>
+    <w:lvl w:ilvl="5" w:tplc="04070005" w:tentative="1">
+      <w:start w:val="1"/>
+      <w:numFmt w:val="bullet"/>
+      <w:lvlText w:val=""/>
+      <w:lvlJc w:val="left"/>
+      <w:pPr>
+        <w:ind w:left="4680" w:hanging="360"/>
+      </w:pPr>
+      <w:rPr>
+        <w:rFonts w:ascii="Wingdings" w:hAnsi="Wingdings" w:hint="default"/>
+      </w:rPr>
+    </w:lvl>
+    <w:lvl w:ilvl="6" w:tplc="04070001" w:tentative="1">
+      <w:start w:val="1"/>
+      <w:numFmt w:val="bullet"/>
+      <w:lvlText w:val=""/>
+      <w:lvlJc w:val="left"/>
+      <w:pPr>
+        <w:ind w:left="5400" w:hanging="360"/>
+      </w:pPr>
+      <w:rPr>
+        <w:rFonts w:ascii="Symbol" w:hAnsi="Symbol" w:hint="default"/>
+      </w:rPr>
+    </w:lvl>
+    <w:lvl w:ilvl="7" w:tplc="04070003" w:tentative="1">
+      <w:start w:val="1"/>
+      <w:numFmt w:val="bullet"/>
+      <w:lvlText w:val="o"/>
+      <w:lvlJc w:val="left"/>
+      <w:pPr>
+        <w:ind w:left="6120" w:hanging="360"/>
+      </w:pPr>
+      <w:rPr>
+        <w:rFonts w:ascii="Courier New" w:hAnsi="Courier New" w:cs="Courier New" w:hint="default"/>
+      </w:rPr>
+    </w:lvl>
+    <w:lvl w:ilvl="8" w:tplc="04070005" w:tentative="1">
+      <w:start w:val="1"/>
+      <w:numFmt w:val="bullet"/>
+      <w:lvlText w:val=""/>
+      <w:lvlJc w:val="left"/>
+      <w:pPr>
+        <w:ind w:left="6840" w:hanging="360"/>
+      </w:pPr>
+      <w:rPr>
+        <w:rFonts w:ascii="Wingdings" w:hAnsi="Wingdings" w:hint="default"/>
+      </w:rPr>
+    </w:lvl>
+  </w:abstractNum>
+  <w:abstractNum w:abstractNumId="10" w15:restartNumberingAfterBreak="0">
     <w:nsid w:val="43B12E04"/>
     <w:multiLevelType w:val="multilevel"/>
     <w:tmpl w:val="FB1CF99E"/>
@@ -2740,7 +2147,7 @@
       </w:pPr>
     </w:lvl>
   </w:abstractNum>
-  <w:abstractNum w:abstractNumId="9" w15:restartNumberingAfterBreak="0">
+  <w:abstractNum w:abstractNumId="11" w15:restartNumberingAfterBreak="0">
     <w:nsid w:val="4BFB314E"/>
     <w:multiLevelType w:val="multilevel"/>
     <w:tmpl w:val="8620E33A"/>
@@ -2889,7 +2296,7 @@
       </w:rPr>
     </w:lvl>
   </w:abstractNum>
-  <w:abstractNum w:abstractNumId="10" w15:restartNumberingAfterBreak="0">
+  <w:abstractNum w:abstractNumId="12" w15:restartNumberingAfterBreak="0">
     <w:nsid w:val="4E9C0555"/>
     <w:multiLevelType w:val="multilevel"/>
     <w:tmpl w:val="6BECB9E6"/>
@@ -3002,7 +2409,7 @@
       </w:pPr>
     </w:lvl>
   </w:abstractNum>
-  <w:abstractNum w:abstractNumId="11" w15:restartNumberingAfterBreak="0">
+  <w:abstractNum w:abstractNumId="13" w15:restartNumberingAfterBreak="0">
     <w:nsid w:val="5242628E"/>
     <w:multiLevelType w:val="multilevel"/>
     <w:tmpl w:val="6CA80002"/>
@@ -3151,7 +2558,7 @@
       </w:rPr>
     </w:lvl>
   </w:abstractNum>
-  <w:abstractNum w:abstractNumId="12" w15:restartNumberingAfterBreak="0">
+  <w:abstractNum w:abstractNumId="14" w15:restartNumberingAfterBreak="0">
     <w:nsid w:val="5259653A"/>
     <w:multiLevelType w:val="multilevel"/>
     <w:tmpl w:val="3B9421FA"/>
@@ -3268,7 +2675,156 @@
       </w:pPr>
     </w:lvl>
   </w:abstractNum>
-  <w:abstractNum w:abstractNumId="13" w15:restartNumberingAfterBreak="0">
+  <w:abstractNum w:abstractNumId="15" w15:restartNumberingAfterBreak="0">
+    <w:nsid w:val="600A3CAA"/>
+    <w:multiLevelType w:val="multilevel"/>
+    <w:tmpl w:val="0C825B4A"/>
+    <w:lvl w:ilvl="0">
+      <w:start w:val="1"/>
+      <w:numFmt w:val="bullet"/>
+      <w:lvlText w:val=""/>
+      <w:lvlJc w:val="left"/>
+      <w:pPr>
+        <w:tabs>
+          <w:tab w:val="num" w:pos="720"/>
+        </w:tabs>
+        <w:ind w:left="720" w:hanging="360"/>
+      </w:pPr>
+      <w:rPr>
+        <w:rFonts w:ascii="Symbol" w:hAnsi="Symbol" w:hint="default"/>
+        <w:sz w:val="20"/>
+      </w:rPr>
+    </w:lvl>
+    <w:lvl w:ilvl="1" w:tentative="1">
+      <w:start w:val="1"/>
+      <w:numFmt w:val="bullet"/>
+      <w:lvlText w:val="o"/>
+      <w:lvlJc w:val="left"/>
+      <w:pPr>
+        <w:tabs>
+          <w:tab w:val="num" w:pos="1440"/>
+        </w:tabs>
+        <w:ind w:left="1440" w:hanging="360"/>
+      </w:pPr>
+      <w:rPr>
+        <w:rFonts w:ascii="Courier New" w:hAnsi="Courier New" w:hint="default"/>
+        <w:sz w:val="20"/>
+      </w:rPr>
+    </w:lvl>
+    <w:lvl w:ilvl="2" w:tentative="1">
+      <w:start w:val="1"/>
+      <w:numFmt w:val="bullet"/>
+      <w:lvlText w:val=""/>
+      <w:lvlJc w:val="left"/>
+      <w:pPr>
+        <w:tabs>
+          <w:tab w:val="num" w:pos="2160"/>
+        </w:tabs>
+        <w:ind w:left="2160" w:hanging="360"/>
+      </w:pPr>
+      <w:rPr>
+        <w:rFonts w:ascii="Wingdings" w:hAnsi="Wingdings" w:hint="default"/>
+        <w:sz w:val="20"/>
+      </w:rPr>
+    </w:lvl>
+    <w:lvl w:ilvl="3" w:tentative="1">
+      <w:start w:val="1"/>
+      <w:numFmt w:val="bullet"/>
+      <w:lvlText w:val=""/>
+      <w:lvlJc w:val="left"/>
+      <w:pPr>
+        <w:tabs>
+          <w:tab w:val="num" w:pos="2880"/>
+        </w:tabs>
+        <w:ind w:left="2880" w:hanging="360"/>
+      </w:pPr>
+      <w:rPr>
+        <w:rFonts w:ascii="Wingdings" w:hAnsi="Wingdings" w:hint="default"/>
+        <w:sz w:val="20"/>
+      </w:rPr>
+    </w:lvl>
+    <w:lvl w:ilvl="4" w:tentative="1">
+      <w:start w:val="1"/>
+      <w:numFmt w:val="bullet"/>
+      <w:lvlText w:val=""/>
+      <w:lvlJc w:val="left"/>
+      <w:pPr>
+        <w:tabs>
+          <w:tab w:val="num" w:pos="3600"/>
+        </w:tabs>
+        <w:ind w:left="3600" w:hanging="360"/>
+      </w:pPr>
+      <w:rPr>
+        <w:rFonts w:ascii="Wingdings" w:hAnsi="Wingdings" w:hint="default"/>
+        <w:sz w:val="20"/>
+      </w:rPr>
+    </w:lvl>
+    <w:lvl w:ilvl="5" w:tentative="1">
+      <w:start w:val="1"/>
+      <w:numFmt w:val="bullet"/>
+      <w:lvlText w:val=""/>
+      <w:lvlJc w:val="left"/>
+      <w:pPr>
+        <w:tabs>
+          <w:tab w:val="num" w:pos="4320"/>
+        </w:tabs>
+        <w:ind w:left="4320" w:hanging="360"/>
+      </w:pPr>
+      <w:rPr>
+        <w:rFonts w:ascii="Wingdings" w:hAnsi="Wingdings" w:hint="default"/>
+        <w:sz w:val="20"/>
+      </w:rPr>
+    </w:lvl>
+    <w:lvl w:ilvl="6" w:tentative="1">
+      <w:start w:val="1"/>
+      <w:numFmt w:val="bullet"/>
+      <w:lvlText w:val=""/>
+      <w:lvlJc w:val="left"/>
+      <w:pPr>
+        <w:tabs>
+          <w:tab w:val="num" w:pos="5040"/>
+        </w:tabs>
+        <w:ind w:left="5040" w:hanging="360"/>
+      </w:pPr>
+      <w:rPr>
+        <w:rFonts w:ascii="Wingdings" w:hAnsi="Wingdings" w:hint="default"/>
+        <w:sz w:val="20"/>
+      </w:rPr>
+    </w:lvl>
+    <w:lvl w:ilvl="7" w:tentative="1">
+      <w:start w:val="1"/>
+      <w:numFmt w:val="bullet"/>
+      <w:lvlText w:val=""/>
+      <w:lvlJc w:val="left"/>
+      <w:pPr>
+        <w:tabs>
+          <w:tab w:val="num" w:pos="5760"/>
+        </w:tabs>
+        <w:ind w:left="5760" w:hanging="360"/>
+      </w:pPr>
+      <w:rPr>
+        <w:rFonts w:ascii="Wingdings" w:hAnsi="Wingdings" w:hint="default"/>
+        <w:sz w:val="20"/>
+      </w:rPr>
+    </w:lvl>
+    <w:lvl w:ilvl="8" w:tentative="1">
+      <w:start w:val="1"/>
+      <w:numFmt w:val="bullet"/>
+      <w:lvlText w:val=""/>
+      <w:lvlJc w:val="left"/>
+      <w:pPr>
+        <w:tabs>
+          <w:tab w:val="num" w:pos="6480"/>
+        </w:tabs>
+        <w:ind w:left="6480" w:hanging="360"/>
+      </w:pPr>
+      <w:rPr>
+        <w:rFonts w:ascii="Wingdings" w:hAnsi="Wingdings" w:hint="default"/>
+        <w:sz w:val="20"/>
+      </w:rPr>
+    </w:lvl>
+  </w:abstractNum>
+  <w:abstractNum w:abstractNumId="16" w15:restartNumberingAfterBreak="0">
     <w:nsid w:val="6B991D6C"/>
     <w:multiLevelType w:val="multilevel"/>
     <w:tmpl w:val="FDD22C96"/>
@@ -3385,7 +2941,7 @@
       </w:pPr>
     </w:lvl>
   </w:abstractNum>
-  <w:abstractNum w:abstractNumId="14" w15:restartNumberingAfterBreak="0">
+  <w:abstractNum w:abstractNumId="17" w15:restartNumberingAfterBreak="0">
     <w:nsid w:val="6BD509A2"/>
     <w:multiLevelType w:val="multilevel"/>
     <w:tmpl w:val="5CE88CA6"/>
@@ -3534,7 +3090,7 @@
       </w:rPr>
     </w:lvl>
   </w:abstractNum>
-  <w:abstractNum w:abstractNumId="15" w15:restartNumberingAfterBreak="0">
+  <w:abstractNum w:abstractNumId="18" w15:restartNumberingAfterBreak="0">
     <w:nsid w:val="6D506EF9"/>
     <w:multiLevelType w:val="multilevel"/>
     <w:tmpl w:val="3732CD02"/>
@@ -3683,8 +3239,121 @@
       </w:rPr>
     </w:lvl>
   </w:abstractNum>
+  <w:abstractNum w:abstractNumId="19" w15:restartNumberingAfterBreak="0">
+    <w:nsid w:val="7F2179AF"/>
+    <w:multiLevelType w:val="hybridMultilevel"/>
+    <w:tmpl w:val="F29A82F0"/>
+    <w:lvl w:ilvl="0" w:tplc="04070001">
+      <w:start w:val="1"/>
+      <w:numFmt w:val="bullet"/>
+      <w:lvlText w:val=""/>
+      <w:lvlJc w:val="left"/>
+      <w:pPr>
+        <w:ind w:left="720" w:hanging="360"/>
+      </w:pPr>
+      <w:rPr>
+        <w:rFonts w:ascii="Symbol" w:hAnsi="Symbol" w:hint="default"/>
+      </w:rPr>
+    </w:lvl>
+    <w:lvl w:ilvl="1" w:tplc="04070003" w:tentative="1">
+      <w:start w:val="1"/>
+      <w:numFmt w:val="bullet"/>
+      <w:lvlText w:val="o"/>
+      <w:lvlJc w:val="left"/>
+      <w:pPr>
+        <w:ind w:left="1440" w:hanging="360"/>
+      </w:pPr>
+      <w:rPr>
+        <w:rFonts w:ascii="Courier New" w:hAnsi="Courier New" w:cs="Courier New" w:hint="default"/>
+      </w:rPr>
+    </w:lvl>
+    <w:lvl w:ilvl="2" w:tplc="04070005" w:tentative="1">
+      <w:start w:val="1"/>
+      <w:numFmt w:val="bullet"/>
+      <w:lvlText w:val=""/>
+      <w:lvlJc w:val="left"/>
+      <w:pPr>
+        <w:ind w:left="2160" w:hanging="360"/>
+      </w:pPr>
+      <w:rPr>
+        <w:rFonts w:ascii="Wingdings" w:hAnsi="Wingdings" w:hint="default"/>
+      </w:rPr>
+    </w:lvl>
+    <w:lvl w:ilvl="3" w:tplc="04070001" w:tentative="1">
+      <w:start w:val="1"/>
+      <w:numFmt w:val="bullet"/>
+      <w:lvlText w:val=""/>
+      <w:lvlJc w:val="left"/>
+      <w:pPr>
+        <w:ind w:left="2880" w:hanging="360"/>
+      </w:pPr>
+      <w:rPr>
+        <w:rFonts w:ascii="Symbol" w:hAnsi="Symbol" w:hint="default"/>
+      </w:rPr>
+    </w:lvl>
+    <w:lvl w:ilvl="4" w:tplc="04070003" w:tentative="1">
+      <w:start w:val="1"/>
+      <w:numFmt w:val="bullet"/>
+      <w:lvlText w:val="o"/>
+      <w:lvlJc w:val="left"/>
+      <w:pPr>
+        <w:ind w:left="3600" w:hanging="360"/>
+      </w:pPr>
+      <w:rPr>
+        <w:rFonts w:ascii="Courier New" w:hAnsi="Courier New" w:cs="Courier New" w:hint="default"/>
+      </w:rPr>
+    </w:lvl>
+    <w:lvl w:ilvl="5" w:tplc="04070005" w:tentative="1">
+      <w:start w:val="1"/>
+      <w:numFmt w:val="bullet"/>
+      <w:lvlText w:val=""/>
+      <w:lvlJc w:val="left"/>
+      <w:pPr>
+        <w:ind w:left="4320" w:hanging="360"/>
+      </w:pPr>
+      <w:rPr>
+        <w:rFonts w:ascii="Wingdings" w:hAnsi="Wingdings" w:hint="default"/>
+      </w:rPr>
+    </w:lvl>
+    <w:lvl w:ilvl="6" w:tplc="04070001" w:tentative="1">
+      <w:start w:val="1"/>
+      <w:numFmt w:val="bullet"/>
+      <w:lvlText w:val=""/>
+      <w:lvlJc w:val="left"/>
+      <w:pPr>
+        <w:ind w:left="5040" w:hanging="360"/>
+      </w:pPr>
+      <w:rPr>
+        <w:rFonts w:ascii="Symbol" w:hAnsi="Symbol" w:hint="default"/>
+      </w:rPr>
+    </w:lvl>
+    <w:lvl w:ilvl="7" w:tplc="04070003" w:tentative="1">
+      <w:start w:val="1"/>
+      <w:numFmt w:val="bullet"/>
+      <w:lvlText w:val="o"/>
+      <w:lvlJc w:val="left"/>
+      <w:pPr>
+        <w:ind w:left="5760" w:hanging="360"/>
+      </w:pPr>
+      <w:rPr>
+        <w:rFonts w:ascii="Courier New" w:hAnsi="Courier New" w:cs="Courier New" w:hint="default"/>
+      </w:rPr>
+    </w:lvl>
+    <w:lvl w:ilvl="8" w:tplc="04070005" w:tentative="1">
+      <w:start w:val="1"/>
+      <w:numFmt w:val="bullet"/>
+      <w:lvlText w:val=""/>
+      <w:lvlJc w:val="left"/>
+      <w:pPr>
+        <w:ind w:left="6480" w:hanging="360"/>
+      </w:pPr>
+      <w:rPr>
+        <w:rFonts w:ascii="Wingdings" w:hAnsi="Wingdings" w:hint="default"/>
+      </w:rPr>
+    </w:lvl>
+  </w:abstractNum>
   <w:num w:numId="1" w16cid:durableId="1714421892">
-    <w:abstractNumId w:val="11"/>
+    <w:abstractNumId w:val="13"/>
   </w:num>
   <w:num w:numId="2" w16cid:durableId="1743790832">
     <w:abstractNumId w:val="0"/>
@@ -3693,43 +3362,55 @@
     <w:abstractNumId w:val="1"/>
   </w:num>
   <w:num w:numId="4" w16cid:durableId="297730711">
-    <w:abstractNumId w:val="7"/>
+    <w:abstractNumId w:val="8"/>
   </w:num>
   <w:num w:numId="5" w16cid:durableId="1686857546">
-    <w:abstractNumId w:val="3"/>
+    <w:abstractNumId w:val="4"/>
   </w:num>
   <w:num w:numId="6" w16cid:durableId="1887447754">
-    <w:abstractNumId w:val="9"/>
+    <w:abstractNumId w:val="11"/>
   </w:num>
   <w:num w:numId="7" w16cid:durableId="2075616766">
-    <w:abstractNumId w:val="6"/>
+    <w:abstractNumId w:val="7"/>
   </w:num>
   <w:num w:numId="8" w16cid:durableId="2083331524">
     <w:abstractNumId w:val="2"/>
   </w:num>
   <w:num w:numId="9" w16cid:durableId="125394995">
-    <w:abstractNumId w:val="4"/>
+    <w:abstractNumId w:val="5"/>
   </w:num>
   <w:num w:numId="10" w16cid:durableId="1769690678">
-    <w:abstractNumId w:val="8"/>
+    <w:abstractNumId w:val="10"/>
   </w:num>
   <w:num w:numId="11" w16cid:durableId="306279264">
+    <w:abstractNumId w:val="17"/>
+  </w:num>
+  <w:num w:numId="12" w16cid:durableId="877351289">
+    <w:abstractNumId w:val="18"/>
+  </w:num>
+  <w:num w:numId="13" w16cid:durableId="699089827">
+    <w:abstractNumId w:val="12"/>
+  </w:num>
+  <w:num w:numId="14" w16cid:durableId="1881896109">
     <w:abstractNumId w:val="14"/>
   </w:num>
-  <w:num w:numId="12" w16cid:durableId="877351289">
+  <w:num w:numId="15" w16cid:durableId="2366916">
+    <w:abstractNumId w:val="16"/>
+  </w:num>
+  <w:num w:numId="16" w16cid:durableId="127748588">
+    <w:abstractNumId w:val="6"/>
+  </w:num>
+  <w:num w:numId="17" w16cid:durableId="1258834220">
+    <w:abstractNumId w:val="3"/>
+  </w:num>
+  <w:num w:numId="18" w16cid:durableId="1072772949">
     <w:abstractNumId w:val="15"/>
   </w:num>
-  <w:num w:numId="13" w16cid:durableId="699089827">
-    <w:abstractNumId w:val="10"/>
+  <w:num w:numId="19" w16cid:durableId="797072383">
+    <w:abstractNumId w:val="19"/>
   </w:num>
-  <w:num w:numId="14" w16cid:durableId="1881896109">
-    <w:abstractNumId w:val="12"/>
-  </w:num>
-  <w:num w:numId="15" w16cid:durableId="2366916">
-    <w:abstractNumId w:val="13"/>
-  </w:num>
-  <w:num w:numId="16" w16cid:durableId="127748588">
-    <w:abstractNumId w:val="5"/>
+  <w:num w:numId="20" w16cid:durableId="1606188808">
+    <w:abstractNumId w:val="9"/>
   </w:num>
 </w:numbering>
 </file>
@@ -4337,7 +4018,6 @@
   <w:style w:type="character" w:default="1" w:styleId="Absatz-Standardschriftart">
     <w:name w:val="Default Paragraph Font"/>
     <w:uiPriority w:val="1"/>
-    <w:semiHidden/>
     <w:unhideWhenUsed/>
   </w:style>
   <w:style w:type="table" w:default="1" w:styleId="NormaleTabelle">

--- a/MeinMaterial/Besprechungen/TODO.docx
+++ b/MeinMaterial/Besprechungen/TODO.docx
@@ -1,289 +1,102 @@
 
 <file path=word/document.xml><?xml version="1.0" encoding="utf-8"?>
-<w:document xmlns:wpc="http://schemas.microsoft.com/office/word/2010/wordprocessingCanvas" xmlns:cx="http://schemas.microsoft.com/office/drawing/2014/chartex" xmlns:cx1="http://schemas.microsoft.com/office/drawing/2015/9/8/chartex" xmlns:cx2="http://schemas.microsoft.com/office/drawing/2015/10/21/chartex" xmlns:cx3="http://schemas.microsoft.com/office/drawing/2016/5/9/chartex" xmlns:cx4="http://schemas.microsoft.com/office/drawing/2016/5/10/chartex" xmlns:cx5="http://schemas.microsoft.com/office/drawing/2016/5/11/chartex" xmlns:cx6="http://schemas.microsoft.com/office/drawing/2016/5/12/chartex" xmlns:cx7="http://schemas.microsoft.com/office/drawing/2016/5/13/chartex" xmlns:cx8="http://schemas.microsoft.com/office/drawing/2016/5/14/chartex" xmlns:mc="http://schemas.openxmlformats.org/markup-compatibility/2006" xmlns:aink="http://schemas.microsoft.com/office/drawing/2016/ink" xmlns:am3d="http://schemas.microsoft.com/office/drawing/2017/model3d" xmlns:o="urn:schemas-microsoft-com:office:office" xmlns:oel="http://schemas.microsoft.com/office/2019/extlst" xmlns:r="http://schemas.openxmlformats.org/officeDocument/2006/relationships" xmlns:m="http://schemas.openxmlformats.org/officeDocument/2006/math" xmlns:v="urn:schemas-microsoft-com:vml" xmlns:wp14="http://schemas.microsoft.com/office/word/2010/wordprocessingDrawing" xmlns:wp="http://schemas.openxmlformats.org/drawingml/2006/wordprocessingDrawing" xmlns:w10="urn:schemas-microsoft-com:office:word" xmlns:w="http://schemas.openxmlformats.org/wordprocessingml/2006/main" xmlns:w14="http://schemas.microsoft.com/office/word/2010/wordml" xmlns:w15="http://schemas.microsoft.com/office/word/2012/wordml" xmlns:w16cei="http://schemas.microsoft.com/office/word/2026/wordml/cei" xmlns:w16cex="http://schemas.microsoft.com/office/word/2018/wordml/cex" xmlns:w16cid="http://schemas.microsoft.com/office/word/2016/wordml/cid" xmlns:w16="http://schemas.microsoft.com/office/word/2018/wordml" xmlns:w16du="http://schemas.microsoft.com/office/word/2023/wordml/word16du" xmlns:w16sdtdh="http://schemas.microsoft.com/office/word/2020/wordml/sdtdatahash" xmlns:w16sdtfl="http://schemas.microsoft.com/office/word/2024/wordml/sdtformatlock" xmlns:w16se="http://schemas.microsoft.com/office/word/2015/wordml/symex" xmlns:wpg="http://schemas.microsoft.com/office/word/2010/wordprocessingGroup" xmlns:wpi="http://schemas.microsoft.com/office/word/2010/wordprocessingInk" xmlns:wne="http://schemas.microsoft.com/office/word/2006/wordml" xmlns:wps="http://schemas.microsoft.com/office/word/2010/wordprocessingShape" mc:Ignorable="w14 w15 w16se w16cid w16 w16cex w16sdtdh w16sdtfl w16du wp14">
+<w:document xmlns:wpc="http://schemas.microsoft.com/office/word/2010/wordprocessingCanvas" xmlns:cx="http://schemas.microsoft.com/office/drawing/2014/chartex" xmlns:cx1="http://schemas.microsoft.com/office/drawing/2015/9/8/chartex" xmlns:cx2="http://schemas.microsoft.com/office/drawing/2015/10/21/chartex" xmlns:cx3="http://schemas.microsoft.com/office/drawing/2016/5/9/chartex" xmlns:cx4="http://schemas.microsoft.com/office/drawing/2016/5/10/chartex" xmlns:cx5="http://schemas.microsoft.com/office/drawing/2016/5/11/chartex" xmlns:cx6="http://schemas.microsoft.com/office/drawing/2016/5/12/chartex" xmlns:cx7="http://schemas.microsoft.com/office/drawing/2016/5/13/chartex" xmlns:cx8="http://schemas.microsoft.com/office/drawing/2016/5/14/chartex" xmlns:mc="http://schemas.openxmlformats.org/markup-compatibility/2006" xmlns:aink="http://schemas.microsoft.com/office/drawing/2016/ink" xmlns:am3d="http://schemas.microsoft.com/office/drawing/2017/model3d" xmlns:o="urn:schemas-microsoft-com:office:office" xmlns:oel="http://schemas.microsoft.com/office/2019/extlst" xmlns:r="http://schemas.openxmlformats.org/officeDocument/2006/relationships" xmlns:m="http://schemas.openxmlformats.org/officeDocument/2006/math" xmlns:v="urn:schemas-microsoft-com:vml" xmlns:wp14="http://schemas.microsoft.com/office/word/2010/wordprocessingDrawing" xmlns:wp="http://schemas.openxmlformats.org/drawingml/2006/wordprocessingDrawing" xmlns:w10="urn:schemas-microsoft-com:office:word" xmlns:w="http://schemas.openxmlformats.org/wordprocessingml/2006/main" xmlns:w14="http://schemas.microsoft.com/office/word/2010/wordml" xmlns:w15="http://schemas.microsoft.com/office/word/2012/wordml" xmlns:w16cex="http://schemas.microsoft.com/office/word/2018/wordml/cex" xmlns:w16cid="http://schemas.microsoft.com/office/word/2016/wordml/cid" xmlns:w16="http://schemas.microsoft.com/office/word/2018/wordml" xmlns:w16du="http://schemas.microsoft.com/office/word/2023/wordml/word16du" xmlns:w16sdtdh="http://schemas.microsoft.com/office/word/2020/wordml/sdtdatahash" xmlns:w16sdtfl="http://schemas.microsoft.com/office/word/2024/wordml/sdtformatlock" xmlns:w16se="http://schemas.microsoft.com/office/word/2015/wordml/symex" xmlns:wpg="http://schemas.microsoft.com/office/word/2010/wordprocessingGroup" xmlns:wpi="http://schemas.microsoft.com/office/word/2010/wordprocessingInk" xmlns:wne="http://schemas.microsoft.com/office/word/2006/wordml" xmlns:wps="http://schemas.microsoft.com/office/word/2010/wordprocessingShape" mc:Ignorable="w14 w15 w16se w16cid w16 w16cex w16sdtdh w16sdtfl w16du wp14">
   <w:body>
     <w:p>
       <w:r>
         <w:t>Zu Besprechen</w:t>
-      </w:r>
-    </w:p>
-    <w:p>
-      <w:r>
-        <w:t>Muss ich was zu den Quellen schreiben/zusammenfassen? Oder nur zitieren?</w:t>
-      </w:r>
-    </w:p>
-    <w:p>
-      <w:pPr>
-        <w:rPr>
-          <w:sz w:val="6"/>
-          <w:szCs w:val="6"/>
-        </w:rPr>
-      </w:pPr>
-      <w:r>
-        <w:t xml:space="preserve">Steuer </w:t>
-      </w:r>
-      <w:r>
-        <w:t xml:space="preserve">? welche </w:t>
-      </w:r>
-      <w:proofErr w:type="spellStart"/>
-      <w:r>
-        <w:t>steuer</w:t>
-      </w:r>
-      <w:proofErr w:type="spellEnd"/>
-      <w:r>
-        <w:br/>
-      </w:r>
-      <w:r>
-        <w:rPr>
-          <w:b/>
-          <w:bCs/>
-          <w:sz w:val="6"/>
-          <w:szCs w:val="6"/>
-        </w:rPr>
-        <w:t>Gemeindeanteil an der Einkommensteuer je Einwohner</w:t>
-      </w:r>
-      <w:r>
-        <w:rPr>
-          <w:sz w:val="6"/>
-          <w:szCs w:val="6"/>
-        </w:rPr>
-        <w:t xml:space="preserve"> wäre näher an der materiellen Lage der Wohnbevölkerung als die gesamten kommunalen Steuereinnahmen. Er ist aber kein unmittelbares Maß für individuelles </w:t>
-      </w:r>
-      <w:proofErr w:type="spellStart"/>
-      <w:r>
-        <w:rPr>
-          <w:sz w:val="6"/>
-          <w:szCs w:val="6"/>
-        </w:rPr>
-        <w:t>Einkommen.</w:t>
-      </w:r>
-      <w:proofErr w:type="spellEnd"/>
-      <w:r>
-        <w:rPr>
-          <w:sz w:val="6"/>
-          <w:szCs w:val="6"/>
-        </w:rPr>
-        <w:br/>
-      </w:r>
-      <w:r>
-        <w:rPr>
-          <w:b/>
-          <w:bCs/>
-          <w:sz w:val="6"/>
-          <w:szCs w:val="6"/>
-        </w:rPr>
-        <w:t>Dafür spricht:</w:t>
-      </w:r>
-    </w:p>
-    <w:p>
-      <w:pPr>
-        <w:pStyle w:val="Listenabsatz"/>
-        <w:numPr>
-          <w:ilvl w:val="0"/>
-          <w:numId w:val="20"/>
-        </w:numPr>
-        <w:rPr>
-          <w:sz w:val="6"/>
-          <w:szCs w:val="6"/>
-        </w:rPr>
-      </w:pPr>
-      <w:r>
-        <w:rPr>
-          <w:sz w:val="6"/>
-          <w:szCs w:val="6"/>
-        </w:rPr>
-        <w:t>Er hängt stärker von den steuerpflichtigen Einkommen der Einwohner ab.</w:t>
-      </w:r>
-    </w:p>
-    <w:p>
-      <w:pPr>
-        <w:pStyle w:val="Listenabsatz"/>
-        <w:numPr>
-          <w:ilvl w:val="0"/>
-          <w:numId w:val="20"/>
-        </w:numPr>
-        <w:rPr>
-          <w:sz w:val="6"/>
-          <w:szCs w:val="6"/>
-        </w:rPr>
-      </w:pPr>
-      <w:r>
-        <w:rPr>
-          <w:sz w:val="6"/>
-          <w:szCs w:val="6"/>
-        </w:rPr>
-        <w:t>Gewerbesteuereinnahmen können durch wenige große Betriebe stark schwanken und wenig über die finanzielle Lage der Bevölkerung aussagen.</w:t>
-      </w:r>
-    </w:p>
-    <w:p>
-      <w:pPr>
-        <w:pStyle w:val="Listenabsatz"/>
-        <w:numPr>
-          <w:ilvl w:val="0"/>
-          <w:numId w:val="20"/>
-        </w:numPr>
-        <w:rPr>
-          <w:sz w:val="6"/>
-          <w:szCs w:val="6"/>
-        </w:rPr>
-      </w:pPr>
-      <w:r>
-        <w:rPr>
-          <w:sz w:val="6"/>
-          <w:szCs w:val="6"/>
-        </w:rPr>
-        <w:t>Für deine Fragestellung wäre die Interpretation klarer: Regionen mit höherer beziehungsweise niedrigerer einkommensteuerlicher Basis.</w:t>
-      </w:r>
-    </w:p>
-    <w:p>
-      <w:pPr>
-        <w:pStyle w:val="Listenabsatz"/>
-        <w:numPr>
-          <w:ilvl w:val="0"/>
-          <w:numId w:val="20"/>
-        </w:numPr>
-        <w:rPr>
-          <w:sz w:val="6"/>
-          <w:szCs w:val="6"/>
-        </w:rPr>
-      </w:pPr>
-      <w:r>
-        <w:rPr>
-          <w:sz w:val="6"/>
-          <w:szCs w:val="6"/>
-        </w:rPr>
-        <w:t xml:space="preserve">Gerade bei kleinen Gemeinden dürfte die Einkommensteuer weniger sprunghaft sein als die </w:t>
-      </w:r>
-      <w:proofErr w:type="spellStart"/>
-      <w:r>
-        <w:rPr>
-          <w:sz w:val="6"/>
-          <w:szCs w:val="6"/>
-        </w:rPr>
-        <w:t>Gewerbesteuer.</w:t>
-      </w:r>
-      <w:proofErr w:type="spellEnd"/>
-      <w:r>
-        <w:rPr>
-          <w:sz w:val="6"/>
-          <w:szCs w:val="6"/>
-        </w:rPr>
-        <w:br/>
-      </w:r>
-      <w:r>
-        <w:rPr>
-          <w:b/>
-          <w:bCs/>
-          <w:sz w:val="6"/>
-          <w:szCs w:val="6"/>
-        </w:rPr>
-        <w:t>Dagegen spricht:</w:t>
-      </w:r>
-    </w:p>
-    <w:p>
-      <w:pPr>
-        <w:pStyle w:val="Listenabsatz"/>
-        <w:numPr>
-          <w:ilvl w:val="0"/>
-          <w:numId w:val="20"/>
-        </w:numPr>
-        <w:rPr>
-          <w:sz w:val="6"/>
-          <w:szCs w:val="6"/>
-        </w:rPr>
-      </w:pPr>
-      <w:r>
-        <w:rPr>
-          <w:sz w:val="6"/>
-          <w:szCs w:val="6"/>
-        </w:rPr>
-        <w:t>Der Gemeindeanteil wird über gesetzliche Verteilungsschlüssel und Einkommenshöchstbeträge verteilt. Besonders hohe Einkommen schlagen daher nicht vollständig durch.</w:t>
-      </w:r>
-    </w:p>
-    <w:p>
-      <w:pPr>
-        <w:pStyle w:val="Listenabsatz"/>
-        <w:numPr>
-          <w:ilvl w:val="0"/>
-          <w:numId w:val="20"/>
-        </w:numPr>
-        <w:rPr>
-          <w:sz w:val="6"/>
-          <w:szCs w:val="6"/>
-        </w:rPr>
-      </w:pPr>
-      <w:r>
-        <w:rPr>
-          <w:sz w:val="6"/>
-          <w:szCs w:val="6"/>
-        </w:rPr>
-        <w:t>Er erfasst nur steuerpflichtiges Einkommen. Renten, Transferleistungen, Vermögen und Haushaltskosten werden nur unvollständig abgebildet.</w:t>
-      </w:r>
-    </w:p>
-    <w:p>
-      <w:pPr>
-        <w:pStyle w:val="Listenabsatz"/>
-        <w:numPr>
-          <w:ilvl w:val="0"/>
-          <w:numId w:val="20"/>
-        </w:numPr>
-        <w:rPr>
-          <w:sz w:val="6"/>
-          <w:szCs w:val="6"/>
-        </w:rPr>
-      </w:pPr>
-      <w:r>
-        <w:rPr>
-          <w:sz w:val="6"/>
-          <w:szCs w:val="6"/>
-        </w:rPr>
-        <w:t>Die Kennzahl wird von der Bevölkerungsstruktur beeinflusst: Eine Gemeinde mit vielen Kindern, Rentnern oder Studierenden kann geringe Einnahmen haben, ohne dass alle Einwohner materiell schlecht gestellt sind.</w:t>
-      </w:r>
-    </w:p>
-    <w:p>
-      <w:pPr>
-        <w:pStyle w:val="Listenabsatz"/>
-        <w:numPr>
-          <w:ilvl w:val="0"/>
-          <w:numId w:val="20"/>
-        </w:numPr>
-        <w:rPr>
-          <w:sz w:val="6"/>
-          <w:szCs w:val="6"/>
-        </w:rPr>
-      </w:pPr>
-      <w:r>
-        <w:rPr>
-          <w:sz w:val="6"/>
-          <w:szCs w:val="6"/>
-        </w:rPr>
-        <w:t>Bei kleinen Gemeinden können einzelne Gruppen gut verdienender Einwohner trotzdem einen starken Einfluss haben.</w:t>
-      </w:r>
-    </w:p>
-    <w:p>
-      <w:pPr>
-        <w:pStyle w:val="Listenabsatz"/>
-        <w:numPr>
-          <w:ilvl w:val="0"/>
-          <w:numId w:val="20"/>
-        </w:numPr>
-        <w:rPr>
-          <w:sz w:val="6"/>
-          <w:szCs w:val="6"/>
-        </w:rPr>
-      </w:pPr>
-      <w:r>
-        <w:rPr>
-          <w:sz w:val="6"/>
-          <w:szCs w:val="6"/>
-        </w:rPr>
-        <w:t>Sie misst eher die lokale Einkommensteuerbasis als konkrete finanzielle Belastungen oder Deprivation.</w:t>
       </w:r>
     </w:p>
     <w:p/>
     <w:p>
       <w:r>
+        <w:t xml:space="preserve">Bootstrap dann nur über nicht </w:t>
+      </w:r>
+      <w:proofErr w:type="spellStart"/>
+      <w:r>
+        <w:t>outlier</w:t>
+      </w:r>
+      <w:proofErr w:type="spellEnd"/>
+      <w:r>
+        <w:t xml:space="preserve"> </w:t>
+      </w:r>
+      <w:proofErr w:type="spellStart"/>
+      <w:r>
+        <w:t>beobachtungen</w:t>
+      </w:r>
+      <w:proofErr w:type="spellEnd"/>
+      <w:r>
+        <w:t xml:space="preserve">? Hauptmodell ein zweites mal fitten ohne </w:t>
+      </w:r>
+      <w:proofErr w:type="spellStart"/>
+      <w:r>
+        <w:t>outlier</w:t>
+      </w:r>
+      <w:proofErr w:type="spellEnd"/>
+      <w:r>
+        <w:t xml:space="preserve">? </w:t>
+      </w:r>
+      <w:proofErr w:type="spellStart"/>
+      <w:r>
+        <w:t>Outlier</w:t>
+      </w:r>
+      <w:proofErr w:type="spellEnd"/>
+      <w:r>
+        <w:t xml:space="preserve"> identifizieren, bevor </w:t>
+      </w:r>
+      <w:proofErr w:type="spellStart"/>
+      <w:r>
+        <w:t>modell</w:t>
+      </w:r>
+      <w:proofErr w:type="spellEnd"/>
+      <w:r>
+        <w:t xml:space="preserve"> gefittet</w:t>
+      </w:r>
+    </w:p>
+    <w:p/>
+    <w:p>
+      <w:r>
+        <w:t>Muss ich was zu den Quellen schreiben/zusammenfassen? Oder nur zitieren?</w:t>
+      </w:r>
+    </w:p>
+    <w:p/>
+    <w:p>
+      <w:r>
         <w:t>strukturvariablen z-standardisiert, passt oder?</w:t>
+      </w:r>
+    </w:p>
+    <w:p>
+      <w:r>
+        <w:t xml:space="preserve">Ergebnisse der </w:t>
+      </w:r>
+      <w:proofErr w:type="spellStart"/>
+      <w:r>
+        <w:t>modellannahmenchecks</w:t>
+      </w:r>
+      <w:proofErr w:type="spellEnd"/>
+      <w:r>
+        <w:t xml:space="preserve">, </w:t>
+      </w:r>
+      <w:proofErr w:type="spellStart"/>
+      <w:r>
+        <w:t>verteilungen</w:t>
+      </w:r>
+      <w:proofErr w:type="spellEnd"/>
+      <w:r>
+        <w:t xml:space="preserve"> der strukturvariablen</w:t>
+      </w:r>
+    </w:p>
+    <w:p>
+      <w:r>
+        <w:t xml:space="preserve">Globale </w:t>
+      </w:r>
+      <w:proofErr w:type="spellStart"/>
+      <w:r>
+        <w:t>matrix</w:t>
+      </w:r>
+      <w:proofErr w:type="spellEnd"/>
+      <w:r>
+        <w:t>: Linke im ostdeutschlandfit? Ohne grüne schätzen? Oder so beibehalten jetzt?</w:t>
       </w:r>
     </w:p>
     <w:p/>
@@ -368,9 +181,13 @@
     <w:p/>
     <w:p/>
     <w:p>
-      <w:r>
-        <w:lastRenderedPageBreak/>
-        <w:t>Nslphom code verstehen</w:t>
+      <w:proofErr w:type="spellStart"/>
+      <w:r>
+        <w:t>Nslphom</w:t>
+      </w:r>
+      <w:proofErr w:type="spellEnd"/>
+      <w:r>
+        <w:t xml:space="preserve"> code verstehen</w:t>
       </w:r>
     </w:p>
     <w:p/>
@@ -431,179 +248,393 @@
       </w:r>
     </w:p>
     <w:p/>
+    <w:p/>
     <w:p>
       <w:r>
-        <w:t>Bevölkerungsdichte als variable?</w:t>
+        <w:t xml:space="preserve">Jan wollte </w:t>
+      </w:r>
+      <w:proofErr w:type="spellStart"/>
+      <w:r>
+        <w:t>history</w:t>
+      </w:r>
+      <w:proofErr w:type="spellEnd"/>
+      <w:r>
+        <w:t xml:space="preserve"> </w:t>
+      </w:r>
+      <w:proofErr w:type="spellStart"/>
+      <w:r>
+        <w:t>paper</w:t>
+      </w:r>
+      <w:proofErr w:type="spellEnd"/>
+      <w:r>
+        <w:t xml:space="preserve"> schicken</w:t>
       </w:r>
       <w:r>
         <w:br/>
       </w:r>
       <w:r>
         <w:br/>
+      </w:r>
+      <w:r>
+        <w:br/>
+      </w:r>
+      <w:r>
+        <w:br/>
+      </w:r>
+      <w:r>
+        <w:br/>
+      </w:r>
+      <w:r>
+        <w:br/>
+        <w:t>fragen:</w:t>
+      </w:r>
+      <w:r>
+        <w:br/>
+      </w:r>
+      <w:r>
+        <w:t xml:space="preserve">Nur diskutieren, keine </w:t>
+      </w:r>
+      <w:proofErr w:type="spellStart"/>
+      <w:r>
+        <w:t>dateien</w:t>
+      </w:r>
+      <w:proofErr w:type="spellEnd"/>
+      <w:r>
+        <w:t xml:space="preserve"> ändern.</w:t>
+      </w:r>
+      <w:r>
+        <w:t xml:space="preserve"> gebe mir an, wie die </w:t>
+      </w:r>
+      <w:proofErr w:type="spellStart"/>
+      <w:r>
+        <w:t>inputdatei</w:t>
+      </w:r>
+      <w:proofErr w:type="spellEnd"/>
+      <w:r>
+        <w:t xml:space="preserve"> für unser </w:t>
+      </w:r>
+      <w:proofErr w:type="spellStart"/>
+      <w:r>
+        <w:t>model</w:t>
+      </w:r>
+      <w:proofErr w:type="spellEnd"/>
+      <w:r>
+        <w:t xml:space="preserve"> aussieht (</w:t>
+      </w:r>
+      <w:proofErr w:type="spellStart"/>
+      <w:r>
+        <w:t>regression</w:t>
+      </w:r>
+      <w:proofErr w:type="spellEnd"/>
+      <w:r>
+        <w:t xml:space="preserve">) also was unter </w:t>
+      </w:r>
+      <w:proofErr w:type="spellStart"/>
+      <w:r>
+        <w:t>model_data</w:t>
+      </w:r>
+      <w:proofErr w:type="spellEnd"/>
+      <w:r>
+        <w:t xml:space="preserve"> gespeichert ist in welcher form (spalten, </w:t>
+      </w:r>
+      <w:proofErr w:type="spellStart"/>
+      <w:r>
+        <w:t>zeilennamen</w:t>
+      </w:r>
+      <w:proofErr w:type="spellEnd"/>
+      <w:r>
+        <w:t>)</w:t>
+      </w:r>
+      <w:r>
+        <w:br/>
+      </w:r>
+      <w:r>
+        <w:br/>
+        <w:t xml:space="preserve">plotte mir für die strukturvariablen die </w:t>
+      </w:r>
+      <w:proofErr w:type="spellStart"/>
+      <w:r>
+        <w:t>verteilung</w:t>
+      </w:r>
+      <w:proofErr w:type="spellEnd"/>
+      <w:r>
+        <w:t xml:space="preserve"> der z-standardisierten </w:t>
+      </w:r>
+      <w:proofErr w:type="spellStart"/>
+      <w:r>
+        <w:t>kovariablen</w:t>
+      </w:r>
+      <w:proofErr w:type="spellEnd"/>
+      <w:r>
+        <w:br/>
+      </w:r>
+      <w:r>
+        <w:br/>
+        <w:t xml:space="preserve">greife beim plotten der strukturvariablen auf die Modelldaten zu. D.h. führe keine parallele z-standardisierung durch sondern greife auf die fürs </w:t>
+      </w:r>
+      <w:proofErr w:type="spellStart"/>
+      <w:r>
+        <w:t>modell</w:t>
+      </w:r>
+      <w:proofErr w:type="spellEnd"/>
+      <w:r>
+        <w:t xml:space="preserve"> z-standardisierten Variablen zu</w:t>
       </w:r>
     </w:p>
     <w:p/>
     <w:p>
-      <w:pPr>
-        <w:rPr>
-          <w:lang w:val="en-US"/>
-        </w:rPr>
-      </w:pPr>
-      <w:proofErr w:type="spellStart"/>
-      <w:r>
-        <w:rPr>
-          <w:lang w:val="en-US"/>
-        </w:rPr>
-        <w:t>Variablenselektion</w:t>
-      </w:r>
-      <w:proofErr w:type="spellEnd"/>
-      <w:r>
-        <w:rPr>
-          <w:lang w:val="en-US"/>
-        </w:rPr>
-        <w:br/>
-        <w:t>Cross validation ansatz, power</w:t>
-      </w:r>
-    </w:p>
-    <w:p>
-      <w:pPr>
-        <w:rPr>
-          <w:lang w:val="en-US"/>
-        </w:rPr>
-      </w:pPr>
+      <w:r>
+        <w:t xml:space="preserve">Plotte mir ebenfalls die </w:t>
+      </w:r>
+      <w:proofErr w:type="spellStart"/>
+      <w:r>
+        <w:t>verteilung</w:t>
+      </w:r>
+      <w:proofErr w:type="spellEnd"/>
+      <w:r>
+        <w:t xml:space="preserve"> der zielvariable, also der </w:t>
+      </w:r>
+      <w:proofErr w:type="spellStart"/>
+      <w:r>
+        <w:t>übergangswahrscheinlichkeiten</w:t>
+      </w:r>
+      <w:proofErr w:type="spellEnd"/>
+      <w:r>
+        <w:t xml:space="preserve"> zur </w:t>
+      </w:r>
+      <w:proofErr w:type="spellStart"/>
+      <w:r>
+        <w:t>afd</w:t>
+      </w:r>
+      <w:proofErr w:type="spellEnd"/>
+      <w:r>
+        <w:t xml:space="preserve"> jeweils, </w:t>
+      </w:r>
+      <w:proofErr w:type="spellStart"/>
+      <w:r>
+        <w:t>bzw</w:t>
+      </w:r>
+      <w:proofErr w:type="spellEnd"/>
+      <w:r>
+        <w:t xml:space="preserve"> gebe </w:t>
+      </w:r>
+      <w:proofErr w:type="spellStart"/>
+      <w:r>
+        <w:t>minimum</w:t>
+      </w:r>
+      <w:proofErr w:type="spellEnd"/>
+      <w:r>
+        <w:t>, maximum, median an.</w:t>
+      </w:r>
     </w:p>
     <w:p/>
-    <w:p/>
-    <w:p/>
     <w:p>
       <w:r>
-        <w:rPr>
-          <w:b/>
-          <w:bCs/>
-        </w:rPr>
-        <w:t>6. Regressionsmodell ist noch vorläufig</w:t>
+        <w:t xml:space="preserve">Schreibe mir ein </w:t>
+      </w:r>
+      <w:proofErr w:type="spellStart"/>
+      <w:r>
+        <w:t>skript</w:t>
+      </w:r>
+      <w:proofErr w:type="spellEnd"/>
+      <w:r>
+        <w:t xml:space="preserve">, das untersucht, ob die </w:t>
+      </w:r>
+      <w:proofErr w:type="spellStart"/>
+      <w:r>
+        <w:t>nslphom_osqp_dual</w:t>
+      </w:r>
+      <w:proofErr w:type="spellEnd"/>
+      <w:r>
+        <w:t xml:space="preserve"> variante schneller ist als die </w:t>
+      </w:r>
+      <w:proofErr w:type="spellStart"/>
+      <w:r>
+        <w:t>nslphom_dual</w:t>
+      </w:r>
+      <w:proofErr w:type="spellEnd"/>
+      <w:r>
+        <w:t xml:space="preserve"> variante</w:t>
       </w:r>
       <w:r>
         <w:br/>
-        <w:t>Momentan werden getrennte gewichtete lineare Modelle pro Herkunftsgruppe geschätzt, siehe [regression_functions.R (line 164)](C:/Users/Leonie/Documents/Studium/Bachelorarbeit/Waehlendenwanderung/Functions/regression_functions.R:164).</w:t>
+        <w:t xml:space="preserve">Gleiche die </w:t>
+      </w:r>
+      <w:proofErr w:type="spellStart"/>
+      <w:r>
+        <w:t>ergebnisse</w:t>
+      </w:r>
+      <w:proofErr w:type="spellEnd"/>
+      <w:r>
+        <w:t xml:space="preserve"> der beiden </w:t>
+      </w:r>
+      <w:proofErr w:type="spellStart"/>
+      <w:r>
+        <w:t>varianten</w:t>
+      </w:r>
+      <w:proofErr w:type="spellEnd"/>
+      <w:r>
+        <w:t xml:space="preserve"> außerdem miteinander ab.</w:t>
+      </w:r>
+      <w:r>
+        <w:br/>
+      </w:r>
+      <w:r>
+        <w:lastRenderedPageBreak/>
+        <w:br/>
+      </w:r>
+      <w:r>
+        <w:br/>
+      </w:r>
+      <w:r>
+        <w:t xml:space="preserve">Nur diskutieren, keine </w:t>
+      </w:r>
+      <w:proofErr w:type="spellStart"/>
+      <w:r>
+        <w:t>dateien</w:t>
+      </w:r>
+      <w:proofErr w:type="spellEnd"/>
+      <w:r>
+        <w:t xml:space="preserve"> ändern.</w:t>
+      </w:r>
+      <w:r>
+        <w:t xml:space="preserve"> siehst du ein Problem in der variable </w:t>
+      </w:r>
+      <w:proofErr w:type="spellStart"/>
+      <w:r>
+        <w:t>hheink</w:t>
+      </w:r>
+      <w:proofErr w:type="spellEnd"/>
+      <w:r>
+        <w:t xml:space="preserve"> also dem </w:t>
+      </w:r>
+      <w:proofErr w:type="spellStart"/>
+      <w:r>
+        <w:t>anteil</w:t>
+      </w:r>
+      <w:proofErr w:type="spellEnd"/>
+      <w:r>
+        <w:t xml:space="preserve"> der </w:t>
+      </w:r>
+      <w:proofErr w:type="spellStart"/>
+      <w:r>
+        <w:t>hasuhalte</w:t>
+      </w:r>
+      <w:proofErr w:type="spellEnd"/>
+      <w:r>
+        <w:t xml:space="preserve"> mit niedrigem </w:t>
+      </w:r>
+      <w:proofErr w:type="spellStart"/>
+      <w:r>
+        <w:t>einkommen</w:t>
+      </w:r>
+      <w:proofErr w:type="spellEnd"/>
+      <w:r>
+        <w:t xml:space="preserve">? Könnte ja extrem verzerrt sein durch bspw. Studenten, wo eine Studentenstadt einen sehr hohen </w:t>
+      </w:r>
+      <w:proofErr w:type="spellStart"/>
+      <w:r>
+        <w:t>anteil</w:t>
+      </w:r>
+      <w:proofErr w:type="spellEnd"/>
+      <w:r>
+        <w:t xml:space="preserve"> hat. Das gleichzusetzen mit einer </w:t>
+      </w:r>
+      <w:proofErr w:type="spellStart"/>
+      <w:r>
+        <w:t>stadt</w:t>
+      </w:r>
+      <w:proofErr w:type="spellEnd"/>
+      <w:r>
+        <w:t xml:space="preserve"> die </w:t>
+      </w:r>
+      <w:proofErr w:type="spellStart"/>
+      <w:r>
+        <w:t>vllt</w:t>
+      </w:r>
+      <w:proofErr w:type="spellEnd"/>
+      <w:r>
+        <w:t xml:space="preserve"> fast nur arbeitslose mit-40er hat, stellt bestimmt einen großen unterschied im </w:t>
+      </w:r>
+      <w:proofErr w:type="spellStart"/>
+      <w:r>
+        <w:t>wahlverhalten</w:t>
+      </w:r>
+      <w:proofErr w:type="spellEnd"/>
+      <w:r>
+        <w:t xml:space="preserve"> dar.</w:t>
+      </w:r>
+      <w:r>
+        <w:br/>
+      </w:r>
+      <w:r>
+        <w:br/>
+      </w:r>
+      <w:r>
+        <w:br/>
+        <w:t xml:space="preserve">wie genau sieht die </w:t>
+      </w:r>
+      <w:proofErr w:type="spellStart"/>
+      <w:r>
+        <w:t>osqp</w:t>
+      </w:r>
+      <w:proofErr w:type="spellEnd"/>
+      <w:r>
+        <w:t xml:space="preserve"> </w:t>
+      </w:r>
+      <w:proofErr w:type="spellStart"/>
+      <w:r>
+        <w:t>implementation</w:t>
+      </w:r>
+      <w:proofErr w:type="spellEnd"/>
+      <w:r>
+        <w:t xml:space="preserve"> momentan aus? Was wird mit </w:t>
+      </w:r>
+      <w:proofErr w:type="spellStart"/>
+      <w:r>
+        <w:t>osqp</w:t>
+      </w:r>
+      <w:proofErr w:type="spellEnd"/>
+      <w:r>
+        <w:t xml:space="preserve"> geschätzt, was mit </w:t>
+      </w:r>
+      <w:proofErr w:type="spellStart"/>
+      <w:r>
+        <w:t>absicht</w:t>
+      </w:r>
+      <w:proofErr w:type="spellEnd"/>
+      <w:r>
+        <w:t xml:space="preserve"> nicht? Kann man den iterativen teil komplett auf </w:t>
+      </w:r>
+      <w:proofErr w:type="spellStart"/>
+      <w:r>
+        <w:t>osqp</w:t>
+      </w:r>
+      <w:proofErr w:type="spellEnd"/>
+      <w:r>
+        <w:t xml:space="preserve"> umstellen? Macht das </w:t>
+      </w:r>
+      <w:proofErr w:type="spellStart"/>
+      <w:r>
+        <w:t>sinn</w:t>
+      </w:r>
+      <w:proofErr w:type="spellEnd"/>
+      <w:r>
+        <w:t>?</w:t>
+      </w:r>
+      <w:r>
+        <w:br/>
+        <w:t xml:space="preserve">Nur diskutieren, keine </w:t>
+      </w:r>
+      <w:proofErr w:type="spellStart"/>
+      <w:r>
+        <w:t>dateien</w:t>
+      </w:r>
+      <w:proofErr w:type="spellEnd"/>
+      <w:r>
+        <w:t xml:space="preserve"> ändern.</w:t>
       </w:r>
     </w:p>
-    <w:p>
-      <w:r>
-        <w:t>Noch offen beziehungsweise zu entscheiden:</w:t>
-      </w:r>
-    </w:p>
-    <w:p>
-      <w:pPr>
-        <w:numPr>
-          <w:ilvl w:val="0"/>
-          <w:numId w:val="5"/>
-        </w:numPr>
-      </w:pPr>
-      <w:r>
-        <w:t>gewichtetes lineares Modell oder geplantes Fractional-Logit-Modell</w:t>
-      </w:r>
-    </w:p>
-    <w:p>
-      <w:pPr>
-        <w:numPr>
-          <w:ilvl w:val="0"/>
-          <w:numId w:val="5"/>
-        </w:numPr>
-      </w:pPr>
-      <w:r>
-        <w:t>getrennte Modelle oder gestapeltes Modell mit Herkunftsinteraktionen</w:t>
-      </w:r>
-    </w:p>
-    <w:p>
-      <w:pPr>
-        <w:numPr>
-          <w:ilvl w:val="0"/>
-          <w:numId w:val="5"/>
-        </w:numPr>
-      </w:pPr>
-      <w:r>
-        <w:t>Bootstrap-KIs statt Interpretation der normalen LM-p-Werte</w:t>
-      </w:r>
-    </w:p>
-    <w:p>
-      <w:pPr>
-        <w:numPr>
-          <w:ilvl w:val="0"/>
-          <w:numId w:val="5"/>
-        </w:numPr>
-      </w:pPr>
-      <w:r>
-        <w:t>Residuen, Cook-Distanzen und Hebelwerte</w:t>
-      </w:r>
-    </w:p>
-    <w:p>
-      <w:pPr>
-        <w:numPr>
-          <w:ilvl w:val="0"/>
-          <w:numId w:val="5"/>
-        </w:numPr>
-      </w:pPr>
-      <w:r>
-        <w:t>räumliche Autokorrelation</w:t>
-      </w:r>
-    </w:p>
-    <w:p>
-      <w:pPr>
-        <w:numPr>
-          <w:ilvl w:val="0"/>
-          <w:numId w:val="5"/>
-        </w:numPr>
-      </w:pPr>
-      <w:r>
-        <w:lastRenderedPageBreak/>
-        <w:t>Multiple-Testing-Problematik</w:t>
-      </w:r>
-    </w:p>
-    <w:p>
-      <w:r>
-        <w:t>Die 14 aktuellen Kovariaten sind zudem stark kollinear. Für Ostdeutschland fand ich unter anderem:</w:t>
-      </w:r>
-    </w:p>
-    <w:p>
-      <w:pPr>
-        <w:numPr>
-          <w:ilvl w:val="0"/>
-          <w:numId w:val="6"/>
-        </w:numPr>
-      </w:pPr>
-      <w:r>
-        <w:t>Einwohnerdichte ↔ Einwohner-Arbeitsplatz-Dichte: r = 0,995</w:t>
-      </w:r>
-    </w:p>
-    <w:p>
-      <w:pPr>
-        <w:numPr>
-          <w:ilvl w:val="0"/>
-          <w:numId w:val="6"/>
-        </w:numPr>
-      </w:pPr>
-      <w:r>
-        <w:t>Anteil 65+ ↔ Durchschnittsalter: r = 0,931</w:t>
-      </w:r>
-    </w:p>
-    <w:p>
-      <w:pPr>
-        <w:numPr>
-          <w:ilvl w:val="0"/>
-          <w:numId w:val="6"/>
-        </w:numPr>
-      </w:pPr>
-      <w:r>
-        <w:t>Konditionszahl: etwa 30,8</w:t>
-      </w:r>
-    </w:p>
-    <w:p>
-      <w:r>
-        <w:t>Vor dem finalen Modell sollte deshalb eine kleinere, theoretisch begründete Kovariatenauswahl festgelegt werden.</w:t>
-      </w:r>
-    </w:p>
-    <w:p/>
     <w:sectPr>
       <w:pgSz w:w="11906" w:h="16838"/>
       <w:pgMar w:top="1417" w:right="1417" w:bottom="1134" w:left="1417" w:header="708" w:footer="708" w:gutter="0"/>
@@ -615,7 +646,7 @@
 </file>
 
 <file path=word/numbering.xml><?xml version="1.0" encoding="utf-8"?>
-<w:numbering xmlns:wpc="http://schemas.microsoft.com/office/word/2010/wordprocessingCanvas" xmlns:cx="http://schemas.microsoft.com/office/drawing/2014/chartex" xmlns:cx1="http://schemas.microsoft.com/office/drawing/2015/9/8/chartex" xmlns:cx2="http://schemas.microsoft.com/office/drawing/2015/10/21/chartex" xmlns:cx3="http://schemas.microsoft.com/office/drawing/2016/5/9/chartex" xmlns:cx4="http://schemas.microsoft.com/office/drawing/2016/5/10/chartex" xmlns:cx5="http://schemas.microsoft.com/office/drawing/2016/5/11/chartex" xmlns:cx6="http://schemas.microsoft.com/office/drawing/2016/5/12/chartex" xmlns:cx7="http://schemas.microsoft.com/office/drawing/2016/5/13/chartex" xmlns:cx8="http://schemas.microsoft.com/office/drawing/2016/5/14/chartex" xmlns:mc="http://schemas.openxmlformats.org/markup-compatibility/2006" xmlns:aink="http://schemas.microsoft.com/office/drawing/2016/ink" xmlns:am3d="http://schemas.microsoft.com/office/drawing/2017/model3d" xmlns:o="urn:schemas-microsoft-com:office:office" xmlns:oel="http://schemas.microsoft.com/office/2019/extlst" xmlns:r="http://schemas.openxmlformats.org/officeDocument/2006/relationships" xmlns:m="http://schemas.openxmlformats.org/officeDocument/2006/math" xmlns:v="urn:schemas-microsoft-com:vml" xmlns:wp14="http://schemas.microsoft.com/office/word/2010/wordprocessingDrawing" xmlns:wp="http://schemas.openxmlformats.org/drawingml/2006/wordprocessingDrawing" xmlns:w10="urn:schemas-microsoft-com:office:word" xmlns:w="http://schemas.openxmlformats.org/wordprocessingml/2006/main" xmlns:w14="http://schemas.microsoft.com/office/word/2010/wordml" xmlns:w15="http://schemas.microsoft.com/office/word/2012/wordml" xmlns:w16cei="http://schemas.microsoft.com/office/word/2026/wordml/cei" xmlns:w16cex="http://schemas.microsoft.com/office/word/2018/wordml/cex" xmlns:w16cid="http://schemas.microsoft.com/office/word/2016/wordml/cid" xmlns:w16="http://schemas.microsoft.com/office/word/2018/wordml" xmlns:w16du="http://schemas.microsoft.com/office/word/2023/wordml/word16du" xmlns:w16sdtdh="http://schemas.microsoft.com/office/word/2020/wordml/sdtdatahash" xmlns:w16sdtfl="http://schemas.microsoft.com/office/word/2024/wordml/sdtformatlock" xmlns:w16se="http://schemas.microsoft.com/office/word/2015/wordml/symex" xmlns:wpg="http://schemas.microsoft.com/office/word/2010/wordprocessingGroup" xmlns:wpi="http://schemas.microsoft.com/office/word/2010/wordprocessingInk" xmlns:wne="http://schemas.microsoft.com/office/word/2006/wordml" xmlns:wps="http://schemas.microsoft.com/office/word/2010/wordprocessingShape" mc:Ignorable="w14 w15 w16se w16cid w16 w16cex w16sdtdh w16sdtfl w16du wp14">
+<w:numbering xmlns:wpc="http://schemas.microsoft.com/office/word/2010/wordprocessingCanvas" xmlns:cx="http://schemas.microsoft.com/office/drawing/2014/chartex" xmlns:cx1="http://schemas.microsoft.com/office/drawing/2015/9/8/chartex" xmlns:cx2="http://schemas.microsoft.com/office/drawing/2015/10/21/chartex" xmlns:cx3="http://schemas.microsoft.com/office/drawing/2016/5/9/chartex" xmlns:cx4="http://schemas.microsoft.com/office/drawing/2016/5/10/chartex" xmlns:cx5="http://schemas.microsoft.com/office/drawing/2016/5/11/chartex" xmlns:cx6="http://schemas.microsoft.com/office/drawing/2016/5/12/chartex" xmlns:cx7="http://schemas.microsoft.com/office/drawing/2016/5/13/chartex" xmlns:cx8="http://schemas.microsoft.com/office/drawing/2016/5/14/chartex" xmlns:mc="http://schemas.openxmlformats.org/markup-compatibility/2006" xmlns:aink="http://schemas.microsoft.com/office/drawing/2016/ink" xmlns:am3d="http://schemas.microsoft.com/office/drawing/2017/model3d" xmlns:o="urn:schemas-microsoft-com:office:office" xmlns:oel="http://schemas.microsoft.com/office/2019/extlst" xmlns:r="http://schemas.openxmlformats.org/officeDocument/2006/relationships" xmlns:m="http://schemas.openxmlformats.org/officeDocument/2006/math" xmlns:v="urn:schemas-microsoft-com:vml" xmlns:wp14="http://schemas.microsoft.com/office/word/2010/wordprocessingDrawing" xmlns:wp="http://schemas.openxmlformats.org/drawingml/2006/wordprocessingDrawing" xmlns:w10="urn:schemas-microsoft-com:office:word" xmlns:w="http://schemas.openxmlformats.org/wordprocessingml/2006/main" xmlns:w14="http://schemas.microsoft.com/office/word/2010/wordml" xmlns:w15="http://schemas.microsoft.com/office/word/2012/wordml" xmlns:w16cex="http://schemas.microsoft.com/office/word/2018/wordml/cex" xmlns:w16cid="http://schemas.microsoft.com/office/word/2016/wordml/cid" xmlns:w16="http://schemas.microsoft.com/office/word/2018/wordml" xmlns:w16du="http://schemas.microsoft.com/office/word/2023/wordml/word16du" xmlns:w16sdtdh="http://schemas.microsoft.com/office/word/2020/wordml/sdtdatahash" xmlns:w16sdtfl="http://schemas.microsoft.com/office/word/2024/wordml/sdtformatlock" xmlns:w16se="http://schemas.microsoft.com/office/word/2015/wordml/symex" xmlns:wpg="http://schemas.microsoft.com/office/word/2010/wordprocessingGroup" xmlns:wpi="http://schemas.microsoft.com/office/word/2010/wordprocessingInk" xmlns:wne="http://schemas.microsoft.com/office/word/2006/wordml" xmlns:wps="http://schemas.microsoft.com/office/word/2010/wordprocessingShape" mc:Ignorable="w14 w15 w16se w16cid w16 w16cex w16sdtdh w16sdtfl w16du wp14">
   <w:abstractNum w:abstractNumId="0" w15:restartNumberingAfterBreak="0">
     <w:nsid w:val="04D63BDA"/>
     <w:multiLevelType w:val="multilevel"/>
@@ -3240,6 +3271,92 @@
     </w:lvl>
   </w:abstractNum>
   <w:abstractNum w:abstractNumId="19" w15:restartNumberingAfterBreak="0">
+    <w:nsid w:val="7DFA42DF"/>
+    <w:multiLevelType w:val="hybridMultilevel"/>
+    <w:tmpl w:val="2A6E2CEA"/>
+    <w:lvl w:ilvl="0" w:tplc="0407000F">
+      <w:start w:val="1"/>
+      <w:numFmt w:val="decimal"/>
+      <w:lvlText w:val="%1."/>
+      <w:lvlJc w:val="left"/>
+      <w:pPr>
+        <w:ind w:left="720" w:hanging="360"/>
+      </w:pPr>
+    </w:lvl>
+    <w:lvl w:ilvl="1" w:tplc="04070019" w:tentative="1">
+      <w:start w:val="1"/>
+      <w:numFmt w:val="lowerLetter"/>
+      <w:lvlText w:val="%2."/>
+      <w:lvlJc w:val="left"/>
+      <w:pPr>
+        <w:ind w:left="1440" w:hanging="360"/>
+      </w:pPr>
+    </w:lvl>
+    <w:lvl w:ilvl="2" w:tplc="0407001B" w:tentative="1">
+      <w:start w:val="1"/>
+      <w:numFmt w:val="lowerRoman"/>
+      <w:lvlText w:val="%3."/>
+      <w:lvlJc w:val="right"/>
+      <w:pPr>
+        <w:ind w:left="2160" w:hanging="180"/>
+      </w:pPr>
+    </w:lvl>
+    <w:lvl w:ilvl="3" w:tplc="0407000F" w:tentative="1">
+      <w:start w:val="1"/>
+      <w:numFmt w:val="decimal"/>
+      <w:lvlText w:val="%4."/>
+      <w:lvlJc w:val="left"/>
+      <w:pPr>
+        <w:ind w:left="2880" w:hanging="360"/>
+      </w:pPr>
+    </w:lvl>
+    <w:lvl w:ilvl="4" w:tplc="04070019" w:tentative="1">
+      <w:start w:val="1"/>
+      <w:numFmt w:val="lowerLetter"/>
+      <w:lvlText w:val="%5."/>
+      <w:lvlJc w:val="left"/>
+      <w:pPr>
+        <w:ind w:left="3600" w:hanging="360"/>
+      </w:pPr>
+    </w:lvl>
+    <w:lvl w:ilvl="5" w:tplc="0407001B" w:tentative="1">
+      <w:start w:val="1"/>
+      <w:numFmt w:val="lowerRoman"/>
+      <w:lvlText w:val="%6."/>
+      <w:lvlJc w:val="right"/>
+      <w:pPr>
+        <w:ind w:left="4320" w:hanging="180"/>
+      </w:pPr>
+    </w:lvl>
+    <w:lvl w:ilvl="6" w:tplc="0407000F" w:tentative="1">
+      <w:start w:val="1"/>
+      <w:numFmt w:val="decimal"/>
+      <w:lvlText w:val="%7."/>
+      <w:lvlJc w:val="left"/>
+      <w:pPr>
+        <w:ind w:left="5040" w:hanging="360"/>
+      </w:pPr>
+    </w:lvl>
+    <w:lvl w:ilvl="7" w:tplc="04070019" w:tentative="1">
+      <w:start w:val="1"/>
+      <w:numFmt w:val="lowerLetter"/>
+      <w:lvlText w:val="%8."/>
+      <w:lvlJc w:val="left"/>
+      <w:pPr>
+        <w:ind w:left="5760" w:hanging="360"/>
+      </w:pPr>
+    </w:lvl>
+    <w:lvl w:ilvl="8" w:tplc="0407001B" w:tentative="1">
+      <w:start w:val="1"/>
+      <w:numFmt w:val="lowerRoman"/>
+      <w:lvlText w:val="%9."/>
+      <w:lvlJc w:val="right"/>
+      <w:pPr>
+        <w:ind w:left="6480" w:hanging="180"/>
+      </w:pPr>
+    </w:lvl>
+  </w:abstractNum>
+  <w:abstractNum w:abstractNumId="20" w15:restartNumberingAfterBreak="0">
     <w:nsid w:val="7F2179AF"/>
     <w:multiLevelType w:val="hybridMultilevel"/>
     <w:tmpl w:val="F29A82F0"/>
@@ -3407,10 +3524,13 @@
     <w:abstractNumId w:val="15"/>
   </w:num>
   <w:num w:numId="19" w16cid:durableId="797072383">
-    <w:abstractNumId w:val="19"/>
+    <w:abstractNumId w:val="20"/>
   </w:num>
   <w:num w:numId="20" w16cid:durableId="1606188808">
     <w:abstractNumId w:val="9"/>
+  </w:num>
+  <w:num w:numId="21" w16cid:durableId="884760495">
+    <w:abstractNumId w:val="19"/>
   </w:num>
 </w:numbering>
 </file>
@@ -4018,6 +4138,7 @@
   <w:style w:type="character" w:default="1" w:styleId="Absatz-Standardschriftart">
     <w:name w:val="Default Paragraph Font"/>
     <w:uiPriority w:val="1"/>
+    <w:semiHidden/>
     <w:unhideWhenUsed/>
   </w:style>
   <w:style w:type="table" w:default="1" w:styleId="NormaleTabelle">
@@ -4344,6 +4465,29 @@
       <w:szCs w:val="24"/>
     </w:rPr>
   </w:style>
+  <w:style w:type="paragraph" w:styleId="Beschriftung">
+    <w:name w:val="caption"/>
+    <w:basedOn w:val="Standard"/>
+    <w:next w:val="Standard"/>
+    <w:uiPriority w:val="35"/>
+    <w:unhideWhenUsed/>
+    <w:qFormat/>
+    <w:rsid w:val="00FA002D"/>
+    <w:pPr>
+      <w:spacing w:after="200" w:line="240" w:lineRule="auto"/>
+    </w:pPr>
+    <w:rPr>
+      <w:rFonts w:ascii="Times New Roman" w:eastAsia="Times New Roman" w:hAnsi="Times New Roman"/>
+      <w:b/>
+      <w:bCs/>
+      <w:color w:val="282828"/>
+      <w:kern w:val="0"/>
+      <w:sz w:val="18"/>
+      <w:szCs w:val="18"/>
+      <w:lang w:val="en-US"/>
+      <w14:ligatures w14:val="none"/>
+    </w:rPr>
+  </w:style>
 </w:styles>
 </file>
 

--- a/MeinMaterial/Besprechungen/TODO.docx
+++ b/MeinMaterial/Besprechungen/TODO.docx
@@ -26,7 +26,15 @@
       </w:r>
       <w:proofErr w:type="spellEnd"/>
       <w:r>
-        <w:t xml:space="preserve">? Hauptmodell ein zweites mal fitten ohne </w:t>
+        <w:t xml:space="preserve">? Hauptmodell ein zweites </w:t>
+      </w:r>
+      <w:proofErr w:type="gramStart"/>
+      <w:r>
+        <w:t>mal</w:t>
+      </w:r>
+      <w:proofErr w:type="gramEnd"/>
+      <w:r>
+        <w:t xml:space="preserve"> fitten ohne </w:t>
       </w:r>
       <w:proofErr w:type="spellStart"/>
       <w:r>
@@ -56,13 +64,29 @@
     <w:p/>
     <w:p>
       <w:r>
-        <w:t>Muss ich was zu den Quellen schreiben/zusammenfassen? Oder nur zitieren?</w:t>
+        <w:t xml:space="preserve">Muss </w:t>
+      </w:r>
+      <w:proofErr w:type="gramStart"/>
+      <w:r>
+        <w:t>ich</w:t>
+      </w:r>
+      <w:proofErr w:type="gramEnd"/>
+      <w:r>
+        <w:t xml:space="preserve"> was zu den Quellen schreiben/zusammenfassen? Oder nur zitieren?</w:t>
       </w:r>
     </w:p>
     <w:p/>
     <w:p>
       <w:r>
-        <w:t>strukturvariablen z-standardisiert, passt oder?</w:t>
+        <w:t xml:space="preserve">strukturvariablen z-standardisiert, </w:t>
+      </w:r>
+      <w:proofErr w:type="gramStart"/>
+      <w:r>
+        <w:t>passt</w:t>
+      </w:r>
+      <w:proofErr w:type="gramEnd"/>
+      <w:r>
+        <w:t xml:space="preserve"> oder?</w:t>
       </w:r>
     </w:p>
     <w:p>
@@ -133,7 +157,15 @@
       </w:r>
       <w:r>
         <w:br/>
-        <w:t>Literaturempfehlung EI Anwendung: King (1997)</w:t>
+        <w:t xml:space="preserve">Literaturempfehlung </w:t>
+      </w:r>
+      <w:proofErr w:type="gramStart"/>
+      <w:r>
+        <w:t>EI Anwendung</w:t>
+      </w:r>
+      <w:proofErr w:type="gramEnd"/>
+      <w:r>
+        <w:t>: King (1997)</w:t>
       </w:r>
       <w:r>
         <w:br/>
@@ -143,7 +175,31 @@
     <w:p/>
     <w:p>
       <w:r>
-        <w:t>Variablen nicht nur mitteln sondern teils auch summieren wenn Strukturvariablen auf agg.schlüssel aggregiert werden</w:t>
+        <w:t xml:space="preserve">Variablen nicht nur </w:t>
+      </w:r>
+      <w:proofErr w:type="gramStart"/>
+      <w:r>
+        <w:t>mitteln</w:t>
+      </w:r>
+      <w:proofErr w:type="gramEnd"/>
+      <w:r>
+        <w:t xml:space="preserve"> sondern teils auch </w:t>
+      </w:r>
+      <w:proofErr w:type="gramStart"/>
+      <w:r>
+        <w:t>summieren</w:t>
+      </w:r>
+      <w:proofErr w:type="gramEnd"/>
+      <w:r>
+        <w:t xml:space="preserve"> wenn Strukturvariablen auf </w:t>
+      </w:r>
+      <w:proofErr w:type="gramStart"/>
+      <w:r>
+        <w:t>agg.schlüssel</w:t>
+      </w:r>
+      <w:proofErr w:type="gramEnd"/>
+      <w:r>
+        <w:t xml:space="preserve"> aggregiert werden</w:t>
       </w:r>
     </w:p>
     <w:p/>
@@ -198,7 +254,15 @@
     </w:p>
     <w:p>
       <w:r>
-        <w:t>Standardisierte Strukturvariablen Verteilung betrachten (interessanter wenn zentriert)</w:t>
+        <w:t>Standardisierte Strukturvariablen Verteilung betrachten (</w:t>
+      </w:r>
+      <w:proofErr w:type="gramStart"/>
+      <w:r>
+        <w:t>interessanter</w:t>
+      </w:r>
+      <w:proofErr w:type="gramEnd"/>
+      <w:r>
+        <w:t xml:space="preserve"> wenn zentriert)</w:t>
       </w:r>
     </w:p>
     <w:p/>
@@ -251,7 +315,10 @@
     <w:p/>
     <w:p>
       <w:r>
-        <w:t xml:space="preserve">Jan wollte </w:t>
+        <w:t>Jan</w:t>
+      </w:r>
+      <w:r>
+        <w:t xml:space="preserve"> </w:t>
       </w:r>
       <w:proofErr w:type="spellStart"/>
       <w:r>
@@ -267,7 +334,29 @@
       </w:r>
       <w:proofErr w:type="spellEnd"/>
       <w:r>
-        <w:t xml:space="preserve"> schicken</w:t>
+        <w:t xml:space="preserve"> </w:t>
+      </w:r>
+      <w:r>
+        <w:t xml:space="preserve">anschauen, </w:t>
+      </w:r>
+      <w:proofErr w:type="spellStart"/>
+      <w:r>
+        <w:t>king</w:t>
+      </w:r>
+      <w:proofErr w:type="spellEnd"/>
+      <w:r>
+        <w:t xml:space="preserve"> anschauen</w:t>
+      </w:r>
+      <w:r>
+        <w:t xml:space="preserve">, </w:t>
+      </w:r>
+      <w:proofErr w:type="spellStart"/>
+      <w:r>
+        <w:t>klima</w:t>
+      </w:r>
+      <w:proofErr w:type="spellEnd"/>
+      <w:r>
+        <w:t xml:space="preserve"> et al. Küchenhoff anschauen</w:t>
       </w:r>
       <w:r>
         <w:br/>
@@ -276,6 +365,99 @@
         <w:br/>
       </w:r>
       <w:r>
+        <w:t xml:space="preserve">Noch zu den korrelierten Kovariablen: Dass die korreliert sind, ist erstmal aus meiner Sicht kein statistisches Problem. Du musst bei der Interpretation dann eben </w:t>
+      </w:r>
+      <w:proofErr w:type="gramStart"/>
+      <w:r>
+        <w:t>wirklich drauf</w:t>
+      </w:r>
+      <w:proofErr w:type="gramEnd"/>
+      <w:r>
+        <w:t xml:space="preserve"> achten, die Koeffizienten immer gegeben die anderen Variablen (wie gehabt, ceteris paribus) zu interpretieren. Gleichzeitig klarstellen, dass manche zugrundeliegende Effekte eben gemeinsam interpretiert werden müssen (weiß nicht, ob das in deinem konkreten Fall irgendwo deterministisch zutrifft, aber wenn eine Erhöhung der einen Variable </w:t>
+      </w:r>
+      <w:r>
+        <w:rPr>
+          <w:b/>
+          <w:bCs/>
+          <w:i/>
+          <w:iCs/>
+        </w:rPr>
+        <w:t>immer</w:t>
+      </w:r>
+      <w:r>
+        <w:t xml:space="preserve"> mit einer Erhöhung/Verringerung einer anderen einhergehen würde, sollte man die Effekte gemeinsam nennen/interpretieren). Man könnte zusätzlich etwas in die Richtung sagen: "Da mehrere Kovariablen sich überschneidende Merkmale erfassen, spiegeln die einzelnen Koeffizienten Zusammenhänge mit der Variation jedes Prädiktors wider, die sich von den anderen im Modell berücksichtigten Variablen unterscheidet." Entsprechend sollte man bei zwei korrelierten Variablen auch nicht zu dem Schluss kommen, dass der Koeffizient einer der beiden Variablen den </w:t>
+      </w:r>
+      <w:r>
+        <w:rPr>
+          <w:i/>
+          <w:iCs/>
+        </w:rPr>
+        <w:t>gesamten</w:t>
+      </w:r>
+      <w:r>
+        <w:t xml:space="preserve"> Zusammenhang der Variablen oder den Anteil der Wählerwanderung darstellt, den diese Variable „allein erklärt“. Ein Teil des Effekts ist dann auch im </w:t>
+      </w:r>
+      <w:proofErr w:type="spellStart"/>
+      <w:r>
+        <w:t>koeffizienten</w:t>
+      </w:r>
+      <w:proofErr w:type="spellEnd"/>
+      <w:r>
+        <w:t xml:space="preserve"> der anderen Variable enthalten.</w:t>
+      </w:r>
+    </w:p>
+    <w:p>
+      <w:proofErr w:type="gramStart"/>
+      <w:r>
+        <w:t>Hat übrigens</w:t>
+      </w:r>
+      <w:proofErr w:type="gramEnd"/>
+      <w:r>
+        <w:t xml:space="preserve"> nichts mit "</w:t>
+      </w:r>
+      <w:proofErr w:type="spellStart"/>
+      <w:r>
+        <w:t>no</w:t>
+      </w:r>
+      <w:proofErr w:type="spellEnd"/>
+      <w:r>
+        <w:t xml:space="preserve"> </w:t>
+      </w:r>
+      <w:proofErr w:type="spellStart"/>
+      <w:r>
+        <w:t>unobserved</w:t>
+      </w:r>
+      <w:proofErr w:type="spellEnd"/>
+      <w:r>
+        <w:t xml:space="preserve"> </w:t>
+      </w:r>
+      <w:proofErr w:type="spellStart"/>
+      <w:r>
+        <w:t>confounders</w:t>
+      </w:r>
+      <w:proofErr w:type="spellEnd"/>
+      <w:r>
+        <w:t xml:space="preserve">" zu tun, das waren die Überbleibsel von meiner lückenhaften Bildung im Bereich </w:t>
+      </w:r>
+      <w:proofErr w:type="spellStart"/>
+      <w:r>
+        <w:t>Causal</w:t>
+      </w:r>
+      <w:proofErr w:type="spellEnd"/>
+      <w:r>
+        <w:t xml:space="preserve"> </w:t>
+      </w:r>
+      <w:proofErr w:type="spellStart"/>
+      <w:r>
+        <w:t>Statistics</w:t>
+      </w:r>
+      <w:proofErr w:type="spellEnd"/>
+      <w:r>
+        <w:t>.</w:t>
+      </w:r>
+    </w:p>
+    <w:p>
+      <w:r>
         <w:br/>
       </w:r>
       <w:r>
@@ -285,356 +467,914 @@
         <w:br/>
       </w:r>
       <w:r>
+        <w:lastRenderedPageBreak/>
         <w:br/>
-        <w:t>fragen:</w:t>
       </w:r>
       <w:r>
         <w:br/>
       </w:r>
       <w:r>
-        <w:t xml:space="preserve">Nur diskutieren, keine </w:t>
+        <w:t xml:space="preserve">mit </w:t>
+      </w:r>
+      <w:proofErr w:type="gramStart"/>
+      <w:r>
+        <w:t>confounder_ei_history.pdf  unter</w:t>
+      </w:r>
+      <w:proofErr w:type="gramEnd"/>
+      <w:r>
+        <w:t xml:space="preserve"> </w:t>
       </w:r>
       <w:proofErr w:type="spellStart"/>
       <w:r>
-        <w:t>dateien</w:t>
+        <w:t>MeinMaterial</w:t>
       </w:r>
       <w:proofErr w:type="spellEnd"/>
       <w:r>
-        <w:t xml:space="preserve"> ändern.</w:t>
-      </w:r>
-      <w:r>
-        <w:t xml:space="preserve"> gebe mir an, wie die </w:t>
+        <w:t xml:space="preserve">/Infomaterial auf </w:t>
       </w:r>
       <w:proofErr w:type="spellStart"/>
       <w:r>
-        <w:t>inputdatei</w:t>
+        <w:t>seite</w:t>
       </w:r>
       <w:proofErr w:type="spellEnd"/>
       <w:r>
-        <w:t xml:space="preserve"> für unser </w:t>
-      </w:r>
-      <w:proofErr w:type="spellStart"/>
-      <w:r>
-        <w:t>model</w:t>
-      </w:r>
-      <w:proofErr w:type="spellEnd"/>
-      <w:r>
-        <w:t xml:space="preserve"> aussieht (</w:t>
-      </w:r>
-      <w:proofErr w:type="spellStart"/>
-      <w:r>
-        <w:t>regression</w:t>
-      </w:r>
-      <w:proofErr w:type="spellEnd"/>
-      <w:r>
-        <w:t xml:space="preserve">) also was unter </w:t>
-      </w:r>
-      <w:proofErr w:type="spellStart"/>
-      <w:r>
-        <w:t>model_data</w:t>
-      </w:r>
-      <w:proofErr w:type="spellEnd"/>
-      <w:r>
-        <w:t xml:space="preserve"> gespeichert ist in welcher form (spalten, </w:t>
-      </w:r>
-      <w:proofErr w:type="spellStart"/>
-      <w:r>
-        <w:t>zeilennamen</w:t>
-      </w:r>
-      <w:proofErr w:type="spellEnd"/>
-      <w:r>
-        <w:t>)</w:t>
-      </w:r>
-      <w:r>
-        <w:br/>
-      </w:r>
-      <w:r>
-        <w:br/>
-        <w:t xml:space="preserve">plotte mir für die strukturvariablen die </w:t>
-      </w:r>
-      <w:proofErr w:type="spellStart"/>
-      <w:r>
-        <w:t>verteilung</w:t>
-      </w:r>
-      <w:proofErr w:type="spellEnd"/>
-      <w:r>
-        <w:t xml:space="preserve"> der z-standardisierten </w:t>
-      </w:r>
-      <w:proofErr w:type="spellStart"/>
-      <w:r>
-        <w:t>kovariablen</w:t>
-      </w:r>
-      <w:proofErr w:type="spellEnd"/>
-      <w:r>
-        <w:br/>
-      </w:r>
-      <w:r>
-        <w:br/>
-        <w:t xml:space="preserve">greife beim plotten der strukturvariablen auf die Modelldaten zu. D.h. führe keine parallele z-standardisierung durch sondern greife auf die fürs </w:t>
-      </w:r>
-      <w:proofErr w:type="spellStart"/>
-      <w:r>
-        <w:t>modell</w:t>
-      </w:r>
-      <w:proofErr w:type="spellEnd"/>
-      <w:r>
-        <w:t xml:space="preserve"> z-standardisierten Variablen zu</w:t>
+        <w:t xml:space="preserve"> 29 Historie auch </w:t>
+      </w:r>
+      <w:r>
+        <w:t>ABGLEICHEN</w:t>
       </w:r>
     </w:p>
     <w:p/>
     <w:p>
       <w:r>
-        <w:t xml:space="preserve">Plotte mir ebenfalls die </w:t>
+        <w:t xml:space="preserve">in der </w:t>
       </w:r>
       <w:proofErr w:type="spellStart"/>
       <w:r>
-        <w:t>verteilung</w:t>
+        <w:t>einleitung</w:t>
       </w:r>
       <w:proofErr w:type="spellEnd"/>
       <w:r>
-        <w:t xml:space="preserve"> der zielvariable, also der </w:t>
+        <w:t xml:space="preserve"> die </w:t>
       </w:r>
       <w:proofErr w:type="spellStart"/>
       <w:r>
-        <w:t>übergangswahrscheinlichkeiten</w:t>
+        <w:t>tabelle</w:t>
       </w:r>
       <w:proofErr w:type="spellEnd"/>
       <w:r>
-        <w:t xml:space="preserve"> zur </w:t>
+        <w:t xml:space="preserve"> von </w:t>
       </w:r>
       <w:proofErr w:type="spellStart"/>
       <w:r>
-        <w:t>afd</w:t>
+        <w:t>parteien</w:t>
       </w:r>
       <w:proofErr w:type="spellEnd"/>
       <w:r>
-        <w:t xml:space="preserve"> jeweils, </w:t>
+        <w:t xml:space="preserve"> am </w:t>
       </w:r>
       <w:proofErr w:type="spellStart"/>
       <w:r>
+        <w:t>rand</w:t>
+      </w:r>
+      <w:proofErr w:type="spellEnd"/>
+      <w:r>
+        <w:t xml:space="preserve"> und </w:t>
+      </w:r>
+      <w:proofErr w:type="spellStart"/>
+      <w:r>
+        <w:t>fragezeichen</w:t>
+      </w:r>
+      <w:proofErr w:type="spellEnd"/>
+      <w:r>
+        <w:t xml:space="preserve"> zu den </w:t>
+      </w:r>
+      <w:proofErr w:type="spellStart"/>
+      <w:r>
+        <w:t>übergängen</w:t>
+      </w:r>
+      <w:proofErr w:type="spellEnd"/>
+      <w:r>
+        <w:t xml:space="preserve"> </w:t>
+      </w:r>
+      <w:r>
+        <w:br/>
+      </w:r>
+      <w:r>
+        <w:br/>
+      </w:r>
+      <w:r>
+        <w:t xml:space="preserve">Im Anhang (Bachelorarbeitsentwurf.docx) meine </w:t>
+      </w:r>
+      <w:proofErr w:type="spellStart"/>
+      <w:r>
+        <w:t>biserhige</w:t>
+      </w:r>
+      <w:proofErr w:type="spellEnd"/>
+      <w:r>
+        <w:t xml:space="preserve"> Arbeit. Nach dem </w:t>
+      </w:r>
+      <w:proofErr w:type="spellStart"/>
+      <w:r>
+        <w:t>History</w:t>
+      </w:r>
+      <w:proofErr w:type="spellEnd"/>
+      <w:r>
+        <w:t xml:space="preserve"> </w:t>
+      </w:r>
+      <w:proofErr w:type="spellStart"/>
+      <w:r>
+        <w:t>kapitel</w:t>
+      </w:r>
+      <w:proofErr w:type="spellEnd"/>
+      <w:r>
+        <w:t xml:space="preserve"> möchte ich: </w:t>
+      </w:r>
+      <w:r>
+        <w:t>schreibe mir eine</w:t>
+      </w:r>
+      <w:r>
+        <w:t xml:space="preserve"> halbe bis ganze </w:t>
+      </w:r>
+      <w:proofErr w:type="spellStart"/>
+      <w:r>
+        <w:t>seite</w:t>
+      </w:r>
+      <w:proofErr w:type="spellEnd"/>
+      <w:r>
+        <w:t xml:space="preserve"> (</w:t>
+      </w:r>
+      <w:proofErr w:type="spellStart"/>
+      <w:r>
+        <w:t>word</w:t>
+      </w:r>
+      <w:proofErr w:type="spellEnd"/>
+      <w:r>
+        <w:t>)</w:t>
+      </w:r>
+      <w:r>
+        <w:t xml:space="preserve"> zu den für mich wichtigsten </w:t>
+      </w:r>
+      <w:proofErr w:type="spellStart"/>
+      <w:r>
+        <w:t>Papern</w:t>
+      </w:r>
+      <w:proofErr w:type="spellEnd"/>
+      <w:r>
+        <w:t xml:space="preserve">. Also </w:t>
+      </w:r>
+      <w:r>
+        <w:t xml:space="preserve">wichtiges </w:t>
+      </w:r>
+      <w:proofErr w:type="spellStart"/>
+      <w:r>
         <w:t>bzw</w:t>
       </w:r>
       <w:proofErr w:type="spellEnd"/>
       <w:r>
-        <w:t xml:space="preserve"> gebe </w:t>
+        <w:t xml:space="preserve"> Themen</w:t>
+      </w:r>
+      <w:r>
+        <w:t xml:space="preserve"> in Pavia und Romero </w:t>
+      </w:r>
+      <w:r>
+        <w:t xml:space="preserve">(Evaluation_Ökologische_Inf_Pavia-Romero.pdf) </w:t>
+      </w:r>
+      <w:r>
+        <w:t xml:space="preserve">erklären; </w:t>
+      </w:r>
+      <w:r>
+        <w:t>vorgehen</w:t>
+      </w:r>
+      <w:r>
+        <w:t xml:space="preserve"> aus </w:t>
       </w:r>
       <w:proofErr w:type="spellStart"/>
       <w:r>
-        <w:t>minimum</w:t>
+        <w:t>Bracallente</w:t>
       </w:r>
       <w:proofErr w:type="spellEnd"/>
       <w:r>
-        <w:t>, maximum, median an.</w:t>
+        <w:t xml:space="preserve"> (spatial_statistics.pdf)</w:t>
+      </w:r>
+      <w:r>
+        <w:t xml:space="preserve"> (dazu überleiten, dass ich nun einen neuen </w:t>
+      </w:r>
+      <w:proofErr w:type="spellStart"/>
+      <w:r>
+        <w:t>ansatz</w:t>
+      </w:r>
+      <w:proofErr w:type="spellEnd"/>
+      <w:r>
+        <w:t xml:space="preserve"> dazu liefere</w:t>
+      </w:r>
+      <w:r>
+        <w:t>)</w:t>
+      </w:r>
+      <w:r>
+        <w:t>;</w:t>
+      </w:r>
+      <w:r>
+        <w:br/>
+      </w:r>
+      <w:proofErr w:type="gramStart"/>
+      <w:r>
+        <w:t>Erkläre</w:t>
+      </w:r>
+      <w:proofErr w:type="gramEnd"/>
+      <w:r>
+        <w:t xml:space="preserve"> außerdem ein weiteres </w:t>
+      </w:r>
+      <w:proofErr w:type="spellStart"/>
+      <w:r>
+        <w:t>paper</w:t>
+      </w:r>
+      <w:proofErr w:type="spellEnd"/>
+      <w:r>
+        <w:t xml:space="preserve">/buch, von allen </w:t>
+      </w:r>
+      <w:proofErr w:type="spellStart"/>
+      <w:r>
+        <w:t>papern</w:t>
+      </w:r>
+      <w:proofErr w:type="spellEnd"/>
+      <w:r>
+        <w:t>/</w:t>
+      </w:r>
+      <w:proofErr w:type="spellStart"/>
+      <w:r>
+        <w:t>büchern</w:t>
+      </w:r>
+      <w:proofErr w:type="spellEnd"/>
+      <w:r>
+        <w:t xml:space="preserve"> im </w:t>
+      </w:r>
+      <w:proofErr w:type="spellStart"/>
+      <w:r>
+        <w:t>anhang</w:t>
+      </w:r>
+      <w:proofErr w:type="spellEnd"/>
+      <w:r>
+        <w:t xml:space="preserve">, dass dir für meine </w:t>
+      </w:r>
+      <w:proofErr w:type="spellStart"/>
+      <w:r>
+        <w:t>arbeit</w:t>
+      </w:r>
+      <w:proofErr w:type="spellEnd"/>
+      <w:r>
+        <w:t xml:space="preserve"> am wichtigsten erscheint.</w:t>
+      </w:r>
+      <w:r>
+        <w:rPr>
+          <w:sz w:val="16"/>
+          <w:szCs w:val="16"/>
+        </w:rPr>
+        <w:br/>
+      </w:r>
+      <w:r>
+        <w:rPr>
+          <w:sz w:val="16"/>
+          <w:szCs w:val="16"/>
+        </w:rPr>
+        <w:br/>
+      </w:r>
+      <w:r>
+        <w:br/>
+      </w:r>
+      <w:r>
+        <w:br/>
+      </w:r>
+      <w:r>
+        <w:t xml:space="preserve">Die Verwendung von King-Schätzern als abhängige Variablen in Regressionsanalysen führt im Allgemeinen zu inkonsistenten Ergebnissen. </w:t>
+      </w:r>
+    </w:p>
+    <w:p>
+      <w:pPr>
+        <w:rPr>
+          <w:b/>
+          <w:bCs/>
+        </w:rPr>
+      </w:pPr>
+      <w:r>
+        <w:rPr>
+          <w:b/>
+          <w:bCs/>
+        </w:rPr>
+        <w:t>Kernpunkte der Arbeit von Herron und Shotts (2003)</w:t>
+      </w:r>
+    </w:p>
+    <w:p>
+      <w:pPr>
+        <w:numPr>
+          <w:ilvl w:val="0"/>
+          <w:numId w:val="22"/>
+        </w:numPr>
+      </w:pPr>
+      <w:r>
+        <w:rPr>
+          <w:b/>
+          <w:bCs/>
+        </w:rPr>
+        <w:t>Das Problem (EI-R):</w:t>
+      </w:r>
+      <w:r>
+        <w:t xml:space="preserve"> Forscher nutzen oft Punktschätzungen aus der ökologischen Inferenz (nach Gary King) als abhängige Variablen in einer zweiten linearen Regression.</w:t>
+      </w:r>
+    </w:p>
+    <w:p>
+      <w:pPr>
+        <w:numPr>
+          <w:ilvl w:val="0"/>
+          <w:numId w:val="22"/>
+        </w:numPr>
+      </w:pPr>
+      <w:r>
+        <w:rPr>
+          <w:b/>
+          <w:bCs/>
+        </w:rPr>
+        <w:t>Inkonsistenz:</w:t>
+      </w:r>
+      <w:r>
+        <w:t xml:space="preserve"> Diese Methode liefert inkonsistente Schätzer für die Regressionskoeffizienten.</w:t>
+      </w:r>
+    </w:p>
+    <w:p>
+      <w:pPr>
+        <w:numPr>
+          <w:ilvl w:val="0"/>
+          <w:numId w:val="22"/>
+        </w:numPr>
+      </w:pPr>
+      <w:r>
+        <w:rPr>
+          <w:b/>
+          <w:bCs/>
+        </w:rPr>
+        <w:t>Ursache:</w:t>
+      </w:r>
+      <w:r>
+        <w:t xml:space="preserve"> Die Punktschätzungen aus der ersten Stufe enthalten Messfehler, die systematisch mit den wahren (aber unbeobachteten) Größen korreliert sind.</w:t>
+      </w:r>
+    </w:p>
+    <w:p>
+      <w:pPr>
+        <w:numPr>
+          <w:ilvl w:val="0"/>
+          <w:numId w:val="22"/>
+        </w:numPr>
+      </w:pPr>
+      <w:r>
+        <w:rPr>
+          <w:b/>
+          <w:bCs/>
+        </w:rPr>
+        <w:t>Verzerrung:</w:t>
+      </w:r>
+      <w:r>
+        <w:t xml:space="preserve"> </w:t>
+      </w:r>
+      <w:proofErr w:type="gramStart"/>
+      <w:r>
+        <w:t>Selbst</w:t>
+      </w:r>
+      <w:proofErr w:type="gramEnd"/>
+      <w:r>
+        <w:t xml:space="preserve"> wenn alle Annahmen von Kings Methode erfüllt sind, leidet die zweite Stufe unter Verzerrungen (wie Dämpfungs- oder Vorzeichenverzerrungen</w:t>
       </w:r>
     </w:p>
     <w:p/>
     <w:p>
-      <w:r>
-        <w:t xml:space="preserve">Schreibe mir ein </w:t>
+      <w:pPr>
+        <w:rPr>
+          <w:lang w:val="en-US"/>
+        </w:rPr>
+      </w:pPr>
+      <w:r>
+        <w:rPr>
+          <w:lang w:val="en-US"/>
+        </w:rPr>
+        <w:t xml:space="preserve">The practice of using King-based ecological inference point estimates in </w:t>
+      </w:r>
+      <w:proofErr w:type="gramStart"/>
+      <w:r>
+        <w:rPr>
+          <w:lang w:val="en-US"/>
+        </w:rPr>
+        <w:t>second-stage</w:t>
+      </w:r>
+      <w:proofErr w:type="gramEnd"/>
+    </w:p>
+    <w:p>
+      <w:pPr>
+        <w:rPr>
+          <w:lang w:val="en-US"/>
+        </w:rPr>
+      </w:pPr>
+      <w:r>
+        <w:rPr>
+          <w:lang w:val="en-US"/>
+        </w:rPr>
+        <w:t xml:space="preserve">regressions (EI-R) </w:t>
+      </w:r>
+      <w:proofErr w:type="gramStart"/>
+      <w:r>
+        <w:rPr>
+          <w:lang w:val="en-US"/>
+        </w:rPr>
+        <w:t>is</w:t>
+      </w:r>
+      <w:proofErr w:type="gramEnd"/>
+      <w:r>
+        <w:rPr>
+          <w:lang w:val="en-US"/>
+        </w:rPr>
+        <w:t xml:space="preserve"> growing in popularity (</w:t>
+      </w:r>
+    </w:p>
+    <w:p>
+      <w:pPr>
+        <w:rPr>
+          <w:lang w:val="en-US"/>
+        </w:rPr>
+      </w:pPr>
+      <w:r>
+        <w:rPr>
+          <w:lang w:val="en-US"/>
+        </w:rPr>
+        <w:t>Cohen et al. 1999; Hill 1999; Wolbrecht and Corder 1999; Benoit et al. 2000;</w:t>
+      </w:r>
+    </w:p>
+    <w:p>
+      <w:pPr>
+        <w:rPr>
+          <w:lang w:val="en-US"/>
+        </w:rPr>
+      </w:pPr>
+      <w:r>
+        <w:rPr>
+          <w:lang w:val="en-US"/>
+        </w:rPr>
+        <w:t xml:space="preserve">Lublin and Voss 2002; Voss and Miller 2000; Gay 2001; </w:t>
       </w:r>
       <w:proofErr w:type="spellStart"/>
       <w:r>
-        <w:t>skript</w:t>
+        <w:rPr>
+          <w:lang w:val="en-US"/>
+        </w:rPr>
+        <w:t>Kousser</w:t>
       </w:r>
       <w:proofErr w:type="spellEnd"/>
       <w:r>
-        <w:t xml:space="preserve">, das untersucht, ob die </w:t>
+        <w:rPr>
+          <w:lang w:val="en-US"/>
+        </w:rPr>
+        <w:t xml:space="preserve"> 2002; Burden and Kimball</w:t>
+      </w:r>
+    </w:p>
+    <w:p>
+      <w:r>
+        <w:t>2002).</w:t>
+      </w:r>
+      <w:r>
+        <w:br/>
+      </w:r>
+      <w:r>
+        <w:br/>
+      </w:r>
+      <w:r>
+        <w:br/>
+      </w:r>
+      <w:r>
+        <w:br/>
+      </w:r>
+      <w:r>
+        <w:br/>
+      </w:r>
+      <w:r>
+        <w:br/>
+      </w:r>
+      <w:r>
+        <w:br/>
+      </w:r>
+      <w:r>
+        <w:t xml:space="preserve">Herron und </w:t>
       </w:r>
       <w:proofErr w:type="spellStart"/>
       <w:r>
-        <w:t>nslphom_osqp_dual</w:t>
+        <w:t>shotts</w:t>
       </w:r>
       <w:proofErr w:type="spellEnd"/>
       <w:r>
-        <w:t xml:space="preserve"> variante schneller ist als die </w:t>
+        <w:t xml:space="preserve"> 2003 (</w:t>
       </w:r>
       <w:proofErr w:type="spellStart"/>
       <w:r>
+        <w:t>regression</w:t>
+      </w:r>
+      <w:proofErr w:type="spellEnd"/>
+      <w:r>
+        <w:t xml:space="preserve"> auf geschätzten variablen verzerrt.) meine </w:t>
+      </w:r>
+      <w:proofErr w:type="spellStart"/>
+      <w:r>
+        <w:t>simulation</w:t>
+      </w:r>
+      <w:proofErr w:type="spellEnd"/>
+      <w:r>
+        <w:t xml:space="preserve"> auswerten/überprüfen:</w:t>
+      </w:r>
+      <w:r>
+        <w:br/>
+      </w:r>
+      <w:r>
+        <w:lastRenderedPageBreak/>
+        <w:t xml:space="preserve">Für </w:t>
+      </w:r>
+      <w:r>
+        <w:rPr>
+          <w:b/>
+          <w:bCs/>
+        </w:rPr>
+        <w:t>deine konkrete Methode</w:t>
+      </w:r>
+      <w:r>
+        <w:t xml:space="preserve"> wäre eine Simulation sogar sehr aussagekräftig: Du erzeugst Übergangswahrscheinlichkeiten mit einem </w:t>
+      </w:r>
+      <w:r>
+        <w:rPr>
+          <w:b/>
+          <w:bCs/>
+        </w:rPr>
+        <w:t>bekannten</w:t>
+      </w:r>
+      <w:r>
+        <w:t xml:space="preserve"> Strukturzusammenhang, z. B.</w:t>
+      </w:r>
+    </w:p>
+    <w:p>
+      <m:oMathPara>
+        <m:oMath>
+          <m:sSub>
+            <m:sSubPr>
+              <m:ctrlPr>
+                <w:rPr>
+                  <w:rFonts w:ascii="Cambria Math" w:hAnsi="Cambria Math"/>
+                </w:rPr>
+              </m:ctrlPr>
+            </m:sSubPr>
+            <m:e>
+              <m:r>
+                <w:rPr>
+                  <w:rFonts w:ascii="Cambria Math" w:hAnsi="Cambria Math"/>
+                </w:rPr>
+                <m:t>p</m:t>
+              </m:r>
+            </m:e>
+            <m:sub>
+              <m:r>
+                <w:rPr>
+                  <w:rFonts w:ascii="Cambria Math" w:hAnsi="Cambria Math"/>
+                </w:rPr>
+                <m:t>i</m:t>
+              </m:r>
+            </m:sub>
+          </m:sSub>
+          <m:r>
+            <w:rPr>
+              <w:rFonts w:ascii="Cambria Math" w:hAnsi="Cambria Math"/>
+            </w:rPr>
+            <m:t>=α+β</m:t>
+          </m:r>
+          <m:sSub>
+            <m:sSubPr>
+              <m:ctrlPr>
+                <w:rPr>
+                  <w:rFonts w:ascii="Cambria Math" w:hAnsi="Cambria Math"/>
+                </w:rPr>
+              </m:ctrlPr>
+            </m:sSubPr>
+            <m:e>
+              <m:r>
+                <w:rPr>
+                  <w:rFonts w:ascii="Cambria Math" w:hAnsi="Cambria Math"/>
+                </w:rPr>
+                <m:t>X</m:t>
+              </m:r>
+            </m:e>
+            <m:sub>
+              <m:r>
+                <w:rPr>
+                  <w:rFonts w:ascii="Cambria Math" w:hAnsi="Cambria Math"/>
+                </w:rPr>
+                <m:t>i</m:t>
+              </m:r>
+            </m:sub>
+          </m:sSub>
+          <m:r>
+            <w:rPr>
+              <w:rFonts w:ascii="Cambria Math" w:hAnsi="Cambria Math"/>
+            </w:rPr>
+            <m:t>,</m:t>
+          </m:r>
+          <m:r>
+            <w:rPr>
+              <w:i/>
+            </w:rPr>
+            <w:br/>
+          </m:r>
+        </m:oMath>
+      </m:oMathPara>
+    </w:p>
+    <w:p>
+      <w:proofErr w:type="gramStart"/>
+      <w:r>
+        <w:t>erzeugst</w:t>
+      </w:r>
+      <w:proofErr w:type="gramEnd"/>
+      <w:r>
+        <w:t xml:space="preserve"> daraus Wahlränder, lässt </w:t>
+      </w:r>
+      <w:proofErr w:type="spellStart"/>
+      <w:r>
         <w:t>nslphom_dual</w:t>
       </w:r>
       <w:proofErr w:type="spellEnd"/>
       <w:r>
-        <w:t xml:space="preserve"> variante</w:t>
-      </w:r>
-      <w:r>
-        <w:br/>
-        <w:t xml:space="preserve">Gleiche die </w:t>
+        <w:t xml:space="preserve"> die Übergänge rekonstruieren und schätzt anschließend</w:t>
+      </w:r>
+    </w:p>
+    <w:p>
+      <m:oMathPara>
+        <m:oMath>
+          <m:sSub>
+            <m:sSubPr>
+              <m:ctrlPr>
+                <w:rPr>
+                  <w:rFonts w:ascii="Cambria Math" w:hAnsi="Cambria Math"/>
+                </w:rPr>
+              </m:ctrlPr>
+            </m:sSubPr>
+            <m:e>
+              <m:acc>
+                <m:accPr>
+                  <m:ctrlPr>
+                    <w:rPr>
+                      <w:rFonts w:ascii="Cambria Math" w:hAnsi="Cambria Math"/>
+                    </w:rPr>
+                  </m:ctrlPr>
+                </m:accPr>
+                <m:e>
+                  <m:r>
+                    <w:rPr>
+                      <w:rFonts w:ascii="Cambria Math" w:hAnsi="Cambria Math"/>
+                    </w:rPr>
+                    <m:t>p</m:t>
+                  </m:r>
+                </m:e>
+              </m:acc>
+            </m:e>
+            <m:sub>
+              <m:r>
+                <w:rPr>
+                  <w:rFonts w:ascii="Cambria Math" w:hAnsi="Cambria Math"/>
+                </w:rPr>
+                <m:t>i</m:t>
+              </m:r>
+            </m:sub>
+          </m:sSub>
+          <m:r>
+            <w:rPr>
+              <w:rFonts w:ascii="Cambria Math" w:hAnsi="Cambria Math"/>
+            </w:rPr>
+            <m:t>∼</m:t>
+          </m:r>
+          <m:sSub>
+            <m:sSubPr>
+              <m:ctrlPr>
+                <w:rPr>
+                  <w:rFonts w:ascii="Cambria Math" w:hAnsi="Cambria Math"/>
+                </w:rPr>
+              </m:ctrlPr>
+            </m:sSubPr>
+            <m:e>
+              <m:r>
+                <w:rPr>
+                  <w:rFonts w:ascii="Cambria Math" w:hAnsi="Cambria Math"/>
+                </w:rPr>
+                <m:t>X</m:t>
+              </m:r>
+            </m:e>
+            <m:sub>
+              <m:r>
+                <w:rPr>
+                  <w:rFonts w:ascii="Cambria Math" w:hAnsi="Cambria Math"/>
+                </w:rPr>
+                <m:t>i</m:t>
+              </m:r>
+            </m:sub>
+          </m:sSub>
+          <m:r>
+            <w:rPr>
+              <w:rFonts w:ascii="Cambria Math" w:hAnsi="Cambria Math"/>
+            </w:rPr>
+            <m:t>.</m:t>
+          </m:r>
+          <m:r>
+            <w:rPr>
+              <w:i/>
+            </w:rPr>
+            <w:br/>
+          </m:r>
+        </m:oMath>
+      </m:oMathPara>
+    </w:p>
+    <w:p>
+      <w:r>
+        <w:t>Dann vergleichst du</w:t>
+      </w:r>
+    </w:p>
+    <w:p>
+      <m:oMathPara>
+        <m:oMath>
+          <m:sSub>
+            <m:sSubPr>
+              <m:ctrlPr>
+                <w:rPr>
+                  <w:rFonts w:ascii="Cambria Math" w:hAnsi="Cambria Math"/>
+                </w:rPr>
+              </m:ctrlPr>
+            </m:sSubPr>
+            <m:e>
+              <m:acc>
+                <m:accPr>
+                  <m:ctrlPr>
+                    <w:rPr>
+                      <w:rFonts w:ascii="Cambria Math" w:hAnsi="Cambria Math"/>
+                    </w:rPr>
+                  </m:ctrlPr>
+                </m:accPr>
+                <m:e>
+                  <m:r>
+                    <w:rPr>
+                      <w:rFonts w:ascii="Cambria Math" w:hAnsi="Cambria Math"/>
+                    </w:rPr>
+                    <m:t>β</m:t>
+                  </m:r>
+                </m:e>
+              </m:acc>
+            </m:e>
+            <m:sub>
+              <m:r>
+                <m:rPr>
+                  <m:nor/>
+                </m:rPr>
+                <m:t>Second Stage</m:t>
+              </m:r>
+            </m:sub>
+          </m:sSub>
+          <m:r>
+            <w:rPr>
+              <w:rFonts w:ascii="Cambria Math" w:hAnsi="Cambria Math"/>
+            </w:rPr>
+            <m:t> </m:t>
+          </m:r>
+          <m:r>
+            <m:rPr>
+              <m:nor/>
+            </m:rPr>
+            <m:t>mit</m:t>
+          </m:r>
+          <m:r>
+            <w:rPr>
+              <w:rFonts w:ascii="Cambria Math" w:hAnsi="Cambria Math"/>
+            </w:rPr>
+            <m:t> </m:t>
+          </m:r>
+          <m:sSub>
+            <m:sSubPr>
+              <m:ctrlPr>
+                <w:rPr>
+                  <w:rFonts w:ascii="Cambria Math" w:hAnsi="Cambria Math"/>
+                </w:rPr>
+              </m:ctrlPr>
+            </m:sSubPr>
+            <m:e>
+              <m:r>
+                <w:rPr>
+                  <w:rFonts w:ascii="Cambria Math" w:hAnsi="Cambria Math"/>
+                </w:rPr>
+                <m:t>β</m:t>
+              </m:r>
+            </m:e>
+            <m:sub>
+              <m:r>
+                <m:rPr>
+                  <m:nor/>
+                </m:rPr>
+                <m:t>wahr</m:t>
+              </m:r>
+            </m:sub>
+          </m:sSub>
+          <m:r>
+            <w:rPr>
+              <w:rFonts w:ascii="Cambria Math" w:hAnsi="Cambria Math"/>
+            </w:rPr>
+            <m:t>.</m:t>
+          </m:r>
+          <m:r>
+            <w:rPr>
+              <w:i/>
+            </w:rPr>
+            <w:br/>
+          </m:r>
+        </m:oMath>
+      </m:oMathPara>
+    </w:p>
+    <w:p>
+      <w:r>
+        <w:t xml:space="preserve">Wenn beispielsweise </w:t>
+      </w:r>
+      <m:oMath>
+        <m:sSub>
+          <m:sSubPr>
+            <m:ctrlPr>
+              <w:rPr>
+                <w:rFonts w:ascii="Cambria Math" w:hAnsi="Cambria Math"/>
+              </w:rPr>
+            </m:ctrlPr>
+          </m:sSubPr>
+          <m:e>
+            <m:r>
+              <w:rPr>
+                <w:rFonts w:ascii="Cambria Math" w:hAnsi="Cambria Math"/>
+              </w:rPr>
+              <m:t>β</m:t>
+            </m:r>
+          </m:e>
+          <m:sub>
+            <m:r>
+              <m:rPr>
+                <m:nor/>
+              </m:rPr>
+              <m:t>wahr</m:t>
+            </m:r>
+          </m:sub>
+        </m:sSub>
+        <m:r>
+          <w:rPr>
+            <w:rFonts w:ascii="Cambria Math" w:hAnsi="Cambria Math"/>
+          </w:rPr>
+          <m:t>=0,05</m:t>
+        </m:r>
+      </m:oMath>
+      <w:r>
+        <w:t xml:space="preserve">und du über viele Simulationen im Mittel nur </w:t>
+      </w:r>
+      <m:oMath>
+        <m:r>
+          <w:rPr>
+            <w:rFonts w:ascii="Cambria Math" w:hAnsi="Cambria Math"/>
+          </w:rPr>
+          <m:t>0,025</m:t>
+        </m:r>
+      </m:oMath>
+      <w:r>
+        <w:t xml:space="preserve">erhältst, hättest du </w:t>
+      </w:r>
+      <w:r>
+        <w:rPr>
+          <w:b/>
+          <w:bCs/>
+        </w:rPr>
+        <w:t xml:space="preserve">für dein konkretes </w:t>
       </w:r>
       <w:proofErr w:type="spellStart"/>
       <w:r>
-        <w:t>ergebnisse</w:t>
+        <w:rPr>
+          <w:b/>
+          <w:bCs/>
+        </w:rPr>
+        <w:t>nslphom→Regression-Verfahren</w:t>
       </w:r>
       <w:proofErr w:type="spellEnd"/>
       <w:r>
-        <w:t xml:space="preserve"> der beiden </w:t>
-      </w:r>
-      <w:proofErr w:type="spellStart"/>
-      <w:r>
-        <w:t>varianten</w:t>
-      </w:r>
-      <w:proofErr w:type="spellEnd"/>
-      <w:r>
-        <w:t xml:space="preserve"> außerdem miteinander ab.</w:t>
-      </w:r>
-      <w:r>
-        <w:br/>
-      </w:r>
-      <w:r>
-        <w:lastRenderedPageBreak/>
-        <w:br/>
-      </w:r>
-      <w:r>
-        <w:br/>
-      </w:r>
-      <w:r>
-        <w:t xml:space="preserve">Nur diskutieren, keine </w:t>
-      </w:r>
-      <w:proofErr w:type="spellStart"/>
-      <w:r>
-        <w:t>dateien</w:t>
-      </w:r>
-      <w:proofErr w:type="spellEnd"/>
-      <w:r>
-        <w:t xml:space="preserve"> ändern.</w:t>
-      </w:r>
-      <w:r>
-        <w:t xml:space="preserve"> siehst du ein Problem in der variable </w:t>
-      </w:r>
-      <w:proofErr w:type="spellStart"/>
-      <w:r>
-        <w:t>hheink</w:t>
-      </w:r>
-      <w:proofErr w:type="spellEnd"/>
-      <w:r>
-        <w:t xml:space="preserve"> also dem </w:t>
-      </w:r>
-      <w:proofErr w:type="spellStart"/>
-      <w:r>
-        <w:t>anteil</w:t>
-      </w:r>
-      <w:proofErr w:type="spellEnd"/>
-      <w:r>
-        <w:t xml:space="preserve"> der </w:t>
-      </w:r>
-      <w:proofErr w:type="spellStart"/>
-      <w:r>
-        <w:t>hasuhalte</w:t>
-      </w:r>
-      <w:proofErr w:type="spellEnd"/>
-      <w:r>
-        <w:t xml:space="preserve"> mit niedrigem </w:t>
-      </w:r>
-      <w:proofErr w:type="spellStart"/>
-      <w:r>
-        <w:t>einkommen</w:t>
-      </w:r>
-      <w:proofErr w:type="spellEnd"/>
-      <w:r>
-        <w:t xml:space="preserve">? Könnte ja extrem verzerrt sein durch bspw. Studenten, wo eine Studentenstadt einen sehr hohen </w:t>
-      </w:r>
-      <w:proofErr w:type="spellStart"/>
-      <w:r>
-        <w:t>anteil</w:t>
-      </w:r>
-      <w:proofErr w:type="spellEnd"/>
-      <w:r>
-        <w:t xml:space="preserve"> hat. Das gleichzusetzen mit einer </w:t>
-      </w:r>
-      <w:proofErr w:type="spellStart"/>
-      <w:r>
-        <w:t>stadt</w:t>
-      </w:r>
-      <w:proofErr w:type="spellEnd"/>
-      <w:r>
-        <w:t xml:space="preserve"> die </w:t>
-      </w:r>
-      <w:proofErr w:type="spellStart"/>
-      <w:r>
-        <w:t>vllt</w:t>
-      </w:r>
-      <w:proofErr w:type="spellEnd"/>
-      <w:r>
-        <w:t xml:space="preserve"> fast nur arbeitslose mit-40er hat, stellt bestimmt einen großen unterschied im </w:t>
-      </w:r>
-      <w:proofErr w:type="spellStart"/>
-      <w:r>
-        <w:t>wahlverhalten</w:t>
-      </w:r>
-      <w:proofErr w:type="spellEnd"/>
-      <w:r>
-        <w:t xml:space="preserve"> dar.</w:t>
-      </w:r>
-      <w:r>
-        <w:br/>
-      </w:r>
-      <w:r>
-        <w:br/>
-      </w:r>
-      <w:r>
-        <w:br/>
-        <w:t xml:space="preserve">wie genau sieht die </w:t>
-      </w:r>
-      <w:proofErr w:type="spellStart"/>
-      <w:r>
-        <w:t>osqp</w:t>
-      </w:r>
-      <w:proofErr w:type="spellEnd"/>
-      <w:r>
-        <w:t xml:space="preserve"> </w:t>
-      </w:r>
-      <w:proofErr w:type="spellStart"/>
-      <w:r>
-        <w:t>implementation</w:t>
-      </w:r>
-      <w:proofErr w:type="spellEnd"/>
-      <w:r>
-        <w:t xml:space="preserve"> momentan aus? Was wird mit </w:t>
-      </w:r>
-      <w:proofErr w:type="spellStart"/>
-      <w:r>
-        <w:t>osqp</w:t>
-      </w:r>
-      <w:proofErr w:type="spellEnd"/>
-      <w:r>
-        <w:t xml:space="preserve"> geschätzt, was mit </w:t>
-      </w:r>
-      <w:proofErr w:type="spellStart"/>
-      <w:r>
-        <w:t>absicht</w:t>
-      </w:r>
-      <w:proofErr w:type="spellEnd"/>
-      <w:r>
-        <w:t xml:space="preserve"> nicht? Kann man den iterativen teil komplett auf </w:t>
-      </w:r>
-      <w:proofErr w:type="spellStart"/>
-      <w:r>
-        <w:t>osqp</w:t>
-      </w:r>
-      <w:proofErr w:type="spellEnd"/>
-      <w:r>
-        <w:t xml:space="preserve"> umstellen? Macht das </w:t>
-      </w:r>
-      <w:proofErr w:type="spellStart"/>
-      <w:r>
-        <w:t>sinn</w:t>
-      </w:r>
-      <w:proofErr w:type="spellEnd"/>
-      <w:r>
-        <w:t>?</w:t>
-      </w:r>
-      <w:r>
-        <w:br/>
-        <w:t xml:space="preserve">Nur diskutieren, keine </w:t>
-      </w:r>
-      <w:proofErr w:type="spellStart"/>
-      <w:r>
-        <w:t>dateien</w:t>
-      </w:r>
-      <w:proofErr w:type="spellEnd"/>
-      <w:r>
-        <w:t xml:space="preserve"> ändern.</w:t>
+        <w:t xml:space="preserve"> Evidenz für Attenuation. Wenn du im Mittel </w:t>
+      </w:r>
+      <m:oMath>
+        <m:r>
+          <w:rPr>
+            <w:rFonts w:ascii="Cambria Math" w:hAnsi="Cambria Math"/>
+          </w:rPr>
+          <m:t>0,05</m:t>
+        </m:r>
+      </m:oMath>
+      <w:r>
+        <w:t>zurückbekommst, wäre genau dieser Bias trotz unperfekter lokaler Übergangsschätzungen nicht vorhanden.</w:t>
       </w:r>
     </w:p>
+    <w:p/>
     <w:sectPr>
       <w:pgSz w:w="11906" w:h="16838"/>
       <w:pgMar w:top="1417" w:right="1417" w:bottom="1134" w:left="1417" w:header="708" w:footer="708" w:gutter="0"/>
@@ -3271,6 +4011,155 @@
     </w:lvl>
   </w:abstractNum>
   <w:abstractNum w:abstractNumId="19" w15:restartNumberingAfterBreak="0">
+    <w:nsid w:val="73A012DD"/>
+    <w:multiLevelType w:val="multilevel"/>
+    <w:tmpl w:val="ADF04CEA"/>
+    <w:lvl w:ilvl="0">
+      <w:start w:val="1"/>
+      <w:numFmt w:val="bullet"/>
+      <w:lvlText w:val=""/>
+      <w:lvlJc w:val="left"/>
+      <w:pPr>
+        <w:tabs>
+          <w:tab w:val="num" w:pos="720"/>
+        </w:tabs>
+        <w:ind w:left="720" w:hanging="360"/>
+      </w:pPr>
+      <w:rPr>
+        <w:rFonts w:ascii="Symbol" w:hAnsi="Symbol" w:hint="default"/>
+        <w:sz w:val="20"/>
+      </w:rPr>
+    </w:lvl>
+    <w:lvl w:ilvl="1" w:tentative="1">
+      <w:start w:val="1"/>
+      <w:numFmt w:val="bullet"/>
+      <w:lvlText w:val="o"/>
+      <w:lvlJc w:val="left"/>
+      <w:pPr>
+        <w:tabs>
+          <w:tab w:val="num" w:pos="1440"/>
+        </w:tabs>
+        <w:ind w:left="1440" w:hanging="360"/>
+      </w:pPr>
+      <w:rPr>
+        <w:rFonts w:ascii="Courier New" w:hAnsi="Courier New" w:hint="default"/>
+        <w:sz w:val="20"/>
+      </w:rPr>
+    </w:lvl>
+    <w:lvl w:ilvl="2" w:tentative="1">
+      <w:start w:val="1"/>
+      <w:numFmt w:val="bullet"/>
+      <w:lvlText w:val=""/>
+      <w:lvlJc w:val="left"/>
+      <w:pPr>
+        <w:tabs>
+          <w:tab w:val="num" w:pos="2160"/>
+        </w:tabs>
+        <w:ind w:left="2160" w:hanging="360"/>
+      </w:pPr>
+      <w:rPr>
+        <w:rFonts w:ascii="Wingdings" w:hAnsi="Wingdings" w:hint="default"/>
+        <w:sz w:val="20"/>
+      </w:rPr>
+    </w:lvl>
+    <w:lvl w:ilvl="3" w:tentative="1">
+      <w:start w:val="1"/>
+      <w:numFmt w:val="bullet"/>
+      <w:lvlText w:val=""/>
+      <w:lvlJc w:val="left"/>
+      <w:pPr>
+        <w:tabs>
+          <w:tab w:val="num" w:pos="2880"/>
+        </w:tabs>
+        <w:ind w:left="2880" w:hanging="360"/>
+      </w:pPr>
+      <w:rPr>
+        <w:rFonts w:ascii="Wingdings" w:hAnsi="Wingdings" w:hint="default"/>
+        <w:sz w:val="20"/>
+      </w:rPr>
+    </w:lvl>
+    <w:lvl w:ilvl="4" w:tentative="1">
+      <w:start w:val="1"/>
+      <w:numFmt w:val="bullet"/>
+      <w:lvlText w:val=""/>
+      <w:lvlJc w:val="left"/>
+      <w:pPr>
+        <w:tabs>
+          <w:tab w:val="num" w:pos="3600"/>
+        </w:tabs>
+        <w:ind w:left="3600" w:hanging="360"/>
+      </w:pPr>
+      <w:rPr>
+        <w:rFonts w:ascii="Wingdings" w:hAnsi="Wingdings" w:hint="default"/>
+        <w:sz w:val="20"/>
+      </w:rPr>
+    </w:lvl>
+    <w:lvl w:ilvl="5" w:tentative="1">
+      <w:start w:val="1"/>
+      <w:numFmt w:val="bullet"/>
+      <w:lvlText w:val=""/>
+      <w:lvlJc w:val="left"/>
+      <w:pPr>
+        <w:tabs>
+          <w:tab w:val="num" w:pos="4320"/>
+        </w:tabs>
+        <w:ind w:left="4320" w:hanging="360"/>
+      </w:pPr>
+      <w:rPr>
+        <w:rFonts w:ascii="Wingdings" w:hAnsi="Wingdings" w:hint="default"/>
+        <w:sz w:val="20"/>
+      </w:rPr>
+    </w:lvl>
+    <w:lvl w:ilvl="6" w:tentative="1">
+      <w:start w:val="1"/>
+      <w:numFmt w:val="bullet"/>
+      <w:lvlText w:val=""/>
+      <w:lvlJc w:val="left"/>
+      <w:pPr>
+        <w:tabs>
+          <w:tab w:val="num" w:pos="5040"/>
+        </w:tabs>
+        <w:ind w:left="5040" w:hanging="360"/>
+      </w:pPr>
+      <w:rPr>
+        <w:rFonts w:ascii="Wingdings" w:hAnsi="Wingdings" w:hint="default"/>
+        <w:sz w:val="20"/>
+      </w:rPr>
+    </w:lvl>
+    <w:lvl w:ilvl="7" w:tentative="1">
+      <w:start w:val="1"/>
+      <w:numFmt w:val="bullet"/>
+      <w:lvlText w:val=""/>
+      <w:lvlJc w:val="left"/>
+      <w:pPr>
+        <w:tabs>
+          <w:tab w:val="num" w:pos="5760"/>
+        </w:tabs>
+        <w:ind w:left="5760" w:hanging="360"/>
+      </w:pPr>
+      <w:rPr>
+        <w:rFonts w:ascii="Wingdings" w:hAnsi="Wingdings" w:hint="default"/>
+        <w:sz w:val="20"/>
+      </w:rPr>
+    </w:lvl>
+    <w:lvl w:ilvl="8" w:tentative="1">
+      <w:start w:val="1"/>
+      <w:numFmt w:val="bullet"/>
+      <w:lvlText w:val=""/>
+      <w:lvlJc w:val="left"/>
+      <w:pPr>
+        <w:tabs>
+          <w:tab w:val="num" w:pos="6480"/>
+        </w:tabs>
+        <w:ind w:left="6480" w:hanging="360"/>
+      </w:pPr>
+      <w:rPr>
+        <w:rFonts w:ascii="Wingdings" w:hAnsi="Wingdings" w:hint="default"/>
+        <w:sz w:val="20"/>
+      </w:rPr>
+    </w:lvl>
+  </w:abstractNum>
+  <w:abstractNum w:abstractNumId="20" w15:restartNumberingAfterBreak="0">
     <w:nsid w:val="7DFA42DF"/>
     <w:multiLevelType w:val="hybridMultilevel"/>
     <w:tmpl w:val="2A6E2CEA"/>
@@ -3356,7 +4245,7 @@
       </w:pPr>
     </w:lvl>
   </w:abstractNum>
-  <w:abstractNum w:abstractNumId="20" w15:restartNumberingAfterBreak="0">
+  <w:abstractNum w:abstractNumId="21" w15:restartNumberingAfterBreak="0">
     <w:nsid w:val="7F2179AF"/>
     <w:multiLevelType w:val="hybridMultilevel"/>
     <w:tmpl w:val="F29A82F0"/>
@@ -3524,12 +4413,15 @@
     <w:abstractNumId w:val="15"/>
   </w:num>
   <w:num w:numId="19" w16cid:durableId="797072383">
-    <w:abstractNumId w:val="20"/>
+    <w:abstractNumId w:val="21"/>
   </w:num>
   <w:num w:numId="20" w16cid:durableId="1606188808">
     <w:abstractNumId w:val="9"/>
   </w:num>
   <w:num w:numId="21" w16cid:durableId="884760495">
+    <w:abstractNumId w:val="20"/>
+  </w:num>
+  <w:num w:numId="22" w16cid:durableId="511578511">
     <w:abstractNumId w:val="19"/>
   </w:num>
 </w:numbering>
@@ -4138,7 +5030,6 @@
   <w:style w:type="character" w:default="1" w:styleId="Absatz-Standardschriftart">
     <w:name w:val="Default Paragraph Font"/>
     <w:uiPriority w:val="1"/>
-    <w:semiHidden/>
     <w:unhideWhenUsed/>
   </w:style>
   <w:style w:type="table" w:default="1" w:styleId="NormaleTabelle">
@@ -4488,6 +5379,29 @@
       <w14:ligatures w14:val="none"/>
     </w:rPr>
   </w:style>
+  <w:style w:type="character" w:styleId="Hyperlink">
+    <w:name w:val="Hyperlink"/>
+    <w:basedOn w:val="Absatz-Standardschriftart"/>
+    <w:uiPriority w:val="99"/>
+    <w:unhideWhenUsed/>
+    <w:rsid w:val="00F96D48"/>
+    <w:rPr>
+      <w:color w:val="467886" w:themeColor="hyperlink"/>
+      <w:u w:val="single"/>
+    </w:rPr>
+  </w:style>
+  <w:style w:type="character" w:styleId="NichtaufgelsteErwhnung">
+    <w:name w:val="Unresolved Mention"/>
+    <w:basedOn w:val="Absatz-Standardschriftart"/>
+    <w:uiPriority w:val="99"/>
+    <w:semiHidden/>
+    <w:unhideWhenUsed/>
+    <w:rsid w:val="00F96D48"/>
+    <w:rPr>
+      <w:color w:val="605E5C"/>
+      <w:shd w:val="clear" w:color="auto" w:fill="E1DFDD"/>
+    </w:rPr>
+  </w:style>
 </w:styles>
 </file>
 

--- a/MeinMaterial/Besprechungen/TODO.docx
+++ b/MeinMaterial/Besprechungen/TODO.docx
@@ -7,9 +7,57 @@
         <w:t>Zu Besprechen</w:t>
       </w:r>
     </w:p>
-    <w:p/>
     <w:p>
       <w:r>
+        <w:t>Ausdrucken? Binden?</w:t>
+      </w:r>
+      <w:r>
+        <w:br/>
+        <w:t xml:space="preserve">generelle Form? Zitierart </w:t>
+      </w:r>
+      <w:proofErr w:type="spellStart"/>
+      <w:r>
+        <w:t>etc</w:t>
+      </w:r>
+      <w:proofErr w:type="spellEnd"/>
+      <w:r>
+        <w:br/>
+      </w:r>
+      <w:proofErr w:type="spellStart"/>
+      <w:r>
+        <w:t>outlier</w:t>
+      </w:r>
+      <w:proofErr w:type="spellEnd"/>
+      <w:r>
+        <w:t xml:space="preserve"> entfernen?</w:t>
+      </w:r>
+      <w:r>
+        <w:br/>
+      </w:r>
+      <w:proofErr w:type="spellStart"/>
+      <w:r>
+        <w:t>osqp</w:t>
+      </w:r>
+      <w:proofErr w:type="spellEnd"/>
+      <w:r>
+        <w:t xml:space="preserve"> anwenden?</w:t>
+      </w:r>
+    </w:p>
+    <w:p>
+      <w:proofErr w:type="spellStart"/>
+      <w:r>
+        <w:t>Iter_max</w:t>
+      </w:r>
+      <w:proofErr w:type="spellEnd"/>
+      <w:r>
+        <w:t xml:space="preserve"> sagt nun 2</w:t>
+      </w:r>
+      <w:r>
+        <w:br/>
+      </w:r>
+    </w:p>
+    <w:p>
+      <w:r>
         <w:t xml:space="preserve">Bootstrap dann nur über nicht </w:t>
       </w:r>
       <w:proofErr w:type="spellStart"/>
@@ -59,117 +107,42 @@
       <w:proofErr w:type="spellEnd"/>
       <w:r>
         <w:t xml:space="preserve"> gefittet</w:t>
+      </w:r>
+    </w:p>
+    <w:p>
+      <w:proofErr w:type="spellStart"/>
+      <w:r>
+        <w:t>Iter_max</w:t>
+      </w:r>
+      <w:proofErr w:type="spellEnd"/>
+      <w:r>
+        <w:t xml:space="preserve">, modellannahmen, </w:t>
+      </w:r>
+      <w:r>
+        <w:t xml:space="preserve">Globale </w:t>
+      </w:r>
+      <w:proofErr w:type="spellStart"/>
+      <w:r>
+        <w:t>matrix</w:t>
+      </w:r>
+      <w:proofErr w:type="spellEnd"/>
+      <w:r>
+        <w:t xml:space="preserve">: </w:t>
+      </w:r>
+      <w:r>
+        <w:t>linke/grüne umsetzen</w:t>
       </w:r>
     </w:p>
     <w:p/>
     <w:p>
       <w:r>
-        <w:t xml:space="preserve">Muss </w:t>
-      </w:r>
-      <w:proofErr w:type="gramStart"/>
-      <w:r>
-        <w:t>ich</w:t>
-      </w:r>
-      <w:proofErr w:type="gramEnd"/>
-      <w:r>
-        <w:t xml:space="preserve"> was zu den Quellen schreiben/zusammenfassen? Oder nur zitieren?</w:t>
+        <w:t>TODO</w:t>
       </w:r>
     </w:p>
     <w:p/>
     <w:p>
       <w:r>
-        <w:t xml:space="preserve">strukturvariablen z-standardisiert, </w:t>
-      </w:r>
-      <w:proofErr w:type="gramStart"/>
-      <w:r>
-        <w:t>passt</w:t>
-      </w:r>
-      <w:proofErr w:type="gramEnd"/>
-      <w:r>
-        <w:t xml:space="preserve"> oder?</w:t>
-      </w:r>
-    </w:p>
-    <w:p>
-      <w:r>
-        <w:t xml:space="preserve">Ergebnisse der </w:t>
-      </w:r>
-      <w:proofErr w:type="spellStart"/>
-      <w:r>
-        <w:t>modellannahmenchecks</w:t>
-      </w:r>
-      <w:proofErr w:type="spellEnd"/>
-      <w:r>
-        <w:t xml:space="preserve">, </w:t>
-      </w:r>
-      <w:proofErr w:type="spellStart"/>
-      <w:r>
-        <w:t>verteilungen</w:t>
-      </w:r>
-      <w:proofErr w:type="spellEnd"/>
-      <w:r>
-        <w:t xml:space="preserve"> der strukturvariablen</w:t>
-      </w:r>
-    </w:p>
-    <w:p>
-      <w:r>
-        <w:t xml:space="preserve">Globale </w:t>
-      </w:r>
-      <w:proofErr w:type="spellStart"/>
-      <w:r>
-        <w:t>matrix</w:t>
-      </w:r>
-      <w:proofErr w:type="spellEnd"/>
-      <w:r>
-        <w:t>: Linke im ostdeutschlandfit? Ohne grüne schätzen? Oder so beibehalten jetzt?</w:t>
-      </w:r>
-    </w:p>
-    <w:p/>
-    <w:p>
-      <w:r>
-        <w:t>TODO</w:t>
-      </w:r>
-    </w:p>
-    <w:p/>
-    <w:p/>
-    <w:p>
-      <w:r>
-        <w:t>Von Anfang an immer nur auf Osten von Deutschland beziehen und dann später erst erklären warum</w:t>
-      </w:r>
-    </w:p>
-    <w:p>
-      <w:r>
-        <w:t>Erklären der Methoden (</w:t>
-      </w:r>
-      <w:proofErr w:type="spellStart"/>
-      <w:r>
-        <w:t>nslphom</w:t>
-      </w:r>
-      <w:proofErr w:type="spellEnd"/>
-      <w:r>
-        <w:t xml:space="preserve">, Regression, …) im Flow </w:t>
-      </w:r>
-    </w:p>
-    <w:p/>
-    <w:p/>
-    <w:p>
-      <w:r>
-        <w:t>Laut gschwend:</w:t>
-      </w:r>
-      <w:r>
-        <w:br/>
-        <w:t xml:space="preserve">Literaturempfehlung </w:t>
-      </w:r>
-      <w:proofErr w:type="gramStart"/>
-      <w:r>
-        <w:t>EI Anwendung</w:t>
-      </w:r>
-      <w:proofErr w:type="gramEnd"/>
-      <w:r>
-        <w:t>: King (1997)</w:t>
-      </w:r>
-      <w:r>
-        <w:br/>
-        <w:t>größte Kritiker von EI: Cho und Gaines (2004)</w:t>
+        <w:t>Zitieren überprüfen</w:t>
       </w:r>
     </w:p>
     <w:p/>
@@ -467,7 +440,6 @@
         <w:br/>
       </w:r>
       <w:r>
-        <w:lastRenderedPageBreak/>
         <w:br/>
       </w:r>
       <w:r>
@@ -562,168 +534,6 @@
       </w:r>
       <w:r>
         <w:br/>
-      </w:r>
-      <w:r>
-        <w:t xml:space="preserve">Im Anhang (Bachelorarbeitsentwurf.docx) meine </w:t>
-      </w:r>
-      <w:proofErr w:type="spellStart"/>
-      <w:r>
-        <w:t>biserhige</w:t>
-      </w:r>
-      <w:proofErr w:type="spellEnd"/>
-      <w:r>
-        <w:t xml:space="preserve"> Arbeit. Nach dem </w:t>
-      </w:r>
-      <w:proofErr w:type="spellStart"/>
-      <w:r>
-        <w:t>History</w:t>
-      </w:r>
-      <w:proofErr w:type="spellEnd"/>
-      <w:r>
-        <w:t xml:space="preserve"> </w:t>
-      </w:r>
-      <w:proofErr w:type="spellStart"/>
-      <w:r>
-        <w:t>kapitel</w:t>
-      </w:r>
-      <w:proofErr w:type="spellEnd"/>
-      <w:r>
-        <w:t xml:space="preserve"> möchte ich: </w:t>
-      </w:r>
-      <w:r>
-        <w:t>schreibe mir eine</w:t>
-      </w:r>
-      <w:r>
-        <w:t xml:space="preserve"> halbe bis ganze </w:t>
-      </w:r>
-      <w:proofErr w:type="spellStart"/>
-      <w:r>
-        <w:t>seite</w:t>
-      </w:r>
-      <w:proofErr w:type="spellEnd"/>
-      <w:r>
-        <w:t xml:space="preserve"> (</w:t>
-      </w:r>
-      <w:proofErr w:type="spellStart"/>
-      <w:r>
-        <w:t>word</w:t>
-      </w:r>
-      <w:proofErr w:type="spellEnd"/>
-      <w:r>
-        <w:t>)</w:t>
-      </w:r>
-      <w:r>
-        <w:t xml:space="preserve"> zu den für mich wichtigsten </w:t>
-      </w:r>
-      <w:proofErr w:type="spellStart"/>
-      <w:r>
-        <w:t>Papern</w:t>
-      </w:r>
-      <w:proofErr w:type="spellEnd"/>
-      <w:r>
-        <w:t xml:space="preserve">. Also </w:t>
-      </w:r>
-      <w:r>
-        <w:t xml:space="preserve">wichtiges </w:t>
-      </w:r>
-      <w:proofErr w:type="spellStart"/>
-      <w:r>
-        <w:t>bzw</w:t>
-      </w:r>
-      <w:proofErr w:type="spellEnd"/>
-      <w:r>
-        <w:t xml:space="preserve"> Themen</w:t>
-      </w:r>
-      <w:r>
-        <w:t xml:space="preserve"> in Pavia und Romero </w:t>
-      </w:r>
-      <w:r>
-        <w:t xml:space="preserve">(Evaluation_Ökologische_Inf_Pavia-Romero.pdf) </w:t>
-      </w:r>
-      <w:r>
-        <w:t xml:space="preserve">erklären; </w:t>
-      </w:r>
-      <w:r>
-        <w:t>vorgehen</w:t>
-      </w:r>
-      <w:r>
-        <w:t xml:space="preserve"> aus </w:t>
-      </w:r>
-      <w:proofErr w:type="spellStart"/>
-      <w:r>
-        <w:t>Bracallente</w:t>
-      </w:r>
-      <w:proofErr w:type="spellEnd"/>
-      <w:r>
-        <w:t xml:space="preserve"> (spatial_statistics.pdf)</w:t>
-      </w:r>
-      <w:r>
-        <w:t xml:space="preserve"> (dazu überleiten, dass ich nun einen neuen </w:t>
-      </w:r>
-      <w:proofErr w:type="spellStart"/>
-      <w:r>
-        <w:t>ansatz</w:t>
-      </w:r>
-      <w:proofErr w:type="spellEnd"/>
-      <w:r>
-        <w:t xml:space="preserve"> dazu liefere</w:t>
-      </w:r>
-      <w:r>
-        <w:t>)</w:t>
-      </w:r>
-      <w:r>
-        <w:t>;</w:t>
-      </w:r>
-      <w:r>
-        <w:br/>
-      </w:r>
-      <w:proofErr w:type="gramStart"/>
-      <w:r>
-        <w:t>Erkläre</w:t>
-      </w:r>
-      <w:proofErr w:type="gramEnd"/>
-      <w:r>
-        <w:t xml:space="preserve"> außerdem ein weiteres </w:t>
-      </w:r>
-      <w:proofErr w:type="spellStart"/>
-      <w:r>
-        <w:t>paper</w:t>
-      </w:r>
-      <w:proofErr w:type="spellEnd"/>
-      <w:r>
-        <w:t xml:space="preserve">/buch, von allen </w:t>
-      </w:r>
-      <w:proofErr w:type="spellStart"/>
-      <w:r>
-        <w:t>papern</w:t>
-      </w:r>
-      <w:proofErr w:type="spellEnd"/>
-      <w:r>
-        <w:t>/</w:t>
-      </w:r>
-      <w:proofErr w:type="spellStart"/>
-      <w:r>
-        <w:t>büchern</w:t>
-      </w:r>
-      <w:proofErr w:type="spellEnd"/>
-      <w:r>
-        <w:t xml:space="preserve"> im </w:t>
-      </w:r>
-      <w:proofErr w:type="spellStart"/>
-      <w:r>
-        <w:t>anhang</w:t>
-      </w:r>
-      <w:proofErr w:type="spellEnd"/>
-      <w:r>
-        <w:t xml:space="preserve">, dass dir für meine </w:t>
-      </w:r>
-      <w:proofErr w:type="spellStart"/>
-      <w:r>
-        <w:t>arbeit</w:t>
-      </w:r>
-      <w:proofErr w:type="spellEnd"/>
-      <w:r>
-        <w:t xml:space="preserve"> am wichtigsten erscheint.</w:t>
       </w:r>
       <w:r>
         <w:rPr>
@@ -746,6 +556,7 @@
         <w:br/>
       </w:r>
       <w:r>
+        <w:lastRenderedPageBreak/>
         <w:t xml:space="preserve">Die Verwendung von King-Schätzern als abhängige Variablen in Regressionsanalysen führt im Allgemeinen zu inkonsistenten Ergebnissen. </w:t>
       </w:r>
     </w:p>
@@ -844,152 +655,59 @@
         <w:t xml:space="preserve"> wenn alle Annahmen von Kings Methode erfüllt sind, leidet die zweite Stufe unter Verzerrungen (wie Dämpfungs- oder Vorzeichenverzerrungen</w:t>
       </w:r>
     </w:p>
-    <w:p/>
     <w:p>
-      <w:pPr>
-        <w:rPr>
-          <w:lang w:val="en-US"/>
-        </w:rPr>
-      </w:pPr>
-      <w:r>
-        <w:rPr>
-          <w:lang w:val="en-US"/>
-        </w:rPr>
-        <w:t xml:space="preserve">The practice of using King-based ecological inference point estimates in </w:t>
-      </w:r>
-      <w:proofErr w:type="gramStart"/>
-      <w:r>
-        <w:rPr>
-          <w:lang w:val="en-US"/>
-        </w:rPr>
-        <w:t>second-stage</w:t>
-      </w:r>
-      <w:proofErr w:type="gramEnd"/>
-    </w:p>
-    <w:p>
-      <w:pPr>
-        <w:rPr>
-          <w:lang w:val="en-US"/>
-        </w:rPr>
-      </w:pPr>
-      <w:r>
-        <w:rPr>
-          <w:lang w:val="en-US"/>
-        </w:rPr>
-        <w:t xml:space="preserve">regressions (EI-R) </w:t>
-      </w:r>
-      <w:proofErr w:type="gramStart"/>
-      <w:r>
-        <w:rPr>
-          <w:lang w:val="en-US"/>
-        </w:rPr>
-        <w:t>is</w:t>
-      </w:r>
-      <w:proofErr w:type="gramEnd"/>
-      <w:r>
-        <w:rPr>
-          <w:lang w:val="en-US"/>
-        </w:rPr>
-        <w:t xml:space="preserve"> growing in popularity (</w:t>
-      </w:r>
-    </w:p>
-    <w:p>
-      <w:pPr>
-        <w:rPr>
-          <w:lang w:val="en-US"/>
-        </w:rPr>
-      </w:pPr>
-      <w:r>
-        <w:rPr>
-          <w:lang w:val="en-US"/>
-        </w:rPr>
-        <w:t>Cohen et al. 1999; Hill 1999; Wolbrecht and Corder 1999; Benoit et al. 2000;</w:t>
-      </w:r>
-    </w:p>
-    <w:p>
-      <w:pPr>
-        <w:rPr>
-          <w:lang w:val="en-US"/>
-        </w:rPr>
-      </w:pPr>
-      <w:r>
-        <w:rPr>
-          <w:lang w:val="en-US"/>
-        </w:rPr>
-        <w:t xml:space="preserve">Lublin and Voss 2002; Voss and Miller 2000; Gay 2001; </w:t>
+      <w:r>
+        <w:br/>
+      </w:r>
+      <w:r>
+        <w:br/>
+      </w:r>
+      <w:r>
+        <w:br/>
+      </w:r>
+      <w:r>
+        <w:br/>
+      </w:r>
+      <w:r>
+        <w:br/>
+      </w:r>
+      <w:r>
+        <w:br/>
+      </w:r>
+      <w:r>
+        <w:br/>
+      </w:r>
+      <w:r>
+        <w:t xml:space="preserve">Herron und </w:t>
       </w:r>
       <w:proofErr w:type="spellStart"/>
       <w:r>
-        <w:rPr>
-          <w:lang w:val="en-US"/>
-        </w:rPr>
-        <w:t>Kousser</w:t>
+        <w:t>shotts</w:t>
       </w:r>
       <w:proofErr w:type="spellEnd"/>
       <w:r>
-        <w:rPr>
-          <w:lang w:val="en-US"/>
-        </w:rPr>
-        <w:t xml:space="preserve"> 2002; Burden and Kimball</w:t>
-      </w:r>
-    </w:p>
-    <w:p>
-      <w:r>
-        <w:t>2002).</w:t>
+        <w:t xml:space="preserve"> 2003 (</w:t>
+      </w:r>
+      <w:proofErr w:type="spellStart"/>
+      <w:r>
+        <w:t>regression</w:t>
+      </w:r>
+      <w:proofErr w:type="spellEnd"/>
+      <w:r>
+        <w:t xml:space="preserve"> auf geschätzten variablen verzerrt.) meine </w:t>
+      </w:r>
+      <w:proofErr w:type="spellStart"/>
+      <w:r>
+        <w:t>simulation</w:t>
+      </w:r>
+      <w:proofErr w:type="spellEnd"/>
+      <w:r>
+        <w:t xml:space="preserve"> auswerten/überprüfen:</w:t>
       </w:r>
       <w:r>
         <w:br/>
       </w:r>
       <w:r>
-        <w:br/>
-      </w:r>
-      <w:r>
-        <w:br/>
-      </w:r>
-      <w:r>
-        <w:br/>
-      </w:r>
-      <w:r>
-        <w:br/>
-      </w:r>
-      <w:r>
-        <w:br/>
-      </w:r>
-      <w:r>
-        <w:br/>
-      </w:r>
-      <w:r>
-        <w:t xml:space="preserve">Herron und </w:t>
-      </w:r>
-      <w:proofErr w:type="spellStart"/>
-      <w:r>
-        <w:t>shotts</w:t>
-      </w:r>
-      <w:proofErr w:type="spellEnd"/>
-      <w:r>
-        <w:t xml:space="preserve"> 2003 (</w:t>
-      </w:r>
-      <w:proofErr w:type="spellStart"/>
-      <w:r>
-        <w:t>regression</w:t>
-      </w:r>
-      <w:proofErr w:type="spellEnd"/>
-      <w:r>
-        <w:t xml:space="preserve"> auf geschätzten variablen verzerrt.) meine </w:t>
-      </w:r>
-      <w:proofErr w:type="spellStart"/>
-      <w:r>
-        <w:t>simulation</w:t>
-      </w:r>
-      <w:proofErr w:type="spellEnd"/>
-      <w:r>
-        <w:t xml:space="preserve"> auswerten/überprüfen:</w:t>
-      </w:r>
-      <w:r>
-        <w:br/>
-      </w:r>
-      <w:r>
-        <w:lastRenderedPageBreak/>
         <w:t xml:space="preserve">Für </w:t>
       </w:r>
       <w:r>
@@ -1079,9 +797,9 @@
             <m:t>,</m:t>
           </m:r>
           <m:r>
-            <w:rPr>
-              <w:i/>
-            </w:rPr>
+            <m:rPr>
+              <m:sty m:val="p"/>
+            </m:rPr>
             <w:br/>
           </m:r>
         </m:oMath>
@@ -1182,9 +900,9 @@
             <m:t>.</m:t>
           </m:r>
           <m:r>
-            <w:rPr>
-              <w:i/>
-            </w:rPr>
+            <m:rPr>
+              <m:sty m:val="p"/>
+            </m:rPr>
             <w:br/>
           </m:r>
         </m:oMath>
@@ -1284,9 +1002,9 @@
             <m:t>.</m:t>
           </m:r>
           <m:r>
-            <w:rPr>
-              <w:i/>
-            </w:rPr>
+            <m:rPr>
+              <m:sty m:val="p"/>
+            </m:rPr>
             <w:br/>
           </m:r>
         </m:oMath>
@@ -1375,6 +1093,94 @@
       </w:r>
     </w:p>
     <w:p/>
+    <w:p/>
+    <w:p>
+      <w:r>
+        <w:t xml:space="preserve">Ins homogenitätsannahmen </w:t>
+      </w:r>
+      <w:proofErr w:type="spellStart"/>
+      <w:r>
+        <w:t>kapitel</w:t>
+      </w:r>
+      <w:proofErr w:type="spellEnd"/>
+      <w:r>
+        <w:t>:</w:t>
+      </w:r>
+      <w:r>
+        <w:br/>
+        <w:t>Auch \</w:t>
+      </w:r>
+      <w:proofErr w:type="spellStart"/>
+      <w:proofErr w:type="gramStart"/>
+      <w:r>
+        <w:t>textcite</w:t>
+      </w:r>
+      <w:proofErr w:type="spellEnd"/>
+      <w:r>
+        <w:t>{</w:t>
+      </w:r>
+      <w:proofErr w:type="gramEnd"/>
+      <w:r>
+        <w:t>ChoGaines2004} zeigen am Beispiel von $2\times2$-Problemen,</w:t>
+      </w:r>
+    </w:p>
+    <w:p>
+      <w:r>
+        <w:t>dass selbst scheinbar informative Aggregatdaten irreführende ökologische</w:t>
+      </w:r>
+    </w:p>
+    <w:p>
+      <w:r>
+        <w:lastRenderedPageBreak/>
+        <w:t>Schätzungen erzeugen können, wenn die lokalen Übergangsparameter systematisch</w:t>
+      </w:r>
+    </w:p>
+    <w:p>
+      <w:r>
+        <w:t>mit den beobachteten Randverteilungen zusammenhängen.</w:t>
+      </w:r>
+    </w:p>
+    <w:p/>
+    <w:p>
+      <w:r>
+        <w:br/>
+      </w:r>
+      <w:r>
+        <w:br/>
+      </w:r>
+      <w:proofErr w:type="spellStart"/>
+      <w:r>
+        <w:t>iter_max</w:t>
+      </w:r>
+      <w:proofErr w:type="spellEnd"/>
+      <w:r>
+        <w:t xml:space="preserve"> teil: größeres </w:t>
+      </w:r>
+      <w:proofErr w:type="spellStart"/>
+      <w:r>
+        <w:t>iter_max</w:t>
+      </w:r>
+      <w:proofErr w:type="spellEnd"/>
+      <w:r>
+        <w:t xml:space="preserve"> gleich höheres </w:t>
+      </w:r>
+      <w:proofErr w:type="spellStart"/>
+      <w:r>
+        <w:t>overfitting</w:t>
+      </w:r>
+      <w:proofErr w:type="spellEnd"/>
+      <w:r>
+        <w:t xml:space="preserve"> </w:t>
+      </w:r>
+      <w:proofErr w:type="spellStart"/>
+      <w:r>
+        <w:t>problem</w:t>
+      </w:r>
+      <w:proofErr w:type="spellEnd"/>
+      <w:r>
+        <w:t>?</w:t>
+      </w:r>
+    </w:p>
     <w:sectPr>
       <w:pgSz w:w="11906" w:h="16838"/>
       <w:pgMar w:top="1417" w:right="1417" w:bottom="1134" w:left="1417" w:header="708" w:footer="708" w:gutter="0"/>
@@ -5030,6 +4836,7 @@
   <w:style w:type="character" w:default="1" w:styleId="Absatz-Standardschriftart">
     <w:name w:val="Default Paragraph Font"/>
     <w:uiPriority w:val="1"/>
+    <w:semiHidden/>
     <w:unhideWhenUsed/>
   </w:style>
   <w:style w:type="table" w:default="1" w:styleId="NormaleTabelle">

--- a/MeinMaterial/Besprechungen/TODO.docx
+++ b/MeinMaterial/Besprechungen/TODO.docx
@@ -76,10 +76,12 @@
       <w:r>
         <w:t xml:space="preserve">? Hauptmodell ein zweites </w:t>
       </w:r>
+      <w:proofErr w:type="spellStart"/>
       <w:proofErr w:type="gramStart"/>
       <w:r>
         <w:t>mal</w:t>
       </w:r>
+      <w:proofErr w:type="spellEnd"/>
       <w:proofErr w:type="gramEnd"/>
       <w:r>
         <w:t xml:space="preserve"> fitten ohne </w:t>
@@ -529,6 +531,259 @@
       <w:r>
         <w:t xml:space="preserve"> </w:t>
       </w:r>
+    </w:p>
+    <w:p/>
+    <w:p>
+      <w:r>
+        <w:t xml:space="preserve">noch ausführen: </w:t>
+      </w:r>
+      <w:proofErr w:type="spellStart"/>
+      <w:proofErr w:type="gramStart"/>
+      <w:r>
+        <w:t>options</w:t>
+      </w:r>
+      <w:proofErr w:type="spellEnd"/>
+      <w:r>
+        <w:t>(</w:t>
+      </w:r>
+      <w:proofErr w:type="gramEnd"/>
+    </w:p>
+    <w:p>
+      <w:r>
+        <w:t xml:space="preserve">  </w:t>
+      </w:r>
+      <w:proofErr w:type="spellStart"/>
+      <w:proofErr w:type="gramStart"/>
+      <w:r>
+        <w:t>waehlendenwanderung.speed</w:t>
+      </w:r>
+      <w:proofErr w:type="gramEnd"/>
+      <w:r>
+        <w:t>_comparison_osqp_local_solver</w:t>
+      </w:r>
+      <w:proofErr w:type="spellEnd"/>
+      <w:r>
+        <w:t xml:space="preserve"> = "</w:t>
+      </w:r>
+      <w:proofErr w:type="spellStart"/>
+      <w:r>
+        <w:t>lp_solve</w:t>
+      </w:r>
+      <w:proofErr w:type="spellEnd"/>
+      <w:r>
+        <w:t>",</w:t>
+      </w:r>
+    </w:p>
+    <w:p>
+      <w:r>
+        <w:lastRenderedPageBreak/>
+        <w:t xml:space="preserve">  </w:t>
+      </w:r>
+      <w:proofErr w:type="spellStart"/>
+      <w:proofErr w:type="gramStart"/>
+      <w:r>
+        <w:t>waehlendenwanderung.speed</w:t>
+      </w:r>
+      <w:proofErr w:type="gramEnd"/>
+      <w:r>
+        <w:t>_comparison_name</w:t>
+      </w:r>
+      <w:proofErr w:type="spellEnd"/>
+      <w:r>
+        <w:t xml:space="preserve"> =</w:t>
+      </w:r>
+    </w:p>
+    <w:p>
+      <w:r>
+        <w:t xml:space="preserve">    "</w:t>
+      </w:r>
+      <w:proofErr w:type="spellStart"/>
+      <w:r>
+        <w:t>ost_linke_gruene_hybrid_vs_nslphom_dual</w:t>
+      </w:r>
+      <w:proofErr w:type="spellEnd"/>
+      <w:r>
+        <w:t>",</w:t>
+      </w:r>
+    </w:p>
+    <w:p>
+      <w:r>
+        <w:t xml:space="preserve">  </w:t>
+      </w:r>
+      <w:proofErr w:type="spellStart"/>
+      <w:proofErr w:type="gramStart"/>
+      <w:r>
+        <w:t>waehlendenwanderung.speed</w:t>
+      </w:r>
+      <w:proofErr w:type="gramEnd"/>
+      <w:r>
+        <w:t>_comparison_iter_max</w:t>
+      </w:r>
+      <w:proofErr w:type="spellEnd"/>
+      <w:r>
+        <w:t xml:space="preserve"> = GEWAEHLT,</w:t>
+      </w:r>
+    </w:p>
+    <w:p>
+      <w:pPr>
+        <w:rPr>
+          <w:lang w:val="en-US"/>
+        </w:rPr>
+      </w:pPr>
+      <w:r>
+        <w:t xml:space="preserve">  </w:t>
+      </w:r>
+      <w:proofErr w:type="gramStart"/>
+      <w:r>
+        <w:rPr>
+          <w:lang w:val="en-US"/>
+        </w:rPr>
+        <w:t>waehlendenwanderung.speed</w:t>
+      </w:r>
+      <w:proofErr w:type="gramEnd"/>
+      <w:r>
+        <w:rPr>
+          <w:lang w:val="en-US"/>
+        </w:rPr>
+        <w:t>_comparison_repetitions = 3L,</w:t>
+      </w:r>
+    </w:p>
+    <w:p>
+      <w:pPr>
+        <w:rPr>
+          <w:lang w:val="en-US"/>
+        </w:rPr>
+      </w:pPr>
+      <w:r>
+        <w:rPr>
+          <w:lang w:val="en-US"/>
+        </w:rPr>
+        <w:t xml:space="preserve">  </w:t>
+      </w:r>
+      <w:proofErr w:type="gramStart"/>
+      <w:r>
+        <w:rPr>
+          <w:lang w:val="en-US"/>
+        </w:rPr>
+        <w:t>waehlendenwanderung.speed</w:t>
+      </w:r>
+      <w:proofErr w:type="gramEnd"/>
+      <w:r>
+        <w:rPr>
+          <w:lang w:val="en-US"/>
+        </w:rPr>
+        <w:t>_comparison_selection = "all",</w:t>
+      </w:r>
+    </w:p>
+    <w:p>
+      <w:pPr>
+        <w:rPr>
+          <w:lang w:val="en-US"/>
+        </w:rPr>
+      </w:pPr>
+      <w:r>
+        <w:rPr>
+          <w:lang w:val="en-US"/>
+        </w:rPr>
+        <w:t xml:space="preserve">  </w:t>
+      </w:r>
+      <w:proofErr w:type="gramStart"/>
+      <w:r>
+        <w:rPr>
+          <w:lang w:val="en-US"/>
+        </w:rPr>
+        <w:t>waehlendenwanderung.speed</w:t>
+      </w:r>
+      <w:proofErr w:type="gramEnd"/>
+      <w:r>
+        <w:rPr>
+          <w:lang w:val="en-US"/>
+        </w:rPr>
+        <w:t>_comparison_units = Inf</w:t>
+      </w:r>
+    </w:p>
+    <w:p>
+      <w:pPr>
+        <w:rPr>
+          <w:lang w:val="en-US"/>
+        </w:rPr>
+      </w:pPr>
+      <w:r>
+        <w:rPr>
+          <w:lang w:val="en-US"/>
+        </w:rPr>
+        <w:t>)</w:t>
+      </w:r>
+    </w:p>
+    <w:p>
+      <w:pPr>
+        <w:rPr>
+          <w:lang w:val="en-US"/>
+        </w:rPr>
+      </w:pPr>
+    </w:p>
+    <w:p>
+      <w:pPr>
+        <w:rPr>
+          <w:lang w:val="en-US"/>
+        </w:rPr>
+      </w:pPr>
+      <w:proofErr w:type="gramStart"/>
+      <w:r>
+        <w:rPr>
+          <w:lang w:val="en-US"/>
+        </w:rPr>
+        <w:t>source(</w:t>
+      </w:r>
+      <w:proofErr w:type="gramEnd"/>
+    </w:p>
+    <w:p>
+      <w:pPr>
+        <w:rPr>
+          <w:lang w:val="en-US"/>
+        </w:rPr>
+      </w:pPr>
+      <w:r>
+        <w:rPr>
+          <w:lang w:val="en-US"/>
+        </w:rPr>
+        <w:t xml:space="preserve">  "Scripts/17_compare_nslphom_dual_</w:t>
+      </w:r>
+      <w:proofErr w:type="gramStart"/>
+      <w:r>
+        <w:rPr>
+          <w:lang w:val="en-US"/>
+        </w:rPr>
+        <w:t>speed.R</w:t>
+      </w:r>
+      <w:proofErr w:type="gramEnd"/>
+      <w:r>
+        <w:rPr>
+          <w:lang w:val="en-US"/>
+        </w:rPr>
+        <w:t>",</w:t>
+      </w:r>
+    </w:p>
+    <w:p>
+      <w:r>
+        <w:rPr>
+          <w:lang w:val="en-US"/>
+        </w:rPr>
+        <w:t xml:space="preserve">  </w:t>
+      </w:r>
+      <w:proofErr w:type="spellStart"/>
+      <w:r>
+        <w:t>encoding</w:t>
+      </w:r>
+      <w:proofErr w:type="spellEnd"/>
+      <w:r>
+        <w:t xml:space="preserve"> = "UTF-8"</w:t>
+      </w:r>
+    </w:p>
+    <w:p>
+      <w:r>
+        <w:t>)</w:t>
+      </w:r>
       <w:r>
         <w:br/>
       </w:r>
@@ -556,7 +811,6 @@
         <w:br/>
       </w:r>
       <w:r>
-        <w:lastRenderedPageBreak/>
         <w:t xml:space="preserve">Die Verwendung von King-Schätzern als abhängige Variablen in Regressionsanalysen führt im Allgemeinen zu inkonsistenten Ergebnissen. </w:t>
       </w:r>
     </w:p>
@@ -1131,7 +1385,6 @@
     </w:p>
     <w:p>
       <w:r>
-        <w:lastRenderedPageBreak/>
         <w:t>Schätzungen erzeugen können, wenn die lokalen Übergangsparameter systematisch</w:t>
       </w:r>
     </w:p>

--- a/MeinMaterial/Besprechungen/TODO.docx
+++ b/MeinMaterial/Besprechungen/TODO.docx
@@ -4,6 +4,15 @@
   <w:body>
     <w:p>
       <w:r>
+        <w:t>RÜCKGÄNGIG MACHEN Vor Lauf: log(Grüne/Linke)</w:t>
+      </w:r>
+      <w:r>
+        <w:br/>
+      </w:r>
+      <w:r>
+        <w:br/>
+      </w:r>
+      <w:r>
         <w:t>Zu Besprechen</w:t>
       </w:r>
     </w:p>
@@ -74,17 +83,7 @@
       </w:r>
       <w:proofErr w:type="spellEnd"/>
       <w:r>
-        <w:t xml:space="preserve">? Hauptmodell ein zweites </w:t>
-      </w:r>
-      <w:proofErr w:type="spellStart"/>
-      <w:proofErr w:type="gramStart"/>
-      <w:r>
-        <w:t>mal</w:t>
-      </w:r>
-      <w:proofErr w:type="spellEnd"/>
-      <w:proofErr w:type="gramEnd"/>
-      <w:r>
-        <w:t xml:space="preserve"> fitten ohne </w:t>
+        <w:t xml:space="preserve">? Hauptmodell ein zweites mal fitten ohne </w:t>
       </w:r>
       <w:proofErr w:type="spellStart"/>
       <w:r>
@@ -150,31 +149,7 @@
     <w:p/>
     <w:p>
       <w:r>
-        <w:t xml:space="preserve">Variablen nicht nur </w:t>
-      </w:r>
-      <w:proofErr w:type="gramStart"/>
-      <w:r>
-        <w:t>mitteln</w:t>
-      </w:r>
-      <w:proofErr w:type="gramEnd"/>
-      <w:r>
-        <w:t xml:space="preserve"> sondern teils auch </w:t>
-      </w:r>
-      <w:proofErr w:type="gramStart"/>
-      <w:r>
-        <w:t>summieren</w:t>
-      </w:r>
-      <w:proofErr w:type="gramEnd"/>
-      <w:r>
-        <w:t xml:space="preserve"> wenn Strukturvariablen auf </w:t>
-      </w:r>
-      <w:proofErr w:type="gramStart"/>
-      <w:r>
-        <w:t>agg.schlüssel</w:t>
-      </w:r>
-      <w:proofErr w:type="gramEnd"/>
-      <w:r>
-        <w:t xml:space="preserve"> aggregiert werden</w:t>
+        <w:t>Variablen nicht nur mitteln sondern teils auch summieren wenn Strukturvariablen auf agg.schlüssel aggregiert werden</w:t>
       </w:r>
     </w:p>
     <w:p/>
@@ -212,6 +187,26 @@
     <w:p/>
     <w:p/>
     <w:p>
+      <w:r>
+        <w:t xml:space="preserve">Diskussion: </w:t>
+      </w:r>
+      <w:proofErr w:type="spellStart"/>
+      <w:r>
+        <w:t>aggregation</w:t>
+      </w:r>
+      <w:proofErr w:type="spellEnd"/>
+      <w:r>
+        <w:t xml:space="preserve"> teils mit </w:t>
+      </w:r>
+      <w:proofErr w:type="spellStart"/>
+      <w:r>
+        <w:t>hochrechnungen</w:t>
+      </w:r>
+      <w:proofErr w:type="spellEnd"/>
+    </w:p>
+    <w:p/>
+    <w:p/>
+    <w:p>
       <w:proofErr w:type="spellStart"/>
       <w:r>
         <w:t>Nslphom</w:t>
@@ -224,20 +219,13 @@
     <w:p/>
     <w:p>
       <w:r>
+        <w:lastRenderedPageBreak/>
         <w:t>Strukturvariablen deskriptiv (alter, varianz, …)</w:t>
       </w:r>
     </w:p>
     <w:p>
       <w:r>
-        <w:t>Standardisierte Strukturvariablen Verteilung betrachten (</w:t>
-      </w:r>
-      <w:proofErr w:type="gramStart"/>
-      <w:r>
-        <w:t>interessanter</w:t>
-      </w:r>
-      <w:proofErr w:type="gramEnd"/>
-      <w:r>
-        <w:t xml:space="preserve"> wenn zentriert)</w:t>
+        <w:t>Standardisierte Strukturvariablen Verteilung betrachten (interessanter wenn zentriert)</w:t>
       </w:r>
     </w:p>
     <w:p/>
@@ -290,6 +278,367 @@
     <w:p/>
     <w:p>
       <w:r>
+        <w:t xml:space="preserve">Zitieren: </w:t>
+      </w:r>
+      <w:r>
+        <w:t xml:space="preserve">Pavía und Romero das Verfahren: Die </w:t>
+      </w:r>
+      <w:proofErr w:type="spellStart"/>
+      <w:r>
+        <w:t>nslphom</w:t>
+      </w:r>
+      <w:proofErr w:type="spellEnd"/>
+      <w:r>
+        <w:t>-Lösung gehört zur Iteration \(l^\</w:t>
+      </w:r>
+      <w:proofErr w:type="spellStart"/>
+      <w:r>
+        <w:t>ast</w:t>
+      </w:r>
+      <w:proofErr w:type="spellEnd"/>
+      <w:r>
+        <w:t xml:space="preserve">\), welche </w:t>
+      </w:r>
+      <w:proofErr w:type="spellStart"/>
+      <w:r>
+        <w:t>HETe</w:t>
+      </w:r>
+      <w:proofErr w:type="spellEnd"/>
+      <w:r>
+        <w:t xml:space="preserve"> minimiert; </w:t>
+      </w:r>
+      <w:proofErr w:type="spellStart"/>
+      <w:r>
+        <w:t>iter.max</w:t>
+      </w:r>
+      <w:proofErr w:type="spellEnd"/>
+      <w:r>
+        <w:t xml:space="preserve"> bzw. \(</w:t>
+      </w:r>
+      <w:proofErr w:type="spellStart"/>
+      <w:r>
+        <w:t>ns</w:t>
+      </w:r>
+      <w:proofErr w:type="spellEnd"/>
+      <w:r>
+        <w:t>\) begrenzt nur den Bereich, in dem danach gesucht wird.</w:t>
+      </w:r>
+    </w:p>
+    <w:p/>
+    <w:p>
+      <w:r>
+        <w:t xml:space="preserve">Überprüfen </w:t>
+      </w:r>
+      <w:proofErr w:type="spellStart"/>
+      <w:r>
+        <w:t>konsistenz</w:t>
+      </w:r>
+      <w:proofErr w:type="spellEnd"/>
+      <w:r>
+        <w:t xml:space="preserve">: </w:t>
+      </w:r>
+      <w:proofErr w:type="spellStart"/>
+      <w:r>
+        <w:t>iter_max</w:t>
+      </w:r>
+      <w:proofErr w:type="spellEnd"/>
+      <w:r>
+        <w:t xml:space="preserve"> </w:t>
+      </w:r>
+      <w:proofErr w:type="spellStart"/>
+      <w:r>
+        <w:t>konsistenz</w:t>
+      </w:r>
+      <w:proofErr w:type="spellEnd"/>
+      <w:r>
+        <w:t xml:space="preserve">, log(Grüne) </w:t>
+      </w:r>
+      <w:proofErr w:type="spellStart"/>
+      <w:r>
+        <w:t>konsistenz</w:t>
+      </w:r>
+      <w:proofErr w:type="spellEnd"/>
+      <w:r>
+        <w:t xml:space="preserve">, </w:t>
+      </w:r>
+      <w:proofErr w:type="spellStart"/>
+      <w:r>
+        <w:t>osqp</w:t>
+      </w:r>
+      <w:proofErr w:type="spellEnd"/>
+      <w:r>
+        <w:t xml:space="preserve"> </w:t>
+      </w:r>
+      <w:proofErr w:type="spellStart"/>
+      <w:r>
+        <w:t>konsistenz</w:t>
+      </w:r>
+      <w:proofErr w:type="spellEnd"/>
+    </w:p>
+    <w:p/>
+    <w:p/>
+    <w:p>
+      <w:r>
+        <w:t xml:space="preserve">Bei forschungsfrage auch methodische </w:t>
+      </w:r>
+      <w:proofErr w:type="spellStart"/>
+      <w:r>
+        <w:t>herangehensweise</w:t>
+      </w:r>
+      <w:proofErr w:type="spellEnd"/>
+      <w:r>
+        <w:t xml:space="preserve"> von </w:t>
+      </w:r>
+      <w:proofErr w:type="spellStart"/>
+      <w:r>
+        <w:t>interesse</w:t>
+      </w:r>
+      <w:proofErr w:type="spellEnd"/>
+    </w:p>
+    <w:p/>
+    <w:p>
+      <w:r>
+        <w:br/>
+      </w:r>
+      <w:r>
+        <w:br/>
+        <w:t>Zur Prüfung einer ausreichenden Iterationszahl wurde die duale Schätzung für</w:t>
+      </w:r>
+    </w:p>
+    <w:p>
+      <w:r>
+        <w:t>den vollständigen ostdeutschen Datensatz zunächst über 80 Iterationen</w:t>
+      </w:r>
+    </w:p>
+    <w:p>
+      <w:r>
+        <w:t>fortgeführt. Für jede der beiden Schätzrichtungen wurde dabei der Verlauf des</w:t>
+      </w:r>
+    </w:p>
+    <w:p>
+      <w:proofErr w:type="spellStart"/>
+      <w:r>
+        <w:t>HETe</w:t>
+      </w:r>
+      <w:proofErr w:type="spellEnd"/>
+      <w:r>
+        <w:t xml:space="preserve"> betrachtet. Da \</w:t>
+      </w:r>
+      <w:proofErr w:type="spellStart"/>
+      <w:r>
+        <w:t>textit</w:t>
+      </w:r>
+      <w:proofErr w:type="spellEnd"/>
+      <w:r>
+        <w:t>{</w:t>
+      </w:r>
+      <w:proofErr w:type="spellStart"/>
+      <w:r>
+        <w:t>nslphom</w:t>
+      </w:r>
+      <w:proofErr w:type="spellEnd"/>
+      <w:r>
+        <w:t>} innerhalb der zugelassenen Iterationen</w:t>
+      </w:r>
+    </w:p>
+    <w:p>
+      <w:r>
+        <w:t xml:space="preserve">diejenige Lösung mit dem kleinsten </w:t>
+      </w:r>
+      <w:proofErr w:type="spellStart"/>
+      <w:r>
+        <w:t>HETe</w:t>
+      </w:r>
+      <w:proofErr w:type="spellEnd"/>
+      <w:r>
+        <w:t xml:space="preserve"> auswählt, dient</w:t>
+      </w:r>
+    </w:p>
+    <w:p>
+      <w:r>
+        <w:t>\</w:t>
+      </w:r>
+      <w:proofErr w:type="spellStart"/>
+      <w:r>
+        <w:t>texttt</w:t>
+      </w:r>
+      <w:proofErr w:type="spellEnd"/>
+      <w:r>
+        <w:t>{</w:t>
+      </w:r>
+      <w:proofErr w:type="spellStart"/>
+      <w:r>
+        <w:t>iter</w:t>
+      </w:r>
+      <w:proofErr w:type="spellEnd"/>
+      <w:r>
+        <w:t>\_</w:t>
+      </w:r>
+      <w:proofErr w:type="spellStart"/>
+      <w:r>
+        <w:t>max</w:t>
+      </w:r>
+      <w:proofErr w:type="spellEnd"/>
+      <w:r>
+        <w:t>} lediglich als Obergrenze des betrachteten</w:t>
+      </w:r>
+    </w:p>
+    <w:p>
+      <w:r>
+        <w:t>Iterationsbereichs \</w:t>
+      </w:r>
+      <w:proofErr w:type="spellStart"/>
+      <w:r>
+        <w:t>parencite</w:t>
+      </w:r>
+      <w:proofErr w:type="spellEnd"/>
+      <w:r>
+        <w:t>{PaviaRomero2024a,PaviaRomero2024b}.</w:t>
+      </w:r>
+    </w:p>
+    <w:p/>
+    <w:p>
+      <w:r>
+        <w:t xml:space="preserve">Die richtungsspezifischen </w:t>
+      </w:r>
+      <w:proofErr w:type="spellStart"/>
+      <w:r>
+        <w:t>HETe</w:t>
+      </w:r>
+      <w:proofErr w:type="spellEnd"/>
+      <w:r>
+        <w:t>-Minima werden innerhalb der ersten</w:t>
+      </w:r>
+    </w:p>
+    <w:p>
+      <w:r>
+        <w:lastRenderedPageBreak/>
+        <w:t>[XX] Iterationen erreicht und verändern sich bei einer weiteren Ausweitung</w:t>
+      </w:r>
+    </w:p>
+    <w:p>
+      <w:r>
+        <w:t>des Suchbereichs nicht mehr. Für die nachfolgenden Analysen wird daher</w:t>
+      </w:r>
+    </w:p>
+    <w:p>
+      <w:r>
+        <w:t>\</w:t>
+      </w:r>
+      <w:proofErr w:type="spellStart"/>
+      <w:r>
+        <w:t>texttt</w:t>
+      </w:r>
+      <w:proofErr w:type="spellEnd"/>
+      <w:r>
+        <w:t>{</w:t>
+      </w:r>
+      <w:proofErr w:type="spellStart"/>
+      <w:r>
+        <w:t>iter</w:t>
+      </w:r>
+      <w:proofErr w:type="spellEnd"/>
+      <w:r>
+        <w:t>\_</w:t>
+      </w:r>
+      <w:proofErr w:type="spellStart"/>
+      <w:r>
+        <w:t>max</w:t>
+      </w:r>
+      <w:proofErr w:type="spellEnd"/>
+      <w:r>
+        <w:t>}=[XX] festgelegt.</w:t>
+      </w:r>
+    </w:p>
+    <w:p/>
+    <w:p/>
+    <w:p>
+      <w:r>
+        <w:t xml:space="preserve">8.3 erster </w:t>
+      </w:r>
+      <w:proofErr w:type="spellStart"/>
+      <w:r>
+        <w:t>satz</w:t>
+      </w:r>
+      <w:proofErr w:type="spellEnd"/>
+      <w:r>
+        <w:t xml:space="preserve"> </w:t>
+      </w:r>
+      <w:proofErr w:type="spellStart"/>
+      <w:r>
+        <w:t>formatierung</w:t>
+      </w:r>
+      <w:proofErr w:type="spellEnd"/>
+    </w:p>
+    <w:p/>
+    <w:p/>
+    <w:p/>
+    <w:p>
+      <w:r>
+        <w:t xml:space="preserve">Ausreißer </w:t>
+      </w:r>
+      <w:proofErr w:type="spellStart"/>
+      <w:r>
+        <w:t>erklärung</w:t>
+      </w:r>
+      <w:proofErr w:type="spellEnd"/>
+      <w:r>
+        <w:t xml:space="preserve"> im </w:t>
+      </w:r>
+      <w:proofErr w:type="spellStart"/>
+      <w:r>
+        <w:t>anhang</w:t>
+      </w:r>
+      <w:proofErr w:type="spellEnd"/>
+    </w:p>
+    <w:p>
+      <w:r>
+        <w:t xml:space="preserve">Leave </w:t>
+      </w:r>
+      <w:proofErr w:type="spellStart"/>
+      <w:r>
+        <w:t>one</w:t>
+      </w:r>
+      <w:proofErr w:type="spellEnd"/>
+      <w:r>
+        <w:t xml:space="preserve"> out </w:t>
+      </w:r>
+      <w:proofErr w:type="spellStart"/>
+      <w:r>
+        <w:t>prüfung</w:t>
+      </w:r>
+      <w:proofErr w:type="spellEnd"/>
+      <w:r>
+        <w:t xml:space="preserve">: </w:t>
+      </w:r>
+      <w:proofErr w:type="spellStart"/>
+      <w:r>
+        <w:t>vorzeichenwechsel</w:t>
+      </w:r>
+      <w:proofErr w:type="spellEnd"/>
+      <w:r>
+        <w:t xml:space="preserve"> </w:t>
+      </w:r>
+      <w:r>
+        <w:t xml:space="preserve">nur bei im </w:t>
+      </w:r>
+      <w:proofErr w:type="spellStart"/>
+      <w:r>
+        <w:t>bootstrap</w:t>
+      </w:r>
+      <w:proofErr w:type="spellEnd"/>
+      <w:r>
+        <w:t xml:space="preserve"> nicht signifikanten </w:t>
+      </w:r>
+      <w:proofErr w:type="spellStart"/>
+      <w:r>
+        <w:t>koeffizienten</w:t>
+      </w:r>
+      <w:proofErr w:type="spellEnd"/>
+    </w:p>
+    <w:p/>
+    <w:p>
+      <w:r>
         <w:t>Jan</w:t>
       </w:r>
       <w:r>
@@ -340,15 +689,7 @@
         <w:br/>
       </w:r>
       <w:r>
-        <w:t xml:space="preserve">Noch zu den korrelierten Kovariablen: Dass die korreliert sind, ist erstmal aus meiner Sicht kein statistisches Problem. Du musst bei der Interpretation dann eben </w:t>
-      </w:r>
-      <w:proofErr w:type="gramStart"/>
-      <w:r>
-        <w:t>wirklich drauf</w:t>
-      </w:r>
-      <w:proofErr w:type="gramEnd"/>
-      <w:r>
-        <w:t xml:space="preserve"> achten, die Koeffizienten immer gegeben die anderen Variablen (wie gehabt, ceteris paribus) zu interpretieren. Gleichzeitig klarstellen, dass manche zugrundeliegende Effekte eben gemeinsam interpretiert werden müssen (weiß nicht, ob das in deinem konkreten Fall irgendwo deterministisch zutrifft, aber wenn eine Erhöhung der einen Variable </w:t>
+        <w:t xml:space="preserve">Noch zu den korrelierten Kovariablen: Dass die korreliert sind, ist erstmal aus meiner Sicht kein statistisches Problem. Du musst bei der Interpretation dann eben wirklich drauf achten, die Koeffizienten immer gegeben die anderen Variablen (wie gehabt, ceteris paribus) zu interpretieren. Gleichzeitig klarstellen, dass manche zugrundeliegende Effekte eben gemeinsam interpretiert werden müssen (weiß nicht, ob das in deinem konkreten Fall irgendwo deterministisch zutrifft, aber wenn eine Erhöhung der einen Variable </w:t>
       </w:r>
       <w:r>
         <w:rPr>
@@ -382,13 +723,8 @@
       </w:r>
     </w:p>
     <w:p>
-      <w:proofErr w:type="gramStart"/>
-      <w:r>
-        <w:t>Hat übrigens</w:t>
-      </w:r>
-      <w:proofErr w:type="gramEnd"/>
-      <w:r>
-        <w:t xml:space="preserve"> nichts mit "</w:t>
+      <w:r>
+        <w:t>Hat übrigens nichts mit "</w:t>
       </w:r>
       <w:proofErr w:type="spellStart"/>
       <w:r>
@@ -438,107 +774,152 @@
       <w:r>
         <w:br/>
       </w:r>
+    </w:p>
+    <w:p>
+      <w:r>
+        <w:t xml:space="preserve">Linke/grüne: log() </w:t>
+      </w:r>
+      <w:r>
+        <w:t>rückgängig</w:t>
+      </w:r>
+    </w:p>
+    <w:p/>
+    <w:p/>
+    <w:p>
+      <w:r>
+        <w:t xml:space="preserve">Welche grünen </w:t>
+      </w:r>
+      <w:proofErr w:type="spellStart"/>
+      <w:r>
+        <w:t>übergangswahrscheinlicheiten</w:t>
+      </w:r>
+      <w:proofErr w:type="spellEnd"/>
+      <w:r>
+        <w:t xml:space="preserve"> treten extrem auf bei welchen </w:t>
+      </w:r>
+      <w:proofErr w:type="spellStart"/>
+      <w:r>
+        <w:t>einheiten</w:t>
+      </w:r>
+      <w:proofErr w:type="spellEnd"/>
+      <w:r>
+        <w:t xml:space="preserve">? Was ist der </w:t>
+      </w:r>
+      <w:proofErr w:type="spellStart"/>
+      <w:r>
+        <w:t>zusammenhang</w:t>
+      </w:r>
+      <w:proofErr w:type="spellEnd"/>
+      <w:r>
+        <w:t xml:space="preserve"> dieser </w:t>
+      </w:r>
+      <w:proofErr w:type="spellStart"/>
+      <w:r>
+        <w:t>einheiten</w:t>
+      </w:r>
+      <w:proofErr w:type="spellEnd"/>
+      <w:r>
+        <w:t>?</w:t>
+      </w:r>
       <w:r>
         <w:br/>
       </w:r>
       <w:r>
+        <w:lastRenderedPageBreak/>
         <w:br/>
       </w:r>
       <w:r>
         <w:br/>
       </w:r>
       <w:r>
-        <w:t xml:space="preserve">mit </w:t>
-      </w:r>
-      <w:proofErr w:type="gramStart"/>
-      <w:r>
-        <w:t>confounder_ei_history.pdf  unter</w:t>
-      </w:r>
-      <w:proofErr w:type="gramEnd"/>
+        <w:br/>
+      </w:r>
+      <w:r>
+        <w:br/>
+      </w:r>
+      <w:r>
+        <w:t xml:space="preserve">mit confounder_ei_history.pdf  unter </w:t>
+      </w:r>
+      <w:proofErr w:type="spellStart"/>
+      <w:r>
+        <w:t>MeinMaterial</w:t>
+      </w:r>
+      <w:proofErr w:type="spellEnd"/>
+      <w:r>
+        <w:t xml:space="preserve">/Infomaterial auf </w:t>
+      </w:r>
+      <w:proofErr w:type="spellStart"/>
+      <w:r>
+        <w:t>seite</w:t>
+      </w:r>
+      <w:proofErr w:type="spellEnd"/>
+      <w:r>
+        <w:t xml:space="preserve"> 29 Historie auch </w:t>
+      </w:r>
+      <w:r>
+        <w:t>ABGLEICHEN</w:t>
+      </w:r>
+    </w:p>
+    <w:p/>
+    <w:p>
+      <w:r>
+        <w:t xml:space="preserve">in der </w:t>
+      </w:r>
+      <w:proofErr w:type="spellStart"/>
+      <w:r>
+        <w:t>einleitung</w:t>
+      </w:r>
+      <w:proofErr w:type="spellEnd"/>
+      <w:r>
+        <w:t xml:space="preserve"> die </w:t>
+      </w:r>
+      <w:proofErr w:type="spellStart"/>
+      <w:r>
+        <w:t>tabelle</w:t>
+      </w:r>
+      <w:proofErr w:type="spellEnd"/>
+      <w:r>
+        <w:t xml:space="preserve"> von </w:t>
+      </w:r>
+      <w:proofErr w:type="spellStart"/>
+      <w:r>
+        <w:t>parteien</w:t>
+      </w:r>
+      <w:proofErr w:type="spellEnd"/>
+      <w:r>
+        <w:t xml:space="preserve"> am </w:t>
+      </w:r>
+      <w:proofErr w:type="spellStart"/>
+      <w:r>
+        <w:t>rand</w:t>
+      </w:r>
+      <w:proofErr w:type="spellEnd"/>
+      <w:r>
+        <w:t xml:space="preserve"> und </w:t>
+      </w:r>
+      <w:proofErr w:type="spellStart"/>
+      <w:r>
+        <w:t>fragezeichen</w:t>
+      </w:r>
+      <w:proofErr w:type="spellEnd"/>
+      <w:r>
+        <w:t xml:space="preserve"> zu den </w:t>
+      </w:r>
+      <w:proofErr w:type="spellStart"/>
+      <w:r>
+        <w:t>übergängen</w:t>
+      </w:r>
+      <w:proofErr w:type="spellEnd"/>
       <w:r>
         <w:t xml:space="preserve"> </w:t>
       </w:r>
-      <w:proofErr w:type="spellStart"/>
-      <w:r>
-        <w:t>MeinMaterial</w:t>
-      </w:r>
-      <w:proofErr w:type="spellEnd"/>
-      <w:r>
-        <w:t xml:space="preserve">/Infomaterial auf </w:t>
-      </w:r>
-      <w:proofErr w:type="spellStart"/>
-      <w:r>
-        <w:t>seite</w:t>
-      </w:r>
-      <w:proofErr w:type="spellEnd"/>
-      <w:r>
-        <w:t xml:space="preserve"> 29 Historie auch </w:t>
-      </w:r>
-      <w:r>
-        <w:t>ABGLEICHEN</w:t>
-      </w:r>
     </w:p>
     <w:p/>
     <w:p>
       <w:r>
-        <w:t xml:space="preserve">in der </w:t>
-      </w:r>
-      <w:proofErr w:type="spellStart"/>
-      <w:r>
-        <w:t>einleitung</w:t>
-      </w:r>
-      <w:proofErr w:type="spellEnd"/>
-      <w:r>
-        <w:t xml:space="preserve"> die </w:t>
-      </w:r>
-      <w:proofErr w:type="spellStart"/>
-      <w:r>
-        <w:t>tabelle</w:t>
-      </w:r>
-      <w:proofErr w:type="spellEnd"/>
-      <w:r>
-        <w:t xml:space="preserve"> von </w:t>
-      </w:r>
-      <w:proofErr w:type="spellStart"/>
-      <w:r>
-        <w:t>parteien</w:t>
-      </w:r>
-      <w:proofErr w:type="spellEnd"/>
-      <w:r>
-        <w:t xml:space="preserve"> am </w:t>
-      </w:r>
-      <w:proofErr w:type="spellStart"/>
-      <w:r>
-        <w:t>rand</w:t>
-      </w:r>
-      <w:proofErr w:type="spellEnd"/>
-      <w:r>
-        <w:t xml:space="preserve"> und </w:t>
-      </w:r>
-      <w:proofErr w:type="spellStart"/>
-      <w:r>
-        <w:t>fragezeichen</w:t>
-      </w:r>
-      <w:proofErr w:type="spellEnd"/>
-      <w:r>
-        <w:t xml:space="preserve"> zu den </w:t>
-      </w:r>
-      <w:proofErr w:type="spellStart"/>
-      <w:r>
-        <w:t>übergängen</w:t>
-      </w:r>
-      <w:proofErr w:type="spellEnd"/>
-      <w:r>
-        <w:t xml:space="preserve"> </w:t>
-      </w:r>
-    </w:p>
-    <w:p/>
-    <w:p>
-      <w:r>
         <w:t xml:space="preserve">noch ausführen: </w:t>
       </w:r>
       <w:proofErr w:type="spellStart"/>
-      <w:proofErr w:type="gramStart"/>
       <w:r>
         <w:t>options</w:t>
       </w:r>
@@ -546,20 +927,14 @@
       <w:r>
         <w:t>(</w:t>
       </w:r>
-      <w:proofErr w:type="gramEnd"/>
     </w:p>
     <w:p>
       <w:r>
         <w:t xml:space="preserve">  </w:t>
       </w:r>
       <w:proofErr w:type="spellStart"/>
-      <w:proofErr w:type="gramStart"/>
-      <w:r>
-        <w:t>waehlendenwanderung.speed</w:t>
-      </w:r>
-      <w:proofErr w:type="gramEnd"/>
-      <w:r>
-        <w:t>_comparison_osqp_local_solver</w:t>
+      <w:r>
+        <w:t>waehlendenwanderung.speed_comparison_osqp_local_solver</w:t>
       </w:r>
       <w:proofErr w:type="spellEnd"/>
       <w:r>
@@ -576,17 +951,11 @@
     </w:p>
     <w:p>
       <w:r>
-        <w:lastRenderedPageBreak/>
         <w:t xml:space="preserve">  </w:t>
       </w:r>
       <w:proofErr w:type="spellStart"/>
-      <w:proofErr w:type="gramStart"/>
-      <w:r>
-        <w:t>waehlendenwanderung.speed</w:t>
-      </w:r>
-      <w:proofErr w:type="gramEnd"/>
-      <w:r>
-        <w:t>_comparison_name</w:t>
+      <w:r>
+        <w:t>waehlendenwanderung.speed_comparison_name</w:t>
       </w:r>
       <w:proofErr w:type="spellEnd"/>
       <w:r>
@@ -611,13 +980,8 @@
         <w:t xml:space="preserve">  </w:t>
       </w:r>
       <w:proofErr w:type="spellStart"/>
-      <w:proofErr w:type="gramStart"/>
-      <w:r>
-        <w:t>waehlendenwanderung.speed</w:t>
-      </w:r>
-      <w:proofErr w:type="gramEnd"/>
-      <w:r>
-        <w:t>_comparison_iter_max</w:t>
+      <w:r>
+        <w:t>waehlendenwanderung.speed_comparison_iter_max</w:t>
       </w:r>
       <w:proofErr w:type="spellEnd"/>
       <w:r>
@@ -633,73 +997,37 @@
       <w:r>
         <w:t xml:space="preserve">  </w:t>
       </w:r>
-      <w:proofErr w:type="gramStart"/>
       <w:r>
         <w:rPr>
           <w:lang w:val="en-US"/>
         </w:rPr>
-        <w:t>waehlendenwanderung.speed</w:t>
-      </w:r>
-      <w:proofErr w:type="gramEnd"/>
-      <w:r>
+        <w:t>waehlendenwanderung.speed_comparison_repetitions = 3L,</w:t>
+      </w:r>
+    </w:p>
+    <w:p>
+      <w:pPr>
         <w:rPr>
           <w:lang w:val="en-US"/>
         </w:rPr>
-        <w:t>_comparison_repetitions = 3L,</w:t>
-      </w:r>
-    </w:p>
-    <w:p>
-      <w:pPr>
+      </w:pPr>
+      <w:r>
         <w:rPr>
           <w:lang w:val="en-US"/>
         </w:rPr>
-      </w:pPr>
-      <w:r>
+        <w:t xml:space="preserve">  waehlendenwanderung.speed_comparison_selection = "all",</w:t>
+      </w:r>
+    </w:p>
+    <w:p>
+      <w:pPr>
         <w:rPr>
           <w:lang w:val="en-US"/>
         </w:rPr>
-        <w:t xml:space="preserve">  </w:t>
-      </w:r>
-      <w:proofErr w:type="gramStart"/>
+      </w:pPr>
       <w:r>
         <w:rPr>
           <w:lang w:val="en-US"/>
         </w:rPr>
-        <w:t>waehlendenwanderung.speed</w:t>
-      </w:r>
-      <w:proofErr w:type="gramEnd"/>
-      <w:r>
-        <w:rPr>
-          <w:lang w:val="en-US"/>
-        </w:rPr>
-        <w:t>_comparison_selection = "all",</w:t>
-      </w:r>
-    </w:p>
-    <w:p>
-      <w:pPr>
-        <w:rPr>
-          <w:lang w:val="en-US"/>
-        </w:rPr>
-      </w:pPr>
-      <w:r>
-        <w:rPr>
-          <w:lang w:val="en-US"/>
-        </w:rPr>
-        <w:t xml:space="preserve">  </w:t>
-      </w:r>
-      <w:proofErr w:type="gramStart"/>
-      <w:r>
-        <w:rPr>
-          <w:lang w:val="en-US"/>
-        </w:rPr>
-        <w:t>waehlendenwanderung.speed</w:t>
-      </w:r>
-      <w:proofErr w:type="gramEnd"/>
-      <w:r>
-        <w:rPr>
-          <w:lang w:val="en-US"/>
-        </w:rPr>
-        <w:t>_comparison_units = Inf</w:t>
+        <w:t xml:space="preserve">  waehlendenwanderung.speed_comparison_units = Inf</w:t>
       </w:r>
     </w:p>
     <w:p>
@@ -728,14 +1056,12 @@
           <w:lang w:val="en-US"/>
         </w:rPr>
       </w:pPr>
-      <w:proofErr w:type="gramStart"/>
       <w:r>
         <w:rPr>
           <w:lang w:val="en-US"/>
         </w:rPr>
         <w:t>source(</w:t>
       </w:r>
-      <w:proofErr w:type="gramEnd"/>
     </w:p>
     <w:p>
       <w:pPr>
@@ -747,21 +1073,7 @@
         <w:rPr>
           <w:lang w:val="en-US"/>
         </w:rPr>
-        <w:t xml:space="preserve">  "Scripts/17_compare_nslphom_dual_</w:t>
-      </w:r>
-      <w:proofErr w:type="gramStart"/>
-      <w:r>
-        <w:rPr>
-          <w:lang w:val="en-US"/>
-        </w:rPr>
-        <w:t>speed.R</w:t>
-      </w:r>
-      <w:proofErr w:type="gramEnd"/>
-      <w:r>
-        <w:rPr>
-          <w:lang w:val="en-US"/>
-        </w:rPr>
-        <w:t>",</w:t>
+        <w:t xml:space="preserve">  "Scripts/17_compare_nslphom_dual_speed.R",</w:t>
       </w:r>
     </w:p>
     <w:p>
@@ -895,18 +1207,11 @@
           <w:b/>
           <w:bCs/>
         </w:rPr>
+        <w:lastRenderedPageBreak/>
         <w:t>Verzerrung:</w:t>
       </w:r>
       <w:r>
-        <w:t xml:space="preserve"> </w:t>
-      </w:r>
-      <w:proofErr w:type="gramStart"/>
-      <w:r>
-        <w:t>Selbst</w:t>
-      </w:r>
-      <w:proofErr w:type="gramEnd"/>
-      <w:r>
-        <w:t xml:space="preserve"> wenn alle Annahmen von Kings Methode erfüllt sind, leidet die zweite Stufe unter Verzerrungen (wie Dämpfungs- oder Vorzeichenverzerrungen</w:t>
+        <w:t xml:space="preserve"> Selbst wenn alle Annahmen von Kings Methode erfüllt sind, leidet die zweite Stufe unter Verzerrungen (wie Dämpfungs- oder Vorzeichenverzerrungen</w:t>
       </w:r>
     </w:p>
     <w:p>
@@ -1060,13 +1365,8 @@
       </m:oMathPara>
     </w:p>
     <w:p>
-      <w:proofErr w:type="gramStart"/>
-      <w:r>
-        <w:t>erzeugst</w:t>
-      </w:r>
-      <w:proofErr w:type="gramEnd"/>
-      <w:r>
-        <w:t xml:space="preserve"> daraus Wahlränder, lässt </w:t>
+      <w:r>
+        <w:t xml:space="preserve">erzeugst daraus Wahlränder, lässt </w:t>
       </w:r>
       <w:proofErr w:type="spellStart"/>
       <w:r>
@@ -1365,75 +1665,1278 @@
         <w:t>Auch \</w:t>
       </w:r>
       <w:proofErr w:type="spellStart"/>
-      <w:proofErr w:type="gramStart"/>
       <w:r>
         <w:t>textcite</w:t>
       </w:r>
       <w:proofErr w:type="spellEnd"/>
       <w:r>
+        <w:t>{ChoGaines2004} zeigen am Beispiel von $2\times2$-Problemen,</w:t>
+      </w:r>
+    </w:p>
+    <w:p>
+      <w:r>
+        <w:t>dass selbst scheinbar informative Aggregatdaten irreführende ökologische</w:t>
+      </w:r>
+    </w:p>
+    <w:p>
+      <w:r>
+        <w:t>Schätzungen erzeugen können, wenn die lokalen Übergangsparameter systematisch</w:t>
+      </w:r>
+    </w:p>
+    <w:p>
+      <w:r>
+        <w:t>mit den beobachteten Randverteilungen zusammenhängen.</w:t>
+      </w:r>
+    </w:p>
+    <w:p/>
+    <w:p>
+      <w:r>
+        <w:br/>
+      </w:r>
+      <w:r>
+        <w:br/>
+      </w:r>
+      <w:proofErr w:type="spellStart"/>
+      <w:r>
+        <w:t>iter_max</w:t>
+      </w:r>
+      <w:proofErr w:type="spellEnd"/>
+      <w:r>
+        <w:t xml:space="preserve"> teil: größeres </w:t>
+      </w:r>
+      <w:proofErr w:type="spellStart"/>
+      <w:r>
+        <w:t>iter_max</w:t>
+      </w:r>
+      <w:proofErr w:type="spellEnd"/>
+      <w:r>
+        <w:t xml:space="preserve"> gleich höheres </w:t>
+      </w:r>
+      <w:proofErr w:type="spellStart"/>
+      <w:r>
+        <w:t>overfitting</w:t>
+      </w:r>
+      <w:proofErr w:type="spellEnd"/>
+      <w:r>
+        <w:t xml:space="preserve"> </w:t>
+      </w:r>
+      <w:proofErr w:type="spellStart"/>
+      <w:r>
+        <w:t>problem</w:t>
+      </w:r>
+      <w:proofErr w:type="spellEnd"/>
+      <w:r>
+        <w:t>?</w:t>
+      </w:r>
+    </w:p>
+    <w:p/>
+    <w:p/>
+    <w:p/>
+    <w:p/>
+    <w:p/>
+    <w:p/>
+    <w:p/>
+    <w:p/>
+    <w:p/>
+    <w:p/>
+    <w:p/>
+    <w:p/>
+    <w:p/>
+    <w:p/>
+    <w:p/>
+    <w:p/>
+    <w:p/>
+    <w:p>
+      <w:r>
+        <w:t xml:space="preserve">ITER_MAX </w:t>
+      </w:r>
+      <w:proofErr w:type="spellStart"/>
+      <w:r>
+        <w:t>begründung</w:t>
+      </w:r>
+      <w:proofErr w:type="spellEnd"/>
+      <w:r>
+        <w:t xml:space="preserve"> </w:t>
+      </w:r>
+      <w:proofErr w:type="spellStart"/>
+      <w:r>
+        <w:t>etc</w:t>
+      </w:r>
+      <w:proofErr w:type="spellEnd"/>
+      <w:r>
+        <w:br/>
+      </w:r>
+      <w:r>
+        <w:t xml:space="preserve">Der entscheidende Punkt ist: </w:t>
+      </w:r>
+      <w:proofErr w:type="spellStart"/>
+      <w:r>
+        <w:rPr>
+          <w:b/>
+          <w:bCs/>
+        </w:rPr>
+        <w:t>nslphom_dual</w:t>
+      </w:r>
+      <w:proofErr w:type="spellEnd"/>
+      <w:r>
+        <w:rPr>
+          <w:b/>
+          <w:bCs/>
+        </w:rPr>
+        <w:t xml:space="preserve"> minimiert nicht den </w:t>
+      </w:r>
+      <w:proofErr w:type="spellStart"/>
+      <w:r>
+        <w:rPr>
+          <w:b/>
+          <w:bCs/>
+        </w:rPr>
+        <w:t>HETe</w:t>
+      </w:r>
+      <w:proofErr w:type="spellEnd"/>
+      <w:r>
+        <w:rPr>
+          <w:b/>
+          <w:bCs/>
+        </w:rPr>
+        <w:t xml:space="preserve"> der bereits kombinierten dualen Matrix über alle Iterationspaare.</w:t>
+      </w:r>
+      <w:r>
+        <w:t xml:space="preserve"> Stattdessen läuft die Auswahl zweistufig:</w:t>
+      </w:r>
+    </w:p>
+    <w:p>
+      <w:pPr>
+        <w:numPr>
+          <w:ilvl w:val="0"/>
+          <w:numId w:val="23"/>
+        </w:numPr>
+      </w:pPr>
+      <w:r>
+        <w:t xml:space="preserve">Für die Richtung \(X\to Y\) wird innerhalb der zugelassenen Iterationen diejenige </w:t>
+      </w:r>
+      <w:proofErr w:type="spellStart"/>
+      <w:r>
+        <w:t>nslphom</w:t>
+      </w:r>
+      <w:proofErr w:type="spellEnd"/>
+      <w:r>
+        <w:t xml:space="preserve">-Lösung gewählt, deren richtungsspezifischer </w:t>
+      </w:r>
+      <w:proofErr w:type="spellStart"/>
+      <w:r>
+        <w:t>HETe</w:t>
+      </w:r>
+      <w:proofErr w:type="spellEnd"/>
+      <w:r>
+        <w:t xml:space="preserve"> minimal ist.</w:t>
+      </w:r>
+    </w:p>
+    <w:p>
+      <w:pPr>
+        <w:numPr>
+          <w:ilvl w:val="0"/>
+          <w:numId w:val="23"/>
+        </w:numPr>
+      </w:pPr>
+      <w:r>
+        <w:t>Für \(Y\to X\) geschieht dasselbe separat.</w:t>
+      </w:r>
+    </w:p>
+    <w:p>
+      <w:pPr>
+        <w:numPr>
+          <w:ilvl w:val="0"/>
+          <w:numId w:val="23"/>
+        </w:numPr>
+      </w:pPr>
+      <w:r>
+        <w:t xml:space="preserve">Erst </w:t>
+      </w:r>
+      <w:r>
+        <w:rPr>
+          <w:b/>
+          <w:bCs/>
+        </w:rPr>
+        <w:t>danach</w:t>
+      </w:r>
+      <w:r>
+        <w:t xml:space="preserve"> werden diese beiden ausgewählten Lösungen kombiniert; bei </w:t>
+      </w:r>
+      <w:proofErr w:type="spellStart"/>
+      <w:r>
+        <w:t>dual_w</w:t>
+      </w:r>
+      <w:proofErr w:type="spellEnd"/>
+      <w:r>
+        <w:t xml:space="preserve"> mit Gewichten proportional zu \(</w:t>
+      </w:r>
+      <w:proofErr w:type="spellStart"/>
+      <w:r>
+        <w:t>HETe</w:t>
+      </w:r>
+      <w:proofErr w:type="spellEnd"/>
+      <w:r>
+        <w:t xml:space="preserve">^{-1}\). </w:t>
+      </w:r>
+      <w:proofErr w:type="spellStart"/>
+      <w:r>
+        <w:t>nslphom_dual</w:t>
+      </w:r>
+      <w:proofErr w:type="spellEnd"/>
+      <w:r>
+        <w:t xml:space="preserve">(6) </w:t>
+      </w:r>
+      <w:proofErr w:type="spellStart"/>
+      <w:r>
+        <w:t>nslphom_dual</w:t>
+      </w:r>
+      <w:proofErr w:type="spellEnd"/>
+      <w:r>
+        <w:t>(6)</w:t>
+      </w:r>
+    </w:p>
+    <w:p>
+      <w:r>
+        <w:t xml:space="preserve">Genau das macht auch dein Code: </w:t>
+      </w:r>
+      <w:proofErr w:type="spellStart"/>
+      <w:r>
+        <w:t>nslphom_osqp</w:t>
+      </w:r>
+      <w:proofErr w:type="spellEnd"/>
+      <w:r>
+        <w:t xml:space="preserve">() wählt mit </w:t>
+      </w:r>
+      <w:proofErr w:type="spellStart"/>
+      <w:r>
+        <w:t>which.min</w:t>
+      </w:r>
+      <w:proofErr w:type="spellEnd"/>
+      <w:r>
+        <w:t>(</w:t>
+      </w:r>
+      <w:proofErr w:type="spellStart"/>
+      <w:r>
+        <w:t>HETe.sequence</w:t>
+      </w:r>
+      <w:proofErr w:type="spellEnd"/>
+      <w:r>
+        <w:t xml:space="preserve">) zunächst innerhalb jeder Richtung die beste Iteration aus; </w:t>
+      </w:r>
+      <w:proofErr w:type="spellStart"/>
+      <w:r>
+        <w:t>nslphom_dual_osqp</w:t>
+      </w:r>
+      <w:proofErr w:type="spellEnd"/>
+      <w:r>
+        <w:t xml:space="preserve">() kombiniert anschließend genau diese beiden Matrizen. Das danach berechnete </w:t>
+      </w:r>
+      <w:proofErr w:type="spellStart"/>
+      <w:r>
+        <w:t>HETe.w</w:t>
+      </w:r>
+      <w:proofErr w:type="spellEnd"/>
+      <w:r>
+        <w:t xml:space="preserve"> beschreibt die kombinierte Lösung, wird aber </w:t>
+      </w:r>
+      <w:r>
+        <w:rPr>
+          <w:b/>
+          <w:bCs/>
+        </w:rPr>
+        <w:t>nicht nochmals zur Auswahl der richtungsspezifischen Iterationen verwendet</w:t>
+      </w:r>
+      <w:r>
+        <w:t xml:space="preserve">. </w:t>
+      </w:r>
+      <w:proofErr w:type="spellStart"/>
+      <w:r>
+        <w:t>nslphom_functions</w:t>
+      </w:r>
+      <w:proofErr w:type="spellEnd"/>
+      <w:r>
+        <w:t xml:space="preserve"> </w:t>
+      </w:r>
+      <w:proofErr w:type="spellStart"/>
+      <w:r>
+        <w:t>nslphom_functions</w:t>
+      </w:r>
+      <w:proofErr w:type="spellEnd"/>
+    </w:p>
+    <w:p>
+      <w:r>
+        <w:t xml:space="preserve">Das erklärt deine Grafiken sehr gut: Wenn du </w:t>
+      </w:r>
+      <w:proofErr w:type="spellStart"/>
+      <w:r>
+        <w:t>iter_max</w:t>
+      </w:r>
+      <w:proofErr w:type="spellEnd"/>
+      <w:r>
+        <w:t xml:space="preserve"> erhöhst, darf jede Richtung unter mehr Kandidaten suchen. Sobald beispielsweise bei Iteration 20 ein etwas kleinerer richtungsspezifischer </w:t>
+      </w:r>
+      <w:proofErr w:type="spellStart"/>
+      <w:r>
+        <w:t>HETe</w:t>
+      </w:r>
+      <w:proofErr w:type="spellEnd"/>
+      <w:r>
+        <w:t xml:space="preserve"> gefunden wird, ersetzt </w:t>
+      </w:r>
+      <w:proofErr w:type="spellStart"/>
+      <w:r>
+        <w:t>nslphom</w:t>
+      </w:r>
+      <w:proofErr w:type="spellEnd"/>
+      <w:r>
+        <w:t xml:space="preserve"> die vorher verwendete Matrix. </w:t>
+      </w:r>
+      <w:r>
+        <w:rPr>
+          <w:b/>
+          <w:bCs/>
+        </w:rPr>
+        <w:t xml:space="preserve">Diese neue Einzelmatrix kann nach der dualen Kombination aber einen höheren </w:t>
+      </w:r>
+      <w:proofErr w:type="spellStart"/>
+      <w:r>
+        <w:rPr>
+          <w:b/>
+          <w:bCs/>
+        </w:rPr>
+        <w:t>HETe</w:t>
+      </w:r>
+      <w:proofErr w:type="spellEnd"/>
+      <w:r>
+        <w:rPr>
+          <w:b/>
+          <w:bCs/>
+        </w:rPr>
+        <w:t xml:space="preserve"> der kombinierten Matrix erzeugen.</w:t>
+      </w:r>
+      <w:r>
+        <w:t xml:space="preserve"> Es gibt keine mathematische Garantie, dass</w:t>
+      </w:r>
+    </w:p>
+    <w:p>
+      <w:r>
+        <w:t xml:space="preserve">\[ </w:t>
+      </w:r>
+      <w:proofErr w:type="spellStart"/>
+      <w:r>
+        <w:t>HETe</w:t>
+      </w:r>
+      <w:proofErr w:type="spellEnd"/>
+      <w:r>
+        <w:t>_{12}\</w:t>
+      </w:r>
+      <w:proofErr w:type="spellStart"/>
+      <w:r>
+        <w:t>downarrow</w:t>
+      </w:r>
+      <w:proofErr w:type="spellEnd"/>
+      <w:r>
+        <w:t>,\</w:t>
+      </w:r>
+      <w:proofErr w:type="spellStart"/>
+      <w:r>
+        <w:t>qquad</w:t>
+      </w:r>
+      <w:proofErr w:type="spellEnd"/>
+      <w:r>
+        <w:t xml:space="preserve"> </w:t>
+      </w:r>
+      <w:proofErr w:type="spellStart"/>
+      <w:r>
+        <w:t>HETe</w:t>
+      </w:r>
+      <w:proofErr w:type="spellEnd"/>
+      <w:r>
+        <w:t>_{21}\</w:t>
+      </w:r>
+      <w:proofErr w:type="spellStart"/>
+      <w:r>
+        <w:t>downarrow</w:t>
+      </w:r>
+      <w:proofErr w:type="spellEnd"/>
+      <w:r>
+        <w:t xml:space="preserve"> \]</w:t>
+      </w:r>
+    </w:p>
+    <w:p>
+      <w:r>
+        <w:t>auch zu</w:t>
+      </w:r>
+    </w:p>
+    <w:p>
+      <w:r>
+        <w:lastRenderedPageBreak/>
+        <w:t xml:space="preserve">\[ </w:t>
+      </w:r>
+      <w:proofErr w:type="spellStart"/>
+      <w:r>
+        <w:t>HETe</w:t>
+      </w:r>
+      <w:proofErr w:type="spellEnd"/>
+      <w:r>
+        <w:t>_{\</w:t>
+      </w:r>
+      <w:proofErr w:type="spellStart"/>
+      <w:r>
+        <w:t>mathrm</w:t>
+      </w:r>
+      <w:proofErr w:type="spellEnd"/>
+      <w:r>
+        <w:t>{dual},w}\</w:t>
+      </w:r>
+      <w:proofErr w:type="spellStart"/>
+      <w:r>
+        <w:t>downarrow</w:t>
+      </w:r>
+      <w:proofErr w:type="spellEnd"/>
+      <w:r>
+        <w:t xml:space="preserve"> \]</w:t>
+      </w:r>
+    </w:p>
+    <w:p>
+      <w:r>
+        <w:t>führt.</w:t>
+      </w:r>
+    </w:p>
+    <w:p>
+      <w:r>
+        <w:t xml:space="preserve">Und hier kommt dein Gedanke mit einem kleinen </w:t>
+      </w:r>
+      <w:proofErr w:type="spellStart"/>
+      <w:r>
+        <w:t>iter_max</w:t>
+      </w:r>
+      <w:proofErr w:type="spellEnd"/>
+      <w:r>
+        <w:t xml:space="preserve"> ins Spiel. Das ist tatsächlich sehr nah an der Motivation von Pavía und Romero. Sie beschreiben zwei zulässige Varianten von </w:t>
+      </w:r>
+      <w:proofErr w:type="spellStart"/>
+      <w:r>
+        <w:t>nslphom</w:t>
+      </w:r>
+      <w:proofErr w:type="spellEnd"/>
+      <w:r>
+        <w:t xml:space="preserve">: entweder beim </w:t>
+      </w:r>
+      <w:r>
+        <w:rPr>
+          <w:b/>
+          <w:bCs/>
+        </w:rPr>
+        <w:t xml:space="preserve">ersten lokalen </w:t>
+      </w:r>
+      <w:proofErr w:type="spellStart"/>
+      <w:r>
+        <w:rPr>
+          <w:b/>
+          <w:bCs/>
+        </w:rPr>
+        <w:t>HETe</w:t>
+      </w:r>
+      <w:proofErr w:type="spellEnd"/>
+      <w:r>
+        <w:rPr>
+          <w:b/>
+          <w:bCs/>
+        </w:rPr>
+        <w:t>-Minimum</w:t>
+      </w:r>
+      <w:r>
+        <w:t xml:space="preserve"> stoppen (</w:t>
+      </w:r>
+      <w:proofErr w:type="spellStart"/>
+      <w:r>
+        <w:t>min.first</w:t>
+      </w:r>
+      <w:proofErr w:type="spellEnd"/>
+      <w:r>
+        <w:t xml:space="preserve"> = TRUE) oder eine </w:t>
+      </w:r>
+      <w:r>
+        <w:rPr>
+          <w:b/>
+          <w:bCs/>
+        </w:rPr>
+        <w:t>vorab begrenzte Zahl \(</w:t>
+      </w:r>
+      <w:proofErr w:type="spellStart"/>
+      <w:r>
+        <w:rPr>
+          <w:b/>
+          <w:bCs/>
+        </w:rPr>
+        <w:t>ns</w:t>
+      </w:r>
+      <w:proofErr w:type="spellEnd"/>
+      <w:r>
+        <w:rPr>
+          <w:b/>
+          <w:bCs/>
+        </w:rPr>
+        <w:t>\)</w:t>
+      </w:r>
+      <w:r>
+        <w:t xml:space="preserve"> von Iterationen zulassen und daraus die kleinste </w:t>
+      </w:r>
+      <w:proofErr w:type="spellStart"/>
+      <w:r>
+        <w:t>HETe</w:t>
+      </w:r>
+      <w:proofErr w:type="spellEnd"/>
+      <w:r>
+        <w:t>-Lösung wählen. Besonders relevant für dich ist ihre ausdrückliche Warnung: Mit wachsendem \(</w:t>
+      </w:r>
+      <w:proofErr w:type="spellStart"/>
+      <w:r>
+        <w:t>ns</w:t>
+      </w:r>
+      <w:proofErr w:type="spellEnd"/>
+      <w:r>
+        <w:t xml:space="preserve">\) steigt zwar die Chance, einen noch kleineren </w:t>
+      </w:r>
+      <w:proofErr w:type="spellStart"/>
+      <w:r>
+        <w:t>HETe</w:t>
+      </w:r>
+      <w:proofErr w:type="spellEnd"/>
+      <w:r>
+        <w:t xml:space="preserve"> zu finden, die tatsächliche Punktlösung kann sich dabei aber trotzdem verschlechtern — sogar dann, wenn </w:t>
+      </w:r>
+      <w:proofErr w:type="spellStart"/>
+      <w:r>
+        <w:t>HETe</w:t>
+      </w:r>
+      <w:proofErr w:type="spellEnd"/>
+      <w:r>
+        <w:t xml:space="preserve"> weiter sinkt. Deshalb empfehlen sie für die zweite Variante bewusst eine relativ kleine Iterationszahl. </w:t>
+      </w:r>
+      <w:proofErr w:type="spellStart"/>
+      <w:r>
+        <w:t>lphom</w:t>
+      </w:r>
+      <w:proofErr w:type="spellEnd"/>
+    </w:p>
+    <w:p>
+      <w:r>
+        <w:t xml:space="preserve">Das ist also </w:t>
+      </w:r>
+      <w:proofErr w:type="spellStart"/>
+      <w:r>
+        <w:rPr>
+          <w:b/>
+          <w:bCs/>
+        </w:rPr>
+        <w:t>overfitting</w:t>
+      </w:r>
+      <w:proofErr w:type="spellEnd"/>
+      <w:r>
+        <w:rPr>
+          <w:b/>
+          <w:bCs/>
+        </w:rPr>
+        <w:t>-artig</w:t>
+      </w:r>
+      <w:r>
+        <w:t>, aber ich würde in der Arbeit nicht unbedingt das Wort „</w:t>
+      </w:r>
+      <w:proofErr w:type="spellStart"/>
+      <w:r>
+        <w:t>Overfitting</w:t>
+      </w:r>
+      <w:proofErr w:type="spellEnd"/>
+      <w:r>
+        <w:t xml:space="preserve">“ verwenden. Es ist kein klassisches </w:t>
+      </w:r>
+      <w:proofErr w:type="spellStart"/>
+      <w:r>
+        <w:t>Overfitting</w:t>
+      </w:r>
+      <w:proofErr w:type="spellEnd"/>
+      <w:r>
+        <w:t xml:space="preserve"> eines Regressionsmodells. Präziser wäre:</w:t>
+      </w:r>
+    </w:p>
+    <w:p>
+      <w:r>
+        <w:t xml:space="preserve">Eine sehr große Zahl zugelassener Iterationen erhöht die Möglichkeit, die Schätzung zunehmend an das modellinterne </w:t>
+      </w:r>
+      <w:proofErr w:type="spellStart"/>
+      <w:r>
+        <w:t>HETe</w:t>
+      </w:r>
+      <w:proofErr w:type="spellEnd"/>
+      <w:r>
+        <w:t xml:space="preserve">-Kriterium anzupassen, obwohl ein kleinerer </w:t>
+      </w:r>
+      <w:proofErr w:type="spellStart"/>
+      <w:r>
+        <w:t>HETe</w:t>
+      </w:r>
+      <w:proofErr w:type="spellEnd"/>
+      <w:r>
+        <w:t xml:space="preserve"> nicht zwingend mit einer genaueren unbekannten Übergangsmatrix einhergeht.</w:t>
+      </w:r>
+    </w:p>
+    <w:p>
+      <w:r>
+        <w:t xml:space="preserve">Genau dafür liefern Pavía und Romero sogar empirische Evidenz: ns_10 hatte in ihren Daten den besten Kompromiss aus Genauigkeit und Rechenaufwand; ns_25 und </w:t>
+      </w:r>
+      <w:proofErr w:type="spellStart"/>
+      <w:r>
+        <w:t>ns_first</w:t>
+      </w:r>
+      <w:proofErr w:type="spellEnd"/>
+      <w:r>
+        <w:t xml:space="preserve"> waren ebenfalls konkurrenzfähig, während ns_50 und ns_100 keine systematische Verbesserung brachten und teilweise sogar schlechtere wahre Punktlösungen ergaben. </w:t>
+      </w:r>
+      <w:proofErr w:type="spellStart"/>
+      <w:r>
+        <w:t>lphom</w:t>
+      </w:r>
+      <w:proofErr w:type="spellEnd"/>
+    </w:p>
+    <w:p>
+      <w:r>
+        <w:t xml:space="preserve">Damit ist deine Idee </w:t>
+      </w:r>
+      <w:r>
+        <w:rPr>
+          <w:b/>
+          <w:bCs/>
+        </w:rPr>
+        <w:t>inhaltlich plausibel</w:t>
+      </w:r>
+      <w:r>
+        <w:t>:</w:t>
+      </w:r>
+    </w:p>
+    <w:p>
+      <w:proofErr w:type="spellStart"/>
+      <w:r>
+        <w:t>iter_max</w:t>
+      </w:r>
+      <w:proofErr w:type="spellEnd"/>
+      <w:r>
+        <w:t xml:space="preserve"> klein halten, damit spätere, nur nach dem richtungsspezifischen </w:t>
+      </w:r>
+      <w:proofErr w:type="spellStart"/>
+      <w:r>
+        <w:t>HETe</w:t>
+      </w:r>
+      <w:proofErr w:type="spellEnd"/>
+      <w:r>
+        <w:t xml:space="preserve"> attraktivere Lösungen die endgültige duale Kombination nicht verschlechtern.</w:t>
+      </w:r>
+    </w:p>
+    <w:p>
+      <w:r>
+        <w:t xml:space="preserve">Aber es gibt einen wichtigen methodischen Unterschied: </w:t>
+      </w:r>
+      <w:r>
+        <w:rPr>
+          <w:b/>
+          <w:bCs/>
+        </w:rPr>
+        <w:t>Pavía und Romero wählen das kleine \(</w:t>
+      </w:r>
+      <w:proofErr w:type="spellStart"/>
+      <w:r>
+        <w:rPr>
+          <w:b/>
+          <w:bCs/>
+        </w:rPr>
+        <w:t>ns</w:t>
+      </w:r>
+      <w:proofErr w:type="spellEnd"/>
+      <w:r>
+        <w:rPr>
+          <w:b/>
+          <w:bCs/>
+        </w:rPr>
+        <w:t xml:space="preserve">\) nicht dadurch, dass sie für genau einen Datensatz nachträglich den </w:t>
+      </w:r>
+      <w:proofErr w:type="spellStart"/>
+      <w:r>
+        <w:rPr>
+          <w:b/>
+          <w:bCs/>
+        </w:rPr>
+        <w:t>HETe</w:t>
+      </w:r>
+      <w:proofErr w:type="spellEnd"/>
+      <w:r>
+        <w:rPr>
+          <w:b/>
+          <w:bCs/>
+        </w:rPr>
+        <w:t xml:space="preserve"> der fertigen Dualmatrix über \(</w:t>
+      </w:r>
+      <w:proofErr w:type="spellStart"/>
+      <w:r>
+        <w:rPr>
+          <w:b/>
+          <w:bCs/>
+        </w:rPr>
+        <w:t>ns</w:t>
+      </w:r>
+      <w:proofErr w:type="spellEnd"/>
+      <w:r>
+        <w:rPr>
+          <w:b/>
+          <w:bCs/>
+        </w:rPr>
+        <w:t>=1,\dots,80\) minimieren.</w:t>
+      </w:r>
+      <w:r>
+        <w:t xml:space="preserve"> Sie untersuchen mit bekannten wahren Übergangsmatrizen, welche festen Iterationsregeln im Mittel gut funktionieren. Dein Verfahren</w:t>
+      </w:r>
+    </w:p>
+    <w:p>
+      <w:r>
+        <w:t>\[ \</w:t>
+      </w:r>
+      <w:proofErr w:type="spellStart"/>
+      <w:r>
+        <w:t>widehat</w:t>
+      </w:r>
+      <w:proofErr w:type="spellEnd"/>
+      <w:r>
+        <w:t>{m} = \arg\</w:t>
+      </w:r>
+      <w:proofErr w:type="spellStart"/>
+      <w:r>
+        <w:t>min_m</w:t>
+      </w:r>
+      <w:proofErr w:type="spellEnd"/>
+      <w:r>
+        <w:t xml:space="preserve"> </w:t>
+      </w:r>
+      <w:proofErr w:type="spellStart"/>
+      <w:r>
+        <w:t>HETe</w:t>
+      </w:r>
+      <w:proofErr w:type="spellEnd"/>
+      <w:r>
+        <w:t>_{\</w:t>
+      </w:r>
+      <w:proofErr w:type="spellStart"/>
+      <w:r>
+        <w:t>mathrm</w:t>
+      </w:r>
+      <w:proofErr w:type="spellEnd"/>
+      <w:r>
+        <w:t>{dual},w}(m) \]</w:t>
+      </w:r>
+    </w:p>
+    <w:p>
+      <w:r>
+        <w:t xml:space="preserve">ist daher eine </w:t>
+      </w:r>
+      <w:r>
+        <w:rPr>
+          <w:b/>
+          <w:bCs/>
+        </w:rPr>
+        <w:t>eigene zusätzliche Auswahlregel</w:t>
+      </w:r>
+      <w:r>
+        <w:t xml:space="preserve">. Sie ist logisch konsistent, weil du das Kriterium direkt auf die finale, tatsächlich verwendete Dualmatrix anwendest; sie gehört aber nicht zum Standardalgorithmus von </w:t>
+      </w:r>
+      <w:proofErr w:type="spellStart"/>
+      <w:r>
+        <w:t>nslphom_dual</w:t>
+      </w:r>
+      <w:proofErr w:type="spellEnd"/>
+      <w:r>
+        <w:t>.</w:t>
+      </w:r>
+    </w:p>
+    <w:p>
+      <w:r>
+        <w:t>Ich würde deshalb drei Dinge auseinanderhalten:</w:t>
+      </w:r>
+    </w:p>
+    <w:p>
+      <w:pPr>
+        <w:numPr>
+          <w:ilvl w:val="0"/>
+          <w:numId w:val="24"/>
+        </w:numPr>
+      </w:pPr>
+      <w:r>
+        <w:rPr>
+          <w:b/>
+          <w:bCs/>
+        </w:rPr>
+        <w:t>Standard-</w:t>
+      </w:r>
+      <w:proofErr w:type="spellStart"/>
+      <w:r>
+        <w:rPr>
+          <w:b/>
+          <w:bCs/>
+        </w:rPr>
+        <w:t>nslphom</w:t>
+      </w:r>
+      <w:proofErr w:type="spellEnd"/>
+      <w:r>
+        <w:rPr>
+          <w:b/>
+          <w:bCs/>
+        </w:rPr>
+        <w:t>:</w:t>
+      </w:r>
+      <w:r>
+        <w:t xml:space="preserve"> innerhalb eines vorgegebenen </w:t>
+      </w:r>
+      <w:proofErr w:type="spellStart"/>
+      <w:r>
+        <w:t>iter_max</w:t>
+      </w:r>
+      <w:proofErr w:type="spellEnd"/>
+      <w:r>
+        <w:t xml:space="preserve"> die Iteration mit kleinstem </w:t>
+      </w:r>
+      <w:proofErr w:type="spellStart"/>
+      <w:r>
+        <w:t>HETe</w:t>
+      </w:r>
+      <w:proofErr w:type="spellEnd"/>
+      <w:r>
+        <w:t xml:space="preserve"> wählen.</w:t>
+      </w:r>
+    </w:p>
+    <w:p>
+      <w:pPr>
+        <w:numPr>
+          <w:ilvl w:val="0"/>
+          <w:numId w:val="24"/>
+        </w:numPr>
+      </w:pPr>
+      <w:r>
+        <w:rPr>
+          <w:b/>
+          <w:bCs/>
+        </w:rPr>
+        <w:t>Standard-</w:t>
+      </w:r>
+      <w:proofErr w:type="spellStart"/>
+      <w:r>
+        <w:rPr>
+          <w:b/>
+          <w:bCs/>
+        </w:rPr>
+        <w:t>nslphom_dual_w</w:t>
+      </w:r>
+      <w:proofErr w:type="spellEnd"/>
+      <w:r>
+        <w:rPr>
+          <w:b/>
+          <w:bCs/>
+        </w:rPr>
+        <w:t>:</w:t>
+      </w:r>
+      <w:r>
+        <w:t xml:space="preserve"> das separat für beide Richtungen tun und anschließend die beiden Lösungen invers nach ihren jeweiligen </w:t>
+      </w:r>
+      <w:proofErr w:type="spellStart"/>
+      <w:r>
+        <w:t>HETe</w:t>
+      </w:r>
+      <w:proofErr w:type="spellEnd"/>
+      <w:r>
+        <w:t>-Werten kombinieren.</w:t>
+      </w:r>
+    </w:p>
+    <w:p>
+      <w:pPr>
+        <w:numPr>
+          <w:ilvl w:val="0"/>
+          <w:numId w:val="24"/>
+        </w:numPr>
+      </w:pPr>
+      <w:r>
+        <w:rPr>
+          <w:b/>
+          <w:bCs/>
+        </w:rPr>
+        <w:t>Deine Erweiterung:</w:t>
+      </w:r>
+      <w:r>
+        <w:t xml:space="preserve"> verschiedene </w:t>
+      </w:r>
+      <w:proofErr w:type="spellStart"/>
+      <w:r>
+        <w:t>iter_max</w:t>
+      </w:r>
+      <w:proofErr w:type="spellEnd"/>
+      <w:r>
+        <w:t xml:space="preserve"> vergleichen und den Wert wählen, bei dem der anschließend neu berechnete </w:t>
+      </w:r>
+      <w:proofErr w:type="spellStart"/>
+      <w:r>
+        <w:t>HETe</w:t>
+      </w:r>
+      <w:proofErr w:type="spellEnd"/>
+      <w:r>
+        <w:t xml:space="preserve"> der gewichteten Dualmatrix minimal ist.</w:t>
+      </w:r>
+    </w:p>
+    <w:p>
+      <w:r>
+        <w:t xml:space="preserve">Diese dritte Stufe ist nicht absurd — im Gegenteil, sie passt zu deiner eigentlichen Zielgröße besser als nur die beiden Richtungskriterien isoliert zu betrachten. Aber du solltest sie </w:t>
+      </w:r>
+      <w:r>
+        <w:rPr>
+          <w:b/>
+          <w:bCs/>
+        </w:rPr>
+        <w:t xml:space="preserve">nicht als originäre </w:t>
+      </w:r>
+      <w:proofErr w:type="spellStart"/>
+      <w:r>
+        <w:rPr>
+          <w:b/>
+          <w:bCs/>
+        </w:rPr>
+        <w:t>nslphom_dual</w:t>
+      </w:r>
+      <w:proofErr w:type="spellEnd"/>
+      <w:r>
+        <w:rPr>
+          <w:b/>
+          <w:bCs/>
+        </w:rPr>
+        <w:t>-Logik darstellen</w:t>
+      </w:r>
+      <w:r>
+        <w:t>, sondern als eigene Iterationsdiagnostik.</w:t>
+      </w:r>
+    </w:p>
+    <w:p>
+      <w:r>
+        <w:lastRenderedPageBreak/>
+        <w:t>Mein methodischer Rat wäre daher jetzt:</w:t>
+      </w:r>
+    </w:p>
+    <w:p>
+      <w:r>
+        <w:t xml:space="preserve">Wenn du bei </w:t>
+      </w:r>
+      <w:proofErr w:type="spellStart"/>
+      <w:r>
+        <w:t>iter_max</w:t>
+      </w:r>
+      <w:proofErr w:type="spellEnd"/>
+      <w:r>
+        <w:t xml:space="preserve">=2 bleiben willst, ist das vertretbar, </w:t>
+      </w:r>
+      <w:r>
+        <w:rPr>
+          <w:b/>
+          <w:bCs/>
+        </w:rPr>
+        <w:t>wenn du es als bewusstes Early-</w:t>
+      </w:r>
+      <w:proofErr w:type="spellStart"/>
+      <w:r>
+        <w:rPr>
+          <w:b/>
+          <w:bCs/>
+        </w:rPr>
+        <w:t>Stopping</w:t>
+      </w:r>
+      <w:proofErr w:type="spellEnd"/>
+      <w:r>
+        <w:rPr>
+          <w:b/>
+          <w:bCs/>
+        </w:rPr>
+        <w:t>-/</w:t>
+      </w:r>
+      <w:proofErr w:type="spellStart"/>
+      <w:r>
+        <w:rPr>
+          <w:b/>
+          <w:bCs/>
+        </w:rPr>
+        <w:t>Regularisierungskriterium</w:t>
+      </w:r>
+      <w:proofErr w:type="spellEnd"/>
+      <w:r>
+        <w:rPr>
+          <w:b/>
+          <w:bCs/>
+        </w:rPr>
+        <w:t xml:space="preserve"> der dualen Gesamtlösung formulierst und nicht als „global optimale </w:t>
+      </w:r>
+      <w:proofErr w:type="spellStart"/>
+      <w:r>
+        <w:rPr>
+          <w:b/>
+          <w:bCs/>
+        </w:rPr>
+        <w:t>nslphom</w:t>
+      </w:r>
+      <w:proofErr w:type="spellEnd"/>
+      <w:r>
+        <w:rPr>
+          <w:b/>
+          <w:bCs/>
+        </w:rPr>
+        <w:t>-Lösung“</w:t>
+      </w:r>
+      <w:r>
+        <w:t xml:space="preserve">. Noch stärker würde die Begründung, wenn deine Simulation zeigt, dass sehr frühe Iterationen zumindest nicht schlechter abschneiden als große </w:t>
+      </w:r>
+      <w:proofErr w:type="spellStart"/>
+      <w:r>
+        <w:t>iter_max</w:t>
+      </w:r>
+      <w:proofErr w:type="spellEnd"/>
+      <w:r>
+        <w:t>-Werte.</w:t>
+      </w:r>
+    </w:p>
+    <w:p>
+      <w:r>
+        <w:t>Für deine Arbeit könnte die Kernaussage etwa lauten:</w:t>
+      </w:r>
+    </w:p>
+    <w:p>
+      <w:r>
+        <w:t xml:space="preserve">Da ein kleinerer richtungsspezifischer </w:t>
+      </w:r>
+      <w:proofErr w:type="spellStart"/>
+      <w:r>
+        <w:t>HETe</w:t>
+      </w:r>
+      <w:proofErr w:type="spellEnd"/>
+      <w:r>
+        <w:t xml:space="preserve"> nicht zwingend zu einer</w:t>
+      </w:r>
+    </w:p>
+    <w:p>
+      <w:r>
+        <w:t>besseren kombinierten dualen Lösung führt, wurde die maximale Iterationszahl</w:t>
+      </w:r>
+    </w:p>
+    <w:p>
+      <w:r>
+        <w:t>nicht allein anhand der beiden Einzelrichtungen festgelegt. Für</w:t>
+      </w:r>
+    </w:p>
+    <w:p>
+      <w:r>
+        <w:t>$m=1,\ldots,80$ wurde rekonstruiert, welche richtungsspezifischen</w:t>
+      </w:r>
+    </w:p>
+    <w:p>
+      <w:r>
+        <w:t>\</w:t>
+      </w:r>
+      <w:proofErr w:type="spellStart"/>
+      <w:r>
+        <w:t>textit</w:t>
+      </w:r>
+      <w:proofErr w:type="spellEnd"/>
+      <w:r>
         <w:t>{</w:t>
       </w:r>
-      <w:proofErr w:type="gramEnd"/>
-      <w:r>
-        <w:t>ChoGaines2004} zeigen am Beispiel von $2\times2$-Problemen,</w:t>
-      </w:r>
-    </w:p>
-    <w:p>
-      <w:r>
-        <w:t>dass selbst scheinbar informative Aggregatdaten irreführende ökologische</w:t>
-      </w:r>
-    </w:p>
-    <w:p>
-      <w:r>
-        <w:t>Schätzungen erzeugen können, wenn die lokalen Übergangsparameter systematisch</w:t>
-      </w:r>
-    </w:p>
-    <w:p>
-      <w:r>
-        <w:t>mit den beobachteten Randverteilungen zusammenhängen.</w:t>
+      <w:proofErr w:type="spellStart"/>
+      <w:r>
+        <w:t>nslphom</w:t>
+      </w:r>
+      <w:proofErr w:type="spellEnd"/>
+      <w:r>
+        <w:t>}-Lösungen bei \</w:t>
+      </w:r>
+      <w:proofErr w:type="spellStart"/>
+      <w:r>
+        <w:t>texttt</w:t>
+      </w:r>
+      <w:proofErr w:type="spellEnd"/>
+      <w:r>
+        <w:t>{</w:t>
+      </w:r>
+      <w:proofErr w:type="spellStart"/>
+      <w:r>
+        <w:t>iter</w:t>
+      </w:r>
+      <w:proofErr w:type="spellEnd"/>
+      <w:r>
+        <w:t>\_</w:t>
+      </w:r>
+      <w:proofErr w:type="spellStart"/>
+      <w:r>
+        <w:t>max</w:t>
+      </w:r>
+      <w:proofErr w:type="spellEnd"/>
+      <w:r>
+        <w:t>}=$m$ ausgewählt würden,</w:t>
+      </w:r>
+    </w:p>
+    <w:p>
+      <w:r>
+        <w:t>diese anschließend gemäß der gewichteten dualen Schätzung kombiniert und</w:t>
+      </w:r>
+    </w:p>
+    <w:p>
+      <w:r>
+        <w:t xml:space="preserve">der </w:t>
+      </w:r>
+      <w:proofErr w:type="spellStart"/>
+      <w:r>
+        <w:t>HETe</w:t>
+      </w:r>
+      <w:proofErr w:type="spellEnd"/>
+      <w:r>
+        <w:t xml:space="preserve"> der resultierenden Matrix erneut berechnet. Das Minimum dieses</w:t>
+      </w:r>
+    </w:p>
+    <w:p>
+      <w:r>
+        <w:t>Kriteriums liegt bei \</w:t>
+      </w:r>
+      <w:proofErr w:type="spellStart"/>
+      <w:r>
+        <w:t>texttt</w:t>
+      </w:r>
+      <w:proofErr w:type="spellEnd"/>
+      <w:r>
+        <w:t>{</w:t>
+      </w:r>
+      <w:proofErr w:type="spellStart"/>
+      <w:r>
+        <w:t>iter</w:t>
+      </w:r>
+      <w:proofErr w:type="spellEnd"/>
+      <w:r>
+        <w:t>\_</w:t>
+      </w:r>
+      <w:proofErr w:type="spellStart"/>
+      <w:r>
+        <w:t>max</w:t>
+      </w:r>
+      <w:proofErr w:type="spellEnd"/>
+      <w:r>
+        <w:t>}=2.</w:t>
       </w:r>
     </w:p>
     <w:p/>
     <w:p>
       <w:r>
-        <w:br/>
-      </w:r>
-      <w:r>
-        <w:br/>
-      </w:r>
-      <w:proofErr w:type="spellStart"/>
-      <w:r>
-        <w:t>iter_max</w:t>
-      </w:r>
-      <w:proofErr w:type="spellEnd"/>
-      <w:r>
-        <w:t xml:space="preserve"> teil: größeres </w:t>
-      </w:r>
-      <w:proofErr w:type="spellStart"/>
-      <w:r>
-        <w:t>iter_max</w:t>
-      </w:r>
-      <w:proofErr w:type="spellEnd"/>
-      <w:r>
-        <w:t xml:space="preserve"> gleich höheres </w:t>
-      </w:r>
-      <w:proofErr w:type="spellStart"/>
-      <w:r>
-        <w:t>overfitting</w:t>
-      </w:r>
-      <w:proofErr w:type="spellEnd"/>
-      <w:r>
-        <w:t xml:space="preserve"> </w:t>
-      </w:r>
-      <w:proofErr w:type="spellStart"/>
-      <w:r>
-        <w:t>problem</w:t>
-      </w:r>
-      <w:proofErr w:type="spellEnd"/>
-      <w:r>
-        <w:t>?</w:t>
-      </w:r>
-    </w:p>
+        <w:t>Die Begrenzung auf eine kleine Iterationszahl ist auch vor dem Hintergrund</w:t>
+      </w:r>
+    </w:p>
+    <w:p>
+      <w:r>
+        <w:t>von \</w:t>
+      </w:r>
+      <w:proofErr w:type="spellStart"/>
+      <w:r>
+        <w:t>textcite</w:t>
+      </w:r>
+      <w:proofErr w:type="spellEnd"/>
+      <w:r>
+        <w:t>{PaviaRomero2024a} plausibel. Die Autoren zeigen, dass mit</w:t>
+      </w:r>
+    </w:p>
+    <w:p>
+      <w:r>
+        <w:t xml:space="preserve">zunehmender Zahl zugelassener Iterationen zwar kleinere </w:t>
+      </w:r>
+      <w:proofErr w:type="spellStart"/>
+      <w:r>
+        <w:t>HETe</w:t>
+      </w:r>
+      <w:proofErr w:type="spellEnd"/>
+      <w:r>
+        <w:t>-Werte gefunden</w:t>
+      </w:r>
+    </w:p>
+    <w:p>
+      <w:r>
+        <w:t>werden können, sich die tatsächlichen Punktlösungen jedoch nicht zwingend</w:t>
+      </w:r>
+    </w:p>
+    <w:p>
+      <w:r>
+        <w:t>verbessern und teilweise sogar verschlechtern. Eine kleine Iterationszahl</w:t>
+      </w:r>
+    </w:p>
+    <w:p>
+      <w:r>
+        <w:t>kann daher als Form eines frühen Abbruchs verstanden werden, die eine</w:t>
+      </w:r>
+    </w:p>
+    <w:p>
+      <w:r>
+        <w:t xml:space="preserve">übermäßige Anpassung an das modellinterne </w:t>
+      </w:r>
+      <w:proofErr w:type="spellStart"/>
+      <w:r>
+        <w:t>HETe</w:t>
+      </w:r>
+      <w:proofErr w:type="spellEnd"/>
+      <w:r>
+        <w:t>-Kriterium begrenzt.</w:t>
+      </w:r>
+    </w:p>
+    <w:p>
+      <w:r>
+        <w:t xml:space="preserve">Ich würde dabei </w:t>
+      </w:r>
+      <w:r>
+        <w:rPr>
+          <w:b/>
+          <w:bCs/>
+        </w:rPr>
+        <w:t>nicht „</w:t>
+      </w:r>
+      <w:proofErr w:type="spellStart"/>
+      <w:r>
+        <w:rPr>
+          <w:b/>
+          <w:bCs/>
+        </w:rPr>
+        <w:t>Overfitting</w:t>
+      </w:r>
+      <w:proofErr w:type="spellEnd"/>
+      <w:r>
+        <w:rPr>
+          <w:b/>
+          <w:bCs/>
+        </w:rPr>
+        <w:t>“ als festen Fachbegriff</w:t>
+      </w:r>
+      <w:r>
+        <w:t xml:space="preserve"> verwenden, sondern eher „übermäßige Anpassung an das interne </w:t>
+      </w:r>
+      <w:proofErr w:type="spellStart"/>
+      <w:r>
+        <w:t>HETe</w:t>
+      </w:r>
+      <w:proofErr w:type="spellEnd"/>
+      <w:r>
+        <w:t xml:space="preserve">-Kriterium“ oder „Early </w:t>
+      </w:r>
+      <w:proofErr w:type="spellStart"/>
+      <w:r>
+        <w:t>Stopping</w:t>
+      </w:r>
+      <w:proofErr w:type="spellEnd"/>
+      <w:r>
+        <w:t>“. Das trifft dein Argument präziser.</w:t>
+      </w:r>
+    </w:p>
+    <w:p/>
     <w:sectPr>
       <w:pgSz w:w="11906" w:h="16838"/>
       <w:pgMar w:top="1417" w:right="1417" w:bottom="1134" w:left="1417" w:header="708" w:footer="708" w:gutter="0"/>
@@ -3127,6 +4630,119 @@
     </w:lvl>
   </w:abstractNum>
   <w:abstractNum w:abstractNumId="12" w15:restartNumberingAfterBreak="0">
+    <w:nsid w:val="4E067ED6"/>
+    <w:multiLevelType w:val="multilevel"/>
+    <w:tmpl w:val="4AE6D9DA"/>
+    <w:lvl w:ilvl="0">
+      <w:start w:val="1"/>
+      <w:numFmt w:val="decimal"/>
+      <w:lvlText w:val="%1."/>
+      <w:lvlJc w:val="left"/>
+      <w:pPr>
+        <w:tabs>
+          <w:tab w:val="num" w:pos="720"/>
+        </w:tabs>
+        <w:ind w:left="720" w:hanging="360"/>
+      </w:pPr>
+    </w:lvl>
+    <w:lvl w:ilvl="1" w:tentative="1">
+      <w:start w:val="1"/>
+      <w:numFmt w:val="decimal"/>
+      <w:lvlText w:val="%2."/>
+      <w:lvlJc w:val="left"/>
+      <w:pPr>
+        <w:tabs>
+          <w:tab w:val="num" w:pos="1440"/>
+        </w:tabs>
+        <w:ind w:left="1440" w:hanging="360"/>
+      </w:pPr>
+    </w:lvl>
+    <w:lvl w:ilvl="2" w:tentative="1">
+      <w:start w:val="1"/>
+      <w:numFmt w:val="decimal"/>
+      <w:lvlText w:val="%3."/>
+      <w:lvlJc w:val="left"/>
+      <w:pPr>
+        <w:tabs>
+          <w:tab w:val="num" w:pos="2160"/>
+        </w:tabs>
+        <w:ind w:left="2160" w:hanging="360"/>
+      </w:pPr>
+    </w:lvl>
+    <w:lvl w:ilvl="3" w:tentative="1">
+      <w:start w:val="1"/>
+      <w:numFmt w:val="decimal"/>
+      <w:lvlText w:val="%4."/>
+      <w:lvlJc w:val="left"/>
+      <w:pPr>
+        <w:tabs>
+          <w:tab w:val="num" w:pos="2880"/>
+        </w:tabs>
+        <w:ind w:left="2880" w:hanging="360"/>
+      </w:pPr>
+    </w:lvl>
+    <w:lvl w:ilvl="4" w:tentative="1">
+      <w:start w:val="1"/>
+      <w:numFmt w:val="decimal"/>
+      <w:lvlText w:val="%5."/>
+      <w:lvlJc w:val="left"/>
+      <w:pPr>
+        <w:tabs>
+          <w:tab w:val="num" w:pos="3600"/>
+        </w:tabs>
+        <w:ind w:left="3600" w:hanging="360"/>
+      </w:pPr>
+    </w:lvl>
+    <w:lvl w:ilvl="5" w:tentative="1">
+      <w:start w:val="1"/>
+      <w:numFmt w:val="decimal"/>
+      <w:lvlText w:val="%6."/>
+      <w:lvlJc w:val="left"/>
+      <w:pPr>
+        <w:tabs>
+          <w:tab w:val="num" w:pos="4320"/>
+        </w:tabs>
+        <w:ind w:left="4320" w:hanging="360"/>
+      </w:pPr>
+    </w:lvl>
+    <w:lvl w:ilvl="6" w:tentative="1">
+      <w:start w:val="1"/>
+      <w:numFmt w:val="decimal"/>
+      <w:lvlText w:val="%7."/>
+      <w:lvlJc w:val="left"/>
+      <w:pPr>
+        <w:tabs>
+          <w:tab w:val="num" w:pos="5040"/>
+        </w:tabs>
+        <w:ind w:left="5040" w:hanging="360"/>
+      </w:pPr>
+    </w:lvl>
+    <w:lvl w:ilvl="7" w:tentative="1">
+      <w:start w:val="1"/>
+      <w:numFmt w:val="decimal"/>
+      <w:lvlText w:val="%8."/>
+      <w:lvlJc w:val="left"/>
+      <w:pPr>
+        <w:tabs>
+          <w:tab w:val="num" w:pos="5760"/>
+        </w:tabs>
+        <w:ind w:left="5760" w:hanging="360"/>
+      </w:pPr>
+    </w:lvl>
+    <w:lvl w:ilvl="8" w:tentative="1">
+      <w:start w:val="1"/>
+      <w:numFmt w:val="decimal"/>
+      <w:lvlText w:val="%9."/>
+      <w:lvlJc w:val="left"/>
+      <w:pPr>
+        <w:tabs>
+          <w:tab w:val="num" w:pos="6480"/>
+        </w:tabs>
+        <w:ind w:left="6480" w:hanging="360"/>
+      </w:pPr>
+    </w:lvl>
+  </w:abstractNum>
+  <w:abstractNum w:abstractNumId="13" w15:restartNumberingAfterBreak="0">
     <w:nsid w:val="4E9C0555"/>
     <w:multiLevelType w:val="multilevel"/>
     <w:tmpl w:val="6BECB9E6"/>
@@ -3239,7 +4855,7 @@
       </w:pPr>
     </w:lvl>
   </w:abstractNum>
-  <w:abstractNum w:abstractNumId="13" w15:restartNumberingAfterBreak="0">
+  <w:abstractNum w:abstractNumId="14" w15:restartNumberingAfterBreak="0">
     <w:nsid w:val="5242628E"/>
     <w:multiLevelType w:val="multilevel"/>
     <w:tmpl w:val="6CA80002"/>
@@ -3388,7 +5004,7 @@
       </w:rPr>
     </w:lvl>
   </w:abstractNum>
-  <w:abstractNum w:abstractNumId="14" w15:restartNumberingAfterBreak="0">
+  <w:abstractNum w:abstractNumId="15" w15:restartNumberingAfterBreak="0">
     <w:nsid w:val="5259653A"/>
     <w:multiLevelType w:val="multilevel"/>
     <w:tmpl w:val="3B9421FA"/>
@@ -3505,7 +5121,156 @@
       </w:pPr>
     </w:lvl>
   </w:abstractNum>
-  <w:abstractNum w:abstractNumId="15" w15:restartNumberingAfterBreak="0">
+  <w:abstractNum w:abstractNumId="16" w15:restartNumberingAfterBreak="0">
+    <w:nsid w:val="5D8578EA"/>
+    <w:multiLevelType w:val="multilevel"/>
+    <w:tmpl w:val="D93C4F30"/>
+    <w:lvl w:ilvl="0">
+      <w:start w:val="1"/>
+      <w:numFmt w:val="bullet"/>
+      <w:lvlText w:val=""/>
+      <w:lvlJc w:val="left"/>
+      <w:pPr>
+        <w:tabs>
+          <w:tab w:val="num" w:pos="720"/>
+        </w:tabs>
+        <w:ind w:left="720" w:hanging="360"/>
+      </w:pPr>
+      <w:rPr>
+        <w:rFonts w:ascii="Symbol" w:hAnsi="Symbol" w:hint="default"/>
+        <w:sz w:val="20"/>
+      </w:rPr>
+    </w:lvl>
+    <w:lvl w:ilvl="1" w:tentative="1">
+      <w:start w:val="1"/>
+      <w:numFmt w:val="bullet"/>
+      <w:lvlText w:val="o"/>
+      <w:lvlJc w:val="left"/>
+      <w:pPr>
+        <w:tabs>
+          <w:tab w:val="num" w:pos="1440"/>
+        </w:tabs>
+        <w:ind w:left="1440" w:hanging="360"/>
+      </w:pPr>
+      <w:rPr>
+        <w:rFonts w:ascii="Courier New" w:hAnsi="Courier New" w:hint="default"/>
+        <w:sz w:val="20"/>
+      </w:rPr>
+    </w:lvl>
+    <w:lvl w:ilvl="2" w:tentative="1">
+      <w:start w:val="1"/>
+      <w:numFmt w:val="bullet"/>
+      <w:lvlText w:val=""/>
+      <w:lvlJc w:val="left"/>
+      <w:pPr>
+        <w:tabs>
+          <w:tab w:val="num" w:pos="2160"/>
+        </w:tabs>
+        <w:ind w:left="2160" w:hanging="360"/>
+      </w:pPr>
+      <w:rPr>
+        <w:rFonts w:ascii="Wingdings" w:hAnsi="Wingdings" w:hint="default"/>
+        <w:sz w:val="20"/>
+      </w:rPr>
+    </w:lvl>
+    <w:lvl w:ilvl="3" w:tentative="1">
+      <w:start w:val="1"/>
+      <w:numFmt w:val="bullet"/>
+      <w:lvlText w:val=""/>
+      <w:lvlJc w:val="left"/>
+      <w:pPr>
+        <w:tabs>
+          <w:tab w:val="num" w:pos="2880"/>
+        </w:tabs>
+        <w:ind w:left="2880" w:hanging="360"/>
+      </w:pPr>
+      <w:rPr>
+        <w:rFonts w:ascii="Wingdings" w:hAnsi="Wingdings" w:hint="default"/>
+        <w:sz w:val="20"/>
+      </w:rPr>
+    </w:lvl>
+    <w:lvl w:ilvl="4" w:tentative="1">
+      <w:start w:val="1"/>
+      <w:numFmt w:val="bullet"/>
+      <w:lvlText w:val=""/>
+      <w:lvlJc w:val="left"/>
+      <w:pPr>
+        <w:tabs>
+          <w:tab w:val="num" w:pos="3600"/>
+        </w:tabs>
+        <w:ind w:left="3600" w:hanging="360"/>
+      </w:pPr>
+      <w:rPr>
+        <w:rFonts w:ascii="Wingdings" w:hAnsi="Wingdings" w:hint="default"/>
+        <w:sz w:val="20"/>
+      </w:rPr>
+    </w:lvl>
+    <w:lvl w:ilvl="5" w:tentative="1">
+      <w:start w:val="1"/>
+      <w:numFmt w:val="bullet"/>
+      <w:lvlText w:val=""/>
+      <w:lvlJc w:val="left"/>
+      <w:pPr>
+        <w:tabs>
+          <w:tab w:val="num" w:pos="4320"/>
+        </w:tabs>
+        <w:ind w:left="4320" w:hanging="360"/>
+      </w:pPr>
+      <w:rPr>
+        <w:rFonts w:ascii="Wingdings" w:hAnsi="Wingdings" w:hint="default"/>
+        <w:sz w:val="20"/>
+      </w:rPr>
+    </w:lvl>
+    <w:lvl w:ilvl="6" w:tentative="1">
+      <w:start w:val="1"/>
+      <w:numFmt w:val="bullet"/>
+      <w:lvlText w:val=""/>
+      <w:lvlJc w:val="left"/>
+      <w:pPr>
+        <w:tabs>
+          <w:tab w:val="num" w:pos="5040"/>
+        </w:tabs>
+        <w:ind w:left="5040" w:hanging="360"/>
+      </w:pPr>
+      <w:rPr>
+        <w:rFonts w:ascii="Wingdings" w:hAnsi="Wingdings" w:hint="default"/>
+        <w:sz w:val="20"/>
+      </w:rPr>
+    </w:lvl>
+    <w:lvl w:ilvl="7" w:tentative="1">
+      <w:start w:val="1"/>
+      <w:numFmt w:val="bullet"/>
+      <w:lvlText w:val=""/>
+      <w:lvlJc w:val="left"/>
+      <w:pPr>
+        <w:tabs>
+          <w:tab w:val="num" w:pos="5760"/>
+        </w:tabs>
+        <w:ind w:left="5760" w:hanging="360"/>
+      </w:pPr>
+      <w:rPr>
+        <w:rFonts w:ascii="Wingdings" w:hAnsi="Wingdings" w:hint="default"/>
+        <w:sz w:val="20"/>
+      </w:rPr>
+    </w:lvl>
+    <w:lvl w:ilvl="8" w:tentative="1">
+      <w:start w:val="1"/>
+      <w:numFmt w:val="bullet"/>
+      <w:lvlText w:val=""/>
+      <w:lvlJc w:val="left"/>
+      <w:pPr>
+        <w:tabs>
+          <w:tab w:val="num" w:pos="6480"/>
+        </w:tabs>
+        <w:ind w:left="6480" w:hanging="360"/>
+      </w:pPr>
+      <w:rPr>
+        <w:rFonts w:ascii="Wingdings" w:hAnsi="Wingdings" w:hint="default"/>
+        <w:sz w:val="20"/>
+      </w:rPr>
+    </w:lvl>
+  </w:abstractNum>
+  <w:abstractNum w:abstractNumId="17" w15:restartNumberingAfterBreak="0">
     <w:nsid w:val="600A3CAA"/>
     <w:multiLevelType w:val="multilevel"/>
     <w:tmpl w:val="0C825B4A"/>
@@ -3654,7 +5419,7 @@
       </w:rPr>
     </w:lvl>
   </w:abstractNum>
-  <w:abstractNum w:abstractNumId="16" w15:restartNumberingAfterBreak="0">
+  <w:abstractNum w:abstractNumId="18" w15:restartNumberingAfterBreak="0">
     <w:nsid w:val="6B991D6C"/>
     <w:multiLevelType w:val="multilevel"/>
     <w:tmpl w:val="FDD22C96"/>
@@ -3771,7 +5536,7 @@
       </w:pPr>
     </w:lvl>
   </w:abstractNum>
-  <w:abstractNum w:abstractNumId="17" w15:restartNumberingAfterBreak="0">
+  <w:abstractNum w:abstractNumId="19" w15:restartNumberingAfterBreak="0">
     <w:nsid w:val="6BD509A2"/>
     <w:multiLevelType w:val="multilevel"/>
     <w:tmpl w:val="5CE88CA6"/>
@@ -3920,7 +5685,7 @@
       </w:rPr>
     </w:lvl>
   </w:abstractNum>
-  <w:abstractNum w:abstractNumId="18" w15:restartNumberingAfterBreak="0">
+  <w:abstractNum w:abstractNumId="20" w15:restartNumberingAfterBreak="0">
     <w:nsid w:val="6D506EF9"/>
     <w:multiLevelType w:val="multilevel"/>
     <w:tmpl w:val="3732CD02"/>
@@ -4069,7 +5834,7 @@
       </w:rPr>
     </w:lvl>
   </w:abstractNum>
-  <w:abstractNum w:abstractNumId="19" w15:restartNumberingAfterBreak="0">
+  <w:abstractNum w:abstractNumId="21" w15:restartNumberingAfterBreak="0">
     <w:nsid w:val="73A012DD"/>
     <w:multiLevelType w:val="multilevel"/>
     <w:tmpl w:val="ADF04CEA"/>
@@ -4218,7 +5983,7 @@
       </w:rPr>
     </w:lvl>
   </w:abstractNum>
-  <w:abstractNum w:abstractNumId="20" w15:restartNumberingAfterBreak="0">
+  <w:abstractNum w:abstractNumId="22" w15:restartNumberingAfterBreak="0">
     <w:nsid w:val="7DFA42DF"/>
     <w:multiLevelType w:val="hybridMultilevel"/>
     <w:tmpl w:val="2A6E2CEA"/>
@@ -4304,7 +6069,7 @@
       </w:pPr>
     </w:lvl>
   </w:abstractNum>
-  <w:abstractNum w:abstractNumId="21" w15:restartNumberingAfterBreak="0">
+  <w:abstractNum w:abstractNumId="23" w15:restartNumberingAfterBreak="0">
     <w:nsid w:val="7F2179AF"/>
     <w:multiLevelType w:val="hybridMultilevel"/>
     <w:tmpl w:val="F29A82F0"/>
@@ -4418,7 +6183,7 @@
     </w:lvl>
   </w:abstractNum>
   <w:num w:numId="1" w16cid:durableId="1714421892">
-    <w:abstractNumId w:val="13"/>
+    <w:abstractNumId w:val="14"/>
   </w:num>
   <w:num w:numId="2" w16cid:durableId="1743790832">
     <w:abstractNumId w:val="0"/>
@@ -4448,19 +6213,19 @@
     <w:abstractNumId w:val="10"/>
   </w:num>
   <w:num w:numId="11" w16cid:durableId="306279264">
-    <w:abstractNumId w:val="17"/>
+    <w:abstractNumId w:val="19"/>
   </w:num>
   <w:num w:numId="12" w16cid:durableId="877351289">
-    <w:abstractNumId w:val="18"/>
+    <w:abstractNumId w:val="20"/>
   </w:num>
   <w:num w:numId="13" w16cid:durableId="699089827">
-    <w:abstractNumId w:val="12"/>
+    <w:abstractNumId w:val="13"/>
   </w:num>
   <w:num w:numId="14" w16cid:durableId="1881896109">
-    <w:abstractNumId w:val="14"/>
+    <w:abstractNumId w:val="15"/>
   </w:num>
   <w:num w:numId="15" w16cid:durableId="2366916">
-    <w:abstractNumId w:val="16"/>
+    <w:abstractNumId w:val="18"/>
   </w:num>
   <w:num w:numId="16" w16cid:durableId="127748588">
     <w:abstractNumId w:val="6"/>
@@ -4469,19 +6234,25 @@
     <w:abstractNumId w:val="3"/>
   </w:num>
   <w:num w:numId="18" w16cid:durableId="1072772949">
-    <w:abstractNumId w:val="15"/>
+    <w:abstractNumId w:val="17"/>
   </w:num>
   <w:num w:numId="19" w16cid:durableId="797072383">
-    <w:abstractNumId w:val="21"/>
+    <w:abstractNumId w:val="23"/>
   </w:num>
   <w:num w:numId="20" w16cid:durableId="1606188808">
     <w:abstractNumId w:val="9"/>
   </w:num>
   <w:num w:numId="21" w16cid:durableId="884760495">
-    <w:abstractNumId w:val="20"/>
+    <w:abstractNumId w:val="22"/>
   </w:num>
   <w:num w:numId="22" w16cid:durableId="511578511">
-    <w:abstractNumId w:val="19"/>
+    <w:abstractNumId w:val="21"/>
+  </w:num>
+  <w:num w:numId="23" w16cid:durableId="258294613">
+    <w:abstractNumId w:val="12"/>
+  </w:num>
+  <w:num w:numId="24" w16cid:durableId="800004329">
+    <w:abstractNumId w:val="16"/>
   </w:num>
 </w:numbering>
 </file>

--- a/MeinMaterial/Besprechungen/TODO.docx
+++ b/MeinMaterial/Besprechungen/TODO.docx
@@ -2,190 +2,6 @@
 <file path=word/document.xml><?xml version="1.0" encoding="utf-8"?>
 <w:document xmlns:wpc="http://schemas.microsoft.com/office/word/2010/wordprocessingCanvas" xmlns:cx="http://schemas.microsoft.com/office/drawing/2014/chartex" xmlns:cx1="http://schemas.microsoft.com/office/drawing/2015/9/8/chartex" xmlns:cx2="http://schemas.microsoft.com/office/drawing/2015/10/21/chartex" xmlns:cx3="http://schemas.microsoft.com/office/drawing/2016/5/9/chartex" xmlns:cx4="http://schemas.microsoft.com/office/drawing/2016/5/10/chartex" xmlns:cx5="http://schemas.microsoft.com/office/drawing/2016/5/11/chartex" xmlns:cx6="http://schemas.microsoft.com/office/drawing/2016/5/12/chartex" xmlns:cx7="http://schemas.microsoft.com/office/drawing/2016/5/13/chartex" xmlns:cx8="http://schemas.microsoft.com/office/drawing/2016/5/14/chartex" xmlns:mc="http://schemas.openxmlformats.org/markup-compatibility/2006" xmlns:aink="http://schemas.microsoft.com/office/drawing/2016/ink" xmlns:am3d="http://schemas.microsoft.com/office/drawing/2017/model3d" xmlns:o="urn:schemas-microsoft-com:office:office" xmlns:oel="http://schemas.microsoft.com/office/2019/extlst" xmlns:r="http://schemas.openxmlformats.org/officeDocument/2006/relationships" xmlns:m="http://schemas.openxmlformats.org/officeDocument/2006/math" xmlns:v="urn:schemas-microsoft-com:vml" xmlns:wp14="http://schemas.microsoft.com/office/word/2010/wordprocessingDrawing" xmlns:wp="http://schemas.openxmlformats.org/drawingml/2006/wordprocessingDrawing" xmlns:w10="urn:schemas-microsoft-com:office:word" xmlns:w="http://schemas.openxmlformats.org/wordprocessingml/2006/main" xmlns:w14="http://schemas.microsoft.com/office/word/2010/wordml" xmlns:w15="http://schemas.microsoft.com/office/word/2012/wordml" xmlns:w16cex="http://schemas.microsoft.com/office/word/2018/wordml/cex" xmlns:w16cid="http://schemas.microsoft.com/office/word/2016/wordml/cid" xmlns:w16="http://schemas.microsoft.com/office/word/2018/wordml" xmlns:w16du="http://schemas.microsoft.com/office/word/2023/wordml/word16du" xmlns:w16sdtdh="http://schemas.microsoft.com/office/word/2020/wordml/sdtdatahash" xmlns:w16sdtfl="http://schemas.microsoft.com/office/word/2024/wordml/sdtformatlock" xmlns:w16se="http://schemas.microsoft.com/office/word/2015/wordml/symex" xmlns:wpg="http://schemas.microsoft.com/office/word/2010/wordprocessingGroup" xmlns:wpi="http://schemas.microsoft.com/office/word/2010/wordprocessingInk" xmlns:wne="http://schemas.microsoft.com/office/word/2006/wordml" xmlns:wps="http://schemas.microsoft.com/office/word/2010/wordprocessingShape" mc:Ignorable="w14 w15 w16se w16cid w16 w16cex w16sdtdh w16sdtfl w16du wp14">
   <w:body>
-    <w:p>
-      <w:r>
-        <w:t>RÜCKGÄNGIG MACHEN Vor Lauf: log(Grüne/Linke)</w:t>
-      </w:r>
-      <w:r>
-        <w:br/>
-      </w:r>
-      <w:r>
-        <w:br/>
-      </w:r>
-      <w:r>
-        <w:t>Zu Besprechen</w:t>
-      </w:r>
-    </w:p>
-    <w:p>
-      <w:r>
-        <w:t>Ausdrucken? Binden?</w:t>
-      </w:r>
-      <w:r>
-        <w:br/>
-        <w:t xml:space="preserve">generelle Form? Zitierart </w:t>
-      </w:r>
-      <w:proofErr w:type="spellStart"/>
-      <w:r>
-        <w:t>etc</w:t>
-      </w:r>
-      <w:proofErr w:type="spellEnd"/>
-      <w:r>
-        <w:br/>
-      </w:r>
-      <w:proofErr w:type="spellStart"/>
-      <w:r>
-        <w:t>outlier</w:t>
-      </w:r>
-      <w:proofErr w:type="spellEnd"/>
-      <w:r>
-        <w:t xml:space="preserve"> entfernen?</w:t>
-      </w:r>
-      <w:r>
-        <w:br/>
-      </w:r>
-      <w:proofErr w:type="spellStart"/>
-      <w:r>
-        <w:t>osqp</w:t>
-      </w:r>
-      <w:proofErr w:type="spellEnd"/>
-      <w:r>
-        <w:t xml:space="preserve"> anwenden?</w:t>
-      </w:r>
-    </w:p>
-    <w:p>
-      <w:proofErr w:type="spellStart"/>
-      <w:r>
-        <w:t>Iter_max</w:t>
-      </w:r>
-      <w:proofErr w:type="spellEnd"/>
-      <w:r>
-        <w:t xml:space="preserve"> sagt nun 2</w:t>
-      </w:r>
-      <w:r>
-        <w:br/>
-      </w:r>
-    </w:p>
-    <w:p>
-      <w:r>
-        <w:t xml:space="preserve">Bootstrap dann nur über nicht </w:t>
-      </w:r>
-      <w:proofErr w:type="spellStart"/>
-      <w:r>
-        <w:t>outlier</w:t>
-      </w:r>
-      <w:proofErr w:type="spellEnd"/>
-      <w:r>
-        <w:t xml:space="preserve"> </w:t>
-      </w:r>
-      <w:proofErr w:type="spellStart"/>
-      <w:r>
-        <w:t>beobachtungen</w:t>
-      </w:r>
-      <w:proofErr w:type="spellEnd"/>
-      <w:r>
-        <w:t xml:space="preserve">? Hauptmodell ein zweites mal fitten ohne </w:t>
-      </w:r>
-      <w:proofErr w:type="spellStart"/>
-      <w:r>
-        <w:t>outlier</w:t>
-      </w:r>
-      <w:proofErr w:type="spellEnd"/>
-      <w:r>
-        <w:t xml:space="preserve">? </w:t>
-      </w:r>
-      <w:proofErr w:type="spellStart"/>
-      <w:r>
-        <w:t>Outlier</w:t>
-      </w:r>
-      <w:proofErr w:type="spellEnd"/>
-      <w:r>
-        <w:t xml:space="preserve"> identifizieren, bevor </w:t>
-      </w:r>
-      <w:proofErr w:type="spellStart"/>
-      <w:r>
-        <w:t>modell</w:t>
-      </w:r>
-      <w:proofErr w:type="spellEnd"/>
-      <w:r>
-        <w:t xml:space="preserve"> gefittet</w:t>
-      </w:r>
-    </w:p>
-    <w:p>
-      <w:proofErr w:type="spellStart"/>
-      <w:r>
-        <w:t>Iter_max</w:t>
-      </w:r>
-      <w:proofErr w:type="spellEnd"/>
-      <w:r>
-        <w:t xml:space="preserve">, modellannahmen, </w:t>
-      </w:r>
-      <w:r>
-        <w:t xml:space="preserve">Globale </w:t>
-      </w:r>
-      <w:proofErr w:type="spellStart"/>
-      <w:r>
-        <w:t>matrix</w:t>
-      </w:r>
-      <w:proofErr w:type="spellEnd"/>
-      <w:r>
-        <w:t xml:space="preserve">: </w:t>
-      </w:r>
-      <w:r>
-        <w:t>linke/grüne umsetzen</w:t>
-      </w:r>
-    </w:p>
-    <w:p/>
-    <w:p>
-      <w:r>
-        <w:t>TODO</w:t>
-      </w:r>
-    </w:p>
-    <w:p/>
-    <w:p>
-      <w:r>
-        <w:t>Zitieren überprüfen</w:t>
-      </w:r>
-    </w:p>
-    <w:p/>
-    <w:p>
-      <w:r>
-        <w:t>Variablen nicht nur mitteln sondern teils auch summieren wenn Strukturvariablen auf agg.schlüssel aggregiert werden</w:t>
-      </w:r>
-    </w:p>
-    <w:p/>
-    <w:p/>
-    <w:p>
-      <w:r>
-        <w:t>Unterschiede/Gemeinsamkeiten von einer Sache (z.b. zwei städte strukturvariablen unterschied von 1 variable, nslphom Ergebnis unterschied)</w:t>
-      </w:r>
-    </w:p>
-    <w:p/>
-    <w:p/>
-    <w:p>
-      <w:r>
-        <w:t>regressionen</w:t>
-      </w:r>
-      <w:r>
-        <w:t>: zufluss</w:t>
-      </w:r>
-      <w:r>
-        <w:t>modell. A</w:t>
-      </w:r>
-      <w:r>
-        <w:t>nteilsmodell</w:t>
-      </w:r>
-      <w:r>
-        <w:t xml:space="preserve"> etc wird erstellt. Muss entfernt werden vor abgabe</w:t>
-      </w:r>
-    </w:p>
-    <w:p/>
-    <w:p>
-      <w:r>
-        <w:t>Iter_max für andere samples nochmal betrachten</w:t>
-      </w:r>
-    </w:p>
-    <w:p/>
-    <w:p/>
     <w:p>
       <w:r>
         <w:t xml:space="preserve">Diskussion: </w:t>
@@ -205,8 +21,19 @@
       <w:proofErr w:type="spellEnd"/>
     </w:p>
     <w:p/>
-    <w:p/>
     <w:p>
+      <w:r>
+        <w:t>Vor Präsi</w:t>
+      </w:r>
+    </w:p>
+    <w:p>
+      <w:pPr>
+        <w:pStyle w:val="Listenabsatz"/>
+        <w:numPr>
+          <w:ilvl w:val="0"/>
+          <w:numId w:val="27"/>
+        </w:numPr>
+      </w:pPr>
       <w:proofErr w:type="spellStart"/>
       <w:r>
         <w:t>Nslphom</w:t>
@@ -219,113 +46,17 @@
     <w:p/>
     <w:p>
       <w:r>
-        <w:lastRenderedPageBreak/>
-        <w:t>Strukturvariablen deskriptiv (alter, varianz, …)</w:t>
+        <w:t>Vor Abgabe:</w:t>
       </w:r>
     </w:p>
     <w:p>
-      <w:r>
-        <w:t>Standardisierte Strukturvariablen Verteilung betrachten (interessanter wenn zentriert)</w:t>
-      </w:r>
-    </w:p>
-    <w:p/>
-    <w:p/>
-    <w:p/>
-    <w:p/>
-    <w:p>
-      <w:r>
-        <w:t xml:space="preserve">Variable erstellen: Grenze extremer, </w:t>
-      </w:r>
-      <w:proofErr w:type="spellStart"/>
-      <w:r>
-        <w:t>spatial</w:t>
-      </w:r>
-      <w:proofErr w:type="spellEnd"/>
-      <w:r>
-        <w:t xml:space="preserve"> </w:t>
-      </w:r>
-      <w:proofErr w:type="spellStart"/>
-      <w:r>
-        <w:t>effects</w:t>
-      </w:r>
-      <w:proofErr w:type="spellEnd"/>
-      <w:r>
-        <w:t xml:space="preserve"> mäßig</w:t>
-      </w:r>
-      <w:r>
-        <w:t xml:space="preserve"> </w:t>
-      </w:r>
-      <w:r>
-        <w:t>Distanz Wahlkreis zur Grenze</w:t>
-      </w:r>
-    </w:p>
-    <w:p/>
-    <w:p>
-      <w:r>
-        <w:t>Strukturvariablen</w:t>
-      </w:r>
-      <w:r>
-        <w:br/>
-        <w:t>Steuer: Vermögen, Einkommenssteuer</w:t>
-      </w:r>
-    </w:p>
-    <w:p>
-      <w:r>
-        <w:t>Unabhängige Kovariablen</w:t>
-      </w:r>
-    </w:p>
-    <w:p/>
-    <w:p/>
-    <w:p>
-      <w:r>
-        <w:t xml:space="preserve">Zitieren: </w:t>
-      </w:r>
-      <w:r>
-        <w:t xml:space="preserve">Pavía und Romero das Verfahren: Die </w:t>
-      </w:r>
-      <w:proofErr w:type="spellStart"/>
-      <w:r>
-        <w:t>nslphom</w:t>
-      </w:r>
-      <w:proofErr w:type="spellEnd"/>
-      <w:r>
-        <w:t>-Lösung gehört zur Iteration \(l^\</w:t>
-      </w:r>
-      <w:proofErr w:type="spellStart"/>
-      <w:r>
-        <w:t>ast</w:t>
-      </w:r>
-      <w:proofErr w:type="spellEnd"/>
-      <w:r>
-        <w:t xml:space="preserve">\), welche </w:t>
-      </w:r>
-      <w:proofErr w:type="spellStart"/>
-      <w:r>
-        <w:t>HETe</w:t>
-      </w:r>
-      <w:proofErr w:type="spellEnd"/>
-      <w:r>
-        <w:t xml:space="preserve"> minimiert; </w:t>
-      </w:r>
-      <w:proofErr w:type="spellStart"/>
-      <w:r>
-        <w:t>iter.max</w:t>
-      </w:r>
-      <w:proofErr w:type="spellEnd"/>
-      <w:r>
-        <w:t xml:space="preserve"> bzw. \(</w:t>
-      </w:r>
-      <w:proofErr w:type="spellStart"/>
-      <w:r>
-        <w:t>ns</w:t>
-      </w:r>
-      <w:proofErr w:type="spellEnd"/>
-      <w:r>
-        <w:t>\) begrenzt nur den Bereich, in dem danach gesucht wird.</w:t>
-      </w:r>
-    </w:p>
-    <w:p/>
-    <w:p>
+      <w:pPr>
+        <w:pStyle w:val="Listenabsatz"/>
+        <w:numPr>
+          <w:ilvl w:val="0"/>
+          <w:numId w:val="26"/>
+        </w:numPr>
+      </w:pPr>
       <w:r>
         <w:t xml:space="preserve">Überprüfen </w:t>
       </w:r>
@@ -375,274 +106,28 @@
       </w:r>
       <w:proofErr w:type="spellEnd"/>
     </w:p>
-    <w:p/>
-    <w:p/>
     <w:p>
+      <w:pPr>
+        <w:pStyle w:val="Listenabsatz"/>
+        <w:numPr>
+          <w:ilvl w:val="0"/>
+          <w:numId w:val="26"/>
+        </w:numPr>
+      </w:pPr>
       <w:r>
-        <w:t xml:space="preserve">Bei forschungsfrage auch methodische </w:t>
-      </w:r>
-      <w:proofErr w:type="spellStart"/>
-      <w:r>
-        <w:t>herangehensweise</w:t>
-      </w:r>
-      <w:proofErr w:type="spellEnd"/>
-      <w:r>
-        <w:t xml:space="preserve"> von </w:t>
-      </w:r>
-      <w:proofErr w:type="spellStart"/>
-      <w:r>
-        <w:t>interesse</w:t>
-      </w:r>
-      <w:proofErr w:type="spellEnd"/>
-    </w:p>
-    <w:p/>
-    <w:p>
-      <w:r>
-        <w:br/>
-      </w:r>
-      <w:r>
-        <w:br/>
-        <w:t>Zur Prüfung einer ausreichenden Iterationszahl wurde die duale Schätzung für</w:t>
+        <w:t>Zitieren überprüfen</w:t>
       </w:r>
     </w:p>
     <w:p>
+      <w:pPr>
+        <w:pStyle w:val="Listenabsatz"/>
+        <w:numPr>
+          <w:ilvl w:val="0"/>
+          <w:numId w:val="26"/>
+        </w:numPr>
+      </w:pPr>
       <w:r>
-        <w:t>den vollständigen ostdeutschen Datensatz zunächst über 80 Iterationen</w:t>
-      </w:r>
-    </w:p>
-    <w:p>
-      <w:r>
-        <w:t>fortgeführt. Für jede der beiden Schätzrichtungen wurde dabei der Verlauf des</w:t>
-      </w:r>
-    </w:p>
-    <w:p>
-      <w:proofErr w:type="spellStart"/>
-      <w:r>
-        <w:t>HETe</w:t>
-      </w:r>
-      <w:proofErr w:type="spellEnd"/>
-      <w:r>
-        <w:t xml:space="preserve"> betrachtet. Da \</w:t>
-      </w:r>
-      <w:proofErr w:type="spellStart"/>
-      <w:r>
-        <w:t>textit</w:t>
-      </w:r>
-      <w:proofErr w:type="spellEnd"/>
-      <w:r>
-        <w:t>{</w:t>
-      </w:r>
-      <w:proofErr w:type="spellStart"/>
-      <w:r>
-        <w:t>nslphom</w:t>
-      </w:r>
-      <w:proofErr w:type="spellEnd"/>
-      <w:r>
-        <w:t>} innerhalb der zugelassenen Iterationen</w:t>
-      </w:r>
-    </w:p>
-    <w:p>
-      <w:r>
-        <w:t xml:space="preserve">diejenige Lösung mit dem kleinsten </w:t>
-      </w:r>
-      <w:proofErr w:type="spellStart"/>
-      <w:r>
-        <w:t>HETe</w:t>
-      </w:r>
-      <w:proofErr w:type="spellEnd"/>
-      <w:r>
-        <w:t xml:space="preserve"> auswählt, dient</w:t>
-      </w:r>
-    </w:p>
-    <w:p>
-      <w:r>
-        <w:t>\</w:t>
-      </w:r>
-      <w:proofErr w:type="spellStart"/>
-      <w:r>
-        <w:t>texttt</w:t>
-      </w:r>
-      <w:proofErr w:type="spellEnd"/>
-      <w:r>
-        <w:t>{</w:t>
-      </w:r>
-      <w:proofErr w:type="spellStart"/>
-      <w:r>
-        <w:t>iter</w:t>
-      </w:r>
-      <w:proofErr w:type="spellEnd"/>
-      <w:r>
-        <w:t>\_</w:t>
-      </w:r>
-      <w:proofErr w:type="spellStart"/>
-      <w:r>
-        <w:t>max</w:t>
-      </w:r>
-      <w:proofErr w:type="spellEnd"/>
-      <w:r>
-        <w:t>} lediglich als Obergrenze des betrachteten</w:t>
-      </w:r>
-    </w:p>
-    <w:p>
-      <w:r>
-        <w:t>Iterationsbereichs \</w:t>
-      </w:r>
-      <w:proofErr w:type="spellStart"/>
-      <w:r>
-        <w:t>parencite</w:t>
-      </w:r>
-      <w:proofErr w:type="spellEnd"/>
-      <w:r>
-        <w:t>{PaviaRomero2024a,PaviaRomero2024b}.</w:t>
-      </w:r>
-    </w:p>
-    <w:p/>
-    <w:p>
-      <w:r>
-        <w:t xml:space="preserve">Die richtungsspezifischen </w:t>
-      </w:r>
-      <w:proofErr w:type="spellStart"/>
-      <w:r>
-        <w:t>HETe</w:t>
-      </w:r>
-      <w:proofErr w:type="spellEnd"/>
-      <w:r>
-        <w:t>-Minima werden innerhalb der ersten</w:t>
-      </w:r>
-    </w:p>
-    <w:p>
-      <w:r>
-        <w:lastRenderedPageBreak/>
-        <w:t>[XX] Iterationen erreicht und verändern sich bei einer weiteren Ausweitung</w:t>
-      </w:r>
-    </w:p>
-    <w:p>
-      <w:r>
-        <w:t>des Suchbereichs nicht mehr. Für die nachfolgenden Analysen wird daher</w:t>
-      </w:r>
-    </w:p>
-    <w:p>
-      <w:r>
-        <w:t>\</w:t>
-      </w:r>
-      <w:proofErr w:type="spellStart"/>
-      <w:r>
-        <w:t>texttt</w:t>
-      </w:r>
-      <w:proofErr w:type="spellEnd"/>
-      <w:r>
-        <w:t>{</w:t>
-      </w:r>
-      <w:proofErr w:type="spellStart"/>
-      <w:r>
-        <w:t>iter</w:t>
-      </w:r>
-      <w:proofErr w:type="spellEnd"/>
-      <w:r>
-        <w:t>\_</w:t>
-      </w:r>
-      <w:proofErr w:type="spellStart"/>
-      <w:r>
-        <w:t>max</w:t>
-      </w:r>
-      <w:proofErr w:type="spellEnd"/>
-      <w:r>
-        <w:t>}=[XX] festgelegt.</w:t>
-      </w:r>
-    </w:p>
-    <w:p/>
-    <w:p/>
-    <w:p>
-      <w:r>
-        <w:t xml:space="preserve">8.3 erster </w:t>
-      </w:r>
-      <w:proofErr w:type="spellStart"/>
-      <w:r>
-        <w:t>satz</w:t>
-      </w:r>
-      <w:proofErr w:type="spellEnd"/>
-      <w:r>
-        <w:t xml:space="preserve"> </w:t>
-      </w:r>
-      <w:proofErr w:type="spellStart"/>
-      <w:r>
-        <w:t>formatierung</w:t>
-      </w:r>
-      <w:proofErr w:type="spellEnd"/>
-    </w:p>
-    <w:p/>
-    <w:p/>
-    <w:p/>
-    <w:p>
-      <w:r>
-        <w:t xml:space="preserve">Ausreißer </w:t>
-      </w:r>
-      <w:proofErr w:type="spellStart"/>
-      <w:r>
-        <w:t>erklärung</w:t>
-      </w:r>
-      <w:proofErr w:type="spellEnd"/>
-      <w:r>
-        <w:t xml:space="preserve"> im </w:t>
-      </w:r>
-      <w:proofErr w:type="spellStart"/>
-      <w:r>
-        <w:t>anhang</w:t>
-      </w:r>
-      <w:proofErr w:type="spellEnd"/>
-    </w:p>
-    <w:p>
-      <w:r>
-        <w:t xml:space="preserve">Leave </w:t>
-      </w:r>
-      <w:proofErr w:type="spellStart"/>
-      <w:r>
-        <w:t>one</w:t>
-      </w:r>
-      <w:proofErr w:type="spellEnd"/>
-      <w:r>
-        <w:t xml:space="preserve"> out </w:t>
-      </w:r>
-      <w:proofErr w:type="spellStart"/>
-      <w:r>
-        <w:t>prüfung</w:t>
-      </w:r>
-      <w:proofErr w:type="spellEnd"/>
-      <w:r>
-        <w:t xml:space="preserve">: </w:t>
-      </w:r>
-      <w:proofErr w:type="spellStart"/>
-      <w:r>
-        <w:t>vorzeichenwechsel</w:t>
-      </w:r>
-      <w:proofErr w:type="spellEnd"/>
-      <w:r>
-        <w:t xml:space="preserve"> </w:t>
-      </w:r>
-      <w:r>
-        <w:t xml:space="preserve">nur bei im </w:t>
-      </w:r>
-      <w:proofErr w:type="spellStart"/>
-      <w:r>
-        <w:t>bootstrap</w:t>
-      </w:r>
-      <w:proofErr w:type="spellEnd"/>
-      <w:r>
-        <w:t xml:space="preserve"> nicht signifikanten </w:t>
-      </w:r>
-      <w:proofErr w:type="spellStart"/>
-      <w:r>
-        <w:t>koeffizienten</w:t>
-      </w:r>
-      <w:proofErr w:type="spellEnd"/>
-    </w:p>
-    <w:p/>
-    <w:p>
-      <w:r>
-        <w:t>Jan</w:t>
-      </w:r>
-      <w:r>
-        <w:t xml:space="preserve"> </w:t>
+        <w:t xml:space="preserve">Jan </w:t>
       </w:r>
       <w:proofErr w:type="spellStart"/>
       <w:r>
@@ -658,10 +143,7 @@
       </w:r>
       <w:proofErr w:type="spellEnd"/>
       <w:r>
-        <w:t xml:space="preserve"> </w:t>
-      </w:r>
-      <w:r>
-        <w:t xml:space="preserve">anschauen, </w:t>
+        <w:t xml:space="preserve"> anschauen, </w:t>
       </w:r>
       <w:proofErr w:type="spellStart"/>
       <w:r>
@@ -669,10 +151,7 @@
       </w:r>
       <w:proofErr w:type="spellEnd"/>
       <w:r>
-        <w:t xml:space="preserve"> anschauen</w:t>
-      </w:r>
-      <w:r>
-        <w:t xml:space="preserve">, </w:t>
+        <w:t xml:space="preserve"> anschauen, </w:t>
       </w:r>
       <w:proofErr w:type="spellStart"/>
       <w:r>
@@ -682,6 +161,39 @@
       <w:r>
         <w:t xml:space="preserve"> et al. Küchenhoff anschauen</w:t>
       </w:r>
+    </w:p>
+    <w:p>
+      <w:pPr>
+        <w:pStyle w:val="Listenabsatz"/>
+        <w:numPr>
+          <w:ilvl w:val="0"/>
+          <w:numId w:val="26"/>
+        </w:numPr>
+      </w:pPr>
+      <w:r>
+        <w:t xml:space="preserve">Linke/grüne: log() rückgängig in allen </w:t>
+      </w:r>
+      <w:proofErr w:type="spellStart"/>
+      <w:r>
+        <w:t>grafiken</w:t>
+      </w:r>
+      <w:proofErr w:type="spellEnd"/>
+      <w:r>
+        <w:t>?</w:t>
+      </w:r>
+    </w:p>
+    <w:p>
+      <w:pPr>
+        <w:pStyle w:val="Listenabsatz"/>
+        <w:numPr>
+          <w:ilvl w:val="0"/>
+          <w:numId w:val="26"/>
+        </w:numPr>
+      </w:pPr>
+    </w:p>
+    <w:p/>
+    <w:p/>
+    <w:p>
       <w:r>
         <w:br/>
       </w:r>
@@ -689,7 +201,7 @@
         <w:br/>
       </w:r>
       <w:r>
-        <w:t xml:space="preserve">Noch zu den korrelierten Kovariablen: Dass die korreliert sind, ist erstmal aus meiner Sicht kein statistisches Problem. Du musst bei der Interpretation dann eben wirklich drauf achten, die Koeffizienten immer gegeben die anderen Variablen (wie gehabt, ceteris paribus) zu interpretieren. Gleichzeitig klarstellen, dass manche zugrundeliegende Effekte eben gemeinsam interpretiert werden müssen (weiß nicht, ob das in deinem konkreten Fall irgendwo deterministisch zutrifft, aber wenn eine Erhöhung der einen Variable </w:t>
+        <w:t xml:space="preserve">Koeffizienten immer gegeben die anderen Variablen (wie gehabt, ceteris paribus) zu interpretieren. Gleichzeitig klarstellen, dass manche zugrundeliegende Effekte eben gemeinsam interpretiert werden müssen (weiß nicht, ob das in deinem konkreten Fall irgendwo deterministisch zutrifft, aber wenn eine Erhöhung der einen Variable </w:t>
       </w:r>
       <w:r>
         <w:rPr>
@@ -701,2242 +213,14 @@
         <w:t>immer</w:t>
       </w:r>
       <w:r>
-        <w:t xml:space="preserve"> mit einer Erhöhung/Verringerung einer anderen einhergehen würde, sollte man die Effekte gemeinsam nennen/interpretieren). Man könnte zusätzlich etwas in die Richtung sagen: "Da mehrere Kovariablen sich überschneidende Merkmale erfassen, spiegeln die einzelnen Koeffizienten Zusammenhänge mit der Variation jedes Prädiktors wider, die sich von den anderen im Modell berücksichtigten Variablen unterscheidet." Entsprechend sollte man bei zwei korrelierten Variablen auch nicht zu dem Schluss kommen, dass der Koeffizient einer der beiden Variablen den </w:t>
-      </w:r>
-      <w:r>
-        <w:rPr>
-          <w:i/>
-          <w:iCs/>
-        </w:rPr>
-        <w:t>gesamten</w:t>
-      </w:r>
-      <w:r>
-        <w:t xml:space="preserve"> Zusammenhang der Variablen oder den Anteil der Wählerwanderung darstellt, den diese Variable „allein erklärt“. Ein Teil des Effekts ist dann auch im </w:t>
-      </w:r>
-      <w:proofErr w:type="spellStart"/>
-      <w:r>
-        <w:t>koeffizienten</w:t>
-      </w:r>
-      <w:proofErr w:type="spellEnd"/>
-      <w:r>
-        <w:t xml:space="preserve"> der anderen Variable enthalten.</w:t>
-      </w:r>
-    </w:p>
-    <w:p>
-      <w:r>
-        <w:t>Hat übrigens nichts mit "</w:t>
-      </w:r>
-      <w:proofErr w:type="spellStart"/>
-      <w:r>
-        <w:t>no</w:t>
-      </w:r>
-      <w:proofErr w:type="spellEnd"/>
-      <w:r>
-        <w:t xml:space="preserve"> </w:t>
-      </w:r>
-      <w:proofErr w:type="spellStart"/>
-      <w:r>
-        <w:t>unobserved</w:t>
-      </w:r>
-      <w:proofErr w:type="spellEnd"/>
-      <w:r>
-        <w:t xml:space="preserve"> </w:t>
-      </w:r>
-      <w:proofErr w:type="spellStart"/>
-      <w:r>
-        <w:t>confounders</w:t>
-      </w:r>
-      <w:proofErr w:type="spellEnd"/>
-      <w:r>
-        <w:t xml:space="preserve">" zu tun, das waren die Überbleibsel von meiner lückenhaften Bildung im Bereich </w:t>
-      </w:r>
-      <w:proofErr w:type="spellStart"/>
-      <w:r>
-        <w:t>Causal</w:t>
-      </w:r>
-      <w:proofErr w:type="spellEnd"/>
-      <w:r>
-        <w:t xml:space="preserve"> </w:t>
-      </w:r>
-      <w:proofErr w:type="spellStart"/>
-      <w:r>
-        <w:t>Statistics</w:t>
-      </w:r>
-      <w:proofErr w:type="spellEnd"/>
-      <w:r>
-        <w:t>.</w:t>
+        <w:t xml:space="preserve"> mit einer Erhöhung/Verringerung einer anderen einhergehen würde, sollte man die Effekte gemeinsam nennen/interpretieren). </w:t>
       </w:r>
     </w:p>
     <w:p>
       <w:r>
         <w:br/>
       </w:r>
-      <w:r>
-        <w:br/>
-      </w:r>
     </w:p>
-    <w:p>
-      <w:r>
-        <w:t xml:space="preserve">Linke/grüne: log() </w:t>
-      </w:r>
-      <w:r>
-        <w:t>rückgängig</w:t>
-      </w:r>
-    </w:p>
-    <w:p/>
-    <w:p/>
-    <w:p>
-      <w:r>
-        <w:t xml:space="preserve">Welche grünen </w:t>
-      </w:r>
-      <w:proofErr w:type="spellStart"/>
-      <w:r>
-        <w:t>übergangswahrscheinlicheiten</w:t>
-      </w:r>
-      <w:proofErr w:type="spellEnd"/>
-      <w:r>
-        <w:t xml:space="preserve"> treten extrem auf bei welchen </w:t>
-      </w:r>
-      <w:proofErr w:type="spellStart"/>
-      <w:r>
-        <w:t>einheiten</w:t>
-      </w:r>
-      <w:proofErr w:type="spellEnd"/>
-      <w:r>
-        <w:t xml:space="preserve">? Was ist der </w:t>
-      </w:r>
-      <w:proofErr w:type="spellStart"/>
-      <w:r>
-        <w:t>zusammenhang</w:t>
-      </w:r>
-      <w:proofErr w:type="spellEnd"/>
-      <w:r>
-        <w:t xml:space="preserve"> dieser </w:t>
-      </w:r>
-      <w:proofErr w:type="spellStart"/>
-      <w:r>
-        <w:t>einheiten</w:t>
-      </w:r>
-      <w:proofErr w:type="spellEnd"/>
-      <w:r>
-        <w:t>?</w:t>
-      </w:r>
-      <w:r>
-        <w:br/>
-      </w:r>
-      <w:r>
-        <w:lastRenderedPageBreak/>
-        <w:br/>
-      </w:r>
-      <w:r>
-        <w:br/>
-      </w:r>
-      <w:r>
-        <w:br/>
-      </w:r>
-      <w:r>
-        <w:br/>
-      </w:r>
-      <w:r>
-        <w:t xml:space="preserve">mit confounder_ei_history.pdf  unter </w:t>
-      </w:r>
-      <w:proofErr w:type="spellStart"/>
-      <w:r>
-        <w:t>MeinMaterial</w:t>
-      </w:r>
-      <w:proofErr w:type="spellEnd"/>
-      <w:r>
-        <w:t xml:space="preserve">/Infomaterial auf </w:t>
-      </w:r>
-      <w:proofErr w:type="spellStart"/>
-      <w:r>
-        <w:t>seite</w:t>
-      </w:r>
-      <w:proofErr w:type="spellEnd"/>
-      <w:r>
-        <w:t xml:space="preserve"> 29 Historie auch </w:t>
-      </w:r>
-      <w:r>
-        <w:t>ABGLEICHEN</w:t>
-      </w:r>
-    </w:p>
-    <w:p/>
-    <w:p>
-      <w:r>
-        <w:t xml:space="preserve">in der </w:t>
-      </w:r>
-      <w:proofErr w:type="spellStart"/>
-      <w:r>
-        <w:t>einleitung</w:t>
-      </w:r>
-      <w:proofErr w:type="spellEnd"/>
-      <w:r>
-        <w:t xml:space="preserve"> die </w:t>
-      </w:r>
-      <w:proofErr w:type="spellStart"/>
-      <w:r>
-        <w:t>tabelle</w:t>
-      </w:r>
-      <w:proofErr w:type="spellEnd"/>
-      <w:r>
-        <w:t xml:space="preserve"> von </w:t>
-      </w:r>
-      <w:proofErr w:type="spellStart"/>
-      <w:r>
-        <w:t>parteien</w:t>
-      </w:r>
-      <w:proofErr w:type="spellEnd"/>
-      <w:r>
-        <w:t xml:space="preserve"> am </w:t>
-      </w:r>
-      <w:proofErr w:type="spellStart"/>
-      <w:r>
-        <w:t>rand</w:t>
-      </w:r>
-      <w:proofErr w:type="spellEnd"/>
-      <w:r>
-        <w:t xml:space="preserve"> und </w:t>
-      </w:r>
-      <w:proofErr w:type="spellStart"/>
-      <w:r>
-        <w:t>fragezeichen</w:t>
-      </w:r>
-      <w:proofErr w:type="spellEnd"/>
-      <w:r>
-        <w:t xml:space="preserve"> zu den </w:t>
-      </w:r>
-      <w:proofErr w:type="spellStart"/>
-      <w:r>
-        <w:t>übergängen</w:t>
-      </w:r>
-      <w:proofErr w:type="spellEnd"/>
-      <w:r>
-        <w:t xml:space="preserve"> </w:t>
-      </w:r>
-    </w:p>
-    <w:p/>
-    <w:p>
-      <w:r>
-        <w:t xml:space="preserve">noch ausführen: </w:t>
-      </w:r>
-      <w:proofErr w:type="spellStart"/>
-      <w:r>
-        <w:t>options</w:t>
-      </w:r>
-      <w:proofErr w:type="spellEnd"/>
-      <w:r>
-        <w:t>(</w:t>
-      </w:r>
-    </w:p>
-    <w:p>
-      <w:r>
-        <w:t xml:space="preserve">  </w:t>
-      </w:r>
-      <w:proofErr w:type="spellStart"/>
-      <w:r>
-        <w:t>waehlendenwanderung.speed_comparison_osqp_local_solver</w:t>
-      </w:r>
-      <w:proofErr w:type="spellEnd"/>
-      <w:r>
-        <w:t xml:space="preserve"> = "</w:t>
-      </w:r>
-      <w:proofErr w:type="spellStart"/>
-      <w:r>
-        <w:t>lp_solve</w:t>
-      </w:r>
-      <w:proofErr w:type="spellEnd"/>
-      <w:r>
-        <w:t>",</w:t>
-      </w:r>
-    </w:p>
-    <w:p>
-      <w:r>
-        <w:t xml:space="preserve">  </w:t>
-      </w:r>
-      <w:proofErr w:type="spellStart"/>
-      <w:r>
-        <w:t>waehlendenwanderung.speed_comparison_name</w:t>
-      </w:r>
-      <w:proofErr w:type="spellEnd"/>
-      <w:r>
-        <w:t xml:space="preserve"> =</w:t>
-      </w:r>
-    </w:p>
-    <w:p>
-      <w:r>
-        <w:t xml:space="preserve">    "</w:t>
-      </w:r>
-      <w:proofErr w:type="spellStart"/>
-      <w:r>
-        <w:t>ost_linke_gruene_hybrid_vs_nslphom_dual</w:t>
-      </w:r>
-      <w:proofErr w:type="spellEnd"/>
-      <w:r>
-        <w:t>",</w:t>
-      </w:r>
-    </w:p>
-    <w:p>
-      <w:r>
-        <w:t xml:space="preserve">  </w:t>
-      </w:r>
-      <w:proofErr w:type="spellStart"/>
-      <w:r>
-        <w:t>waehlendenwanderung.speed_comparison_iter_max</w:t>
-      </w:r>
-      <w:proofErr w:type="spellEnd"/>
-      <w:r>
-        <w:t xml:space="preserve"> = GEWAEHLT,</w:t>
-      </w:r>
-    </w:p>
-    <w:p>
-      <w:pPr>
-        <w:rPr>
-          <w:lang w:val="en-US"/>
-        </w:rPr>
-      </w:pPr>
-      <w:r>
-        <w:t xml:space="preserve">  </w:t>
-      </w:r>
-      <w:r>
-        <w:rPr>
-          <w:lang w:val="en-US"/>
-        </w:rPr>
-        <w:t>waehlendenwanderung.speed_comparison_repetitions = 3L,</w:t>
-      </w:r>
-    </w:p>
-    <w:p>
-      <w:pPr>
-        <w:rPr>
-          <w:lang w:val="en-US"/>
-        </w:rPr>
-      </w:pPr>
-      <w:r>
-        <w:rPr>
-          <w:lang w:val="en-US"/>
-        </w:rPr>
-        <w:t xml:space="preserve">  waehlendenwanderung.speed_comparison_selection = "all",</w:t>
-      </w:r>
-    </w:p>
-    <w:p>
-      <w:pPr>
-        <w:rPr>
-          <w:lang w:val="en-US"/>
-        </w:rPr>
-      </w:pPr>
-      <w:r>
-        <w:rPr>
-          <w:lang w:val="en-US"/>
-        </w:rPr>
-        <w:t xml:space="preserve">  waehlendenwanderung.speed_comparison_units = Inf</w:t>
-      </w:r>
-    </w:p>
-    <w:p>
-      <w:pPr>
-        <w:rPr>
-          <w:lang w:val="en-US"/>
-        </w:rPr>
-      </w:pPr>
-      <w:r>
-        <w:rPr>
-          <w:lang w:val="en-US"/>
-        </w:rPr>
-        <w:t>)</w:t>
-      </w:r>
-    </w:p>
-    <w:p>
-      <w:pPr>
-        <w:rPr>
-          <w:lang w:val="en-US"/>
-        </w:rPr>
-      </w:pPr>
-    </w:p>
-    <w:p>
-      <w:pPr>
-        <w:rPr>
-          <w:lang w:val="en-US"/>
-        </w:rPr>
-      </w:pPr>
-      <w:r>
-        <w:rPr>
-          <w:lang w:val="en-US"/>
-        </w:rPr>
-        <w:t>source(</w:t>
-      </w:r>
-    </w:p>
-    <w:p>
-      <w:pPr>
-        <w:rPr>
-          <w:lang w:val="en-US"/>
-        </w:rPr>
-      </w:pPr>
-      <w:r>
-        <w:rPr>
-          <w:lang w:val="en-US"/>
-        </w:rPr>
-        <w:t xml:space="preserve">  "Scripts/17_compare_nslphom_dual_speed.R",</w:t>
-      </w:r>
-    </w:p>
-    <w:p>
-      <w:r>
-        <w:rPr>
-          <w:lang w:val="en-US"/>
-        </w:rPr>
-        <w:t xml:space="preserve">  </w:t>
-      </w:r>
-      <w:proofErr w:type="spellStart"/>
-      <w:r>
-        <w:t>encoding</w:t>
-      </w:r>
-      <w:proofErr w:type="spellEnd"/>
-      <w:r>
-        <w:t xml:space="preserve"> = "UTF-8"</w:t>
-      </w:r>
-    </w:p>
-    <w:p>
-      <w:r>
-        <w:t>)</w:t>
-      </w:r>
-      <w:r>
-        <w:br/>
-      </w:r>
-      <w:r>
-        <w:br/>
-      </w:r>
-      <w:r>
-        <w:rPr>
-          <w:sz w:val="16"/>
-          <w:szCs w:val="16"/>
-        </w:rPr>
-        <w:br/>
-      </w:r>
-      <w:r>
-        <w:rPr>
-          <w:sz w:val="16"/>
-          <w:szCs w:val="16"/>
-        </w:rPr>
-        <w:br/>
-      </w:r>
-      <w:r>
-        <w:br/>
-      </w:r>
-      <w:r>
-        <w:br/>
-      </w:r>
-      <w:r>
-        <w:t xml:space="preserve">Die Verwendung von King-Schätzern als abhängige Variablen in Regressionsanalysen führt im Allgemeinen zu inkonsistenten Ergebnissen. </w:t>
-      </w:r>
-    </w:p>
-    <w:p>
-      <w:pPr>
-        <w:rPr>
-          <w:b/>
-          <w:bCs/>
-        </w:rPr>
-      </w:pPr>
-      <w:r>
-        <w:rPr>
-          <w:b/>
-          <w:bCs/>
-        </w:rPr>
-        <w:t>Kernpunkte der Arbeit von Herron und Shotts (2003)</w:t>
-      </w:r>
-    </w:p>
-    <w:p>
-      <w:pPr>
-        <w:numPr>
-          <w:ilvl w:val="0"/>
-          <w:numId w:val="22"/>
-        </w:numPr>
-      </w:pPr>
-      <w:r>
-        <w:rPr>
-          <w:b/>
-          <w:bCs/>
-        </w:rPr>
-        <w:t>Das Problem (EI-R):</w:t>
-      </w:r>
-      <w:r>
-        <w:t xml:space="preserve"> Forscher nutzen oft Punktschätzungen aus der ökologischen Inferenz (nach Gary King) als abhängige Variablen in einer zweiten linearen Regression.</w:t>
-      </w:r>
-    </w:p>
-    <w:p>
-      <w:pPr>
-        <w:numPr>
-          <w:ilvl w:val="0"/>
-          <w:numId w:val="22"/>
-        </w:numPr>
-      </w:pPr>
-      <w:r>
-        <w:rPr>
-          <w:b/>
-          <w:bCs/>
-        </w:rPr>
-        <w:t>Inkonsistenz:</w:t>
-      </w:r>
-      <w:r>
-        <w:t xml:space="preserve"> Diese Methode liefert inkonsistente Schätzer für die Regressionskoeffizienten.</w:t>
-      </w:r>
-    </w:p>
-    <w:p>
-      <w:pPr>
-        <w:numPr>
-          <w:ilvl w:val="0"/>
-          <w:numId w:val="22"/>
-        </w:numPr>
-      </w:pPr>
-      <w:r>
-        <w:rPr>
-          <w:b/>
-          <w:bCs/>
-        </w:rPr>
-        <w:t>Ursache:</w:t>
-      </w:r>
-      <w:r>
-        <w:t xml:space="preserve"> Die Punktschätzungen aus der ersten Stufe enthalten Messfehler, die systematisch mit den wahren (aber unbeobachteten) Größen korreliert sind.</w:t>
-      </w:r>
-    </w:p>
-    <w:p>
-      <w:pPr>
-        <w:numPr>
-          <w:ilvl w:val="0"/>
-          <w:numId w:val="22"/>
-        </w:numPr>
-      </w:pPr>
-      <w:r>
-        <w:rPr>
-          <w:b/>
-          <w:bCs/>
-        </w:rPr>
-        <w:lastRenderedPageBreak/>
-        <w:t>Verzerrung:</w:t>
-      </w:r>
-      <w:r>
-        <w:t xml:space="preserve"> Selbst wenn alle Annahmen von Kings Methode erfüllt sind, leidet die zweite Stufe unter Verzerrungen (wie Dämpfungs- oder Vorzeichenverzerrungen</w:t>
-      </w:r>
-    </w:p>
-    <w:p>
-      <w:r>
-        <w:br/>
-      </w:r>
-      <w:r>
-        <w:br/>
-      </w:r>
-      <w:r>
-        <w:br/>
-      </w:r>
-      <w:r>
-        <w:br/>
-      </w:r>
-      <w:r>
-        <w:br/>
-      </w:r>
-      <w:r>
-        <w:br/>
-      </w:r>
-      <w:r>
-        <w:br/>
-      </w:r>
-      <w:r>
-        <w:t xml:space="preserve">Herron und </w:t>
-      </w:r>
-      <w:proofErr w:type="spellStart"/>
-      <w:r>
-        <w:t>shotts</w:t>
-      </w:r>
-      <w:proofErr w:type="spellEnd"/>
-      <w:r>
-        <w:t xml:space="preserve"> 2003 (</w:t>
-      </w:r>
-      <w:proofErr w:type="spellStart"/>
-      <w:r>
-        <w:t>regression</w:t>
-      </w:r>
-      <w:proofErr w:type="spellEnd"/>
-      <w:r>
-        <w:t xml:space="preserve"> auf geschätzten variablen verzerrt.) meine </w:t>
-      </w:r>
-      <w:proofErr w:type="spellStart"/>
-      <w:r>
-        <w:t>simulation</w:t>
-      </w:r>
-      <w:proofErr w:type="spellEnd"/>
-      <w:r>
-        <w:t xml:space="preserve"> auswerten/überprüfen:</w:t>
-      </w:r>
-      <w:r>
-        <w:br/>
-      </w:r>
-      <w:r>
-        <w:t xml:space="preserve">Für </w:t>
-      </w:r>
-      <w:r>
-        <w:rPr>
-          <w:b/>
-          <w:bCs/>
-        </w:rPr>
-        <w:t>deine konkrete Methode</w:t>
-      </w:r>
-      <w:r>
-        <w:t xml:space="preserve"> wäre eine Simulation sogar sehr aussagekräftig: Du erzeugst Übergangswahrscheinlichkeiten mit einem </w:t>
-      </w:r>
-      <w:r>
-        <w:rPr>
-          <w:b/>
-          <w:bCs/>
-        </w:rPr>
-        <w:t>bekannten</w:t>
-      </w:r>
-      <w:r>
-        <w:t xml:space="preserve"> Strukturzusammenhang, z. B.</w:t>
-      </w:r>
-    </w:p>
-    <w:p>
-      <m:oMathPara>
-        <m:oMath>
-          <m:sSub>
-            <m:sSubPr>
-              <m:ctrlPr>
-                <w:rPr>
-                  <w:rFonts w:ascii="Cambria Math" w:hAnsi="Cambria Math"/>
-                </w:rPr>
-              </m:ctrlPr>
-            </m:sSubPr>
-            <m:e>
-              <m:r>
-                <w:rPr>
-                  <w:rFonts w:ascii="Cambria Math" w:hAnsi="Cambria Math"/>
-                </w:rPr>
-                <m:t>p</m:t>
-              </m:r>
-            </m:e>
-            <m:sub>
-              <m:r>
-                <w:rPr>
-                  <w:rFonts w:ascii="Cambria Math" w:hAnsi="Cambria Math"/>
-                </w:rPr>
-                <m:t>i</m:t>
-              </m:r>
-            </m:sub>
-          </m:sSub>
-          <m:r>
-            <w:rPr>
-              <w:rFonts w:ascii="Cambria Math" w:hAnsi="Cambria Math"/>
-            </w:rPr>
-            <m:t>=α+β</m:t>
-          </m:r>
-          <m:sSub>
-            <m:sSubPr>
-              <m:ctrlPr>
-                <w:rPr>
-                  <w:rFonts w:ascii="Cambria Math" w:hAnsi="Cambria Math"/>
-                </w:rPr>
-              </m:ctrlPr>
-            </m:sSubPr>
-            <m:e>
-              <m:r>
-                <w:rPr>
-                  <w:rFonts w:ascii="Cambria Math" w:hAnsi="Cambria Math"/>
-                </w:rPr>
-                <m:t>X</m:t>
-              </m:r>
-            </m:e>
-            <m:sub>
-              <m:r>
-                <w:rPr>
-                  <w:rFonts w:ascii="Cambria Math" w:hAnsi="Cambria Math"/>
-                </w:rPr>
-                <m:t>i</m:t>
-              </m:r>
-            </m:sub>
-          </m:sSub>
-          <m:r>
-            <w:rPr>
-              <w:rFonts w:ascii="Cambria Math" w:hAnsi="Cambria Math"/>
-            </w:rPr>
-            <m:t>,</m:t>
-          </m:r>
-          <m:r>
-            <m:rPr>
-              <m:sty m:val="p"/>
-            </m:rPr>
-            <w:br/>
-          </m:r>
-        </m:oMath>
-      </m:oMathPara>
-    </w:p>
-    <w:p>
-      <w:r>
-        <w:t xml:space="preserve">erzeugst daraus Wahlränder, lässt </w:t>
-      </w:r>
-      <w:proofErr w:type="spellStart"/>
-      <w:r>
-        <w:t>nslphom_dual</w:t>
-      </w:r>
-      <w:proofErr w:type="spellEnd"/>
-      <w:r>
-        <w:t xml:space="preserve"> die Übergänge rekonstruieren und schätzt anschließend</w:t>
-      </w:r>
-    </w:p>
-    <w:p>
-      <m:oMathPara>
-        <m:oMath>
-          <m:sSub>
-            <m:sSubPr>
-              <m:ctrlPr>
-                <w:rPr>
-                  <w:rFonts w:ascii="Cambria Math" w:hAnsi="Cambria Math"/>
-                </w:rPr>
-              </m:ctrlPr>
-            </m:sSubPr>
-            <m:e>
-              <m:acc>
-                <m:accPr>
-                  <m:ctrlPr>
-                    <w:rPr>
-                      <w:rFonts w:ascii="Cambria Math" w:hAnsi="Cambria Math"/>
-                    </w:rPr>
-                  </m:ctrlPr>
-                </m:accPr>
-                <m:e>
-                  <m:r>
-                    <w:rPr>
-                      <w:rFonts w:ascii="Cambria Math" w:hAnsi="Cambria Math"/>
-                    </w:rPr>
-                    <m:t>p</m:t>
-                  </m:r>
-                </m:e>
-              </m:acc>
-            </m:e>
-            <m:sub>
-              <m:r>
-                <w:rPr>
-                  <w:rFonts w:ascii="Cambria Math" w:hAnsi="Cambria Math"/>
-                </w:rPr>
-                <m:t>i</m:t>
-              </m:r>
-            </m:sub>
-          </m:sSub>
-          <m:r>
-            <w:rPr>
-              <w:rFonts w:ascii="Cambria Math" w:hAnsi="Cambria Math"/>
-            </w:rPr>
-            <m:t>∼</m:t>
-          </m:r>
-          <m:sSub>
-            <m:sSubPr>
-              <m:ctrlPr>
-                <w:rPr>
-                  <w:rFonts w:ascii="Cambria Math" w:hAnsi="Cambria Math"/>
-                </w:rPr>
-              </m:ctrlPr>
-            </m:sSubPr>
-            <m:e>
-              <m:r>
-                <w:rPr>
-                  <w:rFonts w:ascii="Cambria Math" w:hAnsi="Cambria Math"/>
-                </w:rPr>
-                <m:t>X</m:t>
-              </m:r>
-            </m:e>
-            <m:sub>
-              <m:r>
-                <w:rPr>
-                  <w:rFonts w:ascii="Cambria Math" w:hAnsi="Cambria Math"/>
-                </w:rPr>
-                <m:t>i</m:t>
-              </m:r>
-            </m:sub>
-          </m:sSub>
-          <m:r>
-            <w:rPr>
-              <w:rFonts w:ascii="Cambria Math" w:hAnsi="Cambria Math"/>
-            </w:rPr>
-            <m:t>.</m:t>
-          </m:r>
-          <m:r>
-            <m:rPr>
-              <m:sty m:val="p"/>
-            </m:rPr>
-            <w:br/>
-          </m:r>
-        </m:oMath>
-      </m:oMathPara>
-    </w:p>
-    <w:p>
-      <w:r>
-        <w:t>Dann vergleichst du</w:t>
-      </w:r>
-    </w:p>
-    <w:p>
-      <m:oMathPara>
-        <m:oMath>
-          <m:sSub>
-            <m:sSubPr>
-              <m:ctrlPr>
-                <w:rPr>
-                  <w:rFonts w:ascii="Cambria Math" w:hAnsi="Cambria Math"/>
-                </w:rPr>
-              </m:ctrlPr>
-            </m:sSubPr>
-            <m:e>
-              <m:acc>
-                <m:accPr>
-                  <m:ctrlPr>
-                    <w:rPr>
-                      <w:rFonts w:ascii="Cambria Math" w:hAnsi="Cambria Math"/>
-                    </w:rPr>
-                  </m:ctrlPr>
-                </m:accPr>
-                <m:e>
-                  <m:r>
-                    <w:rPr>
-                      <w:rFonts w:ascii="Cambria Math" w:hAnsi="Cambria Math"/>
-                    </w:rPr>
-                    <m:t>β</m:t>
-                  </m:r>
-                </m:e>
-              </m:acc>
-            </m:e>
-            <m:sub>
-              <m:r>
-                <m:rPr>
-                  <m:nor/>
-                </m:rPr>
-                <m:t>Second Stage</m:t>
-              </m:r>
-            </m:sub>
-          </m:sSub>
-          <m:r>
-            <w:rPr>
-              <w:rFonts w:ascii="Cambria Math" w:hAnsi="Cambria Math"/>
-            </w:rPr>
-            <m:t> </m:t>
-          </m:r>
-          <m:r>
-            <m:rPr>
-              <m:nor/>
-            </m:rPr>
-            <m:t>mit</m:t>
-          </m:r>
-          <m:r>
-            <w:rPr>
-              <w:rFonts w:ascii="Cambria Math" w:hAnsi="Cambria Math"/>
-            </w:rPr>
-            <m:t> </m:t>
-          </m:r>
-          <m:sSub>
-            <m:sSubPr>
-              <m:ctrlPr>
-                <w:rPr>
-                  <w:rFonts w:ascii="Cambria Math" w:hAnsi="Cambria Math"/>
-                </w:rPr>
-              </m:ctrlPr>
-            </m:sSubPr>
-            <m:e>
-              <m:r>
-                <w:rPr>
-                  <w:rFonts w:ascii="Cambria Math" w:hAnsi="Cambria Math"/>
-                </w:rPr>
-                <m:t>β</m:t>
-              </m:r>
-            </m:e>
-            <m:sub>
-              <m:r>
-                <m:rPr>
-                  <m:nor/>
-                </m:rPr>
-                <m:t>wahr</m:t>
-              </m:r>
-            </m:sub>
-          </m:sSub>
-          <m:r>
-            <w:rPr>
-              <w:rFonts w:ascii="Cambria Math" w:hAnsi="Cambria Math"/>
-            </w:rPr>
-            <m:t>.</m:t>
-          </m:r>
-          <m:r>
-            <m:rPr>
-              <m:sty m:val="p"/>
-            </m:rPr>
-            <w:br/>
-          </m:r>
-        </m:oMath>
-      </m:oMathPara>
-    </w:p>
-    <w:p>
-      <w:r>
-        <w:t xml:space="preserve">Wenn beispielsweise </w:t>
-      </w:r>
-      <m:oMath>
-        <m:sSub>
-          <m:sSubPr>
-            <m:ctrlPr>
-              <w:rPr>
-                <w:rFonts w:ascii="Cambria Math" w:hAnsi="Cambria Math"/>
-              </w:rPr>
-            </m:ctrlPr>
-          </m:sSubPr>
-          <m:e>
-            <m:r>
-              <w:rPr>
-                <w:rFonts w:ascii="Cambria Math" w:hAnsi="Cambria Math"/>
-              </w:rPr>
-              <m:t>β</m:t>
-            </m:r>
-          </m:e>
-          <m:sub>
-            <m:r>
-              <m:rPr>
-                <m:nor/>
-              </m:rPr>
-              <m:t>wahr</m:t>
-            </m:r>
-          </m:sub>
-        </m:sSub>
-        <m:r>
-          <w:rPr>
-            <w:rFonts w:ascii="Cambria Math" w:hAnsi="Cambria Math"/>
-          </w:rPr>
-          <m:t>=0,05</m:t>
-        </m:r>
-      </m:oMath>
-      <w:r>
-        <w:t xml:space="preserve">und du über viele Simulationen im Mittel nur </w:t>
-      </w:r>
-      <m:oMath>
-        <m:r>
-          <w:rPr>
-            <w:rFonts w:ascii="Cambria Math" w:hAnsi="Cambria Math"/>
-          </w:rPr>
-          <m:t>0,025</m:t>
-        </m:r>
-      </m:oMath>
-      <w:r>
-        <w:t xml:space="preserve">erhältst, hättest du </w:t>
-      </w:r>
-      <w:r>
-        <w:rPr>
-          <w:b/>
-          <w:bCs/>
-        </w:rPr>
-        <w:t xml:space="preserve">für dein konkretes </w:t>
-      </w:r>
-      <w:proofErr w:type="spellStart"/>
-      <w:r>
-        <w:rPr>
-          <w:b/>
-          <w:bCs/>
-        </w:rPr>
-        <w:t>nslphom→Regression-Verfahren</w:t>
-      </w:r>
-      <w:proofErr w:type="spellEnd"/>
-      <w:r>
-        <w:t xml:space="preserve"> Evidenz für Attenuation. Wenn du im Mittel </w:t>
-      </w:r>
-      <m:oMath>
-        <m:r>
-          <w:rPr>
-            <w:rFonts w:ascii="Cambria Math" w:hAnsi="Cambria Math"/>
-          </w:rPr>
-          <m:t>0,05</m:t>
-        </m:r>
-      </m:oMath>
-      <w:r>
-        <w:t>zurückbekommst, wäre genau dieser Bias trotz unperfekter lokaler Übergangsschätzungen nicht vorhanden.</w:t>
-      </w:r>
-    </w:p>
-    <w:p/>
-    <w:p/>
-    <w:p>
-      <w:r>
-        <w:t xml:space="preserve">Ins homogenitätsannahmen </w:t>
-      </w:r>
-      <w:proofErr w:type="spellStart"/>
-      <w:r>
-        <w:t>kapitel</w:t>
-      </w:r>
-      <w:proofErr w:type="spellEnd"/>
-      <w:r>
-        <w:t>:</w:t>
-      </w:r>
-      <w:r>
-        <w:br/>
-        <w:t>Auch \</w:t>
-      </w:r>
-      <w:proofErr w:type="spellStart"/>
-      <w:r>
-        <w:t>textcite</w:t>
-      </w:r>
-      <w:proofErr w:type="spellEnd"/>
-      <w:r>
-        <w:t>{ChoGaines2004} zeigen am Beispiel von $2\times2$-Problemen,</w:t>
-      </w:r>
-    </w:p>
-    <w:p>
-      <w:r>
-        <w:t>dass selbst scheinbar informative Aggregatdaten irreführende ökologische</w:t>
-      </w:r>
-    </w:p>
-    <w:p>
-      <w:r>
-        <w:t>Schätzungen erzeugen können, wenn die lokalen Übergangsparameter systematisch</w:t>
-      </w:r>
-    </w:p>
-    <w:p>
-      <w:r>
-        <w:t>mit den beobachteten Randverteilungen zusammenhängen.</w:t>
-      </w:r>
-    </w:p>
-    <w:p/>
-    <w:p>
-      <w:r>
-        <w:br/>
-      </w:r>
-      <w:r>
-        <w:br/>
-      </w:r>
-      <w:proofErr w:type="spellStart"/>
-      <w:r>
-        <w:t>iter_max</w:t>
-      </w:r>
-      <w:proofErr w:type="spellEnd"/>
-      <w:r>
-        <w:t xml:space="preserve"> teil: größeres </w:t>
-      </w:r>
-      <w:proofErr w:type="spellStart"/>
-      <w:r>
-        <w:t>iter_max</w:t>
-      </w:r>
-      <w:proofErr w:type="spellEnd"/>
-      <w:r>
-        <w:t xml:space="preserve"> gleich höheres </w:t>
-      </w:r>
-      <w:proofErr w:type="spellStart"/>
-      <w:r>
-        <w:t>overfitting</w:t>
-      </w:r>
-      <w:proofErr w:type="spellEnd"/>
-      <w:r>
-        <w:t xml:space="preserve"> </w:t>
-      </w:r>
-      <w:proofErr w:type="spellStart"/>
-      <w:r>
-        <w:t>problem</w:t>
-      </w:r>
-      <w:proofErr w:type="spellEnd"/>
-      <w:r>
-        <w:t>?</w:t>
-      </w:r>
-    </w:p>
-    <w:p/>
-    <w:p/>
-    <w:p/>
-    <w:p/>
-    <w:p/>
-    <w:p/>
-    <w:p/>
-    <w:p/>
-    <w:p/>
-    <w:p/>
-    <w:p/>
-    <w:p/>
-    <w:p/>
-    <w:p/>
-    <w:p/>
-    <w:p/>
-    <w:p/>
-    <w:p>
-      <w:r>
-        <w:t xml:space="preserve">ITER_MAX </w:t>
-      </w:r>
-      <w:proofErr w:type="spellStart"/>
-      <w:r>
-        <w:t>begründung</w:t>
-      </w:r>
-      <w:proofErr w:type="spellEnd"/>
-      <w:r>
-        <w:t xml:space="preserve"> </w:t>
-      </w:r>
-      <w:proofErr w:type="spellStart"/>
-      <w:r>
-        <w:t>etc</w:t>
-      </w:r>
-      <w:proofErr w:type="spellEnd"/>
-      <w:r>
-        <w:br/>
-      </w:r>
-      <w:r>
-        <w:t xml:space="preserve">Der entscheidende Punkt ist: </w:t>
-      </w:r>
-      <w:proofErr w:type="spellStart"/>
-      <w:r>
-        <w:rPr>
-          <w:b/>
-          <w:bCs/>
-        </w:rPr>
-        <w:t>nslphom_dual</w:t>
-      </w:r>
-      <w:proofErr w:type="spellEnd"/>
-      <w:r>
-        <w:rPr>
-          <w:b/>
-          <w:bCs/>
-        </w:rPr>
-        <w:t xml:space="preserve"> minimiert nicht den </w:t>
-      </w:r>
-      <w:proofErr w:type="spellStart"/>
-      <w:r>
-        <w:rPr>
-          <w:b/>
-          <w:bCs/>
-        </w:rPr>
-        <w:t>HETe</w:t>
-      </w:r>
-      <w:proofErr w:type="spellEnd"/>
-      <w:r>
-        <w:rPr>
-          <w:b/>
-          <w:bCs/>
-        </w:rPr>
-        <w:t xml:space="preserve"> der bereits kombinierten dualen Matrix über alle Iterationspaare.</w:t>
-      </w:r>
-      <w:r>
-        <w:t xml:space="preserve"> Stattdessen läuft die Auswahl zweistufig:</w:t>
-      </w:r>
-    </w:p>
-    <w:p>
-      <w:pPr>
-        <w:numPr>
-          <w:ilvl w:val="0"/>
-          <w:numId w:val="23"/>
-        </w:numPr>
-      </w:pPr>
-      <w:r>
-        <w:t xml:space="preserve">Für die Richtung \(X\to Y\) wird innerhalb der zugelassenen Iterationen diejenige </w:t>
-      </w:r>
-      <w:proofErr w:type="spellStart"/>
-      <w:r>
-        <w:t>nslphom</w:t>
-      </w:r>
-      <w:proofErr w:type="spellEnd"/>
-      <w:r>
-        <w:t xml:space="preserve">-Lösung gewählt, deren richtungsspezifischer </w:t>
-      </w:r>
-      <w:proofErr w:type="spellStart"/>
-      <w:r>
-        <w:t>HETe</w:t>
-      </w:r>
-      <w:proofErr w:type="spellEnd"/>
-      <w:r>
-        <w:t xml:space="preserve"> minimal ist.</w:t>
-      </w:r>
-    </w:p>
-    <w:p>
-      <w:pPr>
-        <w:numPr>
-          <w:ilvl w:val="0"/>
-          <w:numId w:val="23"/>
-        </w:numPr>
-      </w:pPr>
-      <w:r>
-        <w:t>Für \(Y\to X\) geschieht dasselbe separat.</w:t>
-      </w:r>
-    </w:p>
-    <w:p>
-      <w:pPr>
-        <w:numPr>
-          <w:ilvl w:val="0"/>
-          <w:numId w:val="23"/>
-        </w:numPr>
-      </w:pPr>
-      <w:r>
-        <w:t xml:space="preserve">Erst </w:t>
-      </w:r>
-      <w:r>
-        <w:rPr>
-          <w:b/>
-          <w:bCs/>
-        </w:rPr>
-        <w:t>danach</w:t>
-      </w:r>
-      <w:r>
-        <w:t xml:space="preserve"> werden diese beiden ausgewählten Lösungen kombiniert; bei </w:t>
-      </w:r>
-      <w:proofErr w:type="spellStart"/>
-      <w:r>
-        <w:t>dual_w</w:t>
-      </w:r>
-      <w:proofErr w:type="spellEnd"/>
-      <w:r>
-        <w:t xml:space="preserve"> mit Gewichten proportional zu \(</w:t>
-      </w:r>
-      <w:proofErr w:type="spellStart"/>
-      <w:r>
-        <w:t>HETe</w:t>
-      </w:r>
-      <w:proofErr w:type="spellEnd"/>
-      <w:r>
-        <w:t xml:space="preserve">^{-1}\). </w:t>
-      </w:r>
-      <w:proofErr w:type="spellStart"/>
-      <w:r>
-        <w:t>nslphom_dual</w:t>
-      </w:r>
-      <w:proofErr w:type="spellEnd"/>
-      <w:r>
-        <w:t xml:space="preserve">(6) </w:t>
-      </w:r>
-      <w:proofErr w:type="spellStart"/>
-      <w:r>
-        <w:t>nslphom_dual</w:t>
-      </w:r>
-      <w:proofErr w:type="spellEnd"/>
-      <w:r>
-        <w:t>(6)</w:t>
-      </w:r>
-    </w:p>
-    <w:p>
-      <w:r>
-        <w:t xml:space="preserve">Genau das macht auch dein Code: </w:t>
-      </w:r>
-      <w:proofErr w:type="spellStart"/>
-      <w:r>
-        <w:t>nslphom_osqp</w:t>
-      </w:r>
-      <w:proofErr w:type="spellEnd"/>
-      <w:r>
-        <w:t xml:space="preserve">() wählt mit </w:t>
-      </w:r>
-      <w:proofErr w:type="spellStart"/>
-      <w:r>
-        <w:t>which.min</w:t>
-      </w:r>
-      <w:proofErr w:type="spellEnd"/>
-      <w:r>
-        <w:t>(</w:t>
-      </w:r>
-      <w:proofErr w:type="spellStart"/>
-      <w:r>
-        <w:t>HETe.sequence</w:t>
-      </w:r>
-      <w:proofErr w:type="spellEnd"/>
-      <w:r>
-        <w:t xml:space="preserve">) zunächst innerhalb jeder Richtung die beste Iteration aus; </w:t>
-      </w:r>
-      <w:proofErr w:type="spellStart"/>
-      <w:r>
-        <w:t>nslphom_dual_osqp</w:t>
-      </w:r>
-      <w:proofErr w:type="spellEnd"/>
-      <w:r>
-        <w:t xml:space="preserve">() kombiniert anschließend genau diese beiden Matrizen. Das danach berechnete </w:t>
-      </w:r>
-      <w:proofErr w:type="spellStart"/>
-      <w:r>
-        <w:t>HETe.w</w:t>
-      </w:r>
-      <w:proofErr w:type="spellEnd"/>
-      <w:r>
-        <w:t xml:space="preserve"> beschreibt die kombinierte Lösung, wird aber </w:t>
-      </w:r>
-      <w:r>
-        <w:rPr>
-          <w:b/>
-          <w:bCs/>
-        </w:rPr>
-        <w:t>nicht nochmals zur Auswahl der richtungsspezifischen Iterationen verwendet</w:t>
-      </w:r>
-      <w:r>
-        <w:t xml:space="preserve">. </w:t>
-      </w:r>
-      <w:proofErr w:type="spellStart"/>
-      <w:r>
-        <w:t>nslphom_functions</w:t>
-      </w:r>
-      <w:proofErr w:type="spellEnd"/>
-      <w:r>
-        <w:t xml:space="preserve"> </w:t>
-      </w:r>
-      <w:proofErr w:type="spellStart"/>
-      <w:r>
-        <w:t>nslphom_functions</w:t>
-      </w:r>
-      <w:proofErr w:type="spellEnd"/>
-    </w:p>
-    <w:p>
-      <w:r>
-        <w:t xml:space="preserve">Das erklärt deine Grafiken sehr gut: Wenn du </w:t>
-      </w:r>
-      <w:proofErr w:type="spellStart"/>
-      <w:r>
-        <w:t>iter_max</w:t>
-      </w:r>
-      <w:proofErr w:type="spellEnd"/>
-      <w:r>
-        <w:t xml:space="preserve"> erhöhst, darf jede Richtung unter mehr Kandidaten suchen. Sobald beispielsweise bei Iteration 20 ein etwas kleinerer richtungsspezifischer </w:t>
-      </w:r>
-      <w:proofErr w:type="spellStart"/>
-      <w:r>
-        <w:t>HETe</w:t>
-      </w:r>
-      <w:proofErr w:type="spellEnd"/>
-      <w:r>
-        <w:t xml:space="preserve"> gefunden wird, ersetzt </w:t>
-      </w:r>
-      <w:proofErr w:type="spellStart"/>
-      <w:r>
-        <w:t>nslphom</w:t>
-      </w:r>
-      <w:proofErr w:type="spellEnd"/>
-      <w:r>
-        <w:t xml:space="preserve"> die vorher verwendete Matrix. </w:t>
-      </w:r>
-      <w:r>
-        <w:rPr>
-          <w:b/>
-          <w:bCs/>
-        </w:rPr>
-        <w:t xml:space="preserve">Diese neue Einzelmatrix kann nach der dualen Kombination aber einen höheren </w:t>
-      </w:r>
-      <w:proofErr w:type="spellStart"/>
-      <w:r>
-        <w:rPr>
-          <w:b/>
-          <w:bCs/>
-        </w:rPr>
-        <w:t>HETe</w:t>
-      </w:r>
-      <w:proofErr w:type="spellEnd"/>
-      <w:r>
-        <w:rPr>
-          <w:b/>
-          <w:bCs/>
-        </w:rPr>
-        <w:t xml:space="preserve"> der kombinierten Matrix erzeugen.</w:t>
-      </w:r>
-      <w:r>
-        <w:t xml:space="preserve"> Es gibt keine mathematische Garantie, dass</w:t>
-      </w:r>
-    </w:p>
-    <w:p>
-      <w:r>
-        <w:t xml:space="preserve">\[ </w:t>
-      </w:r>
-      <w:proofErr w:type="spellStart"/>
-      <w:r>
-        <w:t>HETe</w:t>
-      </w:r>
-      <w:proofErr w:type="spellEnd"/>
-      <w:r>
-        <w:t>_{12}\</w:t>
-      </w:r>
-      <w:proofErr w:type="spellStart"/>
-      <w:r>
-        <w:t>downarrow</w:t>
-      </w:r>
-      <w:proofErr w:type="spellEnd"/>
-      <w:r>
-        <w:t>,\</w:t>
-      </w:r>
-      <w:proofErr w:type="spellStart"/>
-      <w:r>
-        <w:t>qquad</w:t>
-      </w:r>
-      <w:proofErr w:type="spellEnd"/>
-      <w:r>
-        <w:t xml:space="preserve"> </w:t>
-      </w:r>
-      <w:proofErr w:type="spellStart"/>
-      <w:r>
-        <w:t>HETe</w:t>
-      </w:r>
-      <w:proofErr w:type="spellEnd"/>
-      <w:r>
-        <w:t>_{21}\</w:t>
-      </w:r>
-      <w:proofErr w:type="spellStart"/>
-      <w:r>
-        <w:t>downarrow</w:t>
-      </w:r>
-      <w:proofErr w:type="spellEnd"/>
-      <w:r>
-        <w:t xml:space="preserve"> \]</w:t>
-      </w:r>
-    </w:p>
-    <w:p>
-      <w:r>
-        <w:t>auch zu</w:t>
-      </w:r>
-    </w:p>
-    <w:p>
-      <w:r>
-        <w:lastRenderedPageBreak/>
-        <w:t xml:space="preserve">\[ </w:t>
-      </w:r>
-      <w:proofErr w:type="spellStart"/>
-      <w:r>
-        <w:t>HETe</w:t>
-      </w:r>
-      <w:proofErr w:type="spellEnd"/>
-      <w:r>
-        <w:t>_{\</w:t>
-      </w:r>
-      <w:proofErr w:type="spellStart"/>
-      <w:r>
-        <w:t>mathrm</w:t>
-      </w:r>
-      <w:proofErr w:type="spellEnd"/>
-      <w:r>
-        <w:t>{dual},w}\</w:t>
-      </w:r>
-      <w:proofErr w:type="spellStart"/>
-      <w:r>
-        <w:t>downarrow</w:t>
-      </w:r>
-      <w:proofErr w:type="spellEnd"/>
-      <w:r>
-        <w:t xml:space="preserve"> \]</w:t>
-      </w:r>
-    </w:p>
-    <w:p>
-      <w:r>
-        <w:t>führt.</w:t>
-      </w:r>
-    </w:p>
-    <w:p>
-      <w:r>
-        <w:t xml:space="preserve">Und hier kommt dein Gedanke mit einem kleinen </w:t>
-      </w:r>
-      <w:proofErr w:type="spellStart"/>
-      <w:r>
-        <w:t>iter_max</w:t>
-      </w:r>
-      <w:proofErr w:type="spellEnd"/>
-      <w:r>
-        <w:t xml:space="preserve"> ins Spiel. Das ist tatsächlich sehr nah an der Motivation von Pavía und Romero. Sie beschreiben zwei zulässige Varianten von </w:t>
-      </w:r>
-      <w:proofErr w:type="spellStart"/>
-      <w:r>
-        <w:t>nslphom</w:t>
-      </w:r>
-      <w:proofErr w:type="spellEnd"/>
-      <w:r>
-        <w:t xml:space="preserve">: entweder beim </w:t>
-      </w:r>
-      <w:r>
-        <w:rPr>
-          <w:b/>
-          <w:bCs/>
-        </w:rPr>
-        <w:t xml:space="preserve">ersten lokalen </w:t>
-      </w:r>
-      <w:proofErr w:type="spellStart"/>
-      <w:r>
-        <w:rPr>
-          <w:b/>
-          <w:bCs/>
-        </w:rPr>
-        <w:t>HETe</w:t>
-      </w:r>
-      <w:proofErr w:type="spellEnd"/>
-      <w:r>
-        <w:rPr>
-          <w:b/>
-          <w:bCs/>
-        </w:rPr>
-        <w:t>-Minimum</w:t>
-      </w:r>
-      <w:r>
-        <w:t xml:space="preserve"> stoppen (</w:t>
-      </w:r>
-      <w:proofErr w:type="spellStart"/>
-      <w:r>
-        <w:t>min.first</w:t>
-      </w:r>
-      <w:proofErr w:type="spellEnd"/>
-      <w:r>
-        <w:t xml:space="preserve"> = TRUE) oder eine </w:t>
-      </w:r>
-      <w:r>
-        <w:rPr>
-          <w:b/>
-          <w:bCs/>
-        </w:rPr>
-        <w:t>vorab begrenzte Zahl \(</w:t>
-      </w:r>
-      <w:proofErr w:type="spellStart"/>
-      <w:r>
-        <w:rPr>
-          <w:b/>
-          <w:bCs/>
-        </w:rPr>
-        <w:t>ns</w:t>
-      </w:r>
-      <w:proofErr w:type="spellEnd"/>
-      <w:r>
-        <w:rPr>
-          <w:b/>
-          <w:bCs/>
-        </w:rPr>
-        <w:t>\)</w:t>
-      </w:r>
-      <w:r>
-        <w:t xml:space="preserve"> von Iterationen zulassen und daraus die kleinste </w:t>
-      </w:r>
-      <w:proofErr w:type="spellStart"/>
-      <w:r>
-        <w:t>HETe</w:t>
-      </w:r>
-      <w:proofErr w:type="spellEnd"/>
-      <w:r>
-        <w:t>-Lösung wählen. Besonders relevant für dich ist ihre ausdrückliche Warnung: Mit wachsendem \(</w:t>
-      </w:r>
-      <w:proofErr w:type="spellStart"/>
-      <w:r>
-        <w:t>ns</w:t>
-      </w:r>
-      <w:proofErr w:type="spellEnd"/>
-      <w:r>
-        <w:t xml:space="preserve">\) steigt zwar die Chance, einen noch kleineren </w:t>
-      </w:r>
-      <w:proofErr w:type="spellStart"/>
-      <w:r>
-        <w:t>HETe</w:t>
-      </w:r>
-      <w:proofErr w:type="spellEnd"/>
-      <w:r>
-        <w:t xml:space="preserve"> zu finden, die tatsächliche Punktlösung kann sich dabei aber trotzdem verschlechtern — sogar dann, wenn </w:t>
-      </w:r>
-      <w:proofErr w:type="spellStart"/>
-      <w:r>
-        <w:t>HETe</w:t>
-      </w:r>
-      <w:proofErr w:type="spellEnd"/>
-      <w:r>
-        <w:t xml:space="preserve"> weiter sinkt. Deshalb empfehlen sie für die zweite Variante bewusst eine relativ kleine Iterationszahl. </w:t>
-      </w:r>
-      <w:proofErr w:type="spellStart"/>
-      <w:r>
-        <w:t>lphom</w:t>
-      </w:r>
-      <w:proofErr w:type="spellEnd"/>
-    </w:p>
-    <w:p>
-      <w:r>
-        <w:t xml:space="preserve">Das ist also </w:t>
-      </w:r>
-      <w:proofErr w:type="spellStart"/>
-      <w:r>
-        <w:rPr>
-          <w:b/>
-          <w:bCs/>
-        </w:rPr>
-        <w:t>overfitting</w:t>
-      </w:r>
-      <w:proofErr w:type="spellEnd"/>
-      <w:r>
-        <w:rPr>
-          <w:b/>
-          <w:bCs/>
-        </w:rPr>
-        <w:t>-artig</w:t>
-      </w:r>
-      <w:r>
-        <w:t>, aber ich würde in der Arbeit nicht unbedingt das Wort „</w:t>
-      </w:r>
-      <w:proofErr w:type="spellStart"/>
-      <w:r>
-        <w:t>Overfitting</w:t>
-      </w:r>
-      <w:proofErr w:type="spellEnd"/>
-      <w:r>
-        <w:t xml:space="preserve">“ verwenden. Es ist kein klassisches </w:t>
-      </w:r>
-      <w:proofErr w:type="spellStart"/>
-      <w:r>
-        <w:t>Overfitting</w:t>
-      </w:r>
-      <w:proofErr w:type="spellEnd"/>
-      <w:r>
-        <w:t xml:space="preserve"> eines Regressionsmodells. Präziser wäre:</w:t>
-      </w:r>
-    </w:p>
-    <w:p>
-      <w:r>
-        <w:t xml:space="preserve">Eine sehr große Zahl zugelassener Iterationen erhöht die Möglichkeit, die Schätzung zunehmend an das modellinterne </w:t>
-      </w:r>
-      <w:proofErr w:type="spellStart"/>
-      <w:r>
-        <w:t>HETe</w:t>
-      </w:r>
-      <w:proofErr w:type="spellEnd"/>
-      <w:r>
-        <w:t xml:space="preserve">-Kriterium anzupassen, obwohl ein kleinerer </w:t>
-      </w:r>
-      <w:proofErr w:type="spellStart"/>
-      <w:r>
-        <w:t>HETe</w:t>
-      </w:r>
-      <w:proofErr w:type="spellEnd"/>
-      <w:r>
-        <w:t xml:space="preserve"> nicht zwingend mit einer genaueren unbekannten Übergangsmatrix einhergeht.</w:t>
-      </w:r>
-    </w:p>
-    <w:p>
-      <w:r>
-        <w:t xml:space="preserve">Genau dafür liefern Pavía und Romero sogar empirische Evidenz: ns_10 hatte in ihren Daten den besten Kompromiss aus Genauigkeit und Rechenaufwand; ns_25 und </w:t>
-      </w:r>
-      <w:proofErr w:type="spellStart"/>
-      <w:r>
-        <w:t>ns_first</w:t>
-      </w:r>
-      <w:proofErr w:type="spellEnd"/>
-      <w:r>
-        <w:t xml:space="preserve"> waren ebenfalls konkurrenzfähig, während ns_50 und ns_100 keine systematische Verbesserung brachten und teilweise sogar schlechtere wahre Punktlösungen ergaben. </w:t>
-      </w:r>
-      <w:proofErr w:type="spellStart"/>
-      <w:r>
-        <w:t>lphom</w:t>
-      </w:r>
-      <w:proofErr w:type="spellEnd"/>
-    </w:p>
-    <w:p>
-      <w:r>
-        <w:t xml:space="preserve">Damit ist deine Idee </w:t>
-      </w:r>
-      <w:r>
-        <w:rPr>
-          <w:b/>
-          <w:bCs/>
-        </w:rPr>
-        <w:t>inhaltlich plausibel</w:t>
-      </w:r>
-      <w:r>
-        <w:t>:</w:t>
-      </w:r>
-    </w:p>
-    <w:p>
-      <w:proofErr w:type="spellStart"/>
-      <w:r>
-        <w:t>iter_max</w:t>
-      </w:r>
-      <w:proofErr w:type="spellEnd"/>
-      <w:r>
-        <w:t xml:space="preserve"> klein halten, damit spätere, nur nach dem richtungsspezifischen </w:t>
-      </w:r>
-      <w:proofErr w:type="spellStart"/>
-      <w:r>
-        <w:t>HETe</w:t>
-      </w:r>
-      <w:proofErr w:type="spellEnd"/>
-      <w:r>
-        <w:t xml:space="preserve"> attraktivere Lösungen die endgültige duale Kombination nicht verschlechtern.</w:t>
-      </w:r>
-    </w:p>
-    <w:p>
-      <w:r>
-        <w:t xml:space="preserve">Aber es gibt einen wichtigen methodischen Unterschied: </w:t>
-      </w:r>
-      <w:r>
-        <w:rPr>
-          <w:b/>
-          <w:bCs/>
-        </w:rPr>
-        <w:t>Pavía und Romero wählen das kleine \(</w:t>
-      </w:r>
-      <w:proofErr w:type="spellStart"/>
-      <w:r>
-        <w:rPr>
-          <w:b/>
-          <w:bCs/>
-        </w:rPr>
-        <w:t>ns</w:t>
-      </w:r>
-      <w:proofErr w:type="spellEnd"/>
-      <w:r>
-        <w:rPr>
-          <w:b/>
-          <w:bCs/>
-        </w:rPr>
-        <w:t xml:space="preserve">\) nicht dadurch, dass sie für genau einen Datensatz nachträglich den </w:t>
-      </w:r>
-      <w:proofErr w:type="spellStart"/>
-      <w:r>
-        <w:rPr>
-          <w:b/>
-          <w:bCs/>
-        </w:rPr>
-        <w:t>HETe</w:t>
-      </w:r>
-      <w:proofErr w:type="spellEnd"/>
-      <w:r>
-        <w:rPr>
-          <w:b/>
-          <w:bCs/>
-        </w:rPr>
-        <w:t xml:space="preserve"> der fertigen Dualmatrix über \(</w:t>
-      </w:r>
-      <w:proofErr w:type="spellStart"/>
-      <w:r>
-        <w:rPr>
-          <w:b/>
-          <w:bCs/>
-        </w:rPr>
-        <w:t>ns</w:t>
-      </w:r>
-      <w:proofErr w:type="spellEnd"/>
-      <w:r>
-        <w:rPr>
-          <w:b/>
-          <w:bCs/>
-        </w:rPr>
-        <w:t>=1,\dots,80\) minimieren.</w:t>
-      </w:r>
-      <w:r>
-        <w:t xml:space="preserve"> Sie untersuchen mit bekannten wahren Übergangsmatrizen, welche festen Iterationsregeln im Mittel gut funktionieren. Dein Verfahren</w:t>
-      </w:r>
-    </w:p>
-    <w:p>
-      <w:r>
-        <w:t>\[ \</w:t>
-      </w:r>
-      <w:proofErr w:type="spellStart"/>
-      <w:r>
-        <w:t>widehat</w:t>
-      </w:r>
-      <w:proofErr w:type="spellEnd"/>
-      <w:r>
-        <w:t>{m} = \arg\</w:t>
-      </w:r>
-      <w:proofErr w:type="spellStart"/>
-      <w:r>
-        <w:t>min_m</w:t>
-      </w:r>
-      <w:proofErr w:type="spellEnd"/>
-      <w:r>
-        <w:t xml:space="preserve"> </w:t>
-      </w:r>
-      <w:proofErr w:type="spellStart"/>
-      <w:r>
-        <w:t>HETe</w:t>
-      </w:r>
-      <w:proofErr w:type="spellEnd"/>
-      <w:r>
-        <w:t>_{\</w:t>
-      </w:r>
-      <w:proofErr w:type="spellStart"/>
-      <w:r>
-        <w:t>mathrm</w:t>
-      </w:r>
-      <w:proofErr w:type="spellEnd"/>
-      <w:r>
-        <w:t>{dual},w}(m) \]</w:t>
-      </w:r>
-    </w:p>
-    <w:p>
-      <w:r>
-        <w:t xml:space="preserve">ist daher eine </w:t>
-      </w:r>
-      <w:r>
-        <w:rPr>
-          <w:b/>
-          <w:bCs/>
-        </w:rPr>
-        <w:t>eigene zusätzliche Auswahlregel</w:t>
-      </w:r>
-      <w:r>
-        <w:t xml:space="preserve">. Sie ist logisch konsistent, weil du das Kriterium direkt auf die finale, tatsächlich verwendete Dualmatrix anwendest; sie gehört aber nicht zum Standardalgorithmus von </w:t>
-      </w:r>
-      <w:proofErr w:type="spellStart"/>
-      <w:r>
-        <w:t>nslphom_dual</w:t>
-      </w:r>
-      <w:proofErr w:type="spellEnd"/>
-      <w:r>
-        <w:t>.</w:t>
-      </w:r>
-    </w:p>
-    <w:p>
-      <w:r>
-        <w:t>Ich würde deshalb drei Dinge auseinanderhalten:</w:t>
-      </w:r>
-    </w:p>
-    <w:p>
-      <w:pPr>
-        <w:numPr>
-          <w:ilvl w:val="0"/>
-          <w:numId w:val="24"/>
-        </w:numPr>
-      </w:pPr>
-      <w:r>
-        <w:rPr>
-          <w:b/>
-          <w:bCs/>
-        </w:rPr>
-        <w:t>Standard-</w:t>
-      </w:r>
-      <w:proofErr w:type="spellStart"/>
-      <w:r>
-        <w:rPr>
-          <w:b/>
-          <w:bCs/>
-        </w:rPr>
-        <w:t>nslphom</w:t>
-      </w:r>
-      <w:proofErr w:type="spellEnd"/>
-      <w:r>
-        <w:rPr>
-          <w:b/>
-          <w:bCs/>
-        </w:rPr>
-        <w:t>:</w:t>
-      </w:r>
-      <w:r>
-        <w:t xml:space="preserve"> innerhalb eines vorgegebenen </w:t>
-      </w:r>
-      <w:proofErr w:type="spellStart"/>
-      <w:r>
-        <w:t>iter_max</w:t>
-      </w:r>
-      <w:proofErr w:type="spellEnd"/>
-      <w:r>
-        <w:t xml:space="preserve"> die Iteration mit kleinstem </w:t>
-      </w:r>
-      <w:proofErr w:type="spellStart"/>
-      <w:r>
-        <w:t>HETe</w:t>
-      </w:r>
-      <w:proofErr w:type="spellEnd"/>
-      <w:r>
-        <w:t xml:space="preserve"> wählen.</w:t>
-      </w:r>
-    </w:p>
-    <w:p>
-      <w:pPr>
-        <w:numPr>
-          <w:ilvl w:val="0"/>
-          <w:numId w:val="24"/>
-        </w:numPr>
-      </w:pPr>
-      <w:r>
-        <w:rPr>
-          <w:b/>
-          <w:bCs/>
-        </w:rPr>
-        <w:t>Standard-</w:t>
-      </w:r>
-      <w:proofErr w:type="spellStart"/>
-      <w:r>
-        <w:rPr>
-          <w:b/>
-          <w:bCs/>
-        </w:rPr>
-        <w:t>nslphom_dual_w</w:t>
-      </w:r>
-      <w:proofErr w:type="spellEnd"/>
-      <w:r>
-        <w:rPr>
-          <w:b/>
-          <w:bCs/>
-        </w:rPr>
-        <w:t>:</w:t>
-      </w:r>
-      <w:r>
-        <w:t xml:space="preserve"> das separat für beide Richtungen tun und anschließend die beiden Lösungen invers nach ihren jeweiligen </w:t>
-      </w:r>
-      <w:proofErr w:type="spellStart"/>
-      <w:r>
-        <w:t>HETe</w:t>
-      </w:r>
-      <w:proofErr w:type="spellEnd"/>
-      <w:r>
-        <w:t>-Werten kombinieren.</w:t>
-      </w:r>
-    </w:p>
-    <w:p>
-      <w:pPr>
-        <w:numPr>
-          <w:ilvl w:val="0"/>
-          <w:numId w:val="24"/>
-        </w:numPr>
-      </w:pPr>
-      <w:r>
-        <w:rPr>
-          <w:b/>
-          <w:bCs/>
-        </w:rPr>
-        <w:t>Deine Erweiterung:</w:t>
-      </w:r>
-      <w:r>
-        <w:t xml:space="preserve"> verschiedene </w:t>
-      </w:r>
-      <w:proofErr w:type="spellStart"/>
-      <w:r>
-        <w:t>iter_max</w:t>
-      </w:r>
-      <w:proofErr w:type="spellEnd"/>
-      <w:r>
-        <w:t xml:space="preserve"> vergleichen und den Wert wählen, bei dem der anschließend neu berechnete </w:t>
-      </w:r>
-      <w:proofErr w:type="spellStart"/>
-      <w:r>
-        <w:t>HETe</w:t>
-      </w:r>
-      <w:proofErr w:type="spellEnd"/>
-      <w:r>
-        <w:t xml:space="preserve"> der gewichteten Dualmatrix minimal ist.</w:t>
-      </w:r>
-    </w:p>
-    <w:p>
-      <w:r>
-        <w:t xml:space="preserve">Diese dritte Stufe ist nicht absurd — im Gegenteil, sie passt zu deiner eigentlichen Zielgröße besser als nur die beiden Richtungskriterien isoliert zu betrachten. Aber du solltest sie </w:t>
-      </w:r>
-      <w:r>
-        <w:rPr>
-          <w:b/>
-          <w:bCs/>
-        </w:rPr>
-        <w:t xml:space="preserve">nicht als originäre </w:t>
-      </w:r>
-      <w:proofErr w:type="spellStart"/>
-      <w:r>
-        <w:rPr>
-          <w:b/>
-          <w:bCs/>
-        </w:rPr>
-        <w:t>nslphom_dual</w:t>
-      </w:r>
-      <w:proofErr w:type="spellEnd"/>
-      <w:r>
-        <w:rPr>
-          <w:b/>
-          <w:bCs/>
-        </w:rPr>
-        <w:t>-Logik darstellen</w:t>
-      </w:r>
-      <w:r>
-        <w:t>, sondern als eigene Iterationsdiagnostik.</w:t>
-      </w:r>
-    </w:p>
-    <w:p>
-      <w:r>
-        <w:lastRenderedPageBreak/>
-        <w:t>Mein methodischer Rat wäre daher jetzt:</w:t>
-      </w:r>
-    </w:p>
-    <w:p>
-      <w:r>
-        <w:t xml:space="preserve">Wenn du bei </w:t>
-      </w:r>
-      <w:proofErr w:type="spellStart"/>
-      <w:r>
-        <w:t>iter_max</w:t>
-      </w:r>
-      <w:proofErr w:type="spellEnd"/>
-      <w:r>
-        <w:t xml:space="preserve">=2 bleiben willst, ist das vertretbar, </w:t>
-      </w:r>
-      <w:r>
-        <w:rPr>
-          <w:b/>
-          <w:bCs/>
-        </w:rPr>
-        <w:t>wenn du es als bewusstes Early-</w:t>
-      </w:r>
-      <w:proofErr w:type="spellStart"/>
-      <w:r>
-        <w:rPr>
-          <w:b/>
-          <w:bCs/>
-        </w:rPr>
-        <w:t>Stopping</w:t>
-      </w:r>
-      <w:proofErr w:type="spellEnd"/>
-      <w:r>
-        <w:rPr>
-          <w:b/>
-          <w:bCs/>
-        </w:rPr>
-        <w:t>-/</w:t>
-      </w:r>
-      <w:proofErr w:type="spellStart"/>
-      <w:r>
-        <w:rPr>
-          <w:b/>
-          <w:bCs/>
-        </w:rPr>
-        <w:t>Regularisierungskriterium</w:t>
-      </w:r>
-      <w:proofErr w:type="spellEnd"/>
-      <w:r>
-        <w:rPr>
-          <w:b/>
-          <w:bCs/>
-        </w:rPr>
-        <w:t xml:space="preserve"> der dualen Gesamtlösung formulierst und nicht als „global optimale </w:t>
-      </w:r>
-      <w:proofErr w:type="spellStart"/>
-      <w:r>
-        <w:rPr>
-          <w:b/>
-          <w:bCs/>
-        </w:rPr>
-        <w:t>nslphom</w:t>
-      </w:r>
-      <w:proofErr w:type="spellEnd"/>
-      <w:r>
-        <w:rPr>
-          <w:b/>
-          <w:bCs/>
-        </w:rPr>
-        <w:t>-Lösung“</w:t>
-      </w:r>
-      <w:r>
-        <w:t xml:space="preserve">. Noch stärker würde die Begründung, wenn deine Simulation zeigt, dass sehr frühe Iterationen zumindest nicht schlechter abschneiden als große </w:t>
-      </w:r>
-      <w:proofErr w:type="spellStart"/>
-      <w:r>
-        <w:t>iter_max</w:t>
-      </w:r>
-      <w:proofErr w:type="spellEnd"/>
-      <w:r>
-        <w:t>-Werte.</w:t>
-      </w:r>
-    </w:p>
-    <w:p>
-      <w:r>
-        <w:t>Für deine Arbeit könnte die Kernaussage etwa lauten:</w:t>
-      </w:r>
-    </w:p>
-    <w:p>
-      <w:r>
-        <w:t xml:space="preserve">Da ein kleinerer richtungsspezifischer </w:t>
-      </w:r>
-      <w:proofErr w:type="spellStart"/>
-      <w:r>
-        <w:t>HETe</w:t>
-      </w:r>
-      <w:proofErr w:type="spellEnd"/>
-      <w:r>
-        <w:t xml:space="preserve"> nicht zwingend zu einer</w:t>
-      </w:r>
-    </w:p>
-    <w:p>
-      <w:r>
-        <w:t>besseren kombinierten dualen Lösung führt, wurde die maximale Iterationszahl</w:t>
-      </w:r>
-    </w:p>
-    <w:p>
-      <w:r>
-        <w:t>nicht allein anhand der beiden Einzelrichtungen festgelegt. Für</w:t>
-      </w:r>
-    </w:p>
-    <w:p>
-      <w:r>
-        <w:t>$m=1,\ldots,80$ wurde rekonstruiert, welche richtungsspezifischen</w:t>
-      </w:r>
-    </w:p>
-    <w:p>
-      <w:r>
-        <w:t>\</w:t>
-      </w:r>
-      <w:proofErr w:type="spellStart"/>
-      <w:r>
-        <w:t>textit</w:t>
-      </w:r>
-      <w:proofErr w:type="spellEnd"/>
-      <w:r>
-        <w:t>{</w:t>
-      </w:r>
-      <w:proofErr w:type="spellStart"/>
-      <w:r>
-        <w:t>nslphom</w:t>
-      </w:r>
-      <w:proofErr w:type="spellEnd"/>
-      <w:r>
-        <w:t>}-Lösungen bei \</w:t>
-      </w:r>
-      <w:proofErr w:type="spellStart"/>
-      <w:r>
-        <w:t>texttt</w:t>
-      </w:r>
-      <w:proofErr w:type="spellEnd"/>
-      <w:r>
-        <w:t>{</w:t>
-      </w:r>
-      <w:proofErr w:type="spellStart"/>
-      <w:r>
-        <w:t>iter</w:t>
-      </w:r>
-      <w:proofErr w:type="spellEnd"/>
-      <w:r>
-        <w:t>\_</w:t>
-      </w:r>
-      <w:proofErr w:type="spellStart"/>
-      <w:r>
-        <w:t>max</w:t>
-      </w:r>
-      <w:proofErr w:type="spellEnd"/>
-      <w:r>
-        <w:t>}=$m$ ausgewählt würden,</w:t>
-      </w:r>
-    </w:p>
-    <w:p>
-      <w:r>
-        <w:t>diese anschließend gemäß der gewichteten dualen Schätzung kombiniert und</w:t>
-      </w:r>
-    </w:p>
-    <w:p>
-      <w:r>
-        <w:t xml:space="preserve">der </w:t>
-      </w:r>
-      <w:proofErr w:type="spellStart"/>
-      <w:r>
-        <w:t>HETe</w:t>
-      </w:r>
-      <w:proofErr w:type="spellEnd"/>
-      <w:r>
-        <w:t xml:space="preserve"> der resultierenden Matrix erneut berechnet. Das Minimum dieses</w:t>
-      </w:r>
-    </w:p>
-    <w:p>
-      <w:r>
-        <w:t>Kriteriums liegt bei \</w:t>
-      </w:r>
-      <w:proofErr w:type="spellStart"/>
-      <w:r>
-        <w:t>texttt</w:t>
-      </w:r>
-      <w:proofErr w:type="spellEnd"/>
-      <w:r>
-        <w:t>{</w:t>
-      </w:r>
-      <w:proofErr w:type="spellStart"/>
-      <w:r>
-        <w:t>iter</w:t>
-      </w:r>
-      <w:proofErr w:type="spellEnd"/>
-      <w:r>
-        <w:t>\_</w:t>
-      </w:r>
-      <w:proofErr w:type="spellStart"/>
-      <w:r>
-        <w:t>max</w:t>
-      </w:r>
-      <w:proofErr w:type="spellEnd"/>
-      <w:r>
-        <w:t>}=2.</w:t>
-      </w:r>
-    </w:p>
-    <w:p/>
-    <w:p>
-      <w:r>
-        <w:t>Die Begrenzung auf eine kleine Iterationszahl ist auch vor dem Hintergrund</w:t>
-      </w:r>
-    </w:p>
-    <w:p>
-      <w:r>
-        <w:t>von \</w:t>
-      </w:r>
-      <w:proofErr w:type="spellStart"/>
-      <w:r>
-        <w:t>textcite</w:t>
-      </w:r>
-      <w:proofErr w:type="spellEnd"/>
-      <w:r>
-        <w:t>{PaviaRomero2024a} plausibel. Die Autoren zeigen, dass mit</w:t>
-      </w:r>
-    </w:p>
-    <w:p>
-      <w:r>
-        <w:t xml:space="preserve">zunehmender Zahl zugelassener Iterationen zwar kleinere </w:t>
-      </w:r>
-      <w:proofErr w:type="spellStart"/>
-      <w:r>
-        <w:t>HETe</w:t>
-      </w:r>
-      <w:proofErr w:type="spellEnd"/>
-      <w:r>
-        <w:t>-Werte gefunden</w:t>
-      </w:r>
-    </w:p>
-    <w:p>
-      <w:r>
-        <w:t>werden können, sich die tatsächlichen Punktlösungen jedoch nicht zwingend</w:t>
-      </w:r>
-    </w:p>
-    <w:p>
-      <w:r>
-        <w:t>verbessern und teilweise sogar verschlechtern. Eine kleine Iterationszahl</w:t>
-      </w:r>
-    </w:p>
-    <w:p>
-      <w:r>
-        <w:t>kann daher als Form eines frühen Abbruchs verstanden werden, die eine</w:t>
-      </w:r>
-    </w:p>
-    <w:p>
-      <w:r>
-        <w:t xml:space="preserve">übermäßige Anpassung an das modellinterne </w:t>
-      </w:r>
-      <w:proofErr w:type="spellStart"/>
-      <w:r>
-        <w:t>HETe</w:t>
-      </w:r>
-      <w:proofErr w:type="spellEnd"/>
-      <w:r>
-        <w:t>-Kriterium begrenzt.</w:t>
-      </w:r>
-    </w:p>
-    <w:p>
-      <w:r>
-        <w:t xml:space="preserve">Ich würde dabei </w:t>
-      </w:r>
-      <w:r>
-        <w:rPr>
-          <w:b/>
-          <w:bCs/>
-        </w:rPr>
-        <w:t>nicht „</w:t>
-      </w:r>
-      <w:proofErr w:type="spellStart"/>
-      <w:r>
-        <w:rPr>
-          <w:b/>
-          <w:bCs/>
-        </w:rPr>
-        <w:t>Overfitting</w:t>
-      </w:r>
-      <w:proofErr w:type="spellEnd"/>
-      <w:r>
-        <w:rPr>
-          <w:b/>
-          <w:bCs/>
-        </w:rPr>
-        <w:t>“ als festen Fachbegriff</w:t>
-      </w:r>
-      <w:r>
-        <w:t xml:space="preserve"> verwenden, sondern eher „übermäßige Anpassung an das interne </w:t>
-      </w:r>
-      <w:proofErr w:type="spellStart"/>
-      <w:r>
-        <w:t>HETe</w:t>
-      </w:r>
-      <w:proofErr w:type="spellEnd"/>
-      <w:r>
-        <w:t xml:space="preserve">-Kriterium“ oder „Early </w:t>
-      </w:r>
-      <w:proofErr w:type="spellStart"/>
-      <w:r>
-        <w:t>Stopping</w:t>
-      </w:r>
-      <w:proofErr w:type="spellEnd"/>
-      <w:r>
-        <w:t>“. Das trifft dein Argument präziser.</w:t>
-      </w:r>
-    </w:p>
-    <w:p/>
     <w:sectPr>
       <w:pgSz w:w="11906" w:h="16838"/>
       <w:pgMar w:top="1417" w:right="1417" w:bottom="1134" w:left="1417" w:header="708" w:footer="708" w:gutter="0"/>
@@ -4106,6 +1390,155 @@
     </w:lvl>
   </w:abstractNum>
   <w:abstractNum w:abstractNumId="8" w15:restartNumberingAfterBreak="0">
+    <w:nsid w:val="31DF74FD"/>
+    <w:multiLevelType w:val="multilevel"/>
+    <w:tmpl w:val="A300A824"/>
+    <w:lvl w:ilvl="0">
+      <w:start w:val="1"/>
+      <w:numFmt w:val="bullet"/>
+      <w:lvlText w:val=""/>
+      <w:lvlJc w:val="left"/>
+      <w:pPr>
+        <w:tabs>
+          <w:tab w:val="num" w:pos="720"/>
+        </w:tabs>
+        <w:ind w:left="720" w:hanging="360"/>
+      </w:pPr>
+      <w:rPr>
+        <w:rFonts w:ascii="Symbol" w:hAnsi="Symbol" w:hint="default"/>
+        <w:sz w:val="20"/>
+      </w:rPr>
+    </w:lvl>
+    <w:lvl w:ilvl="1" w:tentative="1">
+      <w:start w:val="1"/>
+      <w:numFmt w:val="bullet"/>
+      <w:lvlText w:val="o"/>
+      <w:lvlJc w:val="left"/>
+      <w:pPr>
+        <w:tabs>
+          <w:tab w:val="num" w:pos="1440"/>
+        </w:tabs>
+        <w:ind w:left="1440" w:hanging="360"/>
+      </w:pPr>
+      <w:rPr>
+        <w:rFonts w:ascii="Courier New" w:hAnsi="Courier New" w:hint="default"/>
+        <w:sz w:val="20"/>
+      </w:rPr>
+    </w:lvl>
+    <w:lvl w:ilvl="2" w:tentative="1">
+      <w:start w:val="1"/>
+      <w:numFmt w:val="bullet"/>
+      <w:lvlText w:val=""/>
+      <w:lvlJc w:val="left"/>
+      <w:pPr>
+        <w:tabs>
+          <w:tab w:val="num" w:pos="2160"/>
+        </w:tabs>
+        <w:ind w:left="2160" w:hanging="360"/>
+      </w:pPr>
+      <w:rPr>
+        <w:rFonts w:ascii="Wingdings" w:hAnsi="Wingdings" w:hint="default"/>
+        <w:sz w:val="20"/>
+      </w:rPr>
+    </w:lvl>
+    <w:lvl w:ilvl="3" w:tentative="1">
+      <w:start w:val="1"/>
+      <w:numFmt w:val="bullet"/>
+      <w:lvlText w:val=""/>
+      <w:lvlJc w:val="left"/>
+      <w:pPr>
+        <w:tabs>
+          <w:tab w:val="num" w:pos="2880"/>
+        </w:tabs>
+        <w:ind w:left="2880" w:hanging="360"/>
+      </w:pPr>
+      <w:rPr>
+        <w:rFonts w:ascii="Wingdings" w:hAnsi="Wingdings" w:hint="default"/>
+        <w:sz w:val="20"/>
+      </w:rPr>
+    </w:lvl>
+    <w:lvl w:ilvl="4" w:tentative="1">
+      <w:start w:val="1"/>
+      <w:numFmt w:val="bullet"/>
+      <w:lvlText w:val=""/>
+      <w:lvlJc w:val="left"/>
+      <w:pPr>
+        <w:tabs>
+          <w:tab w:val="num" w:pos="3600"/>
+        </w:tabs>
+        <w:ind w:left="3600" w:hanging="360"/>
+      </w:pPr>
+      <w:rPr>
+        <w:rFonts w:ascii="Wingdings" w:hAnsi="Wingdings" w:hint="default"/>
+        <w:sz w:val="20"/>
+      </w:rPr>
+    </w:lvl>
+    <w:lvl w:ilvl="5" w:tentative="1">
+      <w:start w:val="1"/>
+      <w:numFmt w:val="bullet"/>
+      <w:lvlText w:val=""/>
+      <w:lvlJc w:val="left"/>
+      <w:pPr>
+        <w:tabs>
+          <w:tab w:val="num" w:pos="4320"/>
+        </w:tabs>
+        <w:ind w:left="4320" w:hanging="360"/>
+      </w:pPr>
+      <w:rPr>
+        <w:rFonts w:ascii="Wingdings" w:hAnsi="Wingdings" w:hint="default"/>
+        <w:sz w:val="20"/>
+      </w:rPr>
+    </w:lvl>
+    <w:lvl w:ilvl="6" w:tentative="1">
+      <w:start w:val="1"/>
+      <w:numFmt w:val="bullet"/>
+      <w:lvlText w:val=""/>
+      <w:lvlJc w:val="left"/>
+      <w:pPr>
+        <w:tabs>
+          <w:tab w:val="num" w:pos="5040"/>
+        </w:tabs>
+        <w:ind w:left="5040" w:hanging="360"/>
+      </w:pPr>
+      <w:rPr>
+        <w:rFonts w:ascii="Wingdings" w:hAnsi="Wingdings" w:hint="default"/>
+        <w:sz w:val="20"/>
+      </w:rPr>
+    </w:lvl>
+    <w:lvl w:ilvl="7" w:tentative="1">
+      <w:start w:val="1"/>
+      <w:numFmt w:val="bullet"/>
+      <w:lvlText w:val=""/>
+      <w:lvlJc w:val="left"/>
+      <w:pPr>
+        <w:tabs>
+          <w:tab w:val="num" w:pos="5760"/>
+        </w:tabs>
+        <w:ind w:left="5760" w:hanging="360"/>
+      </w:pPr>
+      <w:rPr>
+        <w:rFonts w:ascii="Wingdings" w:hAnsi="Wingdings" w:hint="default"/>
+        <w:sz w:val="20"/>
+      </w:rPr>
+    </w:lvl>
+    <w:lvl w:ilvl="8" w:tentative="1">
+      <w:start w:val="1"/>
+      <w:numFmt w:val="bullet"/>
+      <w:lvlText w:val=""/>
+      <w:lvlJc w:val="left"/>
+      <w:pPr>
+        <w:tabs>
+          <w:tab w:val="num" w:pos="6480"/>
+        </w:tabs>
+        <w:ind w:left="6480" w:hanging="360"/>
+      </w:pPr>
+      <w:rPr>
+        <w:rFonts w:ascii="Wingdings" w:hAnsi="Wingdings" w:hint="default"/>
+        <w:sz w:val="20"/>
+      </w:rPr>
+    </w:lvl>
+  </w:abstractNum>
+  <w:abstractNum w:abstractNumId="9" w15:restartNumberingAfterBreak="0">
     <w:nsid w:val="341B4049"/>
     <w:multiLevelType w:val="multilevel"/>
     <w:tmpl w:val="07C69E36"/>
@@ -4254,7 +1687,7 @@
       </w:rPr>
     </w:lvl>
   </w:abstractNum>
-  <w:abstractNum w:abstractNumId="9" w15:restartNumberingAfterBreak="0">
+  <w:abstractNum w:abstractNumId="10" w15:restartNumberingAfterBreak="0">
     <w:nsid w:val="3BA26909"/>
     <w:multiLevelType w:val="hybridMultilevel"/>
     <w:tmpl w:val="B320573C"/>
@@ -4367,7 +1800,7 @@
       </w:rPr>
     </w:lvl>
   </w:abstractNum>
-  <w:abstractNum w:abstractNumId="10" w15:restartNumberingAfterBreak="0">
+  <w:abstractNum w:abstractNumId="11" w15:restartNumberingAfterBreak="0">
     <w:nsid w:val="43B12E04"/>
     <w:multiLevelType w:val="multilevel"/>
     <w:tmpl w:val="FB1CF99E"/>
@@ -4480,7 +1913,120 @@
       </w:pPr>
     </w:lvl>
   </w:abstractNum>
-  <w:abstractNum w:abstractNumId="11" w15:restartNumberingAfterBreak="0">
+  <w:abstractNum w:abstractNumId="12" w15:restartNumberingAfterBreak="0">
+    <w:nsid w:val="49184EE7"/>
+    <w:multiLevelType w:val="hybridMultilevel"/>
+    <w:tmpl w:val="639E1852"/>
+    <w:lvl w:ilvl="0" w:tplc="04070001">
+      <w:start w:val="1"/>
+      <w:numFmt w:val="bullet"/>
+      <w:lvlText w:val=""/>
+      <w:lvlJc w:val="left"/>
+      <w:pPr>
+        <w:ind w:left="720" w:hanging="360"/>
+      </w:pPr>
+      <w:rPr>
+        <w:rFonts w:ascii="Symbol" w:hAnsi="Symbol" w:hint="default"/>
+      </w:rPr>
+    </w:lvl>
+    <w:lvl w:ilvl="1" w:tplc="04070003" w:tentative="1">
+      <w:start w:val="1"/>
+      <w:numFmt w:val="bullet"/>
+      <w:lvlText w:val="o"/>
+      <w:lvlJc w:val="left"/>
+      <w:pPr>
+        <w:ind w:left="1440" w:hanging="360"/>
+      </w:pPr>
+      <w:rPr>
+        <w:rFonts w:ascii="Courier New" w:hAnsi="Courier New" w:cs="Courier New" w:hint="default"/>
+      </w:rPr>
+    </w:lvl>
+    <w:lvl w:ilvl="2" w:tplc="04070005" w:tentative="1">
+      <w:start w:val="1"/>
+      <w:numFmt w:val="bullet"/>
+      <w:lvlText w:val=""/>
+      <w:lvlJc w:val="left"/>
+      <w:pPr>
+        <w:ind w:left="2160" w:hanging="360"/>
+      </w:pPr>
+      <w:rPr>
+        <w:rFonts w:ascii="Wingdings" w:hAnsi="Wingdings" w:hint="default"/>
+      </w:rPr>
+    </w:lvl>
+    <w:lvl w:ilvl="3" w:tplc="04070001" w:tentative="1">
+      <w:start w:val="1"/>
+      <w:numFmt w:val="bullet"/>
+      <w:lvlText w:val=""/>
+      <w:lvlJc w:val="left"/>
+      <w:pPr>
+        <w:ind w:left="2880" w:hanging="360"/>
+      </w:pPr>
+      <w:rPr>
+        <w:rFonts w:ascii="Symbol" w:hAnsi="Symbol" w:hint="default"/>
+      </w:rPr>
+    </w:lvl>
+    <w:lvl w:ilvl="4" w:tplc="04070003" w:tentative="1">
+      <w:start w:val="1"/>
+      <w:numFmt w:val="bullet"/>
+      <w:lvlText w:val="o"/>
+      <w:lvlJc w:val="left"/>
+      <w:pPr>
+        <w:ind w:left="3600" w:hanging="360"/>
+      </w:pPr>
+      <w:rPr>
+        <w:rFonts w:ascii="Courier New" w:hAnsi="Courier New" w:cs="Courier New" w:hint="default"/>
+      </w:rPr>
+    </w:lvl>
+    <w:lvl w:ilvl="5" w:tplc="04070005" w:tentative="1">
+      <w:start w:val="1"/>
+      <w:numFmt w:val="bullet"/>
+      <w:lvlText w:val=""/>
+      <w:lvlJc w:val="left"/>
+      <w:pPr>
+        <w:ind w:left="4320" w:hanging="360"/>
+      </w:pPr>
+      <w:rPr>
+        <w:rFonts w:ascii="Wingdings" w:hAnsi="Wingdings" w:hint="default"/>
+      </w:rPr>
+    </w:lvl>
+    <w:lvl w:ilvl="6" w:tplc="04070001" w:tentative="1">
+      <w:start w:val="1"/>
+      <w:numFmt w:val="bullet"/>
+      <w:lvlText w:val=""/>
+      <w:lvlJc w:val="left"/>
+      <w:pPr>
+        <w:ind w:left="5040" w:hanging="360"/>
+      </w:pPr>
+      <w:rPr>
+        <w:rFonts w:ascii="Symbol" w:hAnsi="Symbol" w:hint="default"/>
+      </w:rPr>
+    </w:lvl>
+    <w:lvl w:ilvl="7" w:tplc="04070003" w:tentative="1">
+      <w:start w:val="1"/>
+      <w:numFmt w:val="bullet"/>
+      <w:lvlText w:val="o"/>
+      <w:lvlJc w:val="left"/>
+      <w:pPr>
+        <w:ind w:left="5760" w:hanging="360"/>
+      </w:pPr>
+      <w:rPr>
+        <w:rFonts w:ascii="Courier New" w:hAnsi="Courier New" w:cs="Courier New" w:hint="default"/>
+      </w:rPr>
+    </w:lvl>
+    <w:lvl w:ilvl="8" w:tplc="04070005" w:tentative="1">
+      <w:start w:val="1"/>
+      <w:numFmt w:val="bullet"/>
+      <w:lvlText w:val=""/>
+      <w:lvlJc w:val="left"/>
+      <w:pPr>
+        <w:ind w:left="6480" w:hanging="360"/>
+      </w:pPr>
+      <w:rPr>
+        <w:rFonts w:ascii="Wingdings" w:hAnsi="Wingdings" w:hint="default"/>
+      </w:rPr>
+    </w:lvl>
+  </w:abstractNum>
+  <w:abstractNum w:abstractNumId="13" w15:restartNumberingAfterBreak="0">
     <w:nsid w:val="4BFB314E"/>
     <w:multiLevelType w:val="multilevel"/>
     <w:tmpl w:val="8620E33A"/>
@@ -4629,7 +2175,7 @@
       </w:rPr>
     </w:lvl>
   </w:abstractNum>
-  <w:abstractNum w:abstractNumId="12" w15:restartNumberingAfterBreak="0">
+  <w:abstractNum w:abstractNumId="14" w15:restartNumberingAfterBreak="0">
     <w:nsid w:val="4E067ED6"/>
     <w:multiLevelType w:val="multilevel"/>
     <w:tmpl w:val="4AE6D9DA"/>
@@ -4742,7 +2288,7 @@
       </w:pPr>
     </w:lvl>
   </w:abstractNum>
-  <w:abstractNum w:abstractNumId="13" w15:restartNumberingAfterBreak="0">
+  <w:abstractNum w:abstractNumId="15" w15:restartNumberingAfterBreak="0">
     <w:nsid w:val="4E9C0555"/>
     <w:multiLevelType w:val="multilevel"/>
     <w:tmpl w:val="6BECB9E6"/>
@@ -4855,7 +2401,7 @@
       </w:pPr>
     </w:lvl>
   </w:abstractNum>
-  <w:abstractNum w:abstractNumId="14" w15:restartNumberingAfterBreak="0">
+  <w:abstractNum w:abstractNumId="16" w15:restartNumberingAfterBreak="0">
     <w:nsid w:val="5242628E"/>
     <w:multiLevelType w:val="multilevel"/>
     <w:tmpl w:val="6CA80002"/>
@@ -5004,7 +2550,7 @@
       </w:rPr>
     </w:lvl>
   </w:abstractNum>
-  <w:abstractNum w:abstractNumId="15" w15:restartNumberingAfterBreak="0">
+  <w:abstractNum w:abstractNumId="17" w15:restartNumberingAfterBreak="0">
     <w:nsid w:val="5259653A"/>
     <w:multiLevelType w:val="multilevel"/>
     <w:tmpl w:val="3B9421FA"/>
@@ -5121,7 +2667,7 @@
       </w:pPr>
     </w:lvl>
   </w:abstractNum>
-  <w:abstractNum w:abstractNumId="16" w15:restartNumberingAfterBreak="0">
+  <w:abstractNum w:abstractNumId="18" w15:restartNumberingAfterBreak="0">
     <w:nsid w:val="5D8578EA"/>
     <w:multiLevelType w:val="multilevel"/>
     <w:tmpl w:val="D93C4F30"/>
@@ -5270,7 +2816,7 @@
       </w:rPr>
     </w:lvl>
   </w:abstractNum>
-  <w:abstractNum w:abstractNumId="17" w15:restartNumberingAfterBreak="0">
+  <w:abstractNum w:abstractNumId="19" w15:restartNumberingAfterBreak="0">
     <w:nsid w:val="600A3CAA"/>
     <w:multiLevelType w:val="multilevel"/>
     <w:tmpl w:val="0C825B4A"/>
@@ -5419,7 +2965,7 @@
       </w:rPr>
     </w:lvl>
   </w:abstractNum>
-  <w:abstractNum w:abstractNumId="18" w15:restartNumberingAfterBreak="0">
+  <w:abstractNum w:abstractNumId="20" w15:restartNumberingAfterBreak="0">
     <w:nsid w:val="6B991D6C"/>
     <w:multiLevelType w:val="multilevel"/>
     <w:tmpl w:val="FDD22C96"/>
@@ -5536,7 +3082,7 @@
       </w:pPr>
     </w:lvl>
   </w:abstractNum>
-  <w:abstractNum w:abstractNumId="19" w15:restartNumberingAfterBreak="0">
+  <w:abstractNum w:abstractNumId="21" w15:restartNumberingAfterBreak="0">
     <w:nsid w:val="6BD509A2"/>
     <w:multiLevelType w:val="multilevel"/>
     <w:tmpl w:val="5CE88CA6"/>
@@ -5685,7 +3231,7 @@
       </w:rPr>
     </w:lvl>
   </w:abstractNum>
-  <w:abstractNum w:abstractNumId="20" w15:restartNumberingAfterBreak="0">
+  <w:abstractNum w:abstractNumId="22" w15:restartNumberingAfterBreak="0">
     <w:nsid w:val="6D506EF9"/>
     <w:multiLevelType w:val="multilevel"/>
     <w:tmpl w:val="3732CD02"/>
@@ -5834,7 +3380,7 @@
       </w:rPr>
     </w:lvl>
   </w:abstractNum>
-  <w:abstractNum w:abstractNumId="21" w15:restartNumberingAfterBreak="0">
+  <w:abstractNum w:abstractNumId="23" w15:restartNumberingAfterBreak="0">
     <w:nsid w:val="73A012DD"/>
     <w:multiLevelType w:val="multilevel"/>
     <w:tmpl w:val="ADF04CEA"/>
@@ -5983,7 +3529,120 @@
       </w:rPr>
     </w:lvl>
   </w:abstractNum>
-  <w:abstractNum w:abstractNumId="22" w15:restartNumberingAfterBreak="0">
+  <w:abstractNum w:abstractNumId="24" w15:restartNumberingAfterBreak="0">
+    <w:nsid w:val="77C62C41"/>
+    <w:multiLevelType w:val="hybridMultilevel"/>
+    <w:tmpl w:val="D16C9E44"/>
+    <w:lvl w:ilvl="0" w:tplc="04070001">
+      <w:start w:val="1"/>
+      <w:numFmt w:val="bullet"/>
+      <w:lvlText w:val=""/>
+      <w:lvlJc w:val="left"/>
+      <w:pPr>
+        <w:ind w:left="720" w:hanging="360"/>
+      </w:pPr>
+      <w:rPr>
+        <w:rFonts w:ascii="Symbol" w:hAnsi="Symbol" w:hint="default"/>
+      </w:rPr>
+    </w:lvl>
+    <w:lvl w:ilvl="1" w:tplc="04070003" w:tentative="1">
+      <w:start w:val="1"/>
+      <w:numFmt w:val="bullet"/>
+      <w:lvlText w:val="o"/>
+      <w:lvlJc w:val="left"/>
+      <w:pPr>
+        <w:ind w:left="1440" w:hanging="360"/>
+      </w:pPr>
+      <w:rPr>
+        <w:rFonts w:ascii="Courier New" w:hAnsi="Courier New" w:cs="Courier New" w:hint="default"/>
+      </w:rPr>
+    </w:lvl>
+    <w:lvl w:ilvl="2" w:tplc="04070005" w:tentative="1">
+      <w:start w:val="1"/>
+      <w:numFmt w:val="bullet"/>
+      <w:lvlText w:val=""/>
+      <w:lvlJc w:val="left"/>
+      <w:pPr>
+        <w:ind w:left="2160" w:hanging="360"/>
+      </w:pPr>
+      <w:rPr>
+        <w:rFonts w:ascii="Wingdings" w:hAnsi="Wingdings" w:hint="default"/>
+      </w:rPr>
+    </w:lvl>
+    <w:lvl w:ilvl="3" w:tplc="04070001" w:tentative="1">
+      <w:start w:val="1"/>
+      <w:numFmt w:val="bullet"/>
+      <w:lvlText w:val=""/>
+      <w:lvlJc w:val="left"/>
+      <w:pPr>
+        <w:ind w:left="2880" w:hanging="360"/>
+      </w:pPr>
+      <w:rPr>
+        <w:rFonts w:ascii="Symbol" w:hAnsi="Symbol" w:hint="default"/>
+      </w:rPr>
+    </w:lvl>
+    <w:lvl w:ilvl="4" w:tplc="04070003" w:tentative="1">
+      <w:start w:val="1"/>
+      <w:numFmt w:val="bullet"/>
+      <w:lvlText w:val="o"/>
+      <w:lvlJc w:val="left"/>
+      <w:pPr>
+        <w:ind w:left="3600" w:hanging="360"/>
+      </w:pPr>
+      <w:rPr>
+        <w:rFonts w:ascii="Courier New" w:hAnsi="Courier New" w:cs="Courier New" w:hint="default"/>
+      </w:rPr>
+    </w:lvl>
+    <w:lvl w:ilvl="5" w:tplc="04070005" w:tentative="1">
+      <w:start w:val="1"/>
+      <w:numFmt w:val="bullet"/>
+      <w:lvlText w:val=""/>
+      <w:lvlJc w:val="left"/>
+      <w:pPr>
+        <w:ind w:left="4320" w:hanging="360"/>
+      </w:pPr>
+      <w:rPr>
+        <w:rFonts w:ascii="Wingdings" w:hAnsi="Wingdings" w:hint="default"/>
+      </w:rPr>
+    </w:lvl>
+    <w:lvl w:ilvl="6" w:tplc="04070001" w:tentative="1">
+      <w:start w:val="1"/>
+      <w:numFmt w:val="bullet"/>
+      <w:lvlText w:val=""/>
+      <w:lvlJc w:val="left"/>
+      <w:pPr>
+        <w:ind w:left="5040" w:hanging="360"/>
+      </w:pPr>
+      <w:rPr>
+        <w:rFonts w:ascii="Symbol" w:hAnsi="Symbol" w:hint="default"/>
+      </w:rPr>
+    </w:lvl>
+    <w:lvl w:ilvl="7" w:tplc="04070003" w:tentative="1">
+      <w:start w:val="1"/>
+      <w:numFmt w:val="bullet"/>
+      <w:lvlText w:val="o"/>
+      <w:lvlJc w:val="left"/>
+      <w:pPr>
+        <w:ind w:left="5760" w:hanging="360"/>
+      </w:pPr>
+      <w:rPr>
+        <w:rFonts w:ascii="Courier New" w:hAnsi="Courier New" w:cs="Courier New" w:hint="default"/>
+      </w:rPr>
+    </w:lvl>
+    <w:lvl w:ilvl="8" w:tplc="04070005" w:tentative="1">
+      <w:start w:val="1"/>
+      <w:numFmt w:val="bullet"/>
+      <w:lvlText w:val=""/>
+      <w:lvlJc w:val="left"/>
+      <w:pPr>
+        <w:ind w:left="6480" w:hanging="360"/>
+      </w:pPr>
+      <w:rPr>
+        <w:rFonts w:ascii="Wingdings" w:hAnsi="Wingdings" w:hint="default"/>
+      </w:rPr>
+    </w:lvl>
+  </w:abstractNum>
+  <w:abstractNum w:abstractNumId="25" w15:restartNumberingAfterBreak="0">
     <w:nsid w:val="7DFA42DF"/>
     <w:multiLevelType w:val="hybridMultilevel"/>
     <w:tmpl w:val="2A6E2CEA"/>
@@ -6069,7 +3728,7 @@
       </w:pPr>
     </w:lvl>
   </w:abstractNum>
-  <w:abstractNum w:abstractNumId="23" w15:restartNumberingAfterBreak="0">
+  <w:abstractNum w:abstractNumId="26" w15:restartNumberingAfterBreak="0">
     <w:nsid w:val="7F2179AF"/>
     <w:multiLevelType w:val="hybridMultilevel"/>
     <w:tmpl w:val="F29A82F0"/>
@@ -6183,7 +3842,7 @@
     </w:lvl>
   </w:abstractNum>
   <w:num w:numId="1" w16cid:durableId="1714421892">
-    <w:abstractNumId w:val="14"/>
+    <w:abstractNumId w:val="16"/>
   </w:num>
   <w:num w:numId="2" w16cid:durableId="1743790832">
     <w:abstractNumId w:val="0"/>
@@ -6192,13 +3851,13 @@
     <w:abstractNumId w:val="1"/>
   </w:num>
   <w:num w:numId="4" w16cid:durableId="297730711">
-    <w:abstractNumId w:val="8"/>
+    <w:abstractNumId w:val="9"/>
   </w:num>
   <w:num w:numId="5" w16cid:durableId="1686857546">
     <w:abstractNumId w:val="4"/>
   </w:num>
   <w:num w:numId="6" w16cid:durableId="1887447754">
-    <w:abstractNumId w:val="11"/>
+    <w:abstractNumId w:val="13"/>
   </w:num>
   <w:num w:numId="7" w16cid:durableId="2075616766">
     <w:abstractNumId w:val="7"/>
@@ -6210,22 +3869,22 @@
     <w:abstractNumId w:val="5"/>
   </w:num>
   <w:num w:numId="10" w16cid:durableId="1769690678">
-    <w:abstractNumId w:val="10"/>
+    <w:abstractNumId w:val="11"/>
   </w:num>
   <w:num w:numId="11" w16cid:durableId="306279264">
-    <w:abstractNumId w:val="19"/>
+    <w:abstractNumId w:val="21"/>
   </w:num>
   <w:num w:numId="12" w16cid:durableId="877351289">
-    <w:abstractNumId w:val="20"/>
+    <w:abstractNumId w:val="22"/>
   </w:num>
   <w:num w:numId="13" w16cid:durableId="699089827">
-    <w:abstractNumId w:val="13"/>
+    <w:abstractNumId w:val="15"/>
   </w:num>
   <w:num w:numId="14" w16cid:durableId="1881896109">
-    <w:abstractNumId w:val="15"/>
+    <w:abstractNumId w:val="17"/>
   </w:num>
   <w:num w:numId="15" w16cid:durableId="2366916">
-    <w:abstractNumId w:val="18"/>
+    <w:abstractNumId w:val="20"/>
   </w:num>
   <w:num w:numId="16" w16cid:durableId="127748588">
     <w:abstractNumId w:val="6"/>
@@ -6234,25 +3893,34 @@
     <w:abstractNumId w:val="3"/>
   </w:num>
   <w:num w:numId="18" w16cid:durableId="1072772949">
-    <w:abstractNumId w:val="17"/>
+    <w:abstractNumId w:val="19"/>
   </w:num>
   <w:num w:numId="19" w16cid:durableId="797072383">
+    <w:abstractNumId w:val="26"/>
+  </w:num>
+  <w:num w:numId="20" w16cid:durableId="1606188808">
+    <w:abstractNumId w:val="10"/>
+  </w:num>
+  <w:num w:numId="21" w16cid:durableId="884760495">
+    <w:abstractNumId w:val="25"/>
+  </w:num>
+  <w:num w:numId="22" w16cid:durableId="511578511">
     <w:abstractNumId w:val="23"/>
   </w:num>
-  <w:num w:numId="20" w16cid:durableId="1606188808">
-    <w:abstractNumId w:val="9"/>
-  </w:num>
-  <w:num w:numId="21" w16cid:durableId="884760495">
-    <w:abstractNumId w:val="22"/>
-  </w:num>
-  <w:num w:numId="22" w16cid:durableId="511578511">
-    <w:abstractNumId w:val="21"/>
-  </w:num>
   <w:num w:numId="23" w16cid:durableId="258294613">
-    <w:abstractNumId w:val="12"/>
+    <w:abstractNumId w:val="14"/>
   </w:num>
   <w:num w:numId="24" w16cid:durableId="800004329">
-    <w:abstractNumId w:val="16"/>
+    <w:abstractNumId w:val="18"/>
+  </w:num>
+  <w:num w:numId="25" w16cid:durableId="1871019940">
+    <w:abstractNumId w:val="8"/>
+  </w:num>
+  <w:num w:numId="26" w16cid:durableId="1319576901">
+    <w:abstractNumId w:val="24"/>
+  </w:num>
+  <w:num w:numId="27" w16cid:durableId="197667544">
+    <w:abstractNumId w:val="12"/>
   </w:num>
 </w:numbering>
 </file>
@@ -6860,7 +4528,6 @@
   <w:style w:type="character" w:default="1" w:styleId="Absatz-Standardschriftart">
     <w:name w:val="Default Paragraph Font"/>
     <w:uiPriority w:val="1"/>
-    <w:semiHidden/>
     <w:unhideWhenUsed/>
   </w:style>
   <w:style w:type="table" w:default="1" w:styleId="NormaleTabelle">

--- a/MeinMaterial/Besprechungen/TODO.docx
+++ b/MeinMaterial/Besprechungen/TODO.docx
@@ -4,21 +4,8 @@
   <w:body>
     <w:p>
       <w:r>
-        <w:t xml:space="preserve">Diskussion: </w:t>
-      </w:r>
-      <w:proofErr w:type="spellStart"/>
-      <w:r>
-        <w:t>aggregation</w:t>
-      </w:r>
-      <w:proofErr w:type="spellEnd"/>
-      <w:r>
-        <w:t xml:space="preserve"> teils mit </w:t>
-      </w:r>
-      <w:proofErr w:type="spellStart"/>
-      <w:r>
-        <w:t>hochrechnungen</w:t>
-      </w:r>
-      <w:proofErr w:type="spellEnd"/>
+        <w:t>Diskussion: aggregation teils mit hochrechnungen</w:t>
+      </w:r>
     </w:p>
     <w:p/>
     <w:p>
@@ -34,13 +21,20 @@
           <w:numId w:val="27"/>
         </w:numPr>
       </w:pPr>
-      <w:proofErr w:type="spellStart"/>
-      <w:r>
-        <w:t>Nslphom</w:t>
-      </w:r>
-      <w:proofErr w:type="spellEnd"/>
-      <w:r>
-        <w:t xml:space="preserve"> code verstehen</w:t>
+      <w:r>
+        <w:t>Nslphom code verstehen</w:t>
+      </w:r>
+    </w:p>
+    <w:p>
+      <w:pPr>
+        <w:pStyle w:val="Listenabsatz"/>
+        <w:numPr>
+          <w:ilvl w:val="0"/>
+          <w:numId w:val="27"/>
+        </w:numPr>
+      </w:pPr>
+      <w:r>
+        <w:t>Verteilung größe der aggregationseinheiten (einwohneranzahl oder so)</w:t>
       </w:r>
     </w:p>
     <w:p/>
@@ -58,53 +52,8 @@
         </w:numPr>
       </w:pPr>
       <w:r>
-        <w:t xml:space="preserve">Überprüfen </w:t>
-      </w:r>
-      <w:proofErr w:type="spellStart"/>
-      <w:r>
-        <w:t>konsistenz</w:t>
-      </w:r>
-      <w:proofErr w:type="spellEnd"/>
-      <w:r>
-        <w:t xml:space="preserve">: </w:t>
-      </w:r>
-      <w:proofErr w:type="spellStart"/>
-      <w:r>
-        <w:t>iter_max</w:t>
-      </w:r>
-      <w:proofErr w:type="spellEnd"/>
-      <w:r>
-        <w:t xml:space="preserve"> </w:t>
-      </w:r>
-      <w:proofErr w:type="spellStart"/>
-      <w:r>
-        <w:t>konsistenz</w:t>
-      </w:r>
-      <w:proofErr w:type="spellEnd"/>
-      <w:r>
-        <w:t xml:space="preserve">, log(Grüne) </w:t>
-      </w:r>
-      <w:proofErr w:type="spellStart"/>
-      <w:r>
-        <w:t>konsistenz</w:t>
-      </w:r>
-      <w:proofErr w:type="spellEnd"/>
-      <w:r>
-        <w:t xml:space="preserve">, </w:t>
-      </w:r>
-      <w:proofErr w:type="spellStart"/>
-      <w:r>
-        <w:t>osqp</w:t>
-      </w:r>
-      <w:proofErr w:type="spellEnd"/>
-      <w:r>
-        <w:t xml:space="preserve"> </w:t>
-      </w:r>
-      <w:proofErr w:type="spellStart"/>
-      <w:r>
-        <w:t>konsistenz</w:t>
-      </w:r>
-      <w:proofErr w:type="spellEnd"/>
+        <w:t>Überprüfen konsistenz: iter_max konsistenz, log(Grüne) konsistenz, osqp konsistenz</w:t>
+      </w:r>
     </w:p>
     <w:p>
       <w:pPr>
@@ -127,39 +76,7 @@
         </w:numPr>
       </w:pPr>
       <w:r>
-        <w:t xml:space="preserve">Jan </w:t>
-      </w:r>
-      <w:proofErr w:type="spellStart"/>
-      <w:r>
-        <w:t>history</w:t>
-      </w:r>
-      <w:proofErr w:type="spellEnd"/>
-      <w:r>
-        <w:t xml:space="preserve"> </w:t>
-      </w:r>
-      <w:proofErr w:type="spellStart"/>
-      <w:r>
-        <w:t>paper</w:t>
-      </w:r>
-      <w:proofErr w:type="spellEnd"/>
-      <w:r>
-        <w:t xml:space="preserve"> anschauen, </w:t>
-      </w:r>
-      <w:proofErr w:type="spellStart"/>
-      <w:r>
-        <w:t>king</w:t>
-      </w:r>
-      <w:proofErr w:type="spellEnd"/>
-      <w:r>
-        <w:t xml:space="preserve"> anschauen, </w:t>
-      </w:r>
-      <w:proofErr w:type="spellStart"/>
-      <w:r>
-        <w:t>klima</w:t>
-      </w:r>
-      <w:proofErr w:type="spellEnd"/>
-      <w:r>
-        <w:t xml:space="preserve"> et al. Küchenhoff anschauen</w:t>
+        <w:t>Jan history paper anschauen, king anschauen, klima et al. Küchenhoff anschauen</w:t>
       </w:r>
     </w:p>
     <w:p>
@@ -171,15 +88,7 @@
         </w:numPr>
       </w:pPr>
       <w:r>
-        <w:t xml:space="preserve">Linke/grüne: log() rückgängig in allen </w:t>
-      </w:r>
-      <w:proofErr w:type="spellStart"/>
-      <w:r>
-        <w:t>grafiken</w:t>
-      </w:r>
-      <w:proofErr w:type="spellEnd"/>
-      <w:r>
-        <w:t>?</w:t>
+        <w:t>Linke/grüne: log() rückgängig in allen grafiken?</w:t>
       </w:r>
     </w:p>
     <w:p>
@@ -190,6 +99,39 @@
           <w:numId w:val="26"/>
         </w:numPr>
       </w:pPr>
+      <w:r>
+        <w:t>Notation konsistenz (schätzungen immer mit Hut etc</w:t>
+      </w:r>
+      <w:r>
+        <w:t>. 8.4 vs Anfang: epsilon_ij zweimal unterschiedlich definiert?</w:t>
+      </w:r>
+      <w:r>
+        <w:t>)</w:t>
+      </w:r>
+    </w:p>
+    <w:p>
+      <w:pPr>
+        <w:pStyle w:val="Listenabsatz"/>
+        <w:numPr>
+          <w:ilvl w:val="0"/>
+          <w:numId w:val="26"/>
+        </w:numPr>
+      </w:pPr>
+      <w:r>
+        <w:t>Abgleichen mit anderen Papern ob irgendwas fehlt (paketversionen, R Version, .. in der Arbeit)</w:t>
+      </w:r>
+    </w:p>
+    <w:p>
+      <w:pPr>
+        <w:pStyle w:val="Listenabsatz"/>
+        <w:numPr>
+          <w:ilvl w:val="0"/>
+          <w:numId w:val="26"/>
+        </w:numPr>
+      </w:pPr>
+      <w:r>
+        <w:t>Alt erzeugte dateien löschen</w:t>
+      </w:r>
     </w:p>
     <w:p/>
     <w:p/>
@@ -216,11 +158,558 @@
         <w:t xml:space="preserve"> mit einer Erhöhung/Verringerung einer anderen einhergehen würde, sollte man die Effekte gemeinsam nennen/interpretieren). </w:t>
       </w:r>
     </w:p>
+    <w:p/>
+    <w:p/>
     <w:p>
       <w:r>
+        <w:t>Linearitätsannahme in Regressionsdiagnostik 8.4 schauen, dass enthalten</w:t>
+      </w:r>
+    </w:p>
+    <w:p/>
+    <w:p/>
+    <w:p>
+      <w:r>
+        <w:t>Fehlt: nslphom_dual schneidet generell besser ab als nslphom</w:t>
+      </w:r>
+    </w:p>
+    <w:p/>
+    <w:p/>
+    <w:p/>
+    <w:p>
+      <w:r>
+        <w:t>KI Fragen:</w:t>
+      </w:r>
+      <w:r>
         <w:br/>
+        <w:t>Auf Grundlage der Diagnose wird nslphom_dual_osqp erneut ausschließlich für Branden-</w:t>
       </w:r>
     </w:p>
+    <w:p>
+      <w:r>
+        <w:lastRenderedPageBreak/>
+        <w:t>burg, Mecklenburg-Vorpommern, Sachsen, Sachsen-Anhalt und Thüringen geschätzt. Die</w:t>
+      </w:r>
+    </w:p>
+    <w:p>
+      <w:r>
+        <w:t>globale Referenzmatrix wird damit nur aus den 1.078 ostdeutschen Aggregationseinheiten</w:t>
+      </w:r>
+    </w:p>
+    <w:p>
+      <w:r>
+        <w:t>der Hauptanalyse bestimmt.</w:t>
+      </w:r>
+    </w:p>
+    <w:p>
+      <w:r>
+        <w:t>Gegenüber der deutschlandweiten Referenz sinkt der mittlere relative EHet für diese Ein-</w:t>
+      </w:r>
+    </w:p>
+    <w:p>
+      <w:r>
+        <w:t>heiten von 9,41 % auf 3,99 %. Der Median beträgt 3,75 %, das 95 %-Quantil 6,88 % und</w:t>
+      </w:r>
+    </w:p>
+    <w:p>
+      <w:r>
+        <w:t>das Maximum 14,57 %. Der nach der Größe der Aggregationseinheiten gewichtete Wert</w:t>
+      </w:r>
+    </w:p>
+    <w:p>
+      <w:r>
+        <w:t>liegt bei 3,75 %. Eine ostdeutsche Übergangsmatrix reproduziert die beobachteten lokalen</w:t>
+      </w:r>
+    </w:p>
+    <w:p>
+      <w:r>
+        <w:t>Zielränder damit wesentlich besser als die zuvor verwendete globale Matrix der deutsch-</w:t>
+      </w:r>
+    </w:p>
+    <w:p>
+      <w:r>
+        <w:t>landweiten Schätzung.</w:t>
+      </w:r>
+    </w:p>
+    <w:p>
+      <w:r>
+        <w:t>Die geringeren EHet-Werte sind als Verbesserung der Randanpassung zu interpretieren</w:t>
+      </w:r>
+    </w:p>
+    <w:p>
+      <w:r>
+        <w:t>und ein Hinweis auf bessere Einhaltung der Homogenitätsannahme, nicht als Validierung</w:t>
+      </w:r>
+    </w:p>
+    <w:p>
+      <w:r>
+        <w:t>der geschätzten lokalen Übergangszellen. Die grundsätzliche Nichtidentifikation ökologi-</w:t>
+      </w:r>
+    </w:p>
+    <w:p>
+      <w:r>
+        <w:t>scher Übergangstabellen bleibt bestehen, und auch innerhalb Ostdeutschlands können</w:t>
+      </w:r>
+    </w:p>
+    <w:p>
+      <w:r>
+        <w:t>systematische lokale Unterschiede auftreten (Pavía und Romero 2024a, 2024b). Die Dia-</w:t>
+      </w:r>
+    </w:p>
+    <w:p>
+      <w:r>
+        <w:t>gnose spricht daher für eine regional enger abgegrenzte Referenzpopulation, nicht für eine</w:t>
+      </w:r>
+    </w:p>
+    <w:p>
+      <w:r>
+        <w:t>vollständig homogene ostdeutsche Wählersch</w:t>
+      </w:r>
+      <w:r>
+        <w:br/>
+      </w:r>
+      <w:r>
+        <w:br/>
+        <w:t>Aber wird weniger Aggregationseinheiten nicht immer mit geringeren EHet-Werten einhergehen?</w:t>
+      </w:r>
+    </w:p>
+    <w:p/>
+    <w:p/>
+    <w:p/>
+    <w:p>
+      <w:r>
+        <w:br/>
+      </w:r>
+    </w:p>
+    <w:p/>
+    <w:p/>
+    <w:p/>
+    <w:p/>
+    <w:p/>
+    <w:p/>
+    <w:p/>
+    <w:p/>
+    <w:p/>
+    <w:p/>
+    <w:p/>
+    <w:p>
+      <w:r>
+        <w:t>Wenn ich alle skripte noch einmal auf einem anderen PC laufen lasse: wenn der bootstrap nicht komplett erfolgreich ist, werden die nicht erfolgreichen Läufe wiederholt? Gibt es irgendwelche prüfungen zwischendrin (außer iter_max) die ich abchecken muss? Laufen alle skripte so durch wie wir uns das vorstellen ohne viel vor dem laufen der skripte einstellen zu müssen?</w:t>
+      </w:r>
+      <w:r>
+        <w:br/>
+      </w:r>
+    </w:p>
+    <w:p/>
+    <w:p>
+      <w:r>
+        <w:t>wenn ich alles neu durchlaufen lasse und auch nur mit data/raw und den skripten starte, werden alle dateien korrekt erstellt? In welcher Reihenfolge muss ich sie laufen lassen (source befehl bitte)? Was muss ich zwischendrin abchecken händisch?</w:t>
+      </w:r>
+    </w:p>
+    <w:p/>
+    <w:p/>
+    <w:p/>
+    <w:p/>
+    <w:p>
+      <w:r>
+        <w:rPr>
+          <w:b/>
+          <w:bCs/>
+        </w:rPr>
+        <w:t>Sinnvolle Haltepunkte beim Neulauf:</w:t>
+      </w:r>
+    </w:p>
+    <w:p>
+      <w:pPr>
+        <w:numPr>
+          <w:ilvl w:val="0"/>
+          <w:numId w:val="40"/>
+        </w:numPr>
+      </w:pPr>
+      <w:r>
+        <w:t>Iter_max wahl</w:t>
+      </w:r>
+    </w:p>
+    <w:p>
+      <w:pPr>
+        <w:numPr>
+          <w:ilvl w:val="0"/>
+          <w:numId w:val="40"/>
+        </w:numPr>
+      </w:pPr>
+      <w:r>
+        <w:t>Nach 01–05: Stopps für Mapping und Stimmensummen beachten; bei 05 auf Warnungen über fehlende Ost-Kovariaten achten. Der derzeit gespeicherte Struktursatz hat 1.078 Ost-Einheiten ohne fehlende Werte.</w:t>
+      </w:r>
+    </w:p>
+    <w:p>
+      <w:pPr>
+        <w:numPr>
+          <w:ilvl w:val="0"/>
+          <w:numId w:val="40"/>
+        </w:numPr>
+      </w:pPr>
+      <w:r>
+        <w:t>Nach 07 und 07a: transition_checks.rds auf 6×6 Gruppen, Einheitenzahl sowie Zeilensummen- und Randrekonstruktionsfehler prüfen. Diese Kennzahlen werden berechnet, aber nicht alle automatisch gegen einen Grenzwert gestoppt. Der gespeicherte Ostfit zeigt hier sehr kleine Fehler.</w:t>
+      </w:r>
+    </w:p>
+    <w:p>
+      <w:pPr>
+        <w:numPr>
+          <w:ilvl w:val="0"/>
+          <w:numId w:val="40"/>
+        </w:numPr>
+      </w:pPr>
+      <w:r>
+        <w:t>Nach 08: Fallzahlen und Diagnostik der fünf Regressionsmodelle prüfen.</w:t>
+      </w:r>
+    </w:p>
+    <w:p>
+      <w:pPr>
+        <w:numPr>
+          <w:ilvl w:val="0"/>
+          <w:numId w:val="40"/>
+        </w:numPr>
+      </w:pPr>
+      <w:r>
+        <w:t>Nach 09: bootstrap_failures.rds und bootstrap_beta_intervals.rds prüfen. [Skript 10 (line 38)](C:/Users/Leonie/Documents/Studium/Bachelorarbeit/Waehlendenwanderung/Scripts/10_analyse_ergebnisse.R:38) bricht derzeit ab, sobald ein Intervall weniger als die angeforderten Bootstrap-Schätzungen enthält.</w:t>
+      </w:r>
+    </w:p>
+    <w:p>
+      <w:pPr>
+        <w:numPr>
+          <w:ilvl w:val="0"/>
+          <w:numId w:val="40"/>
+        </w:numPr>
+      </w:pPr>
+      <w:r>
+        <w:t xml:space="preserve">Falls du 06a erneut ausführst: dessen Fehlläufe </w:t>
+      </w:r>
+      <w:r>
+        <w:rPr>
+          <w:b/>
+          <w:bCs/>
+        </w:rPr>
+        <w:t>separat</w:t>
+      </w:r>
+      <w:r>
+        <w:t xml:space="preserve"> prüfen. Im aktuell gespeicherten Simulationslauf scheiterten 34 von 150 Simulationen; das ist nicht der Bootstrap.</w:t>
+      </w:r>
+    </w:p>
+    <w:p>
+      <w:r>
+        <w:rPr>
+          <w:b/>
+          <w:bCs/>
+        </w:rPr>
+        <w:t>Ohne viele Einstellungen?</w:t>
+      </w:r>
+      <w:r>
+        <w:t xml:space="preserve"> In einer frischen R-Sitzung sind Ostfit, Deutschlandfit und Bootstrap auf Hybrid-OSQP und iter_max = 2 voreingestellt. Ein vollständiger Lauf ist trotzdem kein einziger source()-Aufruf: [00_run_pipeline.R](C:/Users/Leonie/Documents/Studium/Bachelorarbeit/Waehlendenwanderung/Scripts/00_run_pipeline.R) führt nur 01–05, 07 und 08 aus. Deutschlandfit, Bootstrap und Zusatzdiagnosen folgen separat. Auf dem anderen PC müssen Data/raw/, die Geometrie, Pakete, Arbeitsspeicher und das Projektverzeichnis stimmen. In einer bereits benutzten R-Sitzung können gesetzte options() die Standards überschreiben; eine frische Sitzung ist für den finalen Lauf am übersichtlichsten. Den vollständigen Neulauf habe ich nicht probeweise ausgeführt, daher wäre eine Laufgarantie zu stark.</w:t>
+      </w:r>
+    </w:p>
+    <w:p/>
+    <w:p/>
+    <w:p/>
+    <w:p/>
+    <w:p/>
+    <w:p/>
+    <w:p/>
+    <w:p/>
+    <w:p/>
+    <w:p/>
+    <w:p/>
+    <w:p>
+      <w:r>
+        <w:t>Kruft händeln</w:t>
+      </w:r>
+    </w:p>
+    <w:p>
+      <w:r>
+        <w:t xml:space="preserve">Ja, ich habe das geprüft. </w:t>
+      </w:r>
+      <w:r>
+        <w:rPr>
+          <w:b/>
+          <w:bCs/>
+        </w:rPr>
+        <w:t>Kruft selbst hat nicht tatsächlich eine Wahlbeteiligung von 105 %.</w:t>
+      </w:r>
+      <w:r>
+        <w:t xml:space="preserve"> Die Auffälligkeit entsteht sehr wahrscheinlich durch die Zuordnung von Briefwahlergebnissen in den Wahlbezirksdaten.</w:t>
+      </w:r>
+    </w:p>
+    <w:p>
+      <w:r>
+        <w:t xml:space="preserve">Für Kruft weist die rheinland-pfälzische Ergebnisdarstellung 2025 </w:t>
+      </w:r>
+      <w:r>
+        <w:rPr>
+          <w:b/>
+          <w:bCs/>
+        </w:rPr>
+        <w:t>2.667 Wahlberechtigte</w:t>
+      </w:r>
+      <w:r>
+        <w:t xml:space="preserve">, </w:t>
+      </w:r>
+      <w:r>
+        <w:rPr>
+          <w:b/>
+          <w:bCs/>
+        </w:rPr>
+        <w:t>1.355 im Gemeindeergebnis ausgewiesene Wählende</w:t>
+      </w:r>
+      <w:r>
+        <w:t xml:space="preserve"> und eine Wahlbeteiligung von </w:t>
+      </w:r>
+      <w:r>
+        <w:rPr>
+          <w:b/>
+          <w:bCs/>
+        </w:rPr>
+        <w:t>79,9 %</w:t>
+      </w:r>
+      <w:r>
+        <w:t xml:space="preserve"> aus. Zugleich weist die Seite ausdrücklich darauf hin, dass bei Ortsgemeinden innerhalb einer Verbandsgemeinde die Briefwahl häufig zentral ausgezählt wird und deshalb nicht sauber einzelnen Gemeinden zugeordnet werden kann. </w:t>
+      </w:r>
+      <w:hyperlink r:id="rId5" w:history="1">
+        <w:r>
+          <w:rPr>
+            <w:rStyle w:val="Hyperlink"/>
+          </w:rPr>
+          <w:t>Bundestagswahl 2025 Rheinland-Pfalz</w:t>
+        </w:r>
+      </w:hyperlink>
+      <w:r>
+        <w:t xml:space="preserve"> Kruft gehört zur Verbandsgemeinde Pellenz; deren Wahlbekanntmachung bestätigt, dass es eigene Briefwahlvorstände gab und die Briefwahl organisatorisch separat behandelt wurde. </w:t>
+      </w:r>
+      <w:hyperlink r:id="rId6" w:history="1">
+        <w:r>
+          <w:rPr>
+            <w:rStyle w:val="Hyperlink"/>
+          </w:rPr>
+          <w:t>LINUS WITTICH Medien</w:t>
+        </w:r>
+      </w:hyperlink>
+    </w:p>
+    <w:p>
+      <w:r>
+        <w:t xml:space="preserve">Die aus der Wahlbezirksstatistik der Bundeswahlleiterin gebildete Gemeindeaggregation kommt dagegen auf </w:t>
+      </w:r>
+      <w:r>
+        <w:rPr>
+          <w:b/>
+          <w:bCs/>
+        </w:rPr>
+        <w:t>2.801 Wählende bei 2.667 Wahlberechtigten = 105,0 %</w:t>
+      </w:r>
+      <w:r>
+        <w:t xml:space="preserve">. Dort werden die Wahlbezirke einer Gemeinde einschließlich der ihr </w:t>
+      </w:r>
+      <w:r>
+        <w:rPr>
+          <w:b/>
+          <w:bCs/>
+        </w:rPr>
+        <w:t>zugeordneten Briefwahlbezirke</w:t>
+      </w:r>
+      <w:r>
+        <w:t xml:space="preserve"> summiert. </w:t>
+      </w:r>
+      <w:hyperlink r:id="rId7" w:history="1">
+        <w:r>
+          <w:rPr>
+            <w:rStyle w:val="Hyperlink"/>
+          </w:rPr>
+          <w:t>wahlergebnisse.io</w:t>
+        </w:r>
+      </w:hyperlink>
+      <w:r>
+        <w:t xml:space="preserve"> Die Bundeswahlleiterin weist außerdem darauf hin, dass ihre Wahlbezirksdatei auf den von den Ländern übermittelten Wahlbezirksergebnissen und Gemeindekennziffern basiert. </w:t>
+      </w:r>
+      <w:hyperlink r:id="rId8" w:history="1">
+        <w:r>
+          <w:rPr>
+            <w:rStyle w:val="Hyperlink"/>
+          </w:rPr>
+          <w:t>Bundeswahlleiterin</w:t>
+        </w:r>
+      </w:hyperlink>
+    </w:p>
+    <w:p>
+      <w:r>
+        <w:t xml:space="preserve">Das spricht sehr stark für folgendes Problem: Ein Briefwahlergebnis, das </w:t>
+      </w:r>
+      <w:r>
+        <w:rPr>
+          <w:b/>
+          <w:bCs/>
+        </w:rPr>
+        <w:t>nicht ausschließlich Kruft zugeordnet werden kann</w:t>
+      </w:r>
+      <w:r>
+        <w:t>, landet in der Wahlbezirksdatei unter der Gemeindekennziffer von Kruft. Wenn du dann stumpf nach AGS summierst, werden diese Briefwahlstimmen vollständig Kruft zugeschlagen. Das erklärt auch, warum du auf</w:t>
+      </w:r>
+    </w:p>
+    <w:p>
+      <w:r>
+        <w:t>\[ 2801-2667=134 \]</w:t>
+      </w:r>
+    </w:p>
+    <w:p>
+      <w:r>
+        <w:lastRenderedPageBreak/>
+        <w:t xml:space="preserve">„zu viele“ Wählende kommst. Noch auffälliger: Gegenüber den 1.355 ausgewiesenen Urnenwählenden werden bei deiner Aggregation </w:t>
+      </w:r>
+      <w:r>
+        <w:rPr>
+          <w:b/>
+          <w:bCs/>
+        </w:rPr>
+        <w:t>1.446 weitere Wählende</w:t>
+      </w:r>
+      <w:r>
+        <w:t xml:space="preserve"> hinzugerechnet. Diese Größenordnung passt zu einem zusätzlich zugeordneten Briefwahlblock. Die amtlich ausgewiesene Wahlbeteiligung von 79,9 % würde dagegen nur ungefähr </w:t>
+      </w:r>
+      <w:r>
+        <w:rPr>
+          <w:b/>
+          <w:bCs/>
+        </w:rPr>
+        <w:t>2.131 Wählenden insgesamt</w:t>
+      </w:r>
+      <w:r>
+        <w:t xml:space="preserve"> entsprechen, nicht 2.801. Die Differenz ist daher kein reales demografisches Phänomen in Kruft, sondern ein räumliches Zuordnungsproblem der Briefwahl.</w:t>
+      </w:r>
+    </w:p>
+    <w:p>
+      <w:r>
+        <w:rPr>
+          <w:b/>
+          <w:bCs/>
+        </w:rPr>
+        <w:t>Kruft liegt nicht in Ostdeutschland.</w:t>
+      </w:r>
+      <w:r>
+        <w:t xml:space="preserve"> Es liegt in Rheinland-Pfalz, im Landkreis Mayen-Koblenz. </w:t>
+      </w:r>
+      <w:hyperlink r:id="rId9" w:history="1">
+        <w:r>
+          <w:rPr>
+            <w:rStyle w:val="Hyperlink"/>
+          </w:rPr>
+          <w:t>Kreisverwaltung Mayen-Koblenz</w:t>
+        </w:r>
+      </w:hyperlink>
+      <w:r>
+        <w:t xml:space="preserve"> Damit betrifft dieser Fall </w:t>
+      </w:r>
+      <w:r>
+        <w:rPr>
+          <w:b/>
+          <w:bCs/>
+        </w:rPr>
+        <w:t>deine ostdeutsche Hauptanalyse überhaupt nicht</w:t>
+      </w:r>
+      <w:r>
+        <w:t>, sondern nur die deutschlandweite Vergleichs-/Heterogenitätsschätzung.</w:t>
+      </w:r>
+    </w:p>
+    <w:p>
+      <w:r>
+        <w:t>Für deine Datenaufbereitung würde ich deshalb die jetzige Maximalregel</w:t>
+      </w:r>
+    </w:p>
+    <w:p>
+      <w:r>
+        <w:t>pmax(wahlberechtigte - waehlende, 0)</w:t>
+      </w:r>
+    </w:p>
+    <w:p>
+      <w:r>
+        <w:t>nicht als eigentliche „Lösung“ dieses Falls verstehen. Sie verhindert zwar einen negativen Nichtwählerwert, aber die 2025er Stimmenverteilung von Kruft enthält dann weiterhin räumlich nicht sauber zuordenbare Briefwahlstimmen.</w:t>
+      </w:r>
+    </w:p>
+    <w:p>
+      <w:r>
+        <w:t>Methodisch wäre die Reihenfolge für mich:</w:t>
+      </w:r>
+    </w:p>
+    <w:p>
+      <w:pPr>
+        <w:numPr>
+          <w:ilvl w:val="0"/>
+          <w:numId w:val="39"/>
+        </w:numPr>
+      </w:pPr>
+      <w:r>
+        <w:rPr>
+          <w:b/>
+          <w:bCs/>
+        </w:rPr>
+        <w:t>Am besten:</w:t>
+      </w:r>
+      <w:r>
+        <w:t xml:space="preserve"> herausfinden, mit welchen anderen Gemeinden dieser Briefwahlblock gemeinsam ausgewiesen wurde, und diese Gemeinden zu einer gemeinsamen Aggregationseinheit zusammenfassen. Das entspräche genau deiner sonstigen Harmonisierungsmethode.</w:t>
+      </w:r>
+    </w:p>
+    <w:p>
+      <w:pPr>
+        <w:numPr>
+          <w:ilvl w:val="0"/>
+          <w:numId w:val="39"/>
+        </w:numPr>
+      </w:pPr>
+      <w:r>
+        <w:t xml:space="preserve">Falls das aus den verfügbaren Kennzeichnungen nicht zuverlässig rekonstruierbar ist: </w:t>
+      </w:r>
+      <w:r>
+        <w:rPr>
+          <w:b/>
+          <w:bCs/>
+        </w:rPr>
+        <w:t>Kruft aus der deutschlandweiten Diagnoseschätzung ausschließen</w:t>
+      </w:r>
+      <w:r>
+        <w:t xml:space="preserve"> wäre sauberer, als die Nichtwählenden künstlich auf null zu setzen.</w:t>
+      </w:r>
+    </w:p>
+    <w:p>
+      <w:pPr>
+        <w:numPr>
+          <w:ilvl w:val="0"/>
+          <w:numId w:val="39"/>
+        </w:numPr>
+      </w:pPr>
+      <w:r>
+        <w:t xml:space="preserve">Da es nur </w:t>
+      </w:r>
+      <w:r>
+        <w:rPr>
+          <w:b/>
+          <w:bCs/>
+        </w:rPr>
+        <w:t>eine von 5.965 Einheiten</w:t>
+      </w:r>
+      <w:r>
+        <w:t xml:space="preserve"> ist und nicht in der Hauptanalyse liegt, würde ich zusätzlich einmal die deutschlandweite Diagnose mit und ohne Kruft rechnen. Wenn sich EHet/Referenzmatrix praktisch nicht verändern, kannst du dokumentieren, dass der Sonderfall für die Schlussfolgerung unerheblich ist.</w:t>
+      </w:r>
+    </w:p>
+    <w:p>
+      <w:r>
+        <w:t xml:space="preserve">Für den Text deiner Arbeit würde ich deshalb auch nicht mehr schreiben, die Maximalregel verhindere negative Werte „in einem Sonderfall“, als wäre das lediglich eine harmlose amtliche Sonderausweisung. </w:t>
+      </w:r>
+      <w:r>
+        <w:rPr>
+          <w:b/>
+          <w:bCs/>
+        </w:rPr>
+        <w:t>Wir wissen jetzt, dass dahinter wahrscheinlich ein Briefwahl-Zuordnungsproblem steckt.</w:t>
+      </w:r>
+      <w:r>
+        <w:t xml:space="preserve"> Wenn du Kruft aus der Deutschlandschätzung entfernst bzw. korrekt mit den betroffenen Gemeinden zusammenfasst, brauchst du die max()-Regel möglicherweise überhaupt nicht mehr.</w:t>
+      </w:r>
+    </w:p>
+    <w:p/>
     <w:sectPr>
       <w:pgSz w:w="11906" w:h="16838"/>
       <w:pgMar w:top="1417" w:right="1417" w:bottom="1134" w:left="1417" w:header="708" w:footer="708" w:gutter="0"/>
@@ -347,6 +836,119 @@
     </w:lvl>
   </w:abstractNum>
   <w:abstractNum w:abstractNumId="1" w15:restartNumberingAfterBreak="0">
+    <w:nsid w:val="06454663"/>
+    <w:multiLevelType w:val="multilevel"/>
+    <w:tmpl w:val="FB7C790E"/>
+    <w:lvl w:ilvl="0">
+      <w:start w:val="1"/>
+      <w:numFmt w:val="decimal"/>
+      <w:lvlText w:val="%1."/>
+      <w:lvlJc w:val="left"/>
+      <w:pPr>
+        <w:tabs>
+          <w:tab w:val="num" w:pos="720"/>
+        </w:tabs>
+        <w:ind w:left="720" w:hanging="360"/>
+      </w:pPr>
+    </w:lvl>
+    <w:lvl w:ilvl="1" w:tentative="1">
+      <w:start w:val="1"/>
+      <w:numFmt w:val="decimal"/>
+      <w:lvlText w:val="%2."/>
+      <w:lvlJc w:val="left"/>
+      <w:pPr>
+        <w:tabs>
+          <w:tab w:val="num" w:pos="1440"/>
+        </w:tabs>
+        <w:ind w:left="1440" w:hanging="360"/>
+      </w:pPr>
+    </w:lvl>
+    <w:lvl w:ilvl="2" w:tentative="1">
+      <w:start w:val="1"/>
+      <w:numFmt w:val="decimal"/>
+      <w:lvlText w:val="%3."/>
+      <w:lvlJc w:val="left"/>
+      <w:pPr>
+        <w:tabs>
+          <w:tab w:val="num" w:pos="2160"/>
+        </w:tabs>
+        <w:ind w:left="2160" w:hanging="360"/>
+      </w:pPr>
+    </w:lvl>
+    <w:lvl w:ilvl="3" w:tentative="1">
+      <w:start w:val="1"/>
+      <w:numFmt w:val="decimal"/>
+      <w:lvlText w:val="%4."/>
+      <w:lvlJc w:val="left"/>
+      <w:pPr>
+        <w:tabs>
+          <w:tab w:val="num" w:pos="2880"/>
+        </w:tabs>
+        <w:ind w:left="2880" w:hanging="360"/>
+      </w:pPr>
+    </w:lvl>
+    <w:lvl w:ilvl="4" w:tentative="1">
+      <w:start w:val="1"/>
+      <w:numFmt w:val="decimal"/>
+      <w:lvlText w:val="%5."/>
+      <w:lvlJc w:val="left"/>
+      <w:pPr>
+        <w:tabs>
+          <w:tab w:val="num" w:pos="3600"/>
+        </w:tabs>
+        <w:ind w:left="3600" w:hanging="360"/>
+      </w:pPr>
+    </w:lvl>
+    <w:lvl w:ilvl="5" w:tentative="1">
+      <w:start w:val="1"/>
+      <w:numFmt w:val="decimal"/>
+      <w:lvlText w:val="%6."/>
+      <w:lvlJc w:val="left"/>
+      <w:pPr>
+        <w:tabs>
+          <w:tab w:val="num" w:pos="4320"/>
+        </w:tabs>
+        <w:ind w:left="4320" w:hanging="360"/>
+      </w:pPr>
+    </w:lvl>
+    <w:lvl w:ilvl="6" w:tentative="1">
+      <w:start w:val="1"/>
+      <w:numFmt w:val="decimal"/>
+      <w:lvlText w:val="%7."/>
+      <w:lvlJc w:val="left"/>
+      <w:pPr>
+        <w:tabs>
+          <w:tab w:val="num" w:pos="5040"/>
+        </w:tabs>
+        <w:ind w:left="5040" w:hanging="360"/>
+      </w:pPr>
+    </w:lvl>
+    <w:lvl w:ilvl="7" w:tentative="1">
+      <w:start w:val="1"/>
+      <w:numFmt w:val="decimal"/>
+      <w:lvlText w:val="%8."/>
+      <w:lvlJc w:val="left"/>
+      <w:pPr>
+        <w:tabs>
+          <w:tab w:val="num" w:pos="5760"/>
+        </w:tabs>
+        <w:ind w:left="5760" w:hanging="360"/>
+      </w:pPr>
+    </w:lvl>
+    <w:lvl w:ilvl="8" w:tentative="1">
+      <w:start w:val="1"/>
+      <w:numFmt w:val="decimal"/>
+      <w:lvlText w:val="%9."/>
+      <w:lvlJc w:val="left"/>
+      <w:pPr>
+        <w:tabs>
+          <w:tab w:val="num" w:pos="6480"/>
+        </w:tabs>
+        <w:ind w:left="6480" w:hanging="360"/>
+      </w:pPr>
+    </w:lvl>
+  </w:abstractNum>
+  <w:abstractNum w:abstractNumId="2" w15:restartNumberingAfterBreak="0">
     <w:nsid w:val="0987367E"/>
     <w:multiLevelType w:val="multilevel"/>
     <w:tmpl w:val="5B6A44EC"/>
@@ -495,7 +1097,7 @@
       </w:rPr>
     </w:lvl>
   </w:abstractNum>
-  <w:abstractNum w:abstractNumId="2" w15:restartNumberingAfterBreak="0">
+  <w:abstractNum w:abstractNumId="3" w15:restartNumberingAfterBreak="0">
     <w:nsid w:val="0D743D49"/>
     <w:multiLevelType w:val="multilevel"/>
     <w:tmpl w:val="B20E7AD6"/>
@@ -644,7 +1246,7 @@
       </w:rPr>
     </w:lvl>
   </w:abstractNum>
-  <w:abstractNum w:abstractNumId="3" w15:restartNumberingAfterBreak="0">
+  <w:abstractNum w:abstractNumId="4" w15:restartNumberingAfterBreak="0">
     <w:nsid w:val="0EBB5DF8"/>
     <w:multiLevelType w:val="multilevel"/>
     <w:tmpl w:val="7F6A67B2"/>
@@ -793,7 +1395,120 @@
       </w:rPr>
     </w:lvl>
   </w:abstractNum>
-  <w:abstractNum w:abstractNumId="4" w15:restartNumberingAfterBreak="0">
+  <w:abstractNum w:abstractNumId="5" w15:restartNumberingAfterBreak="0">
+    <w:nsid w:val="0EDB187D"/>
+    <w:multiLevelType w:val="multilevel"/>
+    <w:tmpl w:val="51BC25B4"/>
+    <w:lvl w:ilvl="0">
+      <w:start w:val="3"/>
+      <w:numFmt w:val="decimal"/>
+      <w:lvlText w:val="%1."/>
+      <w:lvlJc w:val="left"/>
+      <w:pPr>
+        <w:tabs>
+          <w:tab w:val="num" w:pos="720"/>
+        </w:tabs>
+        <w:ind w:left="720" w:hanging="360"/>
+      </w:pPr>
+    </w:lvl>
+    <w:lvl w:ilvl="1" w:tentative="1">
+      <w:start w:val="1"/>
+      <w:numFmt w:val="decimal"/>
+      <w:lvlText w:val="%2."/>
+      <w:lvlJc w:val="left"/>
+      <w:pPr>
+        <w:tabs>
+          <w:tab w:val="num" w:pos="1440"/>
+        </w:tabs>
+        <w:ind w:left="1440" w:hanging="360"/>
+      </w:pPr>
+    </w:lvl>
+    <w:lvl w:ilvl="2" w:tentative="1">
+      <w:start w:val="1"/>
+      <w:numFmt w:val="decimal"/>
+      <w:lvlText w:val="%3."/>
+      <w:lvlJc w:val="left"/>
+      <w:pPr>
+        <w:tabs>
+          <w:tab w:val="num" w:pos="2160"/>
+        </w:tabs>
+        <w:ind w:left="2160" w:hanging="360"/>
+      </w:pPr>
+    </w:lvl>
+    <w:lvl w:ilvl="3" w:tentative="1">
+      <w:start w:val="1"/>
+      <w:numFmt w:val="decimal"/>
+      <w:lvlText w:val="%4."/>
+      <w:lvlJc w:val="left"/>
+      <w:pPr>
+        <w:tabs>
+          <w:tab w:val="num" w:pos="2880"/>
+        </w:tabs>
+        <w:ind w:left="2880" w:hanging="360"/>
+      </w:pPr>
+    </w:lvl>
+    <w:lvl w:ilvl="4" w:tentative="1">
+      <w:start w:val="1"/>
+      <w:numFmt w:val="decimal"/>
+      <w:lvlText w:val="%5."/>
+      <w:lvlJc w:val="left"/>
+      <w:pPr>
+        <w:tabs>
+          <w:tab w:val="num" w:pos="3600"/>
+        </w:tabs>
+        <w:ind w:left="3600" w:hanging="360"/>
+      </w:pPr>
+    </w:lvl>
+    <w:lvl w:ilvl="5" w:tentative="1">
+      <w:start w:val="1"/>
+      <w:numFmt w:val="decimal"/>
+      <w:lvlText w:val="%6."/>
+      <w:lvlJc w:val="left"/>
+      <w:pPr>
+        <w:tabs>
+          <w:tab w:val="num" w:pos="4320"/>
+        </w:tabs>
+        <w:ind w:left="4320" w:hanging="360"/>
+      </w:pPr>
+    </w:lvl>
+    <w:lvl w:ilvl="6" w:tentative="1">
+      <w:start w:val="1"/>
+      <w:numFmt w:val="decimal"/>
+      <w:lvlText w:val="%7."/>
+      <w:lvlJc w:val="left"/>
+      <w:pPr>
+        <w:tabs>
+          <w:tab w:val="num" w:pos="5040"/>
+        </w:tabs>
+        <w:ind w:left="5040" w:hanging="360"/>
+      </w:pPr>
+    </w:lvl>
+    <w:lvl w:ilvl="7" w:tentative="1">
+      <w:start w:val="1"/>
+      <w:numFmt w:val="decimal"/>
+      <w:lvlText w:val="%8."/>
+      <w:lvlJc w:val="left"/>
+      <w:pPr>
+        <w:tabs>
+          <w:tab w:val="num" w:pos="5760"/>
+        </w:tabs>
+        <w:ind w:left="5760" w:hanging="360"/>
+      </w:pPr>
+    </w:lvl>
+    <w:lvl w:ilvl="8" w:tentative="1">
+      <w:start w:val="1"/>
+      <w:numFmt w:val="decimal"/>
+      <w:lvlText w:val="%9."/>
+      <w:lvlJc w:val="left"/>
+      <w:pPr>
+        <w:tabs>
+          <w:tab w:val="num" w:pos="6480"/>
+        </w:tabs>
+        <w:ind w:left="6480" w:hanging="360"/>
+      </w:pPr>
+    </w:lvl>
+  </w:abstractNum>
+  <w:abstractNum w:abstractNumId="6" w15:restartNumberingAfterBreak="0">
     <w:nsid w:val="1A6432B9"/>
     <w:multiLevelType w:val="multilevel"/>
     <w:tmpl w:val="4F7A89CC"/>
@@ -942,7 +1657,7 @@
       </w:rPr>
     </w:lvl>
   </w:abstractNum>
-  <w:abstractNum w:abstractNumId="5" w15:restartNumberingAfterBreak="0">
+  <w:abstractNum w:abstractNumId="7" w15:restartNumberingAfterBreak="0">
     <w:nsid w:val="1E8B77FF"/>
     <w:multiLevelType w:val="multilevel"/>
     <w:tmpl w:val="A05C77A2"/>
@@ -1091,7 +1806,7 @@
       </w:rPr>
     </w:lvl>
   </w:abstractNum>
-  <w:abstractNum w:abstractNumId="6" w15:restartNumberingAfterBreak="0">
+  <w:abstractNum w:abstractNumId="8" w15:restartNumberingAfterBreak="0">
     <w:nsid w:val="26734C41"/>
     <w:multiLevelType w:val="multilevel"/>
     <w:tmpl w:val="307A0E62"/>
@@ -1240,7 +1955,120 @@
       </w:rPr>
     </w:lvl>
   </w:abstractNum>
-  <w:abstractNum w:abstractNumId="7" w15:restartNumberingAfterBreak="0">
+  <w:abstractNum w:abstractNumId="9" w15:restartNumberingAfterBreak="0">
+    <w:nsid w:val="2EC575C8"/>
+    <w:multiLevelType w:val="multilevel"/>
+    <w:tmpl w:val="AD3A35B2"/>
+    <w:lvl w:ilvl="0">
+      <w:start w:val="5"/>
+      <w:numFmt w:val="decimal"/>
+      <w:lvlText w:val="%1."/>
+      <w:lvlJc w:val="left"/>
+      <w:pPr>
+        <w:tabs>
+          <w:tab w:val="num" w:pos="720"/>
+        </w:tabs>
+        <w:ind w:left="720" w:hanging="360"/>
+      </w:pPr>
+    </w:lvl>
+    <w:lvl w:ilvl="1" w:tentative="1">
+      <w:start w:val="1"/>
+      <w:numFmt w:val="decimal"/>
+      <w:lvlText w:val="%2."/>
+      <w:lvlJc w:val="left"/>
+      <w:pPr>
+        <w:tabs>
+          <w:tab w:val="num" w:pos="1440"/>
+        </w:tabs>
+        <w:ind w:left="1440" w:hanging="360"/>
+      </w:pPr>
+    </w:lvl>
+    <w:lvl w:ilvl="2" w:tentative="1">
+      <w:start w:val="1"/>
+      <w:numFmt w:val="decimal"/>
+      <w:lvlText w:val="%3."/>
+      <w:lvlJc w:val="left"/>
+      <w:pPr>
+        <w:tabs>
+          <w:tab w:val="num" w:pos="2160"/>
+        </w:tabs>
+        <w:ind w:left="2160" w:hanging="360"/>
+      </w:pPr>
+    </w:lvl>
+    <w:lvl w:ilvl="3" w:tentative="1">
+      <w:start w:val="1"/>
+      <w:numFmt w:val="decimal"/>
+      <w:lvlText w:val="%4."/>
+      <w:lvlJc w:val="left"/>
+      <w:pPr>
+        <w:tabs>
+          <w:tab w:val="num" w:pos="2880"/>
+        </w:tabs>
+        <w:ind w:left="2880" w:hanging="360"/>
+      </w:pPr>
+    </w:lvl>
+    <w:lvl w:ilvl="4" w:tentative="1">
+      <w:start w:val="1"/>
+      <w:numFmt w:val="decimal"/>
+      <w:lvlText w:val="%5."/>
+      <w:lvlJc w:val="left"/>
+      <w:pPr>
+        <w:tabs>
+          <w:tab w:val="num" w:pos="3600"/>
+        </w:tabs>
+        <w:ind w:left="3600" w:hanging="360"/>
+      </w:pPr>
+    </w:lvl>
+    <w:lvl w:ilvl="5" w:tentative="1">
+      <w:start w:val="1"/>
+      <w:numFmt w:val="decimal"/>
+      <w:lvlText w:val="%6."/>
+      <w:lvlJc w:val="left"/>
+      <w:pPr>
+        <w:tabs>
+          <w:tab w:val="num" w:pos="4320"/>
+        </w:tabs>
+        <w:ind w:left="4320" w:hanging="360"/>
+      </w:pPr>
+    </w:lvl>
+    <w:lvl w:ilvl="6" w:tentative="1">
+      <w:start w:val="1"/>
+      <w:numFmt w:val="decimal"/>
+      <w:lvlText w:val="%7."/>
+      <w:lvlJc w:val="left"/>
+      <w:pPr>
+        <w:tabs>
+          <w:tab w:val="num" w:pos="5040"/>
+        </w:tabs>
+        <w:ind w:left="5040" w:hanging="360"/>
+      </w:pPr>
+    </w:lvl>
+    <w:lvl w:ilvl="7" w:tentative="1">
+      <w:start w:val="1"/>
+      <w:numFmt w:val="decimal"/>
+      <w:lvlText w:val="%8."/>
+      <w:lvlJc w:val="left"/>
+      <w:pPr>
+        <w:tabs>
+          <w:tab w:val="num" w:pos="5760"/>
+        </w:tabs>
+        <w:ind w:left="5760" w:hanging="360"/>
+      </w:pPr>
+    </w:lvl>
+    <w:lvl w:ilvl="8" w:tentative="1">
+      <w:start w:val="1"/>
+      <w:numFmt w:val="decimal"/>
+      <w:lvlText w:val="%9."/>
+      <w:lvlJc w:val="left"/>
+      <w:pPr>
+        <w:tabs>
+          <w:tab w:val="num" w:pos="6480"/>
+        </w:tabs>
+        <w:ind w:left="6480" w:hanging="360"/>
+      </w:pPr>
+    </w:lvl>
+  </w:abstractNum>
+  <w:abstractNum w:abstractNumId="10" w15:restartNumberingAfterBreak="0">
     <w:nsid w:val="31054603"/>
     <w:multiLevelType w:val="multilevel"/>
     <w:tmpl w:val="3C90CBCC"/>
@@ -1389,7 +2217,7 @@
       </w:rPr>
     </w:lvl>
   </w:abstractNum>
-  <w:abstractNum w:abstractNumId="8" w15:restartNumberingAfterBreak="0">
+  <w:abstractNum w:abstractNumId="11" w15:restartNumberingAfterBreak="0">
     <w:nsid w:val="31DF74FD"/>
     <w:multiLevelType w:val="multilevel"/>
     <w:tmpl w:val="A300A824"/>
@@ -1538,7 +2366,7 @@
       </w:rPr>
     </w:lvl>
   </w:abstractNum>
-  <w:abstractNum w:abstractNumId="9" w15:restartNumberingAfterBreak="0">
+  <w:abstractNum w:abstractNumId="12" w15:restartNumberingAfterBreak="0">
     <w:nsid w:val="341B4049"/>
     <w:multiLevelType w:val="multilevel"/>
     <w:tmpl w:val="07C69E36"/>
@@ -1687,7 +2515,346 @@
       </w:rPr>
     </w:lvl>
   </w:abstractNum>
-  <w:abstractNum w:abstractNumId="10" w15:restartNumberingAfterBreak="0">
+  <w:abstractNum w:abstractNumId="13" w15:restartNumberingAfterBreak="0">
+    <w:nsid w:val="34E866C4"/>
+    <w:multiLevelType w:val="multilevel"/>
+    <w:tmpl w:val="548CD7C4"/>
+    <w:lvl w:ilvl="0">
+      <w:start w:val="8"/>
+      <w:numFmt w:val="decimal"/>
+      <w:lvlText w:val="%1."/>
+      <w:lvlJc w:val="left"/>
+      <w:pPr>
+        <w:tabs>
+          <w:tab w:val="num" w:pos="720"/>
+        </w:tabs>
+        <w:ind w:left="720" w:hanging="360"/>
+      </w:pPr>
+    </w:lvl>
+    <w:lvl w:ilvl="1" w:tentative="1">
+      <w:start w:val="1"/>
+      <w:numFmt w:val="decimal"/>
+      <w:lvlText w:val="%2."/>
+      <w:lvlJc w:val="left"/>
+      <w:pPr>
+        <w:tabs>
+          <w:tab w:val="num" w:pos="1440"/>
+        </w:tabs>
+        <w:ind w:left="1440" w:hanging="360"/>
+      </w:pPr>
+    </w:lvl>
+    <w:lvl w:ilvl="2" w:tentative="1">
+      <w:start w:val="1"/>
+      <w:numFmt w:val="decimal"/>
+      <w:lvlText w:val="%3."/>
+      <w:lvlJc w:val="left"/>
+      <w:pPr>
+        <w:tabs>
+          <w:tab w:val="num" w:pos="2160"/>
+        </w:tabs>
+        <w:ind w:left="2160" w:hanging="360"/>
+      </w:pPr>
+    </w:lvl>
+    <w:lvl w:ilvl="3" w:tentative="1">
+      <w:start w:val="1"/>
+      <w:numFmt w:val="decimal"/>
+      <w:lvlText w:val="%4."/>
+      <w:lvlJc w:val="left"/>
+      <w:pPr>
+        <w:tabs>
+          <w:tab w:val="num" w:pos="2880"/>
+        </w:tabs>
+        <w:ind w:left="2880" w:hanging="360"/>
+      </w:pPr>
+    </w:lvl>
+    <w:lvl w:ilvl="4" w:tentative="1">
+      <w:start w:val="1"/>
+      <w:numFmt w:val="decimal"/>
+      <w:lvlText w:val="%5."/>
+      <w:lvlJc w:val="left"/>
+      <w:pPr>
+        <w:tabs>
+          <w:tab w:val="num" w:pos="3600"/>
+        </w:tabs>
+        <w:ind w:left="3600" w:hanging="360"/>
+      </w:pPr>
+    </w:lvl>
+    <w:lvl w:ilvl="5" w:tentative="1">
+      <w:start w:val="1"/>
+      <w:numFmt w:val="decimal"/>
+      <w:lvlText w:val="%6."/>
+      <w:lvlJc w:val="left"/>
+      <w:pPr>
+        <w:tabs>
+          <w:tab w:val="num" w:pos="4320"/>
+        </w:tabs>
+        <w:ind w:left="4320" w:hanging="360"/>
+      </w:pPr>
+    </w:lvl>
+    <w:lvl w:ilvl="6" w:tentative="1">
+      <w:start w:val="1"/>
+      <w:numFmt w:val="decimal"/>
+      <w:lvlText w:val="%7."/>
+      <w:lvlJc w:val="left"/>
+      <w:pPr>
+        <w:tabs>
+          <w:tab w:val="num" w:pos="5040"/>
+        </w:tabs>
+        <w:ind w:left="5040" w:hanging="360"/>
+      </w:pPr>
+    </w:lvl>
+    <w:lvl w:ilvl="7" w:tentative="1">
+      <w:start w:val="1"/>
+      <w:numFmt w:val="decimal"/>
+      <w:lvlText w:val="%8."/>
+      <w:lvlJc w:val="left"/>
+      <w:pPr>
+        <w:tabs>
+          <w:tab w:val="num" w:pos="5760"/>
+        </w:tabs>
+        <w:ind w:left="5760" w:hanging="360"/>
+      </w:pPr>
+    </w:lvl>
+    <w:lvl w:ilvl="8" w:tentative="1">
+      <w:start w:val="1"/>
+      <w:numFmt w:val="decimal"/>
+      <w:lvlText w:val="%9."/>
+      <w:lvlJc w:val="left"/>
+      <w:pPr>
+        <w:tabs>
+          <w:tab w:val="num" w:pos="6480"/>
+        </w:tabs>
+        <w:ind w:left="6480" w:hanging="360"/>
+      </w:pPr>
+    </w:lvl>
+  </w:abstractNum>
+  <w:abstractNum w:abstractNumId="14" w15:restartNumberingAfterBreak="0">
+    <w:nsid w:val="352750F5"/>
+    <w:multiLevelType w:val="multilevel"/>
+    <w:tmpl w:val="40102306"/>
+    <w:lvl w:ilvl="0">
+      <w:start w:val="4"/>
+      <w:numFmt w:val="decimal"/>
+      <w:lvlText w:val="%1."/>
+      <w:lvlJc w:val="left"/>
+      <w:pPr>
+        <w:tabs>
+          <w:tab w:val="num" w:pos="720"/>
+        </w:tabs>
+        <w:ind w:left="720" w:hanging="360"/>
+      </w:pPr>
+    </w:lvl>
+    <w:lvl w:ilvl="1" w:tentative="1">
+      <w:start w:val="1"/>
+      <w:numFmt w:val="decimal"/>
+      <w:lvlText w:val="%2."/>
+      <w:lvlJc w:val="left"/>
+      <w:pPr>
+        <w:tabs>
+          <w:tab w:val="num" w:pos="1440"/>
+        </w:tabs>
+        <w:ind w:left="1440" w:hanging="360"/>
+      </w:pPr>
+    </w:lvl>
+    <w:lvl w:ilvl="2" w:tentative="1">
+      <w:start w:val="1"/>
+      <w:numFmt w:val="decimal"/>
+      <w:lvlText w:val="%3."/>
+      <w:lvlJc w:val="left"/>
+      <w:pPr>
+        <w:tabs>
+          <w:tab w:val="num" w:pos="2160"/>
+        </w:tabs>
+        <w:ind w:left="2160" w:hanging="360"/>
+      </w:pPr>
+    </w:lvl>
+    <w:lvl w:ilvl="3" w:tentative="1">
+      <w:start w:val="1"/>
+      <w:numFmt w:val="decimal"/>
+      <w:lvlText w:val="%4."/>
+      <w:lvlJc w:val="left"/>
+      <w:pPr>
+        <w:tabs>
+          <w:tab w:val="num" w:pos="2880"/>
+        </w:tabs>
+        <w:ind w:left="2880" w:hanging="360"/>
+      </w:pPr>
+    </w:lvl>
+    <w:lvl w:ilvl="4" w:tentative="1">
+      <w:start w:val="1"/>
+      <w:numFmt w:val="decimal"/>
+      <w:lvlText w:val="%5."/>
+      <w:lvlJc w:val="left"/>
+      <w:pPr>
+        <w:tabs>
+          <w:tab w:val="num" w:pos="3600"/>
+        </w:tabs>
+        <w:ind w:left="3600" w:hanging="360"/>
+      </w:pPr>
+    </w:lvl>
+    <w:lvl w:ilvl="5" w:tentative="1">
+      <w:start w:val="1"/>
+      <w:numFmt w:val="decimal"/>
+      <w:lvlText w:val="%6."/>
+      <w:lvlJc w:val="left"/>
+      <w:pPr>
+        <w:tabs>
+          <w:tab w:val="num" w:pos="4320"/>
+        </w:tabs>
+        <w:ind w:left="4320" w:hanging="360"/>
+      </w:pPr>
+    </w:lvl>
+    <w:lvl w:ilvl="6" w:tentative="1">
+      <w:start w:val="1"/>
+      <w:numFmt w:val="decimal"/>
+      <w:lvlText w:val="%7."/>
+      <w:lvlJc w:val="left"/>
+      <w:pPr>
+        <w:tabs>
+          <w:tab w:val="num" w:pos="5040"/>
+        </w:tabs>
+        <w:ind w:left="5040" w:hanging="360"/>
+      </w:pPr>
+    </w:lvl>
+    <w:lvl w:ilvl="7" w:tentative="1">
+      <w:start w:val="1"/>
+      <w:numFmt w:val="decimal"/>
+      <w:lvlText w:val="%8."/>
+      <w:lvlJc w:val="left"/>
+      <w:pPr>
+        <w:tabs>
+          <w:tab w:val="num" w:pos="5760"/>
+        </w:tabs>
+        <w:ind w:left="5760" w:hanging="360"/>
+      </w:pPr>
+    </w:lvl>
+    <w:lvl w:ilvl="8" w:tentative="1">
+      <w:start w:val="1"/>
+      <w:numFmt w:val="decimal"/>
+      <w:lvlText w:val="%9."/>
+      <w:lvlJc w:val="left"/>
+      <w:pPr>
+        <w:tabs>
+          <w:tab w:val="num" w:pos="6480"/>
+        </w:tabs>
+        <w:ind w:left="6480" w:hanging="360"/>
+      </w:pPr>
+    </w:lvl>
+  </w:abstractNum>
+  <w:abstractNum w:abstractNumId="15" w15:restartNumberingAfterBreak="0">
+    <w:nsid w:val="38735826"/>
+    <w:multiLevelType w:val="multilevel"/>
+    <w:tmpl w:val="D3026DC2"/>
+    <w:lvl w:ilvl="0">
+      <w:start w:val="11"/>
+      <w:numFmt w:val="decimal"/>
+      <w:lvlText w:val="%1."/>
+      <w:lvlJc w:val="left"/>
+      <w:pPr>
+        <w:tabs>
+          <w:tab w:val="num" w:pos="720"/>
+        </w:tabs>
+        <w:ind w:left="720" w:hanging="360"/>
+      </w:pPr>
+    </w:lvl>
+    <w:lvl w:ilvl="1" w:tentative="1">
+      <w:start w:val="1"/>
+      <w:numFmt w:val="decimal"/>
+      <w:lvlText w:val="%2."/>
+      <w:lvlJc w:val="left"/>
+      <w:pPr>
+        <w:tabs>
+          <w:tab w:val="num" w:pos="1440"/>
+        </w:tabs>
+        <w:ind w:left="1440" w:hanging="360"/>
+      </w:pPr>
+    </w:lvl>
+    <w:lvl w:ilvl="2" w:tentative="1">
+      <w:start w:val="1"/>
+      <w:numFmt w:val="decimal"/>
+      <w:lvlText w:val="%3."/>
+      <w:lvlJc w:val="left"/>
+      <w:pPr>
+        <w:tabs>
+          <w:tab w:val="num" w:pos="2160"/>
+        </w:tabs>
+        <w:ind w:left="2160" w:hanging="360"/>
+      </w:pPr>
+    </w:lvl>
+    <w:lvl w:ilvl="3" w:tentative="1">
+      <w:start w:val="1"/>
+      <w:numFmt w:val="decimal"/>
+      <w:lvlText w:val="%4."/>
+      <w:lvlJc w:val="left"/>
+      <w:pPr>
+        <w:tabs>
+          <w:tab w:val="num" w:pos="2880"/>
+        </w:tabs>
+        <w:ind w:left="2880" w:hanging="360"/>
+      </w:pPr>
+    </w:lvl>
+    <w:lvl w:ilvl="4" w:tentative="1">
+      <w:start w:val="1"/>
+      <w:numFmt w:val="decimal"/>
+      <w:lvlText w:val="%5."/>
+      <w:lvlJc w:val="left"/>
+      <w:pPr>
+        <w:tabs>
+          <w:tab w:val="num" w:pos="3600"/>
+        </w:tabs>
+        <w:ind w:left="3600" w:hanging="360"/>
+      </w:pPr>
+    </w:lvl>
+    <w:lvl w:ilvl="5" w:tentative="1">
+      <w:start w:val="1"/>
+      <w:numFmt w:val="decimal"/>
+      <w:lvlText w:val="%6."/>
+      <w:lvlJc w:val="left"/>
+      <w:pPr>
+        <w:tabs>
+          <w:tab w:val="num" w:pos="4320"/>
+        </w:tabs>
+        <w:ind w:left="4320" w:hanging="360"/>
+      </w:pPr>
+    </w:lvl>
+    <w:lvl w:ilvl="6" w:tentative="1">
+      <w:start w:val="1"/>
+      <w:numFmt w:val="decimal"/>
+      <w:lvlText w:val="%7."/>
+      <w:lvlJc w:val="left"/>
+      <w:pPr>
+        <w:tabs>
+          <w:tab w:val="num" w:pos="5040"/>
+        </w:tabs>
+        <w:ind w:left="5040" w:hanging="360"/>
+      </w:pPr>
+    </w:lvl>
+    <w:lvl w:ilvl="7" w:tentative="1">
+      <w:start w:val="1"/>
+      <w:numFmt w:val="decimal"/>
+      <w:lvlText w:val="%8."/>
+      <w:lvlJc w:val="left"/>
+      <w:pPr>
+        <w:tabs>
+          <w:tab w:val="num" w:pos="5760"/>
+        </w:tabs>
+        <w:ind w:left="5760" w:hanging="360"/>
+      </w:pPr>
+    </w:lvl>
+    <w:lvl w:ilvl="8" w:tentative="1">
+      <w:start w:val="1"/>
+      <w:numFmt w:val="decimal"/>
+      <w:lvlText w:val="%9."/>
+      <w:lvlJc w:val="left"/>
+      <w:pPr>
+        <w:tabs>
+          <w:tab w:val="num" w:pos="6480"/>
+        </w:tabs>
+        <w:ind w:left="6480" w:hanging="360"/>
+      </w:pPr>
+    </w:lvl>
+  </w:abstractNum>
+  <w:abstractNum w:abstractNumId="16" w15:restartNumberingAfterBreak="0">
     <w:nsid w:val="3BA26909"/>
     <w:multiLevelType w:val="hybridMultilevel"/>
     <w:tmpl w:val="B320573C"/>
@@ -1800,7 +2967,346 @@
       </w:rPr>
     </w:lvl>
   </w:abstractNum>
-  <w:abstractNum w:abstractNumId="11" w15:restartNumberingAfterBreak="0">
+  <w:abstractNum w:abstractNumId="17" w15:restartNumberingAfterBreak="0">
+    <w:nsid w:val="3C4B4833"/>
+    <w:multiLevelType w:val="multilevel"/>
+    <w:tmpl w:val="1D5EFA1A"/>
+    <w:lvl w:ilvl="0">
+      <w:start w:val="1"/>
+      <w:numFmt w:val="decimal"/>
+      <w:lvlText w:val="%1."/>
+      <w:lvlJc w:val="left"/>
+      <w:pPr>
+        <w:tabs>
+          <w:tab w:val="num" w:pos="720"/>
+        </w:tabs>
+        <w:ind w:left="720" w:hanging="360"/>
+      </w:pPr>
+    </w:lvl>
+    <w:lvl w:ilvl="1" w:tentative="1">
+      <w:start w:val="1"/>
+      <w:numFmt w:val="decimal"/>
+      <w:lvlText w:val="%2."/>
+      <w:lvlJc w:val="left"/>
+      <w:pPr>
+        <w:tabs>
+          <w:tab w:val="num" w:pos="1440"/>
+        </w:tabs>
+        <w:ind w:left="1440" w:hanging="360"/>
+      </w:pPr>
+    </w:lvl>
+    <w:lvl w:ilvl="2" w:tentative="1">
+      <w:start w:val="1"/>
+      <w:numFmt w:val="decimal"/>
+      <w:lvlText w:val="%3."/>
+      <w:lvlJc w:val="left"/>
+      <w:pPr>
+        <w:tabs>
+          <w:tab w:val="num" w:pos="2160"/>
+        </w:tabs>
+        <w:ind w:left="2160" w:hanging="360"/>
+      </w:pPr>
+    </w:lvl>
+    <w:lvl w:ilvl="3" w:tentative="1">
+      <w:start w:val="1"/>
+      <w:numFmt w:val="decimal"/>
+      <w:lvlText w:val="%4."/>
+      <w:lvlJc w:val="left"/>
+      <w:pPr>
+        <w:tabs>
+          <w:tab w:val="num" w:pos="2880"/>
+        </w:tabs>
+        <w:ind w:left="2880" w:hanging="360"/>
+      </w:pPr>
+    </w:lvl>
+    <w:lvl w:ilvl="4" w:tentative="1">
+      <w:start w:val="1"/>
+      <w:numFmt w:val="decimal"/>
+      <w:lvlText w:val="%5."/>
+      <w:lvlJc w:val="left"/>
+      <w:pPr>
+        <w:tabs>
+          <w:tab w:val="num" w:pos="3600"/>
+        </w:tabs>
+        <w:ind w:left="3600" w:hanging="360"/>
+      </w:pPr>
+    </w:lvl>
+    <w:lvl w:ilvl="5" w:tentative="1">
+      <w:start w:val="1"/>
+      <w:numFmt w:val="decimal"/>
+      <w:lvlText w:val="%6."/>
+      <w:lvlJc w:val="left"/>
+      <w:pPr>
+        <w:tabs>
+          <w:tab w:val="num" w:pos="4320"/>
+        </w:tabs>
+        <w:ind w:left="4320" w:hanging="360"/>
+      </w:pPr>
+    </w:lvl>
+    <w:lvl w:ilvl="6" w:tentative="1">
+      <w:start w:val="1"/>
+      <w:numFmt w:val="decimal"/>
+      <w:lvlText w:val="%7."/>
+      <w:lvlJc w:val="left"/>
+      <w:pPr>
+        <w:tabs>
+          <w:tab w:val="num" w:pos="5040"/>
+        </w:tabs>
+        <w:ind w:left="5040" w:hanging="360"/>
+      </w:pPr>
+    </w:lvl>
+    <w:lvl w:ilvl="7" w:tentative="1">
+      <w:start w:val="1"/>
+      <w:numFmt w:val="decimal"/>
+      <w:lvlText w:val="%8."/>
+      <w:lvlJc w:val="left"/>
+      <w:pPr>
+        <w:tabs>
+          <w:tab w:val="num" w:pos="5760"/>
+        </w:tabs>
+        <w:ind w:left="5760" w:hanging="360"/>
+      </w:pPr>
+    </w:lvl>
+    <w:lvl w:ilvl="8" w:tentative="1">
+      <w:start w:val="1"/>
+      <w:numFmt w:val="decimal"/>
+      <w:lvlText w:val="%9."/>
+      <w:lvlJc w:val="left"/>
+      <w:pPr>
+        <w:tabs>
+          <w:tab w:val="num" w:pos="6480"/>
+        </w:tabs>
+        <w:ind w:left="6480" w:hanging="360"/>
+      </w:pPr>
+    </w:lvl>
+  </w:abstractNum>
+  <w:abstractNum w:abstractNumId="18" w15:restartNumberingAfterBreak="0">
+    <w:nsid w:val="3D245F97"/>
+    <w:multiLevelType w:val="multilevel"/>
+    <w:tmpl w:val="FF9EEF4C"/>
+    <w:lvl w:ilvl="0">
+      <w:start w:val="1"/>
+      <w:numFmt w:val="decimal"/>
+      <w:lvlText w:val="%1."/>
+      <w:lvlJc w:val="left"/>
+      <w:pPr>
+        <w:tabs>
+          <w:tab w:val="num" w:pos="720"/>
+        </w:tabs>
+        <w:ind w:left="720" w:hanging="360"/>
+      </w:pPr>
+    </w:lvl>
+    <w:lvl w:ilvl="1" w:tentative="1">
+      <w:start w:val="1"/>
+      <w:numFmt w:val="decimal"/>
+      <w:lvlText w:val="%2."/>
+      <w:lvlJc w:val="left"/>
+      <w:pPr>
+        <w:tabs>
+          <w:tab w:val="num" w:pos="1440"/>
+        </w:tabs>
+        <w:ind w:left="1440" w:hanging="360"/>
+      </w:pPr>
+    </w:lvl>
+    <w:lvl w:ilvl="2" w:tentative="1">
+      <w:start w:val="1"/>
+      <w:numFmt w:val="decimal"/>
+      <w:lvlText w:val="%3."/>
+      <w:lvlJc w:val="left"/>
+      <w:pPr>
+        <w:tabs>
+          <w:tab w:val="num" w:pos="2160"/>
+        </w:tabs>
+        <w:ind w:left="2160" w:hanging="360"/>
+      </w:pPr>
+    </w:lvl>
+    <w:lvl w:ilvl="3" w:tentative="1">
+      <w:start w:val="1"/>
+      <w:numFmt w:val="decimal"/>
+      <w:lvlText w:val="%4."/>
+      <w:lvlJc w:val="left"/>
+      <w:pPr>
+        <w:tabs>
+          <w:tab w:val="num" w:pos="2880"/>
+        </w:tabs>
+        <w:ind w:left="2880" w:hanging="360"/>
+      </w:pPr>
+    </w:lvl>
+    <w:lvl w:ilvl="4" w:tentative="1">
+      <w:start w:val="1"/>
+      <w:numFmt w:val="decimal"/>
+      <w:lvlText w:val="%5."/>
+      <w:lvlJc w:val="left"/>
+      <w:pPr>
+        <w:tabs>
+          <w:tab w:val="num" w:pos="3600"/>
+        </w:tabs>
+        <w:ind w:left="3600" w:hanging="360"/>
+      </w:pPr>
+    </w:lvl>
+    <w:lvl w:ilvl="5" w:tentative="1">
+      <w:start w:val="1"/>
+      <w:numFmt w:val="decimal"/>
+      <w:lvlText w:val="%6."/>
+      <w:lvlJc w:val="left"/>
+      <w:pPr>
+        <w:tabs>
+          <w:tab w:val="num" w:pos="4320"/>
+        </w:tabs>
+        <w:ind w:left="4320" w:hanging="360"/>
+      </w:pPr>
+    </w:lvl>
+    <w:lvl w:ilvl="6" w:tentative="1">
+      <w:start w:val="1"/>
+      <w:numFmt w:val="decimal"/>
+      <w:lvlText w:val="%7."/>
+      <w:lvlJc w:val="left"/>
+      <w:pPr>
+        <w:tabs>
+          <w:tab w:val="num" w:pos="5040"/>
+        </w:tabs>
+        <w:ind w:left="5040" w:hanging="360"/>
+      </w:pPr>
+    </w:lvl>
+    <w:lvl w:ilvl="7" w:tentative="1">
+      <w:start w:val="1"/>
+      <w:numFmt w:val="decimal"/>
+      <w:lvlText w:val="%8."/>
+      <w:lvlJc w:val="left"/>
+      <w:pPr>
+        <w:tabs>
+          <w:tab w:val="num" w:pos="5760"/>
+        </w:tabs>
+        <w:ind w:left="5760" w:hanging="360"/>
+      </w:pPr>
+    </w:lvl>
+    <w:lvl w:ilvl="8" w:tentative="1">
+      <w:start w:val="1"/>
+      <w:numFmt w:val="decimal"/>
+      <w:lvlText w:val="%9."/>
+      <w:lvlJc w:val="left"/>
+      <w:pPr>
+        <w:tabs>
+          <w:tab w:val="num" w:pos="6480"/>
+        </w:tabs>
+        <w:ind w:left="6480" w:hanging="360"/>
+      </w:pPr>
+    </w:lvl>
+  </w:abstractNum>
+  <w:abstractNum w:abstractNumId="19" w15:restartNumberingAfterBreak="0">
+    <w:nsid w:val="3FE62061"/>
+    <w:multiLevelType w:val="multilevel"/>
+    <w:tmpl w:val="C2085012"/>
+    <w:lvl w:ilvl="0">
+      <w:start w:val="12"/>
+      <w:numFmt w:val="decimal"/>
+      <w:lvlText w:val="%1."/>
+      <w:lvlJc w:val="left"/>
+      <w:pPr>
+        <w:tabs>
+          <w:tab w:val="num" w:pos="720"/>
+        </w:tabs>
+        <w:ind w:left="720" w:hanging="360"/>
+      </w:pPr>
+    </w:lvl>
+    <w:lvl w:ilvl="1" w:tentative="1">
+      <w:start w:val="1"/>
+      <w:numFmt w:val="decimal"/>
+      <w:lvlText w:val="%2."/>
+      <w:lvlJc w:val="left"/>
+      <w:pPr>
+        <w:tabs>
+          <w:tab w:val="num" w:pos="1440"/>
+        </w:tabs>
+        <w:ind w:left="1440" w:hanging="360"/>
+      </w:pPr>
+    </w:lvl>
+    <w:lvl w:ilvl="2" w:tentative="1">
+      <w:start w:val="1"/>
+      <w:numFmt w:val="decimal"/>
+      <w:lvlText w:val="%3."/>
+      <w:lvlJc w:val="left"/>
+      <w:pPr>
+        <w:tabs>
+          <w:tab w:val="num" w:pos="2160"/>
+        </w:tabs>
+        <w:ind w:left="2160" w:hanging="360"/>
+      </w:pPr>
+    </w:lvl>
+    <w:lvl w:ilvl="3" w:tentative="1">
+      <w:start w:val="1"/>
+      <w:numFmt w:val="decimal"/>
+      <w:lvlText w:val="%4."/>
+      <w:lvlJc w:val="left"/>
+      <w:pPr>
+        <w:tabs>
+          <w:tab w:val="num" w:pos="2880"/>
+        </w:tabs>
+        <w:ind w:left="2880" w:hanging="360"/>
+      </w:pPr>
+    </w:lvl>
+    <w:lvl w:ilvl="4" w:tentative="1">
+      <w:start w:val="1"/>
+      <w:numFmt w:val="decimal"/>
+      <w:lvlText w:val="%5."/>
+      <w:lvlJc w:val="left"/>
+      <w:pPr>
+        <w:tabs>
+          <w:tab w:val="num" w:pos="3600"/>
+        </w:tabs>
+        <w:ind w:left="3600" w:hanging="360"/>
+      </w:pPr>
+    </w:lvl>
+    <w:lvl w:ilvl="5" w:tentative="1">
+      <w:start w:val="1"/>
+      <w:numFmt w:val="decimal"/>
+      <w:lvlText w:val="%6."/>
+      <w:lvlJc w:val="left"/>
+      <w:pPr>
+        <w:tabs>
+          <w:tab w:val="num" w:pos="4320"/>
+        </w:tabs>
+        <w:ind w:left="4320" w:hanging="360"/>
+      </w:pPr>
+    </w:lvl>
+    <w:lvl w:ilvl="6" w:tentative="1">
+      <w:start w:val="1"/>
+      <w:numFmt w:val="decimal"/>
+      <w:lvlText w:val="%7."/>
+      <w:lvlJc w:val="left"/>
+      <w:pPr>
+        <w:tabs>
+          <w:tab w:val="num" w:pos="5040"/>
+        </w:tabs>
+        <w:ind w:left="5040" w:hanging="360"/>
+      </w:pPr>
+    </w:lvl>
+    <w:lvl w:ilvl="7" w:tentative="1">
+      <w:start w:val="1"/>
+      <w:numFmt w:val="decimal"/>
+      <w:lvlText w:val="%8."/>
+      <w:lvlJc w:val="left"/>
+      <w:pPr>
+        <w:tabs>
+          <w:tab w:val="num" w:pos="5760"/>
+        </w:tabs>
+        <w:ind w:left="5760" w:hanging="360"/>
+      </w:pPr>
+    </w:lvl>
+    <w:lvl w:ilvl="8" w:tentative="1">
+      <w:start w:val="1"/>
+      <w:numFmt w:val="decimal"/>
+      <w:lvlText w:val="%9."/>
+      <w:lvlJc w:val="left"/>
+      <w:pPr>
+        <w:tabs>
+          <w:tab w:val="num" w:pos="6480"/>
+        </w:tabs>
+        <w:ind w:left="6480" w:hanging="360"/>
+      </w:pPr>
+    </w:lvl>
+  </w:abstractNum>
+  <w:abstractNum w:abstractNumId="20" w15:restartNumberingAfterBreak="0">
     <w:nsid w:val="43B12E04"/>
     <w:multiLevelType w:val="multilevel"/>
     <w:tmpl w:val="FB1CF99E"/>
@@ -1913,7 +3419,120 @@
       </w:pPr>
     </w:lvl>
   </w:abstractNum>
-  <w:abstractNum w:abstractNumId="12" w15:restartNumberingAfterBreak="0">
+  <w:abstractNum w:abstractNumId="21" w15:restartNumberingAfterBreak="0">
+    <w:nsid w:val="44D02931"/>
+    <w:multiLevelType w:val="multilevel"/>
+    <w:tmpl w:val="1186A932"/>
+    <w:lvl w:ilvl="0">
+      <w:start w:val="6"/>
+      <w:numFmt w:val="decimal"/>
+      <w:lvlText w:val="%1."/>
+      <w:lvlJc w:val="left"/>
+      <w:pPr>
+        <w:tabs>
+          <w:tab w:val="num" w:pos="720"/>
+        </w:tabs>
+        <w:ind w:left="720" w:hanging="360"/>
+      </w:pPr>
+    </w:lvl>
+    <w:lvl w:ilvl="1" w:tentative="1">
+      <w:start w:val="1"/>
+      <w:numFmt w:val="decimal"/>
+      <w:lvlText w:val="%2."/>
+      <w:lvlJc w:val="left"/>
+      <w:pPr>
+        <w:tabs>
+          <w:tab w:val="num" w:pos="1440"/>
+        </w:tabs>
+        <w:ind w:left="1440" w:hanging="360"/>
+      </w:pPr>
+    </w:lvl>
+    <w:lvl w:ilvl="2" w:tentative="1">
+      <w:start w:val="1"/>
+      <w:numFmt w:val="decimal"/>
+      <w:lvlText w:val="%3."/>
+      <w:lvlJc w:val="left"/>
+      <w:pPr>
+        <w:tabs>
+          <w:tab w:val="num" w:pos="2160"/>
+        </w:tabs>
+        <w:ind w:left="2160" w:hanging="360"/>
+      </w:pPr>
+    </w:lvl>
+    <w:lvl w:ilvl="3" w:tentative="1">
+      <w:start w:val="1"/>
+      <w:numFmt w:val="decimal"/>
+      <w:lvlText w:val="%4."/>
+      <w:lvlJc w:val="left"/>
+      <w:pPr>
+        <w:tabs>
+          <w:tab w:val="num" w:pos="2880"/>
+        </w:tabs>
+        <w:ind w:left="2880" w:hanging="360"/>
+      </w:pPr>
+    </w:lvl>
+    <w:lvl w:ilvl="4" w:tentative="1">
+      <w:start w:val="1"/>
+      <w:numFmt w:val="decimal"/>
+      <w:lvlText w:val="%5."/>
+      <w:lvlJc w:val="left"/>
+      <w:pPr>
+        <w:tabs>
+          <w:tab w:val="num" w:pos="3600"/>
+        </w:tabs>
+        <w:ind w:left="3600" w:hanging="360"/>
+      </w:pPr>
+    </w:lvl>
+    <w:lvl w:ilvl="5" w:tentative="1">
+      <w:start w:val="1"/>
+      <w:numFmt w:val="decimal"/>
+      <w:lvlText w:val="%6."/>
+      <w:lvlJc w:val="left"/>
+      <w:pPr>
+        <w:tabs>
+          <w:tab w:val="num" w:pos="4320"/>
+        </w:tabs>
+        <w:ind w:left="4320" w:hanging="360"/>
+      </w:pPr>
+    </w:lvl>
+    <w:lvl w:ilvl="6" w:tentative="1">
+      <w:start w:val="1"/>
+      <w:numFmt w:val="decimal"/>
+      <w:lvlText w:val="%7."/>
+      <w:lvlJc w:val="left"/>
+      <w:pPr>
+        <w:tabs>
+          <w:tab w:val="num" w:pos="5040"/>
+        </w:tabs>
+        <w:ind w:left="5040" w:hanging="360"/>
+      </w:pPr>
+    </w:lvl>
+    <w:lvl w:ilvl="7" w:tentative="1">
+      <w:start w:val="1"/>
+      <w:numFmt w:val="decimal"/>
+      <w:lvlText w:val="%8."/>
+      <w:lvlJc w:val="left"/>
+      <w:pPr>
+        <w:tabs>
+          <w:tab w:val="num" w:pos="5760"/>
+        </w:tabs>
+        <w:ind w:left="5760" w:hanging="360"/>
+      </w:pPr>
+    </w:lvl>
+    <w:lvl w:ilvl="8" w:tentative="1">
+      <w:start w:val="1"/>
+      <w:numFmt w:val="decimal"/>
+      <w:lvlText w:val="%9."/>
+      <w:lvlJc w:val="left"/>
+      <w:pPr>
+        <w:tabs>
+          <w:tab w:val="num" w:pos="6480"/>
+        </w:tabs>
+        <w:ind w:left="6480" w:hanging="360"/>
+      </w:pPr>
+    </w:lvl>
+  </w:abstractNum>
+  <w:abstractNum w:abstractNumId="22" w15:restartNumberingAfterBreak="0">
     <w:nsid w:val="49184EE7"/>
     <w:multiLevelType w:val="hybridMultilevel"/>
     <w:tmpl w:val="639E1852"/>
@@ -2026,7 +3645,7 @@
       </w:rPr>
     </w:lvl>
   </w:abstractNum>
-  <w:abstractNum w:abstractNumId="13" w15:restartNumberingAfterBreak="0">
+  <w:abstractNum w:abstractNumId="23" w15:restartNumberingAfterBreak="0">
     <w:nsid w:val="4BFB314E"/>
     <w:multiLevelType w:val="multilevel"/>
     <w:tmpl w:val="8620E33A"/>
@@ -2175,7 +3794,7 @@
       </w:rPr>
     </w:lvl>
   </w:abstractNum>
-  <w:abstractNum w:abstractNumId="14" w15:restartNumberingAfterBreak="0">
+  <w:abstractNum w:abstractNumId="24" w15:restartNumberingAfterBreak="0">
     <w:nsid w:val="4E067ED6"/>
     <w:multiLevelType w:val="multilevel"/>
     <w:tmpl w:val="4AE6D9DA"/>
@@ -2288,7 +3907,7 @@
       </w:pPr>
     </w:lvl>
   </w:abstractNum>
-  <w:abstractNum w:abstractNumId="15" w15:restartNumberingAfterBreak="0">
+  <w:abstractNum w:abstractNumId="25" w15:restartNumberingAfterBreak="0">
     <w:nsid w:val="4E9C0555"/>
     <w:multiLevelType w:val="multilevel"/>
     <w:tmpl w:val="6BECB9E6"/>
@@ -2401,7 +4020,7 @@
       </w:pPr>
     </w:lvl>
   </w:abstractNum>
-  <w:abstractNum w:abstractNumId="16" w15:restartNumberingAfterBreak="0">
+  <w:abstractNum w:abstractNumId="26" w15:restartNumberingAfterBreak="0">
     <w:nsid w:val="5242628E"/>
     <w:multiLevelType w:val="multilevel"/>
     <w:tmpl w:val="6CA80002"/>
@@ -2550,7 +4169,7 @@
       </w:rPr>
     </w:lvl>
   </w:abstractNum>
-  <w:abstractNum w:abstractNumId="17" w15:restartNumberingAfterBreak="0">
+  <w:abstractNum w:abstractNumId="27" w15:restartNumberingAfterBreak="0">
     <w:nsid w:val="5259653A"/>
     <w:multiLevelType w:val="multilevel"/>
     <w:tmpl w:val="3B9421FA"/>
@@ -2667,7 +4286,120 @@
       </w:pPr>
     </w:lvl>
   </w:abstractNum>
-  <w:abstractNum w:abstractNumId="18" w15:restartNumberingAfterBreak="0">
+  <w:abstractNum w:abstractNumId="28" w15:restartNumberingAfterBreak="0">
+    <w:nsid w:val="5CF4559F"/>
+    <w:multiLevelType w:val="multilevel"/>
+    <w:tmpl w:val="11ECE630"/>
+    <w:lvl w:ilvl="0">
+      <w:start w:val="10"/>
+      <w:numFmt w:val="decimal"/>
+      <w:lvlText w:val="%1."/>
+      <w:lvlJc w:val="left"/>
+      <w:pPr>
+        <w:tabs>
+          <w:tab w:val="num" w:pos="720"/>
+        </w:tabs>
+        <w:ind w:left="720" w:hanging="360"/>
+      </w:pPr>
+    </w:lvl>
+    <w:lvl w:ilvl="1" w:tentative="1">
+      <w:start w:val="1"/>
+      <w:numFmt w:val="decimal"/>
+      <w:lvlText w:val="%2."/>
+      <w:lvlJc w:val="left"/>
+      <w:pPr>
+        <w:tabs>
+          <w:tab w:val="num" w:pos="1440"/>
+        </w:tabs>
+        <w:ind w:left="1440" w:hanging="360"/>
+      </w:pPr>
+    </w:lvl>
+    <w:lvl w:ilvl="2" w:tentative="1">
+      <w:start w:val="1"/>
+      <w:numFmt w:val="decimal"/>
+      <w:lvlText w:val="%3."/>
+      <w:lvlJc w:val="left"/>
+      <w:pPr>
+        <w:tabs>
+          <w:tab w:val="num" w:pos="2160"/>
+        </w:tabs>
+        <w:ind w:left="2160" w:hanging="360"/>
+      </w:pPr>
+    </w:lvl>
+    <w:lvl w:ilvl="3" w:tentative="1">
+      <w:start w:val="1"/>
+      <w:numFmt w:val="decimal"/>
+      <w:lvlText w:val="%4."/>
+      <w:lvlJc w:val="left"/>
+      <w:pPr>
+        <w:tabs>
+          <w:tab w:val="num" w:pos="2880"/>
+        </w:tabs>
+        <w:ind w:left="2880" w:hanging="360"/>
+      </w:pPr>
+    </w:lvl>
+    <w:lvl w:ilvl="4" w:tentative="1">
+      <w:start w:val="1"/>
+      <w:numFmt w:val="decimal"/>
+      <w:lvlText w:val="%5."/>
+      <w:lvlJc w:val="left"/>
+      <w:pPr>
+        <w:tabs>
+          <w:tab w:val="num" w:pos="3600"/>
+        </w:tabs>
+        <w:ind w:left="3600" w:hanging="360"/>
+      </w:pPr>
+    </w:lvl>
+    <w:lvl w:ilvl="5" w:tentative="1">
+      <w:start w:val="1"/>
+      <w:numFmt w:val="decimal"/>
+      <w:lvlText w:val="%6."/>
+      <w:lvlJc w:val="left"/>
+      <w:pPr>
+        <w:tabs>
+          <w:tab w:val="num" w:pos="4320"/>
+        </w:tabs>
+        <w:ind w:left="4320" w:hanging="360"/>
+      </w:pPr>
+    </w:lvl>
+    <w:lvl w:ilvl="6" w:tentative="1">
+      <w:start w:val="1"/>
+      <w:numFmt w:val="decimal"/>
+      <w:lvlText w:val="%7."/>
+      <w:lvlJc w:val="left"/>
+      <w:pPr>
+        <w:tabs>
+          <w:tab w:val="num" w:pos="5040"/>
+        </w:tabs>
+        <w:ind w:left="5040" w:hanging="360"/>
+      </w:pPr>
+    </w:lvl>
+    <w:lvl w:ilvl="7" w:tentative="1">
+      <w:start w:val="1"/>
+      <w:numFmt w:val="decimal"/>
+      <w:lvlText w:val="%8."/>
+      <w:lvlJc w:val="left"/>
+      <w:pPr>
+        <w:tabs>
+          <w:tab w:val="num" w:pos="5760"/>
+        </w:tabs>
+        <w:ind w:left="5760" w:hanging="360"/>
+      </w:pPr>
+    </w:lvl>
+    <w:lvl w:ilvl="8" w:tentative="1">
+      <w:start w:val="1"/>
+      <w:numFmt w:val="decimal"/>
+      <w:lvlText w:val="%9."/>
+      <w:lvlJc w:val="left"/>
+      <w:pPr>
+        <w:tabs>
+          <w:tab w:val="num" w:pos="6480"/>
+        </w:tabs>
+        <w:ind w:left="6480" w:hanging="360"/>
+      </w:pPr>
+    </w:lvl>
+  </w:abstractNum>
+  <w:abstractNum w:abstractNumId="29" w15:restartNumberingAfterBreak="0">
     <w:nsid w:val="5D8578EA"/>
     <w:multiLevelType w:val="multilevel"/>
     <w:tmpl w:val="D93C4F30"/>
@@ -2816,7 +4548,120 @@
       </w:rPr>
     </w:lvl>
   </w:abstractNum>
-  <w:abstractNum w:abstractNumId="19" w15:restartNumberingAfterBreak="0">
+  <w:abstractNum w:abstractNumId="30" w15:restartNumberingAfterBreak="0">
+    <w:nsid w:val="5F9A6F65"/>
+    <w:multiLevelType w:val="multilevel"/>
+    <w:tmpl w:val="80D6298A"/>
+    <w:lvl w:ilvl="0">
+      <w:start w:val="9"/>
+      <w:numFmt w:val="decimal"/>
+      <w:lvlText w:val="%1."/>
+      <w:lvlJc w:val="left"/>
+      <w:pPr>
+        <w:tabs>
+          <w:tab w:val="num" w:pos="720"/>
+        </w:tabs>
+        <w:ind w:left="720" w:hanging="360"/>
+      </w:pPr>
+    </w:lvl>
+    <w:lvl w:ilvl="1" w:tentative="1">
+      <w:start w:val="1"/>
+      <w:numFmt w:val="decimal"/>
+      <w:lvlText w:val="%2."/>
+      <w:lvlJc w:val="left"/>
+      <w:pPr>
+        <w:tabs>
+          <w:tab w:val="num" w:pos="1440"/>
+        </w:tabs>
+        <w:ind w:left="1440" w:hanging="360"/>
+      </w:pPr>
+    </w:lvl>
+    <w:lvl w:ilvl="2" w:tentative="1">
+      <w:start w:val="1"/>
+      <w:numFmt w:val="decimal"/>
+      <w:lvlText w:val="%3."/>
+      <w:lvlJc w:val="left"/>
+      <w:pPr>
+        <w:tabs>
+          <w:tab w:val="num" w:pos="2160"/>
+        </w:tabs>
+        <w:ind w:left="2160" w:hanging="360"/>
+      </w:pPr>
+    </w:lvl>
+    <w:lvl w:ilvl="3" w:tentative="1">
+      <w:start w:val="1"/>
+      <w:numFmt w:val="decimal"/>
+      <w:lvlText w:val="%4."/>
+      <w:lvlJc w:val="left"/>
+      <w:pPr>
+        <w:tabs>
+          <w:tab w:val="num" w:pos="2880"/>
+        </w:tabs>
+        <w:ind w:left="2880" w:hanging="360"/>
+      </w:pPr>
+    </w:lvl>
+    <w:lvl w:ilvl="4" w:tentative="1">
+      <w:start w:val="1"/>
+      <w:numFmt w:val="decimal"/>
+      <w:lvlText w:val="%5."/>
+      <w:lvlJc w:val="left"/>
+      <w:pPr>
+        <w:tabs>
+          <w:tab w:val="num" w:pos="3600"/>
+        </w:tabs>
+        <w:ind w:left="3600" w:hanging="360"/>
+      </w:pPr>
+    </w:lvl>
+    <w:lvl w:ilvl="5" w:tentative="1">
+      <w:start w:val="1"/>
+      <w:numFmt w:val="decimal"/>
+      <w:lvlText w:val="%6."/>
+      <w:lvlJc w:val="left"/>
+      <w:pPr>
+        <w:tabs>
+          <w:tab w:val="num" w:pos="4320"/>
+        </w:tabs>
+        <w:ind w:left="4320" w:hanging="360"/>
+      </w:pPr>
+    </w:lvl>
+    <w:lvl w:ilvl="6" w:tentative="1">
+      <w:start w:val="1"/>
+      <w:numFmt w:val="decimal"/>
+      <w:lvlText w:val="%7."/>
+      <w:lvlJc w:val="left"/>
+      <w:pPr>
+        <w:tabs>
+          <w:tab w:val="num" w:pos="5040"/>
+        </w:tabs>
+        <w:ind w:left="5040" w:hanging="360"/>
+      </w:pPr>
+    </w:lvl>
+    <w:lvl w:ilvl="7" w:tentative="1">
+      <w:start w:val="1"/>
+      <w:numFmt w:val="decimal"/>
+      <w:lvlText w:val="%8."/>
+      <w:lvlJc w:val="left"/>
+      <w:pPr>
+        <w:tabs>
+          <w:tab w:val="num" w:pos="5760"/>
+        </w:tabs>
+        <w:ind w:left="5760" w:hanging="360"/>
+      </w:pPr>
+    </w:lvl>
+    <w:lvl w:ilvl="8" w:tentative="1">
+      <w:start w:val="1"/>
+      <w:numFmt w:val="decimal"/>
+      <w:lvlText w:val="%9."/>
+      <w:lvlJc w:val="left"/>
+      <w:pPr>
+        <w:tabs>
+          <w:tab w:val="num" w:pos="6480"/>
+        </w:tabs>
+        <w:ind w:left="6480" w:hanging="360"/>
+      </w:pPr>
+    </w:lvl>
+  </w:abstractNum>
+  <w:abstractNum w:abstractNumId="31" w15:restartNumberingAfterBreak="0">
     <w:nsid w:val="600A3CAA"/>
     <w:multiLevelType w:val="multilevel"/>
     <w:tmpl w:val="0C825B4A"/>
@@ -2965,7 +4810,120 @@
       </w:rPr>
     </w:lvl>
   </w:abstractNum>
-  <w:abstractNum w:abstractNumId="20" w15:restartNumberingAfterBreak="0">
+  <w:abstractNum w:abstractNumId="32" w15:restartNumberingAfterBreak="0">
+    <w:nsid w:val="68293C1E"/>
+    <w:multiLevelType w:val="multilevel"/>
+    <w:tmpl w:val="1C86A914"/>
+    <w:lvl w:ilvl="0">
+      <w:start w:val="7"/>
+      <w:numFmt w:val="decimal"/>
+      <w:lvlText w:val="%1."/>
+      <w:lvlJc w:val="left"/>
+      <w:pPr>
+        <w:tabs>
+          <w:tab w:val="num" w:pos="720"/>
+        </w:tabs>
+        <w:ind w:left="720" w:hanging="360"/>
+      </w:pPr>
+    </w:lvl>
+    <w:lvl w:ilvl="1" w:tentative="1">
+      <w:start w:val="1"/>
+      <w:numFmt w:val="decimal"/>
+      <w:lvlText w:val="%2."/>
+      <w:lvlJc w:val="left"/>
+      <w:pPr>
+        <w:tabs>
+          <w:tab w:val="num" w:pos="1440"/>
+        </w:tabs>
+        <w:ind w:left="1440" w:hanging="360"/>
+      </w:pPr>
+    </w:lvl>
+    <w:lvl w:ilvl="2" w:tentative="1">
+      <w:start w:val="1"/>
+      <w:numFmt w:val="decimal"/>
+      <w:lvlText w:val="%3."/>
+      <w:lvlJc w:val="left"/>
+      <w:pPr>
+        <w:tabs>
+          <w:tab w:val="num" w:pos="2160"/>
+        </w:tabs>
+        <w:ind w:left="2160" w:hanging="360"/>
+      </w:pPr>
+    </w:lvl>
+    <w:lvl w:ilvl="3" w:tentative="1">
+      <w:start w:val="1"/>
+      <w:numFmt w:val="decimal"/>
+      <w:lvlText w:val="%4."/>
+      <w:lvlJc w:val="left"/>
+      <w:pPr>
+        <w:tabs>
+          <w:tab w:val="num" w:pos="2880"/>
+        </w:tabs>
+        <w:ind w:left="2880" w:hanging="360"/>
+      </w:pPr>
+    </w:lvl>
+    <w:lvl w:ilvl="4" w:tentative="1">
+      <w:start w:val="1"/>
+      <w:numFmt w:val="decimal"/>
+      <w:lvlText w:val="%5."/>
+      <w:lvlJc w:val="left"/>
+      <w:pPr>
+        <w:tabs>
+          <w:tab w:val="num" w:pos="3600"/>
+        </w:tabs>
+        <w:ind w:left="3600" w:hanging="360"/>
+      </w:pPr>
+    </w:lvl>
+    <w:lvl w:ilvl="5" w:tentative="1">
+      <w:start w:val="1"/>
+      <w:numFmt w:val="decimal"/>
+      <w:lvlText w:val="%6."/>
+      <w:lvlJc w:val="left"/>
+      <w:pPr>
+        <w:tabs>
+          <w:tab w:val="num" w:pos="4320"/>
+        </w:tabs>
+        <w:ind w:left="4320" w:hanging="360"/>
+      </w:pPr>
+    </w:lvl>
+    <w:lvl w:ilvl="6" w:tentative="1">
+      <w:start w:val="1"/>
+      <w:numFmt w:val="decimal"/>
+      <w:lvlText w:val="%7."/>
+      <w:lvlJc w:val="left"/>
+      <w:pPr>
+        <w:tabs>
+          <w:tab w:val="num" w:pos="5040"/>
+        </w:tabs>
+        <w:ind w:left="5040" w:hanging="360"/>
+      </w:pPr>
+    </w:lvl>
+    <w:lvl w:ilvl="7" w:tentative="1">
+      <w:start w:val="1"/>
+      <w:numFmt w:val="decimal"/>
+      <w:lvlText w:val="%8."/>
+      <w:lvlJc w:val="left"/>
+      <w:pPr>
+        <w:tabs>
+          <w:tab w:val="num" w:pos="5760"/>
+        </w:tabs>
+        <w:ind w:left="5760" w:hanging="360"/>
+      </w:pPr>
+    </w:lvl>
+    <w:lvl w:ilvl="8" w:tentative="1">
+      <w:start w:val="1"/>
+      <w:numFmt w:val="decimal"/>
+      <w:lvlText w:val="%9."/>
+      <w:lvlJc w:val="left"/>
+      <w:pPr>
+        <w:tabs>
+          <w:tab w:val="num" w:pos="6480"/>
+        </w:tabs>
+        <w:ind w:left="6480" w:hanging="360"/>
+      </w:pPr>
+    </w:lvl>
+  </w:abstractNum>
+  <w:abstractNum w:abstractNumId="33" w15:restartNumberingAfterBreak="0">
     <w:nsid w:val="6B991D6C"/>
     <w:multiLevelType w:val="multilevel"/>
     <w:tmpl w:val="FDD22C96"/>
@@ -3082,7 +5040,7 @@
       </w:pPr>
     </w:lvl>
   </w:abstractNum>
-  <w:abstractNum w:abstractNumId="21" w15:restartNumberingAfterBreak="0">
+  <w:abstractNum w:abstractNumId="34" w15:restartNumberingAfterBreak="0">
     <w:nsid w:val="6BD509A2"/>
     <w:multiLevelType w:val="multilevel"/>
     <w:tmpl w:val="5CE88CA6"/>
@@ -3231,7 +5189,7 @@
       </w:rPr>
     </w:lvl>
   </w:abstractNum>
-  <w:abstractNum w:abstractNumId="22" w15:restartNumberingAfterBreak="0">
+  <w:abstractNum w:abstractNumId="35" w15:restartNumberingAfterBreak="0">
     <w:nsid w:val="6D506EF9"/>
     <w:multiLevelType w:val="multilevel"/>
     <w:tmpl w:val="3732CD02"/>
@@ -3380,7 +5338,7 @@
       </w:rPr>
     </w:lvl>
   </w:abstractNum>
-  <w:abstractNum w:abstractNumId="23" w15:restartNumberingAfterBreak="0">
+  <w:abstractNum w:abstractNumId="36" w15:restartNumberingAfterBreak="0">
     <w:nsid w:val="73A012DD"/>
     <w:multiLevelType w:val="multilevel"/>
     <w:tmpl w:val="ADF04CEA"/>
@@ -3529,7 +5487,7 @@
       </w:rPr>
     </w:lvl>
   </w:abstractNum>
-  <w:abstractNum w:abstractNumId="24" w15:restartNumberingAfterBreak="0">
+  <w:abstractNum w:abstractNumId="37" w15:restartNumberingAfterBreak="0">
     <w:nsid w:val="77C62C41"/>
     <w:multiLevelType w:val="hybridMultilevel"/>
     <w:tmpl w:val="D16C9E44"/>
@@ -3642,7 +5600,7 @@
       </w:rPr>
     </w:lvl>
   </w:abstractNum>
-  <w:abstractNum w:abstractNumId="25" w15:restartNumberingAfterBreak="0">
+  <w:abstractNum w:abstractNumId="38" w15:restartNumberingAfterBreak="0">
     <w:nsid w:val="7DFA42DF"/>
     <w:multiLevelType w:val="hybridMultilevel"/>
     <w:tmpl w:val="2A6E2CEA"/>
@@ -3728,7 +5686,7 @@
       </w:pPr>
     </w:lvl>
   </w:abstractNum>
-  <w:abstractNum w:abstractNumId="26" w15:restartNumberingAfterBreak="0">
+  <w:abstractNum w:abstractNumId="39" w15:restartNumberingAfterBreak="0">
     <w:nsid w:val="7F2179AF"/>
     <w:multiLevelType w:val="hybridMultilevel"/>
     <w:tmpl w:val="F29A82F0"/>
@@ -3842,85 +5800,124 @@
     </w:lvl>
   </w:abstractNum>
   <w:num w:numId="1" w16cid:durableId="1714421892">
-    <w:abstractNumId w:val="16"/>
+    <w:abstractNumId w:val="26"/>
   </w:num>
   <w:num w:numId="2" w16cid:durableId="1743790832">
     <w:abstractNumId w:val="0"/>
   </w:num>
   <w:num w:numId="3" w16cid:durableId="1160578192">
+    <w:abstractNumId w:val="2"/>
+  </w:num>
+  <w:num w:numId="4" w16cid:durableId="297730711">
+    <w:abstractNumId w:val="12"/>
+  </w:num>
+  <w:num w:numId="5" w16cid:durableId="1686857546">
+    <w:abstractNumId w:val="6"/>
+  </w:num>
+  <w:num w:numId="6" w16cid:durableId="1887447754">
+    <w:abstractNumId w:val="23"/>
+  </w:num>
+  <w:num w:numId="7" w16cid:durableId="2075616766">
+    <w:abstractNumId w:val="10"/>
+  </w:num>
+  <w:num w:numId="8" w16cid:durableId="2083331524">
+    <w:abstractNumId w:val="3"/>
+  </w:num>
+  <w:num w:numId="9" w16cid:durableId="125394995">
+    <w:abstractNumId w:val="7"/>
+  </w:num>
+  <w:num w:numId="10" w16cid:durableId="1769690678">
+    <w:abstractNumId w:val="20"/>
+  </w:num>
+  <w:num w:numId="11" w16cid:durableId="306279264">
+    <w:abstractNumId w:val="34"/>
+  </w:num>
+  <w:num w:numId="12" w16cid:durableId="877351289">
+    <w:abstractNumId w:val="35"/>
+  </w:num>
+  <w:num w:numId="13" w16cid:durableId="699089827">
+    <w:abstractNumId w:val="25"/>
+  </w:num>
+  <w:num w:numId="14" w16cid:durableId="1881896109">
+    <w:abstractNumId w:val="27"/>
+  </w:num>
+  <w:num w:numId="15" w16cid:durableId="2366916">
+    <w:abstractNumId w:val="33"/>
+  </w:num>
+  <w:num w:numId="16" w16cid:durableId="127748588">
+    <w:abstractNumId w:val="8"/>
+  </w:num>
+  <w:num w:numId="17" w16cid:durableId="1258834220">
+    <w:abstractNumId w:val="4"/>
+  </w:num>
+  <w:num w:numId="18" w16cid:durableId="1072772949">
+    <w:abstractNumId w:val="31"/>
+  </w:num>
+  <w:num w:numId="19" w16cid:durableId="797072383">
+    <w:abstractNumId w:val="39"/>
+  </w:num>
+  <w:num w:numId="20" w16cid:durableId="1606188808">
+    <w:abstractNumId w:val="16"/>
+  </w:num>
+  <w:num w:numId="21" w16cid:durableId="884760495">
+    <w:abstractNumId w:val="38"/>
+  </w:num>
+  <w:num w:numId="22" w16cid:durableId="511578511">
+    <w:abstractNumId w:val="36"/>
+  </w:num>
+  <w:num w:numId="23" w16cid:durableId="258294613">
+    <w:abstractNumId w:val="24"/>
+  </w:num>
+  <w:num w:numId="24" w16cid:durableId="800004329">
+    <w:abstractNumId w:val="29"/>
+  </w:num>
+  <w:num w:numId="25" w16cid:durableId="1871019940">
+    <w:abstractNumId w:val="11"/>
+  </w:num>
+  <w:num w:numId="26" w16cid:durableId="1319576901">
+    <w:abstractNumId w:val="37"/>
+  </w:num>
+  <w:num w:numId="27" w16cid:durableId="197667544">
+    <w:abstractNumId w:val="22"/>
+  </w:num>
+  <w:num w:numId="28" w16cid:durableId="1711803980">
+    <w:abstractNumId w:val="5"/>
+  </w:num>
+  <w:num w:numId="29" w16cid:durableId="1930962933">
+    <w:abstractNumId w:val="14"/>
+  </w:num>
+  <w:num w:numId="30" w16cid:durableId="928318475">
+    <w:abstractNumId w:val="9"/>
+  </w:num>
+  <w:num w:numId="31" w16cid:durableId="816145543">
+    <w:abstractNumId w:val="21"/>
+  </w:num>
+  <w:num w:numId="32" w16cid:durableId="1992907896">
+    <w:abstractNumId w:val="32"/>
+  </w:num>
+  <w:num w:numId="33" w16cid:durableId="62921958">
+    <w:abstractNumId w:val="13"/>
+  </w:num>
+  <w:num w:numId="34" w16cid:durableId="1860461893">
+    <w:abstractNumId w:val="30"/>
+  </w:num>
+  <w:num w:numId="35" w16cid:durableId="530730734">
+    <w:abstractNumId w:val="28"/>
+  </w:num>
+  <w:num w:numId="36" w16cid:durableId="337928353">
+    <w:abstractNumId w:val="15"/>
+  </w:num>
+  <w:num w:numId="37" w16cid:durableId="301808459">
+    <w:abstractNumId w:val="19"/>
+  </w:num>
+  <w:num w:numId="38" w16cid:durableId="1024942042">
     <w:abstractNumId w:val="1"/>
   </w:num>
-  <w:num w:numId="4" w16cid:durableId="297730711">
-    <w:abstractNumId w:val="9"/>
-  </w:num>
-  <w:num w:numId="5" w16cid:durableId="1686857546">
-    <w:abstractNumId w:val="4"/>
-  </w:num>
-  <w:num w:numId="6" w16cid:durableId="1887447754">
-    <w:abstractNumId w:val="13"/>
-  </w:num>
-  <w:num w:numId="7" w16cid:durableId="2075616766">
-    <w:abstractNumId w:val="7"/>
-  </w:num>
-  <w:num w:numId="8" w16cid:durableId="2083331524">
-    <w:abstractNumId w:val="2"/>
-  </w:num>
-  <w:num w:numId="9" w16cid:durableId="125394995">
-    <w:abstractNumId w:val="5"/>
-  </w:num>
-  <w:num w:numId="10" w16cid:durableId="1769690678">
-    <w:abstractNumId w:val="11"/>
-  </w:num>
-  <w:num w:numId="11" w16cid:durableId="306279264">
-    <w:abstractNumId w:val="21"/>
-  </w:num>
-  <w:num w:numId="12" w16cid:durableId="877351289">
-    <w:abstractNumId w:val="22"/>
-  </w:num>
-  <w:num w:numId="13" w16cid:durableId="699089827">
-    <w:abstractNumId w:val="15"/>
-  </w:num>
-  <w:num w:numId="14" w16cid:durableId="1881896109">
+  <w:num w:numId="39" w16cid:durableId="951863938">
     <w:abstractNumId w:val="17"/>
   </w:num>
-  <w:num w:numId="15" w16cid:durableId="2366916">
-    <w:abstractNumId w:val="20"/>
-  </w:num>
-  <w:num w:numId="16" w16cid:durableId="127748588">
-    <w:abstractNumId w:val="6"/>
-  </w:num>
-  <w:num w:numId="17" w16cid:durableId="1258834220">
-    <w:abstractNumId w:val="3"/>
-  </w:num>
-  <w:num w:numId="18" w16cid:durableId="1072772949">
-    <w:abstractNumId w:val="19"/>
-  </w:num>
-  <w:num w:numId="19" w16cid:durableId="797072383">
-    <w:abstractNumId w:val="26"/>
-  </w:num>
-  <w:num w:numId="20" w16cid:durableId="1606188808">
-    <w:abstractNumId w:val="10"/>
-  </w:num>
-  <w:num w:numId="21" w16cid:durableId="884760495">
-    <w:abstractNumId w:val="25"/>
-  </w:num>
-  <w:num w:numId="22" w16cid:durableId="511578511">
-    <w:abstractNumId w:val="23"/>
-  </w:num>
-  <w:num w:numId="23" w16cid:durableId="258294613">
-    <w:abstractNumId w:val="14"/>
-  </w:num>
-  <w:num w:numId="24" w16cid:durableId="800004329">
+  <w:num w:numId="40" w16cid:durableId="1534928469">
     <w:abstractNumId w:val="18"/>
-  </w:num>
-  <w:num w:numId="25" w16cid:durableId="1871019940">
-    <w:abstractNumId w:val="8"/>
-  </w:num>
-  <w:num w:numId="26" w16cid:durableId="1319576901">
-    <w:abstractNumId w:val="24"/>
-  </w:num>
-  <w:num w:numId="27" w16cid:durableId="197667544">
-    <w:abstractNumId w:val="12"/>
   </w:num>
 </w:numbering>
 </file>

--- a/MeinMaterial/Besprechungen/TODO.docx
+++ b/MeinMaterial/Besprechungen/TODO.docx
@@ -131,6 +131,18 @@
       </w:pPr>
       <w:r>
         <w:t>Alt erzeugte dateien löschen</w:t>
+      </w:r>
+    </w:p>
+    <w:p>
+      <w:pPr>
+        <w:pStyle w:val="Listenabsatz"/>
+        <w:numPr>
+          <w:ilvl w:val="0"/>
+          <w:numId w:val="26"/>
+        </w:numPr>
+      </w:pPr>
+      <w:r>
+        <w:t>Code durchgehen ab 07 und functions</w:t>
       </w:r>
     </w:p>
     <w:p/>
@@ -173,108 +185,6 @@
       </w:r>
     </w:p>
     <w:p/>
-    <w:p/>
-    <w:p/>
-    <w:p>
-      <w:r>
-        <w:t>KI Fragen:</w:t>
-      </w:r>
-      <w:r>
-        <w:br/>
-        <w:t>Auf Grundlage der Diagnose wird nslphom_dual_osqp erneut ausschließlich für Branden-</w:t>
-      </w:r>
-    </w:p>
-    <w:p>
-      <w:r>
-        <w:lastRenderedPageBreak/>
-        <w:t>burg, Mecklenburg-Vorpommern, Sachsen, Sachsen-Anhalt und Thüringen geschätzt. Die</w:t>
-      </w:r>
-    </w:p>
-    <w:p>
-      <w:r>
-        <w:t>globale Referenzmatrix wird damit nur aus den 1.078 ostdeutschen Aggregationseinheiten</w:t>
-      </w:r>
-    </w:p>
-    <w:p>
-      <w:r>
-        <w:t>der Hauptanalyse bestimmt.</w:t>
-      </w:r>
-    </w:p>
-    <w:p>
-      <w:r>
-        <w:t>Gegenüber der deutschlandweiten Referenz sinkt der mittlere relative EHet für diese Ein-</w:t>
-      </w:r>
-    </w:p>
-    <w:p>
-      <w:r>
-        <w:t>heiten von 9,41 % auf 3,99 %. Der Median beträgt 3,75 %, das 95 %-Quantil 6,88 % und</w:t>
-      </w:r>
-    </w:p>
-    <w:p>
-      <w:r>
-        <w:t>das Maximum 14,57 %. Der nach der Größe der Aggregationseinheiten gewichtete Wert</w:t>
-      </w:r>
-    </w:p>
-    <w:p>
-      <w:r>
-        <w:t>liegt bei 3,75 %. Eine ostdeutsche Übergangsmatrix reproduziert die beobachteten lokalen</w:t>
-      </w:r>
-    </w:p>
-    <w:p>
-      <w:r>
-        <w:t>Zielränder damit wesentlich besser als die zuvor verwendete globale Matrix der deutsch-</w:t>
-      </w:r>
-    </w:p>
-    <w:p>
-      <w:r>
-        <w:t>landweiten Schätzung.</w:t>
-      </w:r>
-    </w:p>
-    <w:p>
-      <w:r>
-        <w:t>Die geringeren EHet-Werte sind als Verbesserung der Randanpassung zu interpretieren</w:t>
-      </w:r>
-    </w:p>
-    <w:p>
-      <w:r>
-        <w:t>und ein Hinweis auf bessere Einhaltung der Homogenitätsannahme, nicht als Validierung</w:t>
-      </w:r>
-    </w:p>
-    <w:p>
-      <w:r>
-        <w:t>der geschätzten lokalen Übergangszellen. Die grundsätzliche Nichtidentifikation ökologi-</w:t>
-      </w:r>
-    </w:p>
-    <w:p>
-      <w:r>
-        <w:t>scher Übergangstabellen bleibt bestehen, und auch innerhalb Ostdeutschlands können</w:t>
-      </w:r>
-    </w:p>
-    <w:p>
-      <w:r>
-        <w:t>systematische lokale Unterschiede auftreten (Pavía und Romero 2024a, 2024b). Die Dia-</w:t>
-      </w:r>
-    </w:p>
-    <w:p>
-      <w:r>
-        <w:t>gnose spricht daher für eine regional enger abgegrenzte Referenzpopulation, nicht für eine</w:t>
-      </w:r>
-    </w:p>
-    <w:p>
-      <w:r>
-        <w:t>vollständig homogene ostdeutsche Wählersch</w:t>
-      </w:r>
-      <w:r>
-        <w:br/>
-      </w:r>
-      <w:r>
-        <w:br/>
-        <w:t>Aber wird weniger Aggregationseinheiten nicht immer mit geringeren EHet-Werten einhergehen?</w:t>
-      </w:r>
-    </w:p>
-    <w:p/>
-    <w:p/>
-    <w:p/>
     <w:p>
       <w:r>
         <w:br/>
@@ -302,7 +212,13 @@
     <w:p/>
     <w:p>
       <w:r>
-        <w:t>wenn ich alles neu durchlaufen lasse und auch nur mit data/raw und den skripten starte, werden alle dateien korrekt erstellt? In welcher Reihenfolge muss ich sie laufen lassen (source befehl bitte)? Was muss ich zwischendrin abchecken händisch?</w:t>
+        <w:t xml:space="preserve">wenn ich alles neu durchlaufen lasse und auch nur mit data/raw und den skripten starte, werden alle dateien korrekt erstellt? </w:t>
+      </w:r>
+      <w:r>
+        <w:t xml:space="preserve">Welche Dateien genau muss ich am anfang gewährleisten? Renv? Skripte, funktionen Data/raw. Reicht das`? </w:t>
+      </w:r>
+      <w:r>
+        <w:t>In welcher Reihenfolge muss ich sie laufen lassen (source befehl bitte)? Was muss ich zwischendrin abchecken händisch?</w:t>
       </w:r>
     </w:p>
     <w:p/>
@@ -381,6 +297,7 @@
         </w:numPr>
       </w:pPr>
       <w:r>
+        <w:lastRenderedPageBreak/>
         <w:t xml:space="preserve">Falls du 06a erneut ausführst: dessen Fehlläufe </w:t>
       </w:r>
       <w:r>
@@ -408,308 +325,19 @@
     </w:p>
     <w:p/>
     <w:p/>
-    <w:p/>
-    <w:p/>
-    <w:p/>
-    <w:p/>
-    <w:p/>
-    <w:p/>
-    <w:p/>
-    <w:p/>
-    <w:p/>
     <w:p>
       <w:r>
-        <w:t>Kruft händeln</w:t>
-      </w:r>
-    </w:p>
-    <w:p>
-      <w:r>
-        <w:t xml:space="preserve">Ja, ich habe das geprüft. </w:t>
-      </w:r>
-      <w:r>
-        <w:rPr>
-          <w:b/>
-          <w:bCs/>
-        </w:rPr>
-        <w:t>Kruft selbst hat nicht tatsächlich eine Wahlbeteiligung von 105 %.</w:t>
-      </w:r>
-      <w:r>
-        <w:t xml:space="preserve"> Die Auffälligkeit entsteht sehr wahrscheinlich durch die Zuordnung von Briefwahlergebnissen in den Wahlbezirksdaten.</w:t>
-      </w:r>
-    </w:p>
-    <w:p>
-      <w:r>
-        <w:t xml:space="preserve">Für Kruft weist die rheinland-pfälzische Ergebnisdarstellung 2025 </w:t>
-      </w:r>
-      <w:r>
-        <w:rPr>
-          <w:b/>
-          <w:bCs/>
-        </w:rPr>
-        <w:t>2.667 Wahlberechtigte</w:t>
-      </w:r>
-      <w:r>
-        <w:t xml:space="preserve">, </w:t>
-      </w:r>
-      <w:r>
-        <w:rPr>
-          <w:b/>
-          <w:bCs/>
-        </w:rPr>
-        <w:t>1.355 im Gemeindeergebnis ausgewiesene Wählende</w:t>
-      </w:r>
-      <w:r>
-        <w:t xml:space="preserve"> und eine Wahlbeteiligung von </w:t>
-      </w:r>
-      <w:r>
-        <w:rPr>
-          <w:b/>
-          <w:bCs/>
-        </w:rPr>
-        <w:t>79,9 %</w:t>
-      </w:r>
-      <w:r>
-        <w:t xml:space="preserve"> aus. Zugleich weist die Seite ausdrücklich darauf hin, dass bei Ortsgemeinden innerhalb einer Verbandsgemeinde die Briefwahl häufig zentral ausgezählt wird und deshalb nicht sauber einzelnen Gemeinden zugeordnet werden kann. </w:t>
+        <w:t xml:space="preserve">Kruft </w:t>
       </w:r>
       <w:hyperlink r:id="rId5" w:history="1">
         <w:r>
           <w:rPr>
             <w:rStyle w:val="Hyperlink"/>
           </w:rPr>
-          <w:t>Bundestagswahl 2025 Rheinland-Pfalz</w:t>
-        </w:r>
-      </w:hyperlink>
-      <w:r>
-        <w:t xml:space="preserve"> Kruft gehört zur Verbandsgemeinde Pellenz; deren Wahlbekanntmachung bestätigt, dass es eigene Briefwahlvorstände gab und die Briefwahl organisatorisch separat behandelt wurde. </w:t>
-      </w:r>
-      <w:hyperlink r:id="rId6" w:history="1">
-        <w:r>
-          <w:rPr>
-            <w:rStyle w:val="Hyperlink"/>
-          </w:rPr>
-          <w:t>LINUS WITTICH Medien</w:t>
+          <w:t>händeln</w:t>
         </w:r>
       </w:hyperlink>
     </w:p>
-    <w:p>
-      <w:r>
-        <w:t xml:space="preserve">Die aus der Wahlbezirksstatistik der Bundeswahlleiterin gebildete Gemeindeaggregation kommt dagegen auf </w:t>
-      </w:r>
-      <w:r>
-        <w:rPr>
-          <w:b/>
-          <w:bCs/>
-        </w:rPr>
-        <w:t>2.801 Wählende bei 2.667 Wahlberechtigten = 105,0 %</w:t>
-      </w:r>
-      <w:r>
-        <w:t xml:space="preserve">. Dort werden die Wahlbezirke einer Gemeinde einschließlich der ihr </w:t>
-      </w:r>
-      <w:r>
-        <w:rPr>
-          <w:b/>
-          <w:bCs/>
-        </w:rPr>
-        <w:t>zugeordneten Briefwahlbezirke</w:t>
-      </w:r>
-      <w:r>
-        <w:t xml:space="preserve"> summiert. </w:t>
-      </w:r>
-      <w:hyperlink r:id="rId7" w:history="1">
-        <w:r>
-          <w:rPr>
-            <w:rStyle w:val="Hyperlink"/>
-          </w:rPr>
-          <w:t>wahlergebnisse.io</w:t>
-        </w:r>
-      </w:hyperlink>
-      <w:r>
-        <w:t xml:space="preserve"> Die Bundeswahlleiterin weist außerdem darauf hin, dass ihre Wahlbezirksdatei auf den von den Ländern übermittelten Wahlbezirksergebnissen und Gemeindekennziffern basiert. </w:t>
-      </w:r>
-      <w:hyperlink r:id="rId8" w:history="1">
-        <w:r>
-          <w:rPr>
-            <w:rStyle w:val="Hyperlink"/>
-          </w:rPr>
-          <w:t>Bundeswahlleiterin</w:t>
-        </w:r>
-      </w:hyperlink>
-    </w:p>
-    <w:p>
-      <w:r>
-        <w:t xml:space="preserve">Das spricht sehr stark für folgendes Problem: Ein Briefwahlergebnis, das </w:t>
-      </w:r>
-      <w:r>
-        <w:rPr>
-          <w:b/>
-          <w:bCs/>
-        </w:rPr>
-        <w:t>nicht ausschließlich Kruft zugeordnet werden kann</w:t>
-      </w:r>
-      <w:r>
-        <w:t>, landet in der Wahlbezirksdatei unter der Gemeindekennziffer von Kruft. Wenn du dann stumpf nach AGS summierst, werden diese Briefwahlstimmen vollständig Kruft zugeschlagen. Das erklärt auch, warum du auf</w:t>
-      </w:r>
-    </w:p>
-    <w:p>
-      <w:r>
-        <w:t>\[ 2801-2667=134 \]</w:t>
-      </w:r>
-    </w:p>
-    <w:p>
-      <w:r>
-        <w:lastRenderedPageBreak/>
-        <w:t xml:space="preserve">„zu viele“ Wählende kommst. Noch auffälliger: Gegenüber den 1.355 ausgewiesenen Urnenwählenden werden bei deiner Aggregation </w:t>
-      </w:r>
-      <w:r>
-        <w:rPr>
-          <w:b/>
-          <w:bCs/>
-        </w:rPr>
-        <w:t>1.446 weitere Wählende</w:t>
-      </w:r>
-      <w:r>
-        <w:t xml:space="preserve"> hinzugerechnet. Diese Größenordnung passt zu einem zusätzlich zugeordneten Briefwahlblock. Die amtlich ausgewiesene Wahlbeteiligung von 79,9 % würde dagegen nur ungefähr </w:t>
-      </w:r>
-      <w:r>
-        <w:rPr>
-          <w:b/>
-          <w:bCs/>
-        </w:rPr>
-        <w:t>2.131 Wählenden insgesamt</w:t>
-      </w:r>
-      <w:r>
-        <w:t xml:space="preserve"> entsprechen, nicht 2.801. Die Differenz ist daher kein reales demografisches Phänomen in Kruft, sondern ein räumliches Zuordnungsproblem der Briefwahl.</w:t>
-      </w:r>
-    </w:p>
-    <w:p>
-      <w:r>
-        <w:rPr>
-          <w:b/>
-          <w:bCs/>
-        </w:rPr>
-        <w:t>Kruft liegt nicht in Ostdeutschland.</w:t>
-      </w:r>
-      <w:r>
-        <w:t xml:space="preserve"> Es liegt in Rheinland-Pfalz, im Landkreis Mayen-Koblenz. </w:t>
-      </w:r>
-      <w:hyperlink r:id="rId9" w:history="1">
-        <w:r>
-          <w:rPr>
-            <w:rStyle w:val="Hyperlink"/>
-          </w:rPr>
-          <w:t>Kreisverwaltung Mayen-Koblenz</w:t>
-        </w:r>
-      </w:hyperlink>
-      <w:r>
-        <w:t xml:space="preserve"> Damit betrifft dieser Fall </w:t>
-      </w:r>
-      <w:r>
-        <w:rPr>
-          <w:b/>
-          <w:bCs/>
-        </w:rPr>
-        <w:t>deine ostdeutsche Hauptanalyse überhaupt nicht</w:t>
-      </w:r>
-      <w:r>
-        <w:t>, sondern nur die deutschlandweite Vergleichs-/Heterogenitätsschätzung.</w:t>
-      </w:r>
-    </w:p>
-    <w:p>
-      <w:r>
-        <w:t>Für deine Datenaufbereitung würde ich deshalb die jetzige Maximalregel</w:t>
-      </w:r>
-    </w:p>
-    <w:p>
-      <w:r>
-        <w:t>pmax(wahlberechtigte - waehlende, 0)</w:t>
-      </w:r>
-    </w:p>
-    <w:p>
-      <w:r>
-        <w:t>nicht als eigentliche „Lösung“ dieses Falls verstehen. Sie verhindert zwar einen negativen Nichtwählerwert, aber die 2025er Stimmenverteilung von Kruft enthält dann weiterhin räumlich nicht sauber zuordenbare Briefwahlstimmen.</w:t>
-      </w:r>
-    </w:p>
-    <w:p>
-      <w:r>
-        <w:t>Methodisch wäre die Reihenfolge für mich:</w:t>
-      </w:r>
-    </w:p>
-    <w:p>
-      <w:pPr>
-        <w:numPr>
-          <w:ilvl w:val="0"/>
-          <w:numId w:val="39"/>
-        </w:numPr>
-      </w:pPr>
-      <w:r>
-        <w:rPr>
-          <w:b/>
-          <w:bCs/>
-        </w:rPr>
-        <w:t>Am besten:</w:t>
-      </w:r>
-      <w:r>
-        <w:t xml:space="preserve"> herausfinden, mit welchen anderen Gemeinden dieser Briefwahlblock gemeinsam ausgewiesen wurde, und diese Gemeinden zu einer gemeinsamen Aggregationseinheit zusammenfassen. Das entspräche genau deiner sonstigen Harmonisierungsmethode.</w:t>
-      </w:r>
-    </w:p>
-    <w:p>
-      <w:pPr>
-        <w:numPr>
-          <w:ilvl w:val="0"/>
-          <w:numId w:val="39"/>
-        </w:numPr>
-      </w:pPr>
-      <w:r>
-        <w:t xml:space="preserve">Falls das aus den verfügbaren Kennzeichnungen nicht zuverlässig rekonstruierbar ist: </w:t>
-      </w:r>
-      <w:r>
-        <w:rPr>
-          <w:b/>
-          <w:bCs/>
-        </w:rPr>
-        <w:t>Kruft aus der deutschlandweiten Diagnoseschätzung ausschließen</w:t>
-      </w:r>
-      <w:r>
-        <w:t xml:space="preserve"> wäre sauberer, als die Nichtwählenden künstlich auf null zu setzen.</w:t>
-      </w:r>
-    </w:p>
-    <w:p>
-      <w:pPr>
-        <w:numPr>
-          <w:ilvl w:val="0"/>
-          <w:numId w:val="39"/>
-        </w:numPr>
-      </w:pPr>
-      <w:r>
-        <w:t xml:space="preserve">Da es nur </w:t>
-      </w:r>
-      <w:r>
-        <w:rPr>
-          <w:b/>
-          <w:bCs/>
-        </w:rPr>
-        <w:t>eine von 5.965 Einheiten</w:t>
-      </w:r>
-      <w:r>
-        <w:t xml:space="preserve"> ist und nicht in der Hauptanalyse liegt, würde ich zusätzlich einmal die deutschlandweite Diagnose mit und ohne Kruft rechnen. Wenn sich EHet/Referenzmatrix praktisch nicht verändern, kannst du dokumentieren, dass der Sonderfall für die Schlussfolgerung unerheblich ist.</w:t>
-      </w:r>
-    </w:p>
-    <w:p>
-      <w:r>
-        <w:t xml:space="preserve">Für den Text deiner Arbeit würde ich deshalb auch nicht mehr schreiben, die Maximalregel verhindere negative Werte „in einem Sonderfall“, als wäre das lediglich eine harmlose amtliche Sonderausweisung. </w:t>
-      </w:r>
-      <w:r>
-        <w:rPr>
-          <w:b/>
-          <w:bCs/>
-        </w:rPr>
-        <w:t>Wir wissen jetzt, dass dahinter wahrscheinlich ein Briefwahl-Zuordnungsproblem steckt.</w:t>
-      </w:r>
-      <w:r>
-        <w:t xml:space="preserve"> Wenn du Kruft aus der Deutschlandschätzung entfernst bzw. korrekt mit den betroffenen Gemeinden zusammenfasst, brauchst du die max()-Regel möglicherweise überhaupt nicht mehr.</w:t>
-      </w:r>
-    </w:p>
-    <w:p/>
     <w:sectPr>
       <w:pgSz w:w="11906" w:h="16838"/>
       <w:pgMar w:top="1417" w:right="1417" w:bottom="1134" w:left="1417" w:header="708" w:footer="708" w:gutter="0"/>

--- a/MeinMaterial/Besprechungen/TODO.docx
+++ b/MeinMaterial/Besprechungen/TODO.docx
@@ -7,6 +7,11 @@
         <w:t>Diskussion: aggregation teils mit hochrechnungen</w:t>
       </w:r>
     </w:p>
+    <w:p>
+      <w:r>
+        <w:t>Kommt unterschied cook vs leverage raus?</w:t>
+      </w:r>
+    </w:p>
     <w:p/>
     <w:p>
       <w:r>
@@ -143,6 +148,60 @@
       </w:pPr>
       <w:r>
         <w:t>Code durchgehen ab 07 und functions</w:t>
+      </w:r>
+    </w:p>
+    <w:p>
+      <w:pPr>
+        <w:pStyle w:val="Listenabsatz"/>
+        <w:numPr>
+          <w:ilvl w:val="0"/>
+          <w:numId w:val="26"/>
+        </w:numPr>
+      </w:pPr>
+      <w:r>
+        <w:t>07a könnte man nochmal testen und laufen lassen. Obs durchläuft</w:t>
+      </w:r>
+    </w:p>
+    <w:p>
+      <w:pPr>
+        <w:pStyle w:val="Listenabsatz"/>
+        <w:numPr>
+          <w:ilvl w:val="0"/>
+          <w:numId w:val="26"/>
+        </w:numPr>
+      </w:pPr>
+      <w:r>
+        <w:t>Überspitzte adjektive, beschreibungen,</w:t>
+      </w:r>
+      <w:r>
+        <w:t xml:space="preserve"> triviale erklärungen, wiederholungen</w:t>
+      </w:r>
+      <w:r>
+        <w:t xml:space="preserve"> etc</w:t>
+      </w:r>
+    </w:p>
+    <w:p>
+      <w:pPr>
+        <w:pStyle w:val="Listenabsatz"/>
+        <w:numPr>
+          <w:ilvl w:val="0"/>
+          <w:numId w:val="26"/>
+        </w:numPr>
+      </w:pPr>
+      <w:r>
+        <w:t>Korrekte Interpretationen (bsp arbeitslose pro erwerbsfähige bev., c.p., …)</w:t>
+      </w:r>
+    </w:p>
+    <w:p>
+      <w:pPr>
+        <w:pStyle w:val="Listenabsatz"/>
+        <w:numPr>
+          <w:ilvl w:val="0"/>
+          <w:numId w:val="26"/>
+        </w:numPr>
+      </w:pPr>
+      <w:r>
+        <w:t>Variablennamen definieren</w:t>
       </w:r>
     </w:p>
     <w:p/>
@@ -184,11 +243,25 @@
         <w:t>Fehlt: nslphom_dual schneidet generell besser ab als nslphom</w:t>
       </w:r>
     </w:p>
+    <w:p>
+      <w:r>
+        <w:lastRenderedPageBreak/>
+        <w:br/>
+      </w:r>
+    </w:p>
     <w:p/>
     <w:p>
       <w:r>
-        <w:br/>
-      </w:r>
+        <w:t xml:space="preserve">Kruft </w:t>
+      </w:r>
+      <w:hyperlink r:id="rId5" w:history="1">
+        <w:r>
+          <w:rPr>
+            <w:rStyle w:val="Hyperlink"/>
+          </w:rPr>
+          <w:t>händeln</w:t>
+        </w:r>
+      </w:hyperlink>
     </w:p>
     <w:p/>
     <w:p/>
@@ -201,26 +274,12 @@
     <w:p/>
     <w:p/>
     <w:p/>
-    <w:p>
-      <w:r>
-        <w:t>Wenn ich alle skripte noch einmal auf einem anderen PC laufen lasse: wenn der bootstrap nicht komplett erfolgreich ist, werden die nicht erfolgreichen Läufe wiederholt? Gibt es irgendwelche prüfungen zwischendrin (außer iter_max) die ich abchecken muss? Laufen alle skripte so durch wie wir uns das vorstellen ohne viel vor dem laufen der skripte einstellen zu müssen?</w:t>
-      </w:r>
-      <w:r>
-        <w:br/>
-      </w:r>
-    </w:p>
     <w:p/>
-    <w:p>
-      <w:r>
-        <w:t xml:space="preserve">wenn ich alles neu durchlaufen lasse und auch nur mit data/raw und den skripten starte, werden alle dateien korrekt erstellt? </w:t>
-      </w:r>
-      <w:r>
-        <w:t xml:space="preserve">Welche Dateien genau muss ich am anfang gewährleisten? Renv? Skripte, funktionen Data/raw. Reicht das`? </w:t>
-      </w:r>
-      <w:r>
-        <w:t>In welcher Reihenfolge muss ich sie laufen lassen (source befehl bitte)? Was muss ich zwischendrin abchecken händisch?</w:t>
-      </w:r>
-    </w:p>
+    <w:p/>
+    <w:p/>
+    <w:p/>
+    <w:p/>
+    <w:p/>
     <w:p/>
     <w:p/>
     <w:p/>
@@ -231,84 +290,20 @@
           <w:b/>
           <w:bCs/>
         </w:rPr>
-        <w:t>Sinnvolle Haltepunkte beim Neulauf:</w:t>
-      </w:r>
-    </w:p>
-    <w:p>
-      <w:pPr>
-        <w:numPr>
-          <w:ilvl w:val="0"/>
-          <w:numId w:val="40"/>
-        </w:numPr>
-      </w:pPr>
-      <w:r>
-        <w:t>Iter_max wahl</w:t>
-      </w:r>
-    </w:p>
-    <w:p>
-      <w:pPr>
-        <w:numPr>
-          <w:ilvl w:val="0"/>
-          <w:numId w:val="40"/>
-        </w:numPr>
-      </w:pPr>
-      <w:r>
-        <w:t>Nach 01–05: Stopps für Mapping und Stimmensummen beachten; bei 05 auf Warnungen über fehlende Ost-Kovariaten achten. Der derzeit gespeicherte Struktursatz hat 1.078 Ost-Einheiten ohne fehlende Werte.</w:t>
-      </w:r>
-    </w:p>
-    <w:p>
-      <w:pPr>
-        <w:numPr>
-          <w:ilvl w:val="0"/>
-          <w:numId w:val="40"/>
-        </w:numPr>
-      </w:pPr>
-      <w:r>
-        <w:t>Nach 07 und 07a: transition_checks.rds auf 6×6 Gruppen, Einheitenzahl sowie Zeilensummen- und Randrekonstruktionsfehler prüfen. Diese Kennzahlen werden berechnet, aber nicht alle automatisch gegen einen Grenzwert gestoppt. Der gespeicherte Ostfit zeigt hier sehr kleine Fehler.</w:t>
-      </w:r>
-    </w:p>
-    <w:p>
-      <w:pPr>
-        <w:numPr>
-          <w:ilvl w:val="0"/>
-          <w:numId w:val="40"/>
-        </w:numPr>
-      </w:pPr>
-      <w:r>
-        <w:t>Nach 08: Fallzahlen und Diagnostik der fünf Regressionsmodelle prüfen.</w:t>
-      </w:r>
-    </w:p>
-    <w:p>
-      <w:pPr>
-        <w:numPr>
-          <w:ilvl w:val="0"/>
-          <w:numId w:val="40"/>
-        </w:numPr>
-      </w:pPr>
-      <w:r>
-        <w:t>Nach 09: bootstrap_failures.rds und bootstrap_beta_intervals.rds prüfen. [Skript 10 (line 38)](C:/Users/Leonie/Documents/Studium/Bachelorarbeit/Waehlendenwanderung/Scripts/10_analyse_ergebnisse.R:38) bricht derzeit ab, sobald ein Intervall weniger als die angeforderten Bootstrap-Schätzungen enthält.</w:t>
-      </w:r>
-    </w:p>
-    <w:p>
-      <w:pPr>
-        <w:numPr>
-          <w:ilvl w:val="0"/>
-          <w:numId w:val="40"/>
-        </w:numPr>
-      </w:pPr>
-      <w:r>
-        <w:lastRenderedPageBreak/>
-        <w:t xml:space="preserve">Falls du 06a erneut ausführst: dessen Fehlläufe </w:t>
+        <w:t>Kurzantwort:</w:t>
+      </w:r>
+      <w:r>
+        <w:t xml:space="preserve"> Ja, ein Neulauf nur mit den vollständigen Rohdaten und dem Projektcode ist grundsätzlich vorgesehen. </w:t>
       </w:r>
       <w:r>
         <w:rPr>
           <w:b/>
           <w:bCs/>
         </w:rPr>
-        <w:t>separat</w:t>
-      </w:r>
-      <w:r>
-        <w:t xml:space="preserve"> prüfen. Im aktuell gespeicherten Simulationslauf scheiterten 34 von 150 Simulationen; das ist nicht der Bootstrap.</w:t>
+        <w:t>Garantieren kann ich einen fehlerfreien Durchlauf auf dem LRZ-Linuxserver nicht</w:t>
+      </w:r>
+      <w:r>
+        <w:t>, vor allem wegen Paketinstallation, Speicherbedarf und möglicher Bootstrap-Fehlläufe. Die bereits erzeugten Ordner Data/cleaned, Data/modeloutput und Charts musst du nicht mitnehmen; die Skripte legen ihre Outputs an.</w:t>
       </w:r>
     </w:p>
     <w:p>
@@ -317,27 +312,726 @@
           <w:b/>
           <w:bCs/>
         </w:rPr>
-        <w:t>Ohne viele Einstellungen?</w:t>
-      </w:r>
-      <w:r>
-        <w:t xml:space="preserve"> In einer frischen R-Sitzung sind Ostfit, Deutschlandfit und Bootstrap auf Hybrid-OSQP und iter_max = 2 voreingestellt. Ein vollständiger Lauf ist trotzdem kein einziger source()-Aufruf: [00_run_pipeline.R](C:/Users/Leonie/Documents/Studium/Bachelorarbeit/Waehlendenwanderung/Scripts/00_run_pipeline.R) führt nur 01–05, 07 und 08 aus. Deutschlandfit, Bootstrap und Zusatzdiagnosen folgen separat. Auf dem anderen PC müssen Data/raw/, die Geometrie, Pakete, Arbeitsspeicher und das Projektverzeichnis stimmen. In einer bereits benutzten R-Sitzung können gesetzte options() die Standards überschreiben; eine frische Sitzung ist für den finalen Lauf am übersichtlichsten. Den vollständigen Neulauf habe ich nicht probeweise ausgeführt, daher wäre eine Laufgarantie zu stark.</w:t>
+        <w:t>Vor dem Start</w:t>
+      </w:r>
+      <w:r>
+        <w:br/>
+        <w:t>Übertrage die Projektstruktur unverändert, insbesondere:</w:t>
       </w:r>
     </w:p>
-    <w:p/>
-    <w:p/>
     <w:p>
-      <w:r>
-        <w:t xml:space="preserve">Kruft </w:t>
-      </w:r>
-      <w:hyperlink r:id="rId5" w:history="1">
+      <w:pPr>
+        <w:numPr>
+          <w:ilvl w:val="0"/>
+          <w:numId w:val="41"/>
+        </w:numPr>
+      </w:pPr>
+      <w:r>
+        <w:t>Scripts/, Functions/, paths.R</w:t>
+      </w:r>
+    </w:p>
+    <w:p>
+      <w:pPr>
+        <w:numPr>
+          <w:ilvl w:val="0"/>
+          <w:numId w:val="41"/>
+        </w:numPr>
+        <w:rPr>
+          <w:lang w:val="en-US"/>
+        </w:rPr>
+      </w:pPr>
+      <w:r>
+        <w:rPr>
+          <w:lang w:val="en-US"/>
+        </w:rPr>
+        <w:lastRenderedPageBreak/>
+        <w:t>.Rprofile, renv.lock, renv/activate.R, renv/settings.json</w:t>
+      </w:r>
+    </w:p>
+    <w:p>
+      <w:pPr>
+        <w:numPr>
+          <w:ilvl w:val="0"/>
+          <w:numId w:val="41"/>
+        </w:numPr>
+      </w:pPr>
+      <w:r>
+        <w:t>Data/raw/gebietsänderungen/ mit den vier Jahres-XLSX</w:t>
+      </w:r>
+    </w:p>
+    <w:p>
+      <w:pPr>
+        <w:numPr>
+          <w:ilvl w:val="0"/>
+          <w:numId w:val="41"/>
+        </w:numPr>
+      </w:pPr>
+      <w:r>
+        <w:t>Data/raw/btw21_wbz/btw21_wbz_ergebnisse.csv und Data/raw/btw25_wbz/btw25_wbz_ergebnisse.csv</w:t>
+      </w:r>
+    </w:p>
+    <w:p>
+      <w:pPr>
+        <w:numPr>
+          <w:ilvl w:val="0"/>
+          <w:numId w:val="41"/>
+        </w:numPr>
+      </w:pPr>
+      <w:r>
+        <w:t>Data/raw/inkar_2025/inkar_2025.csv</w:t>
+      </w:r>
+    </w:p>
+    <w:p>
+      <w:pPr>
+        <w:numPr>
+          <w:ilvl w:val="0"/>
+          <w:numId w:val="41"/>
+        </w:numPr>
+      </w:pPr>
+      <w:r>
+        <w:t>Data/raw/gebiete_visualisierung/vg250_01-01.utm32s.gpkg.ebenen/vg250_ebenen_0101/DE_VG250.gpkg</w:t>
+      </w:r>
+    </w:p>
+    <w:p>
+      <w:r>
+        <w:t xml:space="preserve">Die Ordnernamen müssen auf Linux </w:t>
+      </w:r>
+      <w:r>
+        <w:rPr>
+          <w:b/>
+          <w:bCs/>
+        </w:rPr>
+        <w:t>einschließlich Groß-/Kleinschreibung und ä</w:t>
+      </w:r>
+      <w:r>
+        <w:t xml:space="preserve"> stimmen. MeinMaterial, die Rohdaten-PDFs und die beiden Leitband-CSV werden für die Berechnung nicht benötigt. renv/library und renv/staging vom Windows-PC solltest du nicht übertragen. Das lokale .Rproj ist praktisch, aber im Git-Repository ignoriert.</w:t>
+      </w:r>
+    </w:p>
+    <w:p>
+      <w:r>
+        <w:t xml:space="preserve">Du brauchst </w:t>
+      </w:r>
+      <w:r>
+        <w:rPr>
+          <w:b/>
+          <w:bCs/>
+        </w:rPr>
+        <w:t>keinen zusätzlichen übergeordneten Ordner</w:t>
+      </w:r>
+      <w:r>
+        <w:t xml:space="preserve">, wenn du bereits den Ordner Waehlendenwanderung hochgeladen oder entpackt hast. Öffne möglichst dessen .Rproj; andernfalls setze </w:t>
+      </w:r>
+      <w:r>
+        <w:rPr>
+          <w:b/>
+          <w:bCs/>
+        </w:rPr>
+        <w:t>in der RStudio-Konsole</w:t>
+      </w:r>
+      <w:r>
+        <w:t xml:space="preserve"> das Arbeitsverzeichnis. Ein cd im Terminal allein ändert nicht das Arbeitsverzeichnis der R-Konsole:</w:t>
+      </w:r>
+    </w:p>
+    <w:p>
+      <w:r>
+        <w:t>setwd("~/Waehlendenwanderung")  # an den tatsächlichen Serverpfad anpassen</w:t>
+      </w:r>
+    </w:p>
+    <w:p>
+      <w:pPr>
+        <w:rPr>
+          <w:lang w:val="en-US"/>
+        </w:rPr>
+      </w:pPr>
+      <w:r>
+        <w:rPr>
+          <w:lang w:val="en-US"/>
+        </w:rPr>
+        <w:t>getwd()</w:t>
+      </w:r>
+    </w:p>
+    <w:p>
+      <w:pPr>
+        <w:rPr>
+          <w:lang w:val="en-US"/>
+        </w:rPr>
+      </w:pPr>
+      <w:r>
+        <w:rPr>
+          <w:lang w:val="en-US"/>
+        </w:rPr>
+        <w:t>stopifnot(file.exists("paths.R"), file.exists("renv.lock"))</w:t>
+      </w:r>
+    </w:p>
+    <w:p>
+      <w:pPr>
+        <w:rPr>
+          <w:lang w:val="en-US"/>
+        </w:rPr>
+      </w:pPr>
+      <w:r>
+        <w:rPr>
+          <w:lang w:val="en-US"/>
+        </w:rPr>
+        <w:t>renv::restore(prompt = FALSE)</w:t>
+      </w:r>
+    </w:p>
+    <w:p>
+      <w:pPr>
+        <w:rPr>
+          <w:lang w:val="en-US"/>
+        </w:rPr>
+      </w:pPr>
+      <w:r>
+        <w:rPr>
+          <w:lang w:val="en-US"/>
+        </w:rPr>
+        <w:t>renv::status()</w:t>
+      </w:r>
+    </w:p>
+    <w:p>
+      <w:r>
+        <w:t xml:space="preserve">Die .Rprofile aktiviert renv beim Projektstart; restore() installiert die im Lockfile festgehaltenen Pakete in die Projektbibliothek. Das Lockfile stammt von </w:t>
+      </w:r>
+      <w:r>
+        <w:rPr>
+          <w:b/>
+          <w:bCs/>
+        </w:rPr>
+        <w:t>R 4.5.2</w:t>
+      </w:r>
+      <w:r>
+        <w:t xml:space="preserve">. Prüfe deshalb zuerst die angebotene R-Version. </w:t>
+      </w:r>
+      <w:hyperlink r:id="rId6" w:history="1">
         <w:r>
           <w:rPr>
             <w:rStyle w:val="Hyperlink"/>
           </w:rPr>
-          <w:t>händeln</w:t>
+          <w:t>renv dokumentiert die Wiederherstellung und Versionsprüfung</w:t>
         </w:r>
       </w:hyperlink>
+      <w:r>
+        <w:t xml:space="preserve">. Auf Linux kann insbesondere sf an fehlenden GDAL-/GEOS-/PROJ-Systembibliotheken scheitern; das ist ein Server-Setup-Thema, kein fehlendes R-Skript. </w:t>
+      </w:r>
+      <w:hyperlink r:id="rId7" w:history="1">
+        <w:r>
+          <w:rPr>
+            <w:rStyle w:val="Hyperlink"/>
+          </w:rPr>
+          <w:t>sf-Installationshinweise</w:t>
+        </w:r>
+      </w:hyperlink>
+      <w:r>
+        <w:t xml:space="preserve">. Das LRZ beschreibt ebenfalls, dass Pakete auf Mehrnutzersystemen üblicherweise nicht in die zentrale R-Bibliothek installiert werden. </w:t>
+      </w:r>
+      <w:hyperlink r:id="rId8" w:history="1">
+        <w:r>
+          <w:rPr>
+            <w:rStyle w:val="Hyperlink"/>
+          </w:rPr>
+          <w:t>LRZ: Using R</w:t>
+        </w:r>
+      </w:hyperlink>
+      <w:r>
+        <w:t>.</w:t>
+      </w:r>
     </w:p>
+    <w:p>
+      <w:r>
+        <w:rPr>
+          <w:b/>
+          <w:bCs/>
+        </w:rPr>
+        <w:t>Reihenfolge in RStudio</w:t>
+      </w:r>
+      <w:r>
+        <w:br/>
+        <w:t xml:space="preserve">Ich würde die Skripte einzeln starten, damit du </w:t>
+      </w:r>
+      <w:r>
+        <w:rPr>
+          <w:b/>
+          <w:bCs/>
+        </w:rPr>
+        <w:t>Skript 06 vor den Fits</w:t>
+      </w:r>
+      <w:r>
+        <w:t xml:space="preserve"> ansehen kannst. 00_run_pipeline.R ist dafür ungeeignet, weil es 06 überspringt und direkt 07/08 startet.</w:t>
+      </w:r>
+    </w:p>
+    <w:p>
+      <w:pPr>
+        <w:rPr>
+          <w:lang w:val="en-US"/>
+        </w:rPr>
+      </w:pPr>
+      <w:r>
+        <w:rPr>
+          <w:lang w:val="en-US"/>
+        </w:rPr>
+        <w:t>source("Scripts/01_mapping_gebiete.R", encoding = "UTF-8")</w:t>
+      </w:r>
+    </w:p>
+    <w:p>
+      <w:pPr>
+        <w:rPr>
+          <w:lang w:val="en-US"/>
+        </w:rPr>
+      </w:pPr>
+      <w:r>
+        <w:rPr>
+          <w:lang w:val="en-US"/>
+        </w:rPr>
+        <w:t>source("Scripts/02_mapping_wahldaten.R", encoding = "UTF-8")</w:t>
+      </w:r>
+    </w:p>
+    <w:p>
+      <w:pPr>
+        <w:rPr>
+          <w:lang w:val="en-US"/>
+        </w:rPr>
+      </w:pPr>
+      <w:r>
+        <w:rPr>
+          <w:lang w:val="en-US"/>
+        </w:rPr>
+        <w:t>source("Scripts/03_prepare_nslphom_input.R", encoding = "UTF-8")</w:t>
+      </w:r>
+    </w:p>
+    <w:p>
+      <w:pPr>
+        <w:rPr>
+          <w:lang w:val="en-US"/>
+        </w:rPr>
+      </w:pPr>
+      <w:r>
+        <w:rPr>
+          <w:lang w:val="en-US"/>
+        </w:rPr>
+        <w:t>source("Scripts/04_cleaning_strukturdaten.R", encoding = "UTF-8")</w:t>
+      </w:r>
+    </w:p>
+    <w:p>
+      <w:pPr>
+        <w:rPr>
+          <w:lang w:val="en-US"/>
+        </w:rPr>
+      </w:pPr>
+      <w:r>
+        <w:rPr>
+          <w:lang w:val="en-US"/>
+        </w:rPr>
+        <w:t>source("Scripts/05_prepare_inkar_covariates.R", encoding = "UTF-8")</w:t>
+      </w:r>
+    </w:p>
+    <w:p>
+      <w:pPr>
+        <w:rPr>
+          <w:lang w:val="en-US"/>
+        </w:rPr>
+      </w:pPr>
+    </w:p>
+    <w:p>
+      <w:pPr>
+        <w:rPr>
+          <w:lang w:val="en-US"/>
+        </w:rPr>
+      </w:pPr>
+      <w:r>
+        <w:rPr>
+          <w:lang w:val="en-US"/>
+        </w:rPr>
+        <w:lastRenderedPageBreak/>
+        <w:t>source("Scripts/06_find_optimal_iter_max_nslphom_dual.R", encoding = "UTF-8") # optional, aber vor 07 prüfen</w:t>
+      </w:r>
+    </w:p>
+    <w:p>
+      <w:pPr>
+        <w:rPr>
+          <w:lang w:val="en-US"/>
+        </w:rPr>
+      </w:pPr>
+    </w:p>
+    <w:p>
+      <w:pPr>
+        <w:rPr>
+          <w:lang w:val="en-US"/>
+        </w:rPr>
+      </w:pPr>
+      <w:r>
+        <w:rPr>
+          <w:lang w:val="en-US"/>
+        </w:rPr>
+        <w:t>source("Scripts/07_estimate_transitions.R", encoding = "UTF-8")</w:t>
+      </w:r>
+    </w:p>
+    <w:p>
+      <w:pPr>
+        <w:rPr>
+          <w:lang w:val="en-US"/>
+        </w:rPr>
+      </w:pPr>
+      <w:r>
+        <w:rPr>
+          <w:lang w:val="en-US"/>
+        </w:rPr>
+        <w:t>source("Scripts/07a_fit_deutschland_homogenitaet.R", encoding = "UTF-8")</w:t>
+      </w:r>
+    </w:p>
+    <w:p>
+      <w:pPr>
+        <w:rPr>
+          <w:lang w:val="en-US"/>
+        </w:rPr>
+      </w:pPr>
+      <w:r>
+        <w:rPr>
+          <w:lang w:val="en-US"/>
+        </w:rPr>
+        <w:t>source("Scripts/08_model_transitions.R", encoding = "UTF-8")</w:t>
+      </w:r>
+    </w:p>
+    <w:p>
+      <w:pPr>
+        <w:rPr>
+          <w:lang w:val="en-US"/>
+        </w:rPr>
+      </w:pPr>
+    </w:p>
+    <w:p>
+      <w:pPr>
+        <w:rPr>
+          <w:lang w:val="en-US"/>
+        </w:rPr>
+      </w:pPr>
+      <w:r>
+        <w:rPr>
+          <w:lang w:val="en-US"/>
+        </w:rPr>
+        <w:t>source("Scripts/07c_visualize_afd_homogenitaetsannahme.R", encoding = "UTF-8")</w:t>
+      </w:r>
+    </w:p>
+    <w:p>
+      <w:pPr>
+        <w:rPr>
+          <w:lang w:val="en-US"/>
+        </w:rPr>
+      </w:pPr>
+      <w:r>
+        <w:rPr>
+          <w:lang w:val="en-US"/>
+        </w:rPr>
+        <w:t>source("Scripts/07d_validate_lokale_matrix_residuen.R", encoding = "UTF-8")</w:t>
+      </w:r>
+    </w:p>
+    <w:p>
+      <w:pPr>
+        <w:rPr>
+          <w:lang w:val="en-US"/>
+        </w:rPr>
+      </w:pPr>
+      <w:r>
+        <w:rPr>
+          <w:lang w:val="en-US"/>
+        </w:rPr>
+        <w:t>source("Scripts/07e_plot_global_matrices.R", encoding = "UTF-8")</w:t>
+      </w:r>
+    </w:p>
+    <w:p>
+      <w:pPr>
+        <w:rPr>
+          <w:lang w:val="en-US"/>
+        </w:rPr>
+      </w:pPr>
+      <w:r>
+        <w:rPr>
+          <w:lang w:val="en-US"/>
+        </w:rPr>
+        <w:t>source("Scripts/07f_visualize_tomography.R", encoding = "UTF-8")</w:t>
+      </w:r>
+    </w:p>
+    <w:p>
+      <w:pPr>
+        <w:rPr>
+          <w:lang w:val="en-US"/>
+        </w:rPr>
+      </w:pPr>
+      <w:r>
+        <w:rPr>
+          <w:lang w:val="en-US"/>
+        </w:rPr>
+        <w:t>source("Scripts/08a_describe_strukturvariablen.R", encoding = "UTF-8")</w:t>
+      </w:r>
+    </w:p>
+    <w:p>
+      <w:pPr>
+        <w:rPr>
+          <w:lang w:val="en-US"/>
+        </w:rPr>
+      </w:pPr>
+      <w:r>
+        <w:rPr>
+          <w:lang w:val="en-US"/>
+        </w:rPr>
+        <w:t>source("Scripts/08b_validate_regressionsannahmen.R", encoding = "UTF-8")</w:t>
+      </w:r>
+    </w:p>
+    <w:p>
+      <w:pPr>
+        <w:rPr>
+          <w:lang w:val="en-US"/>
+        </w:rPr>
+      </w:pPr>
+      <w:r>
+        <w:rPr>
+          <w:lang w:val="en-US"/>
+        </w:rPr>
+        <w:t>source("Scripts/08c_visualize_leverage_ausschluss.R", encoding = "UTF-8")</w:t>
+      </w:r>
+    </w:p>
+    <w:p>
+      <w:pPr>
+        <w:rPr>
+          <w:lang w:val="en-US"/>
+        </w:rPr>
+      </w:pPr>
+      <w:r>
+        <w:rPr>
+          <w:lang w:val="en-US"/>
+        </w:rPr>
+        <w:t>source("Scripts/08d_visualize_struktur_und_uebergaenge.R", encoding = "UTF-8")</w:t>
+      </w:r>
+    </w:p>
+    <w:p>
+      <w:pPr>
+        <w:rPr>
+          <w:lang w:val="en-US"/>
+        </w:rPr>
+      </w:pPr>
+    </w:p>
+    <w:p>
+      <w:pPr>
+        <w:rPr>
+          <w:lang w:val="en-US"/>
+        </w:rPr>
+      </w:pPr>
+      <w:r>
+        <w:rPr>
+          <w:lang w:val="en-US"/>
+        </w:rPr>
+        <w:t>source("Scripts/06a_validate_final_method_dual_osqp.R", encoding = "UTF-8")</w:t>
+      </w:r>
+    </w:p>
+    <w:p>
+      <w:pPr>
+        <w:rPr>
+          <w:lang w:val="en-US"/>
+        </w:rPr>
+      </w:pPr>
+      <w:r>
+        <w:rPr>
+          <w:lang w:val="en-US"/>
+        </w:rPr>
+        <w:t>source("Scripts/09_bootstrap_nslphom_regression.R", encoding = "UTF-8")</w:t>
+      </w:r>
+    </w:p>
+    <w:p>
+      <w:r>
+        <w:t>source("Scripts/10_analyse_ergebnisse.R", encoding = "UTF-8")</w:t>
+      </w:r>
+    </w:p>
+    <w:p>
+      <w:r>
+        <w:t xml:space="preserve">07b brauchst du nicht gesondert zu starten: </w:t>
+      </w:r>
+      <w:r>
+        <w:rPr>
+          <w:b/>
+          <w:bCs/>
+        </w:rPr>
+        <w:t>07 und 07a rufen es automatisch auf.</w:t>
+      </w:r>
+      <w:r>
+        <w:t xml:space="preserve"> 07g ist ein optionaler Solververgleich und braucht zuvor einen </w:t>
+      </w:r>
+      <w:r>
+        <w:rPr>
+          <w:b/>
+          <w:bCs/>
+        </w:rPr>
+        <w:t>separaten lp_solve-Ostfit</w:t>
+      </w:r>
+      <w:r>
+        <w:t>; 07h ist ein optionaler Laufzeitvergleich. Beide sind für die Hauptanalyse nicht erforderlich.</w:t>
+      </w:r>
+    </w:p>
+    <w:p>
+      <w:r>
+        <w:rPr>
+          <w:b/>
+          <w:bCs/>
+        </w:rPr>
+        <w:t>Anhalten und prüfen</w:t>
+      </w:r>
+    </w:p>
+    <w:p>
+      <w:pPr>
+        <w:numPr>
+          <w:ilvl w:val="0"/>
+          <w:numId w:val="42"/>
+        </w:numPr>
+      </w:pPr>
+      <w:r>
+        <w:rPr>
+          <w:b/>
+          <w:bCs/>
+        </w:rPr>
+        <w:t>Nach 03:</w:t>
+      </w:r>
+      <w:r>
+        <w:t xml:space="preserve"> Parteigruppen (LINKE_GRUENE, Union), identische Einheiten und die Input-Checks prüfen. Der bekannte Kruft-Sonderfall darf dort noch erscheinen; </w:t>
+      </w:r>
+      <w:r>
+        <w:rPr>
+          <w:b/>
+          <w:bCs/>
+        </w:rPr>
+        <w:t>07a schließt ihn nur aus dem Deutschlandfit aus</w:t>
+      </w:r>
+      <w:r>
+        <w:t>.</w:t>
+      </w:r>
+    </w:p>
+    <w:p>
+      <w:pPr>
+        <w:numPr>
+          <w:ilvl w:val="0"/>
+          <w:numId w:val="42"/>
+        </w:numPr>
+      </w:pPr>
+      <w:r>
+        <w:rPr>
+          <w:b/>
+          <w:bCs/>
+        </w:rPr>
+        <w:t>Nach 05:</w:t>
+      </w:r>
+      <w:r>
+        <w:t xml:space="preserve"> Warnungen zu fehlenden Strukturwerten beachten. Besonders die Ost-Kovariaten und Grenzdistanz müssen vollständig genug für 08/09 sein.</w:t>
+      </w:r>
+    </w:p>
+    <w:p>
+      <w:pPr>
+        <w:numPr>
+          <w:ilvl w:val="0"/>
+          <w:numId w:val="42"/>
+        </w:numPr>
+      </w:pPr>
+      <w:r>
+        <w:rPr>
+          <w:b/>
+          <w:bCs/>
+        </w:rPr>
+        <w:t>Nach 06:</w:t>
+      </w:r>
+      <w:r>
+        <w:t xml:space="preserve"> HETe-Verlauf selbst beurteilen. Skript 06 </w:t>
+      </w:r>
+      <w:r>
+        <w:rPr>
+          <w:b/>
+          <w:bCs/>
+        </w:rPr>
+        <w:t>setzt iter_max nicht automatisch</w:t>
+      </w:r>
+      <w:r>
+        <w:t>; 07 und 09 verwenden ohne eigene Option weiterhin 2.</w:t>
+      </w:r>
+    </w:p>
+    <w:p>
+      <w:pPr>
+        <w:numPr>
+          <w:ilvl w:val="0"/>
+          <w:numId w:val="42"/>
+        </w:numPr>
+      </w:pPr>
+      <w:r>
+        <w:rPr>
+          <w:b/>
+          <w:bCs/>
+        </w:rPr>
+        <w:t>Nach 07/07a:</w:t>
+      </w:r>
+      <w:r>
+        <w:t xml:space="preserve"> Settings und Checks ansehen: Ostfit voraussichtlich </w:t>
+      </w:r>
+      <w:r>
+        <w:rPr>
+          <w:b/>
+          <w:bCs/>
+        </w:rPr>
+        <w:t>1.078 Einheiten</w:t>
+      </w:r>
+      <w:r>
+        <w:t xml:space="preserve">, Deutschlandfit nach Kruft-Ausschluss </w:t>
+      </w:r>
+      <w:r>
+        <w:rPr>
+          <w:b/>
+          <w:bCs/>
+        </w:rPr>
+        <w:t>5.964</w:t>
+      </w:r>
+      <w:r>
+        <w:t>. Die EHet-Karten auf Plausibilität prüfen.</w:t>
+      </w:r>
+    </w:p>
+    <w:p>
+      <w:pPr>
+        <w:numPr>
+          <w:ilvl w:val="0"/>
+          <w:numId w:val="42"/>
+        </w:numPr>
+      </w:pPr>
+      <w:r>
+        <w:rPr>
+          <w:b/>
+          <w:bCs/>
+        </w:rPr>
+        <w:t>Nach 09, vor 10:</w:t>
+      </w:r>
+      <w:r>
+        <w:t xml:space="preserve"> Data/modeloutput/bootstrap/bootstrap_failures.rds und bootstrap_beta_intervals.rds prüfen. Fehlgeschlagene Iterationen werden bei erneutem 09-Lauf versucht; </w:t>
+      </w:r>
+      <w:r>
+        <w:rPr>
+          <w:b/>
+          <w:bCs/>
+        </w:rPr>
+        <w:t>Skript 10 verlangt derzeit für alle Koeffizienten volle Bootstrap-Erfolgszahlen</w:t>
+      </w:r>
+      <w:r>
+        <w:t xml:space="preserve"> und bricht sonst ab.</w:t>
+      </w:r>
+    </w:p>
+    <w:p>
+      <w:r>
+        <w:lastRenderedPageBreak/>
+        <w:t xml:space="preserve">Der größte praktische Engpass beim frischen Serverlauf ist [Skript 04 (line 79)](/C:/Users/Leonie/Documents/Studium/Bachelorarbeit/Waehlendenwanderung/Scripts/04_cleaning_strukturdaten.R:79): Die INKAR-CSV ist allein etwa </w:t>
+      </w:r>
+      <w:r>
+        <w:rPr>
+          <w:b/>
+          <w:bCs/>
+        </w:rPr>
+        <w:t>6,8 GB</w:t>
+      </w:r>
+      <w:r>
+        <w:t xml:space="preserve"> groß und wird auf Linux zunächst eingelesen, bevor auf die benötigten Indikatoren gefiltert wird. Plane entsprechend Speicherplatz für Rohdaten, Paketbibliothek, temporäre Dateien und Ergebnisse ein.</w:t>
+      </w:r>
+    </w:p>
+    <w:p/>
     <w:sectPr>
       <w:pgSz w:w="11906" w:h="16838"/>
       <w:pgMar w:top="1417" w:right="1417" w:bottom="1134" w:left="1417" w:header="708" w:footer="708" w:gutter="0"/>
@@ -351,6 +1045,119 @@
 <file path=word/numbering.xml><?xml version="1.0" encoding="utf-8"?>
 <w:numbering xmlns:wpc="http://schemas.microsoft.com/office/word/2010/wordprocessingCanvas" xmlns:cx="http://schemas.microsoft.com/office/drawing/2014/chartex" xmlns:cx1="http://schemas.microsoft.com/office/drawing/2015/9/8/chartex" xmlns:cx2="http://schemas.microsoft.com/office/drawing/2015/10/21/chartex" xmlns:cx3="http://schemas.microsoft.com/office/drawing/2016/5/9/chartex" xmlns:cx4="http://schemas.microsoft.com/office/drawing/2016/5/10/chartex" xmlns:cx5="http://schemas.microsoft.com/office/drawing/2016/5/11/chartex" xmlns:cx6="http://schemas.microsoft.com/office/drawing/2016/5/12/chartex" xmlns:cx7="http://schemas.microsoft.com/office/drawing/2016/5/13/chartex" xmlns:cx8="http://schemas.microsoft.com/office/drawing/2016/5/14/chartex" xmlns:mc="http://schemas.openxmlformats.org/markup-compatibility/2006" xmlns:aink="http://schemas.microsoft.com/office/drawing/2016/ink" xmlns:am3d="http://schemas.microsoft.com/office/drawing/2017/model3d" xmlns:o="urn:schemas-microsoft-com:office:office" xmlns:oel="http://schemas.microsoft.com/office/2019/extlst" xmlns:r="http://schemas.openxmlformats.org/officeDocument/2006/relationships" xmlns:m="http://schemas.openxmlformats.org/officeDocument/2006/math" xmlns:v="urn:schemas-microsoft-com:vml" xmlns:wp14="http://schemas.microsoft.com/office/word/2010/wordprocessingDrawing" xmlns:wp="http://schemas.openxmlformats.org/drawingml/2006/wordprocessingDrawing" xmlns:w10="urn:schemas-microsoft-com:office:word" xmlns:w="http://schemas.openxmlformats.org/wordprocessingml/2006/main" xmlns:w14="http://schemas.microsoft.com/office/word/2010/wordml" xmlns:w15="http://schemas.microsoft.com/office/word/2012/wordml" xmlns:w16cex="http://schemas.microsoft.com/office/word/2018/wordml/cex" xmlns:w16cid="http://schemas.microsoft.com/office/word/2016/wordml/cid" xmlns:w16="http://schemas.microsoft.com/office/word/2018/wordml" xmlns:w16du="http://schemas.microsoft.com/office/word/2023/wordml/word16du" xmlns:w16sdtdh="http://schemas.microsoft.com/office/word/2020/wordml/sdtdatahash" xmlns:w16sdtfl="http://schemas.microsoft.com/office/word/2024/wordml/sdtformatlock" xmlns:w16se="http://schemas.microsoft.com/office/word/2015/wordml/symex" xmlns:wpg="http://schemas.microsoft.com/office/word/2010/wordprocessingGroup" xmlns:wpi="http://schemas.microsoft.com/office/word/2010/wordprocessingInk" xmlns:wne="http://schemas.microsoft.com/office/word/2006/wordml" xmlns:wps="http://schemas.microsoft.com/office/word/2010/wordprocessingShape" mc:Ignorable="w14 w15 w16se w16cid w16 w16cex w16sdtdh w16sdtfl w16du wp14">
   <w:abstractNum w:abstractNumId="0" w15:restartNumberingAfterBreak="0">
+    <w:nsid w:val="02743AE7"/>
+    <w:multiLevelType w:val="multilevel"/>
+    <w:tmpl w:val="E1E81DAA"/>
+    <w:lvl w:ilvl="0">
+      <w:start w:val="1"/>
+      <w:numFmt w:val="decimal"/>
+      <w:lvlText w:val="%1."/>
+      <w:lvlJc w:val="left"/>
+      <w:pPr>
+        <w:tabs>
+          <w:tab w:val="num" w:pos="720"/>
+        </w:tabs>
+        <w:ind w:left="720" w:hanging="360"/>
+      </w:pPr>
+    </w:lvl>
+    <w:lvl w:ilvl="1" w:tentative="1">
+      <w:start w:val="1"/>
+      <w:numFmt w:val="decimal"/>
+      <w:lvlText w:val="%2."/>
+      <w:lvlJc w:val="left"/>
+      <w:pPr>
+        <w:tabs>
+          <w:tab w:val="num" w:pos="1440"/>
+        </w:tabs>
+        <w:ind w:left="1440" w:hanging="360"/>
+      </w:pPr>
+    </w:lvl>
+    <w:lvl w:ilvl="2" w:tentative="1">
+      <w:start w:val="1"/>
+      <w:numFmt w:val="decimal"/>
+      <w:lvlText w:val="%3."/>
+      <w:lvlJc w:val="left"/>
+      <w:pPr>
+        <w:tabs>
+          <w:tab w:val="num" w:pos="2160"/>
+        </w:tabs>
+        <w:ind w:left="2160" w:hanging="360"/>
+      </w:pPr>
+    </w:lvl>
+    <w:lvl w:ilvl="3" w:tentative="1">
+      <w:start w:val="1"/>
+      <w:numFmt w:val="decimal"/>
+      <w:lvlText w:val="%4."/>
+      <w:lvlJc w:val="left"/>
+      <w:pPr>
+        <w:tabs>
+          <w:tab w:val="num" w:pos="2880"/>
+        </w:tabs>
+        <w:ind w:left="2880" w:hanging="360"/>
+      </w:pPr>
+    </w:lvl>
+    <w:lvl w:ilvl="4" w:tentative="1">
+      <w:start w:val="1"/>
+      <w:numFmt w:val="decimal"/>
+      <w:lvlText w:val="%5."/>
+      <w:lvlJc w:val="left"/>
+      <w:pPr>
+        <w:tabs>
+          <w:tab w:val="num" w:pos="3600"/>
+        </w:tabs>
+        <w:ind w:left="3600" w:hanging="360"/>
+      </w:pPr>
+    </w:lvl>
+    <w:lvl w:ilvl="5" w:tentative="1">
+      <w:start w:val="1"/>
+      <w:numFmt w:val="decimal"/>
+      <w:lvlText w:val="%6."/>
+      <w:lvlJc w:val="left"/>
+      <w:pPr>
+        <w:tabs>
+          <w:tab w:val="num" w:pos="4320"/>
+        </w:tabs>
+        <w:ind w:left="4320" w:hanging="360"/>
+      </w:pPr>
+    </w:lvl>
+    <w:lvl w:ilvl="6" w:tentative="1">
+      <w:start w:val="1"/>
+      <w:numFmt w:val="decimal"/>
+      <w:lvlText w:val="%7."/>
+      <w:lvlJc w:val="left"/>
+      <w:pPr>
+        <w:tabs>
+          <w:tab w:val="num" w:pos="5040"/>
+        </w:tabs>
+        <w:ind w:left="5040" w:hanging="360"/>
+      </w:pPr>
+    </w:lvl>
+    <w:lvl w:ilvl="7" w:tentative="1">
+      <w:start w:val="1"/>
+      <w:numFmt w:val="decimal"/>
+      <w:lvlText w:val="%8."/>
+      <w:lvlJc w:val="left"/>
+      <w:pPr>
+        <w:tabs>
+          <w:tab w:val="num" w:pos="5760"/>
+        </w:tabs>
+        <w:ind w:left="5760" w:hanging="360"/>
+      </w:pPr>
+    </w:lvl>
+    <w:lvl w:ilvl="8" w:tentative="1">
+      <w:start w:val="1"/>
+      <w:numFmt w:val="decimal"/>
+      <w:lvlText w:val="%9."/>
+      <w:lvlJc w:val="left"/>
+      <w:pPr>
+        <w:tabs>
+          <w:tab w:val="num" w:pos="6480"/>
+        </w:tabs>
+        <w:ind w:left="6480" w:hanging="360"/>
+      </w:pPr>
+    </w:lvl>
+  </w:abstractNum>
+  <w:abstractNum w:abstractNumId="1" w15:restartNumberingAfterBreak="0">
     <w:nsid w:val="04D63BDA"/>
     <w:multiLevelType w:val="multilevel"/>
     <w:tmpl w:val="9E4654DC"/>
@@ -463,7 +1270,7 @@
       </w:pPr>
     </w:lvl>
   </w:abstractNum>
-  <w:abstractNum w:abstractNumId="1" w15:restartNumberingAfterBreak="0">
+  <w:abstractNum w:abstractNumId="2" w15:restartNumberingAfterBreak="0">
     <w:nsid w:val="06454663"/>
     <w:multiLevelType w:val="multilevel"/>
     <w:tmpl w:val="FB7C790E"/>
@@ -576,7 +1383,7 @@
       </w:pPr>
     </w:lvl>
   </w:abstractNum>
-  <w:abstractNum w:abstractNumId="2" w15:restartNumberingAfterBreak="0">
+  <w:abstractNum w:abstractNumId="3" w15:restartNumberingAfterBreak="0">
     <w:nsid w:val="0987367E"/>
     <w:multiLevelType w:val="multilevel"/>
     <w:tmpl w:val="5B6A44EC"/>
@@ -725,7 +1532,7 @@
       </w:rPr>
     </w:lvl>
   </w:abstractNum>
-  <w:abstractNum w:abstractNumId="3" w15:restartNumberingAfterBreak="0">
+  <w:abstractNum w:abstractNumId="4" w15:restartNumberingAfterBreak="0">
     <w:nsid w:val="0D743D49"/>
     <w:multiLevelType w:val="multilevel"/>
     <w:tmpl w:val="B20E7AD6"/>
@@ -874,7 +1681,7 @@
       </w:rPr>
     </w:lvl>
   </w:abstractNum>
-  <w:abstractNum w:abstractNumId="4" w15:restartNumberingAfterBreak="0">
+  <w:abstractNum w:abstractNumId="5" w15:restartNumberingAfterBreak="0">
     <w:nsid w:val="0EBB5DF8"/>
     <w:multiLevelType w:val="multilevel"/>
     <w:tmpl w:val="7F6A67B2"/>
@@ -1023,7 +1830,7 @@
       </w:rPr>
     </w:lvl>
   </w:abstractNum>
-  <w:abstractNum w:abstractNumId="5" w15:restartNumberingAfterBreak="0">
+  <w:abstractNum w:abstractNumId="6" w15:restartNumberingAfterBreak="0">
     <w:nsid w:val="0EDB187D"/>
     <w:multiLevelType w:val="multilevel"/>
     <w:tmpl w:val="51BC25B4"/>
@@ -1136,7 +1943,156 @@
       </w:pPr>
     </w:lvl>
   </w:abstractNum>
-  <w:abstractNum w:abstractNumId="6" w15:restartNumberingAfterBreak="0">
+  <w:abstractNum w:abstractNumId="7" w15:restartNumberingAfterBreak="0">
+    <w:nsid w:val="15FE6462"/>
+    <w:multiLevelType w:val="multilevel"/>
+    <w:tmpl w:val="9B9E8F66"/>
+    <w:lvl w:ilvl="0">
+      <w:start w:val="1"/>
+      <w:numFmt w:val="bullet"/>
+      <w:lvlText w:val=""/>
+      <w:lvlJc w:val="left"/>
+      <w:pPr>
+        <w:tabs>
+          <w:tab w:val="num" w:pos="720"/>
+        </w:tabs>
+        <w:ind w:left="720" w:hanging="360"/>
+      </w:pPr>
+      <w:rPr>
+        <w:rFonts w:ascii="Symbol" w:hAnsi="Symbol" w:hint="default"/>
+        <w:sz w:val="20"/>
+      </w:rPr>
+    </w:lvl>
+    <w:lvl w:ilvl="1" w:tentative="1">
+      <w:start w:val="1"/>
+      <w:numFmt w:val="bullet"/>
+      <w:lvlText w:val="o"/>
+      <w:lvlJc w:val="left"/>
+      <w:pPr>
+        <w:tabs>
+          <w:tab w:val="num" w:pos="1440"/>
+        </w:tabs>
+        <w:ind w:left="1440" w:hanging="360"/>
+      </w:pPr>
+      <w:rPr>
+        <w:rFonts w:ascii="Courier New" w:hAnsi="Courier New" w:hint="default"/>
+        <w:sz w:val="20"/>
+      </w:rPr>
+    </w:lvl>
+    <w:lvl w:ilvl="2" w:tentative="1">
+      <w:start w:val="1"/>
+      <w:numFmt w:val="bullet"/>
+      <w:lvlText w:val=""/>
+      <w:lvlJc w:val="left"/>
+      <w:pPr>
+        <w:tabs>
+          <w:tab w:val="num" w:pos="2160"/>
+        </w:tabs>
+        <w:ind w:left="2160" w:hanging="360"/>
+      </w:pPr>
+      <w:rPr>
+        <w:rFonts w:ascii="Wingdings" w:hAnsi="Wingdings" w:hint="default"/>
+        <w:sz w:val="20"/>
+      </w:rPr>
+    </w:lvl>
+    <w:lvl w:ilvl="3" w:tentative="1">
+      <w:start w:val="1"/>
+      <w:numFmt w:val="bullet"/>
+      <w:lvlText w:val=""/>
+      <w:lvlJc w:val="left"/>
+      <w:pPr>
+        <w:tabs>
+          <w:tab w:val="num" w:pos="2880"/>
+        </w:tabs>
+        <w:ind w:left="2880" w:hanging="360"/>
+      </w:pPr>
+      <w:rPr>
+        <w:rFonts w:ascii="Wingdings" w:hAnsi="Wingdings" w:hint="default"/>
+        <w:sz w:val="20"/>
+      </w:rPr>
+    </w:lvl>
+    <w:lvl w:ilvl="4" w:tentative="1">
+      <w:start w:val="1"/>
+      <w:numFmt w:val="bullet"/>
+      <w:lvlText w:val=""/>
+      <w:lvlJc w:val="left"/>
+      <w:pPr>
+        <w:tabs>
+          <w:tab w:val="num" w:pos="3600"/>
+        </w:tabs>
+        <w:ind w:left="3600" w:hanging="360"/>
+      </w:pPr>
+      <w:rPr>
+        <w:rFonts w:ascii="Wingdings" w:hAnsi="Wingdings" w:hint="default"/>
+        <w:sz w:val="20"/>
+      </w:rPr>
+    </w:lvl>
+    <w:lvl w:ilvl="5" w:tentative="1">
+      <w:start w:val="1"/>
+      <w:numFmt w:val="bullet"/>
+      <w:lvlText w:val=""/>
+      <w:lvlJc w:val="left"/>
+      <w:pPr>
+        <w:tabs>
+          <w:tab w:val="num" w:pos="4320"/>
+        </w:tabs>
+        <w:ind w:left="4320" w:hanging="360"/>
+      </w:pPr>
+      <w:rPr>
+        <w:rFonts w:ascii="Wingdings" w:hAnsi="Wingdings" w:hint="default"/>
+        <w:sz w:val="20"/>
+      </w:rPr>
+    </w:lvl>
+    <w:lvl w:ilvl="6" w:tentative="1">
+      <w:start w:val="1"/>
+      <w:numFmt w:val="bullet"/>
+      <w:lvlText w:val=""/>
+      <w:lvlJc w:val="left"/>
+      <w:pPr>
+        <w:tabs>
+          <w:tab w:val="num" w:pos="5040"/>
+        </w:tabs>
+        <w:ind w:left="5040" w:hanging="360"/>
+      </w:pPr>
+      <w:rPr>
+        <w:rFonts w:ascii="Wingdings" w:hAnsi="Wingdings" w:hint="default"/>
+        <w:sz w:val="20"/>
+      </w:rPr>
+    </w:lvl>
+    <w:lvl w:ilvl="7" w:tentative="1">
+      <w:start w:val="1"/>
+      <w:numFmt w:val="bullet"/>
+      <w:lvlText w:val=""/>
+      <w:lvlJc w:val="left"/>
+      <w:pPr>
+        <w:tabs>
+          <w:tab w:val="num" w:pos="5760"/>
+        </w:tabs>
+        <w:ind w:left="5760" w:hanging="360"/>
+      </w:pPr>
+      <w:rPr>
+        <w:rFonts w:ascii="Wingdings" w:hAnsi="Wingdings" w:hint="default"/>
+        <w:sz w:val="20"/>
+      </w:rPr>
+    </w:lvl>
+    <w:lvl w:ilvl="8" w:tentative="1">
+      <w:start w:val="1"/>
+      <w:numFmt w:val="bullet"/>
+      <w:lvlText w:val=""/>
+      <w:lvlJc w:val="left"/>
+      <w:pPr>
+        <w:tabs>
+          <w:tab w:val="num" w:pos="6480"/>
+        </w:tabs>
+        <w:ind w:left="6480" w:hanging="360"/>
+      </w:pPr>
+      <w:rPr>
+        <w:rFonts w:ascii="Wingdings" w:hAnsi="Wingdings" w:hint="default"/>
+        <w:sz w:val="20"/>
+      </w:rPr>
+    </w:lvl>
+  </w:abstractNum>
+  <w:abstractNum w:abstractNumId="8" w15:restartNumberingAfterBreak="0">
     <w:nsid w:val="1A6432B9"/>
     <w:multiLevelType w:val="multilevel"/>
     <w:tmpl w:val="4F7A89CC"/>
@@ -1285,7 +2241,7 @@
       </w:rPr>
     </w:lvl>
   </w:abstractNum>
-  <w:abstractNum w:abstractNumId="7" w15:restartNumberingAfterBreak="0">
+  <w:abstractNum w:abstractNumId="9" w15:restartNumberingAfterBreak="0">
     <w:nsid w:val="1E8B77FF"/>
     <w:multiLevelType w:val="multilevel"/>
     <w:tmpl w:val="A05C77A2"/>
@@ -1434,7 +2390,7 @@
       </w:rPr>
     </w:lvl>
   </w:abstractNum>
-  <w:abstractNum w:abstractNumId="8" w15:restartNumberingAfterBreak="0">
+  <w:abstractNum w:abstractNumId="10" w15:restartNumberingAfterBreak="0">
     <w:nsid w:val="26734C41"/>
     <w:multiLevelType w:val="multilevel"/>
     <w:tmpl w:val="307A0E62"/>
@@ -1583,7 +2539,7 @@
       </w:rPr>
     </w:lvl>
   </w:abstractNum>
-  <w:abstractNum w:abstractNumId="9" w15:restartNumberingAfterBreak="0">
+  <w:abstractNum w:abstractNumId="11" w15:restartNumberingAfterBreak="0">
     <w:nsid w:val="2EC575C8"/>
     <w:multiLevelType w:val="multilevel"/>
     <w:tmpl w:val="AD3A35B2"/>
@@ -1696,7 +2652,7 @@
       </w:pPr>
     </w:lvl>
   </w:abstractNum>
-  <w:abstractNum w:abstractNumId="10" w15:restartNumberingAfterBreak="0">
+  <w:abstractNum w:abstractNumId="12" w15:restartNumberingAfterBreak="0">
     <w:nsid w:val="31054603"/>
     <w:multiLevelType w:val="multilevel"/>
     <w:tmpl w:val="3C90CBCC"/>
@@ -1845,7 +2801,7 @@
       </w:rPr>
     </w:lvl>
   </w:abstractNum>
-  <w:abstractNum w:abstractNumId="11" w15:restartNumberingAfterBreak="0">
+  <w:abstractNum w:abstractNumId="13" w15:restartNumberingAfterBreak="0">
     <w:nsid w:val="31DF74FD"/>
     <w:multiLevelType w:val="multilevel"/>
     <w:tmpl w:val="A300A824"/>
@@ -1994,7 +2950,7 @@
       </w:rPr>
     </w:lvl>
   </w:abstractNum>
-  <w:abstractNum w:abstractNumId="12" w15:restartNumberingAfterBreak="0">
+  <w:abstractNum w:abstractNumId="14" w15:restartNumberingAfterBreak="0">
     <w:nsid w:val="341B4049"/>
     <w:multiLevelType w:val="multilevel"/>
     <w:tmpl w:val="07C69E36"/>
@@ -2143,7 +3099,7 @@
       </w:rPr>
     </w:lvl>
   </w:abstractNum>
-  <w:abstractNum w:abstractNumId="13" w15:restartNumberingAfterBreak="0">
+  <w:abstractNum w:abstractNumId="15" w15:restartNumberingAfterBreak="0">
     <w:nsid w:val="34E866C4"/>
     <w:multiLevelType w:val="multilevel"/>
     <w:tmpl w:val="548CD7C4"/>
@@ -2256,7 +3212,7 @@
       </w:pPr>
     </w:lvl>
   </w:abstractNum>
-  <w:abstractNum w:abstractNumId="14" w15:restartNumberingAfterBreak="0">
+  <w:abstractNum w:abstractNumId="16" w15:restartNumberingAfterBreak="0">
     <w:nsid w:val="352750F5"/>
     <w:multiLevelType w:val="multilevel"/>
     <w:tmpl w:val="40102306"/>
@@ -2369,7 +3325,7 @@
       </w:pPr>
     </w:lvl>
   </w:abstractNum>
-  <w:abstractNum w:abstractNumId="15" w15:restartNumberingAfterBreak="0">
+  <w:abstractNum w:abstractNumId="17" w15:restartNumberingAfterBreak="0">
     <w:nsid w:val="38735826"/>
     <w:multiLevelType w:val="multilevel"/>
     <w:tmpl w:val="D3026DC2"/>
@@ -2482,7 +3438,7 @@
       </w:pPr>
     </w:lvl>
   </w:abstractNum>
-  <w:abstractNum w:abstractNumId="16" w15:restartNumberingAfterBreak="0">
+  <w:abstractNum w:abstractNumId="18" w15:restartNumberingAfterBreak="0">
     <w:nsid w:val="3BA26909"/>
     <w:multiLevelType w:val="hybridMultilevel"/>
     <w:tmpl w:val="B320573C"/>
@@ -2595,7 +3551,7 @@
       </w:rPr>
     </w:lvl>
   </w:abstractNum>
-  <w:abstractNum w:abstractNumId="17" w15:restartNumberingAfterBreak="0">
+  <w:abstractNum w:abstractNumId="19" w15:restartNumberingAfterBreak="0">
     <w:nsid w:val="3C4B4833"/>
     <w:multiLevelType w:val="multilevel"/>
     <w:tmpl w:val="1D5EFA1A"/>
@@ -2708,7 +3664,7 @@
       </w:pPr>
     </w:lvl>
   </w:abstractNum>
-  <w:abstractNum w:abstractNumId="18" w15:restartNumberingAfterBreak="0">
+  <w:abstractNum w:abstractNumId="20" w15:restartNumberingAfterBreak="0">
     <w:nsid w:val="3D245F97"/>
     <w:multiLevelType w:val="multilevel"/>
     <w:tmpl w:val="FF9EEF4C"/>
@@ -2821,7 +3777,7 @@
       </w:pPr>
     </w:lvl>
   </w:abstractNum>
-  <w:abstractNum w:abstractNumId="19" w15:restartNumberingAfterBreak="0">
+  <w:abstractNum w:abstractNumId="21" w15:restartNumberingAfterBreak="0">
     <w:nsid w:val="3FE62061"/>
     <w:multiLevelType w:val="multilevel"/>
     <w:tmpl w:val="C2085012"/>
@@ -2934,7 +3890,7 @@
       </w:pPr>
     </w:lvl>
   </w:abstractNum>
-  <w:abstractNum w:abstractNumId="20" w15:restartNumberingAfterBreak="0">
+  <w:abstractNum w:abstractNumId="22" w15:restartNumberingAfterBreak="0">
     <w:nsid w:val="43B12E04"/>
     <w:multiLevelType w:val="multilevel"/>
     <w:tmpl w:val="FB1CF99E"/>
@@ -3047,7 +4003,7 @@
       </w:pPr>
     </w:lvl>
   </w:abstractNum>
-  <w:abstractNum w:abstractNumId="21" w15:restartNumberingAfterBreak="0">
+  <w:abstractNum w:abstractNumId="23" w15:restartNumberingAfterBreak="0">
     <w:nsid w:val="44D02931"/>
     <w:multiLevelType w:val="multilevel"/>
     <w:tmpl w:val="1186A932"/>
@@ -3160,7 +4116,7 @@
       </w:pPr>
     </w:lvl>
   </w:abstractNum>
-  <w:abstractNum w:abstractNumId="22" w15:restartNumberingAfterBreak="0">
+  <w:abstractNum w:abstractNumId="24" w15:restartNumberingAfterBreak="0">
     <w:nsid w:val="49184EE7"/>
     <w:multiLevelType w:val="hybridMultilevel"/>
     <w:tmpl w:val="639E1852"/>
@@ -3273,7 +4229,7 @@
       </w:rPr>
     </w:lvl>
   </w:abstractNum>
-  <w:abstractNum w:abstractNumId="23" w15:restartNumberingAfterBreak="0">
+  <w:abstractNum w:abstractNumId="25" w15:restartNumberingAfterBreak="0">
     <w:nsid w:val="4BFB314E"/>
     <w:multiLevelType w:val="multilevel"/>
     <w:tmpl w:val="8620E33A"/>
@@ -3422,7 +4378,7 @@
       </w:rPr>
     </w:lvl>
   </w:abstractNum>
-  <w:abstractNum w:abstractNumId="24" w15:restartNumberingAfterBreak="0">
+  <w:abstractNum w:abstractNumId="26" w15:restartNumberingAfterBreak="0">
     <w:nsid w:val="4E067ED6"/>
     <w:multiLevelType w:val="multilevel"/>
     <w:tmpl w:val="4AE6D9DA"/>
@@ -3535,7 +4491,7 @@
       </w:pPr>
     </w:lvl>
   </w:abstractNum>
-  <w:abstractNum w:abstractNumId="25" w15:restartNumberingAfterBreak="0">
+  <w:abstractNum w:abstractNumId="27" w15:restartNumberingAfterBreak="0">
     <w:nsid w:val="4E9C0555"/>
     <w:multiLevelType w:val="multilevel"/>
     <w:tmpl w:val="6BECB9E6"/>
@@ -3648,7 +4604,7 @@
       </w:pPr>
     </w:lvl>
   </w:abstractNum>
-  <w:abstractNum w:abstractNumId="26" w15:restartNumberingAfterBreak="0">
+  <w:abstractNum w:abstractNumId="28" w15:restartNumberingAfterBreak="0">
     <w:nsid w:val="5242628E"/>
     <w:multiLevelType w:val="multilevel"/>
     <w:tmpl w:val="6CA80002"/>
@@ -3797,7 +4753,7 @@
       </w:rPr>
     </w:lvl>
   </w:abstractNum>
-  <w:abstractNum w:abstractNumId="27" w15:restartNumberingAfterBreak="0">
+  <w:abstractNum w:abstractNumId="29" w15:restartNumberingAfterBreak="0">
     <w:nsid w:val="5259653A"/>
     <w:multiLevelType w:val="multilevel"/>
     <w:tmpl w:val="3B9421FA"/>
@@ -3914,7 +4870,7 @@
       </w:pPr>
     </w:lvl>
   </w:abstractNum>
-  <w:abstractNum w:abstractNumId="28" w15:restartNumberingAfterBreak="0">
+  <w:abstractNum w:abstractNumId="30" w15:restartNumberingAfterBreak="0">
     <w:nsid w:val="5CF4559F"/>
     <w:multiLevelType w:val="multilevel"/>
     <w:tmpl w:val="11ECE630"/>
@@ -4027,7 +4983,7 @@
       </w:pPr>
     </w:lvl>
   </w:abstractNum>
-  <w:abstractNum w:abstractNumId="29" w15:restartNumberingAfterBreak="0">
+  <w:abstractNum w:abstractNumId="31" w15:restartNumberingAfterBreak="0">
     <w:nsid w:val="5D8578EA"/>
     <w:multiLevelType w:val="multilevel"/>
     <w:tmpl w:val="D93C4F30"/>
@@ -4176,7 +5132,7 @@
       </w:rPr>
     </w:lvl>
   </w:abstractNum>
-  <w:abstractNum w:abstractNumId="30" w15:restartNumberingAfterBreak="0">
+  <w:abstractNum w:abstractNumId="32" w15:restartNumberingAfterBreak="0">
     <w:nsid w:val="5F9A6F65"/>
     <w:multiLevelType w:val="multilevel"/>
     <w:tmpl w:val="80D6298A"/>
@@ -4289,7 +5245,7 @@
       </w:pPr>
     </w:lvl>
   </w:abstractNum>
-  <w:abstractNum w:abstractNumId="31" w15:restartNumberingAfterBreak="0">
+  <w:abstractNum w:abstractNumId="33" w15:restartNumberingAfterBreak="0">
     <w:nsid w:val="600A3CAA"/>
     <w:multiLevelType w:val="multilevel"/>
     <w:tmpl w:val="0C825B4A"/>
@@ -4438,7 +5394,7 @@
       </w:rPr>
     </w:lvl>
   </w:abstractNum>
-  <w:abstractNum w:abstractNumId="32" w15:restartNumberingAfterBreak="0">
+  <w:abstractNum w:abstractNumId="34" w15:restartNumberingAfterBreak="0">
     <w:nsid w:val="68293C1E"/>
     <w:multiLevelType w:val="multilevel"/>
     <w:tmpl w:val="1C86A914"/>
@@ -4551,7 +5507,7 @@
       </w:pPr>
     </w:lvl>
   </w:abstractNum>
-  <w:abstractNum w:abstractNumId="33" w15:restartNumberingAfterBreak="0">
+  <w:abstractNum w:abstractNumId="35" w15:restartNumberingAfterBreak="0">
     <w:nsid w:val="6B991D6C"/>
     <w:multiLevelType w:val="multilevel"/>
     <w:tmpl w:val="FDD22C96"/>
@@ -4668,7 +5624,7 @@
       </w:pPr>
     </w:lvl>
   </w:abstractNum>
-  <w:abstractNum w:abstractNumId="34" w15:restartNumberingAfterBreak="0">
+  <w:abstractNum w:abstractNumId="36" w15:restartNumberingAfterBreak="0">
     <w:nsid w:val="6BD509A2"/>
     <w:multiLevelType w:val="multilevel"/>
     <w:tmpl w:val="5CE88CA6"/>
@@ -4817,7 +5773,7 @@
       </w:rPr>
     </w:lvl>
   </w:abstractNum>
-  <w:abstractNum w:abstractNumId="35" w15:restartNumberingAfterBreak="0">
+  <w:abstractNum w:abstractNumId="37" w15:restartNumberingAfterBreak="0">
     <w:nsid w:val="6D506EF9"/>
     <w:multiLevelType w:val="multilevel"/>
     <w:tmpl w:val="3732CD02"/>
@@ -4966,7 +5922,7 @@
       </w:rPr>
     </w:lvl>
   </w:abstractNum>
-  <w:abstractNum w:abstractNumId="36" w15:restartNumberingAfterBreak="0">
+  <w:abstractNum w:abstractNumId="38" w15:restartNumberingAfterBreak="0">
     <w:nsid w:val="73A012DD"/>
     <w:multiLevelType w:val="multilevel"/>
     <w:tmpl w:val="ADF04CEA"/>
@@ -5115,7 +6071,7 @@
       </w:rPr>
     </w:lvl>
   </w:abstractNum>
-  <w:abstractNum w:abstractNumId="37" w15:restartNumberingAfterBreak="0">
+  <w:abstractNum w:abstractNumId="39" w15:restartNumberingAfterBreak="0">
     <w:nsid w:val="77C62C41"/>
     <w:multiLevelType w:val="hybridMultilevel"/>
     <w:tmpl w:val="D16C9E44"/>
@@ -5228,7 +6184,7 @@
       </w:rPr>
     </w:lvl>
   </w:abstractNum>
-  <w:abstractNum w:abstractNumId="38" w15:restartNumberingAfterBreak="0">
+  <w:abstractNum w:abstractNumId="40" w15:restartNumberingAfterBreak="0">
     <w:nsid w:val="7DFA42DF"/>
     <w:multiLevelType w:val="hybridMultilevel"/>
     <w:tmpl w:val="2A6E2CEA"/>
@@ -5314,7 +6270,7 @@
       </w:pPr>
     </w:lvl>
   </w:abstractNum>
-  <w:abstractNum w:abstractNumId="39" w15:restartNumberingAfterBreak="0">
+  <w:abstractNum w:abstractNumId="41" w15:restartNumberingAfterBreak="0">
     <w:nsid w:val="7F2179AF"/>
     <w:multiLevelType w:val="hybridMultilevel"/>
     <w:tmpl w:val="F29A82F0"/>
@@ -5428,124 +6384,130 @@
     </w:lvl>
   </w:abstractNum>
   <w:num w:numId="1" w16cid:durableId="1714421892">
+    <w:abstractNumId w:val="28"/>
+  </w:num>
+  <w:num w:numId="2" w16cid:durableId="1743790832">
+    <w:abstractNumId w:val="1"/>
+  </w:num>
+  <w:num w:numId="3" w16cid:durableId="1160578192">
+    <w:abstractNumId w:val="3"/>
+  </w:num>
+  <w:num w:numId="4" w16cid:durableId="297730711">
+    <w:abstractNumId w:val="14"/>
+  </w:num>
+  <w:num w:numId="5" w16cid:durableId="1686857546">
+    <w:abstractNumId w:val="8"/>
+  </w:num>
+  <w:num w:numId="6" w16cid:durableId="1887447754">
+    <w:abstractNumId w:val="25"/>
+  </w:num>
+  <w:num w:numId="7" w16cid:durableId="2075616766">
+    <w:abstractNumId w:val="12"/>
+  </w:num>
+  <w:num w:numId="8" w16cid:durableId="2083331524">
+    <w:abstractNumId w:val="4"/>
+  </w:num>
+  <w:num w:numId="9" w16cid:durableId="125394995">
+    <w:abstractNumId w:val="9"/>
+  </w:num>
+  <w:num w:numId="10" w16cid:durableId="1769690678">
+    <w:abstractNumId w:val="22"/>
+  </w:num>
+  <w:num w:numId="11" w16cid:durableId="306279264">
+    <w:abstractNumId w:val="36"/>
+  </w:num>
+  <w:num w:numId="12" w16cid:durableId="877351289">
+    <w:abstractNumId w:val="37"/>
+  </w:num>
+  <w:num w:numId="13" w16cid:durableId="699089827">
+    <w:abstractNumId w:val="27"/>
+  </w:num>
+  <w:num w:numId="14" w16cid:durableId="1881896109">
+    <w:abstractNumId w:val="29"/>
+  </w:num>
+  <w:num w:numId="15" w16cid:durableId="2366916">
+    <w:abstractNumId w:val="35"/>
+  </w:num>
+  <w:num w:numId="16" w16cid:durableId="127748588">
+    <w:abstractNumId w:val="10"/>
+  </w:num>
+  <w:num w:numId="17" w16cid:durableId="1258834220">
+    <w:abstractNumId w:val="5"/>
+  </w:num>
+  <w:num w:numId="18" w16cid:durableId="1072772949">
+    <w:abstractNumId w:val="33"/>
+  </w:num>
+  <w:num w:numId="19" w16cid:durableId="797072383">
+    <w:abstractNumId w:val="41"/>
+  </w:num>
+  <w:num w:numId="20" w16cid:durableId="1606188808">
+    <w:abstractNumId w:val="18"/>
+  </w:num>
+  <w:num w:numId="21" w16cid:durableId="884760495">
+    <w:abstractNumId w:val="40"/>
+  </w:num>
+  <w:num w:numId="22" w16cid:durableId="511578511">
+    <w:abstractNumId w:val="38"/>
+  </w:num>
+  <w:num w:numId="23" w16cid:durableId="258294613">
     <w:abstractNumId w:val="26"/>
   </w:num>
-  <w:num w:numId="2" w16cid:durableId="1743790832">
-    <w:abstractNumId w:val="0"/>
+  <w:num w:numId="24" w16cid:durableId="800004329">
+    <w:abstractNumId w:val="31"/>
   </w:num>
-  <w:num w:numId="3" w16cid:durableId="1160578192">
+  <w:num w:numId="25" w16cid:durableId="1871019940">
+    <w:abstractNumId w:val="13"/>
+  </w:num>
+  <w:num w:numId="26" w16cid:durableId="1319576901">
+    <w:abstractNumId w:val="39"/>
+  </w:num>
+  <w:num w:numId="27" w16cid:durableId="197667544">
+    <w:abstractNumId w:val="24"/>
+  </w:num>
+  <w:num w:numId="28" w16cid:durableId="1711803980">
+    <w:abstractNumId w:val="6"/>
+  </w:num>
+  <w:num w:numId="29" w16cid:durableId="1930962933">
+    <w:abstractNumId w:val="16"/>
+  </w:num>
+  <w:num w:numId="30" w16cid:durableId="928318475">
+    <w:abstractNumId w:val="11"/>
+  </w:num>
+  <w:num w:numId="31" w16cid:durableId="816145543">
+    <w:abstractNumId w:val="23"/>
+  </w:num>
+  <w:num w:numId="32" w16cid:durableId="1992907896">
+    <w:abstractNumId w:val="34"/>
+  </w:num>
+  <w:num w:numId="33" w16cid:durableId="62921958">
+    <w:abstractNumId w:val="15"/>
+  </w:num>
+  <w:num w:numId="34" w16cid:durableId="1860461893">
+    <w:abstractNumId w:val="32"/>
+  </w:num>
+  <w:num w:numId="35" w16cid:durableId="530730734">
+    <w:abstractNumId w:val="30"/>
+  </w:num>
+  <w:num w:numId="36" w16cid:durableId="337928353">
+    <w:abstractNumId w:val="17"/>
+  </w:num>
+  <w:num w:numId="37" w16cid:durableId="301808459">
+    <w:abstractNumId w:val="21"/>
+  </w:num>
+  <w:num w:numId="38" w16cid:durableId="1024942042">
     <w:abstractNumId w:val="2"/>
   </w:num>
-  <w:num w:numId="4" w16cid:durableId="297730711">
-    <w:abstractNumId w:val="12"/>
+  <w:num w:numId="39" w16cid:durableId="951863938">
+    <w:abstractNumId w:val="19"/>
   </w:num>
-  <w:num w:numId="5" w16cid:durableId="1686857546">
-    <w:abstractNumId w:val="6"/>
+  <w:num w:numId="40" w16cid:durableId="1534928469">
+    <w:abstractNumId w:val="20"/>
   </w:num>
-  <w:num w:numId="6" w16cid:durableId="1887447754">
-    <w:abstractNumId w:val="23"/>
-  </w:num>
-  <w:num w:numId="7" w16cid:durableId="2075616766">
-    <w:abstractNumId w:val="10"/>
-  </w:num>
-  <w:num w:numId="8" w16cid:durableId="2083331524">
-    <w:abstractNumId w:val="3"/>
-  </w:num>
-  <w:num w:numId="9" w16cid:durableId="125394995">
+  <w:num w:numId="41" w16cid:durableId="1959943500">
     <w:abstractNumId w:val="7"/>
   </w:num>
-  <w:num w:numId="10" w16cid:durableId="1769690678">
-    <w:abstractNumId w:val="20"/>
-  </w:num>
-  <w:num w:numId="11" w16cid:durableId="306279264">
-    <w:abstractNumId w:val="34"/>
-  </w:num>
-  <w:num w:numId="12" w16cid:durableId="877351289">
-    <w:abstractNumId w:val="35"/>
-  </w:num>
-  <w:num w:numId="13" w16cid:durableId="699089827">
-    <w:abstractNumId w:val="25"/>
-  </w:num>
-  <w:num w:numId="14" w16cid:durableId="1881896109">
-    <w:abstractNumId w:val="27"/>
-  </w:num>
-  <w:num w:numId="15" w16cid:durableId="2366916">
-    <w:abstractNumId w:val="33"/>
-  </w:num>
-  <w:num w:numId="16" w16cid:durableId="127748588">
-    <w:abstractNumId w:val="8"/>
-  </w:num>
-  <w:num w:numId="17" w16cid:durableId="1258834220">
-    <w:abstractNumId w:val="4"/>
-  </w:num>
-  <w:num w:numId="18" w16cid:durableId="1072772949">
-    <w:abstractNumId w:val="31"/>
-  </w:num>
-  <w:num w:numId="19" w16cid:durableId="797072383">
-    <w:abstractNumId w:val="39"/>
-  </w:num>
-  <w:num w:numId="20" w16cid:durableId="1606188808">
-    <w:abstractNumId w:val="16"/>
-  </w:num>
-  <w:num w:numId="21" w16cid:durableId="884760495">
-    <w:abstractNumId w:val="38"/>
-  </w:num>
-  <w:num w:numId="22" w16cid:durableId="511578511">
-    <w:abstractNumId w:val="36"/>
-  </w:num>
-  <w:num w:numId="23" w16cid:durableId="258294613">
-    <w:abstractNumId w:val="24"/>
-  </w:num>
-  <w:num w:numId="24" w16cid:durableId="800004329">
-    <w:abstractNumId w:val="29"/>
-  </w:num>
-  <w:num w:numId="25" w16cid:durableId="1871019940">
-    <w:abstractNumId w:val="11"/>
-  </w:num>
-  <w:num w:numId="26" w16cid:durableId="1319576901">
-    <w:abstractNumId w:val="37"/>
-  </w:num>
-  <w:num w:numId="27" w16cid:durableId="197667544">
-    <w:abstractNumId w:val="22"/>
-  </w:num>
-  <w:num w:numId="28" w16cid:durableId="1711803980">
-    <w:abstractNumId w:val="5"/>
-  </w:num>
-  <w:num w:numId="29" w16cid:durableId="1930962933">
-    <w:abstractNumId w:val="14"/>
-  </w:num>
-  <w:num w:numId="30" w16cid:durableId="928318475">
-    <w:abstractNumId w:val="9"/>
-  </w:num>
-  <w:num w:numId="31" w16cid:durableId="816145543">
-    <w:abstractNumId w:val="21"/>
-  </w:num>
-  <w:num w:numId="32" w16cid:durableId="1992907896">
-    <w:abstractNumId w:val="32"/>
-  </w:num>
-  <w:num w:numId="33" w16cid:durableId="62921958">
-    <w:abstractNumId w:val="13"/>
-  </w:num>
-  <w:num w:numId="34" w16cid:durableId="1860461893">
-    <w:abstractNumId w:val="30"/>
-  </w:num>
-  <w:num w:numId="35" w16cid:durableId="530730734">
-    <w:abstractNumId w:val="28"/>
-  </w:num>
-  <w:num w:numId="36" w16cid:durableId="337928353">
-    <w:abstractNumId w:val="15"/>
-  </w:num>
-  <w:num w:numId="37" w16cid:durableId="301808459">
-    <w:abstractNumId w:val="19"/>
-  </w:num>
-  <w:num w:numId="38" w16cid:durableId="1024942042">
-    <w:abstractNumId w:val="1"/>
-  </w:num>
-  <w:num w:numId="39" w16cid:durableId="951863938">
-    <w:abstractNumId w:val="17"/>
-  </w:num>
-  <w:num w:numId="40" w16cid:durableId="1534928469">
-    <w:abstractNumId w:val="18"/>
+  <w:num w:numId="42" w16cid:durableId="1167676500">
+    <w:abstractNumId w:val="0"/>
   </w:num>
 </w:numbering>
 </file>
